--- a/6-过程管理/流程制度规范类文件/JXTX-06-06-变更管理制度.docx
+++ b/6-过程管理/流程制度规范类文件/JXTX-06-06-变更管理制度.docx
@@ -22,6 +22,57 @@
         <w:textAlignment w:val="baseline"/>
       </w:pPr>
       <w:bookmarkStart w:id="0" w:name="_Toc19962"/>
+      <w:r>
+        <w:drawing>
+          <wp:anchor distT="0" distB="0" distL="114300" distR="114300" simplePos="0" relativeHeight="251661312" behindDoc="1" locked="0" layoutInCell="1" allowOverlap="1">
+            <wp:simplePos x="0" y="0"/>
+            <wp:positionH relativeFrom="column">
+              <wp:posOffset>-19050</wp:posOffset>
+            </wp:positionH>
+            <wp:positionV relativeFrom="paragraph">
+              <wp:posOffset>-22225</wp:posOffset>
+            </wp:positionV>
+            <wp:extent cx="5304790" cy="8893810"/>
+            <wp:effectExtent l="0" t="0" r="13970" b="6350"/>
+            <wp:wrapNone/>
+            <wp:docPr id="1" name="图片 1"/>
+            <wp:cNvGraphicFramePr>
+              <a:graphicFrameLocks xmlns:a="http://schemas.openxmlformats.org/drawingml/2006/main" noChangeAspect="1"/>
+            </wp:cNvGraphicFramePr>
+            <a:graphic xmlns:a="http://schemas.openxmlformats.org/drawingml/2006/main">
+              <a:graphicData uri="http://schemas.openxmlformats.org/drawingml/2006/picture">
+                <pic:pic xmlns:pic="http://schemas.openxmlformats.org/drawingml/2006/picture">
+                  <pic:nvPicPr>
+                    <pic:cNvPr id="1" name="图片 1"/>
+                    <pic:cNvPicPr>
+                      <a:picLocks noChangeAspect="1"/>
+                    </pic:cNvPicPr>
+                  </pic:nvPicPr>
+                  <pic:blipFill>
+                    <a:blip r:embed="rId7"/>
+                    <a:stretch>
+                      <a:fillRect/>
+                    </a:stretch>
+                  </pic:blipFill>
+                  <pic:spPr>
+                    <a:xfrm>
+                      <a:off x="0" y="0"/>
+                      <a:ext cx="5304790" cy="8893810"/>
+                    </a:xfrm>
+                    <a:prstGeom prst="rect">
+                      <a:avLst/>
+                    </a:prstGeom>
+                    <a:noFill/>
+                    <a:ln>
+                      <a:noFill/>
+                    </a:ln>
+                  </pic:spPr>
+                </pic:pic>
+              </a:graphicData>
+            </a:graphic>
+          </wp:anchor>
+        </w:drawing>
+      </w:r>
       <w:r>
         <w:drawing>
           <wp:anchor distT="0" distB="0" distL="114300" distR="114300" simplePos="0" relativeHeight="251660288" behindDoc="1" locked="0" layoutInCell="1" allowOverlap="1">
@@ -49,7 +100,7 @@
                     </pic:cNvPicPr>
                   </pic:nvPicPr>
                   <pic:blipFill>
-                    <a:blip r:embed="rId7"/>
+                    <a:blip r:embed="rId8"/>
                     <a:stretch>
                       <a:fillRect/>
                     </a:stretch>
@@ -104,7 +155,7 @@
                     </pic:cNvPicPr>
                   </pic:nvPicPr>
                   <pic:blipFill>
-                    <a:blip r:embed="rId8">
+                    <a:blip r:embed="rId9">
                       <a:alphaModFix amt="58000"/>
                       <a:lum contrast="-52000"/>
                     </a:blip>
@@ -1940,8 +1991,6 @@
         <w:snapToGrid w:val="0"/>
         <w:textAlignment w:val="baseline"/>
       </w:pPr>
-      <w:bookmarkStart w:id="18" w:name="_GoBack"/>
-      <w:bookmarkEnd w:id="18"/>
       <w:r>
         <w:br w:type="page"/>
       </w:r>
@@ -3737,7 +3786,6 @@
             <w:insideH w:val="single" w:color="auto" w:sz="4" w:space="0"/>
             <w:insideV w:val="single" w:color="auto" w:sz="4" w:space="0"/>
           </w:tblBorders>
-          <w:shd w:val="clear" w:color="auto" w:fill="auto"/>
           <w:tblCellMar>
             <w:top w:w="15" w:type="dxa"/>
             <w:left w:w="15" w:type="dxa"/>
@@ -5889,7 +5937,6 @@
             <w:insideH w:val="single" w:color="auto" w:sz="4" w:space="0"/>
             <w:insideV w:val="single" w:color="auto" w:sz="4" w:space="0"/>
           </w:tblBorders>
-          <w:shd w:val="clear" w:color="auto" w:fill="auto"/>
           <w:tblCellMar>
             <w:top w:w="15" w:type="dxa"/>
             <w:left w:w="15" w:type="dxa"/>
@@ -6760,13 +6807,530 @@
     <w:p>
       <w:pPr>
         <w:pStyle w:val="28"/>
+        <w:keepNext w:val="0"/>
+        <w:keepLines w:val="0"/>
+        <w:pageBreakBefore w:val="0"/>
+        <w:widowControl w:val="0"/>
+        <w:kinsoku w:val="0"/>
+        <w:wordWrap/>
+        <w:overflowPunct/>
+        <w:topLinePunct w:val="0"/>
+        <w:autoSpaceDE w:val="0"/>
+        <w:autoSpaceDN w:val="0"/>
         <w:bidi w:val="0"/>
+        <w:adjustRightInd w:val="0"/>
+        <w:snapToGrid w:val="0"/>
+        <w:textAlignment w:val="baseline"/>
         <w:rPr>
           <w:rFonts w:hint="eastAsia"/>
           <w:lang w:val="en-US" w:eastAsia="zh-CN"/>
         </w:rPr>
       </w:pPr>
       <w:bookmarkStart w:id="17" w:name="_Toc3838"/>
+      <w:r>
+        <w:rPr>
+          <w:rFonts w:hint="eastAsia"/>
+          <w:lang w:val="en-US" w:eastAsia="zh-CN"/>
+        </w:rPr>
+        <w:t>考核指标</w:t>
+      </w:r>
+    </w:p>
+    <w:tbl>
+      <w:tblPr>
+        <w:tblStyle w:val="20"/>
+        <w:tblW w:w="7675" w:type="dxa"/>
+        <w:tblInd w:w="96" w:type="dxa"/>
+        <w:tblBorders>
+          <w:top w:val="none" w:color="auto" w:sz="0" w:space="0"/>
+          <w:left w:val="none" w:color="auto" w:sz="0" w:space="0"/>
+          <w:bottom w:val="none" w:color="auto" w:sz="0" w:space="0"/>
+          <w:right w:val="none" w:color="auto" w:sz="0" w:space="0"/>
+          <w:insideH w:val="none" w:color="auto" w:sz="0" w:space="0"/>
+          <w:insideV w:val="none" w:color="auto" w:sz="0" w:space="0"/>
+        </w:tblBorders>
+        <w:shd w:val="clear" w:color="auto" w:fill="auto"/>
+        <w:tblLayout w:type="autofit"/>
+        <w:tblCellMar>
+          <w:top w:w="0" w:type="dxa"/>
+          <w:left w:w="108" w:type="dxa"/>
+          <w:bottom w:w="0" w:type="dxa"/>
+          <w:right w:w="108" w:type="dxa"/>
+        </w:tblCellMar>
+      </w:tblPr>
+      <w:tblGrid>
+        <w:gridCol w:w="1411"/>
+        <w:gridCol w:w="1428"/>
+        <w:gridCol w:w="3780"/>
+        <w:gridCol w:w="1056"/>
+      </w:tblGrid>
+      <w:tr>
+        <w:tblPrEx>
+          <w:tblBorders>
+            <w:top w:val="none" w:color="auto" w:sz="0" w:space="0"/>
+            <w:left w:val="none" w:color="auto" w:sz="0" w:space="0"/>
+            <w:bottom w:val="none" w:color="auto" w:sz="0" w:space="0"/>
+            <w:right w:val="none" w:color="auto" w:sz="0" w:space="0"/>
+            <w:insideH w:val="none" w:color="auto" w:sz="0" w:space="0"/>
+            <w:insideV w:val="none" w:color="auto" w:sz="0" w:space="0"/>
+          </w:tblBorders>
+          <w:shd w:val="clear" w:color="auto" w:fill="auto"/>
+          <w:tblCellMar>
+            <w:top w:w="0" w:type="dxa"/>
+            <w:left w:w="108" w:type="dxa"/>
+            <w:bottom w:w="0" w:type="dxa"/>
+            <w:right w:w="108" w:type="dxa"/>
+          </w:tblCellMar>
+        </w:tblPrEx>
+        <w:trPr>
+          <w:trHeight w:val="493" w:hRule="atLeast"/>
+        </w:trPr>
+        <w:tc>
+          <w:tcPr>
+            <w:tcW w:w="1411" w:type="dxa"/>
+            <w:tcBorders>
+              <w:top w:val="single" w:color="000000" w:sz="4" w:space="0"/>
+              <w:left w:val="single" w:color="000000" w:sz="4" w:space="0"/>
+              <w:bottom w:val="single" w:color="000000" w:sz="4" w:space="0"/>
+              <w:right w:val="single" w:color="000000" w:sz="4" w:space="0"/>
+            </w:tcBorders>
+            <w:shd w:val="clear" w:color="auto" w:fill="C0C0C0"/>
+            <w:vAlign w:val="center"/>
+          </w:tcPr>
+          <w:p>
+            <w:pPr>
+              <w:keepNext w:val="0"/>
+              <w:keepLines w:val="0"/>
+              <w:widowControl/>
+              <w:suppressLineNumbers w:val="0"/>
+              <w:jc w:val="center"/>
+              <w:textAlignment w:val="center"/>
+              <w:rPr>
+                <w:rFonts w:hint="default" w:ascii="楷体_GB2312" w:hAnsi="宋体" w:eastAsia="楷体_GB2312" w:cs="楷体_GB2312"/>
+                <w:b/>
+                <w:bCs/>
+                <w:i w:val="0"/>
+                <w:iCs w:val="0"/>
+                <w:color w:val="000000"/>
+                <w:sz w:val="22"/>
+                <w:szCs w:val="22"/>
+                <w:u w:val="none"/>
+              </w:rPr>
+            </w:pPr>
+            <w:r>
+              <w:rPr>
+                <w:rFonts w:hint="default" w:ascii="楷体_GB2312" w:hAnsi="宋体" w:eastAsia="楷体_GB2312" w:cs="楷体_GB2312"/>
+                <w:b/>
+                <w:bCs/>
+                <w:i w:val="0"/>
+                <w:iCs w:val="0"/>
+                <w:snapToGrid w:val="0"/>
+                <w:color w:val="000000"/>
+                <w:kern w:val="0"/>
+                <w:sz w:val="22"/>
+                <w:szCs w:val="22"/>
+                <w:u w:val="none"/>
+                <w:lang w:val="en-US" w:eastAsia="zh-CN" w:bidi="ar"/>
+              </w:rPr>
+              <w:t>KPI</w:t>
+            </w:r>
+          </w:p>
+        </w:tc>
+        <w:tc>
+          <w:tcPr>
+            <w:tcW w:w="1428" w:type="dxa"/>
+            <w:tcBorders>
+              <w:top w:val="single" w:color="000000" w:sz="4" w:space="0"/>
+              <w:left w:val="single" w:color="000000" w:sz="4" w:space="0"/>
+              <w:bottom w:val="single" w:color="000000" w:sz="4" w:space="0"/>
+              <w:right w:val="single" w:color="000000" w:sz="4" w:space="0"/>
+            </w:tcBorders>
+            <w:shd w:val="clear" w:color="auto" w:fill="C0C0C0"/>
+            <w:vAlign w:val="center"/>
+          </w:tcPr>
+          <w:p>
+            <w:pPr>
+              <w:keepNext w:val="0"/>
+              <w:keepLines w:val="0"/>
+              <w:widowControl/>
+              <w:suppressLineNumbers w:val="0"/>
+              <w:jc w:val="center"/>
+              <w:textAlignment w:val="center"/>
+              <w:rPr>
+                <w:rFonts w:hint="default" w:ascii="楷体_GB2312" w:hAnsi="宋体" w:eastAsia="楷体_GB2312" w:cs="楷体_GB2312"/>
+                <w:b/>
+                <w:bCs/>
+                <w:i w:val="0"/>
+                <w:iCs w:val="0"/>
+                <w:color w:val="000000"/>
+                <w:sz w:val="22"/>
+                <w:szCs w:val="22"/>
+                <w:u w:val="none"/>
+              </w:rPr>
+            </w:pPr>
+            <w:r>
+              <w:rPr>
+                <w:rFonts w:hint="default" w:ascii="楷体_GB2312" w:hAnsi="宋体" w:eastAsia="楷体_GB2312" w:cs="楷体_GB2312"/>
+                <w:b/>
+                <w:bCs/>
+                <w:i w:val="0"/>
+                <w:iCs w:val="0"/>
+                <w:snapToGrid w:val="0"/>
+                <w:color w:val="000000"/>
+                <w:kern w:val="0"/>
+                <w:sz w:val="22"/>
+                <w:szCs w:val="22"/>
+                <w:u w:val="none"/>
+                <w:lang w:val="en-US" w:eastAsia="zh-CN" w:bidi="ar"/>
+              </w:rPr>
+              <w:t>目标值</w:t>
+            </w:r>
+          </w:p>
+        </w:tc>
+        <w:tc>
+          <w:tcPr>
+            <w:tcW w:w="3780" w:type="dxa"/>
+            <w:tcBorders>
+              <w:top w:val="single" w:color="000000" w:sz="4" w:space="0"/>
+              <w:left w:val="single" w:color="000000" w:sz="4" w:space="0"/>
+              <w:bottom w:val="single" w:color="000000" w:sz="4" w:space="0"/>
+              <w:right w:val="single" w:color="000000" w:sz="4" w:space="0"/>
+            </w:tcBorders>
+            <w:shd w:val="clear" w:color="auto" w:fill="C0C0C0"/>
+            <w:vAlign w:val="center"/>
+          </w:tcPr>
+          <w:p>
+            <w:pPr>
+              <w:keepNext w:val="0"/>
+              <w:keepLines w:val="0"/>
+              <w:widowControl/>
+              <w:suppressLineNumbers w:val="0"/>
+              <w:jc w:val="center"/>
+              <w:textAlignment w:val="center"/>
+              <w:rPr>
+                <w:rFonts w:hint="default" w:ascii="楷体_GB2312" w:hAnsi="宋体" w:eastAsia="楷体_GB2312" w:cs="楷体_GB2312"/>
+                <w:b/>
+                <w:bCs/>
+                <w:i w:val="0"/>
+                <w:iCs w:val="0"/>
+                <w:color w:val="000000"/>
+                <w:sz w:val="22"/>
+                <w:szCs w:val="22"/>
+                <w:u w:val="none"/>
+              </w:rPr>
+            </w:pPr>
+            <w:bookmarkStart w:id="18" w:name="_GoBack"/>
+            <w:bookmarkEnd w:id="18"/>
+            <w:r>
+              <w:rPr>
+                <w:rFonts w:hint="default" w:ascii="楷体_GB2312" w:hAnsi="宋体" w:eastAsia="楷体_GB2312" w:cs="楷体_GB2312"/>
+                <w:b/>
+                <w:bCs/>
+                <w:i w:val="0"/>
+                <w:iCs w:val="0"/>
+                <w:snapToGrid w:val="0"/>
+                <w:color w:val="000000"/>
+                <w:kern w:val="0"/>
+                <w:sz w:val="22"/>
+                <w:szCs w:val="22"/>
+                <w:u w:val="none"/>
+                <w:lang w:val="en-US" w:eastAsia="zh-CN" w:bidi="ar"/>
+              </w:rPr>
+              <w:t>计算公式/方法</w:t>
+            </w:r>
+          </w:p>
+        </w:tc>
+        <w:tc>
+          <w:tcPr>
+            <w:tcW w:w="1056" w:type="dxa"/>
+            <w:tcBorders>
+              <w:top w:val="single" w:color="000000" w:sz="4" w:space="0"/>
+              <w:left w:val="single" w:color="000000" w:sz="4" w:space="0"/>
+              <w:bottom w:val="single" w:color="000000" w:sz="4" w:space="0"/>
+              <w:right w:val="single" w:color="000000" w:sz="4" w:space="0"/>
+            </w:tcBorders>
+            <w:shd w:val="clear" w:color="auto" w:fill="C0C0C0"/>
+            <w:vAlign w:val="center"/>
+          </w:tcPr>
+          <w:p>
+            <w:pPr>
+              <w:keepNext w:val="0"/>
+              <w:keepLines w:val="0"/>
+              <w:widowControl/>
+              <w:suppressLineNumbers w:val="0"/>
+              <w:jc w:val="center"/>
+              <w:textAlignment w:val="center"/>
+              <w:rPr>
+                <w:rFonts w:hint="default" w:ascii="楷体_GB2312" w:hAnsi="宋体" w:eastAsia="楷体_GB2312" w:cs="楷体_GB2312"/>
+                <w:b/>
+                <w:bCs/>
+                <w:i w:val="0"/>
+                <w:iCs w:val="0"/>
+                <w:color w:val="000000"/>
+                <w:sz w:val="22"/>
+                <w:szCs w:val="22"/>
+                <w:u w:val="none"/>
+              </w:rPr>
+            </w:pPr>
+            <w:r>
+              <w:rPr>
+                <w:rFonts w:hint="default" w:ascii="楷体_GB2312" w:hAnsi="宋体" w:eastAsia="楷体_GB2312" w:cs="楷体_GB2312"/>
+                <w:b/>
+                <w:bCs/>
+                <w:i w:val="0"/>
+                <w:iCs w:val="0"/>
+                <w:snapToGrid w:val="0"/>
+                <w:color w:val="000000"/>
+                <w:kern w:val="0"/>
+                <w:sz w:val="22"/>
+                <w:szCs w:val="22"/>
+                <w:u w:val="none"/>
+                <w:lang w:val="en-US" w:eastAsia="zh-CN" w:bidi="ar"/>
+              </w:rPr>
+              <w:t>频度</w:t>
+            </w:r>
+          </w:p>
+        </w:tc>
+      </w:tr>
+      <w:tr>
+        <w:tblPrEx>
+          <w:tblBorders>
+            <w:top w:val="none" w:color="auto" w:sz="0" w:space="0"/>
+            <w:left w:val="none" w:color="auto" w:sz="0" w:space="0"/>
+            <w:bottom w:val="none" w:color="auto" w:sz="0" w:space="0"/>
+            <w:right w:val="none" w:color="auto" w:sz="0" w:space="0"/>
+            <w:insideH w:val="none" w:color="auto" w:sz="0" w:space="0"/>
+            <w:insideV w:val="none" w:color="auto" w:sz="0" w:space="0"/>
+          </w:tblBorders>
+          <w:shd w:val="clear" w:color="auto" w:fill="auto"/>
+          <w:tblCellMar>
+            <w:top w:w="0" w:type="dxa"/>
+            <w:left w:w="108" w:type="dxa"/>
+            <w:bottom w:w="0" w:type="dxa"/>
+            <w:right w:w="108" w:type="dxa"/>
+          </w:tblCellMar>
+        </w:tblPrEx>
+        <w:trPr>
+          <w:trHeight w:val="493" w:hRule="atLeast"/>
+        </w:trPr>
+        <w:tc>
+          <w:tcPr>
+            <w:tcW w:w="1411" w:type="dxa"/>
+            <w:tcBorders>
+              <w:top w:val="single" w:color="000000" w:sz="4" w:space="0"/>
+              <w:left w:val="single" w:color="000000" w:sz="4" w:space="0"/>
+              <w:bottom w:val="single" w:color="000000" w:sz="4" w:space="0"/>
+              <w:right w:val="single" w:color="000000" w:sz="4" w:space="0"/>
+            </w:tcBorders>
+            <w:shd w:val="clear" w:color="auto" w:fill="auto"/>
+            <w:vAlign w:val="center"/>
+          </w:tcPr>
+          <w:p>
+            <w:pPr>
+              <w:keepNext w:val="0"/>
+              <w:keepLines w:val="0"/>
+              <w:widowControl/>
+              <w:suppressLineNumbers w:val="0"/>
+              <w:jc w:val="left"/>
+              <w:textAlignment w:val="center"/>
+              <w:rPr>
+                <w:rFonts w:hint="default" w:ascii="楷体_GB2312" w:hAnsi="宋体" w:eastAsia="楷体_GB2312" w:cs="楷体_GB2312"/>
+                <w:b/>
+                <w:bCs/>
+                <w:i w:val="0"/>
+                <w:iCs w:val="0"/>
+                <w:snapToGrid w:val="0"/>
+                <w:color w:val="000000"/>
+                <w:kern w:val="0"/>
+                <w:sz w:val="22"/>
+                <w:szCs w:val="22"/>
+                <w:u w:val="none"/>
+                <w:lang w:val="en-US" w:eastAsia="zh-CN" w:bidi="ar"/>
+              </w:rPr>
+            </w:pPr>
+            <w:r>
+              <w:rPr>
+                <w:rFonts w:hint="eastAsia" w:ascii="宋体" w:hAnsi="宋体" w:eastAsia="宋体" w:cs="宋体"/>
+                <w:i w:val="0"/>
+                <w:iCs w:val="0"/>
+                <w:snapToGrid w:val="0"/>
+                <w:color w:val="000000"/>
+                <w:kern w:val="0"/>
+                <w:sz w:val="21"/>
+                <w:szCs w:val="21"/>
+                <w:u w:val="none"/>
+                <w:lang w:val="en-US" w:eastAsia="zh-CN" w:bidi="ar"/>
+              </w:rPr>
+              <w:t>变更成功率</w:t>
+            </w:r>
+          </w:p>
+        </w:tc>
+        <w:tc>
+          <w:tcPr>
+            <w:tcW w:w="1428" w:type="dxa"/>
+            <w:tcBorders>
+              <w:top w:val="single" w:color="000000" w:sz="4" w:space="0"/>
+              <w:left w:val="single" w:color="000000" w:sz="4" w:space="0"/>
+              <w:bottom w:val="single" w:color="000000" w:sz="4" w:space="0"/>
+              <w:right w:val="single" w:color="000000" w:sz="4" w:space="0"/>
+            </w:tcBorders>
+            <w:shd w:val="clear" w:color="auto" w:fill="auto"/>
+            <w:vAlign w:val="center"/>
+          </w:tcPr>
+          <w:p>
+            <w:pPr>
+              <w:keepNext w:val="0"/>
+              <w:keepLines w:val="0"/>
+              <w:widowControl/>
+              <w:suppressLineNumbers w:val="0"/>
+              <w:jc w:val="left"/>
+              <w:textAlignment w:val="center"/>
+              <w:rPr>
+                <w:rFonts w:hint="default" w:ascii="楷体_GB2312" w:hAnsi="宋体" w:eastAsia="楷体_GB2312" w:cs="楷体_GB2312"/>
+                <w:b/>
+                <w:bCs/>
+                <w:i w:val="0"/>
+                <w:iCs w:val="0"/>
+                <w:snapToGrid w:val="0"/>
+                <w:color w:val="000000"/>
+                <w:kern w:val="0"/>
+                <w:sz w:val="22"/>
+                <w:szCs w:val="22"/>
+                <w:u w:val="none"/>
+                <w:lang w:val="en-US" w:eastAsia="zh-CN" w:bidi="ar"/>
+              </w:rPr>
+            </w:pPr>
+            <w:r>
+              <w:rPr>
+                <w:rFonts w:hint="eastAsia" w:ascii="宋体" w:hAnsi="宋体" w:eastAsia="宋体" w:cs="宋体"/>
+                <w:i w:val="0"/>
+                <w:iCs w:val="0"/>
+                <w:snapToGrid w:val="0"/>
+                <w:color w:val="000000"/>
+                <w:kern w:val="0"/>
+                <w:sz w:val="21"/>
+                <w:szCs w:val="21"/>
+                <w:u w:val="none"/>
+                <w:lang w:val="en-US" w:eastAsia="zh-CN" w:bidi="ar"/>
+              </w:rPr>
+              <w:t>≥98%</w:t>
+            </w:r>
+          </w:p>
+        </w:tc>
+        <w:tc>
+          <w:tcPr>
+            <w:tcW w:w="3780" w:type="dxa"/>
+            <w:tcBorders>
+              <w:top w:val="single" w:color="000000" w:sz="4" w:space="0"/>
+              <w:left w:val="single" w:color="000000" w:sz="4" w:space="0"/>
+              <w:bottom w:val="single" w:color="000000" w:sz="4" w:space="0"/>
+              <w:right w:val="single" w:color="000000" w:sz="4" w:space="0"/>
+            </w:tcBorders>
+            <w:shd w:val="clear" w:color="auto" w:fill="auto"/>
+            <w:vAlign w:val="center"/>
+          </w:tcPr>
+          <w:p>
+            <w:pPr>
+              <w:keepNext w:val="0"/>
+              <w:keepLines w:val="0"/>
+              <w:widowControl/>
+              <w:suppressLineNumbers w:val="0"/>
+              <w:jc w:val="left"/>
+              <w:textAlignment w:val="center"/>
+              <w:rPr>
+                <w:rFonts w:hint="default" w:ascii="楷体_GB2312" w:hAnsi="宋体" w:eastAsia="楷体_GB2312" w:cs="楷体_GB2312"/>
+                <w:b/>
+                <w:bCs/>
+                <w:i w:val="0"/>
+                <w:iCs w:val="0"/>
+                <w:snapToGrid w:val="0"/>
+                <w:color w:val="000000"/>
+                <w:kern w:val="0"/>
+                <w:sz w:val="22"/>
+                <w:szCs w:val="22"/>
+                <w:u w:val="none"/>
+                <w:lang w:val="en-US" w:eastAsia="zh-CN" w:bidi="ar"/>
+              </w:rPr>
+            </w:pPr>
+            <w:r>
+              <w:rPr>
+                <w:rFonts w:hint="eastAsia" w:ascii="宋体" w:hAnsi="宋体" w:eastAsia="宋体" w:cs="宋体"/>
+                <w:i w:val="0"/>
+                <w:iCs w:val="0"/>
+                <w:snapToGrid w:val="0"/>
+                <w:color w:val="000000"/>
+                <w:kern w:val="0"/>
+                <w:sz w:val="21"/>
+                <w:szCs w:val="21"/>
+                <w:u w:val="none"/>
+                <w:lang w:val="en-US" w:eastAsia="zh-CN" w:bidi="ar"/>
+              </w:rPr>
+              <w:t>（变更成功的数量/变更总数)*100%</w:t>
+            </w:r>
+          </w:p>
+        </w:tc>
+        <w:tc>
+          <w:tcPr>
+            <w:tcW w:w="1056" w:type="dxa"/>
+            <w:tcBorders>
+              <w:top w:val="single" w:color="000000" w:sz="4" w:space="0"/>
+              <w:left w:val="single" w:color="000000" w:sz="4" w:space="0"/>
+              <w:bottom w:val="single" w:color="000000" w:sz="4" w:space="0"/>
+              <w:right w:val="single" w:color="000000" w:sz="4" w:space="0"/>
+            </w:tcBorders>
+            <w:shd w:val="clear" w:color="auto" w:fill="auto"/>
+            <w:vAlign w:val="center"/>
+          </w:tcPr>
+          <w:p>
+            <w:pPr>
+              <w:keepNext w:val="0"/>
+              <w:keepLines w:val="0"/>
+              <w:widowControl/>
+              <w:suppressLineNumbers w:val="0"/>
+              <w:jc w:val="left"/>
+              <w:textAlignment w:val="center"/>
+              <w:rPr>
+                <w:rFonts w:hint="default" w:ascii="楷体_GB2312" w:hAnsi="宋体" w:eastAsia="楷体_GB2312" w:cs="楷体_GB2312"/>
+                <w:b/>
+                <w:bCs/>
+                <w:i w:val="0"/>
+                <w:iCs w:val="0"/>
+                <w:snapToGrid w:val="0"/>
+                <w:color w:val="000000"/>
+                <w:kern w:val="0"/>
+                <w:sz w:val="22"/>
+                <w:szCs w:val="22"/>
+                <w:u w:val="none"/>
+                <w:lang w:val="en-US" w:eastAsia="zh-CN" w:bidi="ar"/>
+              </w:rPr>
+            </w:pPr>
+            <w:r>
+              <w:rPr>
+                <w:rFonts w:hint="eastAsia" w:ascii="宋体" w:hAnsi="宋体" w:eastAsia="宋体" w:cs="宋体"/>
+                <w:i w:val="0"/>
+                <w:iCs w:val="0"/>
+                <w:snapToGrid w:val="0"/>
+                <w:color w:val="000000"/>
+                <w:kern w:val="0"/>
+                <w:sz w:val="21"/>
+                <w:szCs w:val="21"/>
+                <w:u w:val="none"/>
+                <w:lang w:val="en-US" w:eastAsia="zh-CN" w:bidi="ar"/>
+              </w:rPr>
+              <w:t>月度</w:t>
+            </w:r>
+          </w:p>
+        </w:tc>
+      </w:tr>
+    </w:tbl>
+    <w:p>
+      <w:pPr>
+        <w:pStyle w:val="28"/>
+        <w:bidi w:val="0"/>
+        <w:rPr>
+          <w:rFonts w:hint="eastAsia"/>
+          <w:lang w:val="en-US" w:eastAsia="zh-CN"/>
+        </w:rPr>
+      </w:pPr>
       <w:r>
         <w:rPr>
           <w:rFonts w:hint="eastAsia"/>

--- a/6-过程管理/流程制度规范类文件/JXTX-06-06-变更管理制度.docx
+++ b/6-过程管理/流程制度规范类文件/JXTX-06-06-变更管理制度.docx
@@ -21,7 +21,7 @@
         <w:spacing w:before="3120" w:beforeLines="1000"/>
         <w:textAlignment w:val="baseline"/>
       </w:pPr>
-      <w:bookmarkStart w:id="0" w:name="_Toc19962"/>
+      <w:bookmarkStart w:id="0" w:name="_Toc2505"/>
       <w:r>
         <w:drawing>
           <wp:anchor distT="0" distB="0" distL="114300" distR="114300" simplePos="0" relativeHeight="251661312" behindDoc="1" locked="0" layoutInCell="1" allowOverlap="1">
@@ -210,7 +210,7 @@
           <w:lang w:val="en-US" w:eastAsia="zh-CN"/>
         </w:rPr>
       </w:pPr>
-      <w:bookmarkStart w:id="1" w:name="_Toc18831"/>
+      <w:bookmarkStart w:id="1" w:name="_Toc27602"/>
       <w:r>
         <w:rPr>
           <w:rFonts w:hint="eastAsia"/>
@@ -2064,6 +2064,8 @@
               <w:tab w:val="right" w:leader="dot" w:pos="8306"/>
             </w:tabs>
           </w:pPr>
+          <w:bookmarkStart w:id="19" w:name="_GoBack"/>
+          <w:bookmarkEnd w:id="19"/>
           <w:r>
             <w:rPr>
               <w:rFonts w:hint="eastAsia" w:ascii="宋体" w:hAnsi="宋体" w:eastAsia="宋体" w:cs="宋体"/>
@@ -2100,7 +2102,7 @@
               <w:rFonts w:hint="eastAsia" w:ascii="宋体" w:hAnsi="宋体" w:eastAsia="宋体" w:cs="宋体"/>
               <w:szCs w:val="24"/>
             </w:rPr>
-            <w:instrText xml:space="preserve"> HYPERLINK \l _Toc19962 </w:instrText>
+            <w:instrText xml:space="preserve"> HYPERLINK \l _Toc2505 </w:instrText>
           </w:r>
           <w:r>
             <w:rPr>
@@ -2123,7 +2125,7 @@
             <w:fldChar w:fldCharType="begin"/>
           </w:r>
           <w:r>
-            <w:instrText xml:space="preserve"> PAGEREF _Toc19962 \h </w:instrText>
+            <w:instrText xml:space="preserve"> PAGEREF _Toc2505 \h </w:instrText>
           </w:r>
           <w:r>
             <w:fldChar w:fldCharType="separate"/>
@@ -2161,7 +2163,7 @@
               <w:rFonts w:hint="eastAsia" w:ascii="宋体" w:hAnsi="宋体" w:eastAsia="宋体" w:cs="宋体"/>
               <w:szCs w:val="24"/>
             </w:rPr>
-            <w:instrText xml:space="preserve"> HYPERLINK \l _Toc18831 </w:instrText>
+            <w:instrText xml:space="preserve"> HYPERLINK \l _Toc27602 </w:instrText>
           </w:r>
           <w:r>
             <w:rPr>
@@ -2184,7 +2186,7 @@
             <w:fldChar w:fldCharType="begin"/>
           </w:r>
           <w:r>
-            <w:instrText xml:space="preserve"> PAGEREF _Toc18831 \h </w:instrText>
+            <w:instrText xml:space="preserve"> PAGEREF _Toc27602 \h </w:instrText>
           </w:r>
           <w:r>
             <w:fldChar w:fldCharType="separate"/>
@@ -2222,7 +2224,7 @@
               <w:rFonts w:hint="eastAsia" w:ascii="宋体" w:hAnsi="宋体" w:eastAsia="宋体" w:cs="宋体"/>
               <w:szCs w:val="24"/>
             </w:rPr>
-            <w:instrText xml:space="preserve"> HYPERLINK \l _Toc3337 </w:instrText>
+            <w:instrText xml:space="preserve"> HYPERLINK \l _Toc523 </w:instrText>
           </w:r>
           <w:r>
             <w:rPr>
@@ -2252,7 +2254,7 @@
             <w:fldChar w:fldCharType="begin"/>
           </w:r>
           <w:r>
-            <w:instrText xml:space="preserve"> PAGEREF _Toc3337 \h </w:instrText>
+            <w:instrText xml:space="preserve"> PAGEREF _Toc523 \h </w:instrText>
           </w:r>
           <w:r>
             <w:fldChar w:fldCharType="separate"/>
@@ -2290,7 +2292,7 @@
               <w:rFonts w:hint="eastAsia" w:ascii="宋体" w:hAnsi="宋体" w:eastAsia="宋体" w:cs="宋体"/>
               <w:szCs w:val="24"/>
             </w:rPr>
-            <w:instrText xml:space="preserve"> HYPERLINK \l _Toc30109 </w:instrText>
+            <w:instrText xml:space="preserve"> HYPERLINK \l _Toc27799 </w:instrText>
           </w:r>
           <w:r>
             <w:rPr>
@@ -2320,7 +2322,7 @@
             <w:fldChar w:fldCharType="begin"/>
           </w:r>
           <w:r>
-            <w:instrText xml:space="preserve"> PAGEREF _Toc30109 \h </w:instrText>
+            <w:instrText xml:space="preserve"> PAGEREF _Toc27799 \h </w:instrText>
           </w:r>
           <w:r>
             <w:fldChar w:fldCharType="separate"/>
@@ -2358,7 +2360,7 @@
               <w:rFonts w:hint="eastAsia" w:ascii="宋体" w:hAnsi="宋体" w:eastAsia="宋体" w:cs="宋体"/>
               <w:szCs w:val="24"/>
             </w:rPr>
-            <w:instrText xml:space="preserve"> HYPERLINK \l _Toc25034 </w:instrText>
+            <w:instrText xml:space="preserve"> HYPERLINK \l _Toc16061 </w:instrText>
           </w:r>
           <w:r>
             <w:rPr>
@@ -2388,7 +2390,7 @@
             <w:fldChar w:fldCharType="begin"/>
           </w:r>
           <w:r>
-            <w:instrText xml:space="preserve"> PAGEREF _Toc25034 \h </w:instrText>
+            <w:instrText xml:space="preserve"> PAGEREF _Toc16061 \h </w:instrText>
           </w:r>
           <w:r>
             <w:fldChar w:fldCharType="separate"/>
@@ -2426,7 +2428,7 @@
               <w:rFonts w:hint="eastAsia" w:ascii="宋体" w:hAnsi="宋体" w:eastAsia="宋体" w:cs="宋体"/>
               <w:szCs w:val="24"/>
             </w:rPr>
-            <w:instrText xml:space="preserve"> HYPERLINK \l _Toc11965 </w:instrText>
+            <w:instrText xml:space="preserve"> HYPERLINK \l _Toc1695 </w:instrText>
           </w:r>
           <w:r>
             <w:rPr>
@@ -2456,7 +2458,7 @@
             <w:fldChar w:fldCharType="begin"/>
           </w:r>
           <w:r>
-            <w:instrText xml:space="preserve"> PAGEREF _Toc11965 \h </w:instrText>
+            <w:instrText xml:space="preserve"> PAGEREF _Toc1695 \h </w:instrText>
           </w:r>
           <w:r>
             <w:fldChar w:fldCharType="separate"/>
@@ -2494,7 +2496,7 @@
               <w:rFonts w:hint="eastAsia" w:ascii="宋体" w:hAnsi="宋体" w:eastAsia="宋体" w:cs="宋体"/>
               <w:szCs w:val="24"/>
             </w:rPr>
-            <w:instrText xml:space="preserve"> HYPERLINK \l _Toc18913 </w:instrText>
+            <w:instrText xml:space="preserve"> HYPERLINK \l _Toc22764 </w:instrText>
           </w:r>
           <w:r>
             <w:rPr>
@@ -2524,7 +2526,7 @@
             <w:fldChar w:fldCharType="begin"/>
           </w:r>
           <w:r>
-            <w:instrText xml:space="preserve"> PAGEREF _Toc18913 \h </w:instrText>
+            <w:instrText xml:space="preserve"> PAGEREF _Toc22764 \h </w:instrText>
           </w:r>
           <w:r>
             <w:fldChar w:fldCharType="separate"/>
@@ -2562,7 +2564,7 @@
               <w:rFonts w:hint="eastAsia" w:ascii="宋体" w:hAnsi="宋体" w:eastAsia="宋体" w:cs="宋体"/>
               <w:szCs w:val="24"/>
             </w:rPr>
-            <w:instrText xml:space="preserve"> HYPERLINK \l _Toc3879 </w:instrText>
+            <w:instrText xml:space="preserve"> HYPERLINK \l _Toc30045 </w:instrText>
           </w:r>
           <w:r>
             <w:rPr>
@@ -2592,7 +2594,7 @@
             <w:fldChar w:fldCharType="begin"/>
           </w:r>
           <w:r>
-            <w:instrText xml:space="preserve"> PAGEREF _Toc3879 \h </w:instrText>
+            <w:instrText xml:space="preserve"> PAGEREF _Toc30045 \h </w:instrText>
           </w:r>
           <w:r>
             <w:fldChar w:fldCharType="separate"/>
@@ -2630,7 +2632,7 @@
               <w:rFonts w:hint="eastAsia" w:ascii="宋体" w:hAnsi="宋体" w:eastAsia="宋体" w:cs="宋体"/>
               <w:szCs w:val="24"/>
             </w:rPr>
-            <w:instrText xml:space="preserve"> HYPERLINK \l _Toc25906 </w:instrText>
+            <w:instrText xml:space="preserve"> HYPERLINK \l _Toc29295 </w:instrText>
           </w:r>
           <w:r>
             <w:rPr>
@@ -2660,7 +2662,7 @@
             <w:fldChar w:fldCharType="begin"/>
           </w:r>
           <w:r>
-            <w:instrText xml:space="preserve"> PAGEREF _Toc25906 \h </w:instrText>
+            <w:instrText xml:space="preserve"> PAGEREF _Toc29295 \h </w:instrText>
           </w:r>
           <w:r>
             <w:fldChar w:fldCharType="separate"/>
@@ -2698,7 +2700,7 @@
               <w:rFonts w:hint="eastAsia" w:ascii="宋体" w:hAnsi="宋体" w:eastAsia="宋体" w:cs="宋体"/>
               <w:szCs w:val="24"/>
             </w:rPr>
-            <w:instrText xml:space="preserve"> HYPERLINK \l _Toc29616 </w:instrText>
+            <w:instrText xml:space="preserve"> HYPERLINK \l _Toc7861 </w:instrText>
           </w:r>
           <w:r>
             <w:rPr>
@@ -2728,7 +2730,7 @@
             <w:fldChar w:fldCharType="begin"/>
           </w:r>
           <w:r>
-            <w:instrText xml:space="preserve"> PAGEREF _Toc29616 \h </w:instrText>
+            <w:instrText xml:space="preserve"> PAGEREF _Toc7861 \h </w:instrText>
           </w:r>
           <w:r>
             <w:fldChar w:fldCharType="separate"/>
@@ -2766,7 +2768,7 @@
               <w:rFonts w:hint="eastAsia" w:ascii="宋体" w:hAnsi="宋体" w:eastAsia="宋体" w:cs="宋体"/>
               <w:szCs w:val="24"/>
             </w:rPr>
-            <w:instrText xml:space="preserve"> HYPERLINK \l _Toc20422 </w:instrText>
+            <w:instrText xml:space="preserve"> HYPERLINK \l _Toc8034 </w:instrText>
           </w:r>
           <w:r>
             <w:rPr>
@@ -2796,7 +2798,7 @@
             <w:fldChar w:fldCharType="begin"/>
           </w:r>
           <w:r>
-            <w:instrText xml:space="preserve"> PAGEREF _Toc20422 \h </w:instrText>
+            <w:instrText xml:space="preserve"> PAGEREF _Toc8034 \h </w:instrText>
           </w:r>
           <w:r>
             <w:fldChar w:fldCharType="separate"/>
@@ -2834,7 +2836,7 @@
               <w:rFonts w:hint="eastAsia" w:ascii="宋体" w:hAnsi="宋体" w:eastAsia="宋体" w:cs="宋体"/>
               <w:szCs w:val="24"/>
             </w:rPr>
-            <w:instrText xml:space="preserve"> HYPERLINK \l _Toc14465 </w:instrText>
+            <w:instrText xml:space="preserve"> HYPERLINK \l _Toc32016 </w:instrText>
           </w:r>
           <w:r>
             <w:rPr>
@@ -2864,7 +2866,7 @@
             <w:fldChar w:fldCharType="begin"/>
           </w:r>
           <w:r>
-            <w:instrText xml:space="preserve"> PAGEREF _Toc14465 \h </w:instrText>
+            <w:instrText xml:space="preserve"> PAGEREF _Toc32016 \h </w:instrText>
           </w:r>
           <w:r>
             <w:fldChar w:fldCharType="separate"/>
@@ -2902,7 +2904,7 @@
               <w:rFonts w:hint="eastAsia" w:ascii="宋体" w:hAnsi="宋体" w:eastAsia="宋体" w:cs="宋体"/>
               <w:szCs w:val="24"/>
             </w:rPr>
-            <w:instrText xml:space="preserve"> HYPERLINK \l _Toc3146 </w:instrText>
+            <w:instrText xml:space="preserve"> HYPERLINK \l _Toc13397 </w:instrText>
           </w:r>
           <w:r>
             <w:rPr>
@@ -2932,7 +2934,7 @@
             <w:fldChar w:fldCharType="begin"/>
           </w:r>
           <w:r>
-            <w:instrText xml:space="preserve"> PAGEREF _Toc3146 \h </w:instrText>
+            <w:instrText xml:space="preserve"> PAGEREF _Toc13397 \h </w:instrText>
           </w:r>
           <w:r>
             <w:fldChar w:fldCharType="separate"/>
@@ -2970,7 +2972,7 @@
               <w:rFonts w:hint="eastAsia" w:ascii="宋体" w:hAnsi="宋体" w:eastAsia="宋体" w:cs="宋体"/>
               <w:szCs w:val="24"/>
             </w:rPr>
-            <w:instrText xml:space="preserve"> HYPERLINK \l _Toc6192 </w:instrText>
+            <w:instrText xml:space="preserve"> HYPERLINK \l _Toc3909 </w:instrText>
           </w:r>
           <w:r>
             <w:rPr>
@@ -3000,7 +3002,7 @@
             <w:fldChar w:fldCharType="begin"/>
           </w:r>
           <w:r>
-            <w:instrText xml:space="preserve"> PAGEREF _Toc6192 \h </w:instrText>
+            <w:instrText xml:space="preserve"> PAGEREF _Toc3909 \h </w:instrText>
           </w:r>
           <w:r>
             <w:fldChar w:fldCharType="separate"/>
@@ -3038,7 +3040,7 @@
               <w:rFonts w:hint="eastAsia" w:ascii="宋体" w:hAnsi="宋体" w:eastAsia="宋体" w:cs="宋体"/>
               <w:szCs w:val="24"/>
             </w:rPr>
-            <w:instrText xml:space="preserve"> HYPERLINK \l _Toc2861 </w:instrText>
+            <w:instrText xml:space="preserve"> HYPERLINK \l _Toc26412 </w:instrText>
           </w:r>
           <w:r>
             <w:rPr>
@@ -3068,7 +3070,7 @@
             <w:fldChar w:fldCharType="begin"/>
           </w:r>
           <w:r>
-            <w:instrText xml:space="preserve"> PAGEREF _Toc2861 \h </w:instrText>
+            <w:instrText xml:space="preserve"> PAGEREF _Toc26412 \h </w:instrText>
           </w:r>
           <w:r>
             <w:fldChar w:fldCharType="separate"/>
@@ -3106,7 +3108,7 @@
               <w:rFonts w:hint="eastAsia" w:ascii="宋体" w:hAnsi="宋体" w:eastAsia="宋体" w:cs="宋体"/>
               <w:szCs w:val="24"/>
             </w:rPr>
-            <w:instrText xml:space="preserve"> HYPERLINK \l _Toc10458 </w:instrText>
+            <w:instrText xml:space="preserve"> HYPERLINK \l _Toc9349 </w:instrText>
           </w:r>
           <w:r>
             <w:rPr>
@@ -3136,7 +3138,7 @@
             <w:fldChar w:fldCharType="begin"/>
           </w:r>
           <w:r>
-            <w:instrText xml:space="preserve"> PAGEREF _Toc10458 \h </w:instrText>
+            <w:instrText xml:space="preserve"> PAGEREF _Toc9349 \h </w:instrText>
           </w:r>
           <w:r>
             <w:fldChar w:fldCharType="separate"/>
@@ -3174,7 +3176,7 @@
               <w:rFonts w:hint="eastAsia" w:ascii="宋体" w:hAnsi="宋体" w:eastAsia="宋体" w:cs="宋体"/>
               <w:szCs w:val="24"/>
             </w:rPr>
-            <w:instrText xml:space="preserve"> HYPERLINK \l _Toc31703 </w:instrText>
+            <w:instrText xml:space="preserve"> HYPERLINK \l _Toc24511 </w:instrText>
           </w:r>
           <w:r>
             <w:rPr>
@@ -3204,7 +3206,7 @@
             <w:fldChar w:fldCharType="begin"/>
           </w:r>
           <w:r>
-            <w:instrText xml:space="preserve"> PAGEREF _Toc31703 \h </w:instrText>
+            <w:instrText xml:space="preserve"> PAGEREF _Toc24511 \h </w:instrText>
           </w:r>
           <w:r>
             <w:fldChar w:fldCharType="separate"/>
@@ -3242,7 +3244,7 @@
               <w:rFonts w:hint="eastAsia" w:ascii="宋体" w:hAnsi="宋体" w:eastAsia="宋体" w:cs="宋体"/>
               <w:szCs w:val="24"/>
             </w:rPr>
-            <w:instrText xml:space="preserve"> HYPERLINK \l _Toc3838 </w:instrText>
+            <w:instrText xml:space="preserve"> HYPERLINK \l _Toc19693 </w:instrText>
           </w:r>
           <w:r>
             <w:rPr>
@@ -3263,6 +3265,74 @@
               <w:rFonts w:hint="eastAsia"/>
               <w:lang w:val="en-US" w:eastAsia="zh-CN"/>
             </w:rPr>
+            <w:t>考核指标</w:t>
+          </w:r>
+          <w:r>
+            <w:tab/>
+          </w:r>
+          <w:r>
+            <w:fldChar w:fldCharType="begin"/>
+          </w:r>
+          <w:r>
+            <w:instrText xml:space="preserve"> PAGEREF _Toc19693 \h </w:instrText>
+          </w:r>
+          <w:r>
+            <w:fldChar w:fldCharType="separate"/>
+          </w:r>
+          <w:r>
+            <w:t>8</w:t>
+          </w:r>
+          <w:r>
+            <w:fldChar w:fldCharType="end"/>
+          </w:r>
+          <w:r>
+            <w:rPr>
+              <w:rFonts w:hint="eastAsia" w:ascii="宋体" w:hAnsi="宋体" w:eastAsia="宋体" w:cs="宋体"/>
+              <w:szCs w:val="24"/>
+            </w:rPr>
+            <w:fldChar w:fldCharType="end"/>
+          </w:r>
+        </w:p>
+        <w:p>
+          <w:pPr>
+            <w:pStyle w:val="16"/>
+            <w:tabs>
+              <w:tab w:val="right" w:leader="dot" w:pos="8306"/>
+            </w:tabs>
+          </w:pPr>
+          <w:r>
+            <w:rPr>
+              <w:rFonts w:hint="eastAsia" w:ascii="宋体" w:hAnsi="宋体" w:eastAsia="宋体" w:cs="宋体"/>
+              <w:szCs w:val="24"/>
+            </w:rPr>
+            <w:fldChar w:fldCharType="begin"/>
+          </w:r>
+          <w:r>
+            <w:rPr>
+              <w:rFonts w:hint="eastAsia" w:ascii="宋体" w:hAnsi="宋体" w:eastAsia="宋体" w:cs="宋体"/>
+              <w:szCs w:val="24"/>
+            </w:rPr>
+            <w:instrText xml:space="preserve"> HYPERLINK \l _Toc32445 </w:instrText>
+          </w:r>
+          <w:r>
+            <w:rPr>
+              <w:rFonts w:hint="eastAsia" w:ascii="宋体" w:hAnsi="宋体" w:eastAsia="宋体" w:cs="宋体"/>
+              <w:szCs w:val="24"/>
+            </w:rPr>
+            <w:fldChar w:fldCharType="separate"/>
+          </w:r>
+          <w:r>
+            <w:rPr>
+              <w:rFonts w:hint="default"/>
+              <w:lang w:val="en-US" w:eastAsia="zh-CN"/>
+            </w:rPr>
+            <w:t xml:space="preserve">7. </w:t>
+          </w:r>
+          <w:r>
+            <w:rPr>
+              <w:rFonts w:hint="eastAsia"/>
+              <w:lang w:val="en-US" w:eastAsia="zh-CN"/>
+            </w:rPr>
             <w:t>附则</w:t>
           </w:r>
           <w:r>
@@ -3272,7 +3342,7 @@
             <w:fldChar w:fldCharType="begin"/>
           </w:r>
           <w:r>
-            <w:instrText xml:space="preserve"> PAGEREF _Toc3838 \h </w:instrText>
+            <w:instrText xml:space="preserve"> PAGEREF _Toc32445 \h </w:instrText>
           </w:r>
           <w:r>
             <w:fldChar w:fldCharType="separate"/>
@@ -3373,7 +3443,7 @@
           <w:lang w:val="en-US" w:eastAsia="zh-CN"/>
         </w:rPr>
       </w:pPr>
-      <w:bookmarkStart w:id="2" w:name="_Toc3337"/>
+      <w:bookmarkStart w:id="2" w:name="_Toc523"/>
       <w:r>
         <w:rPr>
           <w:rFonts w:hint="eastAsia"/>
@@ -3392,7 +3462,7 @@
           <w:lang w:val="en-US" w:eastAsia="zh-CN"/>
         </w:rPr>
       </w:pPr>
-      <w:bookmarkStart w:id="3" w:name="_Toc30109"/>
+      <w:bookmarkStart w:id="3" w:name="_Toc27799"/>
       <w:r>
         <w:rPr>
           <w:rFonts w:hint="eastAsia"/>
@@ -3427,7 +3497,7 @@
           <w:lang w:val="en-US" w:eastAsia="zh-CN"/>
         </w:rPr>
       </w:pPr>
-      <w:bookmarkStart w:id="4" w:name="_Toc25034"/>
+      <w:bookmarkStart w:id="4" w:name="_Toc16061"/>
       <w:r>
         <w:rPr>
           <w:rFonts w:hint="eastAsia"/>
@@ -3462,7 +3532,7 @@
           <w:lang w:val="en-US" w:eastAsia="zh-CN"/>
         </w:rPr>
       </w:pPr>
-      <w:bookmarkStart w:id="5" w:name="_Toc11965"/>
+      <w:bookmarkStart w:id="5" w:name="_Toc1695"/>
       <w:r>
         <w:rPr>
           <w:rFonts w:hint="eastAsia"/>
@@ -3561,7 +3631,7 @@
           <w:lang w:val="en-US" w:eastAsia="zh-CN"/>
         </w:rPr>
       </w:pPr>
-      <w:bookmarkStart w:id="6" w:name="_Toc18913"/>
+      <w:bookmarkStart w:id="6" w:name="_Toc22764"/>
       <w:r>
         <w:rPr>
           <w:rFonts w:hint="eastAsia"/>
@@ -4527,7 +4597,6 @@
             <w:insideH w:val="single" w:color="auto" w:sz="4" w:space="0"/>
             <w:insideV w:val="single" w:color="auto" w:sz="4" w:space="0"/>
           </w:tblBorders>
-          <w:shd w:val="clear" w:color="auto" w:fill="auto"/>
           <w:tblCellMar>
             <w:top w:w="15" w:type="dxa"/>
             <w:left w:w="15" w:type="dxa"/>
@@ -6182,7 +6251,7 @@
         </w:rPr>
         <w:t xml:space="preserve"> </w:t>
       </w:r>
-      <w:bookmarkStart w:id="7" w:name="_Toc3879"/>
+      <w:bookmarkStart w:id="7" w:name="_Toc30045"/>
       <w:r>
         <w:rPr>
           <w:rFonts w:hint="eastAsia"/>
@@ -6201,7 +6270,7 @@
           <w:lang w:val="en-US" w:eastAsia="zh-CN"/>
         </w:rPr>
       </w:pPr>
-      <w:bookmarkStart w:id="8" w:name="_Toc25906"/>
+      <w:bookmarkStart w:id="8" w:name="_Toc29295"/>
       <w:r>
         <w:rPr>
           <w:rFonts w:hint="eastAsia"/>
@@ -6268,7 +6337,7 @@
           <w:lang w:val="en-US" w:eastAsia="zh-CN"/>
         </w:rPr>
       </w:pPr>
-      <w:bookmarkStart w:id="9" w:name="_Toc29616"/>
+      <w:bookmarkStart w:id="9" w:name="_Toc7861"/>
       <w:r>
         <w:rPr>
           <w:rFonts w:hint="eastAsia"/>
@@ -6351,7 +6420,7 @@
           <w:lang w:val="en-US" w:eastAsia="zh-CN"/>
         </w:rPr>
       </w:pPr>
-      <w:bookmarkStart w:id="10" w:name="_Toc20422"/>
+      <w:bookmarkStart w:id="10" w:name="_Toc8034"/>
       <w:r>
         <w:rPr>
           <w:rFonts w:hint="eastAsia"/>
@@ -6370,7 +6439,7 @@
           <w:lang w:val="en-US" w:eastAsia="zh-CN"/>
         </w:rPr>
       </w:pPr>
-      <w:bookmarkStart w:id="11" w:name="_Toc14465"/>
+      <w:bookmarkStart w:id="11" w:name="_Toc32016"/>
       <w:r>
         <w:rPr>
           <w:rFonts w:hint="eastAsia"/>
@@ -6405,7 +6474,7 @@
           <w:lang w:val="en-US" w:eastAsia="zh-CN"/>
         </w:rPr>
       </w:pPr>
-      <w:bookmarkStart w:id="12" w:name="_Toc3146"/>
+      <w:bookmarkStart w:id="12" w:name="_Toc13397"/>
       <w:r>
         <w:rPr>
           <w:rFonts w:hint="eastAsia"/>
@@ -6472,7 +6541,7 @@
           <w:lang w:val="en-US" w:eastAsia="zh-CN"/>
         </w:rPr>
       </w:pPr>
-      <w:bookmarkStart w:id="13" w:name="_Toc6192"/>
+      <w:bookmarkStart w:id="13" w:name="_Toc3909"/>
       <w:r>
         <w:rPr>
           <w:rFonts w:hint="eastAsia"/>
@@ -6507,7 +6576,7 @@
           <w:lang w:val="en-US" w:eastAsia="zh-CN"/>
         </w:rPr>
       </w:pPr>
-      <w:bookmarkStart w:id="14" w:name="_Toc2861"/>
+      <w:bookmarkStart w:id="14" w:name="_Toc26412"/>
       <w:r>
         <w:rPr>
           <w:rFonts w:hint="eastAsia"/>
@@ -6679,7 +6748,7 @@
           <w:lang w:val="en-US" w:eastAsia="zh-CN"/>
         </w:rPr>
       </w:pPr>
-      <w:bookmarkStart w:id="15" w:name="_Toc10458"/>
+      <w:bookmarkStart w:id="15" w:name="_Toc9349"/>
       <w:r>
         <w:rPr>
           <w:rFonts w:hint="eastAsia"/>
@@ -6730,7 +6799,7 @@
           <w:lang w:val="en-US" w:eastAsia="zh-CN"/>
         </w:rPr>
       </w:pPr>
-      <w:bookmarkStart w:id="16" w:name="_Toc31703"/>
+      <w:bookmarkStart w:id="16" w:name="_Toc24511"/>
       <w:r>
         <w:rPr>
           <w:rFonts w:hint="eastAsia"/>
@@ -6826,7 +6895,7 @@
           <w:lang w:val="en-US" w:eastAsia="zh-CN"/>
         </w:rPr>
       </w:pPr>
-      <w:bookmarkStart w:id="17" w:name="_Toc3838"/>
+      <w:bookmarkStart w:id="17" w:name="_Toc19693"/>
       <w:r>
         <w:rPr>
           <w:rFonts w:hint="eastAsia"/>
@@ -6834,6 +6903,7 @@
         </w:rPr>
         <w:t>考核指标</w:t>
       </w:r>
+      <w:bookmarkEnd w:id="17"/>
     </w:p>
     <w:tbl>
       <w:tblPr>
@@ -7018,8 +7088,6 @@
                 <w:u w:val="none"/>
               </w:rPr>
             </w:pPr>
-            <w:bookmarkStart w:id="18" w:name="_GoBack"/>
-            <w:bookmarkEnd w:id="18"/>
             <w:r>
               <w:rPr>
                 <w:rFonts w:hint="default" w:ascii="楷体_GB2312" w:hAnsi="宋体" w:eastAsia="楷体_GB2312" w:cs="楷体_GB2312"/>
@@ -7331,6 +7399,7 @@
           <w:lang w:val="en-US" w:eastAsia="zh-CN"/>
         </w:rPr>
       </w:pPr>
+      <w:bookmarkStart w:id="18" w:name="_Toc32445"/>
       <w:r>
         <w:rPr>
           <w:rFonts w:hint="eastAsia"/>
@@ -7338,7 +7407,7 @@
         </w:rPr>
         <w:t>附则</w:t>
       </w:r>
-      <w:bookmarkEnd w:id="17"/>
+      <w:bookmarkEnd w:id="18"/>
     </w:p>
     <w:p>
       <w:pPr>

--- a/6-过程管理/流程制度规范类文件/JXTX-06-06-变更管理制度.docx
+++ b/6-过程管理/流程制度规范类文件/JXTX-06-06-变更管理制度.docx
@@ -1,10 +1,11 @@
 
 <file path=word/document.xml><?xml version="1.0" encoding="utf-8"?>
-<w:document xmlns:wpc="http://schemas.microsoft.com/office/word/2010/wordprocessingCanvas" xmlns:mc="http://schemas.openxmlformats.org/markup-compatibility/2006" xmlns:o="urn:schemas-microsoft-com:office:office" xmlns:r="http://schemas.openxmlformats.org/officeDocument/2006/relationships" xmlns:m="http://schemas.openxmlformats.org/officeDocument/2006/math" xmlns:v="urn:schemas-microsoft-com:vml" xmlns:wp14="http://schemas.microsoft.com/office/word/2010/wordprocessingDrawing" xmlns:wp="http://schemas.openxmlformats.org/drawingml/2006/wordprocessingDrawing" xmlns:w="http://schemas.openxmlformats.org/wordprocessingml/2006/main" xmlns:w14="http://schemas.microsoft.com/office/word/2010/wordml" xmlns:w10="urn:schemas-microsoft-com:office:word" xmlns:w15="http://schemas.microsoft.com/office/word/2012/wordml" xmlns:wpg="http://schemas.microsoft.com/office/word/2010/wordprocessingGroup" xmlns:wpi="http://schemas.microsoft.com/office/word/2010/wordprocessingInk" xmlns:wne="http://schemas.microsoft.com/office/word/2006/wordml" xmlns:wps="http://schemas.microsoft.com/office/word/2010/wordprocessingShape" xmlns:wpsCustomData="http://www.wps.cn/officeDocument/2013/wpsCustomData" mc:Ignorable="w14 w15 wp14">
+<w:document xmlns:wpc="http://schemas.microsoft.com/office/word/2010/wordprocessingCanvas" xmlns:mc="http://schemas.openxmlformats.org/markup-compatibility/2006" xmlns:o="urn:schemas-microsoft-com:office:office" xmlns:r="http://schemas.openxmlformats.org/officeDocument/2006/relationships" xmlns:m="http://schemas.openxmlformats.org/officeDocument/2006/math" xmlns:v="urn:schemas-microsoft-com:vml" xmlns:wp14="http://schemas.microsoft.com/office/word/2010/wordprocessingDrawing" xmlns:wp="http://schemas.openxmlformats.org/drawingml/2006/wordprocessingDrawing" xmlns:w10="urn:schemas-microsoft-com:office:word" xmlns:w="http://schemas.openxmlformats.org/wordprocessingml/2006/main" xmlns:w14="http://schemas.microsoft.com/office/word/2010/wordml" xmlns:w15="http://schemas.microsoft.com/office/word/2012/wordml" xmlns:wne="http://schemas.microsoft.com/office/word/2006/wordml" xmlns:wpg="http://schemas.microsoft.com/office/word/2010/wordprocessingGroup" xmlns:wpi="http://schemas.microsoft.com/office/word/2010/wordprocessingInk" xmlns:wps="http://schemas.microsoft.com/office/word/2010/wordprocessingShape" mc:Ignorable="w14 w15 wp14">
+  <!-- Generated by Aspose.Words for .NET 13.3.0.1 -->
   <w:body>
     <w:p>
       <w:pPr>
-        <w:pStyle w:val="24"/>
+        <w:pStyle w:val="a"/>
         <w:keepNext w:val="0"/>
         <w:keepLines w:val="0"/>
         <w:pageBreakBefore w:val="0"/>
@@ -24,7 +25,7 @@
       <w:bookmarkStart w:id="0" w:name="_Toc2505"/>
       <w:r>
         <w:drawing>
-          <wp:anchor distT="0" distB="0" distL="114300" distR="114300" simplePos="0" relativeHeight="251661312" behindDoc="1" locked="0" layoutInCell="1" allowOverlap="1">
+          <wp:anchor distT="0" distB="0" distL="114300" distR="114300" simplePos="0" relativeHeight="251660288" behindDoc="1" locked="0" layoutInCell="1" allowOverlap="1">
             <wp:simplePos x="0" y="0"/>
             <wp:positionH relativeFrom="column">
               <wp:posOffset>-19050</wp:posOffset>
@@ -49,7 +50,7 @@
                     </pic:cNvPicPr>
                   </pic:nvPicPr>
                   <pic:blipFill>
-                    <a:blip r:embed="rId7"/>
+                    <a:blip xmlns:r="http://schemas.openxmlformats.org/officeDocument/2006/relationships" r:embed="rId4"/>
                     <a:stretch>
                       <a:fillRect/>
                     </a:stretch>
@@ -75,7 +76,7 @@
       </w:r>
       <w:r>
         <w:drawing>
-          <wp:anchor distT="0" distB="0" distL="114300" distR="114300" simplePos="0" relativeHeight="251660288" behindDoc="1" locked="0" layoutInCell="1" allowOverlap="1">
+          <wp:anchor distT="0" distB="0" distL="114300" distR="114300" simplePos="0" relativeHeight="251659264" behindDoc="1" locked="0" layoutInCell="1" allowOverlap="1">
             <wp:simplePos x="0" y="0"/>
             <wp:positionH relativeFrom="column">
               <wp:posOffset>0</wp:posOffset>
@@ -100,7 +101,7 @@
                     </pic:cNvPicPr>
                   </pic:nvPicPr>
                   <pic:blipFill>
-                    <a:blip r:embed="rId8"/>
+                    <a:blip xmlns:r="http://schemas.openxmlformats.org/officeDocument/2006/relationships" r:embed="rId5"/>
                     <a:stretch>
                       <a:fillRect/>
                     </a:stretch>
@@ -130,7 +131,7 @@
           <w:lang w:val="en-US" w:eastAsia="zh-CN"/>
         </w:rPr>
         <w:drawing>
-          <wp:anchor distT="0" distB="0" distL="114300" distR="114300" simplePos="0" relativeHeight="251659264" behindDoc="1" locked="0" layoutInCell="1" allowOverlap="1">
+          <wp:anchor distT="0" distB="0" distL="114300" distR="114300" simplePos="0" relativeHeight="251658240" behindDoc="1" locked="0" layoutInCell="1" allowOverlap="1">
             <wp:simplePos x="0" y="0"/>
             <wp:positionH relativeFrom="column">
               <wp:posOffset>635</wp:posOffset>
@@ -155,7 +156,7 @@
                     </pic:cNvPicPr>
                   </pic:nvPicPr>
                   <pic:blipFill>
-                    <a:blip r:embed="rId9">
+                    <a:blip xmlns:r="http://schemas.openxmlformats.org/officeDocument/2006/relationships" r:embed="rId6">
                       <a:alphaModFix amt="58000"/>
                       <a:lum contrast="-52000"/>
                     </a:blip>
@@ -189,7 +190,7 @@
     </w:p>
     <w:p>
       <w:pPr>
-        <w:pStyle w:val="25"/>
+        <w:pStyle w:val="a0"/>
         <w:keepNext w:val="0"/>
         <w:keepLines w:val="0"/>
         <w:pageBreakBefore w:val="0"/>
@@ -236,11 +237,11 @@
         <w:adjustRightInd w:val="0"/>
         <w:snapToGrid w:val="0"/>
         <w:spacing w:after="624" w:afterLines="200" w:line="219" w:lineRule="auto"/>
-        <w:ind w:left="0" w:leftChars="0" w:right="0" w:rightChars="0" w:firstLine="0" w:firstLineChars="0"/>
+        <w:ind w:left="0" w:right="0" w:firstLine="0" w:leftChars="0" w:rightChars="0" w:firstLineChars="0"/>
         <w:jc w:val="center"/>
         <w:textAlignment w:val="baseline"/>
         <w:rPr>
-          <w:rFonts w:hint="eastAsia" w:ascii="宋体" w:hAnsi="宋体" w:eastAsia="宋体" w:cs="宋体"/>
+          <w:rFonts w:ascii="宋体" w:eastAsia="宋体" w:hAnsi="宋体" w:cs="宋体" w:hint="eastAsia"/>
           <w:sz w:val="24"/>
           <w:szCs w:val="24"/>
           <w:lang w:val="en-US" w:eastAsia="zh-CN"/>
@@ -248,7 +249,7 @@
       </w:pPr>
       <w:r>
         <w:rPr>
-          <w:rFonts w:ascii="宋体" w:hAnsi="宋体" w:eastAsia="宋体" w:cs="宋体"/>
+          <w:rFonts w:ascii="宋体" w:eastAsia="宋体" w:hAnsi="宋体" w:cs="宋体"/>
           <w:b/>
           <w:bCs/>
           <w:spacing w:val="-3"/>
@@ -259,7 +260,7 @@
       </w:r>
       <w:r>
         <w:rPr>
-          <w:rFonts w:hint="eastAsia" w:ascii="宋体" w:hAnsi="宋体" w:eastAsia="宋体" w:cs="宋体"/>
+          <w:rFonts w:ascii="宋体" w:eastAsia="宋体" w:hAnsi="宋体" w:cs="宋体" w:hint="eastAsia"/>
           <w:b/>
           <w:bCs/>
           <w:spacing w:val="-3"/>
@@ -271,7 +272,7 @@
       </w:r>
       <w:r>
         <w:rPr>
-          <w:rFonts w:ascii="宋体" w:hAnsi="宋体" w:eastAsia="宋体" w:cs="宋体"/>
+          <w:rFonts w:ascii="宋体" w:eastAsia="宋体" w:hAnsi="宋体" w:cs="宋体"/>
           <w:b/>
           <w:bCs/>
           <w:spacing w:val="-3"/>
@@ -282,7 +283,7 @@
       </w:r>
       <w:r>
         <w:rPr>
-          <w:rFonts w:hint="eastAsia" w:ascii="宋体" w:hAnsi="宋体" w:cs="宋体"/>
+          <w:rFonts w:ascii="宋体" w:hAnsi="宋体" w:cs="宋体" w:hint="eastAsia"/>
           <w:b/>
           <w:bCs/>
           <w:spacing w:val="-3"/>
@@ -294,7 +295,7 @@
       </w:r>
       <w:r>
         <w:rPr>
-          <w:rFonts w:ascii="宋体" w:hAnsi="宋体" w:eastAsia="宋体" w:cs="宋体"/>
+          <w:rFonts w:ascii="宋体" w:eastAsia="宋体" w:hAnsi="宋体" w:cs="宋体"/>
           <w:b/>
           <w:bCs/>
           <w:spacing w:val="-3"/>
@@ -305,7 +306,7 @@
       </w:r>
       <w:r>
         <w:rPr>
-          <w:rFonts w:hint="eastAsia" w:ascii="宋体" w:hAnsi="宋体" w:cs="宋体"/>
+          <w:rFonts w:ascii="宋体" w:hAnsi="宋体" w:cs="宋体" w:hint="eastAsia"/>
           <w:b/>
           <w:bCs/>
           <w:spacing w:val="-3"/>
@@ -318,18 +319,17 @@
     </w:p>
     <w:tbl>
       <w:tblPr>
-        <w:tblStyle w:val="21"/>
+        <w:tblStyle w:val="TableGrid"/>
         <w:tblW w:w="0" w:type="auto"/>
         <w:jc w:val="center"/>
         <w:tblBorders>
-          <w:top w:val="none" w:color="auto" w:sz="0" w:space="0"/>
-          <w:left w:val="none" w:color="auto" w:sz="0" w:space="0"/>
-          <w:bottom w:val="none" w:color="auto" w:sz="0" w:space="0"/>
-          <w:right w:val="none" w:color="auto" w:sz="0" w:space="0"/>
-          <w:insideH w:val="none" w:color="auto" w:sz="0" w:space="0"/>
-          <w:insideV w:val="none" w:color="auto" w:sz="0" w:space="0"/>
+          <w:top w:val="nil"/>
+          <w:left w:val="nil"/>
+          <w:bottom w:val="nil"/>
+          <w:right w:val="nil"/>
+          <w:insideH w:val="nil"/>
+          <w:insideV w:val="nil"/>
         </w:tblBorders>
-        <w:tblLayout w:type="autofit"/>
         <w:tblCellMar>
           <w:top w:w="0" w:type="dxa"/>
           <w:left w:w="108" w:type="dxa"/>
@@ -343,13 +343,15 @@
       </w:tblGrid>
       <w:tr>
         <w:tblPrEx>
+          <w:tblW w:w="0" w:type="auto"/>
+          <w:jc w:val="center"/>
           <w:tblBorders>
-            <w:top w:val="none" w:color="auto" w:sz="0" w:space="0"/>
-            <w:left w:val="none" w:color="auto" w:sz="0" w:space="0"/>
-            <w:bottom w:val="none" w:color="auto" w:sz="0" w:space="0"/>
-            <w:right w:val="none" w:color="auto" w:sz="0" w:space="0"/>
-            <w:insideH w:val="none" w:color="auto" w:sz="0" w:space="0"/>
-            <w:insideV w:val="none" w:color="auto" w:sz="0" w:space="0"/>
+            <w:top w:val="nil"/>
+            <w:left w:val="nil"/>
+            <w:bottom w:val="nil"/>
+            <w:right w:val="nil"/>
+            <w:insideH w:val="nil"/>
+            <w:insideV w:val="nil"/>
           </w:tblBorders>
           <w:tblCellMar>
             <w:top w:w="0" w:type="dxa"/>
@@ -359,7 +361,7 @@
           </w:tblCellMar>
         </w:tblPrEx>
         <w:trPr>
-          <w:trHeight w:val="810" w:hRule="atLeast"/>
+          <w:trHeight w:val="810"/>
           <w:jc w:val="center"/>
         </w:trPr>
         <w:tc>
@@ -397,7 +399,7 @@
             </w:r>
             <w:r>
               <w:rPr>
-                <w:rFonts w:hint="default" w:asciiTheme="minorAscii" w:hAnsiTheme="minorAscii" w:eastAsiaTheme="minorEastAsia"/>
+                <w:rFonts w:asciiTheme="minorAscii" w:eastAsiaTheme="minorEastAsia" w:hAnsiTheme="minorAscii" w:hint="default"/>
                 <w:spacing w:val="227"/>
                 <w:sz w:val="21"/>
                 <w:vertAlign w:val="baseline"/>
@@ -451,7 +453,7 @@
             </w:r>
             <w:r>
               <w:rPr>
-                <w:rFonts w:hint="eastAsia" w:asciiTheme="minorAscii" w:hAnsiTheme="minorAscii" w:eastAsiaTheme="minorEastAsia"/>
+                <w:rFonts w:asciiTheme="minorAscii" w:eastAsiaTheme="minorEastAsia" w:hAnsiTheme="minorAscii" w:hint="eastAsia"/>
                 <w:spacing w:val="227"/>
                 <w:sz w:val="21"/>
                 <w:vertAlign w:val="baseline"/>
@@ -473,14 +475,8 @@
       </w:tr>
       <w:tr>
         <w:tblPrEx>
-          <w:tblBorders>
-            <w:top w:val="none" w:color="auto" w:sz="0" w:space="0"/>
-            <w:left w:val="none" w:color="auto" w:sz="0" w:space="0"/>
-            <w:bottom w:val="none" w:color="auto" w:sz="0" w:space="0"/>
-            <w:right w:val="none" w:color="auto" w:sz="0" w:space="0"/>
-            <w:insideH w:val="none" w:color="auto" w:sz="0" w:space="0"/>
-            <w:insideV w:val="none" w:color="auto" w:sz="0" w:space="0"/>
-          </w:tblBorders>
+          <w:tblW w:w="0" w:type="auto"/>
+          <w:jc w:val="center"/>
           <w:tblCellMar>
             <w:top w:w="0" w:type="dxa"/>
             <w:left w:w="108" w:type="dxa"/>
@@ -489,7 +485,7 @@
           </w:tblCellMar>
         </w:tblPrEx>
         <w:trPr>
-          <w:trHeight w:val="810" w:hRule="atLeast"/>
+          <w:trHeight w:val="810"/>
           <w:jc w:val="center"/>
         </w:trPr>
         <w:tc>
@@ -513,7 +509,7 @@
               <w:snapToGrid w:val="0"/>
               <w:textAlignment w:val="baseline"/>
               <w:rPr>
-                <w:rFonts w:hint="default" w:ascii="Arial" w:hAnsi="Arial" w:eastAsia="Arial" w:cs="Arial"/>
+                <w:rFonts w:ascii="Arial" w:eastAsia="Arial" w:hAnsi="Arial" w:cs="Arial" w:hint="default"/>
                 <w:snapToGrid w:val="0"/>
                 <w:color w:val="000000"/>
                 <w:kern w:val="0"/>
@@ -545,7 +541,7 @@
             </w:r>
             <w:r>
               <w:rPr>
-                <w:rFonts w:hint="default" w:asciiTheme="minorAscii" w:hAnsiTheme="minorAscii" w:eastAsiaTheme="minorEastAsia"/>
+                <w:rFonts w:asciiTheme="minorAscii" w:eastAsiaTheme="minorEastAsia" w:hAnsiTheme="minorAscii" w:hint="default"/>
                 <w:spacing w:val="227"/>
                 <w:sz w:val="21"/>
                 <w:vertAlign w:val="baseline"/>
@@ -598,7 +594,7 @@
               <w:snapToGrid w:val="0"/>
               <w:textAlignment w:val="baseline"/>
               <w:rPr>
-                <w:rFonts w:hint="default" w:ascii="Arial" w:hAnsi="Arial" w:eastAsia="Arial" w:cs="Arial"/>
+                <w:rFonts w:ascii="Arial" w:eastAsia="Arial" w:hAnsi="Arial" w:cs="Arial" w:hint="default"/>
                 <w:snapToGrid w:val="0"/>
                 <w:color w:val="000000"/>
                 <w:kern w:val="0"/>
@@ -618,7 +614,7 @@
             </w:r>
             <w:r>
               <w:rPr>
-                <w:rFonts w:hint="eastAsia" w:asciiTheme="minorAscii" w:hAnsiTheme="minorAscii" w:eastAsiaTheme="minorEastAsia"/>
+                <w:rFonts w:asciiTheme="minorAscii" w:eastAsiaTheme="minorEastAsia" w:hAnsiTheme="minorAscii" w:hint="eastAsia"/>
                 <w:spacing w:val="227"/>
                 <w:sz w:val="21"/>
                 <w:vertAlign w:val="baseline"/>
@@ -640,14 +636,8 @@
       </w:tr>
       <w:tr>
         <w:tblPrEx>
-          <w:tblBorders>
-            <w:top w:val="none" w:color="auto" w:sz="0" w:space="0"/>
-            <w:left w:val="none" w:color="auto" w:sz="0" w:space="0"/>
-            <w:bottom w:val="none" w:color="auto" w:sz="0" w:space="0"/>
-            <w:right w:val="none" w:color="auto" w:sz="0" w:space="0"/>
-            <w:insideH w:val="none" w:color="auto" w:sz="0" w:space="0"/>
-            <w:insideV w:val="none" w:color="auto" w:sz="0" w:space="0"/>
-          </w:tblBorders>
+          <w:tblW w:w="0" w:type="auto"/>
+          <w:jc w:val="center"/>
           <w:tblCellMar>
             <w:top w:w="0" w:type="dxa"/>
             <w:left w:w="108" w:type="dxa"/>
@@ -656,7 +646,7 @@
           </w:tblCellMar>
         </w:tblPrEx>
         <w:trPr>
-          <w:trHeight w:val="635" w:hRule="atLeast"/>
+          <w:trHeight w:val="635"/>
           <w:jc w:val="center"/>
         </w:trPr>
         <w:tc>
@@ -706,7 +696,7 @@
             </w:r>
             <w:r>
               <w:rPr>
-                <w:rFonts w:hint="eastAsia" w:asciiTheme="minorAscii" w:hAnsiTheme="minorAscii" w:eastAsiaTheme="minorEastAsia"/>
+                <w:rFonts w:asciiTheme="minorAscii" w:eastAsiaTheme="minorEastAsia" w:hAnsiTheme="minorAscii" w:hint="eastAsia"/>
                 <w:spacing w:val="227"/>
                 <w:sz w:val="21"/>
                 <w:vertAlign w:val="baseline"/>
@@ -759,7 +749,7 @@
             </w:r>
             <w:r>
               <w:rPr>
-                <w:rFonts w:hint="eastAsia" w:asciiTheme="minorAscii" w:hAnsiTheme="minorAscii" w:eastAsiaTheme="minorEastAsia"/>
+                <w:rFonts w:asciiTheme="minorAscii" w:eastAsiaTheme="minorEastAsia" w:hAnsiTheme="minorAscii" w:hint="eastAsia"/>
                 <w:spacing w:val="227"/>
                 <w:sz w:val="21"/>
                 <w:vertAlign w:val="baseline"/>
@@ -818,14 +808,14 @@
         <w:ind w:left="3634"/>
         <w:textAlignment w:val="baseline"/>
         <w:rPr>
-          <w:rFonts w:ascii="宋体" w:hAnsi="宋体" w:eastAsia="宋体" w:cs="宋体"/>
+          <w:rFonts w:ascii="宋体" w:eastAsia="宋体" w:hAnsi="宋体" w:cs="宋体"/>
           <w:sz w:val="31"/>
           <w:szCs w:val="31"/>
         </w:rPr>
       </w:pPr>
       <w:r>
         <w:rPr>
-          <w:rFonts w:ascii="宋体" w:hAnsi="宋体" w:eastAsia="宋体" w:cs="宋体"/>
+          <w:rFonts w:ascii="宋体" w:eastAsia="宋体" w:hAnsi="宋体" w:cs="宋体"/>
           <w:b/>
           <w:bCs/>
           <w:spacing w:val="4"/>
@@ -837,16 +827,16 @@
     </w:p>
     <w:tbl>
       <w:tblPr>
-        <w:tblStyle w:val="26"/>
+        <w:tblStyle w:val="TableNormal0"/>
         <w:tblW w:w="8214" w:type="dxa"/>
         <w:jc w:val="center"/>
         <w:tblBorders>
-          <w:top w:val="single" w:color="000000" w:sz="2" w:space="0"/>
-          <w:left w:val="single" w:color="000000" w:sz="2" w:space="0"/>
-          <w:bottom w:val="single" w:color="000000" w:sz="2" w:space="0"/>
-          <w:right w:val="single" w:color="000000" w:sz="2" w:space="0"/>
-          <w:insideH w:val="single" w:color="000000" w:sz="2" w:space="0"/>
-          <w:insideV w:val="single" w:color="000000" w:sz="2" w:space="0"/>
+          <w:top w:val="single" w:sz="2" w:space="0" w:color="000000"/>
+          <w:left w:val="single" w:sz="2" w:space="0" w:color="000000"/>
+          <w:bottom w:val="single" w:sz="2" w:space="0" w:color="000000"/>
+          <w:right w:val="single" w:sz="2" w:space="0" w:color="000000"/>
+          <w:insideH w:val="single" w:sz="2" w:space="0" w:color="000000"/>
+          <w:insideV w:val="single" w:sz="2" w:space="0" w:color="000000"/>
         </w:tblBorders>
         <w:tblLayout w:type="fixed"/>
         <w:tblCellMar>
@@ -866,14 +856,17 @@
       </w:tblGrid>
       <w:tr>
         <w:tblPrEx>
+          <w:tblW w:w="8214" w:type="dxa"/>
+          <w:jc w:val="center"/>
           <w:tblBorders>
-            <w:top w:val="single" w:color="000000" w:sz="2" w:space="0"/>
-            <w:left w:val="single" w:color="000000" w:sz="2" w:space="0"/>
-            <w:bottom w:val="single" w:color="000000" w:sz="2" w:space="0"/>
-            <w:right w:val="single" w:color="000000" w:sz="2" w:space="0"/>
-            <w:insideH w:val="single" w:color="000000" w:sz="2" w:space="0"/>
-            <w:insideV w:val="single" w:color="000000" w:sz="2" w:space="0"/>
+            <w:top w:val="single" w:sz="2" w:space="0" w:color="000000"/>
+            <w:left w:val="single" w:sz="2" w:space="0" w:color="000000"/>
+            <w:bottom w:val="single" w:sz="2" w:space="0" w:color="000000"/>
+            <w:right w:val="single" w:sz="2" w:space="0" w:color="000000"/>
+            <w:insideH w:val="single" w:sz="2" w:space="0" w:color="000000"/>
+            <w:insideV w:val="single" w:sz="2" w:space="0" w:color="000000"/>
           </w:tblBorders>
+          <w:tblLayout w:type="fixed"/>
           <w:tblCellMar>
             <w:top w:w="0" w:type="dxa"/>
             <w:left w:w="0" w:type="dxa"/>
@@ -882,7 +875,7 @@
           </w:tblCellMar>
         </w:tblPrEx>
         <w:trPr>
-          <w:trHeight w:val="593" w:hRule="atLeast"/>
+          <w:trHeight w:val="593"/>
           <w:jc w:val="center"/>
         </w:trPr>
         <w:tc>
@@ -904,18 +897,18 @@
               <w:adjustRightInd w:val="0"/>
               <w:snapToGrid w:val="0"/>
               <w:spacing w:before="176" w:line="228" w:lineRule="auto"/>
-              <w:ind w:left="0" w:leftChars="0" w:right="0" w:rightChars="0" w:firstLine="0" w:firstLineChars="0"/>
+              <w:ind w:left="0" w:right="0" w:firstLine="0" w:leftChars="0" w:rightChars="0" w:firstLineChars="0"/>
               <w:jc w:val="center"/>
               <w:textAlignment w:val="baseline"/>
               <w:rPr>
-                <w:rFonts w:ascii="宋体" w:hAnsi="宋体" w:eastAsia="宋体" w:cs="宋体"/>
+                <w:rFonts w:ascii="宋体" w:eastAsia="宋体" w:hAnsi="宋体" w:cs="宋体"/>
                 <w:sz w:val="20"/>
                 <w:szCs w:val="20"/>
               </w:rPr>
             </w:pPr>
             <w:r>
               <w:rPr>
-                <w:rFonts w:hint="eastAsia" w:ascii="宋体" w:hAnsi="宋体" w:cs="宋体"/>
+                <w:rFonts w:ascii="宋体" w:hAnsi="宋体" w:cs="宋体" w:hint="eastAsia"/>
                 <w:spacing w:val="-14"/>
                 <w:sz w:val="20"/>
                 <w:szCs w:val="20"/>
@@ -925,7 +918,7 @@
             </w:r>
             <w:r>
               <w:rPr>
-                <w:rFonts w:ascii="宋体" w:hAnsi="宋体" w:eastAsia="宋体" w:cs="宋体"/>
+                <w:rFonts w:ascii="宋体" w:eastAsia="宋体" w:hAnsi="宋体" w:cs="宋体"/>
                 <w:spacing w:val="-14"/>
                 <w:sz w:val="20"/>
                 <w:szCs w:val="20"/>
@@ -953,18 +946,18 @@
               <w:adjustRightInd w:val="0"/>
               <w:snapToGrid w:val="0"/>
               <w:spacing w:before="175" w:line="227" w:lineRule="auto"/>
-              <w:ind w:left="0" w:leftChars="0" w:right="0" w:rightChars="0" w:firstLine="0" w:firstLineChars="0"/>
+              <w:ind w:left="0" w:right="0" w:firstLine="0" w:leftChars="0" w:rightChars="0" w:firstLineChars="0"/>
               <w:jc w:val="center"/>
               <w:textAlignment w:val="baseline"/>
               <w:rPr>
-                <w:rFonts w:ascii="宋体" w:hAnsi="宋体" w:eastAsia="宋体" w:cs="宋体"/>
+                <w:rFonts w:ascii="宋体" w:eastAsia="宋体" w:hAnsi="宋体" w:cs="宋体"/>
                 <w:sz w:val="20"/>
                 <w:szCs w:val="20"/>
               </w:rPr>
             </w:pPr>
             <w:r>
               <w:rPr>
-                <w:rFonts w:ascii="宋体" w:hAnsi="宋体" w:eastAsia="宋体" w:cs="宋体"/>
+                <w:rFonts w:ascii="宋体" w:eastAsia="宋体" w:hAnsi="宋体" w:cs="宋体"/>
                 <w:spacing w:val="4"/>
                 <w:sz w:val="20"/>
                 <w:szCs w:val="20"/>
@@ -992,18 +985,18 @@
               <w:adjustRightInd w:val="0"/>
               <w:snapToGrid w:val="0"/>
               <w:spacing w:before="175" w:line="228" w:lineRule="auto"/>
-              <w:ind w:left="0" w:leftChars="0" w:right="0" w:rightChars="0" w:firstLine="0" w:firstLineChars="0"/>
+              <w:ind w:left="0" w:right="0" w:firstLine="0" w:leftChars="0" w:rightChars="0" w:firstLineChars="0"/>
               <w:jc w:val="center"/>
               <w:textAlignment w:val="baseline"/>
               <w:rPr>
-                <w:rFonts w:ascii="宋体" w:hAnsi="宋体" w:eastAsia="宋体" w:cs="宋体"/>
+                <w:rFonts w:ascii="宋体" w:eastAsia="宋体" w:hAnsi="宋体" w:cs="宋体"/>
                 <w:sz w:val="20"/>
                 <w:szCs w:val="20"/>
               </w:rPr>
             </w:pPr>
             <w:r>
               <w:rPr>
-                <w:rFonts w:ascii="宋体" w:hAnsi="宋体" w:eastAsia="宋体" w:cs="宋体"/>
+                <w:rFonts w:ascii="宋体" w:eastAsia="宋体" w:hAnsi="宋体" w:cs="宋体"/>
                 <w:spacing w:val="7"/>
                 <w:sz w:val="20"/>
                 <w:szCs w:val="20"/>
@@ -1031,11 +1024,11 @@
               <w:adjustRightInd w:val="0"/>
               <w:snapToGrid w:val="0"/>
               <w:spacing w:before="175" w:line="228" w:lineRule="auto"/>
-              <w:ind w:left="0" w:leftChars="0" w:right="0" w:rightChars="0" w:firstLine="0" w:firstLineChars="0"/>
+              <w:ind w:left="0" w:right="0" w:firstLine="0" w:leftChars="0" w:rightChars="0" w:firstLineChars="0"/>
               <w:jc w:val="center"/>
               <w:textAlignment w:val="baseline"/>
               <w:rPr>
-                <w:rFonts w:hint="eastAsia" w:ascii="宋体" w:hAnsi="宋体" w:eastAsia="宋体" w:cs="宋体"/>
+                <w:rFonts w:ascii="宋体" w:eastAsia="宋体" w:hAnsi="宋体" w:cs="宋体" w:hint="eastAsia"/>
                 <w:spacing w:val="7"/>
                 <w:sz w:val="20"/>
                 <w:szCs w:val="20"/>
@@ -1044,7 +1037,7 @@
             </w:pPr>
             <w:r>
               <w:rPr>
-                <w:rFonts w:hint="eastAsia" w:ascii="宋体" w:hAnsi="宋体" w:cs="宋体"/>
+                <w:rFonts w:ascii="宋体" w:hAnsi="宋体" w:cs="宋体" w:hint="eastAsia"/>
                 <w:spacing w:val="7"/>
                 <w:sz w:val="20"/>
                 <w:szCs w:val="20"/>
@@ -1073,11 +1066,11 @@
               <w:adjustRightInd w:val="0"/>
               <w:snapToGrid w:val="0"/>
               <w:spacing w:before="175" w:line="228" w:lineRule="auto"/>
-              <w:ind w:left="0" w:leftChars="0" w:right="0" w:rightChars="0" w:firstLine="0" w:firstLineChars="0"/>
+              <w:ind w:left="0" w:right="0" w:firstLine="0" w:leftChars="0" w:rightChars="0" w:firstLineChars="0"/>
               <w:jc w:val="center"/>
               <w:textAlignment w:val="baseline"/>
               <w:rPr>
-                <w:rFonts w:hint="default" w:ascii="宋体" w:hAnsi="宋体" w:cs="宋体"/>
+                <w:rFonts w:ascii="宋体" w:hAnsi="宋体" w:cs="宋体" w:hint="default"/>
                 <w:spacing w:val="7"/>
                 <w:sz w:val="20"/>
                 <w:szCs w:val="20"/>
@@ -1086,7 +1079,7 @@
             </w:pPr>
             <w:r>
               <w:rPr>
-                <w:rFonts w:hint="eastAsia" w:ascii="宋体" w:hAnsi="宋体" w:cs="宋体"/>
+                <w:rFonts w:ascii="宋体" w:hAnsi="宋体" w:cs="宋体" w:hint="eastAsia"/>
                 <w:spacing w:val="7"/>
                 <w:sz w:val="20"/>
                 <w:szCs w:val="20"/>
@@ -1115,18 +1108,18 @@
               <w:adjustRightInd w:val="0"/>
               <w:snapToGrid w:val="0"/>
               <w:spacing w:before="176" w:line="229" w:lineRule="auto"/>
-              <w:ind w:left="0" w:leftChars="0" w:right="0" w:rightChars="0" w:firstLine="0" w:firstLineChars="0"/>
+              <w:ind w:left="0" w:right="0" w:firstLine="0" w:leftChars="0" w:rightChars="0" w:firstLineChars="0"/>
               <w:jc w:val="center"/>
               <w:textAlignment w:val="baseline"/>
               <w:rPr>
-                <w:rFonts w:ascii="宋体" w:hAnsi="宋体" w:eastAsia="宋体" w:cs="宋体"/>
+                <w:rFonts w:ascii="宋体" w:eastAsia="宋体" w:hAnsi="宋体" w:cs="宋体"/>
                 <w:sz w:val="20"/>
                 <w:szCs w:val="20"/>
               </w:rPr>
             </w:pPr>
             <w:r>
               <w:rPr>
-                <w:rFonts w:ascii="宋体" w:hAnsi="宋体" w:eastAsia="宋体" w:cs="宋体"/>
+                <w:rFonts w:ascii="宋体" w:eastAsia="宋体" w:hAnsi="宋体" w:cs="宋体"/>
                 <w:spacing w:val="7"/>
                 <w:sz w:val="20"/>
                 <w:szCs w:val="20"/>
@@ -1138,14 +1131,9 @@
       </w:tr>
       <w:tr>
         <w:tblPrEx>
-          <w:tblBorders>
-            <w:top w:val="single" w:color="000000" w:sz="2" w:space="0"/>
-            <w:left w:val="single" w:color="000000" w:sz="2" w:space="0"/>
-            <w:bottom w:val="single" w:color="000000" w:sz="2" w:space="0"/>
-            <w:right w:val="single" w:color="000000" w:sz="2" w:space="0"/>
-            <w:insideH w:val="single" w:color="000000" w:sz="2" w:space="0"/>
-            <w:insideV w:val="single" w:color="000000" w:sz="2" w:space="0"/>
-          </w:tblBorders>
+          <w:tblW w:w="8214" w:type="dxa"/>
+          <w:jc w:val="center"/>
+          <w:tblLayout w:type="fixed"/>
           <w:tblCellMar>
             <w:top w:w="0" w:type="dxa"/>
             <w:left w:w="0" w:type="dxa"/>
@@ -1154,7 +1142,7 @@
           </w:tblCellMar>
         </w:tblPrEx>
         <w:trPr>
-          <w:trHeight w:val="516" w:hRule="atLeast"/>
+          <w:trHeight w:val="516"/>
           <w:jc w:val="center"/>
         </w:trPr>
         <w:tc>
@@ -1176,11 +1164,11 @@
               <w:adjustRightInd w:val="0"/>
               <w:snapToGrid w:val="0"/>
               <w:spacing w:before="173" w:line="267" w:lineRule="exact"/>
-              <w:ind w:left="0" w:leftChars="0" w:right="0" w:rightChars="0" w:firstLine="0" w:firstLineChars="0"/>
+              <w:ind w:left="0" w:right="0" w:firstLine="0" w:leftChars="0" w:rightChars="0" w:firstLineChars="0"/>
               <w:jc w:val="center"/>
               <w:textAlignment w:val="baseline"/>
               <w:rPr>
-                <w:rFonts w:hint="default" w:ascii="宋体" w:hAnsi="宋体" w:eastAsia="宋体" w:cs="宋体"/>
+                <w:rFonts w:ascii="宋体" w:eastAsia="宋体" w:hAnsi="宋体" w:cs="宋体" w:hint="default"/>
                 <w:sz w:val="20"/>
                 <w:szCs w:val="20"/>
                 <w:lang w:val="en-US"/>
@@ -1188,7 +1176,7 @@
             </w:pPr>
             <w:r>
               <w:rPr>
-                <w:rFonts w:ascii="宋体" w:hAnsi="宋体" w:eastAsia="宋体" w:cs="宋体"/>
+                <w:rFonts w:ascii="宋体" w:eastAsia="宋体" w:hAnsi="宋体" w:cs="宋体"/>
                 <w:spacing w:val="3"/>
                 <w:position w:val="1"/>
                 <w:sz w:val="20"/>
@@ -1198,7 +1186,7 @@
             </w:r>
             <w:r>
               <w:rPr>
-                <w:rFonts w:hint="eastAsia" w:ascii="宋体" w:hAnsi="宋体" w:cs="宋体"/>
+                <w:rFonts w:ascii="宋体" w:hAnsi="宋体" w:cs="宋体" w:hint="eastAsia"/>
                 <w:spacing w:val="3"/>
                 <w:position w:val="1"/>
                 <w:sz w:val="20"/>
@@ -1209,7 +1197,7 @@
             </w:r>
             <w:r>
               <w:rPr>
-                <w:rFonts w:ascii="宋体" w:hAnsi="宋体" w:eastAsia="宋体" w:cs="宋体"/>
+                <w:rFonts w:ascii="宋体" w:eastAsia="宋体" w:hAnsi="宋体" w:cs="宋体"/>
                 <w:spacing w:val="3"/>
                 <w:position w:val="1"/>
                 <w:sz w:val="20"/>
@@ -1219,7 +1207,7 @@
             </w:r>
             <w:r>
               <w:rPr>
-                <w:rFonts w:hint="eastAsia" w:ascii="宋体" w:hAnsi="宋体" w:cs="宋体"/>
+                <w:rFonts w:ascii="宋体" w:hAnsi="宋体" w:cs="宋体" w:hint="eastAsia"/>
                 <w:spacing w:val="3"/>
                 <w:position w:val="1"/>
                 <w:sz w:val="20"/>
@@ -1249,18 +1237,18 @@
               <w:adjustRightInd w:val="0"/>
               <w:snapToGrid w:val="0"/>
               <w:spacing w:before="173" w:line="267" w:lineRule="exact"/>
-              <w:ind w:left="0" w:leftChars="0" w:right="0" w:rightChars="0" w:firstLine="0" w:firstLineChars="0"/>
+              <w:ind w:left="0" w:right="0" w:firstLine="0" w:leftChars="0" w:rightChars="0" w:firstLineChars="0"/>
               <w:jc w:val="center"/>
               <w:textAlignment w:val="baseline"/>
               <w:rPr>
-                <w:rFonts w:ascii="宋体" w:hAnsi="宋体" w:eastAsia="宋体" w:cs="宋体"/>
+                <w:rFonts w:ascii="宋体" w:eastAsia="宋体" w:hAnsi="宋体" w:cs="宋体"/>
                 <w:sz w:val="20"/>
                 <w:szCs w:val="20"/>
               </w:rPr>
             </w:pPr>
             <w:r>
               <w:rPr>
-                <w:rFonts w:ascii="宋体" w:hAnsi="宋体" w:eastAsia="宋体" w:cs="宋体"/>
+                <w:rFonts w:ascii="宋体" w:eastAsia="宋体" w:hAnsi="宋体" w:cs="宋体"/>
                 <w:spacing w:val="4"/>
                 <w:position w:val="1"/>
                 <w:sz w:val="20"/>
@@ -1289,18 +1277,18 @@
               <w:adjustRightInd w:val="0"/>
               <w:snapToGrid w:val="0"/>
               <w:spacing w:before="172" w:line="228" w:lineRule="auto"/>
-              <w:ind w:left="0" w:leftChars="0" w:right="0" w:rightChars="0" w:firstLine="0" w:firstLineChars="0"/>
+              <w:ind w:left="0" w:right="0" w:firstLine="0" w:leftChars="0" w:rightChars="0" w:firstLineChars="0"/>
               <w:jc w:val="center"/>
               <w:textAlignment w:val="baseline"/>
               <w:rPr>
-                <w:rFonts w:ascii="宋体" w:hAnsi="宋体" w:eastAsia="宋体" w:cs="宋体"/>
+                <w:rFonts w:ascii="宋体" w:eastAsia="宋体" w:hAnsi="宋体" w:cs="宋体"/>
                 <w:sz w:val="20"/>
                 <w:szCs w:val="20"/>
               </w:rPr>
             </w:pPr>
             <w:r>
               <w:rPr>
-                <w:rFonts w:ascii="宋体" w:hAnsi="宋体" w:eastAsia="宋体" w:cs="宋体"/>
+                <w:rFonts w:ascii="宋体" w:eastAsia="宋体" w:hAnsi="宋体" w:cs="宋体"/>
                 <w:spacing w:val="200"/>
                 <w:kern w:val="0"/>
                 <w:sz w:val="20"/>
@@ -1310,7 +1298,7 @@
             </w:r>
             <w:r>
               <w:rPr>
-                <w:rFonts w:ascii="宋体" w:hAnsi="宋体" w:eastAsia="宋体" w:cs="宋体"/>
+                <w:rFonts w:ascii="宋体" w:eastAsia="宋体" w:hAnsi="宋体" w:cs="宋体"/>
                 <w:spacing w:val="0"/>
                 <w:kern w:val="0"/>
                 <w:sz w:val="20"/>
@@ -1339,11 +1327,11 @@
               <w:adjustRightInd w:val="0"/>
               <w:snapToGrid w:val="0"/>
               <w:spacing w:before="173" w:line="229" w:lineRule="auto"/>
-              <w:ind w:left="0" w:leftChars="0" w:right="0" w:rightChars="0" w:firstLine="0" w:firstLineChars="0"/>
+              <w:ind w:left="0" w:right="0" w:firstLine="0" w:leftChars="0" w:rightChars="0" w:firstLineChars="0"/>
               <w:jc w:val="center"/>
               <w:textAlignment w:val="baseline"/>
               <w:rPr>
-                <w:rFonts w:ascii="宋体" w:hAnsi="宋体" w:eastAsia="宋体" w:cs="宋体"/>
+                <w:rFonts w:ascii="宋体" w:eastAsia="宋体" w:hAnsi="宋体" w:cs="宋体"/>
                 <w:spacing w:val="200"/>
                 <w:kern w:val="0"/>
                 <w:sz w:val="20"/>
@@ -1352,7 +1340,7 @@
             </w:pPr>
             <w:r>
               <w:rPr>
-                <w:rFonts w:hint="eastAsia" w:asciiTheme="minorAscii" w:hAnsiTheme="minorAscii" w:eastAsiaTheme="minorEastAsia"/>
+                <w:rFonts w:asciiTheme="minorAscii" w:eastAsiaTheme="minorEastAsia" w:hAnsiTheme="minorAscii" w:hint="eastAsia"/>
                 <w:spacing w:val="0"/>
                 <w:kern w:val="0"/>
                 <w:sz w:val="21"/>
@@ -1382,11 +1370,11 @@
               <w:adjustRightInd w:val="0"/>
               <w:snapToGrid w:val="0"/>
               <w:spacing w:before="172" w:line="228" w:lineRule="auto"/>
-              <w:ind w:left="0" w:leftChars="0" w:right="0" w:rightChars="0" w:firstLine="0" w:firstLineChars="0"/>
+              <w:ind w:left="0" w:right="0" w:firstLine="0" w:leftChars="0" w:rightChars="0" w:firstLineChars="0"/>
               <w:jc w:val="center"/>
               <w:textAlignment w:val="baseline"/>
               <w:rPr>
-                <w:rFonts w:ascii="宋体" w:hAnsi="宋体" w:eastAsia="宋体" w:cs="宋体"/>
+                <w:rFonts w:ascii="宋体" w:eastAsia="宋体" w:hAnsi="宋体" w:cs="宋体"/>
                 <w:spacing w:val="200"/>
                 <w:kern w:val="0"/>
                 <w:sz w:val="20"/>
@@ -1395,7 +1383,7 @@
             </w:pPr>
             <w:r>
               <w:rPr>
-                <w:rFonts w:hint="eastAsia" w:ascii="宋体" w:hAnsi="宋体" w:eastAsia="宋体" w:cs="宋体"/>
+                <w:rFonts w:ascii="宋体" w:eastAsia="宋体" w:hAnsi="宋体" w:cs="宋体" w:hint="eastAsia"/>
                 <w:spacing w:val="200"/>
                 <w:kern w:val="0"/>
                 <w:sz w:val="20"/>
@@ -1405,7 +1393,7 @@
             </w:r>
             <w:r>
               <w:rPr>
-                <w:rFonts w:hint="eastAsia" w:asciiTheme="minorAscii" w:hAnsiTheme="minorAscii" w:eastAsiaTheme="minorEastAsia"/>
+                <w:rFonts w:asciiTheme="minorAscii" w:eastAsiaTheme="minorEastAsia" w:hAnsiTheme="minorAscii" w:hint="eastAsia"/>
                 <w:spacing w:val="0"/>
                 <w:kern w:val="0"/>
                 <w:sz w:val="21"/>
@@ -1435,18 +1423,18 @@
               <w:adjustRightInd w:val="0"/>
               <w:snapToGrid w:val="0"/>
               <w:spacing w:before="173" w:line="229" w:lineRule="auto"/>
-              <w:ind w:left="0" w:leftChars="0" w:right="0" w:rightChars="0" w:firstLine="0" w:firstLineChars="0"/>
+              <w:ind w:left="0" w:right="0" w:firstLine="0" w:leftChars="0" w:rightChars="0" w:firstLineChars="0"/>
               <w:jc w:val="center"/>
               <w:textAlignment w:val="baseline"/>
               <w:rPr>
-                <w:rFonts w:ascii="宋体" w:hAnsi="宋体" w:eastAsia="宋体" w:cs="宋体"/>
+                <w:rFonts w:ascii="宋体" w:eastAsia="宋体" w:hAnsi="宋体" w:cs="宋体"/>
                 <w:sz w:val="20"/>
                 <w:szCs w:val="20"/>
               </w:rPr>
             </w:pPr>
             <w:r>
               <w:rPr>
-                <w:rFonts w:hint="eastAsia" w:asciiTheme="minorAscii" w:hAnsiTheme="minorAscii" w:eastAsiaTheme="minorEastAsia"/>
+                <w:rFonts w:asciiTheme="minorAscii" w:eastAsiaTheme="minorEastAsia" w:hAnsiTheme="minorAscii" w:hint="eastAsia"/>
                 <w:spacing w:val="0"/>
                 <w:kern w:val="0"/>
                 <w:sz w:val="21"/>
@@ -1460,14 +1448,9 @@
       </w:tr>
       <w:tr>
         <w:tblPrEx>
-          <w:tblBorders>
-            <w:top w:val="single" w:color="000000" w:sz="2" w:space="0"/>
-            <w:left w:val="single" w:color="000000" w:sz="2" w:space="0"/>
-            <w:bottom w:val="single" w:color="000000" w:sz="2" w:space="0"/>
-            <w:right w:val="single" w:color="000000" w:sz="2" w:space="0"/>
-            <w:insideH w:val="single" w:color="000000" w:sz="2" w:space="0"/>
-            <w:insideV w:val="single" w:color="000000" w:sz="2" w:space="0"/>
-          </w:tblBorders>
+          <w:tblW w:w="8214" w:type="dxa"/>
+          <w:jc w:val="center"/>
+          <w:tblLayout w:type="fixed"/>
           <w:tblCellMar>
             <w:top w:w="0" w:type="dxa"/>
             <w:left w:w="0" w:type="dxa"/>
@@ -1476,7 +1459,7 @@
           </w:tblCellMar>
         </w:tblPrEx>
         <w:trPr>
-          <w:trHeight w:val="556" w:hRule="atLeast"/>
+          <w:trHeight w:val="556"/>
           <w:jc w:val="center"/>
         </w:trPr>
         <w:tc>
@@ -1485,7 +1468,7 @@
           </w:tcPr>
           <w:p>
             <w:pPr>
-              <w:pStyle w:val="27"/>
+              <w:pStyle w:val="TableText"/>
               <w:keepNext w:val="0"/>
               <w:keepLines w:val="0"/>
               <w:pageBreakBefore w:val="0"/>
@@ -1498,7 +1481,7 @@
               <w:bidi w:val="0"/>
               <w:adjustRightInd w:val="0"/>
               <w:snapToGrid w:val="0"/>
-              <w:ind w:left="0" w:leftChars="0" w:right="0" w:rightChars="0" w:firstLine="0" w:firstLineChars="0"/>
+              <w:ind w:left="0" w:right="0" w:firstLine="0" w:leftChars="0" w:rightChars="0" w:firstLineChars="0"/>
               <w:jc w:val="center"/>
               <w:textAlignment w:val="baseline"/>
             </w:pPr>
@@ -1510,7 +1493,7 @@
           </w:tcPr>
           <w:p>
             <w:pPr>
-              <w:pStyle w:val="27"/>
+              <w:pStyle w:val="TableText"/>
               <w:keepNext w:val="0"/>
               <w:keepLines w:val="0"/>
               <w:pageBreakBefore w:val="0"/>
@@ -1523,7 +1506,7 @@
               <w:bidi w:val="0"/>
               <w:adjustRightInd w:val="0"/>
               <w:snapToGrid w:val="0"/>
-              <w:ind w:left="0" w:leftChars="0" w:right="0" w:rightChars="0" w:firstLine="0" w:firstLineChars="0"/>
+              <w:ind w:left="0" w:right="0" w:firstLine="0" w:leftChars="0" w:rightChars="0" w:firstLineChars="0"/>
               <w:jc w:val="center"/>
               <w:textAlignment w:val="baseline"/>
             </w:pPr>
@@ -1535,7 +1518,7 @@
           </w:tcPr>
           <w:p>
             <w:pPr>
-              <w:pStyle w:val="27"/>
+              <w:pStyle w:val="TableText"/>
               <w:keepNext w:val="0"/>
               <w:keepLines w:val="0"/>
               <w:pageBreakBefore w:val="0"/>
@@ -1548,7 +1531,7 @@
               <w:bidi w:val="0"/>
               <w:adjustRightInd w:val="0"/>
               <w:snapToGrid w:val="0"/>
-              <w:ind w:left="0" w:leftChars="0" w:right="0" w:rightChars="0" w:firstLine="0" w:firstLineChars="0"/>
+              <w:ind w:left="0" w:right="0" w:firstLine="0" w:leftChars="0" w:rightChars="0" w:firstLineChars="0"/>
               <w:jc w:val="center"/>
               <w:textAlignment w:val="baseline"/>
             </w:pPr>
@@ -1560,7 +1543,7 @@
           </w:tcPr>
           <w:p>
             <w:pPr>
-              <w:pStyle w:val="27"/>
+              <w:pStyle w:val="TableText"/>
               <w:keepNext w:val="0"/>
               <w:keepLines w:val="0"/>
               <w:pageBreakBefore w:val="0"/>
@@ -1573,7 +1556,7 @@
               <w:bidi w:val="0"/>
               <w:adjustRightInd w:val="0"/>
               <w:snapToGrid w:val="0"/>
-              <w:ind w:left="0" w:leftChars="0" w:right="0" w:rightChars="0" w:firstLine="0" w:firstLineChars="0"/>
+              <w:ind w:left="0" w:right="0" w:firstLine="0" w:leftChars="0" w:rightChars="0" w:firstLineChars="0"/>
               <w:jc w:val="center"/>
               <w:textAlignment w:val="baseline"/>
             </w:pPr>
@@ -1585,7 +1568,7 @@
           </w:tcPr>
           <w:p>
             <w:pPr>
-              <w:pStyle w:val="27"/>
+              <w:pStyle w:val="TableText"/>
               <w:keepNext w:val="0"/>
               <w:keepLines w:val="0"/>
               <w:pageBreakBefore w:val="0"/>
@@ -1598,7 +1581,7 @@
               <w:bidi w:val="0"/>
               <w:adjustRightInd w:val="0"/>
               <w:snapToGrid w:val="0"/>
-              <w:ind w:left="0" w:leftChars="0" w:right="0" w:rightChars="0" w:firstLine="0" w:firstLineChars="0"/>
+              <w:ind w:left="0" w:right="0" w:firstLine="0" w:leftChars="0" w:rightChars="0" w:firstLineChars="0"/>
               <w:jc w:val="center"/>
               <w:textAlignment w:val="baseline"/>
             </w:pPr>
@@ -1610,7 +1593,7 @@
           </w:tcPr>
           <w:p>
             <w:pPr>
-              <w:pStyle w:val="27"/>
+              <w:pStyle w:val="TableText"/>
               <w:keepNext w:val="0"/>
               <w:keepLines w:val="0"/>
               <w:pageBreakBefore w:val="0"/>
@@ -1623,7 +1606,7 @@
               <w:bidi w:val="0"/>
               <w:adjustRightInd w:val="0"/>
               <w:snapToGrid w:val="0"/>
-              <w:ind w:left="0" w:leftChars="0" w:right="0" w:rightChars="0" w:firstLine="0" w:firstLineChars="0"/>
+              <w:ind w:left="0" w:right="0" w:firstLine="0" w:leftChars="0" w:rightChars="0" w:firstLineChars="0"/>
               <w:jc w:val="center"/>
               <w:textAlignment w:val="baseline"/>
             </w:pPr>
@@ -1632,14 +1615,9 @@
       </w:tr>
       <w:tr>
         <w:tblPrEx>
-          <w:tblBorders>
-            <w:top w:val="single" w:color="000000" w:sz="2" w:space="0"/>
-            <w:left w:val="single" w:color="000000" w:sz="2" w:space="0"/>
-            <w:bottom w:val="single" w:color="000000" w:sz="2" w:space="0"/>
-            <w:right w:val="single" w:color="000000" w:sz="2" w:space="0"/>
-            <w:insideH w:val="single" w:color="000000" w:sz="2" w:space="0"/>
-            <w:insideV w:val="single" w:color="000000" w:sz="2" w:space="0"/>
-          </w:tblBorders>
+          <w:tblW w:w="8214" w:type="dxa"/>
+          <w:jc w:val="center"/>
+          <w:tblLayout w:type="fixed"/>
           <w:tblCellMar>
             <w:top w:w="0" w:type="dxa"/>
             <w:left w:w="0" w:type="dxa"/>
@@ -1648,7 +1626,7 @@
           </w:tblCellMar>
         </w:tblPrEx>
         <w:trPr>
-          <w:trHeight w:val="556" w:hRule="atLeast"/>
+          <w:trHeight w:val="556"/>
           <w:jc w:val="center"/>
         </w:trPr>
         <w:tc>
@@ -1657,7 +1635,7 @@
           </w:tcPr>
           <w:p>
             <w:pPr>
-              <w:pStyle w:val="27"/>
+              <w:pStyle w:val="TableText"/>
               <w:keepNext w:val="0"/>
               <w:keepLines w:val="0"/>
               <w:pageBreakBefore w:val="0"/>
@@ -1670,7 +1648,7 @@
               <w:bidi w:val="0"/>
               <w:adjustRightInd w:val="0"/>
               <w:snapToGrid w:val="0"/>
-              <w:ind w:left="0" w:leftChars="0" w:right="0" w:rightChars="0" w:firstLine="0" w:firstLineChars="0"/>
+              <w:ind w:left="0" w:right="0" w:firstLine="0" w:leftChars="0" w:rightChars="0" w:firstLineChars="0"/>
               <w:jc w:val="center"/>
               <w:textAlignment w:val="baseline"/>
             </w:pPr>
@@ -1682,7 +1660,7 @@
           </w:tcPr>
           <w:p>
             <w:pPr>
-              <w:pStyle w:val="27"/>
+              <w:pStyle w:val="TableText"/>
               <w:keepNext w:val="0"/>
               <w:keepLines w:val="0"/>
               <w:pageBreakBefore w:val="0"/>
@@ -1695,7 +1673,7 @@
               <w:bidi w:val="0"/>
               <w:adjustRightInd w:val="0"/>
               <w:snapToGrid w:val="0"/>
-              <w:ind w:left="0" w:leftChars="0" w:right="0" w:rightChars="0" w:firstLine="0" w:firstLineChars="0"/>
+              <w:ind w:left="0" w:right="0" w:firstLine="0" w:leftChars="0" w:rightChars="0" w:firstLineChars="0"/>
               <w:jc w:val="center"/>
               <w:textAlignment w:val="baseline"/>
             </w:pPr>
@@ -1707,7 +1685,7 @@
           </w:tcPr>
           <w:p>
             <w:pPr>
-              <w:pStyle w:val="27"/>
+              <w:pStyle w:val="TableText"/>
               <w:keepNext w:val="0"/>
               <w:keepLines w:val="0"/>
               <w:pageBreakBefore w:val="0"/>
@@ -1720,7 +1698,7 @@
               <w:bidi w:val="0"/>
               <w:adjustRightInd w:val="0"/>
               <w:snapToGrid w:val="0"/>
-              <w:ind w:left="0" w:leftChars="0" w:right="0" w:rightChars="0" w:firstLine="0" w:firstLineChars="0"/>
+              <w:ind w:left="0" w:right="0" w:firstLine="0" w:leftChars="0" w:rightChars="0" w:firstLineChars="0"/>
               <w:jc w:val="center"/>
               <w:textAlignment w:val="baseline"/>
             </w:pPr>
@@ -1732,7 +1710,7 @@
           </w:tcPr>
           <w:p>
             <w:pPr>
-              <w:pStyle w:val="27"/>
+              <w:pStyle w:val="TableText"/>
               <w:keepNext w:val="0"/>
               <w:keepLines w:val="0"/>
               <w:pageBreakBefore w:val="0"/>
@@ -1745,7 +1723,7 @@
               <w:bidi w:val="0"/>
               <w:adjustRightInd w:val="0"/>
               <w:snapToGrid w:val="0"/>
-              <w:ind w:left="0" w:leftChars="0" w:right="0" w:rightChars="0" w:firstLine="0" w:firstLineChars="0"/>
+              <w:ind w:left="0" w:right="0" w:firstLine="0" w:leftChars="0" w:rightChars="0" w:firstLineChars="0"/>
               <w:jc w:val="center"/>
               <w:textAlignment w:val="baseline"/>
             </w:pPr>
@@ -1757,7 +1735,7 @@
           </w:tcPr>
           <w:p>
             <w:pPr>
-              <w:pStyle w:val="27"/>
+              <w:pStyle w:val="TableText"/>
               <w:keepNext w:val="0"/>
               <w:keepLines w:val="0"/>
               <w:pageBreakBefore w:val="0"/>
@@ -1770,7 +1748,7 @@
               <w:bidi w:val="0"/>
               <w:adjustRightInd w:val="0"/>
               <w:snapToGrid w:val="0"/>
-              <w:ind w:left="0" w:leftChars="0" w:right="0" w:rightChars="0" w:firstLine="0" w:firstLineChars="0"/>
+              <w:ind w:left="0" w:right="0" w:firstLine="0" w:leftChars="0" w:rightChars="0" w:firstLineChars="0"/>
               <w:jc w:val="center"/>
               <w:textAlignment w:val="baseline"/>
             </w:pPr>
@@ -1782,7 +1760,7 @@
           </w:tcPr>
           <w:p>
             <w:pPr>
-              <w:pStyle w:val="27"/>
+              <w:pStyle w:val="TableText"/>
               <w:keepNext w:val="0"/>
               <w:keepLines w:val="0"/>
               <w:pageBreakBefore w:val="0"/>
@@ -1795,7 +1773,7 @@
               <w:bidi w:val="0"/>
               <w:adjustRightInd w:val="0"/>
               <w:snapToGrid w:val="0"/>
-              <w:ind w:left="0" w:leftChars="0" w:right="0" w:rightChars="0" w:firstLine="0" w:firstLineChars="0"/>
+              <w:ind w:left="0" w:right="0" w:firstLine="0" w:leftChars="0" w:rightChars="0" w:firstLineChars="0"/>
               <w:jc w:val="center"/>
               <w:textAlignment w:val="baseline"/>
             </w:pPr>
@@ -1804,14 +1782,9 @@
       </w:tr>
       <w:tr>
         <w:tblPrEx>
-          <w:tblBorders>
-            <w:top w:val="single" w:color="000000" w:sz="2" w:space="0"/>
-            <w:left w:val="single" w:color="000000" w:sz="2" w:space="0"/>
-            <w:bottom w:val="single" w:color="000000" w:sz="2" w:space="0"/>
-            <w:right w:val="single" w:color="000000" w:sz="2" w:space="0"/>
-            <w:insideH w:val="single" w:color="000000" w:sz="2" w:space="0"/>
-            <w:insideV w:val="single" w:color="000000" w:sz="2" w:space="0"/>
-          </w:tblBorders>
+          <w:tblW w:w="8214" w:type="dxa"/>
+          <w:jc w:val="center"/>
+          <w:tblLayout w:type="fixed"/>
           <w:tblCellMar>
             <w:top w:w="0" w:type="dxa"/>
             <w:left w:w="0" w:type="dxa"/>
@@ -1820,7 +1793,7 @@
           </w:tblCellMar>
         </w:tblPrEx>
         <w:trPr>
-          <w:trHeight w:val="557" w:hRule="atLeast"/>
+          <w:trHeight w:val="557"/>
           <w:jc w:val="center"/>
         </w:trPr>
         <w:tc>
@@ -1829,7 +1802,7 @@
           </w:tcPr>
           <w:p>
             <w:pPr>
-              <w:pStyle w:val="27"/>
+              <w:pStyle w:val="TableText"/>
               <w:keepNext w:val="0"/>
               <w:keepLines w:val="0"/>
               <w:pageBreakBefore w:val="0"/>
@@ -1842,7 +1815,7 @@
               <w:bidi w:val="0"/>
               <w:adjustRightInd w:val="0"/>
               <w:snapToGrid w:val="0"/>
-              <w:ind w:left="0" w:leftChars="0" w:right="0" w:rightChars="0" w:firstLine="0" w:firstLineChars="0"/>
+              <w:ind w:left="0" w:right="0" w:firstLine="0" w:leftChars="0" w:rightChars="0" w:firstLineChars="0"/>
               <w:jc w:val="center"/>
               <w:textAlignment w:val="baseline"/>
             </w:pPr>
@@ -1854,7 +1827,7 @@
           </w:tcPr>
           <w:p>
             <w:pPr>
-              <w:pStyle w:val="27"/>
+              <w:pStyle w:val="TableText"/>
               <w:keepNext w:val="0"/>
               <w:keepLines w:val="0"/>
               <w:pageBreakBefore w:val="0"/>
@@ -1867,7 +1840,7 @@
               <w:bidi w:val="0"/>
               <w:adjustRightInd w:val="0"/>
               <w:snapToGrid w:val="0"/>
-              <w:ind w:left="0" w:leftChars="0" w:right="0" w:rightChars="0" w:firstLine="0" w:firstLineChars="0"/>
+              <w:ind w:left="0" w:right="0" w:firstLine="0" w:leftChars="0" w:rightChars="0" w:firstLineChars="0"/>
               <w:jc w:val="center"/>
               <w:textAlignment w:val="baseline"/>
             </w:pPr>
@@ -1879,7 +1852,7 @@
           </w:tcPr>
           <w:p>
             <w:pPr>
-              <w:pStyle w:val="27"/>
+              <w:pStyle w:val="TableText"/>
               <w:keepNext w:val="0"/>
               <w:keepLines w:val="0"/>
               <w:pageBreakBefore w:val="0"/>
@@ -1892,7 +1865,7 @@
               <w:bidi w:val="0"/>
               <w:adjustRightInd w:val="0"/>
               <w:snapToGrid w:val="0"/>
-              <w:ind w:left="0" w:leftChars="0" w:right="0" w:rightChars="0" w:firstLine="0" w:firstLineChars="0"/>
+              <w:ind w:left="0" w:right="0" w:firstLine="0" w:leftChars="0" w:rightChars="0" w:firstLineChars="0"/>
               <w:jc w:val="center"/>
               <w:textAlignment w:val="baseline"/>
             </w:pPr>
@@ -1904,7 +1877,7 @@
           </w:tcPr>
           <w:p>
             <w:pPr>
-              <w:pStyle w:val="27"/>
+              <w:pStyle w:val="TableText"/>
               <w:keepNext w:val="0"/>
               <w:keepLines w:val="0"/>
               <w:pageBreakBefore w:val="0"/>
@@ -1917,7 +1890,7 @@
               <w:bidi w:val="0"/>
               <w:adjustRightInd w:val="0"/>
               <w:snapToGrid w:val="0"/>
-              <w:ind w:left="0" w:leftChars="0" w:right="0" w:rightChars="0" w:firstLine="0" w:firstLineChars="0"/>
+              <w:ind w:left="0" w:right="0" w:firstLine="0" w:leftChars="0" w:rightChars="0" w:firstLineChars="0"/>
               <w:jc w:val="center"/>
               <w:textAlignment w:val="baseline"/>
             </w:pPr>
@@ -1929,7 +1902,7 @@
           </w:tcPr>
           <w:p>
             <w:pPr>
-              <w:pStyle w:val="27"/>
+              <w:pStyle w:val="TableText"/>
               <w:keepNext w:val="0"/>
               <w:keepLines w:val="0"/>
               <w:pageBreakBefore w:val="0"/>
@@ -1942,7 +1915,7 @@
               <w:bidi w:val="0"/>
               <w:adjustRightInd w:val="0"/>
               <w:snapToGrid w:val="0"/>
-              <w:ind w:left="0" w:leftChars="0" w:right="0" w:rightChars="0" w:firstLine="0" w:firstLineChars="0"/>
+              <w:ind w:left="0" w:right="0" w:firstLine="0" w:leftChars="0" w:rightChars="0" w:firstLineChars="0"/>
               <w:jc w:val="center"/>
               <w:textAlignment w:val="baseline"/>
             </w:pPr>
@@ -1954,7 +1927,7 @@
           </w:tcPr>
           <w:p>
             <w:pPr>
-              <w:pStyle w:val="27"/>
+              <w:pStyle w:val="TableText"/>
               <w:keepNext w:val="0"/>
               <w:keepLines w:val="0"/>
               <w:pageBreakBefore w:val="0"/>
@@ -1967,7 +1940,7 @@
               <w:bidi w:val="0"/>
               <w:adjustRightInd w:val="0"/>
               <w:snapToGrid w:val="0"/>
-              <w:ind w:left="0" w:leftChars="0" w:right="0" w:rightChars="0" w:firstLine="0" w:firstLineChars="0"/>
+              <w:ind w:left="0" w:right="0" w:firstLine="0" w:leftChars="0" w:rightChars="0" w:firstLineChars="0"/>
               <w:jc w:val="center"/>
               <w:textAlignment w:val="baseline"/>
             </w:pPr>
@@ -1998,7 +1971,7 @@
     <w:sdt>
       <w:sdtPr>
         <w:rPr>
-          <w:rFonts w:ascii="宋体" w:hAnsi="宋体" w:eastAsia="宋体" w:cs="Arial"/>
+          <w:rFonts w:ascii="宋体" w:eastAsia="宋体" w:hAnsi="宋体" w:cs="Arial"/>
           <w:snapToGrid w:val="0"/>
           <w:color w:val="000000"/>
           <w:kern w:val="0"/>
@@ -2014,7 +1987,7 @@
       </w:sdtPr>
       <w:sdtEndPr>
         <w:rPr>
-          <w:rFonts w:hint="eastAsia" w:ascii="宋体" w:hAnsi="宋体" w:eastAsia="宋体" w:cs="宋体"/>
+          <w:rFonts w:ascii="宋体" w:eastAsia="宋体" w:hAnsi="宋体" w:cs="宋体" w:hint="eastAsia"/>
           <w:snapToGrid w:val="0"/>
           <w:color w:val="000000"/>
           <w:kern w:val="0"/>
@@ -2039,18 +2012,18 @@
             <w:adjustRightInd w:val="0"/>
             <w:snapToGrid w:val="0"/>
             <w:spacing w:before="0" w:beforeLines="0" w:after="0" w:afterLines="0" w:line="240" w:lineRule="auto"/>
-            <w:ind w:left="0" w:leftChars="0" w:right="0" w:rightChars="0" w:firstLine="0" w:firstLineChars="0"/>
+            <w:ind w:left="0" w:right="0" w:firstLine="0" w:leftChars="0" w:rightChars="0" w:firstLineChars="0"/>
             <w:jc w:val="center"/>
             <w:textAlignment w:val="baseline"/>
             <w:rPr>
-              <w:rFonts w:hint="eastAsia" w:ascii="宋体" w:hAnsi="宋体" w:eastAsia="宋体" w:cs="宋体"/>
+              <w:rFonts w:ascii="宋体" w:eastAsia="宋体" w:hAnsi="宋体" w:cs="宋体" w:hint="eastAsia"/>
               <w:sz w:val="24"/>
               <w:szCs w:val="24"/>
             </w:rPr>
           </w:pPr>
           <w:r>
             <w:rPr>
-              <w:rFonts w:hint="eastAsia" w:ascii="宋体" w:hAnsi="宋体" w:eastAsia="宋体" w:cs="宋体"/>
+              <w:rFonts w:ascii="宋体" w:eastAsia="宋体" w:hAnsi="宋体" w:cs="宋体" w:hint="eastAsia"/>
               <w:sz w:val="24"/>
               <w:szCs w:val="24"/>
             </w:rPr>
@@ -2059,16 +2032,16 @@
         </w:p>
         <w:p>
           <w:pPr>
-            <w:pStyle w:val="16"/>
+            <w:pStyle w:val="TOC1"/>
             <w:tabs>
               <w:tab w:val="right" w:leader="dot" w:pos="8306"/>
             </w:tabs>
           </w:pPr>
-          <w:bookmarkStart w:id="19" w:name="_GoBack"/>
-          <w:bookmarkEnd w:id="19"/>
-          <w:r>
-            <w:rPr>
-              <w:rFonts w:hint="eastAsia" w:ascii="宋体" w:hAnsi="宋体" w:eastAsia="宋体" w:cs="宋体"/>
+          <w:bookmarkStart w:id="2" w:name="_GoBack"/>
+          <w:bookmarkEnd w:id="2"/>
+          <w:r>
+            <w:rPr>
+              <w:rFonts w:ascii="宋体" w:eastAsia="宋体" w:hAnsi="宋体" w:cs="宋体" w:hint="eastAsia"/>
               <w:sz w:val="24"/>
               <w:szCs w:val="24"/>
             </w:rPr>
@@ -2076,7 +2049,7 @@
           </w:r>
           <w:r>
             <w:rPr>
-              <w:rFonts w:hint="eastAsia" w:ascii="宋体" w:hAnsi="宋体" w:eastAsia="宋体" w:cs="宋体"/>
+              <w:rFonts w:ascii="宋体" w:eastAsia="宋体" w:hAnsi="宋体" w:cs="宋体" w:hint="eastAsia"/>
               <w:sz w:val="24"/>
               <w:szCs w:val="24"/>
             </w:rPr>
@@ -2084,7 +2057,7 @@
           </w:r>
           <w:r>
             <w:rPr>
-              <w:rFonts w:hint="eastAsia" w:ascii="宋体" w:hAnsi="宋体" w:eastAsia="宋体" w:cs="宋体"/>
+              <w:rFonts w:ascii="宋体" w:eastAsia="宋体" w:hAnsi="宋体" w:cs="宋体" w:hint="eastAsia"/>
               <w:sz w:val="24"/>
               <w:szCs w:val="24"/>
             </w:rPr>
@@ -2092,21 +2065,21 @@
           </w:r>
           <w:r>
             <w:rPr>
-              <w:rFonts w:hint="eastAsia" w:ascii="宋体" w:hAnsi="宋体" w:eastAsia="宋体" w:cs="宋体"/>
+              <w:rFonts w:ascii="宋体" w:eastAsia="宋体" w:hAnsi="宋体" w:cs="宋体" w:hint="eastAsia"/>
               <w:szCs w:val="24"/>
             </w:rPr>
             <w:fldChar w:fldCharType="begin"/>
           </w:r>
           <w:r>
             <w:rPr>
-              <w:rFonts w:hint="eastAsia" w:ascii="宋体" w:hAnsi="宋体" w:eastAsia="宋体" w:cs="宋体"/>
+              <w:rFonts w:ascii="宋体" w:eastAsia="宋体" w:hAnsi="宋体" w:cs="宋体" w:hint="eastAsia"/>
               <w:szCs w:val="24"/>
             </w:rPr>
             <w:instrText xml:space="preserve"> HYPERLINK \l _Toc2505 </w:instrText>
           </w:r>
           <w:r>
             <w:rPr>
-              <w:rFonts w:hint="eastAsia" w:ascii="宋体" w:hAnsi="宋体" w:eastAsia="宋体" w:cs="宋体"/>
+              <w:rFonts w:ascii="宋体" w:eastAsia="宋体" w:hAnsi="宋体" w:cs="宋体" w:hint="eastAsia"/>
               <w:szCs w:val="24"/>
             </w:rPr>
             <w:fldChar w:fldCharType="separate"/>
@@ -2138,7 +2111,7 @@
           </w:r>
           <w:r>
             <w:rPr>
-              <w:rFonts w:hint="eastAsia" w:ascii="宋体" w:hAnsi="宋体" w:eastAsia="宋体" w:cs="宋体"/>
+              <w:rFonts w:ascii="宋体" w:eastAsia="宋体" w:hAnsi="宋体" w:cs="宋体" w:hint="eastAsia"/>
               <w:szCs w:val="24"/>
             </w:rPr>
             <w:fldChar w:fldCharType="end"/>
@@ -2146,28 +2119,28 @@
         </w:p>
         <w:p>
           <w:pPr>
-            <w:pStyle w:val="16"/>
+            <w:pStyle w:val="TOC1"/>
             <w:tabs>
               <w:tab w:val="right" w:leader="dot" w:pos="8306"/>
             </w:tabs>
           </w:pPr>
           <w:r>
             <w:rPr>
-              <w:rFonts w:hint="eastAsia" w:ascii="宋体" w:hAnsi="宋体" w:eastAsia="宋体" w:cs="宋体"/>
+              <w:rFonts w:ascii="宋体" w:eastAsia="宋体" w:hAnsi="宋体" w:cs="宋体" w:hint="eastAsia"/>
               <w:szCs w:val="24"/>
             </w:rPr>
             <w:fldChar w:fldCharType="begin"/>
           </w:r>
           <w:r>
             <w:rPr>
-              <w:rFonts w:hint="eastAsia" w:ascii="宋体" w:hAnsi="宋体" w:eastAsia="宋体" w:cs="宋体"/>
+              <w:rFonts w:ascii="宋体" w:eastAsia="宋体" w:hAnsi="宋体" w:cs="宋体" w:hint="eastAsia"/>
               <w:szCs w:val="24"/>
             </w:rPr>
             <w:instrText xml:space="preserve"> HYPERLINK \l _Toc27602 </w:instrText>
           </w:r>
           <w:r>
             <w:rPr>
-              <w:rFonts w:hint="eastAsia" w:ascii="宋体" w:hAnsi="宋体" w:eastAsia="宋体" w:cs="宋体"/>
+              <w:rFonts w:ascii="宋体" w:eastAsia="宋体" w:hAnsi="宋体" w:cs="宋体" w:hint="eastAsia"/>
               <w:szCs w:val="24"/>
             </w:rPr>
             <w:fldChar w:fldCharType="separate"/>
@@ -2199,7 +2172,7 @@
           </w:r>
           <w:r>
             <w:rPr>
-              <w:rFonts w:hint="eastAsia" w:ascii="宋体" w:hAnsi="宋体" w:eastAsia="宋体" w:cs="宋体"/>
+              <w:rFonts w:ascii="宋体" w:eastAsia="宋体" w:hAnsi="宋体" w:cs="宋体" w:hint="eastAsia"/>
               <w:szCs w:val="24"/>
             </w:rPr>
             <w:fldChar w:fldCharType="end"/>
@@ -2207,28 +2180,28 @@
         </w:p>
         <w:p>
           <w:pPr>
-            <w:pStyle w:val="16"/>
+            <w:pStyle w:val="TOC1"/>
             <w:tabs>
               <w:tab w:val="right" w:leader="dot" w:pos="8306"/>
             </w:tabs>
           </w:pPr>
           <w:r>
             <w:rPr>
-              <w:rFonts w:hint="eastAsia" w:ascii="宋体" w:hAnsi="宋体" w:eastAsia="宋体" w:cs="宋体"/>
+              <w:rFonts w:ascii="宋体" w:eastAsia="宋体" w:hAnsi="宋体" w:cs="宋体" w:hint="eastAsia"/>
               <w:szCs w:val="24"/>
             </w:rPr>
             <w:fldChar w:fldCharType="begin"/>
           </w:r>
           <w:r>
             <w:rPr>
-              <w:rFonts w:hint="eastAsia" w:ascii="宋体" w:hAnsi="宋体" w:eastAsia="宋体" w:cs="宋体"/>
+              <w:rFonts w:ascii="宋体" w:eastAsia="宋体" w:hAnsi="宋体" w:cs="宋体" w:hint="eastAsia"/>
               <w:szCs w:val="24"/>
             </w:rPr>
             <w:instrText xml:space="preserve"> HYPERLINK \l _Toc523 </w:instrText>
           </w:r>
           <w:r>
             <w:rPr>
-              <w:rFonts w:hint="eastAsia" w:ascii="宋体" w:hAnsi="宋体" w:eastAsia="宋体" w:cs="宋体"/>
+              <w:rFonts w:ascii="宋体" w:eastAsia="宋体" w:hAnsi="宋体" w:cs="宋体" w:hint="eastAsia"/>
               <w:szCs w:val="24"/>
             </w:rPr>
             <w:fldChar w:fldCharType="separate"/>
@@ -2267,7 +2240,7 @@
           </w:r>
           <w:r>
             <w:rPr>
-              <w:rFonts w:hint="eastAsia" w:ascii="宋体" w:hAnsi="宋体" w:eastAsia="宋体" w:cs="宋体"/>
+              <w:rFonts w:ascii="宋体" w:eastAsia="宋体" w:hAnsi="宋体" w:cs="宋体" w:hint="eastAsia"/>
               <w:szCs w:val="24"/>
             </w:rPr>
             <w:fldChar w:fldCharType="end"/>
@@ -2275,28 +2248,28 @@
         </w:p>
         <w:p>
           <w:pPr>
-            <w:pStyle w:val="17"/>
+            <w:pStyle w:val="TOC2"/>
             <w:tabs>
               <w:tab w:val="right" w:leader="dot" w:pos="8306"/>
             </w:tabs>
           </w:pPr>
           <w:r>
             <w:rPr>
-              <w:rFonts w:hint="eastAsia" w:ascii="宋体" w:hAnsi="宋体" w:eastAsia="宋体" w:cs="宋体"/>
+              <w:rFonts w:ascii="宋体" w:eastAsia="宋体" w:hAnsi="宋体" w:cs="宋体" w:hint="eastAsia"/>
               <w:szCs w:val="24"/>
             </w:rPr>
             <w:fldChar w:fldCharType="begin"/>
           </w:r>
           <w:r>
             <w:rPr>
-              <w:rFonts w:hint="eastAsia" w:ascii="宋体" w:hAnsi="宋体" w:eastAsia="宋体" w:cs="宋体"/>
+              <w:rFonts w:ascii="宋体" w:eastAsia="宋体" w:hAnsi="宋体" w:cs="宋体" w:hint="eastAsia"/>
               <w:szCs w:val="24"/>
             </w:rPr>
             <w:instrText xml:space="preserve"> HYPERLINK \l _Toc27799 </w:instrText>
           </w:r>
           <w:r>
             <w:rPr>
-              <w:rFonts w:hint="eastAsia" w:ascii="宋体" w:hAnsi="宋体" w:eastAsia="宋体" w:cs="宋体"/>
+              <w:rFonts w:ascii="宋体" w:eastAsia="宋体" w:hAnsi="宋体" w:cs="宋体" w:hint="eastAsia"/>
               <w:szCs w:val="24"/>
             </w:rPr>
             <w:fldChar w:fldCharType="separate"/>
@@ -2335,7 +2308,7 @@
           </w:r>
           <w:r>
             <w:rPr>
-              <w:rFonts w:hint="eastAsia" w:ascii="宋体" w:hAnsi="宋体" w:eastAsia="宋体" w:cs="宋体"/>
+              <w:rFonts w:ascii="宋体" w:eastAsia="宋体" w:hAnsi="宋体" w:cs="宋体" w:hint="eastAsia"/>
               <w:szCs w:val="24"/>
             </w:rPr>
             <w:fldChar w:fldCharType="end"/>
@@ -2343,28 +2316,28 @@
         </w:p>
         <w:p>
           <w:pPr>
-            <w:pStyle w:val="17"/>
+            <w:pStyle w:val="TOC2"/>
             <w:tabs>
               <w:tab w:val="right" w:leader="dot" w:pos="8306"/>
             </w:tabs>
           </w:pPr>
           <w:r>
             <w:rPr>
-              <w:rFonts w:hint="eastAsia" w:ascii="宋体" w:hAnsi="宋体" w:eastAsia="宋体" w:cs="宋体"/>
+              <w:rFonts w:ascii="宋体" w:eastAsia="宋体" w:hAnsi="宋体" w:cs="宋体" w:hint="eastAsia"/>
               <w:szCs w:val="24"/>
             </w:rPr>
             <w:fldChar w:fldCharType="begin"/>
           </w:r>
           <w:r>
             <w:rPr>
-              <w:rFonts w:hint="eastAsia" w:ascii="宋体" w:hAnsi="宋体" w:eastAsia="宋体" w:cs="宋体"/>
+              <w:rFonts w:ascii="宋体" w:eastAsia="宋体" w:hAnsi="宋体" w:cs="宋体" w:hint="eastAsia"/>
               <w:szCs w:val="24"/>
             </w:rPr>
             <w:instrText xml:space="preserve"> HYPERLINK \l _Toc16061 </w:instrText>
           </w:r>
           <w:r>
             <w:rPr>
-              <w:rFonts w:hint="eastAsia" w:ascii="宋体" w:hAnsi="宋体" w:eastAsia="宋体" w:cs="宋体"/>
+              <w:rFonts w:ascii="宋体" w:eastAsia="宋体" w:hAnsi="宋体" w:cs="宋体" w:hint="eastAsia"/>
               <w:szCs w:val="24"/>
             </w:rPr>
             <w:fldChar w:fldCharType="separate"/>
@@ -2403,7 +2376,7 @@
           </w:r>
           <w:r>
             <w:rPr>
-              <w:rFonts w:hint="eastAsia" w:ascii="宋体" w:hAnsi="宋体" w:eastAsia="宋体" w:cs="宋体"/>
+              <w:rFonts w:ascii="宋体" w:eastAsia="宋体" w:hAnsi="宋体" w:cs="宋体" w:hint="eastAsia"/>
               <w:szCs w:val="24"/>
             </w:rPr>
             <w:fldChar w:fldCharType="end"/>
@@ -2411,28 +2384,28 @@
         </w:p>
         <w:p>
           <w:pPr>
-            <w:pStyle w:val="17"/>
+            <w:pStyle w:val="TOC2"/>
             <w:tabs>
               <w:tab w:val="right" w:leader="dot" w:pos="8306"/>
             </w:tabs>
           </w:pPr>
           <w:r>
             <w:rPr>
-              <w:rFonts w:hint="eastAsia" w:ascii="宋体" w:hAnsi="宋体" w:eastAsia="宋体" w:cs="宋体"/>
+              <w:rFonts w:ascii="宋体" w:eastAsia="宋体" w:hAnsi="宋体" w:cs="宋体" w:hint="eastAsia"/>
               <w:szCs w:val="24"/>
             </w:rPr>
             <w:fldChar w:fldCharType="begin"/>
           </w:r>
           <w:r>
             <w:rPr>
-              <w:rFonts w:hint="eastAsia" w:ascii="宋体" w:hAnsi="宋体" w:eastAsia="宋体" w:cs="宋体"/>
+              <w:rFonts w:ascii="宋体" w:eastAsia="宋体" w:hAnsi="宋体" w:cs="宋体" w:hint="eastAsia"/>
               <w:szCs w:val="24"/>
             </w:rPr>
             <w:instrText xml:space="preserve"> HYPERLINK \l _Toc1695 </w:instrText>
           </w:r>
           <w:r>
             <w:rPr>
-              <w:rFonts w:hint="eastAsia" w:ascii="宋体" w:hAnsi="宋体" w:eastAsia="宋体" w:cs="宋体"/>
+              <w:rFonts w:ascii="宋体" w:eastAsia="宋体" w:hAnsi="宋体" w:cs="宋体" w:hint="eastAsia"/>
               <w:szCs w:val="24"/>
             </w:rPr>
             <w:fldChar w:fldCharType="separate"/>
@@ -2471,7 +2444,7 @@
           </w:r>
           <w:r>
             <w:rPr>
-              <w:rFonts w:hint="eastAsia" w:ascii="宋体" w:hAnsi="宋体" w:eastAsia="宋体" w:cs="宋体"/>
+              <w:rFonts w:ascii="宋体" w:eastAsia="宋体" w:hAnsi="宋体" w:cs="宋体" w:hint="eastAsia"/>
               <w:szCs w:val="24"/>
             </w:rPr>
             <w:fldChar w:fldCharType="end"/>
@@ -2479,28 +2452,28 @@
         </w:p>
         <w:p>
           <w:pPr>
-            <w:pStyle w:val="16"/>
+            <w:pStyle w:val="TOC1"/>
             <w:tabs>
               <w:tab w:val="right" w:leader="dot" w:pos="8306"/>
             </w:tabs>
           </w:pPr>
           <w:r>
             <w:rPr>
-              <w:rFonts w:hint="eastAsia" w:ascii="宋体" w:hAnsi="宋体" w:eastAsia="宋体" w:cs="宋体"/>
+              <w:rFonts w:ascii="宋体" w:eastAsia="宋体" w:hAnsi="宋体" w:cs="宋体" w:hint="eastAsia"/>
               <w:szCs w:val="24"/>
             </w:rPr>
             <w:fldChar w:fldCharType="begin"/>
           </w:r>
           <w:r>
             <w:rPr>
-              <w:rFonts w:hint="eastAsia" w:ascii="宋体" w:hAnsi="宋体" w:eastAsia="宋体" w:cs="宋体"/>
+              <w:rFonts w:ascii="宋体" w:eastAsia="宋体" w:hAnsi="宋体" w:cs="宋体" w:hint="eastAsia"/>
               <w:szCs w:val="24"/>
             </w:rPr>
             <w:instrText xml:space="preserve"> HYPERLINK \l _Toc22764 </w:instrText>
           </w:r>
           <w:r>
             <w:rPr>
-              <w:rFonts w:hint="eastAsia" w:ascii="宋体" w:hAnsi="宋体" w:eastAsia="宋体" w:cs="宋体"/>
+              <w:rFonts w:ascii="宋体" w:eastAsia="宋体" w:hAnsi="宋体" w:cs="宋体" w:hint="eastAsia"/>
               <w:szCs w:val="24"/>
             </w:rPr>
             <w:fldChar w:fldCharType="separate"/>
@@ -2539,7 +2512,7 @@
           </w:r>
           <w:r>
             <w:rPr>
-              <w:rFonts w:hint="eastAsia" w:ascii="宋体" w:hAnsi="宋体" w:eastAsia="宋体" w:cs="宋体"/>
+              <w:rFonts w:ascii="宋体" w:eastAsia="宋体" w:hAnsi="宋体" w:cs="宋体" w:hint="eastAsia"/>
               <w:szCs w:val="24"/>
             </w:rPr>
             <w:fldChar w:fldCharType="end"/>
@@ -2547,28 +2520,28 @@
         </w:p>
         <w:p>
           <w:pPr>
-            <w:pStyle w:val="16"/>
+            <w:pStyle w:val="TOC1"/>
             <w:tabs>
               <w:tab w:val="right" w:leader="dot" w:pos="8306"/>
             </w:tabs>
           </w:pPr>
           <w:r>
             <w:rPr>
-              <w:rFonts w:hint="eastAsia" w:ascii="宋体" w:hAnsi="宋体" w:eastAsia="宋体" w:cs="宋体"/>
+              <w:rFonts w:ascii="宋体" w:eastAsia="宋体" w:hAnsi="宋体" w:cs="宋体" w:hint="eastAsia"/>
               <w:szCs w:val="24"/>
             </w:rPr>
             <w:fldChar w:fldCharType="begin"/>
           </w:r>
           <w:r>
             <w:rPr>
-              <w:rFonts w:hint="eastAsia" w:ascii="宋体" w:hAnsi="宋体" w:eastAsia="宋体" w:cs="宋体"/>
+              <w:rFonts w:ascii="宋体" w:eastAsia="宋体" w:hAnsi="宋体" w:cs="宋体" w:hint="eastAsia"/>
               <w:szCs w:val="24"/>
             </w:rPr>
             <w:instrText xml:space="preserve"> HYPERLINK \l _Toc30045 </w:instrText>
           </w:r>
           <w:r>
             <w:rPr>
-              <w:rFonts w:hint="eastAsia" w:ascii="宋体" w:hAnsi="宋体" w:eastAsia="宋体" w:cs="宋体"/>
+              <w:rFonts w:ascii="宋体" w:eastAsia="宋体" w:hAnsi="宋体" w:cs="宋体" w:hint="eastAsia"/>
               <w:szCs w:val="24"/>
             </w:rPr>
             <w:fldChar w:fldCharType="separate"/>
@@ -2607,7 +2580,7 @@
           </w:r>
           <w:r>
             <w:rPr>
-              <w:rFonts w:hint="eastAsia" w:ascii="宋体" w:hAnsi="宋体" w:eastAsia="宋体" w:cs="宋体"/>
+              <w:rFonts w:ascii="宋体" w:eastAsia="宋体" w:hAnsi="宋体" w:cs="宋体" w:hint="eastAsia"/>
               <w:szCs w:val="24"/>
             </w:rPr>
             <w:fldChar w:fldCharType="end"/>
@@ -2615,28 +2588,28 @@
         </w:p>
         <w:p>
           <w:pPr>
-            <w:pStyle w:val="17"/>
+            <w:pStyle w:val="TOC2"/>
             <w:tabs>
               <w:tab w:val="right" w:leader="dot" w:pos="8306"/>
             </w:tabs>
           </w:pPr>
           <w:r>
             <w:rPr>
-              <w:rFonts w:hint="eastAsia" w:ascii="宋体" w:hAnsi="宋体" w:eastAsia="宋体" w:cs="宋体"/>
+              <w:rFonts w:ascii="宋体" w:eastAsia="宋体" w:hAnsi="宋体" w:cs="宋体" w:hint="eastAsia"/>
               <w:szCs w:val="24"/>
             </w:rPr>
             <w:fldChar w:fldCharType="begin"/>
           </w:r>
           <w:r>
             <w:rPr>
-              <w:rFonts w:hint="eastAsia" w:ascii="宋体" w:hAnsi="宋体" w:eastAsia="宋体" w:cs="宋体"/>
+              <w:rFonts w:ascii="宋体" w:eastAsia="宋体" w:hAnsi="宋体" w:cs="宋体" w:hint="eastAsia"/>
               <w:szCs w:val="24"/>
             </w:rPr>
             <w:instrText xml:space="preserve"> HYPERLINK \l _Toc29295 </w:instrText>
           </w:r>
           <w:r>
             <w:rPr>
-              <w:rFonts w:hint="eastAsia" w:ascii="宋体" w:hAnsi="宋体" w:eastAsia="宋体" w:cs="宋体"/>
+              <w:rFonts w:ascii="宋体" w:eastAsia="宋体" w:hAnsi="宋体" w:cs="宋体" w:hint="eastAsia"/>
               <w:szCs w:val="24"/>
             </w:rPr>
             <w:fldChar w:fldCharType="separate"/>
@@ -2675,7 +2648,7 @@
           </w:r>
           <w:r>
             <w:rPr>
-              <w:rFonts w:hint="eastAsia" w:ascii="宋体" w:hAnsi="宋体" w:eastAsia="宋体" w:cs="宋体"/>
+              <w:rFonts w:ascii="宋体" w:eastAsia="宋体" w:hAnsi="宋体" w:cs="宋体" w:hint="eastAsia"/>
               <w:szCs w:val="24"/>
             </w:rPr>
             <w:fldChar w:fldCharType="end"/>
@@ -2683,28 +2656,28 @@
         </w:p>
         <w:p>
           <w:pPr>
-            <w:pStyle w:val="17"/>
+            <w:pStyle w:val="TOC2"/>
             <w:tabs>
               <w:tab w:val="right" w:leader="dot" w:pos="8306"/>
             </w:tabs>
           </w:pPr>
           <w:r>
             <w:rPr>
-              <w:rFonts w:hint="eastAsia" w:ascii="宋体" w:hAnsi="宋体" w:eastAsia="宋体" w:cs="宋体"/>
+              <w:rFonts w:ascii="宋体" w:eastAsia="宋体" w:hAnsi="宋体" w:cs="宋体" w:hint="eastAsia"/>
               <w:szCs w:val="24"/>
             </w:rPr>
             <w:fldChar w:fldCharType="begin"/>
           </w:r>
           <w:r>
             <w:rPr>
-              <w:rFonts w:hint="eastAsia" w:ascii="宋体" w:hAnsi="宋体" w:eastAsia="宋体" w:cs="宋体"/>
+              <w:rFonts w:ascii="宋体" w:eastAsia="宋体" w:hAnsi="宋体" w:cs="宋体" w:hint="eastAsia"/>
               <w:szCs w:val="24"/>
             </w:rPr>
             <w:instrText xml:space="preserve"> HYPERLINK \l _Toc7861 </w:instrText>
           </w:r>
           <w:r>
             <w:rPr>
-              <w:rFonts w:hint="eastAsia" w:ascii="宋体" w:hAnsi="宋体" w:eastAsia="宋体" w:cs="宋体"/>
+              <w:rFonts w:ascii="宋体" w:eastAsia="宋体" w:hAnsi="宋体" w:cs="宋体" w:hint="eastAsia"/>
               <w:szCs w:val="24"/>
             </w:rPr>
             <w:fldChar w:fldCharType="separate"/>
@@ -2743,7 +2716,7 @@
           </w:r>
           <w:r>
             <w:rPr>
-              <w:rFonts w:hint="eastAsia" w:ascii="宋体" w:hAnsi="宋体" w:eastAsia="宋体" w:cs="宋体"/>
+              <w:rFonts w:ascii="宋体" w:eastAsia="宋体" w:hAnsi="宋体" w:cs="宋体" w:hint="eastAsia"/>
               <w:szCs w:val="24"/>
             </w:rPr>
             <w:fldChar w:fldCharType="end"/>
@@ -2751,28 +2724,28 @@
         </w:p>
         <w:p>
           <w:pPr>
-            <w:pStyle w:val="16"/>
+            <w:pStyle w:val="TOC1"/>
             <w:tabs>
               <w:tab w:val="right" w:leader="dot" w:pos="8306"/>
             </w:tabs>
           </w:pPr>
           <w:r>
             <w:rPr>
-              <w:rFonts w:hint="eastAsia" w:ascii="宋体" w:hAnsi="宋体" w:eastAsia="宋体" w:cs="宋体"/>
+              <w:rFonts w:ascii="宋体" w:eastAsia="宋体" w:hAnsi="宋体" w:cs="宋体" w:hint="eastAsia"/>
               <w:szCs w:val="24"/>
             </w:rPr>
             <w:fldChar w:fldCharType="begin"/>
           </w:r>
           <w:r>
             <w:rPr>
-              <w:rFonts w:hint="eastAsia" w:ascii="宋体" w:hAnsi="宋体" w:eastAsia="宋体" w:cs="宋体"/>
+              <w:rFonts w:ascii="宋体" w:eastAsia="宋体" w:hAnsi="宋体" w:cs="宋体" w:hint="eastAsia"/>
               <w:szCs w:val="24"/>
             </w:rPr>
             <w:instrText xml:space="preserve"> HYPERLINK \l _Toc8034 </w:instrText>
           </w:r>
           <w:r>
             <w:rPr>
-              <w:rFonts w:hint="eastAsia" w:ascii="宋体" w:hAnsi="宋体" w:eastAsia="宋体" w:cs="宋体"/>
+              <w:rFonts w:ascii="宋体" w:eastAsia="宋体" w:hAnsi="宋体" w:cs="宋体" w:hint="eastAsia"/>
               <w:szCs w:val="24"/>
             </w:rPr>
             <w:fldChar w:fldCharType="separate"/>
@@ -2811,7 +2784,7 @@
           </w:r>
           <w:r>
             <w:rPr>
-              <w:rFonts w:hint="eastAsia" w:ascii="宋体" w:hAnsi="宋体" w:eastAsia="宋体" w:cs="宋体"/>
+              <w:rFonts w:ascii="宋体" w:eastAsia="宋体" w:hAnsi="宋体" w:cs="宋体" w:hint="eastAsia"/>
               <w:szCs w:val="24"/>
             </w:rPr>
             <w:fldChar w:fldCharType="end"/>
@@ -2819,28 +2792,28 @@
         </w:p>
         <w:p>
           <w:pPr>
-            <w:pStyle w:val="17"/>
+            <w:pStyle w:val="TOC2"/>
             <w:tabs>
               <w:tab w:val="right" w:leader="dot" w:pos="8306"/>
             </w:tabs>
           </w:pPr>
           <w:r>
             <w:rPr>
-              <w:rFonts w:hint="eastAsia" w:ascii="宋体" w:hAnsi="宋体" w:eastAsia="宋体" w:cs="宋体"/>
+              <w:rFonts w:ascii="宋体" w:eastAsia="宋体" w:hAnsi="宋体" w:cs="宋体" w:hint="eastAsia"/>
               <w:szCs w:val="24"/>
             </w:rPr>
             <w:fldChar w:fldCharType="begin"/>
           </w:r>
           <w:r>
             <w:rPr>
-              <w:rFonts w:hint="eastAsia" w:ascii="宋体" w:hAnsi="宋体" w:eastAsia="宋体" w:cs="宋体"/>
+              <w:rFonts w:ascii="宋体" w:eastAsia="宋体" w:hAnsi="宋体" w:cs="宋体" w:hint="eastAsia"/>
               <w:szCs w:val="24"/>
             </w:rPr>
             <w:instrText xml:space="preserve"> HYPERLINK \l _Toc32016 </w:instrText>
           </w:r>
           <w:r>
             <w:rPr>
-              <w:rFonts w:hint="eastAsia" w:ascii="宋体" w:hAnsi="宋体" w:eastAsia="宋体" w:cs="宋体"/>
+              <w:rFonts w:ascii="宋体" w:eastAsia="宋体" w:hAnsi="宋体" w:cs="宋体" w:hint="eastAsia"/>
               <w:szCs w:val="24"/>
             </w:rPr>
             <w:fldChar w:fldCharType="separate"/>
@@ -2879,7 +2852,7 @@
           </w:r>
           <w:r>
             <w:rPr>
-              <w:rFonts w:hint="eastAsia" w:ascii="宋体" w:hAnsi="宋体" w:eastAsia="宋体" w:cs="宋体"/>
+              <w:rFonts w:ascii="宋体" w:eastAsia="宋体" w:hAnsi="宋体" w:cs="宋体" w:hint="eastAsia"/>
               <w:szCs w:val="24"/>
             </w:rPr>
             <w:fldChar w:fldCharType="end"/>
@@ -2887,28 +2860,28 @@
         </w:p>
         <w:p>
           <w:pPr>
-            <w:pStyle w:val="17"/>
+            <w:pStyle w:val="TOC2"/>
             <w:tabs>
               <w:tab w:val="right" w:leader="dot" w:pos="8306"/>
             </w:tabs>
           </w:pPr>
           <w:r>
             <w:rPr>
-              <w:rFonts w:hint="eastAsia" w:ascii="宋体" w:hAnsi="宋体" w:eastAsia="宋体" w:cs="宋体"/>
+              <w:rFonts w:ascii="宋体" w:eastAsia="宋体" w:hAnsi="宋体" w:cs="宋体" w:hint="eastAsia"/>
               <w:szCs w:val="24"/>
             </w:rPr>
             <w:fldChar w:fldCharType="begin"/>
           </w:r>
           <w:r>
             <w:rPr>
-              <w:rFonts w:hint="eastAsia" w:ascii="宋体" w:hAnsi="宋体" w:eastAsia="宋体" w:cs="宋体"/>
+              <w:rFonts w:ascii="宋体" w:eastAsia="宋体" w:hAnsi="宋体" w:cs="宋体" w:hint="eastAsia"/>
               <w:szCs w:val="24"/>
             </w:rPr>
             <w:instrText xml:space="preserve"> HYPERLINK \l _Toc13397 </w:instrText>
           </w:r>
           <w:r>
             <w:rPr>
-              <w:rFonts w:hint="eastAsia" w:ascii="宋体" w:hAnsi="宋体" w:eastAsia="宋体" w:cs="宋体"/>
+              <w:rFonts w:ascii="宋体" w:eastAsia="宋体" w:hAnsi="宋体" w:cs="宋体" w:hint="eastAsia"/>
               <w:szCs w:val="24"/>
             </w:rPr>
             <w:fldChar w:fldCharType="separate"/>
@@ -2947,7 +2920,7 @@
           </w:r>
           <w:r>
             <w:rPr>
-              <w:rFonts w:hint="eastAsia" w:ascii="宋体" w:hAnsi="宋体" w:eastAsia="宋体" w:cs="宋体"/>
+              <w:rFonts w:ascii="宋体" w:eastAsia="宋体" w:hAnsi="宋体" w:cs="宋体" w:hint="eastAsia"/>
               <w:szCs w:val="24"/>
             </w:rPr>
             <w:fldChar w:fldCharType="end"/>
@@ -2955,28 +2928,28 @@
         </w:p>
         <w:p>
           <w:pPr>
-            <w:pStyle w:val="17"/>
+            <w:pStyle w:val="TOC2"/>
             <w:tabs>
               <w:tab w:val="right" w:leader="dot" w:pos="8306"/>
             </w:tabs>
           </w:pPr>
           <w:r>
             <w:rPr>
-              <w:rFonts w:hint="eastAsia" w:ascii="宋体" w:hAnsi="宋体" w:eastAsia="宋体" w:cs="宋体"/>
+              <w:rFonts w:ascii="宋体" w:eastAsia="宋体" w:hAnsi="宋体" w:cs="宋体" w:hint="eastAsia"/>
               <w:szCs w:val="24"/>
             </w:rPr>
             <w:fldChar w:fldCharType="begin"/>
           </w:r>
           <w:r>
             <w:rPr>
-              <w:rFonts w:hint="eastAsia" w:ascii="宋体" w:hAnsi="宋体" w:eastAsia="宋体" w:cs="宋体"/>
+              <w:rFonts w:ascii="宋体" w:eastAsia="宋体" w:hAnsi="宋体" w:cs="宋体" w:hint="eastAsia"/>
               <w:szCs w:val="24"/>
             </w:rPr>
             <w:instrText xml:space="preserve"> HYPERLINK \l _Toc3909 </w:instrText>
           </w:r>
           <w:r>
             <w:rPr>
-              <w:rFonts w:hint="eastAsia" w:ascii="宋体" w:hAnsi="宋体" w:eastAsia="宋体" w:cs="宋体"/>
+              <w:rFonts w:ascii="宋体" w:eastAsia="宋体" w:hAnsi="宋体" w:cs="宋体" w:hint="eastAsia"/>
               <w:szCs w:val="24"/>
             </w:rPr>
             <w:fldChar w:fldCharType="separate"/>
@@ -3015,7 +2988,7 @@
           </w:r>
           <w:r>
             <w:rPr>
-              <w:rFonts w:hint="eastAsia" w:ascii="宋体" w:hAnsi="宋体" w:eastAsia="宋体" w:cs="宋体"/>
+              <w:rFonts w:ascii="宋体" w:eastAsia="宋体" w:hAnsi="宋体" w:cs="宋体" w:hint="eastAsia"/>
               <w:szCs w:val="24"/>
             </w:rPr>
             <w:fldChar w:fldCharType="end"/>
@@ -3023,28 +2996,28 @@
         </w:p>
         <w:p>
           <w:pPr>
-            <w:pStyle w:val="17"/>
+            <w:pStyle w:val="TOC2"/>
             <w:tabs>
               <w:tab w:val="right" w:leader="dot" w:pos="8306"/>
             </w:tabs>
           </w:pPr>
           <w:r>
             <w:rPr>
-              <w:rFonts w:hint="eastAsia" w:ascii="宋体" w:hAnsi="宋体" w:eastAsia="宋体" w:cs="宋体"/>
+              <w:rFonts w:ascii="宋体" w:eastAsia="宋体" w:hAnsi="宋体" w:cs="宋体" w:hint="eastAsia"/>
               <w:szCs w:val="24"/>
             </w:rPr>
             <w:fldChar w:fldCharType="begin"/>
           </w:r>
           <w:r>
             <w:rPr>
-              <w:rFonts w:hint="eastAsia" w:ascii="宋体" w:hAnsi="宋体" w:eastAsia="宋体" w:cs="宋体"/>
+              <w:rFonts w:ascii="宋体" w:eastAsia="宋体" w:hAnsi="宋体" w:cs="宋体" w:hint="eastAsia"/>
               <w:szCs w:val="24"/>
             </w:rPr>
             <w:instrText xml:space="preserve"> HYPERLINK \l _Toc26412 </w:instrText>
           </w:r>
           <w:r>
             <w:rPr>
-              <w:rFonts w:hint="eastAsia" w:ascii="宋体" w:hAnsi="宋体" w:eastAsia="宋体" w:cs="宋体"/>
+              <w:rFonts w:ascii="宋体" w:eastAsia="宋体" w:hAnsi="宋体" w:cs="宋体" w:hint="eastAsia"/>
               <w:szCs w:val="24"/>
             </w:rPr>
             <w:fldChar w:fldCharType="separate"/>
@@ -3083,7 +3056,7 @@
           </w:r>
           <w:r>
             <w:rPr>
-              <w:rFonts w:hint="eastAsia" w:ascii="宋体" w:hAnsi="宋体" w:eastAsia="宋体" w:cs="宋体"/>
+              <w:rFonts w:ascii="宋体" w:eastAsia="宋体" w:hAnsi="宋体" w:cs="宋体" w:hint="eastAsia"/>
               <w:szCs w:val="24"/>
             </w:rPr>
             <w:fldChar w:fldCharType="end"/>
@@ -3091,28 +3064,28 @@
         </w:p>
         <w:p>
           <w:pPr>
-            <w:pStyle w:val="17"/>
+            <w:pStyle w:val="TOC2"/>
             <w:tabs>
               <w:tab w:val="right" w:leader="dot" w:pos="8306"/>
             </w:tabs>
           </w:pPr>
           <w:r>
             <w:rPr>
-              <w:rFonts w:hint="eastAsia" w:ascii="宋体" w:hAnsi="宋体" w:eastAsia="宋体" w:cs="宋体"/>
+              <w:rFonts w:ascii="宋体" w:eastAsia="宋体" w:hAnsi="宋体" w:cs="宋体" w:hint="eastAsia"/>
               <w:szCs w:val="24"/>
             </w:rPr>
             <w:fldChar w:fldCharType="begin"/>
           </w:r>
           <w:r>
             <w:rPr>
-              <w:rFonts w:hint="eastAsia" w:ascii="宋体" w:hAnsi="宋体" w:eastAsia="宋体" w:cs="宋体"/>
+              <w:rFonts w:ascii="宋体" w:eastAsia="宋体" w:hAnsi="宋体" w:cs="宋体" w:hint="eastAsia"/>
               <w:szCs w:val="24"/>
             </w:rPr>
             <w:instrText xml:space="preserve"> HYPERLINK \l _Toc9349 </w:instrText>
           </w:r>
           <w:r>
             <w:rPr>
-              <w:rFonts w:hint="eastAsia" w:ascii="宋体" w:hAnsi="宋体" w:eastAsia="宋体" w:cs="宋体"/>
+              <w:rFonts w:ascii="宋体" w:eastAsia="宋体" w:hAnsi="宋体" w:cs="宋体" w:hint="eastAsia"/>
               <w:szCs w:val="24"/>
             </w:rPr>
             <w:fldChar w:fldCharType="separate"/>
@@ -3151,7 +3124,7 @@
           </w:r>
           <w:r>
             <w:rPr>
-              <w:rFonts w:hint="eastAsia" w:ascii="宋体" w:hAnsi="宋体" w:eastAsia="宋体" w:cs="宋体"/>
+              <w:rFonts w:ascii="宋体" w:eastAsia="宋体" w:hAnsi="宋体" w:cs="宋体" w:hint="eastAsia"/>
               <w:szCs w:val="24"/>
             </w:rPr>
             <w:fldChar w:fldCharType="end"/>
@@ -3159,28 +3132,28 @@
         </w:p>
         <w:p>
           <w:pPr>
-            <w:pStyle w:val="16"/>
+            <w:pStyle w:val="TOC1"/>
             <w:tabs>
               <w:tab w:val="right" w:leader="dot" w:pos="8306"/>
             </w:tabs>
           </w:pPr>
           <w:r>
             <w:rPr>
-              <w:rFonts w:hint="eastAsia" w:ascii="宋体" w:hAnsi="宋体" w:eastAsia="宋体" w:cs="宋体"/>
+              <w:rFonts w:ascii="宋体" w:eastAsia="宋体" w:hAnsi="宋体" w:cs="宋体" w:hint="eastAsia"/>
               <w:szCs w:val="24"/>
             </w:rPr>
             <w:fldChar w:fldCharType="begin"/>
           </w:r>
           <w:r>
             <w:rPr>
-              <w:rFonts w:hint="eastAsia" w:ascii="宋体" w:hAnsi="宋体" w:eastAsia="宋体" w:cs="宋体"/>
+              <w:rFonts w:ascii="宋体" w:eastAsia="宋体" w:hAnsi="宋体" w:cs="宋体" w:hint="eastAsia"/>
               <w:szCs w:val="24"/>
             </w:rPr>
             <w:instrText xml:space="preserve"> HYPERLINK \l _Toc24511 </w:instrText>
           </w:r>
           <w:r>
             <w:rPr>
-              <w:rFonts w:hint="eastAsia" w:ascii="宋体" w:hAnsi="宋体" w:eastAsia="宋体" w:cs="宋体"/>
+              <w:rFonts w:ascii="宋体" w:eastAsia="宋体" w:hAnsi="宋体" w:cs="宋体" w:hint="eastAsia"/>
               <w:szCs w:val="24"/>
             </w:rPr>
             <w:fldChar w:fldCharType="separate"/>
@@ -3219,7 +3192,7 @@
           </w:r>
           <w:r>
             <w:rPr>
-              <w:rFonts w:hint="eastAsia" w:ascii="宋体" w:hAnsi="宋体" w:eastAsia="宋体" w:cs="宋体"/>
+              <w:rFonts w:ascii="宋体" w:eastAsia="宋体" w:hAnsi="宋体" w:cs="宋体" w:hint="eastAsia"/>
               <w:szCs w:val="24"/>
             </w:rPr>
             <w:fldChar w:fldCharType="end"/>
@@ -3227,28 +3200,28 @@
         </w:p>
         <w:p>
           <w:pPr>
-            <w:pStyle w:val="16"/>
+            <w:pStyle w:val="TOC1"/>
             <w:tabs>
               <w:tab w:val="right" w:leader="dot" w:pos="8306"/>
             </w:tabs>
           </w:pPr>
           <w:r>
             <w:rPr>
-              <w:rFonts w:hint="eastAsia" w:ascii="宋体" w:hAnsi="宋体" w:eastAsia="宋体" w:cs="宋体"/>
+              <w:rFonts w:ascii="宋体" w:eastAsia="宋体" w:hAnsi="宋体" w:cs="宋体" w:hint="eastAsia"/>
               <w:szCs w:val="24"/>
             </w:rPr>
             <w:fldChar w:fldCharType="begin"/>
           </w:r>
           <w:r>
             <w:rPr>
-              <w:rFonts w:hint="eastAsia" w:ascii="宋体" w:hAnsi="宋体" w:eastAsia="宋体" w:cs="宋体"/>
+              <w:rFonts w:ascii="宋体" w:eastAsia="宋体" w:hAnsi="宋体" w:cs="宋体" w:hint="eastAsia"/>
               <w:szCs w:val="24"/>
             </w:rPr>
             <w:instrText xml:space="preserve"> HYPERLINK \l _Toc19693 </w:instrText>
           </w:r>
           <w:r>
             <w:rPr>
-              <w:rFonts w:hint="eastAsia" w:ascii="宋体" w:hAnsi="宋体" w:eastAsia="宋体" w:cs="宋体"/>
+              <w:rFonts w:ascii="宋体" w:eastAsia="宋体" w:hAnsi="宋体" w:cs="宋体" w:hint="eastAsia"/>
               <w:szCs w:val="24"/>
             </w:rPr>
             <w:fldChar w:fldCharType="separate"/>
@@ -3287,7 +3260,7 @@
           </w:r>
           <w:r>
             <w:rPr>
-              <w:rFonts w:hint="eastAsia" w:ascii="宋体" w:hAnsi="宋体" w:eastAsia="宋体" w:cs="宋体"/>
+              <w:rFonts w:ascii="宋体" w:eastAsia="宋体" w:hAnsi="宋体" w:cs="宋体" w:hint="eastAsia"/>
               <w:szCs w:val="24"/>
             </w:rPr>
             <w:fldChar w:fldCharType="end"/>
@@ -3295,28 +3268,28 @@
         </w:p>
         <w:p>
           <w:pPr>
-            <w:pStyle w:val="16"/>
+            <w:pStyle w:val="TOC1"/>
             <w:tabs>
               <w:tab w:val="right" w:leader="dot" w:pos="8306"/>
             </w:tabs>
           </w:pPr>
           <w:r>
             <w:rPr>
-              <w:rFonts w:hint="eastAsia" w:ascii="宋体" w:hAnsi="宋体" w:eastAsia="宋体" w:cs="宋体"/>
+              <w:rFonts w:ascii="宋体" w:eastAsia="宋体" w:hAnsi="宋体" w:cs="宋体" w:hint="eastAsia"/>
               <w:szCs w:val="24"/>
             </w:rPr>
             <w:fldChar w:fldCharType="begin"/>
           </w:r>
           <w:r>
             <w:rPr>
-              <w:rFonts w:hint="eastAsia" w:ascii="宋体" w:hAnsi="宋体" w:eastAsia="宋体" w:cs="宋体"/>
+              <w:rFonts w:ascii="宋体" w:eastAsia="宋体" w:hAnsi="宋体" w:cs="宋体" w:hint="eastAsia"/>
               <w:szCs w:val="24"/>
             </w:rPr>
             <w:instrText xml:space="preserve"> HYPERLINK \l _Toc32445 </w:instrText>
           </w:r>
           <w:r>
             <w:rPr>
-              <w:rFonts w:hint="eastAsia" w:ascii="宋体" w:hAnsi="宋体" w:eastAsia="宋体" w:cs="宋体"/>
+              <w:rFonts w:ascii="宋体" w:eastAsia="宋体" w:hAnsi="宋体" w:cs="宋体" w:hint="eastAsia"/>
               <w:szCs w:val="24"/>
             </w:rPr>
             <w:fldChar w:fldCharType="separate"/>
@@ -3355,7 +3328,7 @@
           </w:r>
           <w:r>
             <w:rPr>
-              <w:rFonts w:hint="eastAsia" w:ascii="宋体" w:hAnsi="宋体" w:eastAsia="宋体" w:cs="宋体"/>
+              <w:rFonts w:ascii="宋体" w:eastAsia="宋体" w:hAnsi="宋体" w:cs="宋体" w:hint="eastAsia"/>
               <w:szCs w:val="24"/>
             </w:rPr>
             <w:fldChar w:fldCharType="end"/>
@@ -3377,7 +3350,7 @@
             <w:snapToGrid w:val="0"/>
             <w:textAlignment w:val="baseline"/>
             <w:rPr>
-              <w:rFonts w:hint="eastAsia" w:ascii="宋体" w:hAnsi="宋体" w:eastAsia="宋体" w:cs="宋体"/>
+              <w:rFonts w:ascii="宋体" w:eastAsia="宋体" w:hAnsi="宋体" w:cs="宋体" w:hint="eastAsia"/>
               <w:snapToGrid w:val="0"/>
               <w:color w:val="000000"/>
               <w:kern w:val="0"/>
@@ -3388,7 +3361,7 @@
           </w:pPr>
           <w:r>
             <w:rPr>
-              <w:rFonts w:hint="eastAsia" w:ascii="宋体" w:hAnsi="宋体" w:eastAsia="宋体" w:cs="宋体"/>
+              <w:rFonts w:ascii="宋体" w:eastAsia="宋体" w:hAnsi="宋体" w:cs="宋体" w:hint="eastAsia"/>
               <w:szCs w:val="24"/>
             </w:rPr>
             <w:fldChar w:fldCharType="end"/>
@@ -3412,7 +3385,7 @@
         <w:snapToGrid w:val="0"/>
         <w:textAlignment w:val="baseline"/>
         <w:rPr>
-          <w:rFonts w:ascii="Arial" w:hAnsi="Arial" w:eastAsia="Arial" w:cs="Arial"/>
+          <w:rFonts w:ascii="Arial" w:eastAsia="Arial" w:hAnsi="Arial" w:cs="Arial"/>
           <w:snapToGrid w:val="0"/>
           <w:color w:val="000000"/>
           <w:kern w:val="0"/>
@@ -3423,7 +3396,7 @@
       </w:pPr>
       <w:r>
         <w:rPr>
-          <w:rFonts w:ascii="Arial" w:hAnsi="Arial" w:eastAsia="Arial" w:cs="Arial"/>
+          <w:rFonts w:ascii="Arial" w:eastAsia="Arial" w:hAnsi="Arial" w:cs="Arial"/>
           <w:snapToGrid w:val="0"/>
           <w:color w:val="000000"/>
           <w:kern w:val="0"/>
@@ -3436,45 +3409,45 @@
     </w:p>
     <w:p>
       <w:pPr>
-        <w:pStyle w:val="28"/>
+        <w:pStyle w:val="1"/>
         <w:bidi w:val="0"/>
         <w:rPr>
           <w:rFonts w:hint="eastAsia"/>
           <w:lang w:val="en-US" w:eastAsia="zh-CN"/>
         </w:rPr>
       </w:pPr>
-      <w:bookmarkStart w:id="2" w:name="_Toc523"/>
+      <w:bookmarkStart w:id="3" w:name="_Toc523"/>
       <w:r>
         <w:rPr>
           <w:rFonts w:hint="eastAsia"/>
           <w:lang w:val="en-US" w:eastAsia="zh-CN"/>
         </w:rPr>
         <w:t>总则</w:t>
-      </w:r>
-      <w:bookmarkEnd w:id="2"/>
-    </w:p>
-    <w:p>
-      <w:pPr>
-        <w:pStyle w:val="30"/>
-        <w:bidi w:val="0"/>
-        <w:rPr>
-          <w:rFonts w:hint="eastAsia"/>
-          <w:lang w:val="en-US" w:eastAsia="zh-CN"/>
-        </w:rPr>
-      </w:pPr>
-      <w:bookmarkStart w:id="3" w:name="_Toc27799"/>
-      <w:r>
-        <w:rPr>
-          <w:rFonts w:hint="eastAsia"/>
-          <w:lang w:val="en-US" w:eastAsia="zh-CN"/>
-        </w:rPr>
-        <w:t>目的</w:t>
       </w:r>
       <w:bookmarkEnd w:id="3"/>
     </w:p>
     <w:p>
       <w:pPr>
-        <w:pStyle w:val="29"/>
+        <w:pStyle w:val="2"/>
+        <w:bidi w:val="0"/>
+        <w:rPr>
+          <w:rFonts w:hint="eastAsia"/>
+          <w:lang w:val="en-US" w:eastAsia="zh-CN"/>
+        </w:rPr>
+      </w:pPr>
+      <w:bookmarkStart w:id="4" w:name="_Toc27799"/>
+      <w:r>
+        <w:rPr>
+          <w:rFonts w:hint="eastAsia"/>
+          <w:lang w:val="en-US" w:eastAsia="zh-CN"/>
+        </w:rPr>
+        <w:t>目的</w:t>
+      </w:r>
+      <w:bookmarkEnd w:id="4"/>
+    </w:p>
+    <w:p>
+      <w:pPr>
+        <w:pStyle w:val="a1"/>
         <w:rPr>
           <w:rFonts w:hint="eastAsia"/>
           <w:lang w:val="en-US" w:eastAsia="zh-CN"/>
@@ -3490,14 +3463,14 @@
     </w:p>
     <w:p>
       <w:pPr>
-        <w:pStyle w:val="30"/>
+        <w:pStyle w:val="2"/>
         <w:bidi w:val="0"/>
         <w:rPr>
           <w:rFonts w:hint="eastAsia"/>
           <w:lang w:val="en-US" w:eastAsia="zh-CN"/>
         </w:rPr>
       </w:pPr>
-      <w:bookmarkStart w:id="4" w:name="_Toc16061"/>
+      <w:bookmarkStart w:id="5" w:name="_Toc16061"/>
       <w:r>
         <w:rPr>
           <w:rFonts w:hint="eastAsia"/>
@@ -3505,11 +3478,11 @@
         </w:rPr>
         <w:t>适用范围</w:t>
       </w:r>
-      <w:bookmarkEnd w:id="4"/>
+      <w:bookmarkEnd w:id="5"/>
     </w:p>
     <w:p>
       <w:pPr>
-        <w:pStyle w:val="29"/>
+        <w:pStyle w:val="a1"/>
         <w:rPr>
           <w:rFonts w:hint="eastAsia"/>
           <w:lang w:val="en-US" w:eastAsia="zh-CN"/>
@@ -3525,14 +3498,14 @@
     </w:p>
     <w:p>
       <w:pPr>
-        <w:pStyle w:val="30"/>
+        <w:pStyle w:val="2"/>
         <w:bidi w:val="0"/>
         <w:rPr>
           <w:rFonts w:hint="eastAsia"/>
           <w:lang w:val="en-US" w:eastAsia="zh-CN"/>
         </w:rPr>
       </w:pPr>
-      <w:bookmarkStart w:id="5" w:name="_Toc1695"/>
+      <w:bookmarkStart w:id="6" w:name="_Toc1695"/>
       <w:r>
         <w:rPr>
           <w:rFonts w:hint="eastAsia"/>
@@ -3540,11 +3513,11 @@
         </w:rPr>
         <w:t>原则</w:t>
       </w:r>
-      <w:bookmarkEnd w:id="5"/>
+      <w:bookmarkEnd w:id="6"/>
     </w:p>
     <w:p>
       <w:pPr>
-        <w:pStyle w:val="29"/>
+        <w:pStyle w:val="a1"/>
         <w:rPr>
           <w:rFonts w:hint="eastAsia"/>
           <w:lang w:val="en-US" w:eastAsia="zh-CN"/>
@@ -3560,7 +3533,7 @@
     </w:p>
     <w:p>
       <w:pPr>
-        <w:pStyle w:val="29"/>
+        <w:pStyle w:val="a1"/>
         <w:rPr>
           <w:rFonts w:hint="eastAsia"/>
           <w:lang w:val="en-US" w:eastAsia="zh-CN"/>
@@ -3576,7 +3549,7 @@
     </w:p>
     <w:p>
       <w:pPr>
-        <w:pStyle w:val="29"/>
+        <w:pStyle w:val="a1"/>
         <w:rPr>
           <w:rFonts w:hint="eastAsia"/>
           <w:lang w:val="en-US" w:eastAsia="zh-CN"/>
@@ -3592,7 +3565,7 @@
     </w:p>
     <w:p>
       <w:pPr>
-        <w:pStyle w:val="29"/>
+        <w:pStyle w:val="a1"/>
         <w:rPr>
           <w:rFonts w:hint="eastAsia"/>
           <w:lang w:val="en-US" w:eastAsia="zh-CN"/>
@@ -3608,7 +3581,7 @@
     </w:p>
     <w:p>
       <w:pPr>
-        <w:pStyle w:val="29"/>
+        <w:pStyle w:val="a1"/>
         <w:rPr>
           <w:rFonts w:hint="eastAsia"/>
           <w:lang w:val="en-US" w:eastAsia="zh-CN"/>
@@ -3624,14 +3597,14 @@
     </w:p>
     <w:p>
       <w:pPr>
-        <w:pStyle w:val="28"/>
+        <w:pStyle w:val="1"/>
         <w:bidi w:val="0"/>
         <w:rPr>
           <w:rFonts w:hint="eastAsia"/>
           <w:lang w:val="en-US" w:eastAsia="zh-CN"/>
         </w:rPr>
       </w:pPr>
-      <w:bookmarkStart w:id="6" w:name="_Toc22764"/>
+      <w:bookmarkStart w:id="7" w:name="_Toc22764"/>
       <w:r>
         <w:rPr>
           <w:rFonts w:hint="eastAsia"/>
@@ -3639,11 +3612,11 @@
         </w:rPr>
         <w:t>角色与职责</w:t>
       </w:r>
-      <w:bookmarkEnd w:id="6"/>
+      <w:bookmarkEnd w:id="7"/>
     </w:p>
     <w:p>
       <w:pPr>
-        <w:pStyle w:val="29"/>
+        <w:pStyle w:val="a1"/>
         <w:bidi w:val="0"/>
       </w:pPr>
       <w:r>
@@ -3652,19 +3625,18 @@
     </w:p>
     <w:tbl>
       <w:tblPr>
-        <w:tblStyle w:val="20"/>
+        <w:tblStyle w:val="TableNormal"/>
         <w:tblW w:w="9024" w:type="dxa"/>
         <w:tblInd w:w="0" w:type="dxa"/>
         <w:tblBorders>
-          <w:top w:val="single" w:color="auto" w:sz="4" w:space="0"/>
-          <w:left w:val="single" w:color="auto" w:sz="4" w:space="0"/>
-          <w:bottom w:val="single" w:color="auto" w:sz="4" w:space="0"/>
-          <w:right w:val="single" w:color="auto" w:sz="4" w:space="0"/>
-          <w:insideH w:val="single" w:color="auto" w:sz="4" w:space="0"/>
-          <w:insideV w:val="single" w:color="auto" w:sz="4" w:space="0"/>
+          <w:top w:val="single" w:sz="4" w:space="0" w:color="auto"/>
+          <w:left w:val="single" w:sz="4" w:space="0" w:color="auto"/>
+          <w:bottom w:val="single" w:sz="4" w:space="0" w:color="auto"/>
+          <w:right w:val="single" w:sz="4" w:space="0" w:color="auto"/>
+          <w:insideH w:val="single" w:sz="4" w:space="0" w:color="auto"/>
+          <w:insideV w:val="single" w:sz="4" w:space="0" w:color="auto"/>
         </w:tblBorders>
         <w:shd w:val="clear" w:color="auto" w:fill="auto"/>
-        <w:tblLayout w:type="autofit"/>
         <w:tblCellMar>
           <w:top w:w="15" w:type="dxa"/>
           <w:left w:w="15" w:type="dxa"/>
@@ -3679,13 +3651,15 @@
       </w:tblGrid>
       <w:tr>
         <w:tblPrEx>
+          <w:tblW w:w="9024" w:type="dxa"/>
+          <w:tblInd w:w="0" w:type="dxa"/>
           <w:tblBorders>
-            <w:top w:val="single" w:color="auto" w:sz="4" w:space="0"/>
-            <w:left w:val="single" w:color="auto" w:sz="4" w:space="0"/>
-            <w:bottom w:val="single" w:color="auto" w:sz="4" w:space="0"/>
-            <w:right w:val="single" w:color="auto" w:sz="4" w:space="0"/>
-            <w:insideH w:val="single" w:color="auto" w:sz="4" w:space="0"/>
-            <w:insideV w:val="single" w:color="auto" w:sz="4" w:space="0"/>
+            <w:top w:val="single" w:sz="4" w:space="0" w:color="auto"/>
+            <w:left w:val="single" w:sz="4" w:space="0" w:color="auto"/>
+            <w:bottom w:val="single" w:sz="4" w:space="0" w:color="auto"/>
+            <w:right w:val="single" w:sz="4" w:space="0" w:color="auto"/>
+            <w:insideH w:val="single" w:sz="4" w:space="0" w:color="auto"/>
+            <w:insideV w:val="single" w:sz="4" w:space="0" w:color="auto"/>
           </w:tblBorders>
           <w:shd w:val="clear" w:color="auto" w:fill="auto"/>
           <w:tblCellMar>
@@ -3719,7 +3693,7 @@
               <w:spacing w:line="300" w:lineRule="atLeast"/>
               <w:jc w:val="left"/>
               <w:rPr>
-                <w:rFonts w:ascii="Segoe UI" w:hAnsi="Segoe UI" w:eastAsia="Segoe UI" w:cs="Segoe UI"/>
+                <w:rFonts w:ascii="Segoe UI" w:eastAsia="Segoe UI" w:hAnsi="Segoe UI" w:cs="Segoe UI"/>
                 <w:i w:val="0"/>
                 <w:iCs w:val="0"/>
                 <w:caps w:val="0"/>
@@ -3731,17 +3705,17 @@
             </w:pPr>
             <w:r>
               <w:rPr>
-                <w:rFonts w:hint="default" w:ascii="Segoe UI" w:hAnsi="Segoe UI" w:eastAsia="Segoe UI" w:cs="Segoe UI"/>
-                <w:i w:val="0"/>
-                <w:iCs w:val="0"/>
-                <w:caps w:val="0"/>
-                <w:snapToGrid w:val="0"/>
-                <w:color w:val="000000"/>
-                <w:spacing w:val="0"/>
-                <w:kern w:val="0"/>
-                <w:sz w:val="18"/>
-                <w:szCs w:val="18"/>
-                <w:lang w:val="en-US" w:eastAsia="zh-CN" w:bidi="ar"/>
+                <w:rFonts w:ascii="Segoe UI" w:eastAsia="Segoe UI" w:hAnsi="Segoe UI" w:cs="Segoe UI" w:hint="default"/>
+                <w:i w:val="0"/>
+                <w:iCs w:val="0"/>
+                <w:caps w:val="0"/>
+                <w:snapToGrid w:val="0"/>
+                <w:color w:val="000000"/>
+                <w:spacing w:val="0"/>
+                <w:kern w:val="0"/>
+                <w:sz w:val="18"/>
+                <w:szCs w:val="18"/>
+                <w:lang w:val="en-US" w:eastAsia="zh-CN"/>
               </w:rPr>
               <w:t>角色</w:t>
             </w:r>
@@ -3768,7 +3742,7 @@
               <w:spacing w:line="300" w:lineRule="atLeast"/>
               <w:jc w:val="left"/>
               <w:rPr>
-                <w:rFonts w:hint="default" w:ascii="Segoe UI" w:hAnsi="Segoe UI" w:eastAsia="Segoe UI" w:cs="Segoe UI"/>
+                <w:rFonts w:ascii="Segoe UI" w:eastAsia="Segoe UI" w:hAnsi="Segoe UI" w:cs="Segoe UI" w:hint="default"/>
                 <w:i w:val="0"/>
                 <w:iCs w:val="0"/>
                 <w:caps w:val="0"/>
@@ -3780,17 +3754,17 @@
             </w:pPr>
             <w:r>
               <w:rPr>
-                <w:rFonts w:hint="default" w:ascii="Segoe UI" w:hAnsi="Segoe UI" w:eastAsia="Segoe UI" w:cs="Segoe UI"/>
-                <w:i w:val="0"/>
-                <w:iCs w:val="0"/>
-                <w:caps w:val="0"/>
-                <w:snapToGrid w:val="0"/>
-                <w:color w:val="000000"/>
-                <w:spacing w:val="0"/>
-                <w:kern w:val="0"/>
-                <w:sz w:val="18"/>
-                <w:szCs w:val="18"/>
-                <w:lang w:val="en-US" w:eastAsia="zh-CN" w:bidi="ar"/>
+                <w:rFonts w:ascii="Segoe UI" w:eastAsia="Segoe UI" w:hAnsi="Segoe UI" w:cs="Segoe UI" w:hint="default"/>
+                <w:i w:val="0"/>
+                <w:iCs w:val="0"/>
+                <w:caps w:val="0"/>
+                <w:snapToGrid w:val="0"/>
+                <w:color w:val="000000"/>
+                <w:spacing w:val="0"/>
+                <w:kern w:val="0"/>
+                <w:sz w:val="18"/>
+                <w:szCs w:val="18"/>
+                <w:lang w:val="en-US" w:eastAsia="zh-CN"/>
               </w:rPr>
               <w:t>主要职责</w:t>
             </w:r>
@@ -3817,7 +3791,7 @@
               <w:spacing w:line="300" w:lineRule="atLeast"/>
               <w:jc w:val="left"/>
               <w:rPr>
-                <w:rFonts w:hint="default" w:ascii="Segoe UI" w:hAnsi="Segoe UI" w:eastAsia="Segoe UI" w:cs="Segoe UI"/>
+                <w:rFonts w:ascii="Segoe UI" w:eastAsia="Segoe UI" w:hAnsi="Segoe UI" w:cs="Segoe UI" w:hint="default"/>
                 <w:i w:val="0"/>
                 <w:iCs w:val="0"/>
                 <w:caps w:val="0"/>
@@ -3829,17 +3803,17 @@
             </w:pPr>
             <w:r>
               <w:rPr>
-                <w:rFonts w:hint="default" w:ascii="Segoe UI" w:hAnsi="Segoe UI" w:eastAsia="Segoe UI" w:cs="Segoe UI"/>
-                <w:i w:val="0"/>
-                <w:iCs w:val="0"/>
-                <w:caps w:val="0"/>
-                <w:snapToGrid w:val="0"/>
-                <w:color w:val="000000"/>
-                <w:spacing w:val="0"/>
-                <w:kern w:val="0"/>
-                <w:sz w:val="18"/>
-                <w:szCs w:val="18"/>
-                <w:lang w:val="en-US" w:eastAsia="zh-CN" w:bidi="ar"/>
+                <w:rFonts w:ascii="Segoe UI" w:eastAsia="Segoe UI" w:hAnsi="Segoe UI" w:cs="Segoe UI" w:hint="default"/>
+                <w:i w:val="0"/>
+                <w:iCs w:val="0"/>
+                <w:caps w:val="0"/>
+                <w:snapToGrid w:val="0"/>
+                <w:color w:val="000000"/>
+                <w:spacing w:val="0"/>
+                <w:kern w:val="0"/>
+                <w:sz w:val="18"/>
+                <w:szCs w:val="18"/>
+                <w:lang w:val="en-US" w:eastAsia="zh-CN"/>
               </w:rPr>
               <w:t>对应岗位/人员</w:t>
             </w:r>
@@ -3848,14 +3822,9 @@
       </w:tr>
       <w:tr>
         <w:tblPrEx>
-          <w:tblBorders>
-            <w:top w:val="single" w:color="auto" w:sz="4" w:space="0"/>
-            <w:left w:val="single" w:color="auto" w:sz="4" w:space="0"/>
-            <w:bottom w:val="single" w:color="auto" w:sz="4" w:space="0"/>
-            <w:right w:val="single" w:color="auto" w:sz="4" w:space="0"/>
-            <w:insideH w:val="single" w:color="auto" w:sz="4" w:space="0"/>
-            <w:insideV w:val="single" w:color="auto" w:sz="4" w:space="0"/>
-          </w:tblBorders>
+          <w:tblW w:w="9024" w:type="dxa"/>
+          <w:tblInd w:w="0" w:type="dxa"/>
+          <w:shd w:val="clear" w:color="auto" w:fill="auto"/>
           <w:tblCellMar>
             <w:top w:w="15" w:type="dxa"/>
             <w:left w:w="15" w:type="dxa"/>
@@ -3884,7 +3853,7 @@
               <w:spacing w:line="300" w:lineRule="atLeast"/>
               <w:jc w:val="left"/>
               <w:rPr>
-                <w:rFonts w:hint="default" w:ascii="Segoe UI" w:hAnsi="Segoe UI" w:eastAsia="Segoe UI" w:cs="Segoe UI"/>
+                <w:rFonts w:ascii="Segoe UI" w:eastAsia="Segoe UI" w:hAnsi="Segoe UI" w:cs="Segoe UI" w:hint="default"/>
                 <w:i w:val="0"/>
                 <w:iCs w:val="0"/>
                 <w:caps w:val="0"/>
@@ -3896,8 +3865,8 @@
             </w:pPr>
             <w:r>
               <w:rPr>
-                <w:rStyle w:val="23"/>
-                <w:rFonts w:hint="default" w:ascii="Segoe UI" w:hAnsi="Segoe UI" w:eastAsia="Segoe UI" w:cs="Segoe UI"/>
+                <w:rStyle w:val="Strong"/>
+                <w:rFonts w:ascii="Segoe UI" w:eastAsia="Segoe UI" w:hAnsi="Segoe UI" w:cs="Segoe UI" w:hint="default"/>
                 <w:b/>
                 <w:bCs/>
                 <w:i w:val="0"/>
@@ -3909,7 +3878,7 @@
                 <w:kern w:val="0"/>
                 <w:sz w:val="18"/>
                 <w:szCs w:val="18"/>
-                <w:lang w:val="en-US" w:eastAsia="zh-CN" w:bidi="ar"/>
+                <w:lang w:val="en-US" w:eastAsia="zh-CN"/>
               </w:rPr>
               <w:t>变更申请人</w:t>
             </w:r>
@@ -3936,7 +3905,7 @@
               <w:spacing w:line="300" w:lineRule="atLeast"/>
               <w:jc w:val="left"/>
               <w:rPr>
-                <w:rFonts w:hint="default" w:ascii="Segoe UI" w:hAnsi="Segoe UI" w:eastAsia="Segoe UI" w:cs="Segoe UI"/>
+                <w:rFonts w:ascii="Segoe UI" w:eastAsia="Segoe UI" w:hAnsi="Segoe UI" w:cs="Segoe UI" w:hint="default"/>
                 <w:i w:val="0"/>
                 <w:iCs w:val="0"/>
                 <w:caps w:val="0"/>
@@ -3948,49 +3917,49 @@
             </w:pPr>
             <w:r>
               <w:rPr>
-                <w:rFonts w:hint="default" w:ascii="Segoe UI" w:hAnsi="Segoe UI" w:eastAsia="Segoe UI" w:cs="Segoe UI"/>
-                <w:i w:val="0"/>
-                <w:iCs w:val="0"/>
-                <w:caps w:val="0"/>
-                <w:snapToGrid w:val="0"/>
-                <w:color w:val="000000"/>
-                <w:spacing w:val="0"/>
-                <w:kern w:val="0"/>
-                <w:sz w:val="18"/>
-                <w:szCs w:val="18"/>
-                <w:lang w:val="en-US" w:eastAsia="zh-CN" w:bidi="ar"/>
+                <w:rFonts w:ascii="Segoe UI" w:eastAsia="Segoe UI" w:hAnsi="Segoe UI" w:cs="Segoe UI" w:hint="default"/>
+                <w:i w:val="0"/>
+                <w:iCs w:val="0"/>
+                <w:caps w:val="0"/>
+                <w:snapToGrid w:val="0"/>
+                <w:color w:val="000000"/>
+                <w:spacing w:val="0"/>
+                <w:kern w:val="0"/>
+                <w:sz w:val="18"/>
+                <w:szCs w:val="18"/>
+                <w:lang w:val="en-US" w:eastAsia="zh-CN"/>
               </w:rPr>
               <w:t>1. 提交《变更请求单》（RFC），明确变更需求、原因及初步方案。</w:t>
             </w:r>
             <w:r>
               <w:rPr>
-                <w:rFonts w:hint="default" w:ascii="Segoe UI" w:hAnsi="Segoe UI" w:eastAsia="Segoe UI" w:cs="Segoe UI"/>
-                <w:i w:val="0"/>
-                <w:iCs w:val="0"/>
-                <w:caps w:val="0"/>
-                <w:snapToGrid w:val="0"/>
-                <w:color w:val="000000"/>
-                <w:spacing w:val="0"/>
-                <w:kern w:val="0"/>
-                <w:sz w:val="18"/>
-                <w:szCs w:val="18"/>
-                <w:lang w:val="en-US" w:eastAsia="zh-CN" w:bidi="ar"/>
-              </w:rPr>
-              <w:br w:type="textWrapping"/>
-            </w:r>
-            <w:r>
-              <w:rPr>
-                <w:rFonts w:hint="default" w:ascii="Segoe UI" w:hAnsi="Segoe UI" w:eastAsia="Segoe UI" w:cs="Segoe UI"/>
-                <w:i w:val="0"/>
-                <w:iCs w:val="0"/>
-                <w:caps w:val="0"/>
-                <w:snapToGrid w:val="0"/>
-                <w:color w:val="000000"/>
-                <w:spacing w:val="0"/>
-                <w:kern w:val="0"/>
-                <w:sz w:val="18"/>
-                <w:szCs w:val="18"/>
-                <w:lang w:val="en-US" w:eastAsia="zh-CN" w:bidi="ar"/>
+                <w:rFonts w:ascii="Segoe UI" w:eastAsia="Segoe UI" w:hAnsi="Segoe UI" w:cs="Segoe UI" w:hint="default"/>
+                <w:i w:val="0"/>
+                <w:iCs w:val="0"/>
+                <w:caps w:val="0"/>
+                <w:snapToGrid w:val="0"/>
+                <w:color w:val="000000"/>
+                <w:spacing w:val="0"/>
+                <w:kern w:val="0"/>
+                <w:sz w:val="18"/>
+                <w:szCs w:val="18"/>
+                <w:lang w:val="en-US" w:eastAsia="zh-CN"/>
+              </w:rPr>
+              <w:br/>
+            </w:r>
+            <w:r>
+              <w:rPr>
+                <w:rFonts w:ascii="Segoe UI" w:eastAsia="Segoe UI" w:hAnsi="Segoe UI" w:cs="Segoe UI" w:hint="default"/>
+                <w:i w:val="0"/>
+                <w:iCs w:val="0"/>
+                <w:caps w:val="0"/>
+                <w:snapToGrid w:val="0"/>
+                <w:color w:val="000000"/>
+                <w:spacing w:val="0"/>
+                <w:kern w:val="0"/>
+                <w:sz w:val="18"/>
+                <w:szCs w:val="18"/>
+                <w:lang w:val="en-US" w:eastAsia="zh-CN"/>
               </w:rPr>
               <w:t>2. 参与变更评审，提供业务或技术背景说明。</w:t>
             </w:r>
@@ -4017,7 +3986,7 @@
               <w:spacing w:line="300" w:lineRule="atLeast"/>
               <w:jc w:val="left"/>
               <w:rPr>
-                <w:rFonts w:hint="default" w:ascii="Segoe UI" w:hAnsi="Segoe UI" w:eastAsia="Segoe UI" w:cs="Segoe UI"/>
+                <w:rFonts w:ascii="Segoe UI" w:eastAsia="Segoe UI" w:hAnsi="Segoe UI" w:cs="Segoe UI" w:hint="default"/>
                 <w:i w:val="0"/>
                 <w:iCs w:val="0"/>
                 <w:caps w:val="0"/>
@@ -4029,8 +3998,8 @@
             </w:pPr>
             <w:r>
               <w:rPr>
-                <w:rStyle w:val="23"/>
-                <w:rFonts w:hint="default" w:ascii="Segoe UI" w:hAnsi="Segoe UI" w:eastAsia="Segoe UI" w:cs="Segoe UI"/>
+                <w:rStyle w:val="Strong"/>
+                <w:rFonts w:ascii="Segoe UI" w:eastAsia="Segoe UI" w:hAnsi="Segoe UI" w:cs="Segoe UI" w:hint="default"/>
                 <w:b/>
                 <w:bCs/>
                 <w:i w:val="0"/>
@@ -4042,46 +4011,46 @@
                 <w:kern w:val="0"/>
                 <w:sz w:val="18"/>
                 <w:szCs w:val="18"/>
-                <w:lang w:val="en-US" w:eastAsia="zh-CN" w:bidi="ar"/>
+                <w:lang w:val="en-US" w:eastAsia="zh-CN"/>
               </w:rPr>
               <w:t>运维项目经理</w:t>
             </w:r>
             <w:r>
               <w:rPr>
-                <w:rFonts w:hint="default" w:ascii="Segoe UI" w:hAnsi="Segoe UI" w:eastAsia="Segoe UI" w:cs="Segoe UI"/>
-                <w:i w:val="0"/>
-                <w:iCs w:val="0"/>
-                <w:caps w:val="0"/>
-                <w:snapToGrid w:val="0"/>
-                <w:color w:val="000000"/>
-                <w:spacing w:val="0"/>
-                <w:kern w:val="0"/>
-                <w:sz w:val="18"/>
-                <w:szCs w:val="18"/>
-                <w:lang w:val="en-US" w:eastAsia="zh-CN" w:bidi="ar"/>
+                <w:rFonts w:ascii="Segoe UI" w:eastAsia="Segoe UI" w:hAnsi="Segoe UI" w:cs="Segoe UI" w:hint="default"/>
+                <w:i w:val="0"/>
+                <w:iCs w:val="0"/>
+                <w:caps w:val="0"/>
+                <w:snapToGrid w:val="0"/>
+                <w:color w:val="000000"/>
+                <w:spacing w:val="0"/>
+                <w:kern w:val="0"/>
+                <w:sz w:val="18"/>
+                <w:szCs w:val="18"/>
+                <w:lang w:val="en-US" w:eastAsia="zh-CN"/>
               </w:rPr>
               <w:t>（通常为项目层面变更发起人）</w:t>
             </w:r>
             <w:r>
               <w:rPr>
-                <w:rFonts w:hint="default" w:ascii="Segoe UI" w:hAnsi="Segoe UI" w:eastAsia="Segoe UI" w:cs="Segoe UI"/>
-                <w:i w:val="0"/>
-                <w:iCs w:val="0"/>
-                <w:caps w:val="0"/>
-                <w:snapToGrid w:val="0"/>
-                <w:color w:val="000000"/>
-                <w:spacing w:val="0"/>
-                <w:kern w:val="0"/>
-                <w:sz w:val="18"/>
-                <w:szCs w:val="18"/>
-                <w:lang w:val="en-US" w:eastAsia="zh-CN" w:bidi="ar"/>
-              </w:rPr>
-              <w:br w:type="textWrapping"/>
-            </w:r>
-            <w:r>
-              <w:rPr>
-                <w:rStyle w:val="23"/>
-                <w:rFonts w:hint="default" w:ascii="Segoe UI" w:hAnsi="Segoe UI" w:eastAsia="Segoe UI" w:cs="Segoe UI"/>
+                <w:rFonts w:ascii="Segoe UI" w:eastAsia="Segoe UI" w:hAnsi="Segoe UI" w:cs="Segoe UI" w:hint="default"/>
+                <w:i w:val="0"/>
+                <w:iCs w:val="0"/>
+                <w:caps w:val="0"/>
+                <w:snapToGrid w:val="0"/>
+                <w:color w:val="000000"/>
+                <w:spacing w:val="0"/>
+                <w:kern w:val="0"/>
+                <w:sz w:val="18"/>
+                <w:szCs w:val="18"/>
+                <w:lang w:val="en-US" w:eastAsia="zh-CN"/>
+              </w:rPr>
+              <w:br/>
+            </w:r>
+            <w:r>
+              <w:rPr>
+                <w:rStyle w:val="Strong"/>
+                <w:rFonts w:ascii="Segoe UI" w:eastAsia="Segoe UI" w:hAnsi="Segoe UI" w:cs="Segoe UI" w:hint="default"/>
                 <w:b/>
                 <w:bCs/>
                 <w:i w:val="0"/>
@@ -4093,46 +4062,46 @@
                 <w:kern w:val="0"/>
                 <w:sz w:val="18"/>
                 <w:szCs w:val="18"/>
-                <w:lang w:val="en-US" w:eastAsia="zh-CN" w:bidi="ar"/>
+                <w:lang w:val="en-US" w:eastAsia="zh-CN"/>
               </w:rPr>
               <w:t>运维工程师</w:t>
             </w:r>
             <w:r>
               <w:rPr>
-                <w:rFonts w:hint="default" w:ascii="Segoe UI" w:hAnsi="Segoe UI" w:eastAsia="Segoe UI" w:cs="Segoe UI"/>
-                <w:i w:val="0"/>
-                <w:iCs w:val="0"/>
-                <w:caps w:val="0"/>
-                <w:snapToGrid w:val="0"/>
-                <w:color w:val="000000"/>
-                <w:spacing w:val="0"/>
-                <w:kern w:val="0"/>
-                <w:sz w:val="18"/>
-                <w:szCs w:val="18"/>
-                <w:lang w:val="en-US" w:eastAsia="zh-CN" w:bidi="ar"/>
+                <w:rFonts w:ascii="Segoe UI" w:eastAsia="Segoe UI" w:hAnsi="Segoe UI" w:cs="Segoe UI" w:hint="default"/>
+                <w:i w:val="0"/>
+                <w:iCs w:val="0"/>
+                <w:caps w:val="0"/>
+                <w:snapToGrid w:val="0"/>
+                <w:color w:val="000000"/>
+                <w:spacing w:val="0"/>
+                <w:kern w:val="0"/>
+                <w:sz w:val="18"/>
+                <w:szCs w:val="18"/>
+                <w:lang w:val="en-US" w:eastAsia="zh-CN"/>
               </w:rPr>
               <w:t>（针对技术性优化或修复）</w:t>
             </w:r>
             <w:r>
               <w:rPr>
-                <w:rFonts w:hint="default" w:ascii="Segoe UI" w:hAnsi="Segoe UI" w:eastAsia="Segoe UI" w:cs="Segoe UI"/>
-                <w:i w:val="0"/>
-                <w:iCs w:val="0"/>
-                <w:caps w:val="0"/>
-                <w:snapToGrid w:val="0"/>
-                <w:color w:val="000000"/>
-                <w:spacing w:val="0"/>
-                <w:kern w:val="0"/>
-                <w:sz w:val="18"/>
-                <w:szCs w:val="18"/>
-                <w:lang w:val="en-US" w:eastAsia="zh-CN" w:bidi="ar"/>
-              </w:rPr>
-              <w:br w:type="textWrapping"/>
-            </w:r>
-            <w:r>
-              <w:rPr>
-                <w:rStyle w:val="23"/>
-                <w:rFonts w:hint="default" w:ascii="Segoe UI" w:hAnsi="Segoe UI" w:eastAsia="Segoe UI" w:cs="Segoe UI"/>
+                <w:rFonts w:ascii="Segoe UI" w:eastAsia="Segoe UI" w:hAnsi="Segoe UI" w:cs="Segoe UI" w:hint="default"/>
+                <w:i w:val="0"/>
+                <w:iCs w:val="0"/>
+                <w:caps w:val="0"/>
+                <w:snapToGrid w:val="0"/>
+                <w:color w:val="000000"/>
+                <w:spacing w:val="0"/>
+                <w:kern w:val="0"/>
+                <w:sz w:val="18"/>
+                <w:szCs w:val="18"/>
+                <w:lang w:val="en-US" w:eastAsia="zh-CN"/>
+              </w:rPr>
+              <w:br/>
+            </w:r>
+            <w:r>
+              <w:rPr>
+                <w:rStyle w:val="Strong"/>
+                <w:rFonts w:ascii="Segoe UI" w:eastAsia="Segoe UI" w:hAnsi="Segoe UI" w:cs="Segoe UI" w:hint="default"/>
                 <w:b/>
                 <w:bCs/>
                 <w:i w:val="0"/>
@@ -4144,23 +4113,23 @@
                 <w:kern w:val="0"/>
                 <w:sz w:val="18"/>
                 <w:szCs w:val="18"/>
-                <w:lang w:val="en-US" w:eastAsia="zh-CN" w:bidi="ar"/>
+                <w:lang w:val="en-US" w:eastAsia="zh-CN"/>
               </w:rPr>
               <w:t>研究总院-开发工程师/需求分析师</w:t>
             </w:r>
             <w:r>
               <w:rPr>
-                <w:rFonts w:hint="default" w:ascii="Segoe UI" w:hAnsi="Segoe UI" w:eastAsia="Segoe UI" w:cs="Segoe UI"/>
-                <w:i w:val="0"/>
-                <w:iCs w:val="0"/>
-                <w:caps w:val="0"/>
-                <w:snapToGrid w:val="0"/>
-                <w:color w:val="000000"/>
-                <w:spacing w:val="0"/>
-                <w:kern w:val="0"/>
-                <w:sz w:val="18"/>
-                <w:szCs w:val="18"/>
-                <w:lang w:val="en-US" w:eastAsia="zh-CN" w:bidi="ar"/>
+                <w:rFonts w:ascii="Segoe UI" w:eastAsia="Segoe UI" w:hAnsi="Segoe UI" w:cs="Segoe UI" w:hint="default"/>
+                <w:i w:val="0"/>
+                <w:iCs w:val="0"/>
+                <w:caps w:val="0"/>
+                <w:snapToGrid w:val="0"/>
+                <w:color w:val="000000"/>
+                <w:spacing w:val="0"/>
+                <w:kern w:val="0"/>
+                <w:sz w:val="18"/>
+                <w:szCs w:val="18"/>
+                <w:lang w:val="en-US" w:eastAsia="zh-CN"/>
               </w:rPr>
               <w:t>（针对由研发侧发起的版本功能变更）</w:t>
             </w:r>
@@ -4169,14 +4138,9 @@
       </w:tr>
       <w:tr>
         <w:tblPrEx>
-          <w:tblBorders>
-            <w:top w:val="single" w:color="auto" w:sz="4" w:space="0"/>
-            <w:left w:val="single" w:color="auto" w:sz="4" w:space="0"/>
-            <w:bottom w:val="single" w:color="auto" w:sz="4" w:space="0"/>
-            <w:right w:val="single" w:color="auto" w:sz="4" w:space="0"/>
-            <w:insideH w:val="single" w:color="auto" w:sz="4" w:space="0"/>
-            <w:insideV w:val="single" w:color="auto" w:sz="4" w:space="0"/>
-          </w:tblBorders>
+          <w:tblW w:w="9024" w:type="dxa"/>
+          <w:tblInd w:w="0" w:type="dxa"/>
+          <w:shd w:val="clear" w:color="auto" w:fill="auto"/>
           <w:tblCellMar>
             <w:top w:w="15" w:type="dxa"/>
             <w:left w:w="15" w:type="dxa"/>
@@ -4205,7 +4169,7 @@
               <w:spacing w:line="300" w:lineRule="atLeast"/>
               <w:jc w:val="left"/>
               <w:rPr>
-                <w:rFonts w:hint="default" w:ascii="Segoe UI" w:hAnsi="Segoe UI" w:eastAsia="Segoe UI" w:cs="Segoe UI"/>
+                <w:rFonts w:ascii="Segoe UI" w:eastAsia="Segoe UI" w:hAnsi="Segoe UI" w:cs="Segoe UI" w:hint="default"/>
                 <w:i w:val="0"/>
                 <w:iCs w:val="0"/>
                 <w:caps w:val="0"/>
@@ -4217,8 +4181,8 @@
             </w:pPr>
             <w:r>
               <w:rPr>
-                <w:rStyle w:val="23"/>
-                <w:rFonts w:hint="default" w:ascii="Segoe UI" w:hAnsi="Segoe UI" w:eastAsia="Segoe UI" w:cs="Segoe UI"/>
+                <w:rStyle w:val="Strong"/>
+                <w:rFonts w:ascii="Segoe UI" w:eastAsia="Segoe UI" w:hAnsi="Segoe UI" w:cs="Segoe UI" w:hint="default"/>
                 <w:b/>
                 <w:bCs/>
                 <w:i w:val="0"/>
@@ -4230,7 +4194,7 @@
                 <w:kern w:val="0"/>
                 <w:sz w:val="18"/>
                 <w:szCs w:val="18"/>
-                <w:lang w:val="en-US" w:eastAsia="zh-CN" w:bidi="ar"/>
+                <w:lang w:val="en-US" w:eastAsia="zh-CN"/>
               </w:rPr>
               <w:t>变更经理</w:t>
             </w:r>
@@ -4257,7 +4221,7 @@
               <w:spacing w:line="300" w:lineRule="atLeast"/>
               <w:jc w:val="left"/>
               <w:rPr>
-                <w:rFonts w:hint="default" w:ascii="Segoe UI" w:hAnsi="Segoe UI" w:eastAsia="Segoe UI" w:cs="Segoe UI"/>
+                <w:rFonts w:ascii="Segoe UI" w:eastAsia="Segoe UI" w:hAnsi="Segoe UI" w:cs="Segoe UI" w:hint="default"/>
                 <w:i w:val="0"/>
                 <w:iCs w:val="0"/>
                 <w:caps w:val="0"/>
@@ -4269,56 +4233,56 @@
             </w:pPr>
             <w:r>
               <w:rPr>
-                <w:rFonts w:hint="default" w:ascii="Segoe UI" w:hAnsi="Segoe UI" w:eastAsia="Segoe UI" w:cs="Segoe UI"/>
-                <w:i w:val="0"/>
-                <w:iCs w:val="0"/>
-                <w:caps w:val="0"/>
-                <w:snapToGrid w:val="0"/>
-                <w:color w:val="000000"/>
-                <w:spacing w:val="0"/>
-                <w:kern w:val="0"/>
-                <w:sz w:val="18"/>
-                <w:szCs w:val="18"/>
-                <w:lang w:val="en-US" w:eastAsia="zh-CN" w:bidi="ar"/>
+                <w:rFonts w:ascii="Segoe UI" w:eastAsia="Segoe UI" w:hAnsi="Segoe UI" w:cs="Segoe UI" w:hint="default"/>
+                <w:i w:val="0"/>
+                <w:iCs w:val="0"/>
+                <w:caps w:val="0"/>
+                <w:snapToGrid w:val="0"/>
+                <w:color w:val="000000"/>
+                <w:spacing w:val="0"/>
+                <w:kern w:val="0"/>
+                <w:sz w:val="18"/>
+                <w:szCs w:val="18"/>
+                <w:lang w:val="en-US" w:eastAsia="zh-CN"/>
               </w:rPr>
               <w:t>1. 负责变更管理流程的整体监督与执行。</w:t>
             </w:r>
             <w:r>
               <w:rPr>
-                <w:rFonts w:hint="default" w:ascii="Segoe UI" w:hAnsi="Segoe UI" w:eastAsia="Segoe UI" w:cs="Segoe UI"/>
-                <w:i w:val="0"/>
-                <w:iCs w:val="0"/>
-                <w:caps w:val="0"/>
-                <w:snapToGrid w:val="0"/>
-                <w:color w:val="000000"/>
-                <w:spacing w:val="0"/>
-                <w:kern w:val="0"/>
-                <w:sz w:val="18"/>
-                <w:szCs w:val="18"/>
-                <w:lang w:val="en-US" w:eastAsia="zh-CN" w:bidi="ar"/>
-              </w:rPr>
-              <w:br w:type="textWrapping"/>
-            </w:r>
-            <w:r>
-              <w:rPr>
-                <w:rFonts w:hint="default" w:ascii="Segoe UI" w:hAnsi="Segoe UI" w:eastAsia="Segoe UI" w:cs="Segoe UI"/>
-                <w:i w:val="0"/>
-                <w:iCs w:val="0"/>
-                <w:caps w:val="0"/>
-                <w:snapToGrid w:val="0"/>
-                <w:color w:val="000000"/>
-                <w:spacing w:val="0"/>
-                <w:kern w:val="0"/>
-                <w:sz w:val="18"/>
-                <w:szCs w:val="18"/>
-                <w:lang w:val="en-US" w:eastAsia="zh-CN" w:bidi="ar"/>
+                <w:rFonts w:ascii="Segoe UI" w:eastAsia="Segoe UI" w:hAnsi="Segoe UI" w:cs="Segoe UI" w:hint="default"/>
+                <w:i w:val="0"/>
+                <w:iCs w:val="0"/>
+                <w:caps w:val="0"/>
+                <w:snapToGrid w:val="0"/>
+                <w:color w:val="000000"/>
+                <w:spacing w:val="0"/>
+                <w:kern w:val="0"/>
+                <w:sz w:val="18"/>
+                <w:szCs w:val="18"/>
+                <w:lang w:val="en-US" w:eastAsia="zh-CN"/>
+              </w:rPr>
+              <w:br/>
+            </w:r>
+            <w:r>
+              <w:rPr>
+                <w:rFonts w:ascii="Segoe UI" w:eastAsia="Segoe UI" w:hAnsi="Segoe UI" w:cs="Segoe UI" w:hint="default"/>
+                <w:i w:val="0"/>
+                <w:iCs w:val="0"/>
+                <w:caps w:val="0"/>
+                <w:snapToGrid w:val="0"/>
+                <w:color w:val="000000"/>
+                <w:spacing w:val="0"/>
+                <w:kern w:val="0"/>
+                <w:sz w:val="18"/>
+                <w:szCs w:val="18"/>
+                <w:lang w:val="en-US" w:eastAsia="zh-CN"/>
               </w:rPr>
               <w:t>2. 审批</w:t>
             </w:r>
             <w:r>
               <w:rPr>
-                <w:rStyle w:val="23"/>
-                <w:rFonts w:hint="default" w:ascii="Segoe UI" w:hAnsi="Segoe UI" w:eastAsia="Segoe UI" w:cs="Segoe UI"/>
+                <w:rStyle w:val="Strong"/>
+                <w:rFonts w:ascii="Segoe UI" w:eastAsia="Segoe UI" w:hAnsi="Segoe UI" w:cs="Segoe UI" w:hint="default"/>
                 <w:b/>
                 <w:bCs/>
                 <w:i w:val="0"/>
@@ -4330,62 +4294,62 @@
                 <w:kern w:val="0"/>
                 <w:sz w:val="18"/>
                 <w:szCs w:val="18"/>
-                <w:lang w:val="en-US" w:eastAsia="zh-CN" w:bidi="ar"/>
+                <w:lang w:val="en-US" w:eastAsia="zh-CN"/>
               </w:rPr>
               <w:t>标准变更</w:t>
             </w:r>
             <w:r>
               <w:rPr>
-                <w:rFonts w:hint="default" w:ascii="Segoe UI" w:hAnsi="Segoe UI" w:eastAsia="Segoe UI" w:cs="Segoe UI"/>
-                <w:i w:val="0"/>
-                <w:iCs w:val="0"/>
-                <w:caps w:val="0"/>
-                <w:snapToGrid w:val="0"/>
-                <w:color w:val="000000"/>
-                <w:spacing w:val="0"/>
-                <w:kern w:val="0"/>
-                <w:sz w:val="18"/>
-                <w:szCs w:val="18"/>
-                <w:lang w:val="en-US" w:eastAsia="zh-CN" w:bidi="ar"/>
+                <w:rFonts w:ascii="Segoe UI" w:eastAsia="Segoe UI" w:hAnsi="Segoe UI" w:cs="Segoe UI" w:hint="default"/>
+                <w:i w:val="0"/>
+                <w:iCs w:val="0"/>
+                <w:caps w:val="0"/>
+                <w:snapToGrid w:val="0"/>
+                <w:color w:val="000000"/>
+                <w:spacing w:val="0"/>
+                <w:kern w:val="0"/>
+                <w:sz w:val="18"/>
+                <w:szCs w:val="18"/>
+                <w:lang w:val="en-US" w:eastAsia="zh-CN"/>
               </w:rPr>
               <w:t>请求。</w:t>
             </w:r>
             <w:r>
               <w:rPr>
-                <w:rFonts w:hint="default" w:ascii="Segoe UI" w:hAnsi="Segoe UI" w:eastAsia="Segoe UI" w:cs="Segoe UI"/>
-                <w:i w:val="0"/>
-                <w:iCs w:val="0"/>
-                <w:caps w:val="0"/>
-                <w:snapToGrid w:val="0"/>
-                <w:color w:val="000000"/>
-                <w:spacing w:val="0"/>
-                <w:kern w:val="0"/>
-                <w:sz w:val="18"/>
-                <w:szCs w:val="18"/>
-                <w:lang w:val="en-US" w:eastAsia="zh-CN" w:bidi="ar"/>
-              </w:rPr>
-              <w:br w:type="textWrapping"/>
-            </w:r>
-            <w:r>
-              <w:rPr>
-                <w:rFonts w:hint="default" w:ascii="Segoe UI" w:hAnsi="Segoe UI" w:eastAsia="Segoe UI" w:cs="Segoe UI"/>
-                <w:i w:val="0"/>
-                <w:iCs w:val="0"/>
-                <w:caps w:val="0"/>
-                <w:snapToGrid w:val="0"/>
-                <w:color w:val="000000"/>
-                <w:spacing w:val="0"/>
-                <w:kern w:val="0"/>
-                <w:sz w:val="18"/>
-                <w:szCs w:val="18"/>
-                <w:lang w:val="en-US" w:eastAsia="zh-CN" w:bidi="ar"/>
+                <w:rFonts w:ascii="Segoe UI" w:eastAsia="Segoe UI" w:hAnsi="Segoe UI" w:cs="Segoe UI" w:hint="default"/>
+                <w:i w:val="0"/>
+                <w:iCs w:val="0"/>
+                <w:caps w:val="0"/>
+                <w:snapToGrid w:val="0"/>
+                <w:color w:val="000000"/>
+                <w:spacing w:val="0"/>
+                <w:kern w:val="0"/>
+                <w:sz w:val="18"/>
+                <w:szCs w:val="18"/>
+                <w:lang w:val="en-US" w:eastAsia="zh-CN"/>
+              </w:rPr>
+              <w:br/>
+            </w:r>
+            <w:r>
+              <w:rPr>
+                <w:rFonts w:ascii="Segoe UI" w:eastAsia="Segoe UI" w:hAnsi="Segoe UI" w:cs="Segoe UI" w:hint="default"/>
+                <w:i w:val="0"/>
+                <w:iCs w:val="0"/>
+                <w:caps w:val="0"/>
+                <w:snapToGrid w:val="0"/>
+                <w:color w:val="000000"/>
+                <w:spacing w:val="0"/>
+                <w:kern w:val="0"/>
+                <w:sz w:val="18"/>
+                <w:szCs w:val="18"/>
+                <w:lang w:val="en-US" w:eastAsia="zh-CN"/>
               </w:rPr>
               <w:t>3. 召集并主持</w:t>
             </w:r>
             <w:r>
               <w:rPr>
-                <w:rStyle w:val="23"/>
-                <w:rFonts w:hint="default" w:ascii="Segoe UI" w:hAnsi="Segoe UI" w:eastAsia="Segoe UI" w:cs="Segoe UI"/>
+                <w:rStyle w:val="Strong"/>
+                <w:rFonts w:ascii="Segoe UI" w:eastAsia="Segoe UI" w:hAnsi="Segoe UI" w:cs="Segoe UI" w:hint="default"/>
                 <w:b/>
                 <w:bCs/>
                 <w:i w:val="0"/>
@@ -4397,87 +4361,87 @@
                 <w:kern w:val="0"/>
                 <w:sz w:val="18"/>
                 <w:szCs w:val="18"/>
-                <w:lang w:val="en-US" w:eastAsia="zh-CN" w:bidi="ar"/>
+                <w:lang w:val="en-US" w:eastAsia="zh-CN"/>
               </w:rPr>
               <w:t>变更顾问委员会（CAB）</w:t>
             </w:r>
             <w:r>
               <w:rPr>
-                <w:rFonts w:hint="default" w:ascii="Segoe UI" w:hAnsi="Segoe UI" w:eastAsia="Segoe UI" w:cs="Segoe UI"/>
-                <w:i w:val="0"/>
-                <w:iCs w:val="0"/>
-                <w:caps w:val="0"/>
-                <w:snapToGrid w:val="0"/>
-                <w:color w:val="000000"/>
-                <w:spacing w:val="0"/>
-                <w:kern w:val="0"/>
-                <w:sz w:val="18"/>
-                <w:szCs w:val="18"/>
-                <w:lang w:val="en-US" w:eastAsia="zh-CN" w:bidi="ar"/>
+                <w:rFonts w:ascii="Segoe UI" w:eastAsia="Segoe UI" w:hAnsi="Segoe UI" w:cs="Segoe UI" w:hint="default"/>
+                <w:i w:val="0"/>
+                <w:iCs w:val="0"/>
+                <w:caps w:val="0"/>
+                <w:snapToGrid w:val="0"/>
+                <w:color w:val="000000"/>
+                <w:spacing w:val="0"/>
+                <w:kern w:val="0"/>
+                <w:sz w:val="18"/>
+                <w:szCs w:val="18"/>
+                <w:lang w:val="en-US" w:eastAsia="zh-CN"/>
               </w:rPr>
               <w:t>会议，评审重大变更。</w:t>
             </w:r>
             <w:r>
               <w:rPr>
-                <w:rFonts w:hint="default" w:ascii="Segoe UI" w:hAnsi="Segoe UI" w:eastAsia="Segoe UI" w:cs="Segoe UI"/>
-                <w:i w:val="0"/>
-                <w:iCs w:val="0"/>
-                <w:caps w:val="0"/>
-                <w:snapToGrid w:val="0"/>
-                <w:color w:val="000000"/>
-                <w:spacing w:val="0"/>
-                <w:kern w:val="0"/>
-                <w:sz w:val="18"/>
-                <w:szCs w:val="18"/>
-                <w:lang w:val="en-US" w:eastAsia="zh-CN" w:bidi="ar"/>
-              </w:rPr>
-              <w:br w:type="textWrapping"/>
-            </w:r>
-            <w:r>
-              <w:rPr>
-                <w:rFonts w:hint="default" w:ascii="Segoe UI" w:hAnsi="Segoe UI" w:eastAsia="Segoe UI" w:cs="Segoe UI"/>
-                <w:i w:val="0"/>
-                <w:iCs w:val="0"/>
-                <w:caps w:val="0"/>
-                <w:snapToGrid w:val="0"/>
-                <w:color w:val="000000"/>
-                <w:spacing w:val="0"/>
-                <w:kern w:val="0"/>
-                <w:sz w:val="18"/>
-                <w:szCs w:val="18"/>
-                <w:lang w:val="en-US" w:eastAsia="zh-CN" w:bidi="ar"/>
+                <w:rFonts w:ascii="Segoe UI" w:eastAsia="Segoe UI" w:hAnsi="Segoe UI" w:cs="Segoe UI" w:hint="default"/>
+                <w:i w:val="0"/>
+                <w:iCs w:val="0"/>
+                <w:caps w:val="0"/>
+                <w:snapToGrid w:val="0"/>
+                <w:color w:val="000000"/>
+                <w:spacing w:val="0"/>
+                <w:kern w:val="0"/>
+                <w:sz w:val="18"/>
+                <w:szCs w:val="18"/>
+                <w:lang w:val="en-US" w:eastAsia="zh-CN"/>
+              </w:rPr>
+              <w:br/>
+            </w:r>
+            <w:r>
+              <w:rPr>
+                <w:rFonts w:ascii="Segoe UI" w:eastAsia="Segoe UI" w:hAnsi="Segoe UI" w:cs="Segoe UI" w:hint="default"/>
+                <w:i w:val="0"/>
+                <w:iCs w:val="0"/>
+                <w:caps w:val="0"/>
+                <w:snapToGrid w:val="0"/>
+                <w:color w:val="000000"/>
+                <w:spacing w:val="0"/>
+                <w:kern w:val="0"/>
+                <w:sz w:val="18"/>
+                <w:szCs w:val="18"/>
+                <w:lang w:val="en-US" w:eastAsia="zh-CN"/>
               </w:rPr>
               <w:t>4. 监控变更实施进度与结果，确保流程闭环。</w:t>
             </w:r>
             <w:r>
               <w:rPr>
-                <w:rFonts w:hint="default" w:ascii="Segoe UI" w:hAnsi="Segoe UI" w:eastAsia="Segoe UI" w:cs="Segoe UI"/>
-                <w:i w:val="0"/>
-                <w:iCs w:val="0"/>
-                <w:caps w:val="0"/>
-                <w:snapToGrid w:val="0"/>
-                <w:color w:val="000000"/>
-                <w:spacing w:val="0"/>
-                <w:kern w:val="0"/>
-                <w:sz w:val="18"/>
-                <w:szCs w:val="18"/>
-                <w:lang w:val="en-US" w:eastAsia="zh-CN" w:bidi="ar"/>
-              </w:rPr>
-              <w:br w:type="textWrapping"/>
-            </w:r>
-            <w:r>
-              <w:rPr>
-                <w:rFonts w:hint="default" w:ascii="Segoe UI" w:hAnsi="Segoe UI" w:eastAsia="Segoe UI" w:cs="Segoe UI"/>
-                <w:i w:val="0"/>
-                <w:iCs w:val="0"/>
-                <w:caps w:val="0"/>
-                <w:snapToGrid w:val="0"/>
-                <w:color w:val="000000"/>
-                <w:spacing w:val="0"/>
-                <w:kern w:val="0"/>
-                <w:sz w:val="18"/>
-                <w:szCs w:val="18"/>
-                <w:lang w:val="en-US" w:eastAsia="zh-CN" w:bidi="ar"/>
+                <w:rFonts w:ascii="Segoe UI" w:eastAsia="Segoe UI" w:hAnsi="Segoe UI" w:cs="Segoe UI" w:hint="default"/>
+                <w:i w:val="0"/>
+                <w:iCs w:val="0"/>
+                <w:caps w:val="0"/>
+                <w:snapToGrid w:val="0"/>
+                <w:color w:val="000000"/>
+                <w:spacing w:val="0"/>
+                <w:kern w:val="0"/>
+                <w:sz w:val="18"/>
+                <w:szCs w:val="18"/>
+                <w:lang w:val="en-US" w:eastAsia="zh-CN"/>
+              </w:rPr>
+              <w:br/>
+            </w:r>
+            <w:r>
+              <w:rPr>
+                <w:rFonts w:ascii="Segoe UI" w:eastAsia="Segoe UI" w:hAnsi="Segoe UI" w:cs="Segoe UI" w:hint="default"/>
+                <w:i w:val="0"/>
+                <w:iCs w:val="0"/>
+                <w:caps w:val="0"/>
+                <w:snapToGrid w:val="0"/>
+                <w:color w:val="000000"/>
+                <w:spacing w:val="0"/>
+                <w:kern w:val="0"/>
+                <w:sz w:val="18"/>
+                <w:szCs w:val="18"/>
+                <w:lang w:val="en-US" w:eastAsia="zh-CN"/>
               </w:rPr>
               <w:t>5. 审批变更的关闭。</w:t>
             </w:r>
@@ -4504,7 +4468,7 @@
               <w:spacing w:line="300" w:lineRule="atLeast"/>
               <w:jc w:val="left"/>
               <w:rPr>
-                <w:rFonts w:hint="default" w:ascii="Segoe UI" w:hAnsi="Segoe UI" w:eastAsia="Segoe UI" w:cs="Segoe UI"/>
+                <w:rFonts w:ascii="Segoe UI" w:eastAsia="Segoe UI" w:hAnsi="Segoe UI" w:cs="Segoe UI" w:hint="default"/>
                 <w:i w:val="0"/>
                 <w:iCs w:val="0"/>
                 <w:caps w:val="0"/>
@@ -4516,8 +4480,8 @@
             </w:pPr>
             <w:r>
               <w:rPr>
-                <w:rStyle w:val="23"/>
-                <w:rFonts w:hint="default" w:ascii="Segoe UI" w:hAnsi="Segoe UI" w:eastAsia="Segoe UI" w:cs="Segoe UI"/>
+                <w:rStyle w:val="Strong"/>
+                <w:rFonts w:ascii="Segoe UI" w:eastAsia="Segoe UI" w:hAnsi="Segoe UI" w:cs="Segoe UI" w:hint="default"/>
                 <w:b/>
                 <w:bCs/>
                 <w:i w:val="0"/>
@@ -4529,46 +4493,46 @@
                 <w:kern w:val="0"/>
                 <w:sz w:val="18"/>
                 <w:szCs w:val="18"/>
-                <w:lang w:val="en-US" w:eastAsia="zh-CN" w:bidi="ar"/>
+                <w:lang w:val="en-US" w:eastAsia="zh-CN"/>
               </w:rPr>
               <w:t>数智运营部经理</w:t>
             </w:r>
             <w:r>
               <w:rPr>
-                <w:rFonts w:hint="default" w:ascii="Segoe UI" w:hAnsi="Segoe UI" w:eastAsia="Segoe UI" w:cs="Segoe UI"/>
-                <w:i w:val="0"/>
-                <w:iCs w:val="0"/>
-                <w:caps w:val="0"/>
-                <w:snapToGrid w:val="0"/>
-                <w:color w:val="000000"/>
-                <w:spacing w:val="0"/>
-                <w:kern w:val="0"/>
-                <w:sz w:val="18"/>
-                <w:szCs w:val="18"/>
-                <w:lang w:val="en-US" w:eastAsia="zh-CN" w:bidi="ar"/>
+                <w:rFonts w:ascii="Segoe UI" w:eastAsia="Segoe UI" w:hAnsi="Segoe UI" w:cs="Segoe UI" w:hint="default"/>
+                <w:i w:val="0"/>
+                <w:iCs w:val="0"/>
+                <w:caps w:val="0"/>
+                <w:snapToGrid w:val="0"/>
+                <w:color w:val="000000"/>
+                <w:spacing w:val="0"/>
+                <w:kern w:val="0"/>
+                <w:sz w:val="18"/>
+                <w:szCs w:val="18"/>
+                <w:lang w:val="en-US" w:eastAsia="zh-CN"/>
               </w:rPr>
               <w:t>（流程所有者，担任公司级变更经理）</w:t>
             </w:r>
             <w:r>
               <w:rPr>
-                <w:rFonts w:hint="default" w:ascii="Segoe UI" w:hAnsi="Segoe UI" w:eastAsia="Segoe UI" w:cs="Segoe UI"/>
-                <w:i w:val="0"/>
-                <w:iCs w:val="0"/>
-                <w:caps w:val="0"/>
-                <w:snapToGrid w:val="0"/>
-                <w:color w:val="000000"/>
-                <w:spacing w:val="0"/>
-                <w:kern w:val="0"/>
-                <w:sz w:val="18"/>
-                <w:szCs w:val="18"/>
-                <w:lang w:val="en-US" w:eastAsia="zh-CN" w:bidi="ar"/>
-              </w:rPr>
-              <w:br w:type="textWrapping"/>
-            </w:r>
-            <w:r>
-              <w:rPr>
-                <w:rStyle w:val="23"/>
-                <w:rFonts w:hint="default" w:ascii="Segoe UI" w:hAnsi="Segoe UI" w:eastAsia="Segoe UI" w:cs="Segoe UI"/>
+                <w:rFonts w:ascii="Segoe UI" w:eastAsia="Segoe UI" w:hAnsi="Segoe UI" w:cs="Segoe UI" w:hint="default"/>
+                <w:i w:val="0"/>
+                <w:iCs w:val="0"/>
+                <w:caps w:val="0"/>
+                <w:snapToGrid w:val="0"/>
+                <w:color w:val="000000"/>
+                <w:spacing w:val="0"/>
+                <w:kern w:val="0"/>
+                <w:sz w:val="18"/>
+                <w:szCs w:val="18"/>
+                <w:lang w:val="en-US" w:eastAsia="zh-CN"/>
+              </w:rPr>
+              <w:br/>
+            </w:r>
+            <w:r>
+              <w:rPr>
+                <w:rStyle w:val="Strong"/>
+                <w:rFonts w:ascii="Segoe UI" w:eastAsia="Segoe UI" w:hAnsi="Segoe UI" w:cs="Segoe UI" w:hint="default"/>
                 <w:b/>
                 <w:bCs/>
                 <w:i w:val="0"/>
@@ -4580,7 +4544,7 @@
                 <w:kern w:val="0"/>
                 <w:sz w:val="18"/>
                 <w:szCs w:val="18"/>
-                <w:lang w:val="en-US" w:eastAsia="zh-CN" w:bidi="ar"/>
+                <w:lang w:val="en-US" w:eastAsia="zh-CN"/>
               </w:rPr>
               <w:t>（注：可授权给资深运维项目经理处理特定项目群的常规变更）</w:t>
             </w:r>
@@ -4589,14 +4553,9 @@
       </w:tr>
       <w:tr>
         <w:tblPrEx>
-          <w:tblBorders>
-            <w:top w:val="single" w:color="auto" w:sz="4" w:space="0"/>
-            <w:left w:val="single" w:color="auto" w:sz="4" w:space="0"/>
-            <w:bottom w:val="single" w:color="auto" w:sz="4" w:space="0"/>
-            <w:right w:val="single" w:color="auto" w:sz="4" w:space="0"/>
-            <w:insideH w:val="single" w:color="auto" w:sz="4" w:space="0"/>
-            <w:insideV w:val="single" w:color="auto" w:sz="4" w:space="0"/>
-          </w:tblBorders>
+          <w:tblW w:w="9024" w:type="dxa"/>
+          <w:tblInd w:w="0" w:type="dxa"/>
+          <w:shd w:val="clear" w:color="auto" w:fill="auto"/>
           <w:tblCellMar>
             <w:top w:w="15" w:type="dxa"/>
             <w:left w:w="15" w:type="dxa"/>
@@ -4625,7 +4584,7 @@
               <w:spacing w:line="300" w:lineRule="atLeast"/>
               <w:jc w:val="left"/>
               <w:rPr>
-                <w:rFonts w:hint="default" w:ascii="Segoe UI" w:hAnsi="Segoe UI" w:eastAsia="Segoe UI" w:cs="Segoe UI"/>
+                <w:rFonts w:ascii="Segoe UI" w:eastAsia="Segoe UI" w:hAnsi="Segoe UI" w:cs="Segoe UI" w:hint="default"/>
                 <w:i w:val="0"/>
                 <w:iCs w:val="0"/>
                 <w:caps w:val="0"/>
@@ -4637,8 +4596,8 @@
             </w:pPr>
             <w:r>
               <w:rPr>
-                <w:rStyle w:val="23"/>
-                <w:rFonts w:hint="default" w:ascii="Segoe UI" w:hAnsi="Segoe UI" w:eastAsia="Segoe UI" w:cs="Segoe UI"/>
+                <w:rStyle w:val="Strong"/>
+                <w:rFonts w:ascii="Segoe UI" w:eastAsia="Segoe UI" w:hAnsi="Segoe UI" w:cs="Segoe UI" w:hint="default"/>
                 <w:b/>
                 <w:bCs/>
                 <w:i w:val="0"/>
@@ -4650,7 +4609,7 @@
                 <w:kern w:val="0"/>
                 <w:sz w:val="18"/>
                 <w:szCs w:val="18"/>
-                <w:lang w:val="en-US" w:eastAsia="zh-CN" w:bidi="ar"/>
+                <w:lang w:val="en-US" w:eastAsia="zh-CN"/>
               </w:rPr>
               <w:t>运维工程师/开发工程师（执行人）</w:t>
             </w:r>
@@ -4677,7 +4636,7 @@
               <w:spacing w:line="300" w:lineRule="atLeast"/>
               <w:jc w:val="left"/>
               <w:rPr>
-                <w:rFonts w:hint="default" w:ascii="Segoe UI" w:hAnsi="Segoe UI" w:eastAsia="Segoe UI" w:cs="Segoe UI"/>
+                <w:rFonts w:ascii="Segoe UI" w:eastAsia="Segoe UI" w:hAnsi="Segoe UI" w:cs="Segoe UI" w:hint="default"/>
                 <w:i w:val="0"/>
                 <w:iCs w:val="0"/>
                 <w:caps w:val="0"/>
@@ -4689,24 +4648,24 @@
             </w:pPr>
             <w:r>
               <w:rPr>
-                <w:rFonts w:hint="default" w:ascii="Segoe UI" w:hAnsi="Segoe UI" w:eastAsia="Segoe UI" w:cs="Segoe UI"/>
-                <w:i w:val="0"/>
-                <w:iCs w:val="0"/>
-                <w:caps w:val="0"/>
-                <w:snapToGrid w:val="0"/>
-                <w:color w:val="000000"/>
-                <w:spacing w:val="0"/>
-                <w:kern w:val="0"/>
-                <w:sz w:val="18"/>
-                <w:szCs w:val="18"/>
-                <w:lang w:val="en-US" w:eastAsia="zh-CN" w:bidi="ar"/>
+                <w:rFonts w:ascii="Segoe UI" w:eastAsia="Segoe UI" w:hAnsi="Segoe UI" w:cs="Segoe UI" w:hint="default"/>
+                <w:i w:val="0"/>
+                <w:iCs w:val="0"/>
+                <w:caps w:val="0"/>
+                <w:snapToGrid w:val="0"/>
+                <w:color w:val="000000"/>
+                <w:spacing w:val="0"/>
+                <w:kern w:val="0"/>
+                <w:sz w:val="18"/>
+                <w:szCs w:val="18"/>
+                <w:lang w:val="en-US" w:eastAsia="zh-CN"/>
               </w:rPr>
               <w:t>1. 负责制定或细化变更技术方案、</w:t>
             </w:r>
             <w:r>
               <w:rPr>
-                <w:rStyle w:val="23"/>
-                <w:rFonts w:hint="default" w:ascii="Segoe UI" w:hAnsi="Segoe UI" w:eastAsia="Segoe UI" w:cs="Segoe UI"/>
+                <w:rStyle w:val="Strong"/>
+                <w:rFonts w:ascii="Segoe UI" w:eastAsia="Segoe UI" w:hAnsi="Segoe UI" w:cs="Segoe UI" w:hint="default"/>
                 <w:b/>
                 <w:bCs/>
                 <w:i w:val="0"/>
@@ -4718,94 +4677,94 @@
                 <w:kern w:val="0"/>
                 <w:sz w:val="18"/>
                 <w:szCs w:val="18"/>
-                <w:lang w:val="en-US" w:eastAsia="zh-CN" w:bidi="ar"/>
+                <w:lang w:val="en-US" w:eastAsia="zh-CN"/>
               </w:rPr>
               <w:t>回退方案</w:t>
             </w:r>
             <w:r>
               <w:rPr>
-                <w:rFonts w:hint="default" w:ascii="Segoe UI" w:hAnsi="Segoe UI" w:eastAsia="Segoe UI" w:cs="Segoe UI"/>
-                <w:i w:val="0"/>
-                <w:iCs w:val="0"/>
-                <w:caps w:val="0"/>
-                <w:snapToGrid w:val="0"/>
-                <w:color w:val="000000"/>
-                <w:spacing w:val="0"/>
-                <w:kern w:val="0"/>
-                <w:sz w:val="18"/>
-                <w:szCs w:val="18"/>
-                <w:lang w:val="en-US" w:eastAsia="zh-CN" w:bidi="ar"/>
+                <w:rFonts w:ascii="Segoe UI" w:eastAsia="Segoe UI" w:hAnsi="Segoe UI" w:cs="Segoe UI" w:hint="default"/>
+                <w:i w:val="0"/>
+                <w:iCs w:val="0"/>
+                <w:caps w:val="0"/>
+                <w:snapToGrid w:val="0"/>
+                <w:color w:val="000000"/>
+                <w:spacing w:val="0"/>
+                <w:kern w:val="0"/>
+                <w:sz w:val="18"/>
+                <w:szCs w:val="18"/>
+                <w:lang w:val="en-US" w:eastAsia="zh-CN"/>
               </w:rPr>
               <w:t>及测试方案。</w:t>
             </w:r>
             <w:r>
               <w:rPr>
-                <w:rFonts w:hint="default" w:ascii="Segoe UI" w:hAnsi="Segoe UI" w:eastAsia="Segoe UI" w:cs="Segoe UI"/>
-                <w:i w:val="0"/>
-                <w:iCs w:val="0"/>
-                <w:caps w:val="0"/>
-                <w:snapToGrid w:val="0"/>
-                <w:color w:val="000000"/>
-                <w:spacing w:val="0"/>
-                <w:kern w:val="0"/>
-                <w:sz w:val="18"/>
-                <w:szCs w:val="18"/>
-                <w:lang w:val="en-US" w:eastAsia="zh-CN" w:bidi="ar"/>
-              </w:rPr>
-              <w:br w:type="textWrapping"/>
-            </w:r>
-            <w:r>
-              <w:rPr>
-                <w:rFonts w:hint="default" w:ascii="Segoe UI" w:hAnsi="Segoe UI" w:eastAsia="Segoe UI" w:cs="Segoe UI"/>
-                <w:i w:val="0"/>
-                <w:iCs w:val="0"/>
-                <w:caps w:val="0"/>
-                <w:snapToGrid w:val="0"/>
-                <w:color w:val="000000"/>
-                <w:spacing w:val="0"/>
-                <w:kern w:val="0"/>
-                <w:sz w:val="18"/>
-                <w:szCs w:val="18"/>
-                <w:lang w:val="en-US" w:eastAsia="zh-CN" w:bidi="ar"/>
+                <w:rFonts w:ascii="Segoe UI" w:eastAsia="Segoe UI" w:hAnsi="Segoe UI" w:cs="Segoe UI" w:hint="default"/>
+                <w:i w:val="0"/>
+                <w:iCs w:val="0"/>
+                <w:caps w:val="0"/>
+                <w:snapToGrid w:val="0"/>
+                <w:color w:val="000000"/>
+                <w:spacing w:val="0"/>
+                <w:kern w:val="0"/>
+                <w:sz w:val="18"/>
+                <w:szCs w:val="18"/>
+                <w:lang w:val="en-US" w:eastAsia="zh-CN"/>
+              </w:rPr>
+              <w:br/>
+            </w:r>
+            <w:r>
+              <w:rPr>
+                <w:rFonts w:ascii="Segoe UI" w:eastAsia="Segoe UI" w:hAnsi="Segoe UI" w:cs="Segoe UI" w:hint="default"/>
+                <w:i w:val="0"/>
+                <w:iCs w:val="0"/>
+                <w:caps w:val="0"/>
+                <w:snapToGrid w:val="0"/>
+                <w:color w:val="000000"/>
+                <w:spacing w:val="0"/>
+                <w:kern w:val="0"/>
+                <w:sz w:val="18"/>
+                <w:szCs w:val="18"/>
+                <w:lang w:val="en-US" w:eastAsia="zh-CN"/>
               </w:rPr>
               <w:t>2. 执行变更实施操作，并记录详细步骤。</w:t>
             </w:r>
             <w:r>
               <w:rPr>
-                <w:rFonts w:hint="default" w:ascii="Segoe UI" w:hAnsi="Segoe UI" w:eastAsia="Segoe UI" w:cs="Segoe UI"/>
-                <w:i w:val="0"/>
-                <w:iCs w:val="0"/>
-                <w:caps w:val="0"/>
-                <w:snapToGrid w:val="0"/>
-                <w:color w:val="000000"/>
-                <w:spacing w:val="0"/>
-                <w:kern w:val="0"/>
-                <w:sz w:val="18"/>
-                <w:szCs w:val="18"/>
-                <w:lang w:val="en-US" w:eastAsia="zh-CN" w:bidi="ar"/>
-              </w:rPr>
-              <w:br w:type="textWrapping"/>
-            </w:r>
-            <w:r>
-              <w:rPr>
-                <w:rFonts w:hint="default" w:ascii="Segoe UI" w:hAnsi="Segoe UI" w:eastAsia="Segoe UI" w:cs="Segoe UI"/>
-                <w:i w:val="0"/>
-                <w:iCs w:val="0"/>
-                <w:caps w:val="0"/>
-                <w:snapToGrid w:val="0"/>
-                <w:color w:val="000000"/>
-                <w:spacing w:val="0"/>
-                <w:kern w:val="0"/>
-                <w:sz w:val="18"/>
-                <w:szCs w:val="18"/>
-                <w:lang w:val="en-US" w:eastAsia="zh-CN" w:bidi="ar"/>
+                <w:rFonts w:ascii="Segoe UI" w:eastAsia="Segoe UI" w:hAnsi="Segoe UI" w:cs="Segoe UI" w:hint="default"/>
+                <w:i w:val="0"/>
+                <w:iCs w:val="0"/>
+                <w:caps w:val="0"/>
+                <w:snapToGrid w:val="0"/>
+                <w:color w:val="000000"/>
+                <w:spacing w:val="0"/>
+                <w:kern w:val="0"/>
+                <w:sz w:val="18"/>
+                <w:szCs w:val="18"/>
+                <w:lang w:val="en-US" w:eastAsia="zh-CN"/>
+              </w:rPr>
+              <w:br/>
+            </w:r>
+            <w:r>
+              <w:rPr>
+                <w:rFonts w:ascii="Segoe UI" w:eastAsia="Segoe UI" w:hAnsi="Segoe UI" w:cs="Segoe UI" w:hint="default"/>
+                <w:i w:val="0"/>
+                <w:iCs w:val="0"/>
+                <w:caps w:val="0"/>
+                <w:snapToGrid w:val="0"/>
+                <w:color w:val="000000"/>
+                <w:spacing w:val="0"/>
+                <w:kern w:val="0"/>
+                <w:sz w:val="18"/>
+                <w:szCs w:val="18"/>
+                <w:lang w:val="en-US" w:eastAsia="zh-CN"/>
               </w:rPr>
               <w:t>3. 执行</w:t>
             </w:r>
             <w:r>
               <w:rPr>
-                <w:rStyle w:val="23"/>
-                <w:rFonts w:hint="default" w:ascii="Segoe UI" w:hAnsi="Segoe UI" w:eastAsia="Segoe UI" w:cs="Segoe UI"/>
+                <w:rStyle w:val="Strong"/>
+                <w:rFonts w:ascii="Segoe UI" w:eastAsia="Segoe UI" w:hAnsi="Segoe UI" w:cs="Segoe UI" w:hint="default"/>
                 <w:b/>
                 <w:bCs/>
                 <w:i w:val="0"/>
@@ -4817,55 +4776,55 @@
                 <w:kern w:val="0"/>
                 <w:sz w:val="18"/>
                 <w:szCs w:val="18"/>
-                <w:lang w:val="en-US" w:eastAsia="zh-CN" w:bidi="ar"/>
+                <w:lang w:val="en-US" w:eastAsia="zh-CN"/>
               </w:rPr>
               <w:t>回退操作</w:t>
             </w:r>
             <w:r>
               <w:rPr>
-                <w:rFonts w:hint="default" w:ascii="Segoe UI" w:hAnsi="Segoe UI" w:eastAsia="Segoe UI" w:cs="Segoe UI"/>
-                <w:i w:val="0"/>
-                <w:iCs w:val="0"/>
-                <w:caps w:val="0"/>
-                <w:snapToGrid w:val="0"/>
-                <w:color w:val="000000"/>
-                <w:spacing w:val="0"/>
-                <w:kern w:val="0"/>
-                <w:sz w:val="18"/>
-                <w:szCs w:val="18"/>
-                <w:lang w:val="en-US" w:eastAsia="zh-CN" w:bidi="ar"/>
+                <w:rFonts w:ascii="Segoe UI" w:eastAsia="Segoe UI" w:hAnsi="Segoe UI" w:cs="Segoe UI" w:hint="default"/>
+                <w:i w:val="0"/>
+                <w:iCs w:val="0"/>
+                <w:caps w:val="0"/>
+                <w:snapToGrid w:val="0"/>
+                <w:color w:val="000000"/>
+                <w:spacing w:val="0"/>
+                <w:kern w:val="0"/>
+                <w:sz w:val="18"/>
+                <w:szCs w:val="18"/>
+                <w:lang w:val="en-US" w:eastAsia="zh-CN"/>
               </w:rPr>
               <w:t>（若触发）。</w:t>
             </w:r>
             <w:r>
               <w:rPr>
-                <w:rFonts w:hint="default" w:ascii="Segoe UI" w:hAnsi="Segoe UI" w:eastAsia="Segoe UI" w:cs="Segoe UI"/>
-                <w:i w:val="0"/>
-                <w:iCs w:val="0"/>
-                <w:caps w:val="0"/>
-                <w:snapToGrid w:val="0"/>
-                <w:color w:val="000000"/>
-                <w:spacing w:val="0"/>
-                <w:kern w:val="0"/>
-                <w:sz w:val="18"/>
-                <w:szCs w:val="18"/>
-                <w:lang w:val="en-US" w:eastAsia="zh-CN" w:bidi="ar"/>
-              </w:rPr>
-              <w:br w:type="textWrapping"/>
-            </w:r>
-            <w:r>
-              <w:rPr>
-                <w:rFonts w:hint="default" w:ascii="Segoe UI" w:hAnsi="Segoe UI" w:eastAsia="Segoe UI" w:cs="Segoe UI"/>
-                <w:i w:val="0"/>
-                <w:iCs w:val="0"/>
-                <w:caps w:val="0"/>
-                <w:snapToGrid w:val="0"/>
-                <w:color w:val="000000"/>
-                <w:spacing w:val="0"/>
-                <w:kern w:val="0"/>
-                <w:sz w:val="18"/>
-                <w:szCs w:val="18"/>
-                <w:lang w:val="en-US" w:eastAsia="zh-CN" w:bidi="ar"/>
+                <w:rFonts w:ascii="Segoe UI" w:eastAsia="Segoe UI" w:hAnsi="Segoe UI" w:cs="Segoe UI" w:hint="default"/>
+                <w:i w:val="0"/>
+                <w:iCs w:val="0"/>
+                <w:caps w:val="0"/>
+                <w:snapToGrid w:val="0"/>
+                <w:color w:val="000000"/>
+                <w:spacing w:val="0"/>
+                <w:kern w:val="0"/>
+                <w:sz w:val="18"/>
+                <w:szCs w:val="18"/>
+                <w:lang w:val="en-US" w:eastAsia="zh-CN"/>
+              </w:rPr>
+              <w:br/>
+            </w:r>
+            <w:r>
+              <w:rPr>
+                <w:rFonts w:ascii="Segoe UI" w:eastAsia="Segoe UI" w:hAnsi="Segoe UI" w:cs="Segoe UI" w:hint="default"/>
+                <w:i w:val="0"/>
+                <w:iCs w:val="0"/>
+                <w:caps w:val="0"/>
+                <w:snapToGrid w:val="0"/>
+                <w:color w:val="000000"/>
+                <w:spacing w:val="0"/>
+                <w:kern w:val="0"/>
+                <w:sz w:val="18"/>
+                <w:szCs w:val="18"/>
+                <w:lang w:val="en-US" w:eastAsia="zh-CN"/>
               </w:rPr>
               <w:t>4. 提交变更实施与验证报告。</w:t>
             </w:r>
@@ -4892,7 +4851,7 @@
               <w:spacing w:line="300" w:lineRule="atLeast"/>
               <w:jc w:val="left"/>
               <w:rPr>
-                <w:rFonts w:hint="default" w:ascii="Segoe UI" w:hAnsi="Segoe UI" w:eastAsia="Segoe UI" w:cs="Segoe UI"/>
+                <w:rFonts w:ascii="Segoe UI" w:eastAsia="Segoe UI" w:hAnsi="Segoe UI" w:cs="Segoe UI" w:hint="default"/>
                 <w:i w:val="0"/>
                 <w:iCs w:val="0"/>
                 <w:caps w:val="0"/>
@@ -4904,8 +4863,8 @@
             </w:pPr>
             <w:r>
               <w:rPr>
-                <w:rStyle w:val="23"/>
-                <w:rFonts w:hint="default" w:ascii="Segoe UI" w:hAnsi="Segoe UI" w:eastAsia="Segoe UI" w:cs="Segoe UI"/>
+                <w:rStyle w:val="Strong"/>
+                <w:rFonts w:ascii="Segoe UI" w:eastAsia="Segoe UI" w:hAnsi="Segoe UI" w:cs="Segoe UI" w:hint="default"/>
                 <w:b/>
                 <w:bCs/>
                 <w:i w:val="0"/>
@@ -4917,46 +4876,46 @@
                 <w:kern w:val="0"/>
                 <w:sz w:val="18"/>
                 <w:szCs w:val="18"/>
-                <w:lang w:val="en-US" w:eastAsia="zh-CN" w:bidi="ar"/>
+                <w:lang w:val="en-US" w:eastAsia="zh-CN"/>
               </w:rPr>
               <w:t>数智运营部-运维工程师</w:t>
             </w:r>
             <w:r>
               <w:rPr>
-                <w:rFonts w:hint="default" w:ascii="Segoe UI" w:hAnsi="Segoe UI" w:eastAsia="Segoe UI" w:cs="Segoe UI"/>
-                <w:i w:val="0"/>
-                <w:iCs w:val="0"/>
-                <w:caps w:val="0"/>
-                <w:snapToGrid w:val="0"/>
-                <w:color w:val="000000"/>
-                <w:spacing w:val="0"/>
-                <w:kern w:val="0"/>
-                <w:sz w:val="18"/>
-                <w:szCs w:val="18"/>
-                <w:lang w:val="en-US" w:eastAsia="zh-CN" w:bidi="ar"/>
+                <w:rFonts w:ascii="Segoe UI" w:eastAsia="Segoe UI" w:hAnsi="Segoe UI" w:cs="Segoe UI" w:hint="default"/>
+                <w:i w:val="0"/>
+                <w:iCs w:val="0"/>
+                <w:caps w:val="0"/>
+                <w:snapToGrid w:val="0"/>
+                <w:color w:val="000000"/>
+                <w:spacing w:val="0"/>
+                <w:kern w:val="0"/>
+                <w:sz w:val="18"/>
+                <w:szCs w:val="18"/>
+                <w:lang w:val="en-US" w:eastAsia="zh-CN"/>
               </w:rPr>
               <w:t>（负责运维侧变更实施）</w:t>
             </w:r>
             <w:r>
               <w:rPr>
-                <w:rFonts w:hint="default" w:ascii="Segoe UI" w:hAnsi="Segoe UI" w:eastAsia="Segoe UI" w:cs="Segoe UI"/>
-                <w:i w:val="0"/>
-                <w:iCs w:val="0"/>
-                <w:caps w:val="0"/>
-                <w:snapToGrid w:val="0"/>
-                <w:color w:val="000000"/>
-                <w:spacing w:val="0"/>
-                <w:kern w:val="0"/>
-                <w:sz w:val="18"/>
-                <w:szCs w:val="18"/>
-                <w:lang w:val="en-US" w:eastAsia="zh-CN" w:bidi="ar"/>
-              </w:rPr>
-              <w:br w:type="textWrapping"/>
-            </w:r>
-            <w:r>
-              <w:rPr>
-                <w:rStyle w:val="23"/>
-                <w:rFonts w:hint="default" w:ascii="Segoe UI" w:hAnsi="Segoe UI" w:eastAsia="Segoe UI" w:cs="Segoe UI"/>
+                <w:rFonts w:ascii="Segoe UI" w:eastAsia="Segoe UI" w:hAnsi="Segoe UI" w:cs="Segoe UI" w:hint="default"/>
+                <w:i w:val="0"/>
+                <w:iCs w:val="0"/>
+                <w:caps w:val="0"/>
+                <w:snapToGrid w:val="0"/>
+                <w:color w:val="000000"/>
+                <w:spacing w:val="0"/>
+                <w:kern w:val="0"/>
+                <w:sz w:val="18"/>
+                <w:szCs w:val="18"/>
+                <w:lang w:val="en-US" w:eastAsia="zh-CN"/>
+              </w:rPr>
+              <w:br/>
+            </w:r>
+            <w:r>
+              <w:rPr>
+                <w:rStyle w:val="Strong"/>
+                <w:rFonts w:ascii="Segoe UI" w:eastAsia="Segoe UI" w:hAnsi="Segoe UI" w:cs="Segoe UI" w:hint="default"/>
                 <w:b/>
                 <w:bCs/>
                 <w:i w:val="0"/>
@@ -4968,23 +4927,23 @@
                 <w:kern w:val="0"/>
                 <w:sz w:val="18"/>
                 <w:szCs w:val="18"/>
-                <w:lang w:val="en-US" w:eastAsia="zh-CN" w:bidi="ar"/>
+                <w:lang w:val="en-US" w:eastAsia="zh-CN"/>
               </w:rPr>
               <w:t>研究总院-开发工程师</w:t>
             </w:r>
             <w:r>
               <w:rPr>
-                <w:rFonts w:hint="default" w:ascii="Segoe UI" w:hAnsi="Segoe UI" w:eastAsia="Segoe UI" w:cs="Segoe UI"/>
-                <w:i w:val="0"/>
-                <w:iCs w:val="0"/>
-                <w:caps w:val="0"/>
-                <w:snapToGrid w:val="0"/>
-                <w:color w:val="000000"/>
-                <w:spacing w:val="0"/>
-                <w:kern w:val="0"/>
-                <w:sz w:val="18"/>
-                <w:szCs w:val="18"/>
-                <w:lang w:val="en-US" w:eastAsia="zh-CN" w:bidi="ar"/>
+                <w:rFonts w:ascii="Segoe UI" w:eastAsia="Segoe UI" w:hAnsi="Segoe UI" w:cs="Segoe UI" w:hint="default"/>
+                <w:i w:val="0"/>
+                <w:iCs w:val="0"/>
+                <w:caps w:val="0"/>
+                <w:snapToGrid w:val="0"/>
+                <w:color w:val="000000"/>
+                <w:spacing w:val="0"/>
+                <w:kern w:val="0"/>
+                <w:sz w:val="18"/>
+                <w:szCs w:val="18"/>
+                <w:lang w:val="en-US" w:eastAsia="zh-CN"/>
               </w:rPr>
               <w:t>（负责需代码修改的变更实施）</w:t>
             </w:r>
@@ -4993,14 +4952,9 @@
       </w:tr>
       <w:tr>
         <w:tblPrEx>
-          <w:tblBorders>
-            <w:top w:val="single" w:color="auto" w:sz="4" w:space="0"/>
-            <w:left w:val="single" w:color="auto" w:sz="4" w:space="0"/>
-            <w:bottom w:val="single" w:color="auto" w:sz="4" w:space="0"/>
-            <w:right w:val="single" w:color="auto" w:sz="4" w:space="0"/>
-            <w:insideH w:val="single" w:color="auto" w:sz="4" w:space="0"/>
-            <w:insideV w:val="single" w:color="auto" w:sz="4" w:space="0"/>
-          </w:tblBorders>
+          <w:tblW w:w="9024" w:type="dxa"/>
+          <w:tblInd w:w="0" w:type="dxa"/>
+          <w:shd w:val="clear" w:color="auto" w:fill="auto"/>
           <w:tblCellMar>
             <w:top w:w="15" w:type="dxa"/>
             <w:left w:w="15" w:type="dxa"/>
@@ -5029,7 +4983,7 @@
               <w:spacing w:line="300" w:lineRule="atLeast"/>
               <w:jc w:val="left"/>
               <w:rPr>
-                <w:rFonts w:hint="default" w:ascii="Segoe UI" w:hAnsi="Segoe UI" w:eastAsia="Segoe UI" w:cs="Segoe UI"/>
+                <w:rFonts w:ascii="Segoe UI" w:eastAsia="Segoe UI" w:hAnsi="Segoe UI" w:cs="Segoe UI" w:hint="default"/>
                 <w:i w:val="0"/>
                 <w:iCs w:val="0"/>
                 <w:caps w:val="0"/>
@@ -5041,8 +4995,8 @@
             </w:pPr>
             <w:r>
               <w:rPr>
-                <w:rStyle w:val="23"/>
-                <w:rFonts w:hint="default" w:ascii="Segoe UI" w:hAnsi="Segoe UI" w:eastAsia="Segoe UI" w:cs="Segoe UI"/>
+                <w:rStyle w:val="Strong"/>
+                <w:rFonts w:ascii="Segoe UI" w:eastAsia="Segoe UI" w:hAnsi="Segoe UI" w:cs="Segoe UI" w:hint="default"/>
                 <w:b/>
                 <w:bCs/>
                 <w:i w:val="0"/>
@@ -5054,7 +5008,7 @@
                 <w:kern w:val="0"/>
                 <w:sz w:val="18"/>
                 <w:szCs w:val="18"/>
-                <w:lang w:val="en-US" w:eastAsia="zh-CN" w:bidi="ar"/>
+                <w:lang w:val="en-US" w:eastAsia="zh-CN"/>
               </w:rPr>
               <w:t>变更顾问委员会（CAB）</w:t>
             </w:r>
@@ -5081,7 +5035,7 @@
               <w:spacing w:line="300" w:lineRule="atLeast"/>
               <w:jc w:val="left"/>
               <w:rPr>
-                <w:rFonts w:hint="default" w:ascii="Segoe UI" w:hAnsi="Segoe UI" w:eastAsia="Segoe UI" w:cs="Segoe UI"/>
+                <w:rFonts w:ascii="Segoe UI" w:eastAsia="Segoe UI" w:hAnsi="Segoe UI" w:cs="Segoe UI" w:hint="default"/>
                 <w:i w:val="0"/>
                 <w:iCs w:val="0"/>
                 <w:caps w:val="0"/>
@@ -5093,24 +5047,24 @@
             </w:pPr>
             <w:r>
               <w:rPr>
-                <w:rFonts w:hint="default" w:ascii="Segoe UI" w:hAnsi="Segoe UI" w:eastAsia="Segoe UI" w:cs="Segoe UI"/>
-                <w:i w:val="0"/>
-                <w:iCs w:val="0"/>
-                <w:caps w:val="0"/>
-                <w:snapToGrid w:val="0"/>
-                <w:color w:val="000000"/>
-                <w:spacing w:val="0"/>
-                <w:kern w:val="0"/>
-                <w:sz w:val="18"/>
-                <w:szCs w:val="18"/>
-                <w:lang w:val="en-US" w:eastAsia="zh-CN" w:bidi="ar"/>
+                <w:rFonts w:ascii="Segoe UI" w:eastAsia="Segoe UI" w:hAnsi="Segoe UI" w:cs="Segoe UI" w:hint="default"/>
+                <w:i w:val="0"/>
+                <w:iCs w:val="0"/>
+                <w:caps w:val="0"/>
+                <w:snapToGrid w:val="0"/>
+                <w:color w:val="000000"/>
+                <w:spacing w:val="0"/>
+                <w:kern w:val="0"/>
+                <w:sz w:val="18"/>
+                <w:szCs w:val="18"/>
+                <w:lang w:val="en-US" w:eastAsia="zh-CN"/>
               </w:rPr>
               <w:t>1. 对</w:t>
             </w:r>
             <w:r>
               <w:rPr>
-                <w:rStyle w:val="23"/>
-                <w:rFonts w:hint="default" w:ascii="Segoe UI" w:hAnsi="Segoe UI" w:eastAsia="Segoe UI" w:cs="Segoe UI"/>
+                <w:rStyle w:val="Strong"/>
+                <w:rFonts w:ascii="Segoe UI" w:eastAsia="Segoe UI" w:hAnsi="Segoe UI" w:cs="Segoe UI" w:hint="default"/>
                 <w:b/>
                 <w:bCs/>
                 <w:i w:val="0"/>
@@ -5122,62 +5076,62 @@
                 <w:kern w:val="0"/>
                 <w:sz w:val="18"/>
                 <w:szCs w:val="18"/>
-                <w:lang w:val="en-US" w:eastAsia="zh-CN" w:bidi="ar"/>
+                <w:lang w:val="en-US" w:eastAsia="zh-CN"/>
               </w:rPr>
               <w:t>重大变更</w:t>
             </w:r>
             <w:r>
               <w:rPr>
-                <w:rFonts w:hint="default" w:ascii="Segoe UI" w:hAnsi="Segoe UI" w:eastAsia="Segoe UI" w:cs="Segoe UI"/>
-                <w:i w:val="0"/>
-                <w:iCs w:val="0"/>
-                <w:caps w:val="0"/>
-                <w:snapToGrid w:val="0"/>
-                <w:color w:val="000000"/>
-                <w:spacing w:val="0"/>
-                <w:kern w:val="0"/>
-                <w:sz w:val="18"/>
-                <w:szCs w:val="18"/>
-                <w:lang w:val="en-US" w:eastAsia="zh-CN" w:bidi="ar"/>
+                <w:rFonts w:ascii="Segoe UI" w:eastAsia="Segoe UI" w:hAnsi="Segoe UI" w:cs="Segoe UI" w:hint="default"/>
+                <w:i w:val="0"/>
+                <w:iCs w:val="0"/>
+                <w:caps w:val="0"/>
+                <w:snapToGrid w:val="0"/>
+                <w:color w:val="000000"/>
+                <w:spacing w:val="0"/>
+                <w:kern w:val="0"/>
+                <w:sz w:val="18"/>
+                <w:szCs w:val="18"/>
+                <w:lang w:val="en-US" w:eastAsia="zh-CN"/>
               </w:rPr>
               <w:t>请求进行集体评审。</w:t>
             </w:r>
             <w:r>
               <w:rPr>
-                <w:rFonts w:hint="default" w:ascii="Segoe UI" w:hAnsi="Segoe UI" w:eastAsia="Segoe UI" w:cs="Segoe UI"/>
-                <w:i w:val="0"/>
-                <w:iCs w:val="0"/>
-                <w:caps w:val="0"/>
-                <w:snapToGrid w:val="0"/>
-                <w:color w:val="000000"/>
-                <w:spacing w:val="0"/>
-                <w:kern w:val="0"/>
-                <w:sz w:val="18"/>
-                <w:szCs w:val="18"/>
-                <w:lang w:val="en-US" w:eastAsia="zh-CN" w:bidi="ar"/>
-              </w:rPr>
-              <w:br w:type="textWrapping"/>
-            </w:r>
-            <w:r>
-              <w:rPr>
-                <w:rFonts w:hint="default" w:ascii="Segoe UI" w:hAnsi="Segoe UI" w:eastAsia="Segoe UI" w:cs="Segoe UI"/>
-                <w:i w:val="0"/>
-                <w:iCs w:val="0"/>
-                <w:caps w:val="0"/>
-                <w:snapToGrid w:val="0"/>
-                <w:color w:val="000000"/>
-                <w:spacing w:val="0"/>
-                <w:kern w:val="0"/>
-                <w:sz w:val="18"/>
-                <w:szCs w:val="18"/>
-                <w:lang w:val="en-US" w:eastAsia="zh-CN" w:bidi="ar"/>
+                <w:rFonts w:ascii="Segoe UI" w:eastAsia="Segoe UI" w:hAnsi="Segoe UI" w:cs="Segoe UI" w:hint="default"/>
+                <w:i w:val="0"/>
+                <w:iCs w:val="0"/>
+                <w:caps w:val="0"/>
+                <w:snapToGrid w:val="0"/>
+                <w:color w:val="000000"/>
+                <w:spacing w:val="0"/>
+                <w:kern w:val="0"/>
+                <w:sz w:val="18"/>
+                <w:szCs w:val="18"/>
+                <w:lang w:val="en-US" w:eastAsia="zh-CN"/>
+              </w:rPr>
+              <w:br/>
+            </w:r>
+            <w:r>
+              <w:rPr>
+                <w:rFonts w:ascii="Segoe UI" w:eastAsia="Segoe UI" w:hAnsi="Segoe UI" w:cs="Segoe UI" w:hint="default"/>
+                <w:i w:val="0"/>
+                <w:iCs w:val="0"/>
+                <w:caps w:val="0"/>
+                <w:snapToGrid w:val="0"/>
+                <w:color w:val="000000"/>
+                <w:spacing w:val="0"/>
+                <w:kern w:val="0"/>
+                <w:sz w:val="18"/>
+                <w:szCs w:val="18"/>
+                <w:lang w:val="en-US" w:eastAsia="zh-CN"/>
               </w:rPr>
               <w:t>2. 评估变更的风险、影响、资源需求及</w:t>
             </w:r>
             <w:r>
               <w:rPr>
-                <w:rStyle w:val="23"/>
-                <w:rFonts w:hint="default" w:ascii="Segoe UI" w:hAnsi="Segoe UI" w:eastAsia="Segoe UI" w:cs="Segoe UI"/>
+                <w:rStyle w:val="Strong"/>
+                <w:rFonts w:ascii="Segoe UI" w:eastAsia="Segoe UI" w:hAnsi="Segoe UI" w:cs="Segoe UI" w:hint="default"/>
                 <w:b/>
                 <w:bCs/>
                 <w:i w:val="0"/>
@@ -5189,55 +5143,55 @@
                 <w:kern w:val="0"/>
                 <w:sz w:val="18"/>
                 <w:szCs w:val="18"/>
-                <w:lang w:val="en-US" w:eastAsia="zh-CN" w:bidi="ar"/>
+                <w:lang w:val="en-US" w:eastAsia="zh-CN"/>
               </w:rPr>
               <w:t>回退计划的可行性</w:t>
             </w:r>
             <w:r>
               <w:rPr>
-                <w:rFonts w:hint="default" w:ascii="Segoe UI" w:hAnsi="Segoe UI" w:eastAsia="Segoe UI" w:cs="Segoe UI"/>
-                <w:i w:val="0"/>
-                <w:iCs w:val="0"/>
-                <w:caps w:val="0"/>
-                <w:snapToGrid w:val="0"/>
-                <w:color w:val="000000"/>
-                <w:spacing w:val="0"/>
-                <w:kern w:val="0"/>
-                <w:sz w:val="18"/>
-                <w:szCs w:val="18"/>
-                <w:lang w:val="en-US" w:eastAsia="zh-CN" w:bidi="ar"/>
+                <w:rFonts w:ascii="Segoe UI" w:eastAsia="Segoe UI" w:hAnsi="Segoe UI" w:cs="Segoe UI" w:hint="default"/>
+                <w:i w:val="0"/>
+                <w:iCs w:val="0"/>
+                <w:caps w:val="0"/>
+                <w:snapToGrid w:val="0"/>
+                <w:color w:val="000000"/>
+                <w:spacing w:val="0"/>
+                <w:kern w:val="0"/>
+                <w:sz w:val="18"/>
+                <w:szCs w:val="18"/>
+                <w:lang w:val="en-US" w:eastAsia="zh-CN"/>
               </w:rPr>
               <w:t>。</w:t>
             </w:r>
             <w:r>
               <w:rPr>
-                <w:rFonts w:hint="default" w:ascii="Segoe UI" w:hAnsi="Segoe UI" w:eastAsia="Segoe UI" w:cs="Segoe UI"/>
-                <w:i w:val="0"/>
-                <w:iCs w:val="0"/>
-                <w:caps w:val="0"/>
-                <w:snapToGrid w:val="0"/>
-                <w:color w:val="000000"/>
-                <w:spacing w:val="0"/>
-                <w:kern w:val="0"/>
-                <w:sz w:val="18"/>
-                <w:szCs w:val="18"/>
-                <w:lang w:val="en-US" w:eastAsia="zh-CN" w:bidi="ar"/>
-              </w:rPr>
-              <w:br w:type="textWrapping"/>
-            </w:r>
-            <w:r>
-              <w:rPr>
-                <w:rFonts w:hint="default" w:ascii="Segoe UI" w:hAnsi="Segoe UI" w:eastAsia="Segoe UI" w:cs="Segoe UI"/>
-                <w:i w:val="0"/>
-                <w:iCs w:val="0"/>
-                <w:caps w:val="0"/>
-                <w:snapToGrid w:val="0"/>
-                <w:color w:val="000000"/>
-                <w:spacing w:val="0"/>
-                <w:kern w:val="0"/>
-                <w:sz w:val="18"/>
-                <w:szCs w:val="18"/>
-                <w:lang w:val="en-US" w:eastAsia="zh-CN" w:bidi="ar"/>
+                <w:rFonts w:ascii="Segoe UI" w:eastAsia="Segoe UI" w:hAnsi="Segoe UI" w:cs="Segoe UI" w:hint="default"/>
+                <w:i w:val="0"/>
+                <w:iCs w:val="0"/>
+                <w:caps w:val="0"/>
+                <w:snapToGrid w:val="0"/>
+                <w:color w:val="000000"/>
+                <w:spacing w:val="0"/>
+                <w:kern w:val="0"/>
+                <w:sz w:val="18"/>
+                <w:szCs w:val="18"/>
+                <w:lang w:val="en-US" w:eastAsia="zh-CN"/>
+              </w:rPr>
+              <w:br/>
+            </w:r>
+            <w:r>
+              <w:rPr>
+                <w:rFonts w:ascii="Segoe UI" w:eastAsia="Segoe UI" w:hAnsi="Segoe UI" w:cs="Segoe UI" w:hint="default"/>
+                <w:i w:val="0"/>
+                <w:iCs w:val="0"/>
+                <w:caps w:val="0"/>
+                <w:snapToGrid w:val="0"/>
+                <w:color w:val="000000"/>
+                <w:spacing w:val="0"/>
+                <w:kern w:val="0"/>
+                <w:sz w:val="18"/>
+                <w:szCs w:val="18"/>
+                <w:lang w:val="en-US" w:eastAsia="zh-CN"/>
               </w:rPr>
               <w:t>3. 提供批准、拒绝或修改后重审的决策建议。</w:t>
             </w:r>
@@ -5264,7 +5218,7 @@
               <w:spacing w:line="300" w:lineRule="atLeast"/>
               <w:jc w:val="left"/>
               <w:rPr>
-                <w:rFonts w:hint="default" w:ascii="Segoe UI" w:hAnsi="Segoe UI" w:eastAsia="Segoe UI" w:cs="Segoe UI"/>
+                <w:rFonts w:ascii="Segoe UI" w:eastAsia="Segoe UI" w:hAnsi="Segoe UI" w:cs="Segoe UI" w:hint="default"/>
                 <w:i w:val="0"/>
                 <w:iCs w:val="0"/>
                 <w:caps w:val="0"/>
@@ -5276,8 +5230,8 @@
             </w:pPr>
             <w:r>
               <w:rPr>
-                <w:rStyle w:val="23"/>
-                <w:rFonts w:hint="default" w:ascii="Segoe UI" w:hAnsi="Segoe UI" w:eastAsia="Segoe UI" w:cs="Segoe UI"/>
+                <w:rStyle w:val="Strong"/>
+                <w:rFonts w:ascii="Segoe UI" w:eastAsia="Segoe UI" w:hAnsi="Segoe UI" w:cs="Segoe UI" w:hint="default"/>
                 <w:b/>
                 <w:bCs/>
                 <w:i w:val="0"/>
@@ -5289,126 +5243,126 @@
                 <w:kern w:val="0"/>
                 <w:sz w:val="18"/>
                 <w:szCs w:val="18"/>
-                <w:lang w:val="en-US" w:eastAsia="zh-CN" w:bidi="ar"/>
+                <w:lang w:val="en-US" w:eastAsia="zh-CN"/>
               </w:rPr>
               <w:t>核心成员（常设）：</w:t>
             </w:r>
             <w:r>
               <w:rPr>
-                <w:rFonts w:hint="default" w:ascii="Segoe UI" w:hAnsi="Segoe UI" w:eastAsia="Segoe UI" w:cs="Segoe UI"/>
-                <w:i w:val="0"/>
-                <w:iCs w:val="0"/>
-                <w:caps w:val="0"/>
-                <w:snapToGrid w:val="0"/>
-                <w:color w:val="000000"/>
-                <w:spacing w:val="0"/>
-                <w:kern w:val="0"/>
-                <w:sz w:val="18"/>
-                <w:szCs w:val="18"/>
-                <w:lang w:val="en-US" w:eastAsia="zh-CN" w:bidi="ar"/>
-              </w:rPr>
-              <w:br w:type="textWrapping"/>
-            </w:r>
-            <w:r>
-              <w:rPr>
-                <w:rFonts w:hint="default" w:ascii="Segoe UI" w:hAnsi="Segoe UI" w:eastAsia="Segoe UI" w:cs="Segoe UI"/>
-                <w:i w:val="0"/>
-                <w:iCs w:val="0"/>
-                <w:caps w:val="0"/>
-                <w:snapToGrid w:val="0"/>
-                <w:color w:val="000000"/>
-                <w:spacing w:val="0"/>
-                <w:kern w:val="0"/>
-                <w:sz w:val="18"/>
-                <w:szCs w:val="18"/>
-                <w:lang w:val="en-US" w:eastAsia="zh-CN" w:bidi="ar"/>
+                <w:rFonts w:ascii="Segoe UI" w:eastAsia="Segoe UI" w:hAnsi="Segoe UI" w:cs="Segoe UI" w:hint="default"/>
+                <w:i w:val="0"/>
+                <w:iCs w:val="0"/>
+                <w:caps w:val="0"/>
+                <w:snapToGrid w:val="0"/>
+                <w:color w:val="000000"/>
+                <w:spacing w:val="0"/>
+                <w:kern w:val="0"/>
+                <w:sz w:val="18"/>
+                <w:szCs w:val="18"/>
+                <w:lang w:val="en-US" w:eastAsia="zh-CN"/>
+              </w:rPr>
+              <w:br/>
+            </w:r>
+            <w:r>
+              <w:rPr>
+                <w:rFonts w:ascii="Segoe UI" w:eastAsia="Segoe UI" w:hAnsi="Segoe UI" w:cs="Segoe UI" w:hint="default"/>
+                <w:i w:val="0"/>
+                <w:iCs w:val="0"/>
+                <w:caps w:val="0"/>
+                <w:snapToGrid w:val="0"/>
+                <w:color w:val="000000"/>
+                <w:spacing w:val="0"/>
+                <w:kern w:val="0"/>
+                <w:sz w:val="18"/>
+                <w:szCs w:val="18"/>
+                <w:lang w:val="en-US" w:eastAsia="zh-CN"/>
               </w:rPr>
               <w:t>- 变更经理（数智运营部经理）</w:t>
             </w:r>
             <w:r>
               <w:rPr>
-                <w:rFonts w:hint="default" w:ascii="Segoe UI" w:hAnsi="Segoe UI" w:eastAsia="Segoe UI" w:cs="Segoe UI"/>
-                <w:i w:val="0"/>
-                <w:iCs w:val="0"/>
-                <w:caps w:val="0"/>
-                <w:snapToGrid w:val="0"/>
-                <w:color w:val="000000"/>
-                <w:spacing w:val="0"/>
-                <w:kern w:val="0"/>
-                <w:sz w:val="18"/>
-                <w:szCs w:val="18"/>
-                <w:lang w:val="en-US" w:eastAsia="zh-CN" w:bidi="ar"/>
-              </w:rPr>
-              <w:br w:type="textWrapping"/>
-            </w:r>
-            <w:r>
-              <w:rPr>
-                <w:rFonts w:hint="default" w:ascii="Segoe UI" w:hAnsi="Segoe UI" w:eastAsia="Segoe UI" w:cs="Segoe UI"/>
-                <w:i w:val="0"/>
-                <w:iCs w:val="0"/>
-                <w:caps w:val="0"/>
-                <w:snapToGrid w:val="0"/>
-                <w:color w:val="000000"/>
-                <w:spacing w:val="0"/>
-                <w:kern w:val="0"/>
-                <w:sz w:val="18"/>
-                <w:szCs w:val="18"/>
-                <w:lang w:val="en-US" w:eastAsia="zh-CN" w:bidi="ar"/>
+                <w:rFonts w:ascii="Segoe UI" w:eastAsia="Segoe UI" w:hAnsi="Segoe UI" w:cs="Segoe UI" w:hint="default"/>
+                <w:i w:val="0"/>
+                <w:iCs w:val="0"/>
+                <w:caps w:val="0"/>
+                <w:snapToGrid w:val="0"/>
+                <w:color w:val="000000"/>
+                <w:spacing w:val="0"/>
+                <w:kern w:val="0"/>
+                <w:sz w:val="18"/>
+                <w:szCs w:val="18"/>
+                <w:lang w:val="en-US" w:eastAsia="zh-CN"/>
+              </w:rPr>
+              <w:br/>
+            </w:r>
+            <w:r>
+              <w:rPr>
+                <w:rFonts w:ascii="Segoe UI" w:eastAsia="Segoe UI" w:hAnsi="Segoe UI" w:cs="Segoe UI" w:hint="default"/>
+                <w:i w:val="0"/>
+                <w:iCs w:val="0"/>
+                <w:caps w:val="0"/>
+                <w:snapToGrid w:val="0"/>
+                <w:color w:val="000000"/>
+                <w:spacing w:val="0"/>
+                <w:kern w:val="0"/>
+                <w:sz w:val="18"/>
+                <w:szCs w:val="18"/>
+                <w:lang w:val="en-US" w:eastAsia="zh-CN"/>
               </w:rPr>
               <w:t>- 研究总院经理（或指派技术负责人）</w:t>
             </w:r>
             <w:r>
               <w:rPr>
-                <w:rFonts w:hint="default" w:ascii="Segoe UI" w:hAnsi="Segoe UI" w:eastAsia="Segoe UI" w:cs="Segoe UI"/>
-                <w:i w:val="0"/>
-                <w:iCs w:val="0"/>
-                <w:caps w:val="0"/>
-                <w:snapToGrid w:val="0"/>
-                <w:color w:val="000000"/>
-                <w:spacing w:val="0"/>
-                <w:kern w:val="0"/>
-                <w:sz w:val="18"/>
-                <w:szCs w:val="18"/>
-                <w:lang w:val="en-US" w:eastAsia="zh-CN" w:bidi="ar"/>
-              </w:rPr>
-              <w:br w:type="textWrapping"/>
-            </w:r>
-            <w:r>
-              <w:rPr>
-                <w:rFonts w:hint="default" w:ascii="Segoe UI" w:hAnsi="Segoe UI" w:eastAsia="Segoe UI" w:cs="Segoe UI"/>
-                <w:i w:val="0"/>
-                <w:iCs w:val="0"/>
-                <w:caps w:val="0"/>
-                <w:snapToGrid w:val="0"/>
-                <w:color w:val="000000"/>
-                <w:spacing w:val="0"/>
-                <w:kern w:val="0"/>
-                <w:sz w:val="18"/>
-                <w:szCs w:val="18"/>
-                <w:lang w:val="en-US" w:eastAsia="zh-CN" w:bidi="ar"/>
+                <w:rFonts w:ascii="Segoe UI" w:eastAsia="Segoe UI" w:hAnsi="Segoe UI" w:cs="Segoe UI" w:hint="default"/>
+                <w:i w:val="0"/>
+                <w:iCs w:val="0"/>
+                <w:caps w:val="0"/>
+                <w:snapToGrid w:val="0"/>
+                <w:color w:val="000000"/>
+                <w:spacing w:val="0"/>
+                <w:kern w:val="0"/>
+                <w:sz w:val="18"/>
+                <w:szCs w:val="18"/>
+                <w:lang w:val="en-US" w:eastAsia="zh-CN"/>
+              </w:rPr>
+              <w:br/>
+            </w:r>
+            <w:r>
+              <w:rPr>
+                <w:rFonts w:ascii="Segoe UI" w:eastAsia="Segoe UI" w:hAnsi="Segoe UI" w:cs="Segoe UI" w:hint="default"/>
+                <w:i w:val="0"/>
+                <w:iCs w:val="0"/>
+                <w:caps w:val="0"/>
+                <w:snapToGrid w:val="0"/>
+                <w:color w:val="000000"/>
+                <w:spacing w:val="0"/>
+                <w:kern w:val="0"/>
+                <w:sz w:val="18"/>
+                <w:szCs w:val="18"/>
+                <w:lang w:val="en-US" w:eastAsia="zh-CN"/>
               </w:rPr>
               <w:t>- 质量管理部经理</w:t>
             </w:r>
             <w:r>
               <w:rPr>
-                <w:rFonts w:hint="default" w:ascii="Segoe UI" w:hAnsi="Segoe UI" w:eastAsia="Segoe UI" w:cs="Segoe UI"/>
-                <w:i w:val="0"/>
-                <w:iCs w:val="0"/>
-                <w:caps w:val="0"/>
-                <w:snapToGrid w:val="0"/>
-                <w:color w:val="000000"/>
-                <w:spacing w:val="0"/>
-                <w:kern w:val="0"/>
-                <w:sz w:val="18"/>
-                <w:szCs w:val="18"/>
-                <w:lang w:val="en-US" w:eastAsia="zh-CN" w:bidi="ar"/>
-              </w:rPr>
-              <w:br w:type="textWrapping"/>
-            </w:r>
-            <w:r>
-              <w:rPr>
-                <w:rStyle w:val="23"/>
-                <w:rFonts w:hint="default" w:ascii="Segoe UI" w:hAnsi="Segoe UI" w:eastAsia="Segoe UI" w:cs="Segoe UI"/>
+                <w:rFonts w:ascii="Segoe UI" w:eastAsia="Segoe UI" w:hAnsi="Segoe UI" w:cs="Segoe UI" w:hint="default"/>
+                <w:i w:val="0"/>
+                <w:iCs w:val="0"/>
+                <w:caps w:val="0"/>
+                <w:snapToGrid w:val="0"/>
+                <w:color w:val="000000"/>
+                <w:spacing w:val="0"/>
+                <w:kern w:val="0"/>
+                <w:sz w:val="18"/>
+                <w:szCs w:val="18"/>
+                <w:lang w:val="en-US" w:eastAsia="zh-CN"/>
+              </w:rPr>
+              <w:br/>
+            </w:r>
+            <w:r>
+              <w:rPr>
+                <w:rStyle w:val="Strong"/>
+                <w:rFonts w:ascii="Segoe UI" w:eastAsia="Segoe UI" w:hAnsi="Segoe UI" w:cs="Segoe UI" w:hint="default"/>
                 <w:b/>
                 <w:bCs/>
                 <w:i w:val="0"/>
@@ -5420,71 +5374,71 @@
                 <w:kern w:val="0"/>
                 <w:sz w:val="18"/>
                 <w:szCs w:val="18"/>
-                <w:lang w:val="en-US" w:eastAsia="zh-CN" w:bidi="ar"/>
+                <w:lang w:val="en-US" w:eastAsia="zh-CN"/>
               </w:rPr>
               <w:t>扩展成员（按需邀请）：</w:t>
             </w:r>
             <w:r>
               <w:rPr>
-                <w:rFonts w:hint="default" w:ascii="Segoe UI" w:hAnsi="Segoe UI" w:eastAsia="Segoe UI" w:cs="Segoe UI"/>
-                <w:i w:val="0"/>
-                <w:iCs w:val="0"/>
-                <w:caps w:val="0"/>
-                <w:snapToGrid w:val="0"/>
-                <w:color w:val="000000"/>
-                <w:spacing w:val="0"/>
-                <w:kern w:val="0"/>
-                <w:sz w:val="18"/>
-                <w:szCs w:val="18"/>
-                <w:lang w:val="en-US" w:eastAsia="zh-CN" w:bidi="ar"/>
-              </w:rPr>
-              <w:br w:type="textWrapping"/>
-            </w:r>
-            <w:r>
-              <w:rPr>
-                <w:rFonts w:hint="default" w:ascii="Segoe UI" w:hAnsi="Segoe UI" w:eastAsia="Segoe UI" w:cs="Segoe UI"/>
-                <w:i w:val="0"/>
-                <w:iCs w:val="0"/>
-                <w:caps w:val="0"/>
-                <w:snapToGrid w:val="0"/>
-                <w:color w:val="000000"/>
-                <w:spacing w:val="0"/>
-                <w:kern w:val="0"/>
-                <w:sz w:val="18"/>
-                <w:szCs w:val="18"/>
-                <w:lang w:val="en-US" w:eastAsia="zh-CN" w:bidi="ar"/>
+                <w:rFonts w:ascii="Segoe UI" w:eastAsia="Segoe UI" w:hAnsi="Segoe UI" w:cs="Segoe UI" w:hint="default"/>
+                <w:i w:val="0"/>
+                <w:iCs w:val="0"/>
+                <w:caps w:val="0"/>
+                <w:snapToGrid w:val="0"/>
+                <w:color w:val="000000"/>
+                <w:spacing w:val="0"/>
+                <w:kern w:val="0"/>
+                <w:sz w:val="18"/>
+                <w:szCs w:val="18"/>
+                <w:lang w:val="en-US" w:eastAsia="zh-CN"/>
+              </w:rPr>
+              <w:br/>
+            </w:r>
+            <w:r>
+              <w:rPr>
+                <w:rFonts w:ascii="Segoe UI" w:eastAsia="Segoe UI" w:hAnsi="Segoe UI" w:cs="Segoe UI" w:hint="default"/>
+                <w:i w:val="0"/>
+                <w:iCs w:val="0"/>
+                <w:caps w:val="0"/>
+                <w:snapToGrid w:val="0"/>
+                <w:color w:val="000000"/>
+                <w:spacing w:val="0"/>
+                <w:kern w:val="0"/>
+                <w:sz w:val="18"/>
+                <w:szCs w:val="18"/>
+                <w:lang w:val="en-US" w:eastAsia="zh-CN"/>
               </w:rPr>
               <w:t>- 相关运维项目经理</w:t>
             </w:r>
             <w:r>
               <w:rPr>
-                <w:rFonts w:hint="default" w:ascii="Segoe UI" w:hAnsi="Segoe UI" w:eastAsia="Segoe UI" w:cs="Segoe UI"/>
-                <w:i w:val="0"/>
-                <w:iCs w:val="0"/>
-                <w:caps w:val="0"/>
-                <w:snapToGrid w:val="0"/>
-                <w:color w:val="000000"/>
-                <w:spacing w:val="0"/>
-                <w:kern w:val="0"/>
-                <w:sz w:val="18"/>
-                <w:szCs w:val="18"/>
-                <w:lang w:val="en-US" w:eastAsia="zh-CN" w:bidi="ar"/>
-              </w:rPr>
-              <w:br w:type="textWrapping"/>
-            </w:r>
-            <w:r>
-              <w:rPr>
-                <w:rFonts w:hint="default" w:ascii="Segoe UI" w:hAnsi="Segoe UI" w:eastAsia="Segoe UI" w:cs="Segoe UI"/>
-                <w:i w:val="0"/>
-                <w:iCs w:val="0"/>
-                <w:caps w:val="0"/>
-                <w:snapToGrid w:val="0"/>
-                <w:color w:val="000000"/>
-                <w:spacing w:val="0"/>
-                <w:kern w:val="0"/>
-                <w:sz w:val="18"/>
-                <w:szCs w:val="18"/>
-                <w:lang w:val="en-US" w:eastAsia="zh-CN" w:bidi="ar"/>
+                <w:rFonts w:ascii="Segoe UI" w:eastAsia="Segoe UI" w:hAnsi="Segoe UI" w:cs="Segoe UI" w:hint="default"/>
+                <w:i w:val="0"/>
+                <w:iCs w:val="0"/>
+                <w:caps w:val="0"/>
+                <w:snapToGrid w:val="0"/>
+                <w:color w:val="000000"/>
+                <w:spacing w:val="0"/>
+                <w:kern w:val="0"/>
+                <w:sz w:val="18"/>
+                <w:szCs w:val="18"/>
+                <w:lang w:val="en-US" w:eastAsia="zh-CN"/>
+              </w:rPr>
+              <w:br/>
+            </w:r>
+            <w:r>
+              <w:rPr>
+                <w:rFonts w:ascii="Segoe UI" w:eastAsia="Segoe UI" w:hAnsi="Segoe UI" w:cs="Segoe UI" w:hint="default"/>
+                <w:i w:val="0"/>
+                <w:iCs w:val="0"/>
+                <w:caps w:val="0"/>
+                <w:snapToGrid w:val="0"/>
+                <w:color w:val="000000"/>
+                <w:spacing w:val="0"/>
+                <w:kern w:val="0"/>
+                <w:sz w:val="18"/>
+                <w:szCs w:val="18"/>
+                <w:lang w:val="en-US" w:eastAsia="zh-CN"/>
               </w:rPr>
               <w:t>- 客户代表（如合同约定）</w:t>
             </w:r>
@@ -5493,14 +5447,9 @@
       </w:tr>
       <w:tr>
         <w:tblPrEx>
-          <w:tblBorders>
-            <w:top w:val="single" w:color="auto" w:sz="4" w:space="0"/>
-            <w:left w:val="single" w:color="auto" w:sz="4" w:space="0"/>
-            <w:bottom w:val="single" w:color="auto" w:sz="4" w:space="0"/>
-            <w:right w:val="single" w:color="auto" w:sz="4" w:space="0"/>
-            <w:insideH w:val="single" w:color="auto" w:sz="4" w:space="0"/>
-            <w:insideV w:val="single" w:color="auto" w:sz="4" w:space="0"/>
-          </w:tblBorders>
+          <w:tblW w:w="9024" w:type="dxa"/>
+          <w:tblInd w:w="0" w:type="dxa"/>
+          <w:shd w:val="clear" w:color="auto" w:fill="auto"/>
           <w:tblCellMar>
             <w:top w:w="15" w:type="dxa"/>
             <w:left w:w="15" w:type="dxa"/>
@@ -5529,7 +5478,7 @@
               <w:spacing w:line="300" w:lineRule="atLeast"/>
               <w:jc w:val="left"/>
               <w:rPr>
-                <w:rFonts w:hint="default" w:ascii="Segoe UI" w:hAnsi="Segoe UI" w:eastAsia="Segoe UI" w:cs="Segoe UI"/>
+                <w:rFonts w:ascii="Segoe UI" w:eastAsia="Segoe UI" w:hAnsi="Segoe UI" w:cs="Segoe UI" w:hint="default"/>
                 <w:i w:val="0"/>
                 <w:iCs w:val="0"/>
                 <w:caps w:val="0"/>
@@ -5541,8 +5490,8 @@
             </w:pPr>
             <w:r>
               <w:rPr>
-                <w:rStyle w:val="23"/>
-                <w:rFonts w:hint="default" w:ascii="Segoe UI" w:hAnsi="Segoe UI" w:eastAsia="Segoe UI" w:cs="Segoe UI"/>
+                <w:rStyle w:val="Strong"/>
+                <w:rFonts w:ascii="Segoe UI" w:eastAsia="Segoe UI" w:hAnsi="Segoe UI" w:cs="Segoe UI" w:hint="default"/>
                 <w:b/>
                 <w:bCs/>
                 <w:i w:val="0"/>
@@ -5554,7 +5503,7 @@
                 <w:kern w:val="0"/>
                 <w:sz w:val="18"/>
                 <w:szCs w:val="18"/>
-                <w:lang w:val="en-US" w:eastAsia="zh-CN" w:bidi="ar"/>
+                <w:lang w:val="en-US" w:eastAsia="zh-CN"/>
               </w:rPr>
               <w:t>质量管理部</w:t>
             </w:r>
@@ -5581,7 +5530,7 @@
               <w:spacing w:line="300" w:lineRule="atLeast"/>
               <w:jc w:val="left"/>
               <w:rPr>
-                <w:rFonts w:hint="default" w:ascii="Segoe UI" w:hAnsi="Segoe UI" w:eastAsia="Segoe UI" w:cs="Segoe UI"/>
+                <w:rFonts w:ascii="Segoe UI" w:eastAsia="Segoe UI" w:hAnsi="Segoe UI" w:cs="Segoe UI" w:hint="default"/>
                 <w:i w:val="0"/>
                 <w:iCs w:val="0"/>
                 <w:caps w:val="0"/>
@@ -5593,113 +5542,113 @@
             </w:pPr>
             <w:r>
               <w:rPr>
-                <w:rFonts w:hint="default" w:ascii="Segoe UI" w:hAnsi="Segoe UI" w:eastAsia="Segoe UI" w:cs="Segoe UI"/>
-                <w:i w:val="0"/>
-                <w:iCs w:val="0"/>
-                <w:caps w:val="0"/>
-                <w:snapToGrid w:val="0"/>
-                <w:color w:val="000000"/>
-                <w:spacing w:val="0"/>
-                <w:kern w:val="0"/>
-                <w:sz w:val="18"/>
-                <w:szCs w:val="18"/>
-                <w:lang w:val="en-US" w:eastAsia="zh-CN" w:bidi="ar"/>
+                <w:rFonts w:ascii="Segoe UI" w:eastAsia="Segoe UI" w:hAnsi="Segoe UI" w:cs="Segoe UI" w:hint="default"/>
+                <w:i w:val="0"/>
+                <w:iCs w:val="0"/>
+                <w:caps w:val="0"/>
+                <w:snapToGrid w:val="0"/>
+                <w:color w:val="000000"/>
+                <w:spacing w:val="0"/>
+                <w:kern w:val="0"/>
+                <w:sz w:val="18"/>
+                <w:szCs w:val="18"/>
+                <w:lang w:val="en-US" w:eastAsia="zh-CN"/>
               </w:rPr>
               <w:t>1. 独立监督变更管理流程的合规性。</w:t>
             </w:r>
             <w:r>
               <w:rPr>
-                <w:rFonts w:hint="default" w:ascii="Segoe UI" w:hAnsi="Segoe UI" w:eastAsia="Segoe UI" w:cs="Segoe UI"/>
-                <w:i w:val="0"/>
-                <w:iCs w:val="0"/>
-                <w:caps w:val="0"/>
-                <w:snapToGrid w:val="0"/>
-                <w:color w:val="000000"/>
-                <w:spacing w:val="0"/>
-                <w:kern w:val="0"/>
-                <w:sz w:val="18"/>
-                <w:szCs w:val="18"/>
-                <w:lang w:val="en-US" w:eastAsia="zh-CN" w:bidi="ar"/>
-              </w:rPr>
-              <w:br w:type="textWrapping"/>
-            </w:r>
-            <w:r>
-              <w:rPr>
-                <w:rFonts w:hint="default" w:ascii="Segoe UI" w:hAnsi="Segoe UI" w:eastAsia="Segoe UI" w:cs="Segoe UI"/>
-                <w:i w:val="0"/>
-                <w:iCs w:val="0"/>
-                <w:caps w:val="0"/>
-                <w:snapToGrid w:val="0"/>
-                <w:color w:val="000000"/>
-                <w:spacing w:val="0"/>
-                <w:kern w:val="0"/>
-                <w:sz w:val="18"/>
-                <w:szCs w:val="18"/>
-                <w:lang w:val="en-US" w:eastAsia="zh-CN" w:bidi="ar"/>
+                <w:rFonts w:ascii="Segoe UI" w:eastAsia="Segoe UI" w:hAnsi="Segoe UI" w:cs="Segoe UI" w:hint="default"/>
+                <w:i w:val="0"/>
+                <w:iCs w:val="0"/>
+                <w:caps w:val="0"/>
+                <w:snapToGrid w:val="0"/>
+                <w:color w:val="000000"/>
+                <w:spacing w:val="0"/>
+                <w:kern w:val="0"/>
+                <w:sz w:val="18"/>
+                <w:szCs w:val="18"/>
+                <w:lang w:val="en-US" w:eastAsia="zh-CN"/>
+              </w:rPr>
+              <w:br/>
+            </w:r>
+            <w:r>
+              <w:rPr>
+                <w:rFonts w:ascii="Segoe UI" w:eastAsia="Segoe UI" w:hAnsi="Segoe UI" w:cs="Segoe UI" w:hint="default"/>
+                <w:i w:val="0"/>
+                <w:iCs w:val="0"/>
+                <w:caps w:val="0"/>
+                <w:snapToGrid w:val="0"/>
+                <w:color w:val="000000"/>
+                <w:spacing w:val="0"/>
+                <w:kern w:val="0"/>
+                <w:sz w:val="18"/>
+                <w:szCs w:val="18"/>
+                <w:lang w:val="en-US" w:eastAsia="zh-CN"/>
               </w:rPr>
               <w:t>2. 定期审计变更记录，确保与配置管理（CMDB）信息一致。</w:t>
             </w:r>
             <w:r>
               <w:rPr>
-                <w:rFonts w:hint="default" w:ascii="Segoe UI" w:hAnsi="Segoe UI" w:eastAsia="Segoe UI" w:cs="Segoe UI"/>
-                <w:i w:val="0"/>
-                <w:iCs w:val="0"/>
-                <w:caps w:val="0"/>
-                <w:snapToGrid w:val="0"/>
-                <w:color w:val="000000"/>
-                <w:spacing w:val="0"/>
-                <w:kern w:val="0"/>
-                <w:sz w:val="18"/>
-                <w:szCs w:val="18"/>
-                <w:lang w:val="en-US" w:eastAsia="zh-CN" w:bidi="ar"/>
-              </w:rPr>
-              <w:br w:type="textWrapping"/>
-            </w:r>
-            <w:r>
-              <w:rPr>
-                <w:rFonts w:hint="default" w:ascii="Segoe UI" w:hAnsi="Segoe UI" w:eastAsia="Segoe UI" w:cs="Segoe UI"/>
-                <w:i w:val="0"/>
-                <w:iCs w:val="0"/>
-                <w:caps w:val="0"/>
-                <w:snapToGrid w:val="0"/>
-                <w:color w:val="000000"/>
-                <w:spacing w:val="0"/>
-                <w:kern w:val="0"/>
-                <w:sz w:val="18"/>
-                <w:szCs w:val="18"/>
-                <w:lang w:val="en-US" w:eastAsia="zh-CN" w:bidi="ar"/>
+                <w:rFonts w:ascii="Segoe UI" w:eastAsia="Segoe UI" w:hAnsi="Segoe UI" w:cs="Segoe UI" w:hint="default"/>
+                <w:i w:val="0"/>
+                <w:iCs w:val="0"/>
+                <w:caps w:val="0"/>
+                <w:snapToGrid w:val="0"/>
+                <w:color w:val="000000"/>
+                <w:spacing w:val="0"/>
+                <w:kern w:val="0"/>
+                <w:sz w:val="18"/>
+                <w:szCs w:val="18"/>
+                <w:lang w:val="en-US" w:eastAsia="zh-CN"/>
+              </w:rPr>
+              <w:br/>
+            </w:r>
+            <w:r>
+              <w:rPr>
+                <w:rFonts w:ascii="Segoe UI" w:eastAsia="Segoe UI" w:hAnsi="Segoe UI" w:cs="Segoe UI" w:hint="default"/>
+                <w:i w:val="0"/>
+                <w:iCs w:val="0"/>
+                <w:caps w:val="0"/>
+                <w:snapToGrid w:val="0"/>
+                <w:color w:val="000000"/>
+                <w:spacing w:val="0"/>
+                <w:kern w:val="0"/>
+                <w:sz w:val="18"/>
+                <w:szCs w:val="18"/>
+                <w:lang w:val="en-US" w:eastAsia="zh-CN"/>
               </w:rPr>
               <w:t>3. 参与CAB会议，从质量保证体系角度提出风险意见。</w:t>
             </w:r>
             <w:r>
               <w:rPr>
-                <w:rFonts w:hint="default" w:ascii="Segoe UI" w:hAnsi="Segoe UI" w:eastAsia="Segoe UI" w:cs="Segoe UI"/>
-                <w:i w:val="0"/>
-                <w:iCs w:val="0"/>
-                <w:caps w:val="0"/>
-                <w:snapToGrid w:val="0"/>
-                <w:color w:val="000000"/>
-                <w:spacing w:val="0"/>
-                <w:kern w:val="0"/>
-                <w:sz w:val="18"/>
-                <w:szCs w:val="18"/>
-                <w:lang w:val="en-US" w:eastAsia="zh-CN" w:bidi="ar"/>
-              </w:rPr>
-              <w:br w:type="textWrapping"/>
-            </w:r>
-            <w:r>
-              <w:rPr>
-                <w:rFonts w:hint="default" w:ascii="Segoe UI" w:hAnsi="Segoe UI" w:eastAsia="Segoe UI" w:cs="Segoe UI"/>
-                <w:i w:val="0"/>
-                <w:iCs w:val="0"/>
-                <w:caps w:val="0"/>
-                <w:snapToGrid w:val="0"/>
-                <w:color w:val="000000"/>
-                <w:spacing w:val="0"/>
-                <w:kern w:val="0"/>
-                <w:sz w:val="18"/>
-                <w:szCs w:val="18"/>
-                <w:lang w:val="en-US" w:eastAsia="zh-CN" w:bidi="ar"/>
+                <w:rFonts w:ascii="Segoe UI" w:eastAsia="Segoe UI" w:hAnsi="Segoe UI" w:cs="Segoe UI" w:hint="default"/>
+                <w:i w:val="0"/>
+                <w:iCs w:val="0"/>
+                <w:caps w:val="0"/>
+                <w:snapToGrid w:val="0"/>
+                <w:color w:val="000000"/>
+                <w:spacing w:val="0"/>
+                <w:kern w:val="0"/>
+                <w:sz w:val="18"/>
+                <w:szCs w:val="18"/>
+                <w:lang w:val="en-US" w:eastAsia="zh-CN"/>
+              </w:rPr>
+              <w:br/>
+            </w:r>
+            <w:r>
+              <w:rPr>
+                <w:rFonts w:ascii="Segoe UI" w:eastAsia="Segoe UI" w:hAnsi="Segoe UI" w:cs="Segoe UI" w:hint="default"/>
+                <w:i w:val="0"/>
+                <w:iCs w:val="0"/>
+                <w:caps w:val="0"/>
+                <w:snapToGrid w:val="0"/>
+                <w:color w:val="000000"/>
+                <w:spacing w:val="0"/>
+                <w:kern w:val="0"/>
+                <w:sz w:val="18"/>
+                <w:szCs w:val="18"/>
+                <w:lang w:val="en-US" w:eastAsia="zh-CN"/>
               </w:rPr>
               <w:t>4. 将变更成功率、回退率等指标纳入质量报告。</w:t>
             </w:r>
@@ -5726,7 +5675,7 @@
               <w:spacing w:line="300" w:lineRule="atLeast"/>
               <w:jc w:val="left"/>
               <w:rPr>
-                <w:rFonts w:hint="default" w:ascii="Segoe UI" w:hAnsi="Segoe UI" w:eastAsia="Segoe UI" w:cs="Segoe UI"/>
+                <w:rFonts w:ascii="Segoe UI" w:eastAsia="Segoe UI" w:hAnsi="Segoe UI" w:cs="Segoe UI" w:hint="default"/>
                 <w:i w:val="0"/>
                 <w:iCs w:val="0"/>
                 <w:caps w:val="0"/>
@@ -5738,8 +5687,8 @@
             </w:pPr>
             <w:r>
               <w:rPr>
-                <w:rStyle w:val="23"/>
-                <w:rFonts w:hint="default" w:ascii="Segoe UI" w:hAnsi="Segoe UI" w:eastAsia="Segoe UI" w:cs="Segoe UI"/>
+                <w:rStyle w:val="Strong"/>
+                <w:rFonts w:ascii="Segoe UI" w:eastAsia="Segoe UI" w:hAnsi="Segoe UI" w:cs="Segoe UI" w:hint="default"/>
                 <w:b/>
                 <w:bCs/>
                 <w:i w:val="0"/>
@@ -5751,30 +5700,30 @@
                 <w:kern w:val="0"/>
                 <w:sz w:val="18"/>
                 <w:szCs w:val="18"/>
-                <w:lang w:val="en-US" w:eastAsia="zh-CN" w:bidi="ar"/>
+                <w:lang w:val="en-US" w:eastAsia="zh-CN"/>
               </w:rPr>
               <w:t>质量管理部经理</w:t>
             </w:r>
             <w:r>
               <w:rPr>
-                <w:rFonts w:hint="default" w:ascii="Segoe UI" w:hAnsi="Segoe UI" w:eastAsia="Segoe UI" w:cs="Segoe UI"/>
-                <w:i w:val="0"/>
-                <w:iCs w:val="0"/>
-                <w:caps w:val="0"/>
-                <w:snapToGrid w:val="0"/>
-                <w:color w:val="000000"/>
-                <w:spacing w:val="0"/>
-                <w:kern w:val="0"/>
-                <w:sz w:val="18"/>
-                <w:szCs w:val="18"/>
-                <w:lang w:val="en-US" w:eastAsia="zh-CN" w:bidi="ar"/>
+                <w:rFonts w:ascii="Segoe UI" w:eastAsia="Segoe UI" w:hAnsi="Segoe UI" w:cs="Segoe UI" w:hint="default"/>
+                <w:i w:val="0"/>
+                <w:iCs w:val="0"/>
+                <w:caps w:val="0"/>
+                <w:snapToGrid w:val="0"/>
+                <w:color w:val="000000"/>
+                <w:spacing w:val="0"/>
+                <w:kern w:val="0"/>
+                <w:sz w:val="18"/>
+                <w:szCs w:val="18"/>
+                <w:lang w:val="en-US" w:eastAsia="zh-CN"/>
               </w:rPr>
               <w:t>及</w:t>
             </w:r>
             <w:r>
               <w:rPr>
-                <w:rStyle w:val="23"/>
-                <w:rFonts w:hint="default" w:ascii="Segoe UI" w:hAnsi="Segoe UI" w:eastAsia="Segoe UI" w:cs="Segoe UI"/>
+                <w:rStyle w:val="Strong"/>
+                <w:rFonts w:ascii="Segoe UI" w:eastAsia="Segoe UI" w:hAnsi="Segoe UI" w:cs="Segoe UI" w:hint="default"/>
                 <w:b/>
                 <w:bCs/>
                 <w:i w:val="0"/>
@@ -5786,7 +5735,7 @@
                 <w:kern w:val="0"/>
                 <w:sz w:val="18"/>
                 <w:szCs w:val="18"/>
-                <w:lang w:val="en-US" w:eastAsia="zh-CN" w:bidi="ar"/>
+                <w:lang w:val="en-US" w:eastAsia="zh-CN"/>
               </w:rPr>
               <w:t>质量管理专员</w:t>
             </w:r>
@@ -5795,14 +5744,9 @@
       </w:tr>
       <w:tr>
         <w:tblPrEx>
-          <w:tblBorders>
-            <w:top w:val="single" w:color="auto" w:sz="4" w:space="0"/>
-            <w:left w:val="single" w:color="auto" w:sz="4" w:space="0"/>
-            <w:bottom w:val="single" w:color="auto" w:sz="4" w:space="0"/>
-            <w:right w:val="single" w:color="auto" w:sz="4" w:space="0"/>
-            <w:insideH w:val="single" w:color="auto" w:sz="4" w:space="0"/>
-            <w:insideV w:val="single" w:color="auto" w:sz="4" w:space="0"/>
-          </w:tblBorders>
+          <w:tblW w:w="9024" w:type="dxa"/>
+          <w:tblInd w:w="0" w:type="dxa"/>
+          <w:shd w:val="clear" w:color="auto" w:fill="auto"/>
           <w:tblCellMar>
             <w:top w:w="15" w:type="dxa"/>
             <w:left w:w="15" w:type="dxa"/>
@@ -5831,7 +5775,7 @@
               <w:spacing w:line="300" w:lineRule="atLeast"/>
               <w:jc w:val="left"/>
               <w:rPr>
-                <w:rFonts w:hint="default" w:ascii="Segoe UI" w:hAnsi="Segoe UI" w:eastAsia="Segoe UI" w:cs="Segoe UI"/>
+                <w:rFonts w:ascii="Segoe UI" w:eastAsia="Segoe UI" w:hAnsi="Segoe UI" w:cs="Segoe UI" w:hint="default"/>
                 <w:i w:val="0"/>
                 <w:iCs w:val="0"/>
                 <w:caps w:val="0"/>
@@ -5843,8 +5787,8 @@
             </w:pPr>
             <w:r>
               <w:rPr>
-                <w:rStyle w:val="23"/>
-                <w:rFonts w:hint="default" w:ascii="Segoe UI" w:hAnsi="Segoe UI" w:eastAsia="Segoe UI" w:cs="Segoe UI"/>
+                <w:rStyle w:val="Strong"/>
+                <w:rFonts w:ascii="Segoe UI" w:eastAsia="Segoe UI" w:hAnsi="Segoe UI" w:cs="Segoe UI" w:hint="default"/>
                 <w:b/>
                 <w:bCs/>
                 <w:i w:val="0"/>
@@ -5856,7 +5800,7 @@
                 <w:kern w:val="0"/>
                 <w:sz w:val="18"/>
                 <w:szCs w:val="18"/>
-                <w:lang w:val="en-US" w:eastAsia="zh-CN" w:bidi="ar"/>
+                <w:lang w:val="en-US" w:eastAsia="zh-CN"/>
               </w:rPr>
               <w:t>（辅助角色）服务知识专员</w:t>
             </w:r>
@@ -5883,7 +5827,7 @@
               <w:spacing w:line="300" w:lineRule="atLeast"/>
               <w:jc w:val="left"/>
               <w:rPr>
-                <w:rFonts w:hint="default" w:ascii="Segoe UI" w:hAnsi="Segoe UI" w:eastAsia="Segoe UI" w:cs="Segoe UI"/>
+                <w:rFonts w:ascii="Segoe UI" w:eastAsia="Segoe UI" w:hAnsi="Segoe UI" w:cs="Segoe UI" w:hint="default"/>
                 <w:i w:val="0"/>
                 <w:iCs w:val="0"/>
                 <w:caps w:val="0"/>
@@ -5895,49 +5839,49 @@
             </w:pPr>
             <w:r>
               <w:rPr>
-                <w:rFonts w:hint="default" w:ascii="Segoe UI" w:hAnsi="Segoe UI" w:eastAsia="Segoe UI" w:cs="Segoe UI"/>
-                <w:i w:val="0"/>
-                <w:iCs w:val="0"/>
-                <w:caps w:val="0"/>
-                <w:snapToGrid w:val="0"/>
-                <w:color w:val="000000"/>
-                <w:spacing w:val="0"/>
-                <w:kern w:val="0"/>
-                <w:sz w:val="18"/>
-                <w:szCs w:val="18"/>
-                <w:lang w:val="en-US" w:eastAsia="zh-CN" w:bidi="ar"/>
+                <w:rFonts w:ascii="Segoe UI" w:eastAsia="Segoe UI" w:hAnsi="Segoe UI" w:cs="Segoe UI" w:hint="default"/>
+                <w:i w:val="0"/>
+                <w:iCs w:val="0"/>
+                <w:caps w:val="0"/>
+                <w:snapToGrid w:val="0"/>
+                <w:color w:val="000000"/>
+                <w:spacing w:val="0"/>
+                <w:kern w:val="0"/>
+                <w:sz w:val="18"/>
+                <w:szCs w:val="18"/>
+                <w:lang w:val="en-US" w:eastAsia="zh-CN"/>
               </w:rPr>
               <w:t>1. 负责将已关闭的变更记录、技术方案及复盘总结，整理并归档至公司知识库。</w:t>
             </w:r>
             <w:r>
               <w:rPr>
-                <w:rFonts w:hint="default" w:ascii="Segoe UI" w:hAnsi="Segoe UI" w:eastAsia="Segoe UI" w:cs="Segoe UI"/>
-                <w:i w:val="0"/>
-                <w:iCs w:val="0"/>
-                <w:caps w:val="0"/>
-                <w:snapToGrid w:val="0"/>
-                <w:color w:val="000000"/>
-                <w:spacing w:val="0"/>
-                <w:kern w:val="0"/>
-                <w:sz w:val="18"/>
-                <w:szCs w:val="18"/>
-                <w:lang w:val="en-US" w:eastAsia="zh-CN" w:bidi="ar"/>
-              </w:rPr>
-              <w:br w:type="textWrapping"/>
-            </w:r>
-            <w:r>
-              <w:rPr>
-                <w:rFonts w:hint="default" w:ascii="Segoe UI" w:hAnsi="Segoe UI" w:eastAsia="Segoe UI" w:cs="Segoe UI"/>
-                <w:i w:val="0"/>
-                <w:iCs w:val="0"/>
-                <w:caps w:val="0"/>
-                <w:snapToGrid w:val="0"/>
-                <w:color w:val="000000"/>
-                <w:spacing w:val="0"/>
-                <w:kern w:val="0"/>
-                <w:sz w:val="18"/>
-                <w:szCs w:val="18"/>
-                <w:lang w:val="en-US" w:eastAsia="zh-CN" w:bidi="ar"/>
+                <w:rFonts w:ascii="Segoe UI" w:eastAsia="Segoe UI" w:hAnsi="Segoe UI" w:cs="Segoe UI" w:hint="default"/>
+                <w:i w:val="0"/>
+                <w:iCs w:val="0"/>
+                <w:caps w:val="0"/>
+                <w:snapToGrid w:val="0"/>
+                <w:color w:val="000000"/>
+                <w:spacing w:val="0"/>
+                <w:kern w:val="0"/>
+                <w:sz w:val="18"/>
+                <w:szCs w:val="18"/>
+                <w:lang w:val="en-US" w:eastAsia="zh-CN"/>
+              </w:rPr>
+              <w:br/>
+            </w:r>
+            <w:r>
+              <w:rPr>
+                <w:rFonts w:ascii="Segoe UI" w:eastAsia="Segoe UI" w:hAnsi="Segoe UI" w:cs="Segoe UI" w:hint="default"/>
+                <w:i w:val="0"/>
+                <w:iCs w:val="0"/>
+                <w:caps w:val="0"/>
+                <w:snapToGrid w:val="0"/>
+                <w:color w:val="000000"/>
+                <w:spacing w:val="0"/>
+                <w:kern w:val="0"/>
+                <w:sz w:val="18"/>
+                <w:szCs w:val="18"/>
+                <w:lang w:val="en-US" w:eastAsia="zh-CN"/>
               </w:rPr>
               <w:t>2. 确保变更相关知识的可检索和复用。</w:t>
             </w:r>
@@ -5964,7 +5908,7 @@
               <w:spacing w:line="300" w:lineRule="atLeast"/>
               <w:jc w:val="left"/>
               <w:rPr>
-                <w:rFonts w:hint="default" w:ascii="Segoe UI" w:hAnsi="Segoe UI" w:eastAsia="Segoe UI" w:cs="Segoe UI"/>
+                <w:rFonts w:ascii="Segoe UI" w:eastAsia="Segoe UI" w:hAnsi="Segoe UI" w:cs="Segoe UI" w:hint="default"/>
                 <w:i w:val="0"/>
                 <w:iCs w:val="0"/>
                 <w:caps w:val="0"/>
@@ -5976,8 +5920,8 @@
             </w:pPr>
             <w:r>
               <w:rPr>
-                <w:rStyle w:val="23"/>
-                <w:rFonts w:hint="default" w:ascii="Segoe UI" w:hAnsi="Segoe UI" w:eastAsia="Segoe UI" w:cs="Segoe UI"/>
+                <w:rStyle w:val="Strong"/>
+                <w:rFonts w:ascii="Segoe UI" w:eastAsia="Segoe UI" w:hAnsi="Segoe UI" w:cs="Segoe UI" w:hint="default"/>
                 <w:b/>
                 <w:bCs/>
                 <w:i w:val="0"/>
@@ -5989,7 +5933,7 @@
                 <w:kern w:val="0"/>
                 <w:sz w:val="18"/>
                 <w:szCs w:val="18"/>
-                <w:lang w:val="en-US" w:eastAsia="zh-CN" w:bidi="ar"/>
+                <w:lang w:val="en-US" w:eastAsia="zh-CN"/>
               </w:rPr>
               <w:t>数智运营部-服务知识专员</w:t>
             </w:r>
@@ -5998,14 +5942,9 @@
       </w:tr>
       <w:tr>
         <w:tblPrEx>
-          <w:tblBorders>
-            <w:top w:val="single" w:color="auto" w:sz="4" w:space="0"/>
-            <w:left w:val="single" w:color="auto" w:sz="4" w:space="0"/>
-            <w:bottom w:val="single" w:color="auto" w:sz="4" w:space="0"/>
-            <w:right w:val="single" w:color="auto" w:sz="4" w:space="0"/>
-            <w:insideH w:val="single" w:color="auto" w:sz="4" w:space="0"/>
-            <w:insideV w:val="single" w:color="auto" w:sz="4" w:space="0"/>
-          </w:tblBorders>
+          <w:tblW w:w="9024" w:type="dxa"/>
+          <w:tblInd w:w="0" w:type="dxa"/>
+          <w:shd w:val="clear" w:color="auto" w:fill="auto"/>
           <w:tblCellMar>
             <w:top w:w="15" w:type="dxa"/>
             <w:left w:w="15" w:type="dxa"/>
@@ -6034,7 +5973,7 @@
               <w:spacing w:line="300" w:lineRule="atLeast"/>
               <w:jc w:val="left"/>
               <w:rPr>
-                <w:rFonts w:hint="default" w:ascii="Segoe UI" w:hAnsi="Segoe UI" w:eastAsia="Segoe UI" w:cs="Segoe UI"/>
+                <w:rFonts w:ascii="Segoe UI" w:eastAsia="Segoe UI" w:hAnsi="Segoe UI" w:cs="Segoe UI" w:hint="default"/>
                 <w:i w:val="0"/>
                 <w:iCs w:val="0"/>
                 <w:caps w:val="0"/>
@@ -6046,8 +5985,8 @@
             </w:pPr>
             <w:r>
               <w:rPr>
-                <w:rStyle w:val="23"/>
-                <w:rFonts w:hint="default" w:ascii="Segoe UI" w:hAnsi="Segoe UI" w:eastAsia="Segoe UI" w:cs="Segoe UI"/>
+                <w:rStyle w:val="Strong"/>
+                <w:rFonts w:ascii="Segoe UI" w:eastAsia="Segoe UI" w:hAnsi="Segoe UI" w:cs="Segoe UI" w:hint="default"/>
                 <w:b/>
                 <w:bCs/>
                 <w:i w:val="0"/>
@@ -6059,7 +5998,7 @@
                 <w:kern w:val="0"/>
                 <w:sz w:val="18"/>
                 <w:szCs w:val="18"/>
-                <w:lang w:val="en-US" w:eastAsia="zh-CN" w:bidi="ar"/>
+                <w:lang w:val="en-US" w:eastAsia="zh-CN"/>
               </w:rPr>
               <w:t>（辅助角色）配置管理员</w:t>
             </w:r>
@@ -6086,7 +6025,7 @@
               <w:spacing w:line="300" w:lineRule="atLeast"/>
               <w:jc w:val="left"/>
               <w:rPr>
-                <w:rFonts w:hint="default" w:ascii="Segoe UI" w:hAnsi="Segoe UI" w:eastAsia="Segoe UI" w:cs="Segoe UI"/>
+                <w:rFonts w:ascii="Segoe UI" w:eastAsia="Segoe UI" w:hAnsi="Segoe UI" w:cs="Segoe UI" w:hint="default"/>
                 <w:i w:val="0"/>
                 <w:iCs w:val="0"/>
                 <w:caps w:val="0"/>
@@ -6098,24 +6037,24 @@
             </w:pPr>
             <w:r>
               <w:rPr>
-                <w:rFonts w:hint="default" w:ascii="Segoe UI" w:hAnsi="Segoe UI" w:eastAsia="Segoe UI" w:cs="Segoe UI"/>
-                <w:i w:val="0"/>
-                <w:iCs w:val="0"/>
-                <w:caps w:val="0"/>
-                <w:snapToGrid w:val="0"/>
-                <w:color w:val="000000"/>
-                <w:spacing w:val="0"/>
-                <w:kern w:val="0"/>
-                <w:sz w:val="18"/>
-                <w:szCs w:val="18"/>
-                <w:lang w:val="en-US" w:eastAsia="zh-CN" w:bidi="ar"/>
+                <w:rFonts w:ascii="Segoe UI" w:eastAsia="Segoe UI" w:hAnsi="Segoe UI" w:cs="Segoe UI" w:hint="default"/>
+                <w:i w:val="0"/>
+                <w:iCs w:val="0"/>
+                <w:caps w:val="0"/>
+                <w:snapToGrid w:val="0"/>
+                <w:color w:val="000000"/>
+                <w:spacing w:val="0"/>
+                <w:kern w:val="0"/>
+                <w:sz w:val="18"/>
+                <w:szCs w:val="18"/>
+                <w:lang w:val="en-US" w:eastAsia="zh-CN"/>
               </w:rPr>
               <w:t>1. 在变更实施后，根据最终结果，更新</w:t>
             </w:r>
             <w:r>
               <w:rPr>
-                <w:rStyle w:val="23"/>
-                <w:rFonts w:hint="default" w:ascii="Segoe UI" w:hAnsi="Segoe UI" w:eastAsia="Segoe UI" w:cs="Segoe UI"/>
+                <w:rStyle w:val="Strong"/>
+                <w:rFonts w:ascii="Segoe UI" w:eastAsia="Segoe UI" w:hAnsi="Segoe UI" w:cs="Segoe UI" w:hint="default"/>
                 <w:b/>
                 <w:bCs/>
                 <w:i w:val="0"/>
@@ -6127,55 +6066,55 @@
                 <w:kern w:val="0"/>
                 <w:sz w:val="18"/>
                 <w:szCs w:val="18"/>
-                <w:lang w:val="en-US" w:eastAsia="zh-CN" w:bidi="ar"/>
+                <w:lang w:val="en-US" w:eastAsia="zh-CN"/>
               </w:rPr>
               <w:t>配置管理数据库（CMDB）</w:t>
             </w:r>
             <w:r>
               <w:rPr>
-                <w:rFonts w:hint="default" w:ascii="Segoe UI" w:hAnsi="Segoe UI" w:eastAsia="Segoe UI" w:cs="Segoe UI"/>
-                <w:i w:val="0"/>
-                <w:iCs w:val="0"/>
-                <w:caps w:val="0"/>
-                <w:snapToGrid w:val="0"/>
-                <w:color w:val="000000"/>
-                <w:spacing w:val="0"/>
-                <w:kern w:val="0"/>
-                <w:sz w:val="18"/>
-                <w:szCs w:val="18"/>
-                <w:lang w:val="en-US" w:eastAsia="zh-CN" w:bidi="ar"/>
+                <w:rFonts w:ascii="Segoe UI" w:eastAsia="Segoe UI" w:hAnsi="Segoe UI" w:cs="Segoe UI" w:hint="default"/>
+                <w:i w:val="0"/>
+                <w:iCs w:val="0"/>
+                <w:caps w:val="0"/>
+                <w:snapToGrid w:val="0"/>
+                <w:color w:val="000000"/>
+                <w:spacing w:val="0"/>
+                <w:kern w:val="0"/>
+                <w:sz w:val="18"/>
+                <w:szCs w:val="18"/>
+                <w:lang w:val="en-US" w:eastAsia="zh-CN"/>
               </w:rPr>
               <w:t>中相关配置项的信息。</w:t>
             </w:r>
             <w:r>
               <w:rPr>
-                <w:rFonts w:hint="default" w:ascii="Segoe UI" w:hAnsi="Segoe UI" w:eastAsia="Segoe UI" w:cs="Segoe UI"/>
-                <w:i w:val="0"/>
-                <w:iCs w:val="0"/>
-                <w:caps w:val="0"/>
-                <w:snapToGrid w:val="0"/>
-                <w:color w:val="000000"/>
-                <w:spacing w:val="0"/>
-                <w:kern w:val="0"/>
-                <w:sz w:val="18"/>
-                <w:szCs w:val="18"/>
-                <w:lang w:val="en-US" w:eastAsia="zh-CN" w:bidi="ar"/>
-              </w:rPr>
-              <w:br w:type="textWrapping"/>
-            </w:r>
-            <w:r>
-              <w:rPr>
-                <w:rFonts w:hint="default" w:ascii="Segoe UI" w:hAnsi="Segoe UI" w:eastAsia="Segoe UI" w:cs="Segoe UI"/>
-                <w:i w:val="0"/>
-                <w:iCs w:val="0"/>
-                <w:caps w:val="0"/>
-                <w:snapToGrid w:val="0"/>
-                <w:color w:val="000000"/>
-                <w:spacing w:val="0"/>
-                <w:kern w:val="0"/>
-                <w:sz w:val="18"/>
-                <w:szCs w:val="18"/>
-                <w:lang w:val="en-US" w:eastAsia="zh-CN" w:bidi="ar"/>
+                <w:rFonts w:ascii="Segoe UI" w:eastAsia="Segoe UI" w:hAnsi="Segoe UI" w:cs="Segoe UI" w:hint="default"/>
+                <w:i w:val="0"/>
+                <w:iCs w:val="0"/>
+                <w:caps w:val="0"/>
+                <w:snapToGrid w:val="0"/>
+                <w:color w:val="000000"/>
+                <w:spacing w:val="0"/>
+                <w:kern w:val="0"/>
+                <w:sz w:val="18"/>
+                <w:szCs w:val="18"/>
+                <w:lang w:val="en-US" w:eastAsia="zh-CN"/>
+              </w:rPr>
+              <w:br/>
+            </w:r>
+            <w:r>
+              <w:rPr>
+                <w:rFonts w:ascii="Segoe UI" w:eastAsia="Segoe UI" w:hAnsi="Segoe UI" w:cs="Segoe UI" w:hint="default"/>
+                <w:i w:val="0"/>
+                <w:iCs w:val="0"/>
+                <w:caps w:val="0"/>
+                <w:snapToGrid w:val="0"/>
+                <w:color w:val="000000"/>
+                <w:spacing w:val="0"/>
+                <w:kern w:val="0"/>
+                <w:sz w:val="18"/>
+                <w:szCs w:val="18"/>
+                <w:lang w:val="en-US" w:eastAsia="zh-CN"/>
               </w:rPr>
               <w:t>2. 确保配置信息的准确性。</w:t>
             </w:r>
@@ -6202,7 +6141,7 @@
               <w:spacing w:line="300" w:lineRule="atLeast"/>
               <w:jc w:val="left"/>
               <w:rPr>
-                <w:rFonts w:hint="default" w:ascii="Segoe UI" w:hAnsi="Segoe UI" w:eastAsia="Segoe UI" w:cs="Segoe UI"/>
+                <w:rFonts w:ascii="Segoe UI" w:eastAsia="Segoe UI" w:hAnsi="Segoe UI" w:cs="Segoe UI" w:hint="default"/>
                 <w:i w:val="0"/>
                 <w:iCs w:val="0"/>
                 <w:caps w:val="0"/>
@@ -6214,8 +6153,8 @@
             </w:pPr>
             <w:r>
               <w:rPr>
-                <w:rStyle w:val="23"/>
-                <w:rFonts w:hint="default" w:ascii="Segoe UI" w:hAnsi="Segoe UI" w:eastAsia="Segoe UI" w:cs="Segoe UI"/>
+                <w:rStyle w:val="Strong"/>
+                <w:rFonts w:ascii="Segoe UI" w:eastAsia="Segoe UI" w:hAnsi="Segoe UI" w:cs="Segoe UI" w:hint="default"/>
                 <w:b/>
                 <w:bCs/>
                 <w:i w:val="0"/>
@@ -6227,7 +6166,7 @@
                 <w:kern w:val="0"/>
                 <w:sz w:val="18"/>
                 <w:szCs w:val="18"/>
-                <w:lang w:val="en-US" w:eastAsia="zh-CN" w:bidi="ar"/>
+                <w:lang w:val="en-US" w:eastAsia="zh-CN"/>
               </w:rPr>
               <w:t>（此职责可由质量管理部或数智运营部指定专人兼任，或由执行变更的工程师在流程中负责更新）</w:t>
             </w:r>
@@ -6237,7 +6176,7 @@
     </w:tbl>
     <w:p>
       <w:pPr>
-        <w:pStyle w:val="28"/>
+        <w:pStyle w:val="1"/>
         <w:bidi w:val="0"/>
         <w:rPr>
           <w:rFonts w:hint="eastAsia"/>
@@ -6251,38 +6190,38 @@
         </w:rPr>
         <w:t xml:space="preserve"> </w:t>
       </w:r>
-      <w:bookmarkStart w:id="7" w:name="_Toc30045"/>
+      <w:bookmarkStart w:id="8" w:name="_Toc30045"/>
       <w:r>
         <w:rPr>
           <w:rFonts w:hint="eastAsia"/>
           <w:lang w:val="en-US" w:eastAsia="zh-CN"/>
         </w:rPr>
         <w:t>变更分类与分级</w:t>
-      </w:r>
-      <w:bookmarkEnd w:id="7"/>
-    </w:p>
-    <w:p>
-      <w:pPr>
-        <w:pStyle w:val="30"/>
-        <w:bidi w:val="0"/>
-        <w:rPr>
-          <w:rFonts w:hint="eastAsia"/>
-          <w:lang w:val="en-US" w:eastAsia="zh-CN"/>
-        </w:rPr>
-      </w:pPr>
-      <w:bookmarkStart w:id="8" w:name="_Toc29295"/>
-      <w:r>
-        <w:rPr>
-          <w:rFonts w:hint="eastAsia"/>
-          <w:lang w:val="en-US" w:eastAsia="zh-CN"/>
-        </w:rPr>
-        <w:t>变更分类</w:t>
       </w:r>
       <w:bookmarkEnd w:id="8"/>
     </w:p>
     <w:p>
       <w:pPr>
-        <w:pStyle w:val="29"/>
+        <w:pStyle w:val="2"/>
+        <w:bidi w:val="0"/>
+        <w:rPr>
+          <w:rFonts w:hint="eastAsia"/>
+          <w:lang w:val="en-US" w:eastAsia="zh-CN"/>
+        </w:rPr>
+      </w:pPr>
+      <w:bookmarkStart w:id="9" w:name="_Toc29295"/>
+      <w:r>
+        <w:rPr>
+          <w:rFonts w:hint="eastAsia"/>
+          <w:lang w:val="en-US" w:eastAsia="zh-CN"/>
+        </w:rPr>
+        <w:t>变更分类</w:t>
+      </w:r>
+      <w:bookmarkEnd w:id="9"/>
+    </w:p>
+    <w:p>
+      <w:pPr>
+        <w:pStyle w:val="a1"/>
         <w:rPr>
           <w:rFonts w:hint="eastAsia"/>
           <w:lang w:val="en-US" w:eastAsia="zh-CN"/>
@@ -6298,7 +6237,7 @@
     </w:p>
     <w:p>
       <w:pPr>
-        <w:pStyle w:val="29"/>
+        <w:pStyle w:val="a1"/>
         <w:rPr>
           <w:rFonts w:hint="eastAsia"/>
           <w:lang w:val="en-US" w:eastAsia="zh-CN"/>
@@ -6314,7 +6253,7 @@
     </w:p>
     <w:p>
       <w:pPr>
-        <w:pStyle w:val="29"/>
+        <w:pStyle w:val="a1"/>
         <w:rPr>
           <w:rFonts w:hint="eastAsia"/>
           <w:lang w:val="en-US" w:eastAsia="zh-CN"/>
@@ -6330,14 +6269,14 @@
     </w:p>
     <w:p>
       <w:pPr>
-        <w:pStyle w:val="30"/>
+        <w:pStyle w:val="2"/>
         <w:bidi w:val="0"/>
         <w:rPr>
           <w:rFonts w:hint="eastAsia"/>
           <w:lang w:val="en-US" w:eastAsia="zh-CN"/>
         </w:rPr>
       </w:pPr>
-      <w:bookmarkStart w:id="9" w:name="_Toc7861"/>
+      <w:bookmarkStart w:id="10" w:name="_Toc7861"/>
       <w:r>
         <w:rPr>
           <w:rFonts w:hint="eastAsia"/>
@@ -6345,11 +6284,11 @@
         </w:rPr>
         <w:t>变更优先级</w:t>
       </w:r>
-      <w:bookmarkEnd w:id="9"/>
+      <w:bookmarkEnd w:id="10"/>
     </w:p>
     <w:p>
       <w:pPr>
-        <w:pStyle w:val="29"/>
+        <w:pStyle w:val="a1"/>
         <w:rPr>
           <w:rFonts w:hint="eastAsia"/>
           <w:lang w:val="en-US" w:eastAsia="zh-CN"/>
@@ -6365,7 +6304,7 @@
     </w:p>
     <w:p>
       <w:pPr>
-        <w:pStyle w:val="29"/>
+        <w:pStyle w:val="a1"/>
         <w:rPr>
           <w:rFonts w:hint="eastAsia"/>
           <w:lang w:val="en-US" w:eastAsia="zh-CN"/>
@@ -6381,7 +6320,7 @@
     </w:p>
     <w:p>
       <w:pPr>
-        <w:pStyle w:val="29"/>
+        <w:pStyle w:val="a1"/>
         <w:rPr>
           <w:rFonts w:hint="eastAsia"/>
           <w:lang w:val="en-US" w:eastAsia="zh-CN"/>
@@ -6397,7 +6336,7 @@
     </w:p>
     <w:p>
       <w:pPr>
-        <w:pStyle w:val="29"/>
+        <w:pStyle w:val="a1"/>
         <w:rPr>
           <w:rFonts w:hint="eastAsia"/>
           <w:lang w:val="en-US" w:eastAsia="zh-CN"/>
@@ -6413,45 +6352,45 @@
     </w:p>
     <w:p>
       <w:pPr>
-        <w:pStyle w:val="28"/>
+        <w:pStyle w:val="1"/>
         <w:bidi w:val="0"/>
         <w:rPr>
           <w:rFonts w:hint="eastAsia"/>
           <w:lang w:val="en-US" w:eastAsia="zh-CN"/>
         </w:rPr>
       </w:pPr>
-      <w:bookmarkStart w:id="10" w:name="_Toc8034"/>
+      <w:bookmarkStart w:id="11" w:name="_Toc8034"/>
       <w:r>
         <w:rPr>
           <w:rFonts w:hint="eastAsia"/>
           <w:lang w:val="en-US" w:eastAsia="zh-CN"/>
         </w:rPr>
         <w:t>变更管理流程核心环节</w:t>
-      </w:r>
-      <w:bookmarkEnd w:id="10"/>
-    </w:p>
-    <w:p>
-      <w:pPr>
-        <w:pStyle w:val="30"/>
-        <w:bidi w:val="0"/>
-        <w:rPr>
-          <w:rFonts w:hint="eastAsia"/>
-          <w:lang w:val="en-US" w:eastAsia="zh-CN"/>
-        </w:rPr>
-      </w:pPr>
-      <w:bookmarkStart w:id="11" w:name="_Toc32016"/>
-      <w:r>
-        <w:rPr>
-          <w:rFonts w:hint="eastAsia"/>
-          <w:lang w:val="en-US" w:eastAsia="zh-CN"/>
-        </w:rPr>
-        <w:t>变更申请与记录</w:t>
       </w:r>
       <w:bookmarkEnd w:id="11"/>
     </w:p>
     <w:p>
       <w:pPr>
-        <w:pStyle w:val="29"/>
+        <w:pStyle w:val="2"/>
+        <w:bidi w:val="0"/>
+        <w:rPr>
+          <w:rFonts w:hint="eastAsia"/>
+          <w:lang w:val="en-US" w:eastAsia="zh-CN"/>
+        </w:rPr>
+      </w:pPr>
+      <w:bookmarkStart w:id="12" w:name="_Toc32016"/>
+      <w:r>
+        <w:rPr>
+          <w:rFonts w:hint="eastAsia"/>
+          <w:lang w:val="en-US" w:eastAsia="zh-CN"/>
+        </w:rPr>
+        <w:t>变更申请与记录</w:t>
+      </w:r>
+      <w:bookmarkEnd w:id="12"/>
+    </w:p>
+    <w:p>
+      <w:pPr>
+        <w:pStyle w:val="a1"/>
         <w:rPr>
           <w:rFonts w:hint="eastAsia"/>
           <w:lang w:val="en-US" w:eastAsia="zh-CN"/>
@@ -6467,14 +6406,14 @@
     </w:p>
     <w:p>
       <w:pPr>
-        <w:pStyle w:val="30"/>
+        <w:pStyle w:val="2"/>
         <w:bidi w:val="0"/>
         <w:rPr>
           <w:rFonts w:hint="eastAsia"/>
           <w:lang w:val="en-US" w:eastAsia="zh-CN"/>
         </w:rPr>
       </w:pPr>
-      <w:bookmarkStart w:id="12" w:name="_Toc13397"/>
+      <w:bookmarkStart w:id="13" w:name="_Toc13397"/>
       <w:r>
         <w:rPr>
           <w:rFonts w:hint="eastAsia"/>
@@ -6482,11 +6421,11 @@
         </w:rPr>
         <w:t>变更评估与审批</w:t>
       </w:r>
-      <w:bookmarkEnd w:id="12"/>
+      <w:bookmarkEnd w:id="13"/>
     </w:p>
     <w:p>
       <w:pPr>
-        <w:pStyle w:val="29"/>
+        <w:pStyle w:val="a1"/>
         <w:rPr>
           <w:rFonts w:hint="eastAsia"/>
           <w:lang w:val="en-US" w:eastAsia="zh-CN"/>
@@ -6502,7 +6441,7 @@
     </w:p>
     <w:p>
       <w:pPr>
-        <w:pStyle w:val="29"/>
+        <w:pStyle w:val="a1"/>
         <w:rPr>
           <w:rFonts w:hint="eastAsia"/>
           <w:lang w:val="en-US" w:eastAsia="zh-CN"/>
@@ -6518,7 +6457,7 @@
     </w:p>
     <w:p>
       <w:pPr>
-        <w:pStyle w:val="29"/>
+        <w:pStyle w:val="a1"/>
         <w:rPr>
           <w:rFonts w:hint="eastAsia"/>
           <w:lang w:val="en-US" w:eastAsia="zh-CN"/>
@@ -6534,14 +6473,14 @@
     </w:p>
     <w:p>
       <w:pPr>
-        <w:pStyle w:val="30"/>
+        <w:pStyle w:val="2"/>
         <w:bidi w:val="0"/>
         <w:rPr>
           <w:rFonts w:hint="eastAsia"/>
           <w:lang w:val="en-US" w:eastAsia="zh-CN"/>
         </w:rPr>
       </w:pPr>
-      <w:bookmarkStart w:id="13" w:name="_Toc3909"/>
+      <w:bookmarkStart w:id="14" w:name="_Toc3909"/>
       <w:r>
         <w:rPr>
           <w:rFonts w:hint="eastAsia"/>
@@ -6549,11 +6488,11 @@
         </w:rPr>
         <w:t>变更规划与协调</w:t>
       </w:r>
-      <w:bookmarkEnd w:id="13"/>
+      <w:bookmarkEnd w:id="14"/>
     </w:p>
     <w:p>
       <w:pPr>
-        <w:pStyle w:val="29"/>
+        <w:pStyle w:val="a1"/>
         <w:rPr>
           <w:rFonts w:hint="eastAsia"/>
           <w:lang w:val="en-US" w:eastAsia="zh-CN"/>
@@ -6569,14 +6508,14 @@
     </w:p>
     <w:p>
       <w:pPr>
-        <w:pStyle w:val="30"/>
+        <w:pStyle w:val="2"/>
         <w:bidi w:val="0"/>
         <w:rPr>
           <w:rFonts w:hint="eastAsia"/>
           <w:lang w:val="en-US" w:eastAsia="zh-CN"/>
         </w:rPr>
       </w:pPr>
-      <w:bookmarkStart w:id="14" w:name="_Toc26412"/>
+      <w:bookmarkStart w:id="15" w:name="_Toc26412"/>
       <w:r>
         <w:rPr>
           <w:rFonts w:hint="eastAsia"/>
@@ -6584,16 +6523,16 @@
         </w:rPr>
         <w:t>变更实施、验证与回退</w:t>
       </w:r>
-      <w:bookmarkEnd w:id="14"/>
+      <w:bookmarkEnd w:id="15"/>
     </w:p>
     <w:p>
       <w:pPr>
-        <w:pStyle w:val="29"/>
+        <w:pStyle w:val="a1"/>
         <w:numPr>
           <w:ilvl w:val="0"/>
           <w:numId w:val="2"/>
         </w:numPr>
-        <w:ind w:left="425" w:leftChars="0" w:hanging="425" w:firstLineChars="0"/>
+        <w:ind w:left="425" w:hanging="425" w:leftChars="0" w:firstLineChars="0"/>
         <w:rPr>
           <w:rFonts w:hint="eastAsia"/>
           <w:lang w:val="en-US" w:eastAsia="zh-CN"/>
@@ -6609,12 +6548,12 @@
     </w:p>
     <w:p>
       <w:pPr>
-        <w:pStyle w:val="29"/>
+        <w:pStyle w:val="a1"/>
         <w:numPr>
           <w:ilvl w:val="0"/>
           <w:numId w:val="2"/>
         </w:numPr>
-        <w:ind w:left="425" w:leftChars="0" w:hanging="425" w:firstLineChars="0"/>
+        <w:ind w:left="425" w:hanging="425" w:leftChars="0" w:firstLineChars="0"/>
         <w:rPr>
           <w:rFonts w:hint="eastAsia"/>
           <w:lang w:val="en-US" w:eastAsia="zh-CN"/>
@@ -6630,12 +6569,12 @@
     </w:p>
     <w:p>
       <w:pPr>
-        <w:pStyle w:val="29"/>
+        <w:pStyle w:val="a1"/>
         <w:numPr>
           <w:ilvl w:val="0"/>
           <w:numId w:val="2"/>
         </w:numPr>
-        <w:ind w:left="425" w:leftChars="0" w:hanging="425" w:firstLineChars="0"/>
+        <w:ind w:left="425" w:hanging="425" w:leftChars="0" w:firstLineChars="0"/>
         <w:rPr>
           <w:rFonts w:hint="eastAsia"/>
           <w:lang w:val="en-US" w:eastAsia="zh-CN"/>
@@ -6651,12 +6590,12 @@
     </w:p>
     <w:p>
       <w:pPr>
-        <w:pStyle w:val="29"/>
+        <w:pStyle w:val="a1"/>
         <w:numPr>
           <w:ilvl w:val="0"/>
           <w:numId w:val="2"/>
         </w:numPr>
-        <w:ind w:left="425" w:leftChars="0" w:hanging="425" w:firstLineChars="0"/>
+        <w:ind w:left="425" w:hanging="425" w:leftChars="0" w:firstLineChars="0"/>
         <w:rPr>
           <w:rFonts w:hint="eastAsia"/>
           <w:lang w:val="en-US" w:eastAsia="zh-CN"/>
@@ -6672,7 +6611,7 @@
     </w:p>
     <w:p>
       <w:pPr>
-        <w:pStyle w:val="29"/>
+        <w:pStyle w:val="a1"/>
         <w:rPr>
           <w:rFonts w:hint="eastAsia"/>
           <w:lang w:val="en-US" w:eastAsia="zh-CN"/>
@@ -6688,7 +6627,7 @@
     </w:p>
     <w:p>
       <w:pPr>
-        <w:pStyle w:val="29"/>
+        <w:pStyle w:val="a1"/>
         <w:rPr>
           <w:rFonts w:hint="eastAsia"/>
           <w:lang w:val="en-US" w:eastAsia="zh-CN"/>
@@ -6704,7 +6643,7 @@
     </w:p>
     <w:p>
       <w:pPr>
-        <w:pStyle w:val="29"/>
+        <w:pStyle w:val="a1"/>
         <w:rPr>
           <w:rFonts w:hint="eastAsia"/>
           <w:lang w:val="en-US" w:eastAsia="zh-CN"/>
@@ -6720,12 +6659,12 @@
     </w:p>
     <w:p>
       <w:pPr>
-        <w:pStyle w:val="29"/>
+        <w:pStyle w:val="a1"/>
         <w:numPr>
           <w:ilvl w:val="0"/>
           <w:numId w:val="2"/>
         </w:numPr>
-        <w:ind w:left="425" w:leftChars="0" w:hanging="425" w:firstLineChars="0"/>
+        <w:ind w:left="425" w:hanging="425" w:leftChars="0" w:firstLineChars="0"/>
         <w:rPr>
           <w:rFonts w:hint="eastAsia"/>
           <w:lang w:val="en-US" w:eastAsia="zh-CN"/>
@@ -6741,14 +6680,14 @@
     </w:p>
     <w:p>
       <w:pPr>
-        <w:pStyle w:val="30"/>
+        <w:pStyle w:val="2"/>
         <w:bidi w:val="0"/>
         <w:rPr>
           <w:rFonts w:hint="eastAsia"/>
           <w:lang w:val="en-US" w:eastAsia="zh-CN"/>
         </w:rPr>
       </w:pPr>
-      <w:bookmarkStart w:id="15" w:name="_Toc9349"/>
+      <w:bookmarkStart w:id="16" w:name="_Toc9349"/>
       <w:r>
         <w:rPr>
           <w:rFonts w:hint="eastAsia"/>
@@ -6756,11 +6695,11 @@
         </w:rPr>
         <w:t>变更回顾与关闭</w:t>
       </w:r>
-      <w:bookmarkEnd w:id="15"/>
+      <w:bookmarkEnd w:id="16"/>
     </w:p>
     <w:p>
       <w:pPr>
-        <w:pStyle w:val="29"/>
+        <w:pStyle w:val="a1"/>
         <w:rPr>
           <w:rFonts w:hint="eastAsia"/>
           <w:lang w:val="en-US" w:eastAsia="zh-CN"/>
@@ -6776,7 +6715,7 @@
     </w:p>
     <w:p>
       <w:pPr>
-        <w:pStyle w:val="29"/>
+        <w:pStyle w:val="a1"/>
         <w:rPr>
           <w:rFonts w:hint="eastAsia"/>
           <w:lang w:val="en-US" w:eastAsia="zh-CN"/>
@@ -6792,14 +6731,14 @@
     </w:p>
     <w:p>
       <w:pPr>
-        <w:pStyle w:val="28"/>
+        <w:pStyle w:val="1"/>
         <w:bidi w:val="0"/>
         <w:rPr>
           <w:rFonts w:hint="eastAsia"/>
           <w:lang w:val="en-US" w:eastAsia="zh-CN"/>
         </w:rPr>
       </w:pPr>
-      <w:bookmarkStart w:id="16" w:name="_Toc24511"/>
+      <w:bookmarkStart w:id="17" w:name="_Toc24511"/>
       <w:r>
         <w:rPr>
           <w:rFonts w:hint="eastAsia"/>
@@ -6807,11 +6746,11 @@
         </w:rPr>
         <w:t>与其他流程的接口</w:t>
       </w:r>
-      <w:bookmarkEnd w:id="16"/>
+      <w:bookmarkEnd w:id="17"/>
     </w:p>
     <w:p>
       <w:pPr>
-        <w:pStyle w:val="29"/>
+        <w:pStyle w:val="a1"/>
         <w:rPr>
           <w:rFonts w:hint="eastAsia"/>
           <w:lang w:val="en-US" w:eastAsia="zh-CN"/>
@@ -6827,7 +6766,7 @@
     </w:p>
     <w:p>
       <w:pPr>
-        <w:pStyle w:val="29"/>
+        <w:pStyle w:val="a1"/>
         <w:rPr>
           <w:rFonts w:hint="eastAsia"/>
           <w:lang w:val="en-US" w:eastAsia="zh-CN"/>
@@ -6843,7 +6782,7 @@
     </w:p>
     <w:p>
       <w:pPr>
-        <w:pStyle w:val="29"/>
+        <w:pStyle w:val="a1"/>
         <w:rPr>
           <w:rFonts w:hint="eastAsia"/>
           <w:lang w:val="en-US" w:eastAsia="zh-CN"/>
@@ -6859,7 +6798,7 @@
     </w:p>
     <w:p>
       <w:pPr>
-        <w:pStyle w:val="29"/>
+        <w:pStyle w:val="a1"/>
         <w:rPr>
           <w:rFonts w:hint="eastAsia"/>
           <w:lang w:val="en-US" w:eastAsia="zh-CN"/>
@@ -6875,7 +6814,7 @@
     </w:p>
     <w:p>
       <w:pPr>
-        <w:pStyle w:val="28"/>
+        <w:pStyle w:val="1"/>
         <w:keepNext w:val="0"/>
         <w:keepLines w:val="0"/>
         <w:pageBreakBefore w:val="0"/>
@@ -6895,7 +6834,7 @@
           <w:lang w:val="en-US" w:eastAsia="zh-CN"/>
         </w:rPr>
       </w:pPr>
-      <w:bookmarkStart w:id="17" w:name="_Toc19693"/>
+      <w:bookmarkStart w:id="18" w:name="_Toc19693"/>
       <w:r>
         <w:rPr>
           <w:rFonts w:hint="eastAsia"/>
@@ -6903,23 +6842,22 @@
         </w:rPr>
         <w:t>考核指标</w:t>
       </w:r>
-      <w:bookmarkEnd w:id="17"/>
+      <w:bookmarkEnd w:id="18"/>
     </w:p>
     <w:tbl>
       <w:tblPr>
-        <w:tblStyle w:val="20"/>
+        <w:tblStyle w:val="TableNormal"/>
         <w:tblW w:w="7675" w:type="dxa"/>
         <w:tblInd w:w="96" w:type="dxa"/>
         <w:tblBorders>
-          <w:top w:val="none" w:color="auto" w:sz="0" w:space="0"/>
-          <w:left w:val="none" w:color="auto" w:sz="0" w:space="0"/>
-          <w:bottom w:val="none" w:color="auto" w:sz="0" w:space="0"/>
-          <w:right w:val="none" w:color="auto" w:sz="0" w:space="0"/>
-          <w:insideH w:val="none" w:color="auto" w:sz="0" w:space="0"/>
-          <w:insideV w:val="none" w:color="auto" w:sz="0" w:space="0"/>
+          <w:top w:val="nil"/>
+          <w:left w:val="nil"/>
+          <w:bottom w:val="nil"/>
+          <w:right w:val="nil"/>
+          <w:insideH w:val="nil"/>
+          <w:insideV w:val="nil"/>
         </w:tblBorders>
         <w:shd w:val="clear" w:color="auto" w:fill="auto"/>
-        <w:tblLayout w:type="autofit"/>
         <w:tblCellMar>
           <w:top w:w="0" w:type="dxa"/>
           <w:left w:w="108" w:type="dxa"/>
@@ -6935,13 +6873,15 @@
       </w:tblGrid>
       <w:tr>
         <w:tblPrEx>
+          <w:tblW w:w="7675" w:type="dxa"/>
+          <w:tblInd w:w="96" w:type="dxa"/>
           <w:tblBorders>
-            <w:top w:val="none" w:color="auto" w:sz="0" w:space="0"/>
-            <w:left w:val="none" w:color="auto" w:sz="0" w:space="0"/>
-            <w:bottom w:val="none" w:color="auto" w:sz="0" w:space="0"/>
-            <w:right w:val="none" w:color="auto" w:sz="0" w:space="0"/>
-            <w:insideH w:val="none" w:color="auto" w:sz="0" w:space="0"/>
-            <w:insideV w:val="none" w:color="auto" w:sz="0" w:space="0"/>
+            <w:top w:val="nil"/>
+            <w:left w:val="nil"/>
+            <w:bottom w:val="nil"/>
+            <w:right w:val="nil"/>
+            <w:insideH w:val="nil"/>
+            <w:insideV w:val="nil"/>
           </w:tblBorders>
           <w:shd w:val="clear" w:color="auto" w:fill="auto"/>
           <w:tblCellMar>
@@ -6952,16 +6892,16 @@
           </w:tblCellMar>
         </w:tblPrEx>
         <w:trPr>
-          <w:trHeight w:val="493" w:hRule="atLeast"/>
+          <w:trHeight w:val="493"/>
         </w:trPr>
         <w:tc>
           <w:tcPr>
             <w:tcW w:w="1411" w:type="dxa"/>
             <w:tcBorders>
-              <w:top w:val="single" w:color="000000" w:sz="4" w:space="0"/>
-              <w:left w:val="single" w:color="000000" w:sz="4" w:space="0"/>
-              <w:bottom w:val="single" w:color="000000" w:sz="4" w:space="0"/>
-              <w:right w:val="single" w:color="000000" w:sz="4" w:space="0"/>
+              <w:top w:val="single" w:sz="4" w:space="0" w:color="000000"/>
+              <w:left w:val="single" w:sz="4" w:space="0" w:color="000000"/>
+              <w:bottom w:val="single" w:sz="4" w:space="0" w:color="000000"/>
+              <w:right w:val="single" w:sz="4" w:space="0" w:color="000000"/>
             </w:tcBorders>
             <w:shd w:val="clear" w:color="auto" w:fill="C0C0C0"/>
             <w:vAlign w:val="center"/>
@@ -6975,7 +6915,7 @@
               <w:jc w:val="center"/>
               <w:textAlignment w:val="center"/>
               <w:rPr>
-                <w:rFonts w:hint="default" w:ascii="楷体_GB2312" w:hAnsi="宋体" w:eastAsia="楷体_GB2312" w:cs="楷体_GB2312"/>
+                <w:rFonts w:ascii="楷体_GB2312" w:eastAsia="楷体_GB2312" w:hAnsi="宋体" w:cs="楷体_GB2312" w:hint="default"/>
                 <w:b/>
                 <w:bCs/>
                 <w:i w:val="0"/>
@@ -6988,7 +6928,7 @@
             </w:pPr>
             <w:r>
               <w:rPr>
-                <w:rFonts w:hint="default" w:ascii="楷体_GB2312" w:hAnsi="宋体" w:eastAsia="楷体_GB2312" w:cs="楷体_GB2312"/>
+                <w:rFonts w:ascii="楷体_GB2312" w:eastAsia="楷体_GB2312" w:hAnsi="宋体" w:cs="楷体_GB2312" w:hint="default"/>
                 <w:b/>
                 <w:bCs/>
                 <w:i w:val="0"/>
@@ -6999,7 +6939,7 @@
                 <w:sz w:val="22"/>
                 <w:szCs w:val="22"/>
                 <w:u w:val="none"/>
-                <w:lang w:val="en-US" w:eastAsia="zh-CN" w:bidi="ar"/>
+                <w:lang w:val="en-US" w:eastAsia="zh-CN"/>
               </w:rPr>
               <w:t>KPI</w:t>
             </w:r>
@@ -7009,10 +6949,10 @@
           <w:tcPr>
             <w:tcW w:w="1428" w:type="dxa"/>
             <w:tcBorders>
-              <w:top w:val="single" w:color="000000" w:sz="4" w:space="0"/>
-              <w:left w:val="single" w:color="000000" w:sz="4" w:space="0"/>
-              <w:bottom w:val="single" w:color="000000" w:sz="4" w:space="0"/>
-              <w:right w:val="single" w:color="000000" w:sz="4" w:space="0"/>
+              <w:top w:val="single" w:sz="4" w:space="0" w:color="000000"/>
+              <w:left w:val="single" w:sz="4" w:space="0" w:color="000000"/>
+              <w:bottom w:val="single" w:sz="4" w:space="0" w:color="000000"/>
+              <w:right w:val="single" w:sz="4" w:space="0" w:color="000000"/>
             </w:tcBorders>
             <w:shd w:val="clear" w:color="auto" w:fill="C0C0C0"/>
             <w:vAlign w:val="center"/>
@@ -7026,7 +6966,7 @@
               <w:jc w:val="center"/>
               <w:textAlignment w:val="center"/>
               <w:rPr>
-                <w:rFonts w:hint="default" w:ascii="楷体_GB2312" w:hAnsi="宋体" w:eastAsia="楷体_GB2312" w:cs="楷体_GB2312"/>
+                <w:rFonts w:ascii="楷体_GB2312" w:eastAsia="楷体_GB2312" w:hAnsi="宋体" w:cs="楷体_GB2312" w:hint="default"/>
                 <w:b/>
                 <w:bCs/>
                 <w:i w:val="0"/>
@@ -7039,7 +6979,7 @@
             </w:pPr>
             <w:r>
               <w:rPr>
-                <w:rFonts w:hint="default" w:ascii="楷体_GB2312" w:hAnsi="宋体" w:eastAsia="楷体_GB2312" w:cs="楷体_GB2312"/>
+                <w:rFonts w:ascii="楷体_GB2312" w:eastAsia="楷体_GB2312" w:hAnsi="宋体" w:cs="楷体_GB2312" w:hint="default"/>
                 <w:b/>
                 <w:bCs/>
                 <w:i w:val="0"/>
@@ -7050,7 +6990,7 @@
                 <w:sz w:val="22"/>
                 <w:szCs w:val="22"/>
                 <w:u w:val="none"/>
-                <w:lang w:val="en-US" w:eastAsia="zh-CN" w:bidi="ar"/>
+                <w:lang w:val="en-US" w:eastAsia="zh-CN"/>
               </w:rPr>
               <w:t>目标值</w:t>
             </w:r>
@@ -7060,10 +7000,10 @@
           <w:tcPr>
             <w:tcW w:w="3780" w:type="dxa"/>
             <w:tcBorders>
-              <w:top w:val="single" w:color="000000" w:sz="4" w:space="0"/>
-              <w:left w:val="single" w:color="000000" w:sz="4" w:space="0"/>
-              <w:bottom w:val="single" w:color="000000" w:sz="4" w:space="0"/>
-              <w:right w:val="single" w:color="000000" w:sz="4" w:space="0"/>
+              <w:top w:val="single" w:sz="4" w:space="0" w:color="000000"/>
+              <w:left w:val="single" w:sz="4" w:space="0" w:color="000000"/>
+              <w:bottom w:val="single" w:sz="4" w:space="0" w:color="000000"/>
+              <w:right w:val="single" w:sz="4" w:space="0" w:color="000000"/>
             </w:tcBorders>
             <w:shd w:val="clear" w:color="auto" w:fill="C0C0C0"/>
             <w:vAlign w:val="center"/>
@@ -7077,7 +7017,7 @@
               <w:jc w:val="center"/>
               <w:textAlignment w:val="center"/>
               <w:rPr>
-                <w:rFonts w:hint="default" w:ascii="楷体_GB2312" w:hAnsi="宋体" w:eastAsia="楷体_GB2312" w:cs="楷体_GB2312"/>
+                <w:rFonts w:ascii="楷体_GB2312" w:eastAsia="楷体_GB2312" w:hAnsi="宋体" w:cs="楷体_GB2312" w:hint="default"/>
                 <w:b/>
                 <w:bCs/>
                 <w:i w:val="0"/>
@@ -7090,7 +7030,7 @@
             </w:pPr>
             <w:r>
               <w:rPr>
-                <w:rFonts w:hint="default" w:ascii="楷体_GB2312" w:hAnsi="宋体" w:eastAsia="楷体_GB2312" w:cs="楷体_GB2312"/>
+                <w:rFonts w:ascii="楷体_GB2312" w:eastAsia="楷体_GB2312" w:hAnsi="宋体" w:cs="楷体_GB2312" w:hint="default"/>
                 <w:b/>
                 <w:bCs/>
                 <w:i w:val="0"/>
@@ -7101,7 +7041,7 @@
                 <w:sz w:val="22"/>
                 <w:szCs w:val="22"/>
                 <w:u w:val="none"/>
-                <w:lang w:val="en-US" w:eastAsia="zh-CN" w:bidi="ar"/>
+                <w:lang w:val="en-US" w:eastAsia="zh-CN"/>
               </w:rPr>
               <w:t>计算公式/方法</w:t>
             </w:r>
@@ -7111,10 +7051,10 @@
           <w:tcPr>
             <w:tcW w:w="1056" w:type="dxa"/>
             <w:tcBorders>
-              <w:top w:val="single" w:color="000000" w:sz="4" w:space="0"/>
-              <w:left w:val="single" w:color="000000" w:sz="4" w:space="0"/>
-              <w:bottom w:val="single" w:color="000000" w:sz="4" w:space="0"/>
-              <w:right w:val="single" w:color="000000" w:sz="4" w:space="0"/>
+              <w:top w:val="single" w:sz="4" w:space="0" w:color="000000"/>
+              <w:left w:val="single" w:sz="4" w:space="0" w:color="000000"/>
+              <w:bottom w:val="single" w:sz="4" w:space="0" w:color="000000"/>
+              <w:right w:val="single" w:sz="4" w:space="0" w:color="000000"/>
             </w:tcBorders>
             <w:shd w:val="clear" w:color="auto" w:fill="C0C0C0"/>
             <w:vAlign w:val="center"/>
@@ -7128,7 +7068,7 @@
               <w:jc w:val="center"/>
               <w:textAlignment w:val="center"/>
               <w:rPr>
-                <w:rFonts w:hint="default" w:ascii="楷体_GB2312" w:hAnsi="宋体" w:eastAsia="楷体_GB2312" w:cs="楷体_GB2312"/>
+                <w:rFonts w:ascii="楷体_GB2312" w:eastAsia="楷体_GB2312" w:hAnsi="宋体" w:cs="楷体_GB2312" w:hint="default"/>
                 <w:b/>
                 <w:bCs/>
                 <w:i w:val="0"/>
@@ -7141,7 +7081,7 @@
             </w:pPr>
             <w:r>
               <w:rPr>
-                <w:rFonts w:hint="default" w:ascii="楷体_GB2312" w:hAnsi="宋体" w:eastAsia="楷体_GB2312" w:cs="楷体_GB2312"/>
+                <w:rFonts w:ascii="楷体_GB2312" w:eastAsia="楷体_GB2312" w:hAnsi="宋体" w:cs="楷体_GB2312" w:hint="default"/>
                 <w:b/>
                 <w:bCs/>
                 <w:i w:val="0"/>
@@ -7152,7 +7092,7 @@
                 <w:sz w:val="22"/>
                 <w:szCs w:val="22"/>
                 <w:u w:val="none"/>
-                <w:lang w:val="en-US" w:eastAsia="zh-CN" w:bidi="ar"/>
+                <w:lang w:val="en-US" w:eastAsia="zh-CN"/>
               </w:rPr>
               <w:t>频度</w:t>
             </w:r>
@@ -7161,14 +7101,8 @@
       </w:tr>
       <w:tr>
         <w:tblPrEx>
-          <w:tblBorders>
-            <w:top w:val="none" w:color="auto" w:sz="0" w:space="0"/>
-            <w:left w:val="none" w:color="auto" w:sz="0" w:space="0"/>
-            <w:bottom w:val="none" w:color="auto" w:sz="0" w:space="0"/>
-            <w:right w:val="none" w:color="auto" w:sz="0" w:space="0"/>
-            <w:insideH w:val="none" w:color="auto" w:sz="0" w:space="0"/>
-            <w:insideV w:val="none" w:color="auto" w:sz="0" w:space="0"/>
-          </w:tblBorders>
+          <w:tblW w:w="7675" w:type="dxa"/>
+          <w:tblInd w:w="96" w:type="dxa"/>
           <w:shd w:val="clear" w:color="auto" w:fill="auto"/>
           <w:tblCellMar>
             <w:top w:w="0" w:type="dxa"/>
@@ -7178,16 +7112,16 @@
           </w:tblCellMar>
         </w:tblPrEx>
         <w:trPr>
-          <w:trHeight w:val="493" w:hRule="atLeast"/>
+          <w:trHeight w:val="493"/>
         </w:trPr>
         <w:tc>
           <w:tcPr>
             <w:tcW w:w="1411" w:type="dxa"/>
             <w:tcBorders>
-              <w:top w:val="single" w:color="000000" w:sz="4" w:space="0"/>
-              <w:left w:val="single" w:color="000000" w:sz="4" w:space="0"/>
-              <w:bottom w:val="single" w:color="000000" w:sz="4" w:space="0"/>
-              <w:right w:val="single" w:color="000000" w:sz="4" w:space="0"/>
+              <w:top w:val="single" w:sz="4" w:space="0" w:color="000000"/>
+              <w:left w:val="single" w:sz="4" w:space="0" w:color="000000"/>
+              <w:bottom w:val="single" w:sz="4" w:space="0" w:color="000000"/>
+              <w:right w:val="single" w:sz="4" w:space="0" w:color="000000"/>
             </w:tcBorders>
             <w:shd w:val="clear" w:color="auto" w:fill="auto"/>
             <w:vAlign w:val="center"/>
@@ -7201,7 +7135,7 @@
               <w:jc w:val="left"/>
               <w:textAlignment w:val="center"/>
               <w:rPr>
-                <w:rFonts w:hint="default" w:ascii="楷体_GB2312" w:hAnsi="宋体" w:eastAsia="楷体_GB2312" w:cs="楷体_GB2312"/>
+                <w:rFonts w:ascii="楷体_GB2312" w:eastAsia="楷体_GB2312" w:hAnsi="宋体" w:cs="楷体_GB2312" w:hint="default"/>
                 <w:b/>
                 <w:bCs/>
                 <w:i w:val="0"/>
@@ -7212,12 +7146,12 @@
                 <w:sz w:val="22"/>
                 <w:szCs w:val="22"/>
                 <w:u w:val="none"/>
-                <w:lang w:val="en-US" w:eastAsia="zh-CN" w:bidi="ar"/>
+                <w:lang w:val="en-US" w:eastAsia="zh-CN"/>
               </w:rPr>
             </w:pPr>
             <w:r>
               <w:rPr>
-                <w:rFonts w:hint="eastAsia" w:ascii="宋体" w:hAnsi="宋体" w:eastAsia="宋体" w:cs="宋体"/>
+                <w:rFonts w:ascii="宋体" w:eastAsia="宋体" w:hAnsi="宋体" w:cs="宋体" w:hint="eastAsia"/>
                 <w:i w:val="0"/>
                 <w:iCs w:val="0"/>
                 <w:snapToGrid w:val="0"/>
@@ -7226,7 +7160,7 @@
                 <w:sz w:val="21"/>
                 <w:szCs w:val="21"/>
                 <w:u w:val="none"/>
-                <w:lang w:val="en-US" w:eastAsia="zh-CN" w:bidi="ar"/>
+                <w:lang w:val="en-US" w:eastAsia="zh-CN"/>
               </w:rPr>
               <w:t>变更成功率</w:t>
             </w:r>
@@ -7236,10 +7170,10 @@
           <w:tcPr>
             <w:tcW w:w="1428" w:type="dxa"/>
             <w:tcBorders>
-              <w:top w:val="single" w:color="000000" w:sz="4" w:space="0"/>
-              <w:left w:val="single" w:color="000000" w:sz="4" w:space="0"/>
-              <w:bottom w:val="single" w:color="000000" w:sz="4" w:space="0"/>
-              <w:right w:val="single" w:color="000000" w:sz="4" w:space="0"/>
+              <w:top w:val="single" w:sz="4" w:space="0" w:color="000000"/>
+              <w:left w:val="single" w:sz="4" w:space="0" w:color="000000"/>
+              <w:bottom w:val="single" w:sz="4" w:space="0" w:color="000000"/>
+              <w:right w:val="single" w:sz="4" w:space="0" w:color="000000"/>
             </w:tcBorders>
             <w:shd w:val="clear" w:color="auto" w:fill="auto"/>
             <w:vAlign w:val="center"/>
@@ -7253,7 +7187,7 @@
               <w:jc w:val="left"/>
               <w:textAlignment w:val="center"/>
               <w:rPr>
-                <w:rFonts w:hint="default" w:ascii="楷体_GB2312" w:hAnsi="宋体" w:eastAsia="楷体_GB2312" w:cs="楷体_GB2312"/>
+                <w:rFonts w:ascii="楷体_GB2312" w:eastAsia="楷体_GB2312" w:hAnsi="宋体" w:cs="楷体_GB2312" w:hint="default"/>
                 <w:b/>
                 <w:bCs/>
                 <w:i w:val="0"/>
@@ -7264,12 +7198,12 @@
                 <w:sz w:val="22"/>
                 <w:szCs w:val="22"/>
                 <w:u w:val="none"/>
-                <w:lang w:val="en-US" w:eastAsia="zh-CN" w:bidi="ar"/>
+                <w:lang w:val="en-US" w:eastAsia="zh-CN"/>
               </w:rPr>
             </w:pPr>
             <w:r>
               <w:rPr>
-                <w:rFonts w:hint="eastAsia" w:ascii="宋体" w:hAnsi="宋体" w:eastAsia="宋体" w:cs="宋体"/>
+                <w:rFonts w:ascii="宋体" w:eastAsia="宋体" w:hAnsi="宋体" w:cs="宋体" w:hint="eastAsia"/>
                 <w:i w:val="0"/>
                 <w:iCs w:val="0"/>
                 <w:snapToGrid w:val="0"/>
@@ -7278,7 +7212,7 @@
                 <w:sz w:val="21"/>
                 <w:szCs w:val="21"/>
                 <w:u w:val="none"/>
-                <w:lang w:val="en-US" w:eastAsia="zh-CN" w:bidi="ar"/>
+                <w:lang w:val="en-US" w:eastAsia="zh-CN"/>
               </w:rPr>
               <w:t>≥98%</w:t>
             </w:r>
@@ -7288,10 +7222,10 @@
           <w:tcPr>
             <w:tcW w:w="3780" w:type="dxa"/>
             <w:tcBorders>
-              <w:top w:val="single" w:color="000000" w:sz="4" w:space="0"/>
-              <w:left w:val="single" w:color="000000" w:sz="4" w:space="0"/>
-              <w:bottom w:val="single" w:color="000000" w:sz="4" w:space="0"/>
-              <w:right w:val="single" w:color="000000" w:sz="4" w:space="0"/>
+              <w:top w:val="single" w:sz="4" w:space="0" w:color="000000"/>
+              <w:left w:val="single" w:sz="4" w:space="0" w:color="000000"/>
+              <w:bottom w:val="single" w:sz="4" w:space="0" w:color="000000"/>
+              <w:right w:val="single" w:sz="4" w:space="0" w:color="000000"/>
             </w:tcBorders>
             <w:shd w:val="clear" w:color="auto" w:fill="auto"/>
             <w:vAlign w:val="center"/>
@@ -7305,7 +7239,7 @@
               <w:jc w:val="left"/>
               <w:textAlignment w:val="center"/>
               <w:rPr>
-                <w:rFonts w:hint="default" w:ascii="楷体_GB2312" w:hAnsi="宋体" w:eastAsia="楷体_GB2312" w:cs="楷体_GB2312"/>
+                <w:rFonts w:ascii="楷体_GB2312" w:eastAsia="楷体_GB2312" w:hAnsi="宋体" w:cs="楷体_GB2312" w:hint="default"/>
                 <w:b/>
                 <w:bCs/>
                 <w:i w:val="0"/>
@@ -7316,12 +7250,12 @@
                 <w:sz w:val="22"/>
                 <w:szCs w:val="22"/>
                 <w:u w:val="none"/>
-                <w:lang w:val="en-US" w:eastAsia="zh-CN" w:bidi="ar"/>
+                <w:lang w:val="en-US" w:eastAsia="zh-CN"/>
               </w:rPr>
             </w:pPr>
             <w:r>
               <w:rPr>
-                <w:rFonts w:hint="eastAsia" w:ascii="宋体" w:hAnsi="宋体" w:eastAsia="宋体" w:cs="宋体"/>
+                <w:rFonts w:ascii="宋体" w:eastAsia="宋体" w:hAnsi="宋体" w:cs="宋体" w:hint="eastAsia"/>
                 <w:i w:val="0"/>
                 <w:iCs w:val="0"/>
                 <w:snapToGrid w:val="0"/>
@@ -7330,7 +7264,7 @@
                 <w:sz w:val="21"/>
                 <w:szCs w:val="21"/>
                 <w:u w:val="none"/>
-                <w:lang w:val="en-US" w:eastAsia="zh-CN" w:bidi="ar"/>
+                <w:lang w:val="en-US" w:eastAsia="zh-CN"/>
               </w:rPr>
               <w:t>（变更成功的数量/变更总数)*100%</w:t>
             </w:r>
@@ -7340,10 +7274,10 @@
           <w:tcPr>
             <w:tcW w:w="1056" w:type="dxa"/>
             <w:tcBorders>
-              <w:top w:val="single" w:color="000000" w:sz="4" w:space="0"/>
-              <w:left w:val="single" w:color="000000" w:sz="4" w:space="0"/>
-              <w:bottom w:val="single" w:color="000000" w:sz="4" w:space="0"/>
-              <w:right w:val="single" w:color="000000" w:sz="4" w:space="0"/>
+              <w:top w:val="single" w:sz="4" w:space="0" w:color="000000"/>
+              <w:left w:val="single" w:sz="4" w:space="0" w:color="000000"/>
+              <w:bottom w:val="single" w:sz="4" w:space="0" w:color="000000"/>
+              <w:right w:val="single" w:sz="4" w:space="0" w:color="000000"/>
             </w:tcBorders>
             <w:shd w:val="clear" w:color="auto" w:fill="auto"/>
             <w:vAlign w:val="center"/>
@@ -7357,7 +7291,7 @@
               <w:jc w:val="left"/>
               <w:textAlignment w:val="center"/>
               <w:rPr>
-                <w:rFonts w:hint="default" w:ascii="楷体_GB2312" w:hAnsi="宋体" w:eastAsia="楷体_GB2312" w:cs="楷体_GB2312"/>
+                <w:rFonts w:ascii="楷体_GB2312" w:eastAsia="楷体_GB2312" w:hAnsi="宋体" w:cs="楷体_GB2312" w:hint="default"/>
                 <w:b/>
                 <w:bCs/>
                 <w:i w:val="0"/>
@@ -7368,12 +7302,12 @@
                 <w:sz w:val="22"/>
                 <w:szCs w:val="22"/>
                 <w:u w:val="none"/>
-                <w:lang w:val="en-US" w:eastAsia="zh-CN" w:bidi="ar"/>
+                <w:lang w:val="en-US" w:eastAsia="zh-CN"/>
               </w:rPr>
             </w:pPr>
             <w:r>
               <w:rPr>
-                <w:rFonts w:hint="eastAsia" w:ascii="宋体" w:hAnsi="宋体" w:eastAsia="宋体" w:cs="宋体"/>
+                <w:rFonts w:ascii="宋体" w:eastAsia="宋体" w:hAnsi="宋体" w:cs="宋体" w:hint="eastAsia"/>
                 <w:i w:val="0"/>
                 <w:iCs w:val="0"/>
                 <w:snapToGrid w:val="0"/>
@@ -7382,7 +7316,7 @@
                 <w:sz w:val="21"/>
                 <w:szCs w:val="21"/>
                 <w:u w:val="none"/>
-                <w:lang w:val="en-US" w:eastAsia="zh-CN" w:bidi="ar"/>
+                <w:lang w:val="en-US" w:eastAsia="zh-CN"/>
               </w:rPr>
               <w:t>月度</w:t>
             </w:r>
@@ -7392,14 +7326,14 @@
     </w:tbl>
     <w:p>
       <w:pPr>
-        <w:pStyle w:val="28"/>
+        <w:pStyle w:val="1"/>
         <w:bidi w:val="0"/>
         <w:rPr>
           <w:rFonts w:hint="eastAsia"/>
           <w:lang w:val="en-US" w:eastAsia="zh-CN"/>
         </w:rPr>
       </w:pPr>
-      <w:bookmarkStart w:id="18" w:name="_Toc32445"/>
+      <w:bookmarkStart w:id="19" w:name="_Toc32445"/>
       <w:r>
         <w:rPr>
           <w:rFonts w:hint="eastAsia"/>
@@ -7407,11 +7341,11 @@
         </w:rPr>
         <w:t>附则</w:t>
       </w:r>
-      <w:bookmarkEnd w:id="18"/>
+      <w:bookmarkEnd w:id="19"/>
     </w:p>
     <w:p>
       <w:pPr>
-        <w:pStyle w:val="29"/>
+        <w:pStyle w:val="a1"/>
         <w:rPr>
           <w:rFonts w:hint="eastAsia"/>
           <w:lang w:val="en-US" w:eastAsia="zh-CN"/>
@@ -7427,7 +7361,7 @@
     </w:p>
     <w:p>
       <w:pPr>
-        <w:pStyle w:val="29"/>
+        <w:pStyle w:val="a1"/>
         <w:rPr>
           <w:rFonts w:hint="eastAsia"/>
           <w:lang w:val="en-US" w:eastAsia="zh-CN"/>
@@ -7435,73 +7369,23 @@
       </w:pPr>
     </w:p>
     <w:sectPr>
-      <w:headerReference r:id="rId5" w:type="default"/>
+      <w:headerReference w:type="default" r:id="rId7"/>
       <w:pgSz w:w="11906" w:h="16838"/>
       <w:pgMar w:top="1417" w:right="1800" w:bottom="1440" w:left="1800" w:header="1140" w:footer="992" w:gutter="0"/>
-      <w:cols w:space="425" w:num="1"/>
+      <w:cols w:num="1" w:space="425"/>
       <w:docGrid w:type="lines" w:linePitch="312" w:charSpace="0"/>
     </w:sectPr>
   </w:body>
 </w:document>
 </file>
 
-<file path=word/endnotes.xml><?xml version="1.0" encoding="utf-8"?>
-<w:endnotes xmlns:wpc="http://schemas.microsoft.com/office/word/2010/wordprocessingCanvas" xmlns:mc="http://schemas.openxmlformats.org/markup-compatibility/2006" xmlns:o="urn:schemas-microsoft-com:office:office" xmlns:r="http://schemas.openxmlformats.org/officeDocument/2006/relationships" xmlns:m="http://schemas.openxmlformats.org/officeDocument/2006/math" xmlns:v="urn:schemas-microsoft-com:vml" xmlns:wp14="http://schemas.microsoft.com/office/word/2010/wordprocessingDrawing" xmlns:wp="http://schemas.openxmlformats.org/drawingml/2006/wordprocessingDrawing" xmlns:w="http://schemas.openxmlformats.org/wordprocessingml/2006/main" xmlns:w14="http://schemas.microsoft.com/office/word/2010/wordml" xmlns:w15="http://schemas.microsoft.com/office/word/2012/wordml" xmlns:w10="urn:schemas-microsoft-com:office:word" xmlns:wpg="http://schemas.microsoft.com/office/word/2010/wordprocessingGroup" xmlns:wpi="http://schemas.microsoft.com/office/word/2010/wordprocessingInk" xmlns:wne="http://schemas.microsoft.com/office/word/2006/wordml" xmlns:wps="http://schemas.microsoft.com/office/word/2010/wordprocessingShape" xmlns:wpsCustomData="http://www.wps.cn/officeDocument/2013/wpsCustomData" mc:Ignorable="w14 w15 wp14">
-  <w:endnote w:type="separator" w:id="0">
-    <w:p>
-      <w:pPr>
-        <w:spacing w:line="240" w:lineRule="auto"/>
-      </w:pPr>
-      <w:r>
-        <w:separator/>
-      </w:r>
-    </w:p>
-  </w:endnote>
-  <w:endnote w:type="continuationSeparator" w:id="1">
-    <w:p>
-      <w:pPr>
-        <w:spacing w:line="240" w:lineRule="auto"/>
-      </w:pPr>
-      <w:r>
-        <w:continuationSeparator/>
-      </w:r>
-    </w:p>
-  </w:endnote>
-</w:endnotes>
-</file>
-
-<file path=word/footnotes.xml><?xml version="1.0" encoding="utf-8"?>
-<w:footnotes xmlns:wpc="http://schemas.microsoft.com/office/word/2010/wordprocessingCanvas" xmlns:mc="http://schemas.openxmlformats.org/markup-compatibility/2006" xmlns:o="urn:schemas-microsoft-com:office:office" xmlns:r="http://schemas.openxmlformats.org/officeDocument/2006/relationships" xmlns:m="http://schemas.openxmlformats.org/officeDocument/2006/math" xmlns:v="urn:schemas-microsoft-com:vml" xmlns:wp14="http://schemas.microsoft.com/office/word/2010/wordprocessingDrawing" xmlns:wp="http://schemas.openxmlformats.org/drawingml/2006/wordprocessingDrawing" xmlns:w="http://schemas.openxmlformats.org/wordprocessingml/2006/main" xmlns:w14="http://schemas.microsoft.com/office/word/2010/wordml" xmlns:w15="http://schemas.microsoft.com/office/word/2012/wordml" xmlns:w10="urn:schemas-microsoft-com:office:word" xmlns:wpg="http://schemas.microsoft.com/office/word/2010/wordprocessingGroup" xmlns:wpi="http://schemas.microsoft.com/office/word/2010/wordprocessingInk" xmlns:wne="http://schemas.microsoft.com/office/word/2006/wordml" xmlns:wps="http://schemas.microsoft.com/office/word/2010/wordprocessingShape" xmlns:wpsCustomData="http://www.wps.cn/officeDocument/2013/wpsCustomData" mc:Ignorable="w14 w15 wp14">
-  <w:footnote w:type="separator" w:id="0">
-    <w:p>
-      <w:pPr>
-        <w:spacing w:line="360" w:lineRule="auto"/>
-      </w:pPr>
-      <w:r>
-        <w:separator/>
-      </w:r>
-    </w:p>
-  </w:footnote>
-  <w:footnote w:type="continuationSeparator" w:id="1">
-    <w:p>
-      <w:pPr>
-        <w:spacing w:line="360" w:lineRule="auto"/>
-      </w:pPr>
-      <w:r>
-        <w:continuationSeparator/>
-      </w:r>
-    </w:p>
-  </w:footnote>
-</w:footnotes>
-</file>
-
 <file path=word/header1.xml><?xml version="1.0" encoding="utf-8"?>
-<w:hdr xmlns:wpc="http://schemas.microsoft.com/office/word/2010/wordprocessingCanvas" xmlns:mc="http://schemas.openxmlformats.org/markup-compatibility/2006" xmlns:o="urn:schemas-microsoft-com:office:office" xmlns:r="http://schemas.openxmlformats.org/officeDocument/2006/relationships" xmlns:m="http://schemas.openxmlformats.org/officeDocument/2006/math" xmlns:v="urn:schemas-microsoft-com:vml" xmlns:wp14="http://schemas.microsoft.com/office/word/2010/wordprocessingDrawing" xmlns:wp="http://schemas.openxmlformats.org/drawingml/2006/wordprocessingDrawing" xmlns:w10="urn:schemas-microsoft-com:office:word" xmlns:w="http://schemas.openxmlformats.org/wordprocessingml/2006/main" xmlns:w14="http://schemas.microsoft.com/office/word/2010/wordml" xmlns:w15="http://schemas.microsoft.com/office/word/2012/wordml" xmlns:wpg="http://schemas.microsoft.com/office/word/2010/wordprocessingGroup" xmlns:wpi="http://schemas.microsoft.com/office/word/2010/wordprocessingInk" xmlns:wne="http://schemas.microsoft.com/office/word/2006/wordml" xmlns:wps="http://schemas.microsoft.com/office/word/2010/wordprocessingShape" xmlns:wpsCustomData="http://www.wps.cn/officeDocument/2013/wpsCustomData" mc:Ignorable="w14 w15 wp14">
+<w:hdr xmlns:wpc="http://schemas.microsoft.com/office/word/2010/wordprocessingCanvas" xmlns:mc="http://schemas.openxmlformats.org/markup-compatibility/2006" xmlns:o="urn:schemas-microsoft-com:office:office" xmlns:r="http://schemas.openxmlformats.org/officeDocument/2006/relationships" xmlns:m="http://schemas.openxmlformats.org/officeDocument/2006/math" xmlns:v="urn:schemas-microsoft-com:vml" xmlns:wp14="http://schemas.microsoft.com/office/word/2010/wordprocessingDrawing" xmlns:wp="http://schemas.openxmlformats.org/drawingml/2006/wordprocessingDrawing" xmlns:w10="urn:schemas-microsoft-com:office:word" xmlns:w="http://schemas.openxmlformats.org/wordprocessingml/2006/main" xmlns:w14="http://schemas.microsoft.com/office/word/2010/wordml" xmlns:w15="http://schemas.microsoft.com/office/word/2012/wordml" xmlns:wne="http://schemas.microsoft.com/office/word/2006/wordml" xmlns:wpg="http://schemas.microsoft.com/office/word/2010/wordprocessingGroup" xmlns:wpi="http://schemas.microsoft.com/office/word/2010/wordprocessingInk" xmlns:wps="http://schemas.microsoft.com/office/word/2010/wordprocessingShape" mc:Ignorable="w14 w15 wp14">
   <w:p>
     <w:pPr>
-      <w:pStyle w:val="15"/>
+      <w:pStyle w:val="Header"/>
       <w:pBdr>
-        <w:bottom w:val="single" w:color="auto" w:sz="4" w:space="1"/>
+        <w:bottom w:val="single" w:sz="4" w:space="1" w:color="auto"/>
       </w:pBdr>
       <w:tabs>
         <w:tab w:val="left" w:pos="335"/>
@@ -7509,27 +7393,27 @@
       </w:tabs>
       <w:jc w:val="right"/>
       <w:rPr>
-        <w:rFonts w:hint="eastAsia" w:eastAsiaTheme="minorEastAsia"/>
+        <w:rFonts w:eastAsiaTheme="minorEastAsia" w:hint="eastAsia"/>
         <w:lang w:eastAsia="zh-CN"/>
       </w:rPr>
     </w:pPr>
     <w:r>
       <w:rPr>
-        <w:rFonts w:hint="eastAsia" w:eastAsiaTheme="minorEastAsia"/>
+        <w:rFonts w:eastAsiaTheme="minorEastAsia" w:hint="eastAsia"/>
         <w:lang w:val="en-US" w:eastAsia="zh-CN"/>
       </w:rPr>
       <w:tab/>
     </w:r>
     <w:r>
       <w:rPr>
-        <w:rFonts w:hint="eastAsia" w:eastAsiaTheme="minorEastAsia"/>
+        <w:rFonts w:eastAsiaTheme="minorEastAsia" w:hint="eastAsia"/>
         <w:lang w:val="en-US" w:eastAsia="zh-CN"/>
       </w:rPr>
       <w:tab/>
     </w:r>
     <w:r>
       <w:rPr>
-        <w:rFonts w:hint="eastAsia" w:eastAsiaTheme="minorEastAsia"/>
+        <w:rFonts w:eastAsiaTheme="minorEastAsia" w:hint="eastAsia"/>
         <w:lang w:val="en-US" w:eastAsia="zh-CN"/>
       </w:rPr>
       <w:t>江西通信产业服务有限公司</w:t>
@@ -7539,15 +7423,15 @@
 </file>
 
 <file path=word/numbering.xml><?xml version="1.0" encoding="utf-8"?>
-<w:numbering xmlns:wpc="http://schemas.microsoft.com/office/word/2010/wordprocessingCanvas" xmlns:mc="http://schemas.openxmlformats.org/markup-compatibility/2006" xmlns:o="urn:schemas-microsoft-com:office:office" xmlns:r="http://schemas.openxmlformats.org/officeDocument/2006/relationships" xmlns:m="http://schemas.openxmlformats.org/officeDocument/2006/math" xmlns:v="urn:schemas-microsoft-com:vml" xmlns:wp14="http://schemas.microsoft.com/office/word/2010/wordprocessingDrawing" xmlns:wp="http://schemas.openxmlformats.org/drawingml/2006/wordprocessingDrawing" xmlns:w10="urn:schemas-microsoft-com:office:word" xmlns:w="http://schemas.openxmlformats.org/wordprocessingml/2006/main" xmlns:w14="http://schemas.microsoft.com/office/word/2010/wordml" xmlns:wpg="http://schemas.microsoft.com/office/word/2010/wordprocessingGroup" xmlns:wpi="http://schemas.microsoft.com/office/word/2010/wordprocessingInk" xmlns:wne="http://schemas.microsoft.com/office/word/2006/wordml" xmlns:wps="http://schemas.microsoft.com/office/word/2010/wordprocessingShape" xmlns:wpsCustomData="http://www.wps.cn/officeDocument/2013/wpsCustomData" mc:Ignorable="w14 wp14">
+<w:numbering xmlns:wpc="http://schemas.microsoft.com/office/word/2010/wordprocessingCanvas" xmlns:mc="http://schemas.openxmlformats.org/markup-compatibility/2006" xmlns:o="urn:schemas-microsoft-com:office:office" xmlns:r="http://schemas.openxmlformats.org/officeDocument/2006/relationships" xmlns:m="http://schemas.openxmlformats.org/officeDocument/2006/math" xmlns:v="urn:schemas-microsoft-com:vml" xmlns:wp14="http://schemas.microsoft.com/office/word/2010/wordprocessingDrawing" xmlns:wp="http://schemas.openxmlformats.org/drawingml/2006/wordprocessingDrawing" xmlns:w10="urn:schemas-microsoft-com:office:word" xmlns:w="http://schemas.openxmlformats.org/wordprocessingml/2006/main" xmlns:w14="http://schemas.microsoft.com/office/word/2010/wordml" xmlns:w15="http://schemas.microsoft.com/office/word/2012/wordml" xmlns:wne="http://schemas.microsoft.com/office/word/2006/wordml" xmlns:wpg="http://schemas.microsoft.com/office/word/2010/wordprocessingGroup" xmlns:wpi="http://schemas.microsoft.com/office/word/2010/wordprocessingInk" xmlns:wps="http://schemas.microsoft.com/office/word/2010/wordprocessingShape" mc:Ignorable="w14 w15 wp14">
   <w:abstractNum w:abstractNumId="0">
     <w:nsid w:val="8E964DCE"/>
     <w:multiLevelType w:val="multilevel"/>
     <w:tmpl w:val="8E964DCE"/>
-    <w:lvl w:ilvl="0" w:tentative="0">
+    <w:lvl w:ilvl="0">
       <w:start w:val="1"/>
       <w:numFmt w:val="decimal"/>
-      <w:pStyle w:val="2"/>
+      <w:pStyle w:val="Heading1"/>
       <w:lvlText w:val="%1."/>
       <w:lvlJc w:val="left"/>
       <w:pPr>
@@ -7557,10 +7441,10 @@
         <w:rFonts w:hint="default"/>
       </w:rPr>
     </w:lvl>
-    <w:lvl w:ilvl="1" w:tentative="0">
+    <w:lvl w:ilvl="1">
       <w:start w:val="1"/>
       <w:numFmt w:val="decimal"/>
-      <w:pStyle w:val="3"/>
+      <w:pStyle w:val="Heading2"/>
       <w:lvlText w:val="%1.%2."/>
       <w:lvlJc w:val="left"/>
       <w:pPr>
@@ -7570,10 +7454,10 @@
         <w:rFonts w:hint="default"/>
       </w:rPr>
     </w:lvl>
-    <w:lvl w:ilvl="2" w:tentative="0">
+    <w:lvl w:ilvl="2">
       <w:start w:val="1"/>
       <w:numFmt w:val="decimal"/>
-      <w:pStyle w:val="4"/>
+      <w:pStyle w:val="Heading3"/>
       <w:lvlText w:val="%1.%2.%3."/>
       <w:lvlJc w:val="left"/>
       <w:pPr>
@@ -7583,10 +7467,10 @@
         <w:rFonts w:hint="default"/>
       </w:rPr>
     </w:lvl>
-    <w:lvl w:ilvl="3" w:tentative="0">
+    <w:lvl w:ilvl="3">
       <w:start w:val="1"/>
       <w:numFmt w:val="decimal"/>
-      <w:pStyle w:val="5"/>
+      <w:pStyle w:val="Heading4"/>
       <w:lvlText w:val="%1.%2.%3.%4."/>
       <w:lvlJc w:val="left"/>
       <w:pPr>
@@ -7596,10 +7480,10 @@
         <w:rFonts w:hint="default"/>
       </w:rPr>
     </w:lvl>
-    <w:lvl w:ilvl="4" w:tentative="0">
+    <w:lvl w:ilvl="4">
       <w:start w:val="1"/>
       <w:numFmt w:val="decimal"/>
-      <w:pStyle w:val="6"/>
+      <w:pStyle w:val="Heading5"/>
       <w:lvlText w:val="%1.%2.%3.%4.%5."/>
       <w:lvlJc w:val="left"/>
       <w:pPr>
@@ -7609,10 +7493,10 @@
         <w:rFonts w:hint="default"/>
       </w:rPr>
     </w:lvl>
-    <w:lvl w:ilvl="5" w:tentative="0">
+    <w:lvl w:ilvl="5">
       <w:start w:val="1"/>
       <w:numFmt w:val="decimal"/>
-      <w:pStyle w:val="7"/>
+      <w:pStyle w:val="Heading6"/>
       <w:lvlText w:val="%1.%2.%3.%4.%5.%6."/>
       <w:lvlJc w:val="left"/>
       <w:pPr>
@@ -7622,10 +7506,10 @@
         <w:rFonts w:hint="default"/>
       </w:rPr>
     </w:lvl>
-    <w:lvl w:ilvl="6" w:tentative="0">
+    <w:lvl w:ilvl="6">
       <w:start w:val="1"/>
       <w:numFmt w:val="decimal"/>
-      <w:pStyle w:val="8"/>
+      <w:pStyle w:val="Heading7"/>
       <w:lvlText w:val="%1.%2.%3.%4.%5.%6.%7."/>
       <w:lvlJc w:val="left"/>
       <w:pPr>
@@ -7635,10 +7519,10 @@
         <w:rFonts w:hint="default"/>
       </w:rPr>
     </w:lvl>
-    <w:lvl w:ilvl="7" w:tentative="0">
+    <w:lvl w:ilvl="7">
       <w:start w:val="1"/>
       <w:numFmt w:val="decimal"/>
-      <w:pStyle w:val="9"/>
+      <w:pStyle w:val="Heading8"/>
       <w:lvlText w:val="%1.%2.%3.%4.%5.%6.%7.%8."/>
       <w:lvlJc w:val="left"/>
       <w:pPr>
@@ -7648,10 +7532,10 @@
         <w:rFonts w:hint="default"/>
       </w:rPr>
     </w:lvl>
-    <w:lvl w:ilvl="8" w:tentative="0">
+    <w:lvl w:ilvl="8">
       <w:start w:val="1"/>
       <w:numFmt w:val="decimal"/>
-      <w:pStyle w:val="10"/>
+      <w:pStyle w:val="Heading9"/>
       <w:lvlText w:val="%1.%2.%3.%4.%5.%6.%7.%8.%9."/>
       <w:lvlJc w:val="left"/>
       <w:pPr>
@@ -7666,7 +7550,7 @@
     <w:nsid w:val="CACEB4D1"/>
     <w:multiLevelType w:val="singleLevel"/>
     <w:tmpl w:val="CACEB4D1"/>
-    <w:lvl w:ilvl="0" w:tentative="0">
+    <w:lvl w:ilvl="0">
       <w:start w:val="1"/>
       <w:numFmt w:val="decimal"/>
       <w:lvlText w:val="%1."/>
@@ -7689,269 +7573,267 @@
 </file>
 
 <file path=word/styles.xml><?xml version="1.0" encoding="utf-8"?>
-<w:styles xmlns:mc="http://schemas.openxmlformats.org/markup-compatibility/2006" xmlns:o="urn:schemas-microsoft-com:office:office" xmlns:r="http://schemas.openxmlformats.org/officeDocument/2006/relationships" xmlns:m="http://schemas.openxmlformats.org/officeDocument/2006/math" xmlns:v="urn:schemas-microsoft-com:vml" xmlns:w="http://schemas.openxmlformats.org/wordprocessingml/2006/main" xmlns:w14="http://schemas.microsoft.com/office/word/2010/wordml" xmlns:w10="urn:schemas-microsoft-com:office:word" xmlns:sl="http://schemas.openxmlformats.org/schemaLibrary/2006/main" xmlns:wpsCustomData="http://www.wps.cn/officeDocument/2013/wpsCustomData" mc:Ignorable="w14">
+<w:styles xmlns:mc="http://schemas.openxmlformats.org/markup-compatibility/2006" xmlns:r="http://schemas.openxmlformats.org/officeDocument/2006/relationships" xmlns:w="http://schemas.openxmlformats.org/wordprocessingml/2006/main" xmlns:w14="http://schemas.microsoft.com/office/word/2010/wordml" xmlns:w15="http://schemas.microsoft.com/office/word/2012/wordml" mc:Ignorable="w14 w15">
   <w:docDefaults>
     <w:rPrDefault>
       <w:rPr>
-        <w:rFonts w:ascii="Times New Roman" w:hAnsi="Times New Roman" w:eastAsia="宋体" w:cs="Times New Roman"/>
+        <w:rFonts w:ascii="Times New Roman" w:eastAsia="宋体" w:hAnsi="Times New Roman" w:cs="Times New Roman"/>
       </w:rPr>
     </w:rPrDefault>
     <w:pPrDefault/>
   </w:docDefaults>
-  <w:latentStyles w:count="260" w:defQFormat="0" w:defUnhideWhenUsed="1" w:defSemiHidden="1" w:defUIPriority="99" w:defLockedState="0">
-    <w:lsdException w:qFormat="1" w:unhideWhenUsed="0" w:uiPriority="0" w:semiHidden="0" w:name="Normal"/>
-    <w:lsdException w:qFormat="1" w:unhideWhenUsed="0" w:uiPriority="0" w:semiHidden="0" w:name="heading 1"/>
-    <w:lsdException w:qFormat="1" w:uiPriority="0" w:semiHidden="0" w:name="heading 2"/>
-    <w:lsdException w:qFormat="1" w:uiPriority="0" w:name="heading 3"/>
-    <w:lsdException w:qFormat="1" w:uiPriority="0" w:semiHidden="0" w:name="heading 4"/>
-    <w:lsdException w:qFormat="1" w:uiPriority="0" w:name="heading 5"/>
-    <w:lsdException w:qFormat="1" w:uiPriority="0" w:name="heading 6"/>
-    <w:lsdException w:qFormat="1" w:uiPriority="0" w:name="heading 7"/>
-    <w:lsdException w:qFormat="1" w:uiPriority="0" w:name="heading 8"/>
-    <w:lsdException w:qFormat="1" w:uiPriority="0" w:name="heading 9"/>
-    <w:lsdException w:unhideWhenUsed="0" w:uiPriority="0" w:semiHidden="0" w:name="index 1"/>
-    <w:lsdException w:unhideWhenUsed="0" w:uiPriority="0" w:semiHidden="0" w:name="index 2"/>
-    <w:lsdException w:unhideWhenUsed="0" w:uiPriority="0" w:semiHidden="0" w:name="index 3"/>
-    <w:lsdException w:unhideWhenUsed="0" w:uiPriority="0" w:semiHidden="0" w:name="index 4"/>
-    <w:lsdException w:unhideWhenUsed="0" w:uiPriority="0" w:semiHidden="0" w:name="index 5"/>
-    <w:lsdException w:unhideWhenUsed="0" w:uiPriority="0" w:semiHidden="0" w:name="index 6"/>
-    <w:lsdException w:unhideWhenUsed="0" w:uiPriority="0" w:semiHidden="0" w:name="index 7"/>
-    <w:lsdException w:unhideWhenUsed="0" w:uiPriority="0" w:semiHidden="0" w:name="index 8"/>
-    <w:lsdException w:unhideWhenUsed="0" w:uiPriority="0" w:semiHidden="0" w:name="index 9"/>
-    <w:lsdException w:qFormat="1" w:unhideWhenUsed="0" w:uiPriority="0" w:semiHidden="0" w:name="toc 1"/>
-    <w:lsdException w:qFormat="1" w:unhideWhenUsed="0" w:uiPriority="0" w:semiHidden="0" w:name="toc 2"/>
-    <w:lsdException w:qFormat="1" w:unhideWhenUsed="0" w:uiPriority="0" w:semiHidden="0" w:name="toc 3"/>
-    <w:lsdException w:unhideWhenUsed="0" w:uiPriority="0" w:semiHidden="0" w:name="toc 4"/>
-    <w:lsdException w:unhideWhenUsed="0" w:uiPriority="0" w:semiHidden="0" w:name="toc 5"/>
-    <w:lsdException w:unhideWhenUsed="0" w:uiPriority="0" w:semiHidden="0" w:name="toc 6"/>
-    <w:lsdException w:unhideWhenUsed="0" w:uiPriority="0" w:semiHidden="0" w:name="toc 7"/>
-    <w:lsdException w:unhideWhenUsed="0" w:uiPriority="0" w:semiHidden="0" w:name="toc 8"/>
-    <w:lsdException w:unhideWhenUsed="0" w:uiPriority="0" w:semiHidden="0" w:name="toc 9"/>
-    <w:lsdException w:unhideWhenUsed="0" w:uiPriority="0" w:semiHidden="0" w:name="Normal Indent"/>
-    <w:lsdException w:unhideWhenUsed="0" w:uiPriority="0" w:semiHidden="0" w:name="footnote text"/>
-    <w:lsdException w:qFormat="1" w:unhideWhenUsed="0" w:uiPriority="0" w:semiHidden="0" w:name="annotation text"/>
-    <w:lsdException w:qFormat="1" w:unhideWhenUsed="0" w:uiPriority="0" w:semiHidden="0" w:name="header"/>
-    <w:lsdException w:qFormat="1" w:unhideWhenUsed="0" w:uiPriority="0" w:semiHidden="0" w:name="footer"/>
-    <w:lsdException w:unhideWhenUsed="0" w:uiPriority="0" w:semiHidden="0" w:name="index heading"/>
-    <w:lsdException w:qFormat="1" w:uiPriority="0" w:name="caption"/>
-    <w:lsdException w:unhideWhenUsed="0" w:uiPriority="0" w:semiHidden="0" w:name="table of figures"/>
-    <w:lsdException w:unhideWhenUsed="0" w:uiPriority="0" w:semiHidden="0" w:name="envelope address"/>
-    <w:lsdException w:unhideWhenUsed="0" w:uiPriority="0" w:semiHidden="0" w:name="envelope return"/>
-    <w:lsdException w:unhideWhenUsed="0" w:uiPriority="0" w:semiHidden="0" w:name="footnote reference"/>
-    <w:lsdException w:unhideWhenUsed="0" w:uiPriority="0" w:semiHidden="0" w:name="annotation reference"/>
-    <w:lsdException w:unhideWhenUsed="0" w:uiPriority="0" w:semiHidden="0" w:name="line number"/>
-    <w:lsdException w:unhideWhenUsed="0" w:uiPriority="0" w:semiHidden="0" w:name="page number"/>
-    <w:lsdException w:unhideWhenUsed="0" w:uiPriority="0" w:semiHidden="0" w:name="endnote reference"/>
-    <w:lsdException w:unhideWhenUsed="0" w:uiPriority="0" w:semiHidden="0" w:name="endnote text"/>
-    <w:lsdException w:unhideWhenUsed="0" w:uiPriority="0" w:semiHidden="0" w:name="table of authorities"/>
-    <w:lsdException w:unhideWhenUsed="0" w:uiPriority="0" w:semiHidden="0" w:name="macro"/>
-    <w:lsdException w:unhideWhenUsed="0" w:uiPriority="0" w:semiHidden="0" w:name="toa heading"/>
-    <w:lsdException w:unhideWhenUsed="0" w:uiPriority="0" w:semiHidden="0" w:name="List"/>
-    <w:lsdException w:unhideWhenUsed="0" w:uiPriority="0" w:semiHidden="0" w:name="List Bullet"/>
-    <w:lsdException w:unhideWhenUsed="0" w:uiPriority="0" w:semiHidden="0" w:name="List Number"/>
-    <w:lsdException w:unhideWhenUsed="0" w:uiPriority="0" w:semiHidden="0" w:name="List 2"/>
-    <w:lsdException w:unhideWhenUsed="0" w:uiPriority="0" w:semiHidden="0" w:name="List 3"/>
-    <w:lsdException w:unhideWhenUsed="0" w:uiPriority="0" w:semiHidden="0" w:name="List 4"/>
-    <w:lsdException w:unhideWhenUsed="0" w:uiPriority="0" w:semiHidden="0" w:name="List 5"/>
-    <w:lsdException w:unhideWhenUsed="0" w:uiPriority="0" w:semiHidden="0" w:name="List Bullet 2"/>
-    <w:lsdException w:unhideWhenUsed="0" w:uiPriority="0" w:semiHidden="0" w:name="List Bullet 3"/>
-    <w:lsdException w:unhideWhenUsed="0" w:uiPriority="0" w:semiHidden="0" w:name="List Bullet 4"/>
-    <w:lsdException w:unhideWhenUsed="0" w:uiPriority="0" w:semiHidden="0" w:name="List Bullet 5"/>
-    <w:lsdException w:unhideWhenUsed="0" w:uiPriority="0" w:semiHidden="0" w:name="List Number 2"/>
-    <w:lsdException w:unhideWhenUsed="0" w:uiPriority="0" w:semiHidden="0" w:name="List Number 3"/>
-    <w:lsdException w:unhideWhenUsed="0" w:uiPriority="0" w:semiHidden="0" w:name="List Number 4"/>
-    <w:lsdException w:unhideWhenUsed="0" w:uiPriority="0" w:semiHidden="0" w:name="List Number 5"/>
-    <w:lsdException w:qFormat="1" w:unhideWhenUsed="0" w:uiPriority="0" w:semiHidden="0" w:name="Title"/>
-    <w:lsdException w:unhideWhenUsed="0" w:uiPriority="0" w:semiHidden="0" w:name="Closing"/>
-    <w:lsdException w:unhideWhenUsed="0" w:uiPriority="0" w:semiHidden="0" w:name="Signature"/>
-    <w:lsdException w:qFormat="1" w:unhideWhenUsed="0" w:uiPriority="0" w:name="Default Paragraph Font"/>
-    <w:lsdException w:qFormat="1" w:unhideWhenUsed="0" w:uiPriority="0" w:name="Body Text"/>
-    <w:lsdException w:unhideWhenUsed="0" w:uiPriority="0" w:semiHidden="0" w:name="Body Text Indent"/>
-    <w:lsdException w:unhideWhenUsed="0" w:uiPriority="0" w:semiHidden="0" w:name="List Continue"/>
-    <w:lsdException w:unhideWhenUsed="0" w:uiPriority="0" w:semiHidden="0" w:name="List Continue 2"/>
-    <w:lsdException w:unhideWhenUsed="0" w:uiPriority="0" w:semiHidden="0" w:name="List Continue 3"/>
-    <w:lsdException w:unhideWhenUsed="0" w:uiPriority="0" w:semiHidden="0" w:name="List Continue 4"/>
-    <w:lsdException w:unhideWhenUsed="0" w:uiPriority="0" w:semiHidden="0" w:name="List Continue 5"/>
-    <w:lsdException w:unhideWhenUsed="0" w:uiPriority="0" w:semiHidden="0" w:name="Message Header"/>
-    <w:lsdException w:qFormat="1" w:unhideWhenUsed="0" w:uiPriority="0" w:semiHidden="0" w:name="Subtitle"/>
-    <w:lsdException w:unhideWhenUsed="0" w:uiPriority="0" w:semiHidden="0" w:name="Salutation"/>
-    <w:lsdException w:unhideWhenUsed="0" w:uiPriority="0" w:semiHidden="0" w:name="Date"/>
-    <w:lsdException w:unhideWhenUsed="0" w:uiPriority="0" w:semiHidden="0" w:name="Body Text First Indent"/>
-    <w:lsdException w:unhideWhenUsed="0" w:uiPriority="0" w:semiHidden="0" w:name="Body Text First Indent 2"/>
-    <w:lsdException w:uiPriority="99" w:name="Note Heading"/>
-    <w:lsdException w:unhideWhenUsed="0" w:uiPriority="0" w:semiHidden="0" w:name="Body Text 2"/>
-    <w:lsdException w:unhideWhenUsed="0" w:uiPriority="0" w:semiHidden="0" w:name="Body Text 3"/>
-    <w:lsdException w:unhideWhenUsed="0" w:uiPriority="0" w:semiHidden="0" w:name="Body Text Indent 2"/>
-    <w:lsdException w:unhideWhenUsed="0" w:uiPriority="0" w:semiHidden="0" w:name="Body Text Indent 3"/>
-    <w:lsdException w:unhideWhenUsed="0" w:uiPriority="0" w:semiHidden="0" w:name="Block Text"/>
-    <w:lsdException w:unhideWhenUsed="0" w:uiPriority="0" w:semiHidden="0" w:name="Hyperlink"/>
-    <w:lsdException w:unhideWhenUsed="0" w:uiPriority="0" w:semiHidden="0" w:name="FollowedHyperlink"/>
-    <w:lsdException w:qFormat="1" w:unhideWhenUsed="0" w:uiPriority="0" w:semiHidden="0" w:name="Strong"/>
-    <w:lsdException w:qFormat="1" w:unhideWhenUsed="0" w:uiPriority="0" w:semiHidden="0" w:name="Emphasis"/>
-    <w:lsdException w:unhideWhenUsed="0" w:uiPriority="0" w:semiHidden="0" w:name="Document Map"/>
-    <w:lsdException w:unhideWhenUsed="0" w:uiPriority="0" w:semiHidden="0" w:name="Plain Text"/>
-    <w:lsdException w:unhideWhenUsed="0" w:uiPriority="0" w:semiHidden="0" w:name="E-mail Signature"/>
-    <w:lsdException w:qFormat="1" w:unhideWhenUsed="0" w:uiPriority="0" w:semiHidden="0" w:name="Normal (Web)"/>
-    <w:lsdException w:unhideWhenUsed="0" w:uiPriority="0" w:semiHidden="0" w:name="HTML Acronym"/>
-    <w:lsdException w:unhideWhenUsed="0" w:uiPriority="0" w:semiHidden="0" w:name="HTML Address"/>
-    <w:lsdException w:unhideWhenUsed="0" w:uiPriority="0" w:semiHidden="0" w:name="HTML Cite"/>
-    <w:lsdException w:unhideWhenUsed="0" w:uiPriority="0" w:semiHidden="0" w:name="HTML Code"/>
-    <w:lsdException w:unhideWhenUsed="0" w:uiPriority="0" w:semiHidden="0" w:name="HTML Definition"/>
-    <w:lsdException w:unhideWhenUsed="0" w:uiPriority="0" w:semiHidden="0" w:name="HTML Keyboard"/>
-    <w:lsdException w:unhideWhenUsed="0" w:uiPriority="0" w:semiHidden="0" w:name="HTML Preformatted"/>
-    <w:lsdException w:unhideWhenUsed="0" w:uiPriority="0" w:semiHidden="0" w:name="HTML Sample"/>
-    <w:lsdException w:unhideWhenUsed="0" w:uiPriority="0" w:semiHidden="0" w:name="HTML Typewriter"/>
-    <w:lsdException w:unhideWhenUsed="0" w:uiPriority="0" w:semiHidden="0" w:name="HTML Variable"/>
-    <w:lsdException w:qFormat="1" w:unhideWhenUsed="0" w:uiPriority="0" w:name="Normal Table"/>
-    <w:lsdException w:unhideWhenUsed="0" w:uiPriority="0" w:semiHidden="0" w:name="annotation subject"/>
-    <w:lsdException w:unhideWhenUsed="0" w:uiPriority="0" w:semiHidden="0" w:name="Table Simple 1"/>
-    <w:lsdException w:unhideWhenUsed="0" w:uiPriority="0" w:semiHidden="0" w:name="Table Simple 2"/>
-    <w:lsdException w:unhideWhenUsed="0" w:uiPriority="0" w:semiHidden="0" w:name="Table Simple 3"/>
-    <w:lsdException w:unhideWhenUsed="0" w:uiPriority="0" w:semiHidden="0" w:name="Table Classic 1"/>
-    <w:lsdException w:unhideWhenUsed="0" w:uiPriority="0" w:semiHidden="0" w:name="Table Classic 2"/>
-    <w:lsdException w:unhideWhenUsed="0" w:uiPriority="0" w:semiHidden="0" w:name="Table Classic 3"/>
-    <w:lsdException w:unhideWhenUsed="0" w:uiPriority="0" w:semiHidden="0" w:name="Table Classic 4"/>
-    <w:lsdException w:unhideWhenUsed="0" w:uiPriority="0" w:semiHidden="0" w:name="Table Colorful 1"/>
-    <w:lsdException w:unhideWhenUsed="0" w:uiPriority="0" w:semiHidden="0" w:name="Table Colorful 2"/>
-    <w:lsdException w:unhideWhenUsed="0" w:uiPriority="0" w:semiHidden="0" w:name="Table Colorful 3"/>
-    <w:lsdException w:unhideWhenUsed="0" w:uiPriority="0" w:semiHidden="0" w:name="Table Columns 1"/>
-    <w:lsdException w:unhideWhenUsed="0" w:uiPriority="0" w:semiHidden="0" w:name="Table Columns 2"/>
-    <w:lsdException w:unhideWhenUsed="0" w:uiPriority="0" w:semiHidden="0" w:name="Table Columns 3"/>
-    <w:lsdException w:unhideWhenUsed="0" w:uiPriority="0" w:semiHidden="0" w:name="Table Columns 4"/>
-    <w:lsdException w:unhideWhenUsed="0" w:uiPriority="0" w:semiHidden="0" w:name="Table Columns 5"/>
-    <w:lsdException w:unhideWhenUsed="0" w:uiPriority="0" w:semiHidden="0" w:name="Table Grid 1"/>
-    <w:lsdException w:unhideWhenUsed="0" w:uiPriority="0" w:semiHidden="0" w:name="Table Grid 2"/>
-    <w:lsdException w:unhideWhenUsed="0" w:uiPriority="0" w:semiHidden="0" w:name="Table Grid 3"/>
-    <w:lsdException w:unhideWhenUsed="0" w:uiPriority="0" w:semiHidden="0" w:name="Table Grid 4"/>
-    <w:lsdException w:unhideWhenUsed="0" w:uiPriority="0" w:semiHidden="0" w:name="Table Grid 5"/>
-    <w:lsdException w:unhideWhenUsed="0" w:uiPriority="0" w:semiHidden="0" w:name="Table Grid 6"/>
-    <w:lsdException w:unhideWhenUsed="0" w:uiPriority="0" w:semiHidden="0" w:name="Table Grid 7"/>
-    <w:lsdException w:unhideWhenUsed="0" w:uiPriority="0" w:semiHidden="0" w:name="Table Grid 8"/>
-    <w:lsdException w:unhideWhenUsed="0" w:uiPriority="0" w:semiHidden="0" w:name="Table List 1"/>
-    <w:lsdException w:unhideWhenUsed="0" w:uiPriority="0" w:semiHidden="0" w:name="Table List 2"/>
-    <w:lsdException w:unhideWhenUsed="0" w:uiPriority="0" w:semiHidden="0" w:name="Table List 3"/>
-    <w:lsdException w:unhideWhenUsed="0" w:uiPriority="0" w:semiHidden="0" w:name="Table List 4"/>
-    <w:lsdException w:unhideWhenUsed="0" w:uiPriority="0" w:semiHidden="0" w:name="Table List 5"/>
-    <w:lsdException w:unhideWhenUsed="0" w:uiPriority="0" w:semiHidden="0" w:name="Table List 6"/>
-    <w:lsdException w:unhideWhenUsed="0" w:uiPriority="0" w:semiHidden="0" w:name="Table List 7"/>
-    <w:lsdException w:unhideWhenUsed="0" w:uiPriority="0" w:semiHidden="0" w:name="Table List 8"/>
-    <w:lsdException w:unhideWhenUsed="0" w:uiPriority="0" w:semiHidden="0" w:name="Table 3D effects 1"/>
-    <w:lsdException w:unhideWhenUsed="0" w:uiPriority="0" w:semiHidden="0" w:name="Table 3D effects 2"/>
-    <w:lsdException w:unhideWhenUsed="0" w:uiPriority="0" w:semiHidden="0" w:name="Table 3D effects 3"/>
-    <w:lsdException w:unhideWhenUsed="0" w:uiPriority="0" w:semiHidden="0" w:name="Table Contemporary"/>
-    <w:lsdException w:unhideWhenUsed="0" w:uiPriority="0" w:semiHidden="0" w:name="Table Elegant"/>
-    <w:lsdException w:unhideWhenUsed="0" w:uiPriority="0" w:semiHidden="0" w:name="Table Professional"/>
-    <w:lsdException w:unhideWhenUsed="0" w:uiPriority="0" w:semiHidden="0" w:name="Table Subtle 1"/>
-    <w:lsdException w:unhideWhenUsed="0" w:uiPriority="0" w:semiHidden="0" w:name="Table Subtle 2"/>
-    <w:lsdException w:unhideWhenUsed="0" w:uiPriority="0" w:semiHidden="0" w:name="Table Web 1"/>
-    <w:lsdException w:unhideWhenUsed="0" w:uiPriority="0" w:semiHidden="0" w:name="Table Web 2"/>
-    <w:lsdException w:unhideWhenUsed="0" w:uiPriority="0" w:semiHidden="0" w:name="Table Web 3"/>
-    <w:lsdException w:unhideWhenUsed="0" w:uiPriority="0" w:semiHidden="0" w:name="Balloon Text"/>
-    <w:lsdException w:qFormat="1" w:unhideWhenUsed="0" w:uiPriority="0" w:semiHidden="0" w:name="Table Grid"/>
-    <w:lsdException w:unhideWhenUsed="0" w:uiPriority="0" w:semiHidden="0" w:name="Table Theme"/>
-    <w:lsdException w:unhideWhenUsed="0" w:uiPriority="60" w:semiHidden="0" w:name="Light Shading"/>
-    <w:lsdException w:unhideWhenUsed="0" w:uiPriority="61" w:semiHidden="0" w:name="Light List"/>
-    <w:lsdException w:unhideWhenUsed="0" w:uiPriority="62" w:semiHidden="0" w:name="Light Grid"/>
-    <w:lsdException w:unhideWhenUsed="0" w:uiPriority="63" w:semiHidden="0" w:name="Medium Shading 1"/>
-    <w:lsdException w:unhideWhenUsed="0" w:uiPriority="64" w:semiHidden="0" w:name="Medium Shading 2"/>
-    <w:lsdException w:unhideWhenUsed="0" w:uiPriority="65" w:semiHidden="0" w:name="Medium List 1"/>
-    <w:lsdException w:unhideWhenUsed="0" w:uiPriority="66" w:semiHidden="0" w:name="Medium List 2"/>
-    <w:lsdException w:unhideWhenUsed="0" w:uiPriority="67" w:semiHidden="0" w:name="Medium Grid 1"/>
-    <w:lsdException w:unhideWhenUsed="0" w:uiPriority="68" w:semiHidden="0" w:name="Medium Grid 2"/>
-    <w:lsdException w:unhideWhenUsed="0" w:uiPriority="69" w:semiHidden="0" w:name="Medium Grid 3"/>
-    <w:lsdException w:unhideWhenUsed="0" w:uiPriority="70" w:semiHidden="0" w:name="Dark List"/>
-    <w:lsdException w:unhideWhenUsed="0" w:uiPriority="71" w:semiHidden="0" w:name="Colorful Shading"/>
-    <w:lsdException w:unhideWhenUsed="0" w:uiPriority="72" w:semiHidden="0" w:name="Colorful List"/>
-    <w:lsdException w:unhideWhenUsed="0" w:uiPriority="73" w:semiHidden="0" w:name="Colorful Grid"/>
-    <w:lsdException w:unhideWhenUsed="0" w:uiPriority="60" w:semiHidden="0" w:name="Light Shading Accent 1"/>
-    <w:lsdException w:unhideWhenUsed="0" w:uiPriority="61" w:semiHidden="0" w:name="Light List Accent 1"/>
-    <w:lsdException w:unhideWhenUsed="0" w:uiPriority="62" w:semiHidden="0" w:name="Light Grid Accent 1"/>
-    <w:lsdException w:unhideWhenUsed="0" w:uiPriority="63" w:semiHidden="0" w:name="Medium Shading 1 Accent 1"/>
-    <w:lsdException w:unhideWhenUsed="0" w:uiPriority="64" w:semiHidden="0" w:name="Medium Shading 2 Accent 1"/>
-    <w:lsdException w:unhideWhenUsed="0" w:uiPriority="65" w:semiHidden="0" w:name="Medium List 1 Accent 1"/>
-    <w:lsdException w:unhideWhenUsed="0" w:uiPriority="66" w:semiHidden="0" w:name="Medium List 2 Accent 1"/>
-    <w:lsdException w:unhideWhenUsed="0" w:uiPriority="67" w:semiHidden="0" w:name="Medium Grid 1 Accent 1"/>
-    <w:lsdException w:unhideWhenUsed="0" w:uiPriority="68" w:semiHidden="0" w:name="Medium Grid 2 Accent 1"/>
-    <w:lsdException w:unhideWhenUsed="0" w:uiPriority="69" w:semiHidden="0" w:name="Medium Grid 3 Accent 1"/>
-    <w:lsdException w:unhideWhenUsed="0" w:uiPriority="70" w:semiHidden="0" w:name="Dark List Accent 1"/>
-    <w:lsdException w:unhideWhenUsed="0" w:uiPriority="71" w:semiHidden="0" w:name="Colorful Shading Accent 1"/>
-    <w:lsdException w:unhideWhenUsed="0" w:uiPriority="72" w:semiHidden="0" w:name="Colorful List Accent 1"/>
-    <w:lsdException w:unhideWhenUsed="0" w:uiPriority="73" w:semiHidden="0" w:name="Colorful Grid Accent 1"/>
-    <w:lsdException w:unhideWhenUsed="0" w:uiPriority="60" w:semiHidden="0" w:name="Light Shading Accent 2"/>
-    <w:lsdException w:unhideWhenUsed="0" w:uiPriority="61" w:semiHidden="0" w:name="Light List Accent 2"/>
-    <w:lsdException w:unhideWhenUsed="0" w:uiPriority="62" w:semiHidden="0" w:name="Light Grid Accent 2"/>
-    <w:lsdException w:unhideWhenUsed="0" w:uiPriority="63" w:semiHidden="0" w:name="Medium Shading 1 Accent 2"/>
-    <w:lsdException w:unhideWhenUsed="0" w:uiPriority="64" w:semiHidden="0" w:name="Medium Shading 2 Accent 2"/>
-    <w:lsdException w:unhideWhenUsed="0" w:uiPriority="65" w:semiHidden="0" w:name="Medium List 1 Accent 2"/>
-    <w:lsdException w:unhideWhenUsed="0" w:uiPriority="66" w:semiHidden="0" w:name="Medium List 2 Accent 2"/>
-    <w:lsdException w:unhideWhenUsed="0" w:uiPriority="67" w:semiHidden="0" w:name="Medium Grid 1 Accent 2"/>
-    <w:lsdException w:unhideWhenUsed="0" w:uiPriority="68" w:semiHidden="0" w:name="Medium Grid 2 Accent 2"/>
-    <w:lsdException w:unhideWhenUsed="0" w:uiPriority="69" w:semiHidden="0" w:name="Medium Grid 3 Accent 2"/>
-    <w:lsdException w:unhideWhenUsed="0" w:uiPriority="70" w:semiHidden="0" w:name="Dark List Accent 2"/>
-    <w:lsdException w:unhideWhenUsed="0" w:uiPriority="71" w:semiHidden="0" w:name="Colorful Shading Accent 2"/>
-    <w:lsdException w:unhideWhenUsed="0" w:uiPriority="72" w:semiHidden="0" w:name="Colorful List Accent 2"/>
-    <w:lsdException w:unhideWhenUsed="0" w:uiPriority="73" w:semiHidden="0" w:name="Colorful Grid Accent 2"/>
-    <w:lsdException w:unhideWhenUsed="0" w:uiPriority="60" w:semiHidden="0" w:name="Light Shading Accent 3"/>
-    <w:lsdException w:unhideWhenUsed="0" w:uiPriority="61" w:semiHidden="0" w:name="Light List Accent 3"/>
-    <w:lsdException w:unhideWhenUsed="0" w:uiPriority="62" w:semiHidden="0" w:name="Light Grid Accent 3"/>
-    <w:lsdException w:unhideWhenUsed="0" w:uiPriority="63" w:semiHidden="0" w:name="Medium Shading 1 Accent 3"/>
-    <w:lsdException w:unhideWhenUsed="0" w:uiPriority="64" w:semiHidden="0" w:name="Medium Shading 2 Accent 3"/>
-    <w:lsdException w:unhideWhenUsed="0" w:uiPriority="65" w:semiHidden="0" w:name="Medium List 1 Accent 3"/>
-    <w:lsdException w:unhideWhenUsed="0" w:uiPriority="66" w:semiHidden="0" w:name="Medium List 2 Accent 3"/>
-    <w:lsdException w:unhideWhenUsed="0" w:uiPriority="67" w:semiHidden="0" w:name="Medium Grid 1 Accent 3"/>
-    <w:lsdException w:unhideWhenUsed="0" w:uiPriority="68" w:semiHidden="0" w:name="Medium Grid 2 Accent 3"/>
-    <w:lsdException w:unhideWhenUsed="0" w:uiPriority="69" w:semiHidden="0" w:name="Medium Grid 3 Accent 3"/>
-    <w:lsdException w:unhideWhenUsed="0" w:uiPriority="70" w:semiHidden="0" w:name="Dark List Accent 3"/>
-    <w:lsdException w:unhideWhenUsed="0" w:uiPriority="71" w:semiHidden="0" w:name="Colorful Shading Accent 3"/>
-    <w:lsdException w:unhideWhenUsed="0" w:uiPriority="72" w:semiHidden="0" w:name="Colorful List Accent 3"/>
-    <w:lsdException w:unhideWhenUsed="0" w:uiPriority="73" w:semiHidden="0" w:name="Colorful Grid Accent 3"/>
-    <w:lsdException w:unhideWhenUsed="0" w:uiPriority="60" w:semiHidden="0" w:name="Light Shading Accent 4"/>
-    <w:lsdException w:unhideWhenUsed="0" w:uiPriority="61" w:semiHidden="0" w:name="Light List Accent 4"/>
-    <w:lsdException w:unhideWhenUsed="0" w:uiPriority="62" w:semiHidden="0" w:name="Light Grid Accent 4"/>
-    <w:lsdException w:unhideWhenUsed="0" w:uiPriority="63" w:semiHidden="0" w:name="Medium Shading 1 Accent 4"/>
-    <w:lsdException w:unhideWhenUsed="0" w:uiPriority="64" w:semiHidden="0" w:name="Medium Shading 2 Accent 4"/>
-    <w:lsdException w:unhideWhenUsed="0" w:uiPriority="65" w:semiHidden="0" w:name="Medium List 1 Accent 4"/>
-    <w:lsdException w:unhideWhenUsed="0" w:uiPriority="66" w:semiHidden="0" w:name="Medium List 2 Accent 4"/>
-    <w:lsdException w:unhideWhenUsed="0" w:uiPriority="67" w:semiHidden="0" w:name="Medium Grid 1 Accent 4"/>
-    <w:lsdException w:unhideWhenUsed="0" w:uiPriority="68" w:semiHidden="0" w:name="Medium Grid 2 Accent 4"/>
-    <w:lsdException w:unhideWhenUsed="0" w:uiPriority="69" w:semiHidden="0" w:name="Medium Grid 3 Accent 4"/>
-    <w:lsdException w:unhideWhenUsed="0" w:uiPriority="70" w:semiHidden="0" w:name="Dark List Accent 4"/>
-    <w:lsdException w:unhideWhenUsed="0" w:uiPriority="71" w:semiHidden="0" w:name="Colorful Shading Accent 4"/>
-    <w:lsdException w:unhideWhenUsed="0" w:uiPriority="72" w:semiHidden="0" w:name="Colorful List Accent 4"/>
-    <w:lsdException w:unhideWhenUsed="0" w:uiPriority="73" w:semiHidden="0" w:name="Colorful Grid Accent 4"/>
-    <w:lsdException w:unhideWhenUsed="0" w:uiPriority="60" w:semiHidden="0" w:name="Light Shading Accent 5"/>
-    <w:lsdException w:unhideWhenUsed="0" w:uiPriority="61" w:semiHidden="0" w:name="Light List Accent 5"/>
-    <w:lsdException w:unhideWhenUsed="0" w:uiPriority="62" w:semiHidden="0" w:name="Light Grid Accent 5"/>
-    <w:lsdException w:unhideWhenUsed="0" w:uiPriority="63" w:semiHidden="0" w:name="Medium Shading 1 Accent 5"/>
-    <w:lsdException w:unhideWhenUsed="0" w:uiPriority="64" w:semiHidden="0" w:name="Medium Shading 2 Accent 5"/>
-    <w:lsdException w:unhideWhenUsed="0" w:uiPriority="65" w:semiHidden="0" w:name="Medium List 1 Accent 5"/>
-    <w:lsdException w:unhideWhenUsed="0" w:uiPriority="66" w:semiHidden="0" w:name="Medium List 2 Accent 5"/>
-    <w:lsdException w:unhideWhenUsed="0" w:uiPriority="67" w:semiHidden="0" w:name="Medium Grid 1 Accent 5"/>
-    <w:lsdException w:unhideWhenUsed="0" w:uiPriority="68" w:semiHidden="0" w:name="Medium Grid 2 Accent 5"/>
-    <w:lsdException w:unhideWhenUsed="0" w:uiPriority="69" w:semiHidden="0" w:name="Medium Grid 3 Accent 5"/>
-    <w:lsdException w:unhideWhenUsed="0" w:uiPriority="70" w:semiHidden="0" w:name="Dark List Accent 5"/>
-    <w:lsdException w:unhideWhenUsed="0" w:uiPriority="71" w:semiHidden="0" w:name="Colorful Shading Accent 5"/>
-    <w:lsdException w:unhideWhenUsed="0" w:uiPriority="72" w:semiHidden="0" w:name="Colorful List Accent 5"/>
-    <w:lsdException w:unhideWhenUsed="0" w:uiPriority="73" w:semiHidden="0" w:name="Colorful Grid Accent 5"/>
-    <w:lsdException w:unhideWhenUsed="0" w:uiPriority="60" w:semiHidden="0" w:name="Light Shading Accent 6"/>
-    <w:lsdException w:unhideWhenUsed="0" w:uiPriority="61" w:semiHidden="0" w:name="Light List Accent 6"/>
-    <w:lsdException w:unhideWhenUsed="0" w:uiPriority="62" w:semiHidden="0" w:name="Light Grid Accent 6"/>
-    <w:lsdException w:unhideWhenUsed="0" w:uiPriority="63" w:semiHidden="0" w:name="Medium Shading 1 Accent 6"/>
-    <w:lsdException w:unhideWhenUsed="0" w:uiPriority="64" w:semiHidden="0" w:name="Medium Shading 2 Accent 6"/>
-    <w:lsdException w:unhideWhenUsed="0" w:uiPriority="65" w:semiHidden="0" w:name="Medium List 1 Accent 6"/>
-    <w:lsdException w:unhideWhenUsed="0" w:uiPriority="66" w:semiHidden="0" w:name="Medium List 2 Accent 6"/>
-    <w:lsdException w:unhideWhenUsed="0" w:uiPriority="67" w:semiHidden="0" w:name="Medium Grid 1 Accent 6"/>
-    <w:lsdException w:unhideWhenUsed="0" w:uiPriority="68" w:semiHidden="0" w:name="Medium Grid 2 Accent 6"/>
-    <w:lsdException w:unhideWhenUsed="0" w:uiPriority="69" w:semiHidden="0" w:name="Medium Grid 3 Accent 6"/>
-    <w:lsdException w:unhideWhenUsed="0" w:uiPriority="70" w:semiHidden="0" w:name="Dark List Accent 6"/>
-    <w:lsdException w:unhideWhenUsed="0" w:uiPriority="71" w:semiHidden="0" w:name="Colorful Shading Accent 6"/>
-    <w:lsdException w:unhideWhenUsed="0" w:uiPriority="72" w:semiHidden="0" w:name="Colorful List Accent 6"/>
-    <w:lsdException w:unhideWhenUsed="0" w:uiPriority="73" w:semiHidden="0" w:name="Colorful Grid Accent 6"/>
+  <w:latentStyles w:defLockedState="0" w:defUIPriority="99" w:defSemiHidden="1" w:defUnhideWhenUsed="1" w:defQFormat="0" w:count="260">
+    <w:lsdException w:name="Normal" w:semiHidden="0" w:uiPriority="0" w:unhideWhenUsed="0" w:qFormat="1"/>
+    <w:lsdException w:name="heading 1" w:semiHidden="0" w:uiPriority="0" w:unhideWhenUsed="0" w:qFormat="1"/>
+    <w:lsdException w:name="heading 2" w:semiHidden="0" w:uiPriority="0" w:qFormat="1"/>
+    <w:lsdException w:name="heading 3" w:uiPriority="0" w:qFormat="1"/>
+    <w:lsdException w:name="heading 4" w:semiHidden="0" w:uiPriority="0" w:qFormat="1"/>
+    <w:lsdException w:name="heading 5" w:uiPriority="0" w:qFormat="1"/>
+    <w:lsdException w:name="heading 6" w:uiPriority="0" w:qFormat="1"/>
+    <w:lsdException w:name="heading 7" w:uiPriority="0" w:qFormat="1"/>
+    <w:lsdException w:name="heading 8" w:uiPriority="0" w:qFormat="1"/>
+    <w:lsdException w:name="heading 9" w:uiPriority="0" w:qFormat="1"/>
+    <w:lsdException w:name="index 1" w:semiHidden="0" w:uiPriority="0" w:unhideWhenUsed="0"/>
+    <w:lsdException w:name="index 2" w:semiHidden="0" w:uiPriority="0" w:unhideWhenUsed="0"/>
+    <w:lsdException w:name="index 3" w:semiHidden="0" w:uiPriority="0" w:unhideWhenUsed="0"/>
+    <w:lsdException w:name="index 4" w:semiHidden="0" w:uiPriority="0" w:unhideWhenUsed="0"/>
+    <w:lsdException w:name="index 5" w:semiHidden="0" w:uiPriority="0" w:unhideWhenUsed="0"/>
+    <w:lsdException w:name="index 6" w:semiHidden="0" w:uiPriority="0" w:unhideWhenUsed="0"/>
+    <w:lsdException w:name="index 7" w:semiHidden="0" w:uiPriority="0" w:unhideWhenUsed="0"/>
+    <w:lsdException w:name="index 8" w:semiHidden="0" w:uiPriority="0" w:unhideWhenUsed="0"/>
+    <w:lsdException w:name="index 9" w:semiHidden="0" w:uiPriority="0" w:unhideWhenUsed="0"/>
+    <w:lsdException w:name="toc 1" w:semiHidden="0" w:uiPriority="0" w:unhideWhenUsed="0" w:qFormat="1"/>
+    <w:lsdException w:name="toc 2" w:semiHidden="0" w:uiPriority="0" w:unhideWhenUsed="0" w:qFormat="1"/>
+    <w:lsdException w:name="toc 3" w:semiHidden="0" w:uiPriority="0" w:unhideWhenUsed="0" w:qFormat="1"/>
+    <w:lsdException w:name="toc 4" w:semiHidden="0" w:uiPriority="0" w:unhideWhenUsed="0"/>
+    <w:lsdException w:name="toc 5" w:semiHidden="0" w:uiPriority="0" w:unhideWhenUsed="0"/>
+    <w:lsdException w:name="toc 6" w:semiHidden="0" w:uiPriority="0" w:unhideWhenUsed="0"/>
+    <w:lsdException w:name="toc 7" w:semiHidden="0" w:uiPriority="0" w:unhideWhenUsed="0"/>
+    <w:lsdException w:name="toc 8" w:semiHidden="0" w:uiPriority="0" w:unhideWhenUsed="0"/>
+    <w:lsdException w:name="toc 9" w:semiHidden="0" w:uiPriority="0" w:unhideWhenUsed="0"/>
+    <w:lsdException w:name="Normal Indent" w:semiHidden="0" w:uiPriority="0" w:unhideWhenUsed="0"/>
+    <w:lsdException w:name="footnote text" w:semiHidden="0" w:uiPriority="0" w:unhideWhenUsed="0"/>
+    <w:lsdException w:name="annotation text" w:semiHidden="0" w:uiPriority="0" w:unhideWhenUsed="0" w:qFormat="1"/>
+    <w:lsdException w:name="header" w:semiHidden="0" w:uiPriority="0" w:unhideWhenUsed="0" w:qFormat="1"/>
+    <w:lsdException w:name="footer" w:semiHidden="0" w:uiPriority="0" w:unhideWhenUsed="0" w:qFormat="1"/>
+    <w:lsdException w:name="index heading" w:semiHidden="0" w:uiPriority="0" w:unhideWhenUsed="0"/>
+    <w:lsdException w:name="caption" w:uiPriority="0" w:qFormat="1"/>
+    <w:lsdException w:name="table of figures" w:semiHidden="0" w:uiPriority="0" w:unhideWhenUsed="0"/>
+    <w:lsdException w:name="envelope address" w:semiHidden="0" w:uiPriority="0" w:unhideWhenUsed="0"/>
+    <w:lsdException w:name="envelope return" w:semiHidden="0" w:uiPriority="0" w:unhideWhenUsed="0"/>
+    <w:lsdException w:name="footnote reference" w:semiHidden="0" w:uiPriority="0" w:unhideWhenUsed="0"/>
+    <w:lsdException w:name="annotation reference" w:semiHidden="0" w:uiPriority="0" w:unhideWhenUsed="0"/>
+    <w:lsdException w:name="line number" w:semiHidden="0" w:uiPriority="0" w:unhideWhenUsed="0"/>
+    <w:lsdException w:name="page number" w:semiHidden="0" w:uiPriority="0" w:unhideWhenUsed="0"/>
+    <w:lsdException w:name="endnote reference" w:semiHidden="0" w:uiPriority="0" w:unhideWhenUsed="0"/>
+    <w:lsdException w:name="endnote text" w:semiHidden="0" w:uiPriority="0" w:unhideWhenUsed="0"/>
+    <w:lsdException w:name="table of authorities" w:semiHidden="0" w:uiPriority="0" w:unhideWhenUsed="0"/>
+    <w:lsdException w:name="macro" w:semiHidden="0" w:uiPriority="0" w:unhideWhenUsed="0"/>
+    <w:lsdException w:name="toa heading" w:semiHidden="0" w:uiPriority="0" w:unhideWhenUsed="0"/>
+    <w:lsdException w:name="List" w:semiHidden="0" w:uiPriority="0" w:unhideWhenUsed="0"/>
+    <w:lsdException w:name="List Bullet" w:semiHidden="0" w:uiPriority="0" w:unhideWhenUsed="0"/>
+    <w:lsdException w:name="List Number" w:semiHidden="0" w:uiPriority="0" w:unhideWhenUsed="0"/>
+    <w:lsdException w:name="List 2" w:semiHidden="0" w:uiPriority="0" w:unhideWhenUsed="0"/>
+    <w:lsdException w:name="List 3" w:semiHidden="0" w:uiPriority="0" w:unhideWhenUsed="0"/>
+    <w:lsdException w:name="List 4" w:semiHidden="0" w:uiPriority="0" w:unhideWhenUsed="0"/>
+    <w:lsdException w:name="List 5" w:semiHidden="0" w:uiPriority="0" w:unhideWhenUsed="0"/>
+    <w:lsdException w:name="List Bullet 2" w:semiHidden="0" w:uiPriority="0" w:unhideWhenUsed="0"/>
+    <w:lsdException w:name="List Bullet 3" w:semiHidden="0" w:uiPriority="0" w:unhideWhenUsed="0"/>
+    <w:lsdException w:name="List Bullet 4" w:semiHidden="0" w:uiPriority="0" w:unhideWhenUsed="0"/>
+    <w:lsdException w:name="List Bullet 5" w:semiHidden="0" w:uiPriority="0" w:unhideWhenUsed="0"/>
+    <w:lsdException w:name="List Number 2" w:semiHidden="0" w:uiPriority="0" w:unhideWhenUsed="0"/>
+    <w:lsdException w:name="List Number 3" w:semiHidden="0" w:uiPriority="0" w:unhideWhenUsed="0"/>
+    <w:lsdException w:name="List Number 4" w:semiHidden="0" w:uiPriority="0" w:unhideWhenUsed="0"/>
+    <w:lsdException w:name="List Number 5" w:semiHidden="0" w:uiPriority="0" w:unhideWhenUsed="0"/>
+    <w:lsdException w:name="Title" w:semiHidden="0" w:uiPriority="0" w:unhideWhenUsed="0" w:qFormat="1"/>
+    <w:lsdException w:name="Closing" w:semiHidden="0" w:uiPriority="0" w:unhideWhenUsed="0"/>
+    <w:lsdException w:name="Signature" w:semiHidden="0" w:uiPriority="0" w:unhideWhenUsed="0"/>
+    <w:lsdException w:name="Default Paragraph Font" w:uiPriority="0" w:unhideWhenUsed="0" w:qFormat="1"/>
+    <w:lsdException w:name="Body Text" w:uiPriority="0" w:unhideWhenUsed="0" w:qFormat="1"/>
+    <w:lsdException w:name="Body Text Indent" w:semiHidden="0" w:uiPriority="0" w:unhideWhenUsed="0"/>
+    <w:lsdException w:name="List Continue" w:semiHidden="0" w:uiPriority="0" w:unhideWhenUsed="0"/>
+    <w:lsdException w:name="List Continue 2" w:semiHidden="0" w:uiPriority="0" w:unhideWhenUsed="0"/>
+    <w:lsdException w:name="List Continue 3" w:semiHidden="0" w:uiPriority="0" w:unhideWhenUsed="0"/>
+    <w:lsdException w:name="List Continue 4" w:semiHidden="0" w:uiPriority="0" w:unhideWhenUsed="0"/>
+    <w:lsdException w:name="List Continue 5" w:semiHidden="0" w:uiPriority="0" w:unhideWhenUsed="0"/>
+    <w:lsdException w:name="Message Header" w:semiHidden="0" w:uiPriority="0" w:unhideWhenUsed="0"/>
+    <w:lsdException w:name="Subtitle" w:semiHidden="0" w:uiPriority="0" w:unhideWhenUsed="0" w:qFormat="1"/>
+    <w:lsdException w:name="Salutation" w:semiHidden="0" w:uiPriority="0" w:unhideWhenUsed="0"/>
+    <w:lsdException w:name="Date" w:semiHidden="0" w:uiPriority="0" w:unhideWhenUsed="0"/>
+    <w:lsdException w:name="Body Text First Indent" w:semiHidden="0" w:uiPriority="0" w:unhideWhenUsed="0"/>
+    <w:lsdException w:name="Body Text First Indent 2" w:semiHidden="0" w:uiPriority="0" w:unhideWhenUsed="0"/>
+    <w:lsdException w:name="Body Text 2" w:semiHidden="0" w:uiPriority="0" w:unhideWhenUsed="0"/>
+    <w:lsdException w:name="Body Text 3" w:semiHidden="0" w:uiPriority="0" w:unhideWhenUsed="0"/>
+    <w:lsdException w:name="Body Text Indent 2" w:semiHidden="0" w:uiPriority="0" w:unhideWhenUsed="0"/>
+    <w:lsdException w:name="Body Text Indent 3" w:semiHidden="0" w:uiPriority="0" w:unhideWhenUsed="0"/>
+    <w:lsdException w:name="Block Text" w:semiHidden="0" w:uiPriority="0" w:unhideWhenUsed="0"/>
+    <w:lsdException w:name="Hyperlink" w:semiHidden="0" w:uiPriority="0" w:unhideWhenUsed="0"/>
+    <w:lsdException w:name="FollowedHyperlink" w:semiHidden="0" w:uiPriority="0" w:unhideWhenUsed="0"/>
+    <w:lsdException w:name="Strong" w:semiHidden="0" w:uiPriority="0" w:unhideWhenUsed="0" w:qFormat="1"/>
+    <w:lsdException w:name="Emphasis" w:semiHidden="0" w:uiPriority="0" w:unhideWhenUsed="0" w:qFormat="1"/>
+    <w:lsdException w:name="Document Map" w:semiHidden="0" w:uiPriority="0" w:unhideWhenUsed="0"/>
+    <w:lsdException w:name="Plain Text" w:semiHidden="0" w:uiPriority="0" w:unhideWhenUsed="0"/>
+    <w:lsdException w:name="E-mail Signature" w:semiHidden="0" w:uiPriority="0" w:unhideWhenUsed="0"/>
+    <w:lsdException w:name="Normal (Web)" w:semiHidden="0" w:uiPriority="0" w:unhideWhenUsed="0" w:qFormat="1"/>
+    <w:lsdException w:name="HTML Acronym" w:semiHidden="0" w:uiPriority="0" w:unhideWhenUsed="0"/>
+    <w:lsdException w:name="HTML Address" w:semiHidden="0" w:uiPriority="0" w:unhideWhenUsed="0"/>
+    <w:lsdException w:name="HTML Cite" w:semiHidden="0" w:uiPriority="0" w:unhideWhenUsed="0"/>
+    <w:lsdException w:name="HTML Code" w:semiHidden="0" w:uiPriority="0" w:unhideWhenUsed="0"/>
+    <w:lsdException w:name="HTML Definition" w:semiHidden="0" w:uiPriority="0" w:unhideWhenUsed="0"/>
+    <w:lsdException w:name="HTML Keyboard" w:semiHidden="0" w:uiPriority="0" w:unhideWhenUsed="0"/>
+    <w:lsdException w:name="HTML Preformatted" w:semiHidden="0" w:uiPriority="0" w:unhideWhenUsed="0"/>
+    <w:lsdException w:name="HTML Sample" w:semiHidden="0" w:uiPriority="0" w:unhideWhenUsed="0"/>
+    <w:lsdException w:name="HTML Typewriter" w:semiHidden="0" w:uiPriority="0" w:unhideWhenUsed="0"/>
+    <w:lsdException w:name="HTML Variable" w:semiHidden="0" w:uiPriority="0" w:unhideWhenUsed="0"/>
+    <w:lsdException w:name="Normal Table" w:uiPriority="0" w:unhideWhenUsed="0" w:qFormat="1"/>
+    <w:lsdException w:name="annotation subject" w:semiHidden="0" w:uiPriority="0" w:unhideWhenUsed="0"/>
+    <w:lsdException w:name="Table Simple 1" w:semiHidden="0" w:uiPriority="0" w:unhideWhenUsed="0"/>
+    <w:lsdException w:name="Table Simple 2" w:semiHidden="0" w:uiPriority="0" w:unhideWhenUsed="0"/>
+    <w:lsdException w:name="Table Simple 3" w:semiHidden="0" w:uiPriority="0" w:unhideWhenUsed="0"/>
+    <w:lsdException w:name="Table Classic 1" w:semiHidden="0" w:uiPriority="0" w:unhideWhenUsed="0"/>
+    <w:lsdException w:name="Table Classic 2" w:semiHidden="0" w:uiPriority="0" w:unhideWhenUsed="0"/>
+    <w:lsdException w:name="Table Classic 3" w:semiHidden="0" w:uiPriority="0" w:unhideWhenUsed="0"/>
+    <w:lsdException w:name="Table Classic 4" w:semiHidden="0" w:uiPriority="0" w:unhideWhenUsed="0"/>
+    <w:lsdException w:name="Table Colorful 1" w:semiHidden="0" w:uiPriority="0" w:unhideWhenUsed="0"/>
+    <w:lsdException w:name="Table Colorful 2" w:semiHidden="0" w:uiPriority="0" w:unhideWhenUsed="0"/>
+    <w:lsdException w:name="Table Colorful 3" w:semiHidden="0" w:uiPriority="0" w:unhideWhenUsed="0"/>
+    <w:lsdException w:name="Table Columns 1" w:semiHidden="0" w:uiPriority="0" w:unhideWhenUsed="0"/>
+    <w:lsdException w:name="Table Columns 2" w:semiHidden="0" w:uiPriority="0" w:unhideWhenUsed="0"/>
+    <w:lsdException w:name="Table Columns 3" w:semiHidden="0" w:uiPriority="0" w:unhideWhenUsed="0"/>
+    <w:lsdException w:name="Table Columns 4" w:semiHidden="0" w:uiPriority="0" w:unhideWhenUsed="0"/>
+    <w:lsdException w:name="Table Columns 5" w:semiHidden="0" w:uiPriority="0" w:unhideWhenUsed="0"/>
+    <w:lsdException w:name="Table Grid 1" w:semiHidden="0" w:uiPriority="0" w:unhideWhenUsed="0"/>
+    <w:lsdException w:name="Table Grid 2" w:semiHidden="0" w:uiPriority="0" w:unhideWhenUsed="0"/>
+    <w:lsdException w:name="Table Grid 3" w:semiHidden="0" w:uiPriority="0" w:unhideWhenUsed="0"/>
+    <w:lsdException w:name="Table Grid 4" w:semiHidden="0" w:uiPriority="0" w:unhideWhenUsed="0"/>
+    <w:lsdException w:name="Table Grid 5" w:semiHidden="0" w:uiPriority="0" w:unhideWhenUsed="0"/>
+    <w:lsdException w:name="Table Grid 6" w:semiHidden="0" w:uiPriority="0" w:unhideWhenUsed="0"/>
+    <w:lsdException w:name="Table Grid 7" w:semiHidden="0" w:uiPriority="0" w:unhideWhenUsed="0"/>
+    <w:lsdException w:name="Table Grid 8" w:semiHidden="0" w:uiPriority="0" w:unhideWhenUsed="0"/>
+    <w:lsdException w:name="Table List 1" w:semiHidden="0" w:uiPriority="0" w:unhideWhenUsed="0"/>
+    <w:lsdException w:name="Table List 2" w:semiHidden="0" w:uiPriority="0" w:unhideWhenUsed="0"/>
+    <w:lsdException w:name="Table List 3" w:semiHidden="0" w:uiPriority="0" w:unhideWhenUsed="0"/>
+    <w:lsdException w:name="Table List 4" w:semiHidden="0" w:uiPriority="0" w:unhideWhenUsed="0"/>
+    <w:lsdException w:name="Table List 5" w:semiHidden="0" w:uiPriority="0" w:unhideWhenUsed="0"/>
+    <w:lsdException w:name="Table List 6" w:semiHidden="0" w:uiPriority="0" w:unhideWhenUsed="0"/>
+    <w:lsdException w:name="Table List 7" w:semiHidden="0" w:uiPriority="0" w:unhideWhenUsed="0"/>
+    <w:lsdException w:name="Table List 8" w:semiHidden="0" w:uiPriority="0" w:unhideWhenUsed="0"/>
+    <w:lsdException w:name="Table 3D effects 1" w:semiHidden="0" w:uiPriority="0" w:unhideWhenUsed="0"/>
+    <w:lsdException w:name="Table 3D effects 2" w:semiHidden="0" w:uiPriority="0" w:unhideWhenUsed="0"/>
+    <w:lsdException w:name="Table 3D effects 3" w:semiHidden="0" w:uiPriority="0" w:unhideWhenUsed="0"/>
+    <w:lsdException w:name="Table Contemporary" w:semiHidden="0" w:uiPriority="0" w:unhideWhenUsed="0"/>
+    <w:lsdException w:name="Table Elegant" w:semiHidden="0" w:uiPriority="0" w:unhideWhenUsed="0"/>
+    <w:lsdException w:name="Table Professional" w:semiHidden="0" w:uiPriority="0" w:unhideWhenUsed="0"/>
+    <w:lsdException w:name="Table Subtle 1" w:semiHidden="0" w:uiPriority="0" w:unhideWhenUsed="0"/>
+    <w:lsdException w:name="Table Subtle 2" w:semiHidden="0" w:uiPriority="0" w:unhideWhenUsed="0"/>
+    <w:lsdException w:name="Table Web 1" w:semiHidden="0" w:uiPriority="0" w:unhideWhenUsed="0"/>
+    <w:lsdException w:name="Table Web 2" w:semiHidden="0" w:uiPriority="0" w:unhideWhenUsed="0"/>
+    <w:lsdException w:name="Table Web 3" w:semiHidden="0" w:uiPriority="0" w:unhideWhenUsed="0"/>
+    <w:lsdException w:name="Balloon Text" w:semiHidden="0" w:uiPriority="0" w:unhideWhenUsed="0"/>
+    <w:lsdException w:name="Table Grid" w:semiHidden="0" w:uiPriority="0" w:unhideWhenUsed="0" w:qFormat="1"/>
+    <w:lsdException w:name="Table Theme" w:semiHidden="0" w:uiPriority="0" w:unhideWhenUsed="0"/>
+    <w:lsdException w:name="Light Shading" w:semiHidden="0" w:uiPriority="60" w:unhideWhenUsed="0"/>
+    <w:lsdException w:name="Light List" w:semiHidden="0" w:uiPriority="61" w:unhideWhenUsed="0"/>
+    <w:lsdException w:name="Light Grid" w:semiHidden="0" w:uiPriority="62" w:unhideWhenUsed="0"/>
+    <w:lsdException w:name="Medium Shading 1" w:semiHidden="0" w:uiPriority="63" w:unhideWhenUsed="0"/>
+    <w:lsdException w:name="Medium Shading 2" w:semiHidden="0" w:uiPriority="64" w:unhideWhenUsed="0"/>
+    <w:lsdException w:name="Medium List 1" w:semiHidden="0" w:uiPriority="65" w:unhideWhenUsed="0"/>
+    <w:lsdException w:name="Medium List 2" w:semiHidden="0" w:uiPriority="66" w:unhideWhenUsed="0"/>
+    <w:lsdException w:name="Medium Grid 1" w:semiHidden="0" w:uiPriority="67" w:unhideWhenUsed="0"/>
+    <w:lsdException w:name="Medium Grid 2" w:semiHidden="0" w:uiPriority="68" w:unhideWhenUsed="0"/>
+    <w:lsdException w:name="Medium Grid 3" w:semiHidden="0" w:uiPriority="69" w:unhideWhenUsed="0"/>
+    <w:lsdException w:name="Dark List" w:semiHidden="0" w:uiPriority="70" w:unhideWhenUsed="0"/>
+    <w:lsdException w:name="Colorful Shading" w:semiHidden="0" w:uiPriority="71" w:unhideWhenUsed="0"/>
+    <w:lsdException w:name="Colorful List" w:semiHidden="0" w:uiPriority="72" w:unhideWhenUsed="0"/>
+    <w:lsdException w:name="Colorful Grid" w:semiHidden="0" w:uiPriority="73" w:unhideWhenUsed="0"/>
+    <w:lsdException w:name="Light Shading Accent 1" w:semiHidden="0" w:uiPriority="60" w:unhideWhenUsed="0"/>
+    <w:lsdException w:name="Light List Accent 1" w:semiHidden="0" w:uiPriority="61" w:unhideWhenUsed="0"/>
+    <w:lsdException w:name="Light Grid Accent 1" w:semiHidden="0" w:uiPriority="62" w:unhideWhenUsed="0"/>
+    <w:lsdException w:name="Medium Shading 1 Accent 1" w:semiHidden="0" w:uiPriority="63" w:unhideWhenUsed="0"/>
+    <w:lsdException w:name="Medium Shading 2 Accent 1" w:semiHidden="0" w:uiPriority="64" w:unhideWhenUsed="0"/>
+    <w:lsdException w:name="Medium List 1 Accent 1" w:semiHidden="0" w:uiPriority="65" w:unhideWhenUsed="0"/>
+    <w:lsdException w:name="Medium List 2 Accent 1" w:semiHidden="0" w:uiPriority="66" w:unhideWhenUsed="0"/>
+    <w:lsdException w:name="Medium Grid 1 Accent 1" w:semiHidden="0" w:uiPriority="67" w:unhideWhenUsed="0"/>
+    <w:lsdException w:name="Medium Grid 2 Accent 1" w:semiHidden="0" w:uiPriority="68" w:unhideWhenUsed="0"/>
+    <w:lsdException w:name="Medium Grid 3 Accent 1" w:semiHidden="0" w:uiPriority="69" w:unhideWhenUsed="0"/>
+    <w:lsdException w:name="Dark List Accent 1" w:semiHidden="0" w:uiPriority="70" w:unhideWhenUsed="0"/>
+    <w:lsdException w:name="Colorful Shading Accent 1" w:semiHidden="0" w:uiPriority="71" w:unhideWhenUsed="0"/>
+    <w:lsdException w:name="Colorful List Accent 1" w:semiHidden="0" w:uiPriority="72" w:unhideWhenUsed="0"/>
+    <w:lsdException w:name="Colorful Grid Accent 1" w:semiHidden="0" w:uiPriority="73" w:unhideWhenUsed="0"/>
+    <w:lsdException w:name="Light Shading Accent 2" w:semiHidden="0" w:uiPriority="60" w:unhideWhenUsed="0"/>
+    <w:lsdException w:name="Light List Accent 2" w:semiHidden="0" w:uiPriority="61" w:unhideWhenUsed="0"/>
+    <w:lsdException w:name="Light Grid Accent 2" w:semiHidden="0" w:uiPriority="62" w:unhideWhenUsed="0"/>
+    <w:lsdException w:name="Medium Shading 1 Accent 2" w:semiHidden="0" w:uiPriority="63" w:unhideWhenUsed="0"/>
+    <w:lsdException w:name="Medium Shading 2 Accent 2" w:semiHidden="0" w:uiPriority="64" w:unhideWhenUsed="0"/>
+    <w:lsdException w:name="Medium List 1 Accent 2" w:semiHidden="0" w:uiPriority="65" w:unhideWhenUsed="0"/>
+    <w:lsdException w:name="Medium List 2 Accent 2" w:semiHidden="0" w:uiPriority="66" w:unhideWhenUsed="0"/>
+    <w:lsdException w:name="Medium Grid 1 Accent 2" w:semiHidden="0" w:uiPriority="67" w:unhideWhenUsed="0"/>
+    <w:lsdException w:name="Medium Grid 2 Accent 2" w:semiHidden="0" w:uiPriority="68" w:unhideWhenUsed="0"/>
+    <w:lsdException w:name="Medium Grid 3 Accent 2" w:semiHidden="0" w:uiPriority="69" w:unhideWhenUsed="0"/>
+    <w:lsdException w:name="Dark List Accent 2" w:semiHidden="0" w:uiPriority="70" w:unhideWhenUsed="0"/>
+    <w:lsdException w:name="Colorful Shading Accent 2" w:semiHidden="0" w:uiPriority="71" w:unhideWhenUsed="0"/>
+    <w:lsdException w:name="Colorful List Accent 2" w:semiHidden="0" w:uiPriority="72" w:unhideWhenUsed="0"/>
+    <w:lsdException w:name="Colorful Grid Accent 2" w:semiHidden="0" w:uiPriority="73" w:unhideWhenUsed="0"/>
+    <w:lsdException w:name="Light Shading Accent 3" w:semiHidden="0" w:uiPriority="60" w:unhideWhenUsed="0"/>
+    <w:lsdException w:name="Light List Accent 3" w:semiHidden="0" w:uiPriority="61" w:unhideWhenUsed="0"/>
+    <w:lsdException w:name="Light Grid Accent 3" w:semiHidden="0" w:uiPriority="62" w:unhideWhenUsed="0"/>
+    <w:lsdException w:name="Medium Shading 1 Accent 3" w:semiHidden="0" w:uiPriority="63" w:unhideWhenUsed="0"/>
+    <w:lsdException w:name="Medium Shading 2 Accent 3" w:semiHidden="0" w:uiPriority="64" w:unhideWhenUsed="0"/>
+    <w:lsdException w:name="Medium List 1 Accent 3" w:semiHidden="0" w:uiPriority="65" w:unhideWhenUsed="0"/>
+    <w:lsdException w:name="Medium List 2 Accent 3" w:semiHidden="0" w:uiPriority="66" w:unhideWhenUsed="0"/>
+    <w:lsdException w:name="Medium Grid 1 Accent 3" w:semiHidden="0" w:uiPriority="67" w:unhideWhenUsed="0"/>
+    <w:lsdException w:name="Medium Grid 2 Accent 3" w:semiHidden="0" w:uiPriority="68" w:unhideWhenUsed="0"/>
+    <w:lsdException w:name="Medium Grid 3 Accent 3" w:semiHidden="0" w:uiPriority="69" w:unhideWhenUsed="0"/>
+    <w:lsdException w:name="Dark List Accent 3" w:semiHidden="0" w:uiPriority="70" w:unhideWhenUsed="0"/>
+    <w:lsdException w:name="Colorful Shading Accent 3" w:semiHidden="0" w:uiPriority="71" w:unhideWhenUsed="0"/>
+    <w:lsdException w:name="Colorful List Accent 3" w:semiHidden="0" w:uiPriority="72" w:unhideWhenUsed="0"/>
+    <w:lsdException w:name="Colorful Grid Accent 3" w:semiHidden="0" w:uiPriority="73" w:unhideWhenUsed="0"/>
+    <w:lsdException w:name="Light Shading Accent 4" w:semiHidden="0" w:uiPriority="60" w:unhideWhenUsed="0"/>
+    <w:lsdException w:name="Light List Accent 4" w:semiHidden="0" w:uiPriority="61" w:unhideWhenUsed="0"/>
+    <w:lsdException w:name="Light Grid Accent 4" w:semiHidden="0" w:uiPriority="62" w:unhideWhenUsed="0"/>
+    <w:lsdException w:name="Medium Shading 1 Accent 4" w:semiHidden="0" w:uiPriority="63" w:unhideWhenUsed="0"/>
+    <w:lsdException w:name="Medium Shading 2 Accent 4" w:semiHidden="0" w:uiPriority="64" w:unhideWhenUsed="0"/>
+    <w:lsdException w:name="Medium List 1 Accent 4" w:semiHidden="0" w:uiPriority="65" w:unhideWhenUsed="0"/>
+    <w:lsdException w:name="Medium List 2 Accent 4" w:semiHidden="0" w:uiPriority="66" w:unhideWhenUsed="0"/>
+    <w:lsdException w:name="Medium Grid 1 Accent 4" w:semiHidden="0" w:uiPriority="67" w:unhideWhenUsed="0"/>
+    <w:lsdException w:name="Medium Grid 2 Accent 4" w:semiHidden="0" w:uiPriority="68" w:unhideWhenUsed="0"/>
+    <w:lsdException w:name="Medium Grid 3 Accent 4" w:semiHidden="0" w:uiPriority="69" w:unhideWhenUsed="0"/>
+    <w:lsdException w:name="Dark List Accent 4" w:semiHidden="0" w:uiPriority="70" w:unhideWhenUsed="0"/>
+    <w:lsdException w:name="Colorful Shading Accent 4" w:semiHidden="0" w:uiPriority="71" w:unhideWhenUsed="0"/>
+    <w:lsdException w:name="Colorful List Accent 4" w:semiHidden="0" w:uiPriority="72" w:unhideWhenUsed="0"/>
+    <w:lsdException w:name="Colorful Grid Accent 4" w:semiHidden="0" w:uiPriority="73" w:unhideWhenUsed="0"/>
+    <w:lsdException w:name="Light Shading Accent 5" w:semiHidden="0" w:uiPriority="60" w:unhideWhenUsed="0"/>
+    <w:lsdException w:name="Light List Accent 5" w:semiHidden="0" w:uiPriority="61" w:unhideWhenUsed="0"/>
+    <w:lsdException w:name="Light Grid Accent 5" w:semiHidden="0" w:uiPriority="62" w:unhideWhenUsed="0"/>
+    <w:lsdException w:name="Medium Shading 1 Accent 5" w:semiHidden="0" w:uiPriority="63" w:unhideWhenUsed="0"/>
+    <w:lsdException w:name="Medium Shading 2 Accent 5" w:semiHidden="0" w:uiPriority="64" w:unhideWhenUsed="0"/>
+    <w:lsdException w:name="Medium List 1 Accent 5" w:semiHidden="0" w:uiPriority="65" w:unhideWhenUsed="0"/>
+    <w:lsdException w:name="Medium List 2 Accent 5" w:semiHidden="0" w:uiPriority="66" w:unhideWhenUsed="0"/>
+    <w:lsdException w:name="Medium Grid 1 Accent 5" w:semiHidden="0" w:uiPriority="67" w:unhideWhenUsed="0"/>
+    <w:lsdException w:name="Medium Grid 2 Accent 5" w:semiHidden="0" w:uiPriority="68" w:unhideWhenUsed="0"/>
+    <w:lsdException w:name="Medium Grid 3 Accent 5" w:semiHidden="0" w:uiPriority="69" w:unhideWhenUsed="0"/>
+    <w:lsdException w:name="Dark List Accent 5" w:semiHidden="0" w:uiPriority="70" w:unhideWhenUsed="0"/>
+    <w:lsdException w:name="Colorful Shading Accent 5" w:semiHidden="0" w:uiPriority="71" w:unhideWhenUsed="0"/>
+    <w:lsdException w:name="Colorful List Accent 5" w:semiHidden="0" w:uiPriority="72" w:unhideWhenUsed="0"/>
+    <w:lsdException w:name="Colorful Grid Accent 5" w:semiHidden="0" w:uiPriority="73" w:unhideWhenUsed="0"/>
+    <w:lsdException w:name="Light Shading Accent 6" w:semiHidden="0" w:uiPriority="60" w:unhideWhenUsed="0"/>
+    <w:lsdException w:name="Light List Accent 6" w:semiHidden="0" w:uiPriority="61" w:unhideWhenUsed="0"/>
+    <w:lsdException w:name="Light Grid Accent 6" w:semiHidden="0" w:uiPriority="62" w:unhideWhenUsed="0"/>
+    <w:lsdException w:name="Medium Shading 1 Accent 6" w:semiHidden="0" w:uiPriority="63" w:unhideWhenUsed="0"/>
+    <w:lsdException w:name="Medium Shading 2 Accent 6" w:semiHidden="0" w:uiPriority="64" w:unhideWhenUsed="0"/>
+    <w:lsdException w:name="Medium List 1 Accent 6" w:semiHidden="0" w:uiPriority="65" w:unhideWhenUsed="0"/>
+    <w:lsdException w:name="Medium List 2 Accent 6" w:semiHidden="0" w:uiPriority="66" w:unhideWhenUsed="0"/>
+    <w:lsdException w:name="Medium Grid 1 Accent 6" w:semiHidden="0" w:uiPriority="67" w:unhideWhenUsed="0"/>
+    <w:lsdException w:name="Medium Grid 2 Accent 6" w:semiHidden="0" w:uiPriority="68" w:unhideWhenUsed="0"/>
+    <w:lsdException w:name="Medium Grid 3 Accent 6" w:semiHidden="0" w:uiPriority="69" w:unhideWhenUsed="0"/>
+    <w:lsdException w:name="Dark List Accent 6" w:semiHidden="0" w:uiPriority="70" w:unhideWhenUsed="0"/>
+    <w:lsdException w:name="Colorful Shading Accent 6" w:semiHidden="0" w:uiPriority="71" w:unhideWhenUsed="0"/>
+    <w:lsdException w:name="Colorful List Accent 6" w:semiHidden="0" w:uiPriority="72" w:unhideWhenUsed="0"/>
+    <w:lsdException w:name="Colorful Grid Accent 6" w:semiHidden="0" w:uiPriority="73" w:unhideWhenUsed="0"/>
   </w:latentStyles>
-  <w:style w:type="paragraph" w:default="1" w:styleId="1">
+  <w:style w:type="paragraph" w:default="1" w:styleId="Normal">
     <w:name w:val="Normal"/>
     <w:qFormat/>
-    <w:uiPriority w:val="0"/>
     <w:pPr>
       <w:kinsoku w:val="0"/>
       <w:autoSpaceDE w:val="0"/>
@@ -7963,7 +7845,7 @@
       <w:textAlignment w:val="baseline"/>
     </w:pPr>
     <w:rPr>
-      <w:rFonts w:ascii="Arial" w:hAnsi="Arial" w:eastAsia="宋体" w:cs="Arial"/>
+      <w:rFonts w:ascii="Arial" w:eastAsia="宋体" w:hAnsi="Arial" w:cs="Arial"/>
       <w:snapToGrid w:val="0"/>
       <w:color w:val="000000"/>
       <w:kern w:val="0"/>
@@ -7972,12 +7854,11 @@
       <w:lang w:val="en-US" w:eastAsia="en-US" w:bidi="ar-SA"/>
     </w:rPr>
   </w:style>
-  <w:style w:type="paragraph" w:styleId="2">
+  <w:style w:type="paragraph" w:styleId="Heading1">
     <w:name w:val="heading 1"/>
-    <w:basedOn w:val="1"/>
-    <w:next w:val="1"/>
+    <w:basedOn w:val="Normal"/>
+    <w:next w:val="Normal"/>
     <w:qFormat/>
-    <w:uiPriority w:val="0"/>
     <w:pPr>
       <w:keepNext/>
       <w:keepLines/>
@@ -7995,13 +7876,12 @@
       <w:sz w:val="44"/>
     </w:rPr>
   </w:style>
-  <w:style w:type="paragraph" w:styleId="3">
+  <w:style w:type="paragraph" w:styleId="Heading2">
     <w:name w:val="heading 2"/>
-    <w:basedOn w:val="1"/>
-    <w:next w:val="1"/>
+    <w:basedOn w:val="Normal"/>
+    <w:next w:val="Normal"/>
     <w:unhideWhenUsed/>
     <w:qFormat/>
-    <w:uiPriority w:val="0"/>
     <w:pPr>
       <w:keepNext/>
       <w:keepLines/>
@@ -8014,19 +7894,18 @@
       <w:outlineLvl w:val="1"/>
     </w:pPr>
     <w:rPr>
-      <w:rFonts w:ascii="Arial" w:hAnsi="Arial" w:eastAsia="黑体"/>
+      <w:rFonts w:ascii="Arial" w:eastAsia="黑体" w:hAnsi="Arial"/>
       <w:b/>
       <w:sz w:val="32"/>
     </w:rPr>
   </w:style>
-  <w:style w:type="paragraph" w:styleId="4">
+  <w:style w:type="paragraph" w:styleId="Heading3">
     <w:name w:val="heading 3"/>
-    <w:basedOn w:val="1"/>
-    <w:next w:val="1"/>
+    <w:basedOn w:val="Normal"/>
+    <w:next w:val="Normal"/>
     <w:semiHidden/>
     <w:unhideWhenUsed/>
     <w:qFormat/>
-    <w:uiPriority w:val="0"/>
     <w:pPr>
       <w:keepNext/>
       <w:keepLines/>
@@ -8043,13 +7922,12 @@
       <w:sz w:val="32"/>
     </w:rPr>
   </w:style>
-  <w:style w:type="paragraph" w:styleId="5">
+  <w:style w:type="paragraph" w:styleId="Heading4">
     <w:name w:val="heading 4"/>
-    <w:basedOn w:val="1"/>
-    <w:next w:val="1"/>
+    <w:basedOn w:val="Normal"/>
+    <w:next w:val="Normal"/>
     <w:unhideWhenUsed/>
     <w:qFormat/>
-    <w:uiPriority w:val="0"/>
     <w:pPr>
       <w:keepNext/>
       <w:keepLines/>
@@ -8062,19 +7940,18 @@
       <w:outlineLvl w:val="3"/>
     </w:pPr>
     <w:rPr>
-      <w:rFonts w:ascii="Arial" w:hAnsi="Arial" w:eastAsia="黑体"/>
+      <w:rFonts w:ascii="Arial" w:eastAsia="黑体" w:hAnsi="Arial"/>
       <w:b/>
       <w:sz w:val="28"/>
     </w:rPr>
   </w:style>
-  <w:style w:type="paragraph" w:styleId="6">
+  <w:style w:type="paragraph" w:styleId="Heading5">
     <w:name w:val="heading 5"/>
-    <w:basedOn w:val="1"/>
-    <w:next w:val="1"/>
+    <w:basedOn w:val="Normal"/>
+    <w:next w:val="Normal"/>
     <w:semiHidden/>
     <w:unhideWhenUsed/>
     <w:qFormat/>
-    <w:uiPriority w:val="0"/>
     <w:pPr>
       <w:keepNext/>
       <w:keepLines/>
@@ -8091,14 +7968,13 @@
       <w:sz w:val="28"/>
     </w:rPr>
   </w:style>
-  <w:style w:type="paragraph" w:styleId="7">
+  <w:style w:type="paragraph" w:styleId="Heading6">
     <w:name w:val="heading 6"/>
-    <w:basedOn w:val="1"/>
-    <w:next w:val="1"/>
+    <w:basedOn w:val="Normal"/>
+    <w:next w:val="Normal"/>
     <w:semiHidden/>
     <w:unhideWhenUsed/>
     <w:qFormat/>
-    <w:uiPriority w:val="0"/>
     <w:pPr>
       <w:keepNext/>
       <w:keepLines/>
@@ -8111,19 +7987,18 @@
       <w:outlineLvl w:val="5"/>
     </w:pPr>
     <w:rPr>
-      <w:rFonts w:ascii="Arial" w:hAnsi="Arial" w:eastAsia="黑体"/>
+      <w:rFonts w:ascii="Arial" w:eastAsia="黑体" w:hAnsi="Arial"/>
       <w:b/>
       <w:sz w:val="24"/>
     </w:rPr>
   </w:style>
-  <w:style w:type="paragraph" w:styleId="8">
+  <w:style w:type="paragraph" w:styleId="Heading7">
     <w:name w:val="heading 7"/>
-    <w:basedOn w:val="1"/>
-    <w:next w:val="1"/>
+    <w:basedOn w:val="Normal"/>
+    <w:next w:val="Normal"/>
     <w:semiHidden/>
     <w:unhideWhenUsed/>
     <w:qFormat/>
-    <w:uiPriority w:val="0"/>
     <w:pPr>
       <w:keepNext/>
       <w:keepLines/>
@@ -8140,14 +8015,13 @@
       <w:sz w:val="24"/>
     </w:rPr>
   </w:style>
-  <w:style w:type="paragraph" w:styleId="9">
+  <w:style w:type="paragraph" w:styleId="Heading8">
     <w:name w:val="heading 8"/>
-    <w:basedOn w:val="1"/>
-    <w:next w:val="1"/>
+    <w:basedOn w:val="Normal"/>
+    <w:next w:val="Normal"/>
     <w:semiHidden/>
     <w:unhideWhenUsed/>
     <w:qFormat/>
-    <w:uiPriority w:val="0"/>
     <w:pPr>
       <w:keepNext/>
       <w:keepLines/>
@@ -8160,18 +8034,17 @@
       <w:outlineLvl w:val="7"/>
     </w:pPr>
     <w:rPr>
-      <w:rFonts w:ascii="Arial" w:hAnsi="Arial" w:eastAsia="黑体"/>
+      <w:rFonts w:ascii="Arial" w:eastAsia="黑体" w:hAnsi="Arial"/>
       <w:sz w:val="24"/>
     </w:rPr>
   </w:style>
-  <w:style w:type="paragraph" w:styleId="10">
+  <w:style w:type="paragraph" w:styleId="Heading9">
     <w:name w:val="heading 9"/>
-    <w:basedOn w:val="1"/>
-    <w:next w:val="1"/>
+    <w:basedOn w:val="Normal"/>
+    <w:next w:val="Normal"/>
     <w:semiHidden/>
     <w:unhideWhenUsed/>
     <w:qFormat/>
-    <w:uiPriority w:val="0"/>
     <w:pPr>
       <w:keepNext/>
       <w:keepLines/>
@@ -8184,21 +8057,19 @@
       <w:outlineLvl w:val="8"/>
     </w:pPr>
     <w:rPr>
-      <w:rFonts w:ascii="Arial" w:hAnsi="Arial" w:eastAsia="黑体"/>
+      <w:rFonts w:ascii="Arial" w:eastAsia="黑体" w:hAnsi="Arial"/>
       <w:sz w:val="21"/>
     </w:rPr>
   </w:style>
-  <w:style w:type="character" w:default="1" w:styleId="22">
+  <w:style w:type="character" w:default="1" w:styleId="DefaultParagraphFont">
     <w:name w:val="Default Paragraph Font"/>
     <w:semiHidden/>
     <w:qFormat/>
-    <w:uiPriority w:val="0"/>
   </w:style>
-  <w:style w:type="table" w:default="1" w:styleId="20">
+  <w:style w:type="table" w:default="1" w:styleId="TableNormal">
     <w:name w:val="Normal Table"/>
     <w:semiHidden/>
     <w:qFormat/>
-    <w:uiPriority w:val="0"/>
     <w:tblPr>
       <w:tblCellMar>
         <w:top w:w="0" w:type="dxa"/>
@@ -8208,43 +8079,39 @@
       </w:tblCellMar>
     </w:tblPr>
   </w:style>
-  <w:style w:type="paragraph" w:styleId="11">
+  <w:style w:type="paragraph" w:styleId="CommentText">
     <w:name w:val="annotation text"/>
-    <w:basedOn w:val="1"/>
+    <w:basedOn w:val="Normal"/>
     <w:qFormat/>
-    <w:uiPriority w:val="0"/>
     <w:pPr>
       <w:jc w:val="left"/>
     </w:pPr>
   </w:style>
-  <w:style w:type="paragraph" w:styleId="12">
+  <w:style w:type="paragraph" w:styleId="BodyText">
     <w:name w:val="Body Text"/>
-    <w:basedOn w:val="1"/>
+    <w:basedOn w:val="Normal"/>
     <w:semiHidden/>
     <w:qFormat/>
-    <w:uiPriority w:val="0"/>
     <w:rPr>
-      <w:rFonts w:ascii="Arial" w:hAnsi="Arial" w:eastAsia="Arial" w:cs="Arial"/>
+      <w:rFonts w:ascii="Arial" w:eastAsia="Arial" w:hAnsi="Arial" w:cs="Arial"/>
       <w:sz w:val="21"/>
       <w:szCs w:val="21"/>
       <w:lang w:val="en-US" w:eastAsia="en-US" w:bidi="ar-SA"/>
     </w:rPr>
   </w:style>
-  <w:style w:type="paragraph" w:styleId="13">
+  <w:style w:type="paragraph" w:styleId="TOC3">
     <w:name w:val="toc 3"/>
-    <w:basedOn w:val="1"/>
-    <w:next w:val="1"/>
+    <w:basedOn w:val="Normal"/>
+    <w:next w:val="Normal"/>
     <w:qFormat/>
-    <w:uiPriority w:val="0"/>
     <w:pPr>
       <w:ind w:left="840" w:leftChars="400"/>
     </w:pPr>
   </w:style>
-  <w:style w:type="paragraph" w:styleId="14">
+  <w:style w:type="paragraph" w:styleId="Footer">
     <w:name w:val="footer"/>
-    <w:basedOn w:val="1"/>
+    <w:basedOn w:val="Normal"/>
     <w:qFormat/>
-    <w:uiPriority w:val="0"/>
     <w:pPr>
       <w:tabs>
         <w:tab w:val="center" w:pos="4153"/>
@@ -8257,17 +8124,16 @@
       <w:sz w:val="18"/>
     </w:rPr>
   </w:style>
-  <w:style w:type="paragraph" w:styleId="15">
+  <w:style w:type="paragraph" w:styleId="Header">
     <w:name w:val="header"/>
-    <w:basedOn w:val="1"/>
+    <w:basedOn w:val="Normal"/>
     <w:qFormat/>
-    <w:uiPriority w:val="0"/>
     <w:pPr>
       <w:pBdr>
-        <w:top w:val="none" w:color="auto" w:sz="0" w:space="0"/>
-        <w:left w:val="none" w:color="auto" w:sz="0" w:space="0"/>
-        <w:bottom w:val="none" w:color="auto" w:sz="0" w:space="0"/>
-        <w:right w:val="none" w:color="auto" w:sz="0" w:space="0"/>
+        <w:top w:val="nil"/>
+        <w:left w:val="nil"/>
+        <w:bottom w:val="nil"/>
+        <w:right w:val="nil"/>
       </w:pBdr>
       <w:tabs>
         <w:tab w:val="center" w:pos="4153"/>
@@ -8282,41 +8148,37 @@
       <w:sz w:val="18"/>
     </w:rPr>
   </w:style>
-  <w:style w:type="paragraph" w:styleId="16">
+  <w:style w:type="paragraph" w:styleId="TOC1">
     <w:name w:val="toc 1"/>
-    <w:basedOn w:val="1"/>
-    <w:next w:val="1"/>
+    <w:basedOn w:val="Normal"/>
+    <w:next w:val="Normal"/>
     <w:qFormat/>
-    <w:uiPriority w:val="0"/>
     <w:rPr>
-      <w:rFonts w:ascii="Arial" w:hAnsi="Arial" w:eastAsia="Microsoft JhengHei"/>
+      <w:rFonts w:ascii="Arial" w:eastAsia="Microsoft JhengHei" w:hAnsi="Arial"/>
       <w:sz w:val="24"/>
     </w:rPr>
   </w:style>
-  <w:style w:type="paragraph" w:styleId="17">
+  <w:style w:type="paragraph" w:styleId="TOC2">
     <w:name w:val="toc 2"/>
-    <w:basedOn w:val="1"/>
-    <w:next w:val="1"/>
+    <w:basedOn w:val="Normal"/>
+    <w:next w:val="Normal"/>
     <w:qFormat/>
-    <w:uiPriority w:val="0"/>
     <w:pPr>
       <w:ind w:left="420" w:leftChars="200"/>
     </w:pPr>
   </w:style>
-  <w:style w:type="paragraph" w:styleId="18">
+  <w:style w:type="paragraph" w:styleId="NormalWeb">
     <w:name w:val="Normal (Web)"/>
-    <w:basedOn w:val="1"/>
+    <w:basedOn w:val="Normal"/>
     <w:qFormat/>
-    <w:uiPriority w:val="0"/>
     <w:rPr>
       <w:sz w:val="24"/>
     </w:rPr>
   </w:style>
-  <w:style w:type="paragraph" w:styleId="19">
+  <w:style w:type="paragraph" w:styleId="Title">
     <w:name w:val="Title"/>
-    <w:basedOn w:val="1"/>
+    <w:basedOn w:val="Normal"/>
     <w:qFormat/>
-    <w:uiPriority w:val="0"/>
     <w:pPr>
       <w:spacing w:before="240" w:beforeLines="0" w:beforeAutospacing="0" w:after="60" w:afterLines="0" w:afterAutospacing="0"/>
       <w:jc w:val="center"/>
@@ -8328,73 +8190,68 @@
       <w:sz w:val="32"/>
     </w:rPr>
   </w:style>
-  <w:style w:type="table" w:styleId="21">
+  <w:style w:type="table" w:styleId="TableGrid">
     <w:name w:val="Table Grid"/>
-    <w:basedOn w:val="20"/>
+    <w:basedOn w:val="TableNormal"/>
     <w:qFormat/>
-    <w:uiPriority w:val="0"/>
     <w:pPr>
       <w:widowControl w:val="0"/>
       <w:jc w:val="both"/>
     </w:pPr>
     <w:tblPr>
       <w:tblBorders>
-        <w:top w:val="single" w:color="auto" w:sz="4" w:space="0"/>
-        <w:left w:val="single" w:color="auto" w:sz="4" w:space="0"/>
-        <w:bottom w:val="single" w:color="auto" w:sz="4" w:space="0"/>
-        <w:right w:val="single" w:color="auto" w:sz="4" w:space="0"/>
-        <w:insideH w:val="single" w:color="auto" w:sz="4" w:space="0"/>
-        <w:insideV w:val="single" w:color="auto" w:sz="4" w:space="0"/>
+        <w:top w:val="single" w:sz="4" w:space="0" w:color="auto"/>
+        <w:left w:val="single" w:sz="4" w:space="0" w:color="auto"/>
+        <w:bottom w:val="single" w:sz="4" w:space="0" w:color="auto"/>
+        <w:right w:val="single" w:sz="4" w:space="0" w:color="auto"/>
+        <w:insideH w:val="single" w:sz="4" w:space="0" w:color="auto"/>
+        <w:insideV w:val="single" w:sz="4" w:space="0" w:color="auto"/>
       </w:tblBorders>
     </w:tblPr>
   </w:style>
-  <w:style w:type="character" w:styleId="23">
+  <w:style w:type="character" w:styleId="Strong">
     <w:name w:val="Strong"/>
-    <w:basedOn w:val="22"/>
+    <w:basedOn w:val="DefaultParagraphFont"/>
     <w:qFormat/>
-    <w:uiPriority w:val="0"/>
     <w:rPr>
       <w:b/>
     </w:rPr>
   </w:style>
-  <w:style w:type="paragraph" w:customStyle="1" w:styleId="24">
+  <w:style w:type="paragraph" w:customStyle="1" w:styleId="a">
     <w:name w:val="柴_公司名"/>
-    <w:basedOn w:val="19"/>
+    <w:basedOn w:val="Title"/>
     <w:qFormat/>
-    <w:uiPriority w:val="0"/>
     <w:pPr>
       <w:spacing w:after="600" w:afterLines="600"/>
     </w:pPr>
     <w:rPr>
-      <w:rFonts w:hint="eastAsia" w:ascii="宋体" w:hAnsi="宋体" w:eastAsia="宋体" w:cs="宋体"/>
+      <w:rFonts w:ascii="宋体" w:eastAsia="宋体" w:hAnsi="宋体" w:cs="宋体" w:hint="eastAsia"/>
       <w:bCs/>
       <w:spacing w:val="-6"/>
       <w:sz w:val="52"/>
       <w:szCs w:val="52"/>
     </w:rPr>
   </w:style>
-  <w:style w:type="paragraph" w:customStyle="1" w:styleId="25">
+  <w:style w:type="paragraph" w:customStyle="1" w:styleId="a0">
     <w:name w:val="柴_文档名"/>
-    <w:basedOn w:val="19"/>
+    <w:basedOn w:val="Title"/>
     <w:qFormat/>
-    <w:uiPriority w:val="0"/>
     <w:pPr>
       <w:spacing w:after="900" w:afterLines="900"/>
     </w:pPr>
     <w:rPr>
-      <w:rFonts w:ascii="黑体" w:hAnsi="黑体" w:eastAsia="黑体" w:cs="黑体"/>
+      <w:rFonts w:ascii="黑体" w:eastAsia="黑体" w:hAnsi="黑体" w:cs="黑体"/>
       <w:bCs/>
       <w:spacing w:val="-7"/>
       <w:sz w:val="52"/>
       <w:szCs w:val="52"/>
     </w:rPr>
   </w:style>
-  <w:style w:type="table" w:customStyle="1" w:styleId="26">
+  <w:style w:type="table" w:customStyle="1" w:styleId="TableNormal0">
     <w:name w:val="Table Normal_0"/>
     <w:semiHidden/>
     <w:unhideWhenUsed/>
     <w:qFormat/>
-    <w:uiPriority w:val="0"/>
     <w:tblPr>
       <w:tblCellMar>
         <w:top w:w="0" w:type="dxa"/>
@@ -8404,87 +8261,81 @@
       </w:tblCellMar>
     </w:tblPr>
   </w:style>
-  <w:style w:type="paragraph" w:customStyle="1" w:styleId="27">
+  <w:style w:type="paragraph" w:customStyle="1" w:styleId="TableText">
     <w:name w:val="Table Text"/>
-    <w:basedOn w:val="1"/>
+    <w:basedOn w:val="Normal"/>
     <w:semiHidden/>
     <w:qFormat/>
-    <w:uiPriority w:val="0"/>
     <w:rPr>
-      <w:rFonts w:ascii="宋体" w:hAnsi="宋体" w:eastAsia="宋体" w:cs="宋体"/>
+      <w:rFonts w:ascii="宋体" w:eastAsia="宋体" w:hAnsi="宋体" w:cs="宋体"/>
       <w:sz w:val="21"/>
       <w:szCs w:val="21"/>
       <w:lang w:val="en-US" w:eastAsia="en-US" w:bidi="ar-SA"/>
     </w:rPr>
   </w:style>
-  <w:style w:type="paragraph" w:customStyle="1" w:styleId="28">
+  <w:style w:type="paragraph" w:customStyle="1" w:styleId="1">
     <w:name w:val="柴_标题1"/>
-    <w:basedOn w:val="2"/>
-    <w:next w:val="29"/>
-    <w:link w:val="38"/>
+    <w:basedOn w:val="Heading1"/>
+    <w:next w:val="a1"/>
+    <w:link w:val="1Char"/>
     <w:qFormat/>
-    <w:uiPriority w:val="0"/>
     <w:pPr>
       <w:spacing w:before="100" w:after="90" w:line="360" w:lineRule="auto"/>
     </w:pPr>
     <w:rPr>
-      <w:rFonts w:ascii="Arial" w:hAnsi="Arial" w:eastAsia="宋体"/>
+      <w:rFonts w:ascii="Arial" w:eastAsia="宋体" w:hAnsi="Arial"/>
       <w:sz w:val="32"/>
     </w:rPr>
   </w:style>
-  <w:style w:type="paragraph" w:customStyle="1" w:styleId="29">
+  <w:style w:type="paragraph" w:customStyle="1" w:styleId="a1">
     <w:name w:val="柴_正文"/>
-    <w:basedOn w:val="12"/>
-    <w:link w:val="42"/>
+    <w:basedOn w:val="BodyText"/>
+    <w:link w:val="Char"/>
     <w:qFormat/>
-    <w:uiPriority w:val="0"/>
     <w:pPr>
       <w:spacing w:line="360" w:lineRule="auto"/>
       <w:ind w:firstLine="470" w:firstLineChars="200"/>
     </w:pPr>
     <w:rPr>
-      <w:rFonts w:ascii="Arial" w:hAnsi="Arial" w:eastAsia="宋体"/>
+      <w:rFonts w:ascii="Arial" w:eastAsia="宋体" w:hAnsi="Arial"/>
       <w:sz w:val="24"/>
       <w:lang w:eastAsia="zh-CN"/>
     </w:rPr>
   </w:style>
-  <w:style w:type="paragraph" w:customStyle="1" w:styleId="30">
+  <w:style w:type="paragraph" w:customStyle="1" w:styleId="2">
     <w:name w:val="柴_标题2"/>
-    <w:basedOn w:val="3"/>
-    <w:next w:val="29"/>
+    <w:basedOn w:val="Heading2"/>
+    <w:next w:val="a1"/>
     <w:qFormat/>
-    <w:uiPriority w:val="0"/>
     <w:pPr>
       <w:spacing w:line="360" w:lineRule="auto"/>
     </w:pPr>
     <w:rPr>
-      <w:rFonts w:ascii="Arial" w:hAnsi="Arial" w:eastAsia="宋体"/>
+      <w:rFonts w:ascii="Arial" w:eastAsia="宋体" w:hAnsi="Arial"/>
       <w:sz w:val="28"/>
     </w:rPr>
   </w:style>
-  <w:style w:type="paragraph" w:customStyle="1" w:styleId="31">
+  <w:style w:type="paragraph" w:customStyle="1" w:styleId="3">
     <w:name w:val="柴_标题3"/>
-    <w:basedOn w:val="4"/>
-    <w:next w:val="29"/>
+    <w:basedOn w:val="Heading3"/>
+    <w:next w:val="a1"/>
     <w:qFormat/>
-    <w:uiPriority w:val="0"/>
     <w:pPr>
       <w:spacing w:line="360" w:lineRule="auto"/>
       <w:ind w:left="0" w:firstLine="472" w:firstLineChars="200"/>
     </w:pPr>
     <w:rPr>
-      <w:rFonts w:ascii="宋体" w:hAnsi="宋体" w:eastAsia="宋体" w:cs="宋体"/>
+      <w:rFonts w:ascii="宋体" w:eastAsia="宋体" w:hAnsi="宋体" w:cs="宋体"/>
       <w:spacing w:val="-2"/>
       <w:sz w:val="24"/>
       <w:szCs w:val="24"/>
     </w:rPr>
   </w:style>
-  <w:style w:type="paragraph" w:customStyle="1" w:styleId="32">
+  <w:style w:type="paragraph" w:customStyle="1" w:styleId="a2">
     <w:name w:val="柴_目录"/>
-    <w:basedOn w:val="1"/>
-    <w:next w:val="12"/>
+    <w:basedOn w:val="Normal"/>
+    <w:next w:val="BodyText"/>
     <w:qFormat/>
-    <w:uiPriority w:val="0"/>
     <w:pPr>
       <w:tabs>
         <w:tab w:val="right" w:leader="dot" w:pos="8442"/>
@@ -8492,64 +8343,59 @@
       <w:ind w:left="0" w:leftChars="0"/>
     </w:pPr>
     <w:rPr>
-      <w:rFonts w:ascii="Arial" w:hAnsi="Arial" w:eastAsia="Microsoft JhengHei"/>
+      <w:rFonts w:ascii="Arial" w:eastAsia="Microsoft JhengHei" w:hAnsi="Arial"/>
       <w:sz w:val="24"/>
     </w:rPr>
   </w:style>
-  <w:style w:type="paragraph" w:customStyle="1" w:styleId="33">
+  <w:style w:type="paragraph" w:customStyle="1" w:styleId="WPSOffice1">
     <w:name w:val="WPSOffice手动目录 1"/>
     <w:qFormat/>
-    <w:uiPriority w:val="0"/>
     <w:pPr>
       <w:ind w:leftChars="0"/>
     </w:pPr>
     <w:rPr>
-      <w:rFonts w:ascii="Times New Roman" w:hAnsi="Times New Roman" w:eastAsia="宋体" w:cs="Times New Roman"/>
+      <w:rFonts w:ascii="Times New Roman" w:eastAsia="宋体" w:hAnsi="Times New Roman" w:cs="Times New Roman"/>
       <w:sz w:val="20"/>
       <w:szCs w:val="20"/>
     </w:rPr>
   </w:style>
-  <w:style w:type="paragraph" w:customStyle="1" w:styleId="34">
+  <w:style w:type="paragraph" w:customStyle="1" w:styleId="WPSOffice2">
     <w:name w:val="WPSOffice手动目录 2"/>
     <w:qFormat/>
-    <w:uiPriority w:val="0"/>
     <w:pPr>
       <w:ind w:leftChars="200"/>
     </w:pPr>
     <w:rPr>
-      <w:rFonts w:ascii="Times New Roman" w:hAnsi="Times New Roman" w:eastAsia="宋体" w:cs="Times New Roman"/>
+      <w:rFonts w:ascii="Times New Roman" w:eastAsia="宋体" w:hAnsi="Times New Roman" w:cs="Times New Roman"/>
       <w:sz w:val="20"/>
       <w:szCs w:val="20"/>
     </w:rPr>
   </w:style>
-  <w:style w:type="paragraph" w:customStyle="1" w:styleId="35">
+  <w:style w:type="paragraph" w:customStyle="1" w:styleId="WPSOffice3">
     <w:name w:val="WPSOffice手动目录 3"/>
     <w:qFormat/>
-    <w:uiPriority w:val="0"/>
     <w:pPr>
       <w:ind w:leftChars="400"/>
     </w:pPr>
     <w:rPr>
-      <w:rFonts w:ascii="Times New Roman" w:hAnsi="Times New Roman" w:eastAsia="宋体" w:cs="Times New Roman"/>
+      <w:rFonts w:ascii="Times New Roman" w:eastAsia="宋体" w:hAnsi="Times New Roman" w:cs="Times New Roman"/>
       <w:sz w:val="20"/>
       <w:szCs w:val="20"/>
     </w:rPr>
   </w:style>
-  <w:style w:type="paragraph" w:customStyle="1" w:styleId="36">
+  <w:style w:type="paragraph" w:customStyle="1" w:styleId="Compact">
     <w:name w:val="Compact"/>
-    <w:basedOn w:val="12"/>
+    <w:basedOn w:val="BodyText"/>
     <w:qFormat/>
-    <w:uiPriority w:val="0"/>
     <w:pPr>
       <w:spacing w:before="36" w:after="36"/>
     </w:pPr>
   </w:style>
-  <w:style w:type="table" w:customStyle="1" w:styleId="37">
+  <w:style w:type="table" w:customStyle="1" w:styleId="Table">
     <w:name w:val="Table"/>
     <w:semiHidden/>
     <w:unhideWhenUsed/>
     <w:qFormat/>
-    <w:uiPriority w:val="0"/>
     <w:tblPr>
       <w:tblCellMar>
         <w:top w:w="0" w:type="dxa"/>
@@ -8561,28 +8407,26 @@
     <w:tblStylePr w:type="firstRow">
       <w:tcPr>
         <w:tcBorders>
-          <w:bottom w:val="single" w:color="auto" w:sz="0" w:space="0"/>
+          <w:bottom w:val="single" w:sz="0" w:space="0" w:color="auto"/>
         </w:tcBorders>
         <w:vAlign w:val="bottom"/>
       </w:tcPr>
     </w:tblStylePr>
   </w:style>
-  <w:style w:type="character" w:customStyle="1" w:styleId="38">
+  <w:style w:type="character" w:customStyle="1" w:styleId="1Char">
     <w:name w:val="柴_标题1 Char"/>
-    <w:link w:val="28"/>
+    <w:link w:val="1"/>
     <w:qFormat/>
-    <w:uiPriority w:val="0"/>
     <w:rPr>
-      <w:rFonts w:ascii="Arial" w:hAnsi="Arial" w:eastAsia="宋体"/>
+      <w:rFonts w:ascii="Arial" w:eastAsia="宋体" w:hAnsi="Arial"/>
       <w:sz w:val="32"/>
     </w:rPr>
   </w:style>
-  <w:style w:type="table" w:customStyle="1" w:styleId="39">
+  <w:style w:type="table" w:customStyle="1" w:styleId="TableNormal1">
     <w:name w:val="Table Normal_1"/>
     <w:semiHidden/>
     <w:unhideWhenUsed/>
     <w:qFormat/>
-    <w:uiPriority w:val="0"/>
     <w:tblPr>
       <w:tblCellMar>
         <w:top w:w="0" w:type="dxa"/>
@@ -8592,11 +8436,10 @@
       </w:tblCellMar>
     </w:tblPr>
   </w:style>
-  <w:style w:type="paragraph" w:customStyle="1" w:styleId="40">
+  <w:style w:type="paragraph" w:customStyle="1" w:styleId="a3">
     <w:name w:val="柴_正文_无缩进"/>
-    <w:basedOn w:val="1"/>
+    <w:basedOn w:val="Normal"/>
     <w:qFormat/>
-    <w:uiPriority w:val="0"/>
     <w:pPr>
       <w:ind w:firstLine="0" w:firstLineChars="0"/>
     </w:pPr>
@@ -8606,31 +8449,29 @@
       <w:lang w:eastAsia="zh-CN"/>
     </w:rPr>
   </w:style>
-  <w:style w:type="paragraph" w:customStyle="1" w:styleId="41">
+  <w:style w:type="paragraph" w:customStyle="1" w:styleId="4">
     <w:name w:val="柴_标题4"/>
-    <w:basedOn w:val="5"/>
-    <w:next w:val="1"/>
+    <w:basedOn w:val="Heading4"/>
+    <w:next w:val="Normal"/>
     <w:qFormat/>
-    <w:uiPriority w:val="0"/>
     <w:pPr>
       <w:widowControl w:val="0"/>
       <w:spacing w:before="160" w:line="360" w:lineRule="auto"/>
-      <w:ind w:left="981" w:leftChars="300" w:hanging="862"/>
+      <w:ind w:left="981" w:hanging="862" w:leftChars="300"/>
     </w:pPr>
     <w:rPr>
-      <w:rFonts w:hint="eastAsia" w:ascii="Calibri" w:hAnsi="Calibri" w:eastAsia="宋体" w:cs="宋体"/>
+      <w:rFonts w:ascii="Calibri" w:eastAsia="宋体" w:hAnsi="Calibri" w:cs="宋体" w:hint="eastAsia"/>
       <w:sz w:val="24"/>
       <w:szCs w:val="24"/>
       <w:lang w:eastAsia="zh-CN" w:bidi="zh-CN"/>
     </w:rPr>
   </w:style>
-  <w:style w:type="character" w:customStyle="1" w:styleId="42">
+  <w:style w:type="character" w:customStyle="1" w:styleId="Char">
     <w:name w:val="柴_正文 Char"/>
-    <w:link w:val="29"/>
+    <w:link w:val="a1"/>
     <w:qFormat/>
-    <w:uiPriority w:val="0"/>
     <w:rPr>
-      <w:rFonts w:ascii="Arial" w:hAnsi="Arial" w:eastAsia="宋体"/>
+      <w:rFonts w:ascii="Arial" w:eastAsia="宋体" w:hAnsi="Arial"/>
       <w:sz w:val="24"/>
       <w:lang w:eastAsia="zh-CN"/>
     </w:rPr>

--- a/6-过程管理/流程制度规范类文件/JXTX-06-06-变更管理制度.docx
+++ b/6-过程管理/流程制度规范类文件/JXTX-06-06-变更管理制度.docx
@@ -1,11 +1,10 @@
 
 <file path=word/document.xml><?xml version="1.0" encoding="utf-8"?>
-<w:document xmlns:wpc="http://schemas.microsoft.com/office/word/2010/wordprocessingCanvas" xmlns:mc="http://schemas.openxmlformats.org/markup-compatibility/2006" xmlns:o="urn:schemas-microsoft-com:office:office" xmlns:r="http://schemas.openxmlformats.org/officeDocument/2006/relationships" xmlns:m="http://schemas.openxmlformats.org/officeDocument/2006/math" xmlns:v="urn:schemas-microsoft-com:vml" xmlns:wp14="http://schemas.microsoft.com/office/word/2010/wordprocessingDrawing" xmlns:wp="http://schemas.openxmlformats.org/drawingml/2006/wordprocessingDrawing" xmlns:w10="urn:schemas-microsoft-com:office:word" xmlns:w="http://schemas.openxmlformats.org/wordprocessingml/2006/main" xmlns:w14="http://schemas.microsoft.com/office/word/2010/wordml" xmlns:w15="http://schemas.microsoft.com/office/word/2012/wordml" xmlns:wne="http://schemas.microsoft.com/office/word/2006/wordml" xmlns:wpg="http://schemas.microsoft.com/office/word/2010/wordprocessingGroup" xmlns:wpi="http://schemas.microsoft.com/office/word/2010/wordprocessingInk" xmlns:wps="http://schemas.microsoft.com/office/word/2010/wordprocessingShape" mc:Ignorable="w14 w15 wp14">
-  <!-- Generated by Aspose.Words for .NET 13.3.0.1 -->
+<w:document xmlns:wpc="http://schemas.microsoft.com/office/word/2010/wordprocessingCanvas" xmlns:mc="http://schemas.openxmlformats.org/markup-compatibility/2006" xmlns:o="urn:schemas-microsoft-com:office:office" xmlns:r="http://schemas.openxmlformats.org/officeDocument/2006/relationships" xmlns:m="http://schemas.openxmlformats.org/officeDocument/2006/math" xmlns:v="urn:schemas-microsoft-com:vml" xmlns:wp14="http://schemas.microsoft.com/office/word/2010/wordprocessingDrawing" xmlns:wp="http://schemas.openxmlformats.org/drawingml/2006/wordprocessingDrawing" xmlns:w="http://schemas.openxmlformats.org/wordprocessingml/2006/main" xmlns:w14="http://schemas.microsoft.com/office/word/2010/wordml" xmlns:w10="urn:schemas-microsoft-com:office:word" xmlns:w15="http://schemas.microsoft.com/office/word/2012/wordml" xmlns:wpg="http://schemas.microsoft.com/office/word/2010/wordprocessingGroup" xmlns:wpi="http://schemas.microsoft.com/office/word/2010/wordprocessingInk" xmlns:wne="http://schemas.microsoft.com/office/word/2006/wordml" xmlns:wps="http://schemas.microsoft.com/office/word/2010/wordprocessingShape" xmlns:wpsCustomData="http://www.wps.cn/officeDocument/2013/wpsCustomData" mc:Ignorable="w14 w15 wp14">
   <w:body>
     <w:p>
       <w:pPr>
-        <w:pStyle w:val="a"/>
+        <w:pStyle w:val="24"/>
         <w:keepNext w:val="0"/>
         <w:keepLines w:val="0"/>
         <w:pageBreakBefore w:val="0"/>
@@ -22,10 +21,10 @@
         <w:spacing w:before="3120" w:beforeLines="1000"/>
         <w:textAlignment w:val="baseline"/>
       </w:pPr>
-      <w:bookmarkStart w:id="0" w:name="_Toc2505"/>
+      <w:bookmarkStart w:id="0" w:name="_Toc18518"/>
       <w:r>
         <w:drawing>
-          <wp:anchor distT="0" distB="0" distL="114300" distR="114300" simplePos="0" relativeHeight="251660288" behindDoc="1" locked="0" layoutInCell="1" allowOverlap="1">
+          <wp:anchor distT="0" distB="0" distL="114300" distR="114300" simplePos="0" relativeHeight="251661312" behindDoc="1" locked="0" layoutInCell="1" allowOverlap="1">
             <wp:simplePos x="0" y="0"/>
             <wp:positionH relativeFrom="column">
               <wp:posOffset>-19050</wp:posOffset>
@@ -50,7 +49,7 @@
                     </pic:cNvPicPr>
                   </pic:nvPicPr>
                   <pic:blipFill>
-                    <a:blip xmlns:r="http://schemas.openxmlformats.org/officeDocument/2006/relationships" r:embed="rId4"/>
+                    <a:blip r:embed="rId7"/>
                     <a:stretch>
                       <a:fillRect/>
                     </a:stretch>
@@ -76,7 +75,7 @@
       </w:r>
       <w:r>
         <w:drawing>
-          <wp:anchor distT="0" distB="0" distL="114300" distR="114300" simplePos="0" relativeHeight="251659264" behindDoc="1" locked="0" layoutInCell="1" allowOverlap="1">
+          <wp:anchor distT="0" distB="0" distL="114300" distR="114300" simplePos="0" relativeHeight="251660288" behindDoc="1" locked="0" layoutInCell="1" allowOverlap="1">
             <wp:simplePos x="0" y="0"/>
             <wp:positionH relativeFrom="column">
               <wp:posOffset>0</wp:posOffset>
@@ -101,7 +100,7 @@
                     </pic:cNvPicPr>
                   </pic:nvPicPr>
                   <pic:blipFill>
-                    <a:blip xmlns:r="http://schemas.openxmlformats.org/officeDocument/2006/relationships" r:embed="rId5"/>
+                    <a:blip r:embed="rId8"/>
                     <a:stretch>
                       <a:fillRect/>
                     </a:stretch>
@@ -131,7 +130,7 @@
           <w:lang w:val="en-US" w:eastAsia="zh-CN"/>
         </w:rPr>
         <w:drawing>
-          <wp:anchor distT="0" distB="0" distL="114300" distR="114300" simplePos="0" relativeHeight="251658240" behindDoc="1" locked="0" layoutInCell="1" allowOverlap="1">
+          <wp:anchor distT="0" distB="0" distL="114300" distR="114300" simplePos="0" relativeHeight="251659264" behindDoc="1" locked="0" layoutInCell="1" allowOverlap="1">
             <wp:simplePos x="0" y="0"/>
             <wp:positionH relativeFrom="column">
               <wp:posOffset>635</wp:posOffset>
@@ -156,7 +155,7 @@
                     </pic:cNvPicPr>
                   </pic:nvPicPr>
                   <pic:blipFill>
-                    <a:blip xmlns:r="http://schemas.openxmlformats.org/officeDocument/2006/relationships" r:embed="rId6">
+                    <a:blip r:embed="rId9">
                       <a:alphaModFix amt="58000"/>
                       <a:lum contrast="-52000"/>
                     </a:blip>
@@ -190,7 +189,7 @@
     </w:p>
     <w:p>
       <w:pPr>
-        <w:pStyle w:val="a0"/>
+        <w:pStyle w:val="25"/>
         <w:keepNext w:val="0"/>
         <w:keepLines w:val="0"/>
         <w:pageBreakBefore w:val="0"/>
@@ -211,7 +210,7 @@
           <w:lang w:val="en-US" w:eastAsia="zh-CN"/>
         </w:rPr>
       </w:pPr>
-      <w:bookmarkStart w:id="1" w:name="_Toc27602"/>
+      <w:bookmarkStart w:id="1" w:name="_Toc29014"/>
       <w:r>
         <w:rPr>
           <w:rFonts w:hint="eastAsia"/>
@@ -237,11 +236,11 @@
         <w:adjustRightInd w:val="0"/>
         <w:snapToGrid w:val="0"/>
         <w:spacing w:after="624" w:afterLines="200" w:line="219" w:lineRule="auto"/>
-        <w:ind w:left="0" w:right="0" w:firstLine="0" w:leftChars="0" w:rightChars="0" w:firstLineChars="0"/>
+        <w:ind w:left="0" w:leftChars="0" w:right="0" w:rightChars="0" w:firstLine="0" w:firstLineChars="0"/>
         <w:jc w:val="center"/>
         <w:textAlignment w:val="baseline"/>
         <w:rPr>
-          <w:rFonts w:ascii="宋体" w:eastAsia="宋体" w:hAnsi="宋体" w:cs="宋体" w:hint="eastAsia"/>
+          <w:rFonts w:hint="eastAsia" w:ascii="宋体" w:hAnsi="宋体" w:eastAsia="宋体" w:cs="宋体"/>
           <w:sz w:val="24"/>
           <w:szCs w:val="24"/>
           <w:lang w:val="en-US" w:eastAsia="zh-CN"/>
@@ -249,7 +248,7 @@
       </w:pPr>
       <w:r>
         <w:rPr>
-          <w:rFonts w:ascii="宋体" w:eastAsia="宋体" w:hAnsi="宋体" w:cs="宋体"/>
+          <w:rFonts w:ascii="宋体" w:hAnsi="宋体" w:eastAsia="宋体" w:cs="宋体"/>
           <w:b/>
           <w:bCs/>
           <w:spacing w:val="-3"/>
@@ -260,7 +259,7 @@
       </w:r>
       <w:r>
         <w:rPr>
-          <w:rFonts w:ascii="宋体" w:eastAsia="宋体" w:hAnsi="宋体" w:cs="宋体" w:hint="eastAsia"/>
+          <w:rFonts w:hint="eastAsia" w:ascii="宋体" w:hAnsi="宋体" w:eastAsia="宋体" w:cs="宋体"/>
           <w:b/>
           <w:bCs/>
           <w:spacing w:val="-3"/>
@@ -272,7 +271,7 @@
       </w:r>
       <w:r>
         <w:rPr>
-          <w:rFonts w:ascii="宋体" w:eastAsia="宋体" w:hAnsi="宋体" w:cs="宋体"/>
+          <w:rFonts w:ascii="宋体" w:hAnsi="宋体" w:eastAsia="宋体" w:cs="宋体"/>
           <w:b/>
           <w:bCs/>
           <w:spacing w:val="-3"/>
@@ -283,7 +282,7 @@
       </w:r>
       <w:r>
         <w:rPr>
-          <w:rFonts w:ascii="宋体" w:hAnsi="宋体" w:cs="宋体" w:hint="eastAsia"/>
+          <w:rFonts w:hint="eastAsia" w:ascii="宋体" w:hAnsi="宋体" w:cs="宋体"/>
           <w:b/>
           <w:bCs/>
           <w:spacing w:val="-3"/>
@@ -295,7 +294,7 @@
       </w:r>
       <w:r>
         <w:rPr>
-          <w:rFonts w:ascii="宋体" w:eastAsia="宋体" w:hAnsi="宋体" w:cs="宋体"/>
+          <w:rFonts w:ascii="宋体" w:hAnsi="宋体" w:eastAsia="宋体" w:cs="宋体"/>
           <w:b/>
           <w:bCs/>
           <w:spacing w:val="-3"/>
@@ -306,7 +305,7 @@
       </w:r>
       <w:r>
         <w:rPr>
-          <w:rFonts w:ascii="宋体" w:hAnsi="宋体" w:cs="宋体" w:hint="eastAsia"/>
+          <w:rFonts w:hint="eastAsia" w:ascii="宋体" w:hAnsi="宋体" w:cs="宋体"/>
           <w:b/>
           <w:bCs/>
           <w:spacing w:val="-3"/>
@@ -319,17 +318,18 @@
     </w:p>
     <w:tbl>
       <w:tblPr>
-        <w:tblStyle w:val="TableGrid"/>
+        <w:tblStyle w:val="21"/>
         <w:tblW w:w="0" w:type="auto"/>
         <w:jc w:val="center"/>
         <w:tblBorders>
-          <w:top w:val="nil"/>
-          <w:left w:val="nil"/>
-          <w:bottom w:val="nil"/>
-          <w:right w:val="nil"/>
-          <w:insideH w:val="nil"/>
-          <w:insideV w:val="nil"/>
+          <w:top w:val="none" w:color="auto" w:sz="0" w:space="0"/>
+          <w:left w:val="none" w:color="auto" w:sz="0" w:space="0"/>
+          <w:bottom w:val="none" w:color="auto" w:sz="0" w:space="0"/>
+          <w:right w:val="none" w:color="auto" w:sz="0" w:space="0"/>
+          <w:insideH w:val="none" w:color="auto" w:sz="0" w:space="0"/>
+          <w:insideV w:val="none" w:color="auto" w:sz="0" w:space="0"/>
         </w:tblBorders>
+        <w:tblLayout w:type="autofit"/>
         <w:tblCellMar>
           <w:top w:w="0" w:type="dxa"/>
           <w:left w:w="108" w:type="dxa"/>
@@ -343,15 +343,13 @@
       </w:tblGrid>
       <w:tr>
         <w:tblPrEx>
-          <w:tblW w:w="0" w:type="auto"/>
-          <w:jc w:val="center"/>
           <w:tblBorders>
-            <w:top w:val="nil"/>
-            <w:left w:val="nil"/>
-            <w:bottom w:val="nil"/>
-            <w:right w:val="nil"/>
-            <w:insideH w:val="nil"/>
-            <w:insideV w:val="nil"/>
+            <w:top w:val="none" w:color="auto" w:sz="0" w:space="0"/>
+            <w:left w:val="none" w:color="auto" w:sz="0" w:space="0"/>
+            <w:bottom w:val="none" w:color="auto" w:sz="0" w:space="0"/>
+            <w:right w:val="none" w:color="auto" w:sz="0" w:space="0"/>
+            <w:insideH w:val="none" w:color="auto" w:sz="0" w:space="0"/>
+            <w:insideV w:val="none" w:color="auto" w:sz="0" w:space="0"/>
           </w:tblBorders>
           <w:tblCellMar>
             <w:top w:w="0" w:type="dxa"/>
@@ -361,7 +359,7 @@
           </w:tblCellMar>
         </w:tblPrEx>
         <w:trPr>
-          <w:trHeight w:val="810"/>
+          <w:trHeight w:val="810" w:hRule="atLeast"/>
           <w:jc w:val="center"/>
         </w:trPr>
         <w:tc>
@@ -399,7 +397,7 @@
             </w:r>
             <w:r>
               <w:rPr>
-                <w:rFonts w:asciiTheme="minorAscii" w:eastAsiaTheme="minorEastAsia" w:hAnsiTheme="minorAscii" w:hint="default"/>
+                <w:rFonts w:hint="default" w:asciiTheme="minorAscii" w:hAnsiTheme="minorAscii" w:eastAsiaTheme="minorEastAsia"/>
                 <w:spacing w:val="227"/>
                 <w:sz w:val="21"/>
                 <w:vertAlign w:val="baseline"/>
@@ -453,7 +451,7 @@
             </w:r>
             <w:r>
               <w:rPr>
-                <w:rFonts w:asciiTheme="minorAscii" w:eastAsiaTheme="minorEastAsia" w:hAnsiTheme="minorAscii" w:hint="eastAsia"/>
+                <w:rFonts w:hint="eastAsia" w:asciiTheme="minorAscii" w:hAnsiTheme="minorAscii" w:eastAsiaTheme="minorEastAsia"/>
                 <w:spacing w:val="227"/>
                 <w:sz w:val="21"/>
                 <w:vertAlign w:val="baseline"/>
@@ -475,8 +473,14 @@
       </w:tr>
       <w:tr>
         <w:tblPrEx>
-          <w:tblW w:w="0" w:type="auto"/>
-          <w:jc w:val="center"/>
+          <w:tblBorders>
+            <w:top w:val="none" w:color="auto" w:sz="0" w:space="0"/>
+            <w:left w:val="none" w:color="auto" w:sz="0" w:space="0"/>
+            <w:bottom w:val="none" w:color="auto" w:sz="0" w:space="0"/>
+            <w:right w:val="none" w:color="auto" w:sz="0" w:space="0"/>
+            <w:insideH w:val="none" w:color="auto" w:sz="0" w:space="0"/>
+            <w:insideV w:val="none" w:color="auto" w:sz="0" w:space="0"/>
+          </w:tblBorders>
           <w:tblCellMar>
             <w:top w:w="0" w:type="dxa"/>
             <w:left w:w="108" w:type="dxa"/>
@@ -485,7 +489,7 @@
           </w:tblCellMar>
         </w:tblPrEx>
         <w:trPr>
-          <w:trHeight w:val="810"/>
+          <w:trHeight w:val="810" w:hRule="atLeast"/>
           <w:jc w:val="center"/>
         </w:trPr>
         <w:tc>
@@ -509,7 +513,7 @@
               <w:snapToGrid w:val="0"/>
               <w:textAlignment w:val="baseline"/>
               <w:rPr>
-                <w:rFonts w:ascii="Arial" w:eastAsia="Arial" w:hAnsi="Arial" w:cs="Arial" w:hint="default"/>
+                <w:rFonts w:hint="default" w:ascii="Arial" w:hAnsi="Arial" w:eastAsia="Arial" w:cs="Arial"/>
                 <w:snapToGrid w:val="0"/>
                 <w:color w:val="000000"/>
                 <w:kern w:val="0"/>
@@ -541,7 +545,7 @@
             </w:r>
             <w:r>
               <w:rPr>
-                <w:rFonts w:asciiTheme="minorAscii" w:eastAsiaTheme="minorEastAsia" w:hAnsiTheme="minorAscii" w:hint="default"/>
+                <w:rFonts w:hint="default" w:asciiTheme="minorAscii" w:hAnsiTheme="minorAscii" w:eastAsiaTheme="minorEastAsia"/>
                 <w:spacing w:val="227"/>
                 <w:sz w:val="21"/>
                 <w:vertAlign w:val="baseline"/>
@@ -594,7 +598,7 @@
               <w:snapToGrid w:val="0"/>
               <w:textAlignment w:val="baseline"/>
               <w:rPr>
-                <w:rFonts w:ascii="Arial" w:eastAsia="Arial" w:hAnsi="Arial" w:cs="Arial" w:hint="default"/>
+                <w:rFonts w:hint="default" w:ascii="Arial" w:hAnsi="Arial" w:eastAsia="Arial" w:cs="Arial"/>
                 <w:snapToGrid w:val="0"/>
                 <w:color w:val="000000"/>
                 <w:kern w:val="0"/>
@@ -614,7 +618,7 @@
             </w:r>
             <w:r>
               <w:rPr>
-                <w:rFonts w:asciiTheme="minorAscii" w:eastAsiaTheme="minorEastAsia" w:hAnsiTheme="minorAscii" w:hint="eastAsia"/>
+                <w:rFonts w:hint="eastAsia" w:asciiTheme="minorAscii" w:hAnsiTheme="minorAscii" w:eastAsiaTheme="minorEastAsia"/>
                 <w:spacing w:val="227"/>
                 <w:sz w:val="21"/>
                 <w:vertAlign w:val="baseline"/>
@@ -636,8 +640,14 @@
       </w:tr>
       <w:tr>
         <w:tblPrEx>
-          <w:tblW w:w="0" w:type="auto"/>
-          <w:jc w:val="center"/>
+          <w:tblBorders>
+            <w:top w:val="none" w:color="auto" w:sz="0" w:space="0"/>
+            <w:left w:val="none" w:color="auto" w:sz="0" w:space="0"/>
+            <w:bottom w:val="none" w:color="auto" w:sz="0" w:space="0"/>
+            <w:right w:val="none" w:color="auto" w:sz="0" w:space="0"/>
+            <w:insideH w:val="none" w:color="auto" w:sz="0" w:space="0"/>
+            <w:insideV w:val="none" w:color="auto" w:sz="0" w:space="0"/>
+          </w:tblBorders>
           <w:tblCellMar>
             <w:top w:w="0" w:type="dxa"/>
             <w:left w:w="108" w:type="dxa"/>
@@ -646,7 +656,7 @@
           </w:tblCellMar>
         </w:tblPrEx>
         <w:trPr>
-          <w:trHeight w:val="635"/>
+          <w:trHeight w:val="635" w:hRule="atLeast"/>
           <w:jc w:val="center"/>
         </w:trPr>
         <w:tc>
@@ -696,7 +706,7 @@
             </w:r>
             <w:r>
               <w:rPr>
-                <w:rFonts w:asciiTheme="minorAscii" w:eastAsiaTheme="minorEastAsia" w:hAnsiTheme="minorAscii" w:hint="eastAsia"/>
+                <w:rFonts w:hint="eastAsia" w:asciiTheme="minorAscii" w:hAnsiTheme="minorAscii" w:eastAsiaTheme="minorEastAsia"/>
                 <w:spacing w:val="227"/>
                 <w:sz w:val="21"/>
                 <w:vertAlign w:val="baseline"/>
@@ -749,7 +759,7 @@
             </w:r>
             <w:r>
               <w:rPr>
-                <w:rFonts w:asciiTheme="minorAscii" w:eastAsiaTheme="minorEastAsia" w:hAnsiTheme="minorAscii" w:hint="eastAsia"/>
+                <w:rFonts w:hint="eastAsia" w:asciiTheme="minorAscii" w:hAnsiTheme="minorAscii" w:eastAsiaTheme="minorEastAsia"/>
                 <w:spacing w:val="227"/>
                 <w:sz w:val="21"/>
                 <w:vertAlign w:val="baseline"/>
@@ -808,14 +818,14 @@
         <w:ind w:left="3634"/>
         <w:textAlignment w:val="baseline"/>
         <w:rPr>
-          <w:rFonts w:ascii="宋体" w:eastAsia="宋体" w:hAnsi="宋体" w:cs="宋体"/>
+          <w:rFonts w:ascii="宋体" w:hAnsi="宋体" w:eastAsia="宋体" w:cs="宋体"/>
           <w:sz w:val="31"/>
           <w:szCs w:val="31"/>
         </w:rPr>
       </w:pPr>
       <w:r>
         <w:rPr>
-          <w:rFonts w:ascii="宋体" w:eastAsia="宋体" w:hAnsi="宋体" w:cs="宋体"/>
+          <w:rFonts w:ascii="宋体" w:hAnsi="宋体" w:eastAsia="宋体" w:cs="宋体"/>
           <w:b/>
           <w:bCs/>
           <w:spacing w:val="4"/>
@@ -827,16 +837,16 @@
     </w:p>
     <w:tbl>
       <w:tblPr>
-        <w:tblStyle w:val="TableNormal0"/>
+        <w:tblStyle w:val="26"/>
         <w:tblW w:w="8214" w:type="dxa"/>
         <w:jc w:val="center"/>
         <w:tblBorders>
-          <w:top w:val="single" w:sz="2" w:space="0" w:color="000000"/>
-          <w:left w:val="single" w:sz="2" w:space="0" w:color="000000"/>
-          <w:bottom w:val="single" w:sz="2" w:space="0" w:color="000000"/>
-          <w:right w:val="single" w:sz="2" w:space="0" w:color="000000"/>
-          <w:insideH w:val="single" w:sz="2" w:space="0" w:color="000000"/>
-          <w:insideV w:val="single" w:sz="2" w:space="0" w:color="000000"/>
+          <w:top w:val="single" w:color="000000" w:sz="2" w:space="0"/>
+          <w:left w:val="single" w:color="000000" w:sz="2" w:space="0"/>
+          <w:bottom w:val="single" w:color="000000" w:sz="2" w:space="0"/>
+          <w:right w:val="single" w:color="000000" w:sz="2" w:space="0"/>
+          <w:insideH w:val="single" w:color="000000" w:sz="2" w:space="0"/>
+          <w:insideV w:val="single" w:color="000000" w:sz="2" w:space="0"/>
         </w:tblBorders>
         <w:tblLayout w:type="fixed"/>
         <w:tblCellMar>
@@ -856,17 +866,14 @@
       </w:tblGrid>
       <w:tr>
         <w:tblPrEx>
-          <w:tblW w:w="8214" w:type="dxa"/>
-          <w:jc w:val="center"/>
           <w:tblBorders>
-            <w:top w:val="single" w:sz="2" w:space="0" w:color="000000"/>
-            <w:left w:val="single" w:sz="2" w:space="0" w:color="000000"/>
-            <w:bottom w:val="single" w:sz="2" w:space="0" w:color="000000"/>
-            <w:right w:val="single" w:sz="2" w:space="0" w:color="000000"/>
-            <w:insideH w:val="single" w:sz="2" w:space="0" w:color="000000"/>
-            <w:insideV w:val="single" w:sz="2" w:space="0" w:color="000000"/>
+            <w:top w:val="single" w:color="000000" w:sz="2" w:space="0"/>
+            <w:left w:val="single" w:color="000000" w:sz="2" w:space="0"/>
+            <w:bottom w:val="single" w:color="000000" w:sz="2" w:space="0"/>
+            <w:right w:val="single" w:color="000000" w:sz="2" w:space="0"/>
+            <w:insideH w:val="single" w:color="000000" w:sz="2" w:space="0"/>
+            <w:insideV w:val="single" w:color="000000" w:sz="2" w:space="0"/>
           </w:tblBorders>
-          <w:tblLayout w:type="fixed"/>
           <w:tblCellMar>
             <w:top w:w="0" w:type="dxa"/>
             <w:left w:w="0" w:type="dxa"/>
@@ -875,7 +882,7 @@
           </w:tblCellMar>
         </w:tblPrEx>
         <w:trPr>
-          <w:trHeight w:val="593"/>
+          <w:trHeight w:val="593" w:hRule="atLeast"/>
           <w:jc w:val="center"/>
         </w:trPr>
         <w:tc>
@@ -897,18 +904,18 @@
               <w:adjustRightInd w:val="0"/>
               <w:snapToGrid w:val="0"/>
               <w:spacing w:before="176" w:line="228" w:lineRule="auto"/>
-              <w:ind w:left="0" w:right="0" w:firstLine="0" w:leftChars="0" w:rightChars="0" w:firstLineChars="0"/>
+              <w:ind w:left="0" w:leftChars="0" w:right="0" w:rightChars="0" w:firstLine="0" w:firstLineChars="0"/>
               <w:jc w:val="center"/>
               <w:textAlignment w:val="baseline"/>
               <w:rPr>
-                <w:rFonts w:ascii="宋体" w:eastAsia="宋体" w:hAnsi="宋体" w:cs="宋体"/>
+                <w:rFonts w:ascii="宋体" w:hAnsi="宋体" w:eastAsia="宋体" w:cs="宋体"/>
                 <w:sz w:val="20"/>
                 <w:szCs w:val="20"/>
               </w:rPr>
             </w:pPr>
             <w:r>
               <w:rPr>
-                <w:rFonts w:ascii="宋体" w:hAnsi="宋体" w:cs="宋体" w:hint="eastAsia"/>
+                <w:rFonts w:hint="eastAsia" w:ascii="宋体" w:hAnsi="宋体" w:cs="宋体"/>
                 <w:spacing w:val="-14"/>
                 <w:sz w:val="20"/>
                 <w:szCs w:val="20"/>
@@ -918,7 +925,7 @@
             </w:r>
             <w:r>
               <w:rPr>
-                <w:rFonts w:ascii="宋体" w:eastAsia="宋体" w:hAnsi="宋体" w:cs="宋体"/>
+                <w:rFonts w:ascii="宋体" w:hAnsi="宋体" w:eastAsia="宋体" w:cs="宋体"/>
                 <w:spacing w:val="-14"/>
                 <w:sz w:val="20"/>
                 <w:szCs w:val="20"/>
@@ -946,18 +953,18 @@
               <w:adjustRightInd w:val="0"/>
               <w:snapToGrid w:val="0"/>
               <w:spacing w:before="175" w:line="227" w:lineRule="auto"/>
-              <w:ind w:left="0" w:right="0" w:firstLine="0" w:leftChars="0" w:rightChars="0" w:firstLineChars="0"/>
+              <w:ind w:left="0" w:leftChars="0" w:right="0" w:rightChars="0" w:firstLine="0" w:firstLineChars="0"/>
               <w:jc w:val="center"/>
               <w:textAlignment w:val="baseline"/>
               <w:rPr>
-                <w:rFonts w:ascii="宋体" w:eastAsia="宋体" w:hAnsi="宋体" w:cs="宋体"/>
+                <w:rFonts w:ascii="宋体" w:hAnsi="宋体" w:eastAsia="宋体" w:cs="宋体"/>
                 <w:sz w:val="20"/>
                 <w:szCs w:val="20"/>
               </w:rPr>
             </w:pPr>
             <w:r>
               <w:rPr>
-                <w:rFonts w:ascii="宋体" w:eastAsia="宋体" w:hAnsi="宋体" w:cs="宋体"/>
+                <w:rFonts w:ascii="宋体" w:hAnsi="宋体" w:eastAsia="宋体" w:cs="宋体"/>
                 <w:spacing w:val="4"/>
                 <w:sz w:val="20"/>
                 <w:szCs w:val="20"/>
@@ -985,18 +992,18 @@
               <w:adjustRightInd w:val="0"/>
               <w:snapToGrid w:val="0"/>
               <w:spacing w:before="175" w:line="228" w:lineRule="auto"/>
-              <w:ind w:left="0" w:right="0" w:firstLine="0" w:leftChars="0" w:rightChars="0" w:firstLineChars="0"/>
+              <w:ind w:left="0" w:leftChars="0" w:right="0" w:rightChars="0" w:firstLine="0" w:firstLineChars="0"/>
               <w:jc w:val="center"/>
               <w:textAlignment w:val="baseline"/>
               <w:rPr>
-                <w:rFonts w:ascii="宋体" w:eastAsia="宋体" w:hAnsi="宋体" w:cs="宋体"/>
+                <w:rFonts w:ascii="宋体" w:hAnsi="宋体" w:eastAsia="宋体" w:cs="宋体"/>
                 <w:sz w:val="20"/>
                 <w:szCs w:val="20"/>
               </w:rPr>
             </w:pPr>
             <w:r>
               <w:rPr>
-                <w:rFonts w:ascii="宋体" w:eastAsia="宋体" w:hAnsi="宋体" w:cs="宋体"/>
+                <w:rFonts w:ascii="宋体" w:hAnsi="宋体" w:eastAsia="宋体" w:cs="宋体"/>
                 <w:spacing w:val="7"/>
                 <w:sz w:val="20"/>
                 <w:szCs w:val="20"/>
@@ -1024,11 +1031,11 @@
               <w:adjustRightInd w:val="0"/>
               <w:snapToGrid w:val="0"/>
               <w:spacing w:before="175" w:line="228" w:lineRule="auto"/>
-              <w:ind w:left="0" w:right="0" w:firstLine="0" w:leftChars="0" w:rightChars="0" w:firstLineChars="0"/>
+              <w:ind w:left="0" w:leftChars="0" w:right="0" w:rightChars="0" w:firstLine="0" w:firstLineChars="0"/>
               <w:jc w:val="center"/>
               <w:textAlignment w:val="baseline"/>
               <w:rPr>
-                <w:rFonts w:ascii="宋体" w:eastAsia="宋体" w:hAnsi="宋体" w:cs="宋体" w:hint="eastAsia"/>
+                <w:rFonts w:hint="eastAsia" w:ascii="宋体" w:hAnsi="宋体" w:eastAsia="宋体" w:cs="宋体"/>
                 <w:spacing w:val="7"/>
                 <w:sz w:val="20"/>
                 <w:szCs w:val="20"/>
@@ -1037,7 +1044,7 @@
             </w:pPr>
             <w:r>
               <w:rPr>
-                <w:rFonts w:ascii="宋体" w:hAnsi="宋体" w:cs="宋体" w:hint="eastAsia"/>
+                <w:rFonts w:hint="eastAsia" w:ascii="宋体" w:hAnsi="宋体" w:cs="宋体"/>
                 <w:spacing w:val="7"/>
                 <w:sz w:val="20"/>
                 <w:szCs w:val="20"/>
@@ -1066,11 +1073,11 @@
               <w:adjustRightInd w:val="0"/>
               <w:snapToGrid w:val="0"/>
               <w:spacing w:before="175" w:line="228" w:lineRule="auto"/>
-              <w:ind w:left="0" w:right="0" w:firstLine="0" w:leftChars="0" w:rightChars="0" w:firstLineChars="0"/>
+              <w:ind w:left="0" w:leftChars="0" w:right="0" w:rightChars="0" w:firstLine="0" w:firstLineChars="0"/>
               <w:jc w:val="center"/>
               <w:textAlignment w:val="baseline"/>
               <w:rPr>
-                <w:rFonts w:ascii="宋体" w:hAnsi="宋体" w:cs="宋体" w:hint="default"/>
+                <w:rFonts w:hint="default" w:ascii="宋体" w:hAnsi="宋体" w:cs="宋体"/>
                 <w:spacing w:val="7"/>
                 <w:sz w:val="20"/>
                 <w:szCs w:val="20"/>
@@ -1079,7 +1086,7 @@
             </w:pPr>
             <w:r>
               <w:rPr>
-                <w:rFonts w:ascii="宋体" w:hAnsi="宋体" w:cs="宋体" w:hint="eastAsia"/>
+                <w:rFonts w:hint="eastAsia" w:ascii="宋体" w:hAnsi="宋体" w:cs="宋体"/>
                 <w:spacing w:val="7"/>
                 <w:sz w:val="20"/>
                 <w:szCs w:val="20"/>
@@ -1108,18 +1115,18 @@
               <w:adjustRightInd w:val="0"/>
               <w:snapToGrid w:val="0"/>
               <w:spacing w:before="176" w:line="229" w:lineRule="auto"/>
-              <w:ind w:left="0" w:right="0" w:firstLine="0" w:leftChars="0" w:rightChars="0" w:firstLineChars="0"/>
+              <w:ind w:left="0" w:leftChars="0" w:right="0" w:rightChars="0" w:firstLine="0" w:firstLineChars="0"/>
               <w:jc w:val="center"/>
               <w:textAlignment w:val="baseline"/>
               <w:rPr>
-                <w:rFonts w:ascii="宋体" w:eastAsia="宋体" w:hAnsi="宋体" w:cs="宋体"/>
+                <w:rFonts w:ascii="宋体" w:hAnsi="宋体" w:eastAsia="宋体" w:cs="宋体"/>
                 <w:sz w:val="20"/>
                 <w:szCs w:val="20"/>
               </w:rPr>
             </w:pPr>
             <w:r>
               <w:rPr>
-                <w:rFonts w:ascii="宋体" w:eastAsia="宋体" w:hAnsi="宋体" w:cs="宋体"/>
+                <w:rFonts w:ascii="宋体" w:hAnsi="宋体" w:eastAsia="宋体" w:cs="宋体"/>
                 <w:spacing w:val="7"/>
                 <w:sz w:val="20"/>
                 <w:szCs w:val="20"/>
@@ -1131,9 +1138,14 @@
       </w:tr>
       <w:tr>
         <w:tblPrEx>
-          <w:tblW w:w="8214" w:type="dxa"/>
-          <w:jc w:val="center"/>
-          <w:tblLayout w:type="fixed"/>
+          <w:tblBorders>
+            <w:top w:val="single" w:color="000000" w:sz="2" w:space="0"/>
+            <w:left w:val="single" w:color="000000" w:sz="2" w:space="0"/>
+            <w:bottom w:val="single" w:color="000000" w:sz="2" w:space="0"/>
+            <w:right w:val="single" w:color="000000" w:sz="2" w:space="0"/>
+            <w:insideH w:val="single" w:color="000000" w:sz="2" w:space="0"/>
+            <w:insideV w:val="single" w:color="000000" w:sz="2" w:space="0"/>
+          </w:tblBorders>
           <w:tblCellMar>
             <w:top w:w="0" w:type="dxa"/>
             <w:left w:w="0" w:type="dxa"/>
@@ -1142,7 +1154,7 @@
           </w:tblCellMar>
         </w:tblPrEx>
         <w:trPr>
-          <w:trHeight w:val="516"/>
+          <w:trHeight w:val="516" w:hRule="atLeast"/>
           <w:jc w:val="center"/>
         </w:trPr>
         <w:tc>
@@ -1164,11 +1176,11 @@
               <w:adjustRightInd w:val="0"/>
               <w:snapToGrid w:val="0"/>
               <w:spacing w:before="173" w:line="267" w:lineRule="exact"/>
-              <w:ind w:left="0" w:right="0" w:firstLine="0" w:leftChars="0" w:rightChars="0" w:firstLineChars="0"/>
+              <w:ind w:left="0" w:leftChars="0" w:right="0" w:rightChars="0" w:firstLine="0" w:firstLineChars="0"/>
               <w:jc w:val="center"/>
               <w:textAlignment w:val="baseline"/>
               <w:rPr>
-                <w:rFonts w:ascii="宋体" w:eastAsia="宋体" w:hAnsi="宋体" w:cs="宋体" w:hint="default"/>
+                <w:rFonts w:hint="default" w:ascii="宋体" w:hAnsi="宋体" w:eastAsia="宋体" w:cs="宋体"/>
                 <w:sz w:val="20"/>
                 <w:szCs w:val="20"/>
                 <w:lang w:val="en-US"/>
@@ -1176,7 +1188,7 @@
             </w:pPr>
             <w:r>
               <w:rPr>
-                <w:rFonts w:ascii="宋体" w:eastAsia="宋体" w:hAnsi="宋体" w:cs="宋体"/>
+                <w:rFonts w:ascii="宋体" w:hAnsi="宋体" w:eastAsia="宋体" w:cs="宋体"/>
                 <w:spacing w:val="3"/>
                 <w:position w:val="1"/>
                 <w:sz w:val="20"/>
@@ -1186,7 +1198,7 @@
             </w:r>
             <w:r>
               <w:rPr>
-                <w:rFonts w:ascii="宋体" w:hAnsi="宋体" w:cs="宋体" w:hint="eastAsia"/>
+                <w:rFonts w:hint="eastAsia" w:ascii="宋体" w:hAnsi="宋体" w:cs="宋体"/>
                 <w:spacing w:val="3"/>
                 <w:position w:val="1"/>
                 <w:sz w:val="20"/>
@@ -1197,7 +1209,7 @@
             </w:r>
             <w:r>
               <w:rPr>
-                <w:rFonts w:ascii="宋体" w:eastAsia="宋体" w:hAnsi="宋体" w:cs="宋体"/>
+                <w:rFonts w:ascii="宋体" w:hAnsi="宋体" w:eastAsia="宋体" w:cs="宋体"/>
                 <w:spacing w:val="3"/>
                 <w:position w:val="1"/>
                 <w:sz w:val="20"/>
@@ -1207,7 +1219,7 @@
             </w:r>
             <w:r>
               <w:rPr>
-                <w:rFonts w:ascii="宋体" w:hAnsi="宋体" w:cs="宋体" w:hint="eastAsia"/>
+                <w:rFonts w:hint="eastAsia" w:ascii="宋体" w:hAnsi="宋体" w:cs="宋体"/>
                 <w:spacing w:val="3"/>
                 <w:position w:val="1"/>
                 <w:sz w:val="20"/>
@@ -1237,18 +1249,18 @@
               <w:adjustRightInd w:val="0"/>
               <w:snapToGrid w:val="0"/>
               <w:spacing w:before="173" w:line="267" w:lineRule="exact"/>
-              <w:ind w:left="0" w:right="0" w:firstLine="0" w:leftChars="0" w:rightChars="0" w:firstLineChars="0"/>
+              <w:ind w:left="0" w:leftChars="0" w:right="0" w:rightChars="0" w:firstLine="0" w:firstLineChars="0"/>
               <w:jc w:val="center"/>
               <w:textAlignment w:val="baseline"/>
               <w:rPr>
-                <w:rFonts w:ascii="宋体" w:eastAsia="宋体" w:hAnsi="宋体" w:cs="宋体"/>
+                <w:rFonts w:ascii="宋体" w:hAnsi="宋体" w:eastAsia="宋体" w:cs="宋体"/>
                 <w:sz w:val="20"/>
                 <w:szCs w:val="20"/>
               </w:rPr>
             </w:pPr>
             <w:r>
               <w:rPr>
-                <w:rFonts w:ascii="宋体" w:eastAsia="宋体" w:hAnsi="宋体" w:cs="宋体"/>
+                <w:rFonts w:ascii="宋体" w:hAnsi="宋体" w:eastAsia="宋体" w:cs="宋体"/>
                 <w:spacing w:val="4"/>
                 <w:position w:val="1"/>
                 <w:sz w:val="20"/>
@@ -1277,18 +1289,18 @@
               <w:adjustRightInd w:val="0"/>
               <w:snapToGrid w:val="0"/>
               <w:spacing w:before="172" w:line="228" w:lineRule="auto"/>
-              <w:ind w:left="0" w:right="0" w:firstLine="0" w:leftChars="0" w:rightChars="0" w:firstLineChars="0"/>
+              <w:ind w:left="0" w:leftChars="0" w:right="0" w:rightChars="0" w:firstLine="0" w:firstLineChars="0"/>
               <w:jc w:val="center"/>
               <w:textAlignment w:val="baseline"/>
               <w:rPr>
-                <w:rFonts w:ascii="宋体" w:eastAsia="宋体" w:hAnsi="宋体" w:cs="宋体"/>
+                <w:rFonts w:ascii="宋体" w:hAnsi="宋体" w:eastAsia="宋体" w:cs="宋体"/>
                 <w:sz w:val="20"/>
                 <w:szCs w:val="20"/>
               </w:rPr>
             </w:pPr>
             <w:r>
               <w:rPr>
-                <w:rFonts w:ascii="宋体" w:eastAsia="宋体" w:hAnsi="宋体" w:cs="宋体"/>
+                <w:rFonts w:ascii="宋体" w:hAnsi="宋体" w:eastAsia="宋体" w:cs="宋体"/>
                 <w:spacing w:val="200"/>
                 <w:kern w:val="0"/>
                 <w:sz w:val="20"/>
@@ -1298,7 +1310,7 @@
             </w:r>
             <w:r>
               <w:rPr>
-                <w:rFonts w:ascii="宋体" w:eastAsia="宋体" w:hAnsi="宋体" w:cs="宋体"/>
+                <w:rFonts w:ascii="宋体" w:hAnsi="宋体" w:eastAsia="宋体" w:cs="宋体"/>
                 <w:spacing w:val="0"/>
                 <w:kern w:val="0"/>
                 <w:sz w:val="20"/>
@@ -1327,11 +1339,11 @@
               <w:adjustRightInd w:val="0"/>
               <w:snapToGrid w:val="0"/>
               <w:spacing w:before="173" w:line="229" w:lineRule="auto"/>
-              <w:ind w:left="0" w:right="0" w:firstLine="0" w:leftChars="0" w:rightChars="0" w:firstLineChars="0"/>
+              <w:ind w:left="0" w:leftChars="0" w:right="0" w:rightChars="0" w:firstLine="0" w:firstLineChars="0"/>
               <w:jc w:val="center"/>
               <w:textAlignment w:val="baseline"/>
               <w:rPr>
-                <w:rFonts w:ascii="宋体" w:eastAsia="宋体" w:hAnsi="宋体" w:cs="宋体"/>
+                <w:rFonts w:ascii="宋体" w:hAnsi="宋体" w:eastAsia="宋体" w:cs="宋体"/>
                 <w:spacing w:val="200"/>
                 <w:kern w:val="0"/>
                 <w:sz w:val="20"/>
@@ -1340,7 +1352,7 @@
             </w:pPr>
             <w:r>
               <w:rPr>
-                <w:rFonts w:asciiTheme="minorAscii" w:eastAsiaTheme="minorEastAsia" w:hAnsiTheme="minorAscii" w:hint="eastAsia"/>
+                <w:rFonts w:hint="eastAsia" w:asciiTheme="minorAscii" w:hAnsiTheme="minorAscii" w:eastAsiaTheme="minorEastAsia"/>
                 <w:spacing w:val="0"/>
                 <w:kern w:val="0"/>
                 <w:sz w:val="21"/>
@@ -1370,11 +1382,11 @@
               <w:adjustRightInd w:val="0"/>
               <w:snapToGrid w:val="0"/>
               <w:spacing w:before="172" w:line="228" w:lineRule="auto"/>
-              <w:ind w:left="0" w:right="0" w:firstLine="0" w:leftChars="0" w:rightChars="0" w:firstLineChars="0"/>
+              <w:ind w:left="0" w:leftChars="0" w:right="0" w:rightChars="0" w:firstLine="0" w:firstLineChars="0"/>
               <w:jc w:val="center"/>
               <w:textAlignment w:val="baseline"/>
               <w:rPr>
-                <w:rFonts w:ascii="宋体" w:eastAsia="宋体" w:hAnsi="宋体" w:cs="宋体"/>
+                <w:rFonts w:ascii="宋体" w:hAnsi="宋体" w:eastAsia="宋体" w:cs="宋体"/>
                 <w:spacing w:val="200"/>
                 <w:kern w:val="0"/>
                 <w:sz w:val="20"/>
@@ -1383,7 +1395,7 @@
             </w:pPr>
             <w:r>
               <w:rPr>
-                <w:rFonts w:ascii="宋体" w:eastAsia="宋体" w:hAnsi="宋体" w:cs="宋体" w:hint="eastAsia"/>
+                <w:rFonts w:hint="eastAsia" w:ascii="宋体" w:hAnsi="宋体" w:eastAsia="宋体" w:cs="宋体"/>
                 <w:spacing w:val="200"/>
                 <w:kern w:val="0"/>
                 <w:sz w:val="20"/>
@@ -1393,7 +1405,7 @@
             </w:r>
             <w:r>
               <w:rPr>
-                <w:rFonts w:asciiTheme="minorAscii" w:eastAsiaTheme="minorEastAsia" w:hAnsiTheme="minorAscii" w:hint="eastAsia"/>
+                <w:rFonts w:hint="eastAsia" w:asciiTheme="minorAscii" w:hAnsiTheme="minorAscii" w:eastAsiaTheme="minorEastAsia"/>
                 <w:spacing w:val="0"/>
                 <w:kern w:val="0"/>
                 <w:sz w:val="21"/>
@@ -1423,18 +1435,18 @@
               <w:adjustRightInd w:val="0"/>
               <w:snapToGrid w:val="0"/>
               <w:spacing w:before="173" w:line="229" w:lineRule="auto"/>
-              <w:ind w:left="0" w:right="0" w:firstLine="0" w:leftChars="0" w:rightChars="0" w:firstLineChars="0"/>
+              <w:ind w:left="0" w:leftChars="0" w:right="0" w:rightChars="0" w:firstLine="0" w:firstLineChars="0"/>
               <w:jc w:val="center"/>
               <w:textAlignment w:val="baseline"/>
               <w:rPr>
-                <w:rFonts w:ascii="宋体" w:eastAsia="宋体" w:hAnsi="宋体" w:cs="宋体"/>
+                <w:rFonts w:ascii="宋体" w:hAnsi="宋体" w:eastAsia="宋体" w:cs="宋体"/>
                 <w:sz w:val="20"/>
                 <w:szCs w:val="20"/>
               </w:rPr>
             </w:pPr>
             <w:r>
               <w:rPr>
-                <w:rFonts w:asciiTheme="minorAscii" w:eastAsiaTheme="minorEastAsia" w:hAnsiTheme="minorAscii" w:hint="eastAsia"/>
+                <w:rFonts w:hint="eastAsia" w:asciiTheme="minorAscii" w:hAnsiTheme="minorAscii" w:eastAsiaTheme="minorEastAsia"/>
                 <w:spacing w:val="0"/>
                 <w:kern w:val="0"/>
                 <w:sz w:val="21"/>
@@ -1448,9 +1460,14 @@
       </w:tr>
       <w:tr>
         <w:tblPrEx>
-          <w:tblW w:w="8214" w:type="dxa"/>
-          <w:jc w:val="center"/>
-          <w:tblLayout w:type="fixed"/>
+          <w:tblBorders>
+            <w:top w:val="single" w:color="000000" w:sz="2" w:space="0"/>
+            <w:left w:val="single" w:color="000000" w:sz="2" w:space="0"/>
+            <w:bottom w:val="single" w:color="000000" w:sz="2" w:space="0"/>
+            <w:right w:val="single" w:color="000000" w:sz="2" w:space="0"/>
+            <w:insideH w:val="single" w:color="000000" w:sz="2" w:space="0"/>
+            <w:insideV w:val="single" w:color="000000" w:sz="2" w:space="0"/>
+          </w:tblBorders>
           <w:tblCellMar>
             <w:top w:w="0" w:type="dxa"/>
             <w:left w:w="0" w:type="dxa"/>
@@ -1459,7 +1476,7 @@
           </w:tblCellMar>
         </w:tblPrEx>
         <w:trPr>
-          <w:trHeight w:val="556"/>
+          <w:trHeight w:val="556" w:hRule="atLeast"/>
           <w:jc w:val="center"/>
         </w:trPr>
         <w:tc>
@@ -1468,7 +1485,7 @@
           </w:tcPr>
           <w:p>
             <w:pPr>
-              <w:pStyle w:val="TableText"/>
+              <w:pStyle w:val="27"/>
               <w:keepNext w:val="0"/>
               <w:keepLines w:val="0"/>
               <w:pageBreakBefore w:val="0"/>
@@ -1481,7 +1498,7 @@
               <w:bidi w:val="0"/>
               <w:adjustRightInd w:val="0"/>
               <w:snapToGrid w:val="0"/>
-              <w:ind w:left="0" w:right="0" w:firstLine="0" w:leftChars="0" w:rightChars="0" w:firstLineChars="0"/>
+              <w:ind w:left="0" w:leftChars="0" w:right="0" w:rightChars="0" w:firstLine="0" w:firstLineChars="0"/>
               <w:jc w:val="center"/>
               <w:textAlignment w:val="baseline"/>
             </w:pPr>
@@ -1493,7 +1510,7 @@
           </w:tcPr>
           <w:p>
             <w:pPr>
-              <w:pStyle w:val="TableText"/>
+              <w:pStyle w:val="27"/>
               <w:keepNext w:val="0"/>
               <w:keepLines w:val="0"/>
               <w:pageBreakBefore w:val="0"/>
@@ -1506,7 +1523,7 @@
               <w:bidi w:val="0"/>
               <w:adjustRightInd w:val="0"/>
               <w:snapToGrid w:val="0"/>
-              <w:ind w:left="0" w:right="0" w:firstLine="0" w:leftChars="0" w:rightChars="0" w:firstLineChars="0"/>
+              <w:ind w:left="0" w:leftChars="0" w:right="0" w:rightChars="0" w:firstLine="0" w:firstLineChars="0"/>
               <w:jc w:val="center"/>
               <w:textAlignment w:val="baseline"/>
             </w:pPr>
@@ -1518,7 +1535,7 @@
           </w:tcPr>
           <w:p>
             <w:pPr>
-              <w:pStyle w:val="TableText"/>
+              <w:pStyle w:val="27"/>
               <w:keepNext w:val="0"/>
               <w:keepLines w:val="0"/>
               <w:pageBreakBefore w:val="0"/>
@@ -1531,7 +1548,7 @@
               <w:bidi w:val="0"/>
               <w:adjustRightInd w:val="0"/>
               <w:snapToGrid w:val="0"/>
-              <w:ind w:left="0" w:right="0" w:firstLine="0" w:leftChars="0" w:rightChars="0" w:firstLineChars="0"/>
+              <w:ind w:left="0" w:leftChars="0" w:right="0" w:rightChars="0" w:firstLine="0" w:firstLineChars="0"/>
               <w:jc w:val="center"/>
               <w:textAlignment w:val="baseline"/>
             </w:pPr>
@@ -1543,7 +1560,7 @@
           </w:tcPr>
           <w:p>
             <w:pPr>
-              <w:pStyle w:val="TableText"/>
+              <w:pStyle w:val="27"/>
               <w:keepNext w:val="0"/>
               <w:keepLines w:val="0"/>
               <w:pageBreakBefore w:val="0"/>
@@ -1556,7 +1573,7 @@
               <w:bidi w:val="0"/>
               <w:adjustRightInd w:val="0"/>
               <w:snapToGrid w:val="0"/>
-              <w:ind w:left="0" w:right="0" w:firstLine="0" w:leftChars="0" w:rightChars="0" w:firstLineChars="0"/>
+              <w:ind w:left="0" w:leftChars="0" w:right="0" w:rightChars="0" w:firstLine="0" w:firstLineChars="0"/>
               <w:jc w:val="center"/>
               <w:textAlignment w:val="baseline"/>
             </w:pPr>
@@ -1568,7 +1585,7 @@
           </w:tcPr>
           <w:p>
             <w:pPr>
-              <w:pStyle w:val="TableText"/>
+              <w:pStyle w:val="27"/>
               <w:keepNext w:val="0"/>
               <w:keepLines w:val="0"/>
               <w:pageBreakBefore w:val="0"/>
@@ -1581,7 +1598,7 @@
               <w:bidi w:val="0"/>
               <w:adjustRightInd w:val="0"/>
               <w:snapToGrid w:val="0"/>
-              <w:ind w:left="0" w:right="0" w:firstLine="0" w:leftChars="0" w:rightChars="0" w:firstLineChars="0"/>
+              <w:ind w:left="0" w:leftChars="0" w:right="0" w:rightChars="0" w:firstLine="0" w:firstLineChars="0"/>
               <w:jc w:val="center"/>
               <w:textAlignment w:val="baseline"/>
             </w:pPr>
@@ -1593,7 +1610,7 @@
           </w:tcPr>
           <w:p>
             <w:pPr>
-              <w:pStyle w:val="TableText"/>
+              <w:pStyle w:val="27"/>
               <w:keepNext w:val="0"/>
               <w:keepLines w:val="0"/>
               <w:pageBreakBefore w:val="0"/>
@@ -1606,7 +1623,7 @@
               <w:bidi w:val="0"/>
               <w:adjustRightInd w:val="0"/>
               <w:snapToGrid w:val="0"/>
-              <w:ind w:left="0" w:right="0" w:firstLine="0" w:leftChars="0" w:rightChars="0" w:firstLineChars="0"/>
+              <w:ind w:left="0" w:leftChars="0" w:right="0" w:rightChars="0" w:firstLine="0" w:firstLineChars="0"/>
               <w:jc w:val="center"/>
               <w:textAlignment w:val="baseline"/>
             </w:pPr>
@@ -1615,9 +1632,14 @@
       </w:tr>
       <w:tr>
         <w:tblPrEx>
-          <w:tblW w:w="8214" w:type="dxa"/>
-          <w:jc w:val="center"/>
-          <w:tblLayout w:type="fixed"/>
+          <w:tblBorders>
+            <w:top w:val="single" w:color="000000" w:sz="2" w:space="0"/>
+            <w:left w:val="single" w:color="000000" w:sz="2" w:space="0"/>
+            <w:bottom w:val="single" w:color="000000" w:sz="2" w:space="0"/>
+            <w:right w:val="single" w:color="000000" w:sz="2" w:space="0"/>
+            <w:insideH w:val="single" w:color="000000" w:sz="2" w:space="0"/>
+            <w:insideV w:val="single" w:color="000000" w:sz="2" w:space="0"/>
+          </w:tblBorders>
           <w:tblCellMar>
             <w:top w:w="0" w:type="dxa"/>
             <w:left w:w="0" w:type="dxa"/>
@@ -1626,7 +1648,7 @@
           </w:tblCellMar>
         </w:tblPrEx>
         <w:trPr>
-          <w:trHeight w:val="556"/>
+          <w:trHeight w:val="556" w:hRule="atLeast"/>
           <w:jc w:val="center"/>
         </w:trPr>
         <w:tc>
@@ -1635,7 +1657,7 @@
           </w:tcPr>
           <w:p>
             <w:pPr>
-              <w:pStyle w:val="TableText"/>
+              <w:pStyle w:val="27"/>
               <w:keepNext w:val="0"/>
               <w:keepLines w:val="0"/>
               <w:pageBreakBefore w:val="0"/>
@@ -1648,7 +1670,7 @@
               <w:bidi w:val="0"/>
               <w:adjustRightInd w:val="0"/>
               <w:snapToGrid w:val="0"/>
-              <w:ind w:left="0" w:right="0" w:firstLine="0" w:leftChars="0" w:rightChars="0" w:firstLineChars="0"/>
+              <w:ind w:left="0" w:leftChars="0" w:right="0" w:rightChars="0" w:firstLine="0" w:firstLineChars="0"/>
               <w:jc w:val="center"/>
               <w:textAlignment w:val="baseline"/>
             </w:pPr>
@@ -1660,7 +1682,7 @@
           </w:tcPr>
           <w:p>
             <w:pPr>
-              <w:pStyle w:val="TableText"/>
+              <w:pStyle w:val="27"/>
               <w:keepNext w:val="0"/>
               <w:keepLines w:val="0"/>
               <w:pageBreakBefore w:val="0"/>
@@ -1673,7 +1695,7 @@
               <w:bidi w:val="0"/>
               <w:adjustRightInd w:val="0"/>
               <w:snapToGrid w:val="0"/>
-              <w:ind w:left="0" w:right="0" w:firstLine="0" w:leftChars="0" w:rightChars="0" w:firstLineChars="0"/>
+              <w:ind w:left="0" w:leftChars="0" w:right="0" w:rightChars="0" w:firstLine="0" w:firstLineChars="0"/>
               <w:jc w:val="center"/>
               <w:textAlignment w:val="baseline"/>
             </w:pPr>
@@ -1685,7 +1707,7 @@
           </w:tcPr>
           <w:p>
             <w:pPr>
-              <w:pStyle w:val="TableText"/>
+              <w:pStyle w:val="27"/>
               <w:keepNext w:val="0"/>
               <w:keepLines w:val="0"/>
               <w:pageBreakBefore w:val="0"/>
@@ -1698,7 +1720,7 @@
               <w:bidi w:val="0"/>
               <w:adjustRightInd w:val="0"/>
               <w:snapToGrid w:val="0"/>
-              <w:ind w:left="0" w:right="0" w:firstLine="0" w:leftChars="0" w:rightChars="0" w:firstLineChars="0"/>
+              <w:ind w:left="0" w:leftChars="0" w:right="0" w:rightChars="0" w:firstLine="0" w:firstLineChars="0"/>
               <w:jc w:val="center"/>
               <w:textAlignment w:val="baseline"/>
             </w:pPr>
@@ -1710,7 +1732,7 @@
           </w:tcPr>
           <w:p>
             <w:pPr>
-              <w:pStyle w:val="TableText"/>
+              <w:pStyle w:val="27"/>
               <w:keepNext w:val="0"/>
               <w:keepLines w:val="0"/>
               <w:pageBreakBefore w:val="0"/>
@@ -1723,7 +1745,7 @@
               <w:bidi w:val="0"/>
               <w:adjustRightInd w:val="0"/>
               <w:snapToGrid w:val="0"/>
-              <w:ind w:left="0" w:right="0" w:firstLine="0" w:leftChars="0" w:rightChars="0" w:firstLineChars="0"/>
+              <w:ind w:left="0" w:leftChars="0" w:right="0" w:rightChars="0" w:firstLine="0" w:firstLineChars="0"/>
               <w:jc w:val="center"/>
               <w:textAlignment w:val="baseline"/>
             </w:pPr>
@@ -1735,7 +1757,7 @@
           </w:tcPr>
           <w:p>
             <w:pPr>
-              <w:pStyle w:val="TableText"/>
+              <w:pStyle w:val="27"/>
               <w:keepNext w:val="0"/>
               <w:keepLines w:val="0"/>
               <w:pageBreakBefore w:val="0"/>
@@ -1748,7 +1770,7 @@
               <w:bidi w:val="0"/>
               <w:adjustRightInd w:val="0"/>
               <w:snapToGrid w:val="0"/>
-              <w:ind w:left="0" w:right="0" w:firstLine="0" w:leftChars="0" w:rightChars="0" w:firstLineChars="0"/>
+              <w:ind w:left="0" w:leftChars="0" w:right="0" w:rightChars="0" w:firstLine="0" w:firstLineChars="0"/>
               <w:jc w:val="center"/>
               <w:textAlignment w:val="baseline"/>
             </w:pPr>
@@ -1760,7 +1782,7 @@
           </w:tcPr>
           <w:p>
             <w:pPr>
-              <w:pStyle w:val="TableText"/>
+              <w:pStyle w:val="27"/>
               <w:keepNext w:val="0"/>
               <w:keepLines w:val="0"/>
               <w:pageBreakBefore w:val="0"/>
@@ -1773,7 +1795,7 @@
               <w:bidi w:val="0"/>
               <w:adjustRightInd w:val="0"/>
               <w:snapToGrid w:val="0"/>
-              <w:ind w:left="0" w:right="0" w:firstLine="0" w:leftChars="0" w:rightChars="0" w:firstLineChars="0"/>
+              <w:ind w:left="0" w:leftChars="0" w:right="0" w:rightChars="0" w:firstLine="0" w:firstLineChars="0"/>
               <w:jc w:val="center"/>
               <w:textAlignment w:val="baseline"/>
             </w:pPr>
@@ -1782,9 +1804,14 @@
       </w:tr>
       <w:tr>
         <w:tblPrEx>
-          <w:tblW w:w="8214" w:type="dxa"/>
-          <w:jc w:val="center"/>
-          <w:tblLayout w:type="fixed"/>
+          <w:tblBorders>
+            <w:top w:val="single" w:color="000000" w:sz="2" w:space="0"/>
+            <w:left w:val="single" w:color="000000" w:sz="2" w:space="0"/>
+            <w:bottom w:val="single" w:color="000000" w:sz="2" w:space="0"/>
+            <w:right w:val="single" w:color="000000" w:sz="2" w:space="0"/>
+            <w:insideH w:val="single" w:color="000000" w:sz="2" w:space="0"/>
+            <w:insideV w:val="single" w:color="000000" w:sz="2" w:space="0"/>
+          </w:tblBorders>
           <w:tblCellMar>
             <w:top w:w="0" w:type="dxa"/>
             <w:left w:w="0" w:type="dxa"/>
@@ -1793,7 +1820,7 @@
           </w:tblCellMar>
         </w:tblPrEx>
         <w:trPr>
-          <w:trHeight w:val="557"/>
+          <w:trHeight w:val="557" w:hRule="atLeast"/>
           <w:jc w:val="center"/>
         </w:trPr>
         <w:tc>
@@ -1802,7 +1829,7 @@
           </w:tcPr>
           <w:p>
             <w:pPr>
-              <w:pStyle w:val="TableText"/>
+              <w:pStyle w:val="27"/>
               <w:keepNext w:val="0"/>
               <w:keepLines w:val="0"/>
               <w:pageBreakBefore w:val="0"/>
@@ -1815,7 +1842,7 @@
               <w:bidi w:val="0"/>
               <w:adjustRightInd w:val="0"/>
               <w:snapToGrid w:val="0"/>
-              <w:ind w:left="0" w:right="0" w:firstLine="0" w:leftChars="0" w:rightChars="0" w:firstLineChars="0"/>
+              <w:ind w:left="0" w:leftChars="0" w:right="0" w:rightChars="0" w:firstLine="0" w:firstLineChars="0"/>
               <w:jc w:val="center"/>
               <w:textAlignment w:val="baseline"/>
             </w:pPr>
@@ -1827,7 +1854,7 @@
           </w:tcPr>
           <w:p>
             <w:pPr>
-              <w:pStyle w:val="TableText"/>
+              <w:pStyle w:val="27"/>
               <w:keepNext w:val="0"/>
               <w:keepLines w:val="0"/>
               <w:pageBreakBefore w:val="0"/>
@@ -1840,7 +1867,7 @@
               <w:bidi w:val="0"/>
               <w:adjustRightInd w:val="0"/>
               <w:snapToGrid w:val="0"/>
-              <w:ind w:left="0" w:right="0" w:firstLine="0" w:leftChars="0" w:rightChars="0" w:firstLineChars="0"/>
+              <w:ind w:left="0" w:leftChars="0" w:right="0" w:rightChars="0" w:firstLine="0" w:firstLineChars="0"/>
               <w:jc w:val="center"/>
               <w:textAlignment w:val="baseline"/>
             </w:pPr>
@@ -1852,7 +1879,7 @@
           </w:tcPr>
           <w:p>
             <w:pPr>
-              <w:pStyle w:val="TableText"/>
+              <w:pStyle w:val="27"/>
               <w:keepNext w:val="0"/>
               <w:keepLines w:val="0"/>
               <w:pageBreakBefore w:val="0"/>
@@ -1865,7 +1892,7 @@
               <w:bidi w:val="0"/>
               <w:adjustRightInd w:val="0"/>
               <w:snapToGrid w:val="0"/>
-              <w:ind w:left="0" w:right="0" w:firstLine="0" w:leftChars="0" w:rightChars="0" w:firstLineChars="0"/>
+              <w:ind w:left="0" w:leftChars="0" w:right="0" w:rightChars="0" w:firstLine="0" w:firstLineChars="0"/>
               <w:jc w:val="center"/>
               <w:textAlignment w:val="baseline"/>
             </w:pPr>
@@ -1877,7 +1904,7 @@
           </w:tcPr>
           <w:p>
             <w:pPr>
-              <w:pStyle w:val="TableText"/>
+              <w:pStyle w:val="27"/>
               <w:keepNext w:val="0"/>
               <w:keepLines w:val="0"/>
               <w:pageBreakBefore w:val="0"/>
@@ -1890,7 +1917,7 @@
               <w:bidi w:val="0"/>
               <w:adjustRightInd w:val="0"/>
               <w:snapToGrid w:val="0"/>
-              <w:ind w:left="0" w:right="0" w:firstLine="0" w:leftChars="0" w:rightChars="0" w:firstLineChars="0"/>
+              <w:ind w:left="0" w:leftChars="0" w:right="0" w:rightChars="0" w:firstLine="0" w:firstLineChars="0"/>
               <w:jc w:val="center"/>
               <w:textAlignment w:val="baseline"/>
             </w:pPr>
@@ -1902,7 +1929,7 @@
           </w:tcPr>
           <w:p>
             <w:pPr>
-              <w:pStyle w:val="TableText"/>
+              <w:pStyle w:val="27"/>
               <w:keepNext w:val="0"/>
               <w:keepLines w:val="0"/>
               <w:pageBreakBefore w:val="0"/>
@@ -1915,7 +1942,7 @@
               <w:bidi w:val="0"/>
               <w:adjustRightInd w:val="0"/>
               <w:snapToGrid w:val="0"/>
-              <w:ind w:left="0" w:right="0" w:firstLine="0" w:leftChars="0" w:rightChars="0" w:firstLineChars="0"/>
+              <w:ind w:left="0" w:leftChars="0" w:right="0" w:rightChars="0" w:firstLine="0" w:firstLineChars="0"/>
               <w:jc w:val="center"/>
               <w:textAlignment w:val="baseline"/>
             </w:pPr>
@@ -1927,7 +1954,7 @@
           </w:tcPr>
           <w:p>
             <w:pPr>
-              <w:pStyle w:val="TableText"/>
+              <w:pStyle w:val="27"/>
               <w:keepNext w:val="0"/>
               <w:keepLines w:val="0"/>
               <w:pageBreakBefore w:val="0"/>
@@ -1940,7 +1967,7 @@
               <w:bidi w:val="0"/>
               <w:adjustRightInd w:val="0"/>
               <w:snapToGrid w:val="0"/>
-              <w:ind w:left="0" w:right="0" w:firstLine="0" w:leftChars="0" w:rightChars="0" w:firstLineChars="0"/>
+              <w:ind w:left="0" w:leftChars="0" w:right="0" w:rightChars="0" w:firstLine="0" w:firstLineChars="0"/>
               <w:jc w:val="center"/>
               <w:textAlignment w:val="baseline"/>
             </w:pPr>
@@ -1971,7 +1998,7 @@
     <w:sdt>
       <w:sdtPr>
         <w:rPr>
-          <w:rFonts w:ascii="宋体" w:eastAsia="宋体" w:hAnsi="宋体" w:cs="Arial"/>
+          <w:rFonts w:ascii="宋体" w:hAnsi="宋体" w:eastAsia="宋体" w:cs="Arial"/>
           <w:snapToGrid w:val="0"/>
           <w:color w:val="000000"/>
           <w:kern w:val="0"/>
@@ -1987,7 +2014,7 @@
       </w:sdtPr>
       <w:sdtEndPr>
         <w:rPr>
-          <w:rFonts w:ascii="宋体" w:eastAsia="宋体" w:hAnsi="宋体" w:cs="宋体" w:hint="eastAsia"/>
+          <w:rFonts w:hint="eastAsia" w:ascii="宋体" w:hAnsi="宋体" w:eastAsia="宋体" w:cs="宋体"/>
           <w:snapToGrid w:val="0"/>
           <w:color w:val="000000"/>
           <w:kern w:val="0"/>
@@ -2012,18 +2039,18 @@
             <w:adjustRightInd w:val="0"/>
             <w:snapToGrid w:val="0"/>
             <w:spacing w:before="0" w:beforeLines="0" w:after="0" w:afterLines="0" w:line="240" w:lineRule="auto"/>
-            <w:ind w:left="0" w:right="0" w:firstLine="0" w:leftChars="0" w:rightChars="0" w:firstLineChars="0"/>
+            <w:ind w:left="0" w:leftChars="0" w:right="0" w:rightChars="0" w:firstLine="0" w:firstLineChars="0"/>
             <w:jc w:val="center"/>
             <w:textAlignment w:val="baseline"/>
             <w:rPr>
-              <w:rFonts w:ascii="宋体" w:eastAsia="宋体" w:hAnsi="宋体" w:cs="宋体" w:hint="eastAsia"/>
+              <w:rFonts w:hint="eastAsia" w:ascii="宋体" w:hAnsi="宋体" w:eastAsia="宋体" w:cs="宋体"/>
               <w:sz w:val="24"/>
               <w:szCs w:val="24"/>
             </w:rPr>
           </w:pPr>
           <w:r>
             <w:rPr>
-              <w:rFonts w:ascii="宋体" w:eastAsia="宋体" w:hAnsi="宋体" w:cs="宋体" w:hint="eastAsia"/>
+              <w:rFonts w:hint="eastAsia" w:ascii="宋体" w:hAnsi="宋体" w:eastAsia="宋体" w:cs="宋体"/>
               <w:sz w:val="24"/>
               <w:szCs w:val="24"/>
             </w:rPr>
@@ -2032,16 +2059,16 @@
         </w:p>
         <w:p>
           <w:pPr>
-            <w:pStyle w:val="TOC1"/>
+            <w:pStyle w:val="16"/>
             <w:tabs>
               <w:tab w:val="right" w:leader="dot" w:pos="8306"/>
             </w:tabs>
           </w:pPr>
-          <w:bookmarkStart w:id="2" w:name="_GoBack"/>
-          <w:bookmarkEnd w:id="2"/>
-          <w:r>
-            <w:rPr>
-              <w:rFonts w:ascii="宋体" w:eastAsia="宋体" w:hAnsi="宋体" w:cs="宋体" w:hint="eastAsia"/>
+          <w:bookmarkStart w:id="19" w:name="_GoBack"/>
+          <w:bookmarkEnd w:id="19"/>
+          <w:r>
+            <w:rPr>
+              <w:rFonts w:hint="eastAsia" w:ascii="宋体" w:hAnsi="宋体" w:eastAsia="宋体" w:cs="宋体"/>
               <w:sz w:val="24"/>
               <w:szCs w:val="24"/>
             </w:rPr>
@@ -2049,7 +2076,7 @@
           </w:r>
           <w:r>
             <w:rPr>
-              <w:rFonts w:ascii="宋体" w:eastAsia="宋体" w:hAnsi="宋体" w:cs="宋体" w:hint="eastAsia"/>
+              <w:rFonts w:hint="eastAsia" w:ascii="宋体" w:hAnsi="宋体" w:eastAsia="宋体" w:cs="宋体"/>
               <w:sz w:val="24"/>
               <w:szCs w:val="24"/>
             </w:rPr>
@@ -2057,7 +2084,7 @@
           </w:r>
           <w:r>
             <w:rPr>
-              <w:rFonts w:ascii="宋体" w:eastAsia="宋体" w:hAnsi="宋体" w:cs="宋体" w:hint="eastAsia"/>
+              <w:rFonts w:hint="eastAsia" w:ascii="宋体" w:hAnsi="宋体" w:eastAsia="宋体" w:cs="宋体"/>
               <w:sz w:val="24"/>
               <w:szCs w:val="24"/>
             </w:rPr>
@@ -2065,21 +2092,21 @@
           </w:r>
           <w:r>
             <w:rPr>
-              <w:rFonts w:ascii="宋体" w:eastAsia="宋体" w:hAnsi="宋体" w:cs="宋体" w:hint="eastAsia"/>
+              <w:rFonts w:hint="eastAsia" w:ascii="宋体" w:hAnsi="宋体" w:eastAsia="宋体" w:cs="宋体"/>
               <w:szCs w:val="24"/>
             </w:rPr>
             <w:fldChar w:fldCharType="begin"/>
           </w:r>
           <w:r>
             <w:rPr>
-              <w:rFonts w:ascii="宋体" w:eastAsia="宋体" w:hAnsi="宋体" w:cs="宋体" w:hint="eastAsia"/>
+              <w:rFonts w:hint="eastAsia" w:ascii="宋体" w:hAnsi="宋体" w:eastAsia="宋体" w:cs="宋体"/>
               <w:szCs w:val="24"/>
             </w:rPr>
-            <w:instrText xml:space="preserve"> HYPERLINK \l _Toc2505 </w:instrText>
-          </w:r>
-          <w:r>
-            <w:rPr>
-              <w:rFonts w:ascii="宋体" w:eastAsia="宋体" w:hAnsi="宋体" w:cs="宋体" w:hint="eastAsia"/>
+            <w:instrText xml:space="preserve"> HYPERLINK \l _Toc18518 </w:instrText>
+          </w:r>
+          <w:r>
+            <w:rPr>
+              <w:rFonts w:hint="eastAsia" w:ascii="宋体" w:hAnsi="宋体" w:eastAsia="宋体" w:cs="宋体"/>
               <w:szCs w:val="24"/>
             </w:rPr>
             <w:fldChar w:fldCharType="separate"/>
@@ -2098,7 +2125,7 @@
             <w:fldChar w:fldCharType="begin"/>
           </w:r>
           <w:r>
-            <w:instrText xml:space="preserve"> PAGEREF _Toc2505 \h </w:instrText>
+            <w:instrText xml:space="preserve"> PAGEREF _Toc18518 \h </w:instrText>
           </w:r>
           <w:r>
             <w:fldChar w:fldCharType="separate"/>
@@ -2111,7 +2138,7 @@
           </w:r>
           <w:r>
             <w:rPr>
-              <w:rFonts w:ascii="宋体" w:eastAsia="宋体" w:hAnsi="宋体" w:cs="宋体" w:hint="eastAsia"/>
+              <w:rFonts w:hint="eastAsia" w:ascii="宋体" w:hAnsi="宋体" w:eastAsia="宋体" w:cs="宋体"/>
               <w:szCs w:val="24"/>
             </w:rPr>
             <w:fldChar w:fldCharType="end"/>
@@ -2119,28 +2146,28 @@
         </w:p>
         <w:p>
           <w:pPr>
-            <w:pStyle w:val="TOC1"/>
+            <w:pStyle w:val="16"/>
             <w:tabs>
               <w:tab w:val="right" w:leader="dot" w:pos="8306"/>
             </w:tabs>
           </w:pPr>
           <w:r>
             <w:rPr>
-              <w:rFonts w:ascii="宋体" w:eastAsia="宋体" w:hAnsi="宋体" w:cs="宋体" w:hint="eastAsia"/>
+              <w:rFonts w:hint="eastAsia" w:ascii="宋体" w:hAnsi="宋体" w:eastAsia="宋体" w:cs="宋体"/>
               <w:szCs w:val="24"/>
             </w:rPr>
             <w:fldChar w:fldCharType="begin"/>
           </w:r>
           <w:r>
             <w:rPr>
-              <w:rFonts w:ascii="宋体" w:eastAsia="宋体" w:hAnsi="宋体" w:cs="宋体" w:hint="eastAsia"/>
+              <w:rFonts w:hint="eastAsia" w:ascii="宋体" w:hAnsi="宋体" w:eastAsia="宋体" w:cs="宋体"/>
               <w:szCs w:val="24"/>
             </w:rPr>
-            <w:instrText xml:space="preserve"> HYPERLINK \l _Toc27602 </w:instrText>
-          </w:r>
-          <w:r>
-            <w:rPr>
-              <w:rFonts w:ascii="宋体" w:eastAsia="宋体" w:hAnsi="宋体" w:cs="宋体" w:hint="eastAsia"/>
+            <w:instrText xml:space="preserve"> HYPERLINK \l _Toc29014 </w:instrText>
+          </w:r>
+          <w:r>
+            <w:rPr>
+              <w:rFonts w:hint="eastAsia" w:ascii="宋体" w:hAnsi="宋体" w:eastAsia="宋体" w:cs="宋体"/>
               <w:szCs w:val="24"/>
             </w:rPr>
             <w:fldChar w:fldCharType="separate"/>
@@ -2159,7 +2186,7 @@
             <w:fldChar w:fldCharType="begin"/>
           </w:r>
           <w:r>
-            <w:instrText xml:space="preserve"> PAGEREF _Toc27602 \h </w:instrText>
+            <w:instrText xml:space="preserve"> PAGEREF _Toc29014 \h </w:instrText>
           </w:r>
           <w:r>
             <w:fldChar w:fldCharType="separate"/>
@@ -2172,7 +2199,7 @@
           </w:r>
           <w:r>
             <w:rPr>
-              <w:rFonts w:ascii="宋体" w:eastAsia="宋体" w:hAnsi="宋体" w:cs="宋体" w:hint="eastAsia"/>
+              <w:rFonts w:hint="eastAsia" w:ascii="宋体" w:hAnsi="宋体" w:eastAsia="宋体" w:cs="宋体"/>
               <w:szCs w:val="24"/>
             </w:rPr>
             <w:fldChar w:fldCharType="end"/>
@@ -2180,28 +2207,28 @@
         </w:p>
         <w:p>
           <w:pPr>
-            <w:pStyle w:val="TOC1"/>
+            <w:pStyle w:val="16"/>
             <w:tabs>
               <w:tab w:val="right" w:leader="dot" w:pos="8306"/>
             </w:tabs>
           </w:pPr>
           <w:r>
             <w:rPr>
-              <w:rFonts w:ascii="宋体" w:eastAsia="宋体" w:hAnsi="宋体" w:cs="宋体" w:hint="eastAsia"/>
+              <w:rFonts w:hint="eastAsia" w:ascii="宋体" w:hAnsi="宋体" w:eastAsia="宋体" w:cs="宋体"/>
               <w:szCs w:val="24"/>
             </w:rPr>
             <w:fldChar w:fldCharType="begin"/>
           </w:r>
           <w:r>
             <w:rPr>
-              <w:rFonts w:ascii="宋体" w:eastAsia="宋体" w:hAnsi="宋体" w:cs="宋体" w:hint="eastAsia"/>
+              <w:rFonts w:hint="eastAsia" w:ascii="宋体" w:hAnsi="宋体" w:eastAsia="宋体" w:cs="宋体"/>
               <w:szCs w:val="24"/>
             </w:rPr>
-            <w:instrText xml:space="preserve"> HYPERLINK \l _Toc523 </w:instrText>
-          </w:r>
-          <w:r>
-            <w:rPr>
-              <w:rFonts w:ascii="宋体" w:eastAsia="宋体" w:hAnsi="宋体" w:cs="宋体" w:hint="eastAsia"/>
+            <w:instrText xml:space="preserve"> HYPERLINK \l _Toc25400 </w:instrText>
+          </w:r>
+          <w:r>
+            <w:rPr>
+              <w:rFonts w:hint="eastAsia" w:ascii="宋体" w:hAnsi="宋体" w:eastAsia="宋体" w:cs="宋体"/>
               <w:szCs w:val="24"/>
             </w:rPr>
             <w:fldChar w:fldCharType="separate"/>
@@ -2227,7 +2254,7 @@
             <w:fldChar w:fldCharType="begin"/>
           </w:r>
           <w:r>
-            <w:instrText xml:space="preserve"> PAGEREF _Toc523 \h </w:instrText>
+            <w:instrText xml:space="preserve"> PAGEREF _Toc25400 \h </w:instrText>
           </w:r>
           <w:r>
             <w:fldChar w:fldCharType="separate"/>
@@ -2240,7 +2267,7 @@
           </w:r>
           <w:r>
             <w:rPr>
-              <w:rFonts w:ascii="宋体" w:eastAsia="宋体" w:hAnsi="宋体" w:cs="宋体" w:hint="eastAsia"/>
+              <w:rFonts w:hint="eastAsia" w:ascii="宋体" w:hAnsi="宋体" w:eastAsia="宋体" w:cs="宋体"/>
               <w:szCs w:val="24"/>
             </w:rPr>
             <w:fldChar w:fldCharType="end"/>
@@ -2248,28 +2275,28 @@
         </w:p>
         <w:p>
           <w:pPr>
-            <w:pStyle w:val="TOC2"/>
+            <w:pStyle w:val="17"/>
             <w:tabs>
               <w:tab w:val="right" w:leader="dot" w:pos="8306"/>
             </w:tabs>
           </w:pPr>
           <w:r>
             <w:rPr>
-              <w:rFonts w:ascii="宋体" w:eastAsia="宋体" w:hAnsi="宋体" w:cs="宋体" w:hint="eastAsia"/>
+              <w:rFonts w:hint="eastAsia" w:ascii="宋体" w:hAnsi="宋体" w:eastAsia="宋体" w:cs="宋体"/>
               <w:szCs w:val="24"/>
             </w:rPr>
             <w:fldChar w:fldCharType="begin"/>
           </w:r>
           <w:r>
             <w:rPr>
-              <w:rFonts w:ascii="宋体" w:eastAsia="宋体" w:hAnsi="宋体" w:cs="宋体" w:hint="eastAsia"/>
+              <w:rFonts w:hint="eastAsia" w:ascii="宋体" w:hAnsi="宋体" w:eastAsia="宋体" w:cs="宋体"/>
               <w:szCs w:val="24"/>
             </w:rPr>
-            <w:instrText xml:space="preserve"> HYPERLINK \l _Toc27799 </w:instrText>
-          </w:r>
-          <w:r>
-            <w:rPr>
-              <w:rFonts w:ascii="宋体" w:eastAsia="宋体" w:hAnsi="宋体" w:cs="宋体" w:hint="eastAsia"/>
+            <w:instrText xml:space="preserve"> HYPERLINK \l _Toc21533 </w:instrText>
+          </w:r>
+          <w:r>
+            <w:rPr>
+              <w:rFonts w:hint="eastAsia" w:ascii="宋体" w:hAnsi="宋体" w:eastAsia="宋体" w:cs="宋体"/>
               <w:szCs w:val="24"/>
             </w:rPr>
             <w:fldChar w:fldCharType="separate"/>
@@ -2295,7 +2322,7 @@
             <w:fldChar w:fldCharType="begin"/>
           </w:r>
           <w:r>
-            <w:instrText xml:space="preserve"> PAGEREF _Toc27799 \h </w:instrText>
+            <w:instrText xml:space="preserve"> PAGEREF _Toc21533 \h </w:instrText>
           </w:r>
           <w:r>
             <w:fldChar w:fldCharType="separate"/>
@@ -2308,7 +2335,7 @@
           </w:r>
           <w:r>
             <w:rPr>
-              <w:rFonts w:ascii="宋体" w:eastAsia="宋体" w:hAnsi="宋体" w:cs="宋体" w:hint="eastAsia"/>
+              <w:rFonts w:hint="eastAsia" w:ascii="宋体" w:hAnsi="宋体" w:eastAsia="宋体" w:cs="宋体"/>
               <w:szCs w:val="24"/>
             </w:rPr>
             <w:fldChar w:fldCharType="end"/>
@@ -2316,28 +2343,28 @@
         </w:p>
         <w:p>
           <w:pPr>
-            <w:pStyle w:val="TOC2"/>
+            <w:pStyle w:val="17"/>
             <w:tabs>
               <w:tab w:val="right" w:leader="dot" w:pos="8306"/>
             </w:tabs>
           </w:pPr>
           <w:r>
             <w:rPr>
-              <w:rFonts w:ascii="宋体" w:eastAsia="宋体" w:hAnsi="宋体" w:cs="宋体" w:hint="eastAsia"/>
+              <w:rFonts w:hint="eastAsia" w:ascii="宋体" w:hAnsi="宋体" w:eastAsia="宋体" w:cs="宋体"/>
               <w:szCs w:val="24"/>
             </w:rPr>
             <w:fldChar w:fldCharType="begin"/>
           </w:r>
           <w:r>
             <w:rPr>
-              <w:rFonts w:ascii="宋体" w:eastAsia="宋体" w:hAnsi="宋体" w:cs="宋体" w:hint="eastAsia"/>
+              <w:rFonts w:hint="eastAsia" w:ascii="宋体" w:hAnsi="宋体" w:eastAsia="宋体" w:cs="宋体"/>
               <w:szCs w:val="24"/>
             </w:rPr>
-            <w:instrText xml:space="preserve"> HYPERLINK \l _Toc16061 </w:instrText>
-          </w:r>
-          <w:r>
-            <w:rPr>
-              <w:rFonts w:ascii="宋体" w:eastAsia="宋体" w:hAnsi="宋体" w:cs="宋体" w:hint="eastAsia"/>
+            <w:instrText xml:space="preserve"> HYPERLINK \l _Toc17980 </w:instrText>
+          </w:r>
+          <w:r>
+            <w:rPr>
+              <w:rFonts w:hint="eastAsia" w:ascii="宋体" w:hAnsi="宋体" w:eastAsia="宋体" w:cs="宋体"/>
               <w:szCs w:val="24"/>
             </w:rPr>
             <w:fldChar w:fldCharType="separate"/>
@@ -2363,7 +2390,7 @@
             <w:fldChar w:fldCharType="begin"/>
           </w:r>
           <w:r>
-            <w:instrText xml:space="preserve"> PAGEREF _Toc16061 \h </w:instrText>
+            <w:instrText xml:space="preserve"> PAGEREF _Toc17980 \h </w:instrText>
           </w:r>
           <w:r>
             <w:fldChar w:fldCharType="separate"/>
@@ -2376,7 +2403,7 @@
           </w:r>
           <w:r>
             <w:rPr>
-              <w:rFonts w:ascii="宋体" w:eastAsia="宋体" w:hAnsi="宋体" w:cs="宋体" w:hint="eastAsia"/>
+              <w:rFonts w:hint="eastAsia" w:ascii="宋体" w:hAnsi="宋体" w:eastAsia="宋体" w:cs="宋体"/>
               <w:szCs w:val="24"/>
             </w:rPr>
             <w:fldChar w:fldCharType="end"/>
@@ -2384,28 +2411,28 @@
         </w:p>
         <w:p>
           <w:pPr>
-            <w:pStyle w:val="TOC2"/>
+            <w:pStyle w:val="17"/>
             <w:tabs>
               <w:tab w:val="right" w:leader="dot" w:pos="8306"/>
             </w:tabs>
           </w:pPr>
           <w:r>
             <w:rPr>
-              <w:rFonts w:ascii="宋体" w:eastAsia="宋体" w:hAnsi="宋体" w:cs="宋体" w:hint="eastAsia"/>
+              <w:rFonts w:hint="eastAsia" w:ascii="宋体" w:hAnsi="宋体" w:eastAsia="宋体" w:cs="宋体"/>
               <w:szCs w:val="24"/>
             </w:rPr>
             <w:fldChar w:fldCharType="begin"/>
           </w:r>
           <w:r>
             <w:rPr>
-              <w:rFonts w:ascii="宋体" w:eastAsia="宋体" w:hAnsi="宋体" w:cs="宋体" w:hint="eastAsia"/>
+              <w:rFonts w:hint="eastAsia" w:ascii="宋体" w:hAnsi="宋体" w:eastAsia="宋体" w:cs="宋体"/>
               <w:szCs w:val="24"/>
             </w:rPr>
-            <w:instrText xml:space="preserve"> HYPERLINK \l _Toc1695 </w:instrText>
-          </w:r>
-          <w:r>
-            <w:rPr>
-              <w:rFonts w:ascii="宋体" w:eastAsia="宋体" w:hAnsi="宋体" w:cs="宋体" w:hint="eastAsia"/>
+            <w:instrText xml:space="preserve"> HYPERLINK \l _Toc6183 </w:instrText>
+          </w:r>
+          <w:r>
+            <w:rPr>
+              <w:rFonts w:hint="eastAsia" w:ascii="宋体" w:hAnsi="宋体" w:eastAsia="宋体" w:cs="宋体"/>
               <w:szCs w:val="24"/>
             </w:rPr>
             <w:fldChar w:fldCharType="separate"/>
@@ -2431,7 +2458,7 @@
             <w:fldChar w:fldCharType="begin"/>
           </w:r>
           <w:r>
-            <w:instrText xml:space="preserve"> PAGEREF _Toc1695 \h </w:instrText>
+            <w:instrText xml:space="preserve"> PAGEREF _Toc6183 \h </w:instrText>
           </w:r>
           <w:r>
             <w:fldChar w:fldCharType="separate"/>
@@ -2444,7 +2471,7 @@
           </w:r>
           <w:r>
             <w:rPr>
-              <w:rFonts w:ascii="宋体" w:eastAsia="宋体" w:hAnsi="宋体" w:cs="宋体" w:hint="eastAsia"/>
+              <w:rFonts w:hint="eastAsia" w:ascii="宋体" w:hAnsi="宋体" w:eastAsia="宋体" w:cs="宋体"/>
               <w:szCs w:val="24"/>
             </w:rPr>
             <w:fldChar w:fldCharType="end"/>
@@ -2452,28 +2479,28 @@
         </w:p>
         <w:p>
           <w:pPr>
-            <w:pStyle w:val="TOC1"/>
+            <w:pStyle w:val="16"/>
             <w:tabs>
               <w:tab w:val="right" w:leader="dot" w:pos="8306"/>
             </w:tabs>
           </w:pPr>
           <w:r>
             <w:rPr>
-              <w:rFonts w:ascii="宋体" w:eastAsia="宋体" w:hAnsi="宋体" w:cs="宋体" w:hint="eastAsia"/>
+              <w:rFonts w:hint="eastAsia" w:ascii="宋体" w:hAnsi="宋体" w:eastAsia="宋体" w:cs="宋体"/>
               <w:szCs w:val="24"/>
             </w:rPr>
             <w:fldChar w:fldCharType="begin"/>
           </w:r>
           <w:r>
             <w:rPr>
-              <w:rFonts w:ascii="宋体" w:eastAsia="宋体" w:hAnsi="宋体" w:cs="宋体" w:hint="eastAsia"/>
+              <w:rFonts w:hint="eastAsia" w:ascii="宋体" w:hAnsi="宋体" w:eastAsia="宋体" w:cs="宋体"/>
               <w:szCs w:val="24"/>
             </w:rPr>
-            <w:instrText xml:space="preserve"> HYPERLINK \l _Toc22764 </w:instrText>
-          </w:r>
-          <w:r>
-            <w:rPr>
-              <w:rFonts w:ascii="宋体" w:eastAsia="宋体" w:hAnsi="宋体" w:cs="宋体" w:hint="eastAsia"/>
+            <w:instrText xml:space="preserve"> HYPERLINK \l _Toc1412 </w:instrText>
+          </w:r>
+          <w:r>
+            <w:rPr>
+              <w:rFonts w:hint="eastAsia" w:ascii="宋体" w:hAnsi="宋体" w:eastAsia="宋体" w:cs="宋体"/>
               <w:szCs w:val="24"/>
             </w:rPr>
             <w:fldChar w:fldCharType="separate"/>
@@ -2499,7 +2526,7 @@
             <w:fldChar w:fldCharType="begin"/>
           </w:r>
           <w:r>
-            <w:instrText xml:space="preserve"> PAGEREF _Toc22764 \h </w:instrText>
+            <w:instrText xml:space="preserve"> PAGEREF _Toc1412 \h </w:instrText>
           </w:r>
           <w:r>
             <w:fldChar w:fldCharType="separate"/>
@@ -2512,7 +2539,7 @@
           </w:r>
           <w:r>
             <w:rPr>
-              <w:rFonts w:ascii="宋体" w:eastAsia="宋体" w:hAnsi="宋体" w:cs="宋体" w:hint="eastAsia"/>
+              <w:rFonts w:hint="eastAsia" w:ascii="宋体" w:hAnsi="宋体" w:eastAsia="宋体" w:cs="宋体"/>
               <w:szCs w:val="24"/>
             </w:rPr>
             <w:fldChar w:fldCharType="end"/>
@@ -2520,28 +2547,28 @@
         </w:p>
         <w:p>
           <w:pPr>
-            <w:pStyle w:val="TOC1"/>
+            <w:pStyle w:val="16"/>
             <w:tabs>
               <w:tab w:val="right" w:leader="dot" w:pos="8306"/>
             </w:tabs>
           </w:pPr>
           <w:r>
             <w:rPr>
-              <w:rFonts w:ascii="宋体" w:eastAsia="宋体" w:hAnsi="宋体" w:cs="宋体" w:hint="eastAsia"/>
+              <w:rFonts w:hint="eastAsia" w:ascii="宋体" w:hAnsi="宋体" w:eastAsia="宋体" w:cs="宋体"/>
               <w:szCs w:val="24"/>
             </w:rPr>
             <w:fldChar w:fldCharType="begin"/>
           </w:r>
           <w:r>
             <w:rPr>
-              <w:rFonts w:ascii="宋体" w:eastAsia="宋体" w:hAnsi="宋体" w:cs="宋体" w:hint="eastAsia"/>
+              <w:rFonts w:hint="eastAsia" w:ascii="宋体" w:hAnsi="宋体" w:eastAsia="宋体" w:cs="宋体"/>
               <w:szCs w:val="24"/>
             </w:rPr>
-            <w:instrText xml:space="preserve"> HYPERLINK \l _Toc30045 </w:instrText>
-          </w:r>
-          <w:r>
-            <w:rPr>
-              <w:rFonts w:ascii="宋体" w:eastAsia="宋体" w:hAnsi="宋体" w:cs="宋体" w:hint="eastAsia"/>
+            <w:instrText xml:space="preserve"> HYPERLINK \l _Toc16452 </w:instrText>
+          </w:r>
+          <w:r>
+            <w:rPr>
+              <w:rFonts w:hint="eastAsia" w:ascii="宋体" w:hAnsi="宋体" w:eastAsia="宋体" w:cs="宋体"/>
               <w:szCs w:val="24"/>
             </w:rPr>
             <w:fldChar w:fldCharType="separate"/>
@@ -2567,7 +2594,7 @@
             <w:fldChar w:fldCharType="begin"/>
           </w:r>
           <w:r>
-            <w:instrText xml:space="preserve"> PAGEREF _Toc30045 \h </w:instrText>
+            <w:instrText xml:space="preserve"> PAGEREF _Toc16452 \h </w:instrText>
           </w:r>
           <w:r>
             <w:fldChar w:fldCharType="separate"/>
@@ -2580,7 +2607,7 @@
           </w:r>
           <w:r>
             <w:rPr>
-              <w:rFonts w:ascii="宋体" w:eastAsia="宋体" w:hAnsi="宋体" w:cs="宋体" w:hint="eastAsia"/>
+              <w:rFonts w:hint="eastAsia" w:ascii="宋体" w:hAnsi="宋体" w:eastAsia="宋体" w:cs="宋体"/>
               <w:szCs w:val="24"/>
             </w:rPr>
             <w:fldChar w:fldCharType="end"/>
@@ -2588,28 +2615,28 @@
         </w:p>
         <w:p>
           <w:pPr>
-            <w:pStyle w:val="TOC2"/>
+            <w:pStyle w:val="17"/>
             <w:tabs>
               <w:tab w:val="right" w:leader="dot" w:pos="8306"/>
             </w:tabs>
           </w:pPr>
           <w:r>
             <w:rPr>
-              <w:rFonts w:ascii="宋体" w:eastAsia="宋体" w:hAnsi="宋体" w:cs="宋体" w:hint="eastAsia"/>
+              <w:rFonts w:hint="eastAsia" w:ascii="宋体" w:hAnsi="宋体" w:eastAsia="宋体" w:cs="宋体"/>
               <w:szCs w:val="24"/>
             </w:rPr>
             <w:fldChar w:fldCharType="begin"/>
           </w:r>
           <w:r>
             <w:rPr>
-              <w:rFonts w:ascii="宋体" w:eastAsia="宋体" w:hAnsi="宋体" w:cs="宋体" w:hint="eastAsia"/>
+              <w:rFonts w:hint="eastAsia" w:ascii="宋体" w:hAnsi="宋体" w:eastAsia="宋体" w:cs="宋体"/>
               <w:szCs w:val="24"/>
             </w:rPr>
-            <w:instrText xml:space="preserve"> HYPERLINK \l _Toc29295 </w:instrText>
-          </w:r>
-          <w:r>
-            <w:rPr>
-              <w:rFonts w:ascii="宋体" w:eastAsia="宋体" w:hAnsi="宋体" w:cs="宋体" w:hint="eastAsia"/>
+            <w:instrText xml:space="preserve"> HYPERLINK \l _Toc17131 </w:instrText>
+          </w:r>
+          <w:r>
+            <w:rPr>
+              <w:rFonts w:hint="eastAsia" w:ascii="宋体" w:hAnsi="宋体" w:eastAsia="宋体" w:cs="宋体"/>
               <w:szCs w:val="24"/>
             </w:rPr>
             <w:fldChar w:fldCharType="separate"/>
@@ -2635,7 +2662,7 @@
             <w:fldChar w:fldCharType="begin"/>
           </w:r>
           <w:r>
-            <w:instrText xml:space="preserve"> PAGEREF _Toc29295 \h </w:instrText>
+            <w:instrText xml:space="preserve"> PAGEREF _Toc17131 \h </w:instrText>
           </w:r>
           <w:r>
             <w:fldChar w:fldCharType="separate"/>
@@ -2648,7 +2675,7 @@
           </w:r>
           <w:r>
             <w:rPr>
-              <w:rFonts w:ascii="宋体" w:eastAsia="宋体" w:hAnsi="宋体" w:cs="宋体" w:hint="eastAsia"/>
+              <w:rFonts w:hint="eastAsia" w:ascii="宋体" w:hAnsi="宋体" w:eastAsia="宋体" w:cs="宋体"/>
               <w:szCs w:val="24"/>
             </w:rPr>
             <w:fldChar w:fldCharType="end"/>
@@ -2656,28 +2683,28 @@
         </w:p>
         <w:p>
           <w:pPr>
-            <w:pStyle w:val="TOC2"/>
+            <w:pStyle w:val="17"/>
             <w:tabs>
               <w:tab w:val="right" w:leader="dot" w:pos="8306"/>
             </w:tabs>
           </w:pPr>
           <w:r>
             <w:rPr>
-              <w:rFonts w:ascii="宋体" w:eastAsia="宋体" w:hAnsi="宋体" w:cs="宋体" w:hint="eastAsia"/>
+              <w:rFonts w:hint="eastAsia" w:ascii="宋体" w:hAnsi="宋体" w:eastAsia="宋体" w:cs="宋体"/>
               <w:szCs w:val="24"/>
             </w:rPr>
             <w:fldChar w:fldCharType="begin"/>
           </w:r>
           <w:r>
             <w:rPr>
-              <w:rFonts w:ascii="宋体" w:eastAsia="宋体" w:hAnsi="宋体" w:cs="宋体" w:hint="eastAsia"/>
+              <w:rFonts w:hint="eastAsia" w:ascii="宋体" w:hAnsi="宋体" w:eastAsia="宋体" w:cs="宋体"/>
               <w:szCs w:val="24"/>
             </w:rPr>
-            <w:instrText xml:space="preserve"> HYPERLINK \l _Toc7861 </w:instrText>
-          </w:r>
-          <w:r>
-            <w:rPr>
-              <w:rFonts w:ascii="宋体" w:eastAsia="宋体" w:hAnsi="宋体" w:cs="宋体" w:hint="eastAsia"/>
+            <w:instrText xml:space="preserve"> HYPERLINK \l _Toc12272 </w:instrText>
+          </w:r>
+          <w:r>
+            <w:rPr>
+              <w:rFonts w:hint="eastAsia" w:ascii="宋体" w:hAnsi="宋体" w:eastAsia="宋体" w:cs="宋体"/>
               <w:szCs w:val="24"/>
             </w:rPr>
             <w:fldChar w:fldCharType="separate"/>
@@ -2703,7 +2730,7 @@
             <w:fldChar w:fldCharType="begin"/>
           </w:r>
           <w:r>
-            <w:instrText xml:space="preserve"> PAGEREF _Toc7861 \h </w:instrText>
+            <w:instrText xml:space="preserve"> PAGEREF _Toc12272 \h </w:instrText>
           </w:r>
           <w:r>
             <w:fldChar w:fldCharType="separate"/>
@@ -2716,7 +2743,7 @@
           </w:r>
           <w:r>
             <w:rPr>
-              <w:rFonts w:ascii="宋体" w:eastAsia="宋体" w:hAnsi="宋体" w:cs="宋体" w:hint="eastAsia"/>
+              <w:rFonts w:hint="eastAsia" w:ascii="宋体" w:hAnsi="宋体" w:eastAsia="宋体" w:cs="宋体"/>
               <w:szCs w:val="24"/>
             </w:rPr>
             <w:fldChar w:fldCharType="end"/>
@@ -2724,28 +2751,28 @@
         </w:p>
         <w:p>
           <w:pPr>
-            <w:pStyle w:val="TOC1"/>
+            <w:pStyle w:val="16"/>
             <w:tabs>
               <w:tab w:val="right" w:leader="dot" w:pos="8306"/>
             </w:tabs>
           </w:pPr>
           <w:r>
             <w:rPr>
-              <w:rFonts w:ascii="宋体" w:eastAsia="宋体" w:hAnsi="宋体" w:cs="宋体" w:hint="eastAsia"/>
+              <w:rFonts w:hint="eastAsia" w:ascii="宋体" w:hAnsi="宋体" w:eastAsia="宋体" w:cs="宋体"/>
               <w:szCs w:val="24"/>
             </w:rPr>
             <w:fldChar w:fldCharType="begin"/>
           </w:r>
           <w:r>
             <w:rPr>
-              <w:rFonts w:ascii="宋体" w:eastAsia="宋体" w:hAnsi="宋体" w:cs="宋体" w:hint="eastAsia"/>
+              <w:rFonts w:hint="eastAsia" w:ascii="宋体" w:hAnsi="宋体" w:eastAsia="宋体" w:cs="宋体"/>
               <w:szCs w:val="24"/>
             </w:rPr>
-            <w:instrText xml:space="preserve"> HYPERLINK \l _Toc8034 </w:instrText>
-          </w:r>
-          <w:r>
-            <w:rPr>
-              <w:rFonts w:ascii="宋体" w:eastAsia="宋体" w:hAnsi="宋体" w:cs="宋体" w:hint="eastAsia"/>
+            <w:instrText xml:space="preserve"> HYPERLINK \l _Toc8421 </w:instrText>
+          </w:r>
+          <w:r>
+            <w:rPr>
+              <w:rFonts w:hint="eastAsia" w:ascii="宋体" w:hAnsi="宋体" w:eastAsia="宋体" w:cs="宋体"/>
               <w:szCs w:val="24"/>
             </w:rPr>
             <w:fldChar w:fldCharType="separate"/>
@@ -2771,7 +2798,7 @@
             <w:fldChar w:fldCharType="begin"/>
           </w:r>
           <w:r>
-            <w:instrText xml:space="preserve"> PAGEREF _Toc8034 \h </w:instrText>
+            <w:instrText xml:space="preserve"> PAGEREF _Toc8421 \h </w:instrText>
           </w:r>
           <w:r>
             <w:fldChar w:fldCharType="separate"/>
@@ -2784,7 +2811,7 @@
           </w:r>
           <w:r>
             <w:rPr>
-              <w:rFonts w:ascii="宋体" w:eastAsia="宋体" w:hAnsi="宋体" w:cs="宋体" w:hint="eastAsia"/>
+              <w:rFonts w:hint="eastAsia" w:ascii="宋体" w:hAnsi="宋体" w:eastAsia="宋体" w:cs="宋体"/>
               <w:szCs w:val="24"/>
             </w:rPr>
             <w:fldChar w:fldCharType="end"/>
@@ -2792,28 +2819,28 @@
         </w:p>
         <w:p>
           <w:pPr>
-            <w:pStyle w:val="TOC2"/>
+            <w:pStyle w:val="17"/>
             <w:tabs>
               <w:tab w:val="right" w:leader="dot" w:pos="8306"/>
             </w:tabs>
           </w:pPr>
           <w:r>
             <w:rPr>
-              <w:rFonts w:ascii="宋体" w:eastAsia="宋体" w:hAnsi="宋体" w:cs="宋体" w:hint="eastAsia"/>
+              <w:rFonts w:hint="eastAsia" w:ascii="宋体" w:hAnsi="宋体" w:eastAsia="宋体" w:cs="宋体"/>
               <w:szCs w:val="24"/>
             </w:rPr>
             <w:fldChar w:fldCharType="begin"/>
           </w:r>
           <w:r>
             <w:rPr>
-              <w:rFonts w:ascii="宋体" w:eastAsia="宋体" w:hAnsi="宋体" w:cs="宋体" w:hint="eastAsia"/>
+              <w:rFonts w:hint="eastAsia" w:ascii="宋体" w:hAnsi="宋体" w:eastAsia="宋体" w:cs="宋体"/>
               <w:szCs w:val="24"/>
             </w:rPr>
-            <w:instrText xml:space="preserve"> HYPERLINK \l _Toc32016 </w:instrText>
-          </w:r>
-          <w:r>
-            <w:rPr>
-              <w:rFonts w:ascii="宋体" w:eastAsia="宋体" w:hAnsi="宋体" w:cs="宋体" w:hint="eastAsia"/>
+            <w:instrText xml:space="preserve"> HYPERLINK \l _Toc8486 </w:instrText>
+          </w:r>
+          <w:r>
+            <w:rPr>
+              <w:rFonts w:hint="eastAsia" w:ascii="宋体" w:hAnsi="宋体" w:eastAsia="宋体" w:cs="宋体"/>
               <w:szCs w:val="24"/>
             </w:rPr>
             <w:fldChar w:fldCharType="separate"/>
@@ -2839,7 +2866,7 @@
             <w:fldChar w:fldCharType="begin"/>
           </w:r>
           <w:r>
-            <w:instrText xml:space="preserve"> PAGEREF _Toc32016 \h </w:instrText>
+            <w:instrText xml:space="preserve"> PAGEREF _Toc8486 \h </w:instrText>
           </w:r>
           <w:r>
             <w:fldChar w:fldCharType="separate"/>
@@ -2852,7 +2879,7 @@
           </w:r>
           <w:r>
             <w:rPr>
-              <w:rFonts w:ascii="宋体" w:eastAsia="宋体" w:hAnsi="宋体" w:cs="宋体" w:hint="eastAsia"/>
+              <w:rFonts w:hint="eastAsia" w:ascii="宋体" w:hAnsi="宋体" w:eastAsia="宋体" w:cs="宋体"/>
               <w:szCs w:val="24"/>
             </w:rPr>
             <w:fldChar w:fldCharType="end"/>
@@ -2860,28 +2887,28 @@
         </w:p>
         <w:p>
           <w:pPr>
-            <w:pStyle w:val="TOC2"/>
+            <w:pStyle w:val="17"/>
             <w:tabs>
               <w:tab w:val="right" w:leader="dot" w:pos="8306"/>
             </w:tabs>
           </w:pPr>
           <w:r>
             <w:rPr>
-              <w:rFonts w:ascii="宋体" w:eastAsia="宋体" w:hAnsi="宋体" w:cs="宋体" w:hint="eastAsia"/>
+              <w:rFonts w:hint="eastAsia" w:ascii="宋体" w:hAnsi="宋体" w:eastAsia="宋体" w:cs="宋体"/>
               <w:szCs w:val="24"/>
             </w:rPr>
             <w:fldChar w:fldCharType="begin"/>
           </w:r>
           <w:r>
             <w:rPr>
-              <w:rFonts w:ascii="宋体" w:eastAsia="宋体" w:hAnsi="宋体" w:cs="宋体" w:hint="eastAsia"/>
+              <w:rFonts w:hint="eastAsia" w:ascii="宋体" w:hAnsi="宋体" w:eastAsia="宋体" w:cs="宋体"/>
               <w:szCs w:val="24"/>
             </w:rPr>
-            <w:instrText xml:space="preserve"> HYPERLINK \l _Toc13397 </w:instrText>
-          </w:r>
-          <w:r>
-            <w:rPr>
-              <w:rFonts w:ascii="宋体" w:eastAsia="宋体" w:hAnsi="宋体" w:cs="宋体" w:hint="eastAsia"/>
+            <w:instrText xml:space="preserve"> HYPERLINK \l _Toc30064 </w:instrText>
+          </w:r>
+          <w:r>
+            <w:rPr>
+              <w:rFonts w:hint="eastAsia" w:ascii="宋体" w:hAnsi="宋体" w:eastAsia="宋体" w:cs="宋体"/>
               <w:szCs w:val="24"/>
             </w:rPr>
             <w:fldChar w:fldCharType="separate"/>
@@ -2907,7 +2934,7 @@
             <w:fldChar w:fldCharType="begin"/>
           </w:r>
           <w:r>
-            <w:instrText xml:space="preserve"> PAGEREF _Toc13397 \h </w:instrText>
+            <w:instrText xml:space="preserve"> PAGEREF _Toc30064 \h </w:instrText>
           </w:r>
           <w:r>
             <w:fldChar w:fldCharType="separate"/>
@@ -2920,7 +2947,7 @@
           </w:r>
           <w:r>
             <w:rPr>
-              <w:rFonts w:ascii="宋体" w:eastAsia="宋体" w:hAnsi="宋体" w:cs="宋体" w:hint="eastAsia"/>
+              <w:rFonts w:hint="eastAsia" w:ascii="宋体" w:hAnsi="宋体" w:eastAsia="宋体" w:cs="宋体"/>
               <w:szCs w:val="24"/>
             </w:rPr>
             <w:fldChar w:fldCharType="end"/>
@@ -2928,28 +2955,28 @@
         </w:p>
         <w:p>
           <w:pPr>
-            <w:pStyle w:val="TOC2"/>
+            <w:pStyle w:val="17"/>
             <w:tabs>
               <w:tab w:val="right" w:leader="dot" w:pos="8306"/>
             </w:tabs>
           </w:pPr>
           <w:r>
             <w:rPr>
-              <w:rFonts w:ascii="宋体" w:eastAsia="宋体" w:hAnsi="宋体" w:cs="宋体" w:hint="eastAsia"/>
+              <w:rFonts w:hint="eastAsia" w:ascii="宋体" w:hAnsi="宋体" w:eastAsia="宋体" w:cs="宋体"/>
               <w:szCs w:val="24"/>
             </w:rPr>
             <w:fldChar w:fldCharType="begin"/>
           </w:r>
           <w:r>
             <w:rPr>
-              <w:rFonts w:ascii="宋体" w:eastAsia="宋体" w:hAnsi="宋体" w:cs="宋体" w:hint="eastAsia"/>
+              <w:rFonts w:hint="eastAsia" w:ascii="宋体" w:hAnsi="宋体" w:eastAsia="宋体" w:cs="宋体"/>
               <w:szCs w:val="24"/>
             </w:rPr>
-            <w:instrText xml:space="preserve"> HYPERLINK \l _Toc3909 </w:instrText>
-          </w:r>
-          <w:r>
-            <w:rPr>
-              <w:rFonts w:ascii="宋体" w:eastAsia="宋体" w:hAnsi="宋体" w:cs="宋体" w:hint="eastAsia"/>
+            <w:instrText xml:space="preserve"> HYPERLINK \l _Toc19994 </w:instrText>
+          </w:r>
+          <w:r>
+            <w:rPr>
+              <w:rFonts w:hint="eastAsia" w:ascii="宋体" w:hAnsi="宋体" w:eastAsia="宋体" w:cs="宋体"/>
               <w:szCs w:val="24"/>
             </w:rPr>
             <w:fldChar w:fldCharType="separate"/>
@@ -2975,7 +3002,7 @@
             <w:fldChar w:fldCharType="begin"/>
           </w:r>
           <w:r>
-            <w:instrText xml:space="preserve"> PAGEREF _Toc3909 \h </w:instrText>
+            <w:instrText xml:space="preserve"> PAGEREF _Toc19994 \h </w:instrText>
           </w:r>
           <w:r>
             <w:fldChar w:fldCharType="separate"/>
@@ -2988,7 +3015,7 @@
           </w:r>
           <w:r>
             <w:rPr>
-              <w:rFonts w:ascii="宋体" w:eastAsia="宋体" w:hAnsi="宋体" w:cs="宋体" w:hint="eastAsia"/>
+              <w:rFonts w:hint="eastAsia" w:ascii="宋体" w:hAnsi="宋体" w:eastAsia="宋体" w:cs="宋体"/>
               <w:szCs w:val="24"/>
             </w:rPr>
             <w:fldChar w:fldCharType="end"/>
@@ -2996,28 +3023,28 @@
         </w:p>
         <w:p>
           <w:pPr>
-            <w:pStyle w:val="TOC2"/>
+            <w:pStyle w:val="17"/>
             <w:tabs>
               <w:tab w:val="right" w:leader="dot" w:pos="8306"/>
             </w:tabs>
           </w:pPr>
           <w:r>
             <w:rPr>
-              <w:rFonts w:ascii="宋体" w:eastAsia="宋体" w:hAnsi="宋体" w:cs="宋体" w:hint="eastAsia"/>
+              <w:rFonts w:hint="eastAsia" w:ascii="宋体" w:hAnsi="宋体" w:eastAsia="宋体" w:cs="宋体"/>
               <w:szCs w:val="24"/>
             </w:rPr>
             <w:fldChar w:fldCharType="begin"/>
           </w:r>
           <w:r>
             <w:rPr>
-              <w:rFonts w:ascii="宋体" w:eastAsia="宋体" w:hAnsi="宋体" w:cs="宋体" w:hint="eastAsia"/>
+              <w:rFonts w:hint="eastAsia" w:ascii="宋体" w:hAnsi="宋体" w:eastAsia="宋体" w:cs="宋体"/>
               <w:szCs w:val="24"/>
             </w:rPr>
-            <w:instrText xml:space="preserve"> HYPERLINK \l _Toc26412 </w:instrText>
-          </w:r>
-          <w:r>
-            <w:rPr>
-              <w:rFonts w:ascii="宋体" w:eastAsia="宋体" w:hAnsi="宋体" w:cs="宋体" w:hint="eastAsia"/>
+            <w:instrText xml:space="preserve"> HYPERLINK \l _Toc1397 </w:instrText>
+          </w:r>
+          <w:r>
+            <w:rPr>
+              <w:rFonts w:hint="eastAsia" w:ascii="宋体" w:hAnsi="宋体" w:eastAsia="宋体" w:cs="宋体"/>
               <w:szCs w:val="24"/>
             </w:rPr>
             <w:fldChar w:fldCharType="separate"/>
@@ -3043,7 +3070,7 @@
             <w:fldChar w:fldCharType="begin"/>
           </w:r>
           <w:r>
-            <w:instrText xml:space="preserve"> PAGEREF _Toc26412 \h </w:instrText>
+            <w:instrText xml:space="preserve"> PAGEREF _Toc1397 \h </w:instrText>
           </w:r>
           <w:r>
             <w:fldChar w:fldCharType="separate"/>
@@ -3056,7 +3083,7 @@
           </w:r>
           <w:r>
             <w:rPr>
-              <w:rFonts w:ascii="宋体" w:eastAsia="宋体" w:hAnsi="宋体" w:cs="宋体" w:hint="eastAsia"/>
+              <w:rFonts w:hint="eastAsia" w:ascii="宋体" w:hAnsi="宋体" w:eastAsia="宋体" w:cs="宋体"/>
               <w:szCs w:val="24"/>
             </w:rPr>
             <w:fldChar w:fldCharType="end"/>
@@ -3064,28 +3091,28 @@
         </w:p>
         <w:p>
           <w:pPr>
-            <w:pStyle w:val="TOC2"/>
+            <w:pStyle w:val="17"/>
             <w:tabs>
               <w:tab w:val="right" w:leader="dot" w:pos="8306"/>
             </w:tabs>
           </w:pPr>
           <w:r>
             <w:rPr>
-              <w:rFonts w:ascii="宋体" w:eastAsia="宋体" w:hAnsi="宋体" w:cs="宋体" w:hint="eastAsia"/>
+              <w:rFonts w:hint="eastAsia" w:ascii="宋体" w:hAnsi="宋体" w:eastAsia="宋体" w:cs="宋体"/>
               <w:szCs w:val="24"/>
             </w:rPr>
             <w:fldChar w:fldCharType="begin"/>
           </w:r>
           <w:r>
             <w:rPr>
-              <w:rFonts w:ascii="宋体" w:eastAsia="宋体" w:hAnsi="宋体" w:cs="宋体" w:hint="eastAsia"/>
+              <w:rFonts w:hint="eastAsia" w:ascii="宋体" w:hAnsi="宋体" w:eastAsia="宋体" w:cs="宋体"/>
               <w:szCs w:val="24"/>
             </w:rPr>
-            <w:instrText xml:space="preserve"> HYPERLINK \l _Toc9349 </w:instrText>
-          </w:r>
-          <w:r>
-            <w:rPr>
-              <w:rFonts w:ascii="宋体" w:eastAsia="宋体" w:hAnsi="宋体" w:cs="宋体" w:hint="eastAsia"/>
+            <w:instrText xml:space="preserve"> HYPERLINK \l _Toc5515 </w:instrText>
+          </w:r>
+          <w:r>
+            <w:rPr>
+              <w:rFonts w:hint="eastAsia" w:ascii="宋体" w:hAnsi="宋体" w:eastAsia="宋体" w:cs="宋体"/>
               <w:szCs w:val="24"/>
             </w:rPr>
             <w:fldChar w:fldCharType="separate"/>
@@ -3111,7 +3138,7 @@
             <w:fldChar w:fldCharType="begin"/>
           </w:r>
           <w:r>
-            <w:instrText xml:space="preserve"> PAGEREF _Toc9349 \h </w:instrText>
+            <w:instrText xml:space="preserve"> PAGEREF _Toc5515 \h </w:instrText>
           </w:r>
           <w:r>
             <w:fldChar w:fldCharType="separate"/>
@@ -3124,7 +3151,7 @@
           </w:r>
           <w:r>
             <w:rPr>
-              <w:rFonts w:ascii="宋体" w:eastAsia="宋体" w:hAnsi="宋体" w:cs="宋体" w:hint="eastAsia"/>
+              <w:rFonts w:hint="eastAsia" w:ascii="宋体" w:hAnsi="宋体" w:eastAsia="宋体" w:cs="宋体"/>
               <w:szCs w:val="24"/>
             </w:rPr>
             <w:fldChar w:fldCharType="end"/>
@@ -3132,28 +3159,28 @@
         </w:p>
         <w:p>
           <w:pPr>
-            <w:pStyle w:val="TOC1"/>
+            <w:pStyle w:val="16"/>
             <w:tabs>
               <w:tab w:val="right" w:leader="dot" w:pos="8306"/>
             </w:tabs>
           </w:pPr>
           <w:r>
             <w:rPr>
-              <w:rFonts w:ascii="宋体" w:eastAsia="宋体" w:hAnsi="宋体" w:cs="宋体" w:hint="eastAsia"/>
+              <w:rFonts w:hint="eastAsia" w:ascii="宋体" w:hAnsi="宋体" w:eastAsia="宋体" w:cs="宋体"/>
               <w:szCs w:val="24"/>
             </w:rPr>
             <w:fldChar w:fldCharType="begin"/>
           </w:r>
           <w:r>
             <w:rPr>
-              <w:rFonts w:ascii="宋体" w:eastAsia="宋体" w:hAnsi="宋体" w:cs="宋体" w:hint="eastAsia"/>
+              <w:rFonts w:hint="eastAsia" w:ascii="宋体" w:hAnsi="宋体" w:eastAsia="宋体" w:cs="宋体"/>
               <w:szCs w:val="24"/>
             </w:rPr>
-            <w:instrText xml:space="preserve"> HYPERLINK \l _Toc24511 </w:instrText>
-          </w:r>
-          <w:r>
-            <w:rPr>
-              <w:rFonts w:ascii="宋体" w:eastAsia="宋体" w:hAnsi="宋体" w:cs="宋体" w:hint="eastAsia"/>
+            <w:instrText xml:space="preserve"> HYPERLINK \l _Toc5193 </w:instrText>
+          </w:r>
+          <w:r>
+            <w:rPr>
+              <w:rFonts w:hint="eastAsia" w:ascii="宋体" w:hAnsi="宋体" w:eastAsia="宋体" w:cs="宋体"/>
               <w:szCs w:val="24"/>
             </w:rPr>
             <w:fldChar w:fldCharType="separate"/>
@@ -3179,7 +3206,7 @@
             <w:fldChar w:fldCharType="begin"/>
           </w:r>
           <w:r>
-            <w:instrText xml:space="preserve"> PAGEREF _Toc24511 \h </w:instrText>
+            <w:instrText xml:space="preserve"> PAGEREF _Toc5193 \h </w:instrText>
           </w:r>
           <w:r>
             <w:fldChar w:fldCharType="separate"/>
@@ -3192,7 +3219,7 @@
           </w:r>
           <w:r>
             <w:rPr>
-              <w:rFonts w:ascii="宋体" w:eastAsia="宋体" w:hAnsi="宋体" w:cs="宋体" w:hint="eastAsia"/>
+              <w:rFonts w:hint="eastAsia" w:ascii="宋体" w:hAnsi="宋体" w:eastAsia="宋体" w:cs="宋体"/>
               <w:szCs w:val="24"/>
             </w:rPr>
             <w:fldChar w:fldCharType="end"/>
@@ -3200,28 +3227,28 @@
         </w:p>
         <w:p>
           <w:pPr>
-            <w:pStyle w:val="TOC1"/>
+            <w:pStyle w:val="16"/>
             <w:tabs>
               <w:tab w:val="right" w:leader="dot" w:pos="8306"/>
             </w:tabs>
           </w:pPr>
           <w:r>
             <w:rPr>
-              <w:rFonts w:ascii="宋体" w:eastAsia="宋体" w:hAnsi="宋体" w:cs="宋体" w:hint="eastAsia"/>
+              <w:rFonts w:hint="eastAsia" w:ascii="宋体" w:hAnsi="宋体" w:eastAsia="宋体" w:cs="宋体"/>
               <w:szCs w:val="24"/>
             </w:rPr>
             <w:fldChar w:fldCharType="begin"/>
           </w:r>
           <w:r>
             <w:rPr>
-              <w:rFonts w:ascii="宋体" w:eastAsia="宋体" w:hAnsi="宋体" w:cs="宋体" w:hint="eastAsia"/>
+              <w:rFonts w:hint="eastAsia" w:ascii="宋体" w:hAnsi="宋体" w:eastAsia="宋体" w:cs="宋体"/>
               <w:szCs w:val="24"/>
             </w:rPr>
-            <w:instrText xml:space="preserve"> HYPERLINK \l _Toc19693 </w:instrText>
-          </w:r>
-          <w:r>
-            <w:rPr>
-              <w:rFonts w:ascii="宋体" w:eastAsia="宋体" w:hAnsi="宋体" w:cs="宋体" w:hint="eastAsia"/>
+            <w:instrText xml:space="preserve"> HYPERLINK \l _Toc22208 </w:instrText>
+          </w:r>
+          <w:r>
+            <w:rPr>
+              <w:rFonts w:hint="eastAsia" w:ascii="宋体" w:hAnsi="宋体" w:eastAsia="宋体" w:cs="宋体"/>
               <w:szCs w:val="24"/>
             </w:rPr>
             <w:fldChar w:fldCharType="separate"/>
@@ -3247,7 +3274,7 @@
             <w:fldChar w:fldCharType="begin"/>
           </w:r>
           <w:r>
-            <w:instrText xml:space="preserve"> PAGEREF _Toc19693 \h </w:instrText>
+            <w:instrText xml:space="preserve"> PAGEREF _Toc22208 \h </w:instrText>
           </w:r>
           <w:r>
             <w:fldChar w:fldCharType="separate"/>
@@ -3260,7 +3287,7 @@
           </w:r>
           <w:r>
             <w:rPr>
-              <w:rFonts w:ascii="宋体" w:eastAsia="宋体" w:hAnsi="宋体" w:cs="宋体" w:hint="eastAsia"/>
+              <w:rFonts w:hint="eastAsia" w:ascii="宋体" w:hAnsi="宋体" w:eastAsia="宋体" w:cs="宋体"/>
               <w:szCs w:val="24"/>
             </w:rPr>
             <w:fldChar w:fldCharType="end"/>
@@ -3268,28 +3295,28 @@
         </w:p>
         <w:p>
           <w:pPr>
-            <w:pStyle w:val="TOC1"/>
+            <w:pStyle w:val="16"/>
             <w:tabs>
               <w:tab w:val="right" w:leader="dot" w:pos="8306"/>
             </w:tabs>
           </w:pPr>
           <w:r>
             <w:rPr>
-              <w:rFonts w:ascii="宋体" w:eastAsia="宋体" w:hAnsi="宋体" w:cs="宋体" w:hint="eastAsia"/>
+              <w:rFonts w:hint="eastAsia" w:ascii="宋体" w:hAnsi="宋体" w:eastAsia="宋体" w:cs="宋体"/>
               <w:szCs w:val="24"/>
             </w:rPr>
             <w:fldChar w:fldCharType="begin"/>
           </w:r>
           <w:r>
             <w:rPr>
-              <w:rFonts w:ascii="宋体" w:eastAsia="宋体" w:hAnsi="宋体" w:cs="宋体" w:hint="eastAsia"/>
+              <w:rFonts w:hint="eastAsia" w:ascii="宋体" w:hAnsi="宋体" w:eastAsia="宋体" w:cs="宋体"/>
               <w:szCs w:val="24"/>
             </w:rPr>
-            <w:instrText xml:space="preserve"> HYPERLINK \l _Toc32445 </w:instrText>
-          </w:r>
-          <w:r>
-            <w:rPr>
-              <w:rFonts w:ascii="宋体" w:eastAsia="宋体" w:hAnsi="宋体" w:cs="宋体" w:hint="eastAsia"/>
+            <w:instrText xml:space="preserve"> HYPERLINK \l _Toc12341 </w:instrText>
+          </w:r>
+          <w:r>
+            <w:rPr>
+              <w:rFonts w:hint="eastAsia" w:ascii="宋体" w:hAnsi="宋体" w:eastAsia="宋体" w:cs="宋体"/>
               <w:szCs w:val="24"/>
             </w:rPr>
             <w:fldChar w:fldCharType="separate"/>
@@ -3315,7 +3342,7 @@
             <w:fldChar w:fldCharType="begin"/>
           </w:r>
           <w:r>
-            <w:instrText xml:space="preserve"> PAGEREF _Toc32445 \h </w:instrText>
+            <w:instrText xml:space="preserve"> PAGEREF _Toc12341 \h </w:instrText>
           </w:r>
           <w:r>
             <w:fldChar w:fldCharType="separate"/>
@@ -3328,7 +3355,7 @@
           </w:r>
           <w:r>
             <w:rPr>
-              <w:rFonts w:ascii="宋体" w:eastAsia="宋体" w:hAnsi="宋体" w:cs="宋体" w:hint="eastAsia"/>
+              <w:rFonts w:hint="eastAsia" w:ascii="宋体" w:hAnsi="宋体" w:eastAsia="宋体" w:cs="宋体"/>
               <w:szCs w:val="24"/>
             </w:rPr>
             <w:fldChar w:fldCharType="end"/>
@@ -3350,7 +3377,7 @@
             <w:snapToGrid w:val="0"/>
             <w:textAlignment w:val="baseline"/>
             <w:rPr>
-              <w:rFonts w:ascii="宋体" w:eastAsia="宋体" w:hAnsi="宋体" w:cs="宋体" w:hint="eastAsia"/>
+              <w:rFonts w:hint="eastAsia" w:ascii="宋体" w:hAnsi="宋体" w:eastAsia="宋体" w:cs="宋体"/>
               <w:snapToGrid w:val="0"/>
               <w:color w:val="000000"/>
               <w:kern w:val="0"/>
@@ -3361,7 +3388,7 @@
           </w:pPr>
           <w:r>
             <w:rPr>
-              <w:rFonts w:ascii="宋体" w:eastAsia="宋体" w:hAnsi="宋体" w:cs="宋体" w:hint="eastAsia"/>
+              <w:rFonts w:hint="eastAsia" w:ascii="宋体" w:hAnsi="宋体" w:eastAsia="宋体" w:cs="宋体"/>
               <w:szCs w:val="24"/>
             </w:rPr>
             <w:fldChar w:fldCharType="end"/>
@@ -3385,7 +3412,7 @@
         <w:snapToGrid w:val="0"/>
         <w:textAlignment w:val="baseline"/>
         <w:rPr>
-          <w:rFonts w:ascii="Arial" w:eastAsia="Arial" w:hAnsi="Arial" w:cs="Arial"/>
+          <w:rFonts w:ascii="Arial" w:hAnsi="Arial" w:eastAsia="Arial" w:cs="Arial"/>
           <w:snapToGrid w:val="0"/>
           <w:color w:val="000000"/>
           <w:kern w:val="0"/>
@@ -3396,7 +3423,7 @@
       </w:pPr>
       <w:r>
         <w:rPr>
-          <w:rFonts w:ascii="Arial" w:eastAsia="Arial" w:hAnsi="Arial" w:cs="Arial"/>
+          <w:rFonts w:ascii="Arial" w:hAnsi="Arial" w:eastAsia="Arial" w:cs="Arial"/>
           <w:snapToGrid w:val="0"/>
           <w:color w:val="000000"/>
           <w:kern w:val="0"/>
@@ -3409,45 +3436,80 @@
     </w:p>
     <w:p>
       <w:pPr>
-        <w:pStyle w:val="1"/>
+        <w:pStyle w:val="28"/>
         <w:bidi w:val="0"/>
         <w:rPr>
           <w:rFonts w:hint="eastAsia"/>
           <w:lang w:val="en-US" w:eastAsia="zh-CN"/>
         </w:rPr>
       </w:pPr>
-      <w:bookmarkStart w:id="3" w:name="_Toc523"/>
+      <w:bookmarkStart w:id="2" w:name="_Toc25400"/>
       <w:r>
         <w:rPr>
           <w:rFonts w:hint="eastAsia"/>
           <w:lang w:val="en-US" w:eastAsia="zh-CN"/>
         </w:rPr>
         <w:t>总则</w:t>
+      </w:r>
+      <w:bookmarkEnd w:id="2"/>
+    </w:p>
+    <w:p>
+      <w:pPr>
+        <w:pStyle w:val="30"/>
+        <w:bidi w:val="0"/>
+        <w:rPr>
+          <w:rFonts w:hint="eastAsia"/>
+          <w:lang w:val="en-US" w:eastAsia="zh-CN"/>
+        </w:rPr>
+      </w:pPr>
+      <w:bookmarkStart w:id="3" w:name="_Toc21533"/>
+      <w:r>
+        <w:rPr>
+          <w:rFonts w:hint="eastAsia"/>
+          <w:lang w:val="en-US" w:eastAsia="zh-CN"/>
+        </w:rPr>
+        <w:t>目的</w:t>
       </w:r>
       <w:bookmarkEnd w:id="3"/>
     </w:p>
     <w:p>
       <w:pPr>
-        <w:pStyle w:val="2"/>
+        <w:pStyle w:val="29"/>
+        <w:rPr>
+          <w:rFonts w:hint="eastAsia"/>
+          <w:lang w:val="en-US" w:eastAsia="zh-CN"/>
+        </w:rPr>
+      </w:pPr>
+      <w:r>
+        <w:rPr>
+          <w:rFonts w:hint="eastAsia"/>
+          <w:lang w:val="en-US" w:eastAsia="zh-CN"/>
+        </w:rPr>
+        <w:t>为规范本公司软件运维服务中的变更管理活动，确保所有对生产环境的修改均以受控、标准化的方式进行，从而最大限度地减少或消除因变更导致的业务中断和服务质量下降，保障服务的稳定性与连续性，特制定本制度。</w:t>
+      </w:r>
+    </w:p>
+    <w:p>
+      <w:pPr>
+        <w:pStyle w:val="30"/>
         <w:bidi w:val="0"/>
         <w:rPr>
           <w:rFonts w:hint="eastAsia"/>
           <w:lang w:val="en-US" w:eastAsia="zh-CN"/>
         </w:rPr>
       </w:pPr>
-      <w:bookmarkStart w:id="4" w:name="_Toc27799"/>
+      <w:bookmarkStart w:id="4" w:name="_Toc17980"/>
       <w:r>
         <w:rPr>
           <w:rFonts w:hint="eastAsia"/>
           <w:lang w:val="en-US" w:eastAsia="zh-CN"/>
         </w:rPr>
-        <w:t>目的</w:t>
+        <w:t>适用范围</w:t>
       </w:r>
       <w:bookmarkEnd w:id="4"/>
     </w:p>
     <w:p>
       <w:pPr>
-        <w:pStyle w:val="a1"/>
+        <w:pStyle w:val="29"/>
         <w:rPr>
           <w:rFonts w:hint="eastAsia"/>
           <w:lang w:val="en-US" w:eastAsia="zh-CN"/>
@@ -3458,31 +3520,31 @@
           <w:rFonts w:hint="eastAsia"/>
           <w:lang w:val="en-US" w:eastAsia="zh-CN"/>
         </w:rPr>
-        <w:t>为规范本公司软件运维服务中的变更管理活动，确保所有对生产环境的修改均以受控、标准化的方式进行，从而最大限度地减少或消除因变更导致的业务中断和服务质量下降，保障服务的稳定性与连续性，特制定本制度。</w:t>
+        <w:t>本制度适用于公司所有软件运维服务项目中，对客户生产环境及相关组件（包括但不限于应用程序、数据库、中间件、配置文件、运行脚本、基础架构代码等）所进行的所有计划内与计划外修改。</w:t>
       </w:r>
     </w:p>
     <w:p>
       <w:pPr>
-        <w:pStyle w:val="2"/>
+        <w:pStyle w:val="30"/>
         <w:bidi w:val="0"/>
         <w:rPr>
           <w:rFonts w:hint="eastAsia"/>
           <w:lang w:val="en-US" w:eastAsia="zh-CN"/>
         </w:rPr>
       </w:pPr>
-      <w:bookmarkStart w:id="5" w:name="_Toc16061"/>
+      <w:bookmarkStart w:id="5" w:name="_Toc6183"/>
       <w:r>
         <w:rPr>
           <w:rFonts w:hint="eastAsia"/>
           <w:lang w:val="en-US" w:eastAsia="zh-CN"/>
         </w:rPr>
-        <w:t>适用范围</w:t>
+        <w:t>原则</w:t>
       </w:r>
       <w:bookmarkEnd w:id="5"/>
     </w:p>
     <w:p>
       <w:pPr>
-        <w:pStyle w:val="a1"/>
+        <w:pStyle w:val="29"/>
         <w:rPr>
           <w:rFonts w:hint="eastAsia"/>
           <w:lang w:val="en-US" w:eastAsia="zh-CN"/>
@@ -3493,130 +3555,95 @@
           <w:rFonts w:hint="eastAsia"/>
           <w:lang w:val="en-US" w:eastAsia="zh-CN"/>
         </w:rPr>
-        <w:t>本制度适用于公司所有软件运维服务项目中，对客户生产环境及相关组件（包括但不限于应用程序、数据库、中间件、配置文件、运行脚本、基础架构代码等）所进行的所有计划内与计划外修改。</w:t>
+        <w:t>授权原则： 所有变更必须经过正式申请和审批，未经批准的变更严禁实施。</w:t>
       </w:r>
     </w:p>
     <w:p>
       <w:pPr>
-        <w:pStyle w:val="2"/>
+        <w:pStyle w:val="29"/>
+        <w:rPr>
+          <w:rFonts w:hint="eastAsia"/>
+          <w:lang w:val="en-US" w:eastAsia="zh-CN"/>
+        </w:rPr>
+      </w:pPr>
+      <w:r>
+        <w:rPr>
+          <w:rFonts w:hint="eastAsia"/>
+          <w:lang w:val="en-US" w:eastAsia="zh-CN"/>
+        </w:rPr>
+        <w:t>记录原则： 所有变更活动必须完整记录，确保过程可追溯。</w:t>
+      </w:r>
+    </w:p>
+    <w:p>
+      <w:pPr>
+        <w:pStyle w:val="29"/>
+        <w:rPr>
+          <w:rFonts w:hint="eastAsia"/>
+          <w:lang w:val="en-US" w:eastAsia="zh-CN"/>
+        </w:rPr>
+      </w:pPr>
+      <w:r>
+        <w:rPr>
+          <w:rFonts w:hint="eastAsia"/>
+          <w:lang w:val="en-US" w:eastAsia="zh-CN"/>
+        </w:rPr>
+        <w:t>评估原则： 变更实施前必须进行充分的风险与影响评估。</w:t>
+      </w:r>
+    </w:p>
+    <w:p>
+      <w:pPr>
+        <w:pStyle w:val="29"/>
+        <w:rPr>
+          <w:rFonts w:hint="eastAsia"/>
+          <w:lang w:val="en-US" w:eastAsia="zh-CN"/>
+        </w:rPr>
+      </w:pPr>
+      <w:r>
+        <w:rPr>
+          <w:rFonts w:hint="eastAsia"/>
+          <w:lang w:val="en-US" w:eastAsia="zh-CN"/>
+        </w:rPr>
+        <w:t>回退原则： 所有变更必须制定并验证可行的回退方案，确保变更失败时可快速恢复服务。</w:t>
+      </w:r>
+    </w:p>
+    <w:p>
+      <w:pPr>
+        <w:pStyle w:val="29"/>
+        <w:rPr>
+          <w:rFonts w:hint="eastAsia"/>
+          <w:lang w:val="en-US" w:eastAsia="zh-CN"/>
+        </w:rPr>
+      </w:pPr>
+      <w:r>
+        <w:rPr>
+          <w:rFonts w:hint="eastAsia"/>
+          <w:lang w:val="en-US" w:eastAsia="zh-CN"/>
+        </w:rPr>
+        <w:t>最小化影响原则： 变更应安排在业务影响最小的时段进行，并采用灰度、滚动等策略降低风险。</w:t>
+      </w:r>
+    </w:p>
+    <w:p>
+      <w:pPr>
+        <w:pStyle w:val="28"/>
         <w:bidi w:val="0"/>
         <w:rPr>
           <w:rFonts w:hint="eastAsia"/>
           <w:lang w:val="en-US" w:eastAsia="zh-CN"/>
         </w:rPr>
       </w:pPr>
-      <w:bookmarkStart w:id="6" w:name="_Toc1695"/>
+      <w:bookmarkStart w:id="6" w:name="_Toc1412"/>
       <w:r>
         <w:rPr>
           <w:rFonts w:hint="eastAsia"/>
           <w:lang w:val="en-US" w:eastAsia="zh-CN"/>
         </w:rPr>
-        <w:t>原则</w:t>
+        <w:t>角色与职责</w:t>
       </w:r>
       <w:bookmarkEnd w:id="6"/>
     </w:p>
     <w:p>
       <w:pPr>
-        <w:pStyle w:val="a1"/>
-        <w:rPr>
-          <w:rFonts w:hint="eastAsia"/>
-          <w:lang w:val="en-US" w:eastAsia="zh-CN"/>
-        </w:rPr>
-      </w:pPr>
-      <w:r>
-        <w:rPr>
-          <w:rFonts w:hint="eastAsia"/>
-          <w:lang w:val="en-US" w:eastAsia="zh-CN"/>
-        </w:rPr>
-        <w:t>授权原则： 所有变更必须经过正式申请和审批，未经批准的变更严禁实施。</w:t>
-      </w:r>
-    </w:p>
-    <w:p>
-      <w:pPr>
-        <w:pStyle w:val="a1"/>
-        <w:rPr>
-          <w:rFonts w:hint="eastAsia"/>
-          <w:lang w:val="en-US" w:eastAsia="zh-CN"/>
-        </w:rPr>
-      </w:pPr>
-      <w:r>
-        <w:rPr>
-          <w:rFonts w:hint="eastAsia"/>
-          <w:lang w:val="en-US" w:eastAsia="zh-CN"/>
-        </w:rPr>
-        <w:t>记录原则： 所有变更活动必须完整记录，确保过程可追溯。</w:t>
-      </w:r>
-    </w:p>
-    <w:p>
-      <w:pPr>
-        <w:pStyle w:val="a1"/>
-        <w:rPr>
-          <w:rFonts w:hint="eastAsia"/>
-          <w:lang w:val="en-US" w:eastAsia="zh-CN"/>
-        </w:rPr>
-      </w:pPr>
-      <w:r>
-        <w:rPr>
-          <w:rFonts w:hint="eastAsia"/>
-          <w:lang w:val="en-US" w:eastAsia="zh-CN"/>
-        </w:rPr>
-        <w:t>评估原则： 变更实施前必须进行充分的风险与影响评估。</w:t>
-      </w:r>
-    </w:p>
-    <w:p>
-      <w:pPr>
-        <w:pStyle w:val="a1"/>
-        <w:rPr>
-          <w:rFonts w:hint="eastAsia"/>
-          <w:lang w:val="en-US" w:eastAsia="zh-CN"/>
-        </w:rPr>
-      </w:pPr>
-      <w:r>
-        <w:rPr>
-          <w:rFonts w:hint="eastAsia"/>
-          <w:lang w:val="en-US" w:eastAsia="zh-CN"/>
-        </w:rPr>
-        <w:t>回退原则： 所有变更必须制定并验证可行的回退方案，确保变更失败时可快速恢复服务。</w:t>
-      </w:r>
-    </w:p>
-    <w:p>
-      <w:pPr>
-        <w:pStyle w:val="a1"/>
-        <w:rPr>
-          <w:rFonts w:hint="eastAsia"/>
-          <w:lang w:val="en-US" w:eastAsia="zh-CN"/>
-        </w:rPr>
-      </w:pPr>
-      <w:r>
-        <w:rPr>
-          <w:rFonts w:hint="eastAsia"/>
-          <w:lang w:val="en-US" w:eastAsia="zh-CN"/>
-        </w:rPr>
-        <w:t>最小化影响原则： 变更应安排在业务影响最小的时段进行，并采用灰度、滚动等策略降低风险。</w:t>
-      </w:r>
-    </w:p>
-    <w:p>
-      <w:pPr>
-        <w:pStyle w:val="1"/>
-        <w:bidi w:val="0"/>
-        <w:rPr>
-          <w:rFonts w:hint="eastAsia"/>
-          <w:lang w:val="en-US" w:eastAsia="zh-CN"/>
-        </w:rPr>
-      </w:pPr>
-      <w:bookmarkStart w:id="7" w:name="_Toc22764"/>
-      <w:r>
-        <w:rPr>
-          <w:rFonts w:hint="eastAsia"/>
-          <w:lang w:val="en-US" w:eastAsia="zh-CN"/>
-        </w:rPr>
-        <w:t>角色与职责</w:t>
-      </w:r>
-      <w:bookmarkEnd w:id="7"/>
-    </w:p>
-    <w:p>
-      <w:pPr>
-        <w:pStyle w:val="a1"/>
+        <w:pStyle w:val="29"/>
         <w:bidi w:val="0"/>
       </w:pPr>
       <w:r>
@@ -3625,18 +3652,19 @@
     </w:p>
     <w:tbl>
       <w:tblPr>
-        <w:tblStyle w:val="TableNormal"/>
+        <w:tblStyle w:val="20"/>
         <w:tblW w:w="9024" w:type="dxa"/>
         <w:tblInd w:w="0" w:type="dxa"/>
         <w:tblBorders>
-          <w:top w:val="single" w:sz="4" w:space="0" w:color="auto"/>
-          <w:left w:val="single" w:sz="4" w:space="0" w:color="auto"/>
-          <w:bottom w:val="single" w:sz="4" w:space="0" w:color="auto"/>
-          <w:right w:val="single" w:sz="4" w:space="0" w:color="auto"/>
-          <w:insideH w:val="single" w:sz="4" w:space="0" w:color="auto"/>
-          <w:insideV w:val="single" w:sz="4" w:space="0" w:color="auto"/>
+          <w:top w:val="single" w:color="auto" w:sz="4" w:space="0"/>
+          <w:left w:val="single" w:color="auto" w:sz="4" w:space="0"/>
+          <w:bottom w:val="single" w:color="auto" w:sz="4" w:space="0"/>
+          <w:right w:val="single" w:color="auto" w:sz="4" w:space="0"/>
+          <w:insideH w:val="single" w:color="auto" w:sz="4" w:space="0"/>
+          <w:insideV w:val="single" w:color="auto" w:sz="4" w:space="0"/>
         </w:tblBorders>
         <w:shd w:val="clear" w:color="auto" w:fill="auto"/>
+        <w:tblLayout w:type="autofit"/>
         <w:tblCellMar>
           <w:top w:w="15" w:type="dxa"/>
           <w:left w:w="15" w:type="dxa"/>
@@ -3651,15 +3679,13 @@
       </w:tblGrid>
       <w:tr>
         <w:tblPrEx>
-          <w:tblW w:w="9024" w:type="dxa"/>
-          <w:tblInd w:w="0" w:type="dxa"/>
           <w:tblBorders>
-            <w:top w:val="single" w:sz="4" w:space="0" w:color="auto"/>
-            <w:left w:val="single" w:sz="4" w:space="0" w:color="auto"/>
-            <w:bottom w:val="single" w:sz="4" w:space="0" w:color="auto"/>
-            <w:right w:val="single" w:sz="4" w:space="0" w:color="auto"/>
-            <w:insideH w:val="single" w:sz="4" w:space="0" w:color="auto"/>
-            <w:insideV w:val="single" w:sz="4" w:space="0" w:color="auto"/>
+            <w:top w:val="single" w:color="auto" w:sz="4" w:space="0"/>
+            <w:left w:val="single" w:color="auto" w:sz="4" w:space="0"/>
+            <w:bottom w:val="single" w:color="auto" w:sz="4" w:space="0"/>
+            <w:right w:val="single" w:color="auto" w:sz="4" w:space="0"/>
+            <w:insideH w:val="single" w:color="auto" w:sz="4" w:space="0"/>
+            <w:insideV w:val="single" w:color="auto" w:sz="4" w:space="0"/>
           </w:tblBorders>
           <w:shd w:val="clear" w:color="auto" w:fill="auto"/>
           <w:tblCellMar>
@@ -3693,7 +3719,7 @@
               <w:spacing w:line="300" w:lineRule="atLeast"/>
               <w:jc w:val="left"/>
               <w:rPr>
-                <w:rFonts w:ascii="Segoe UI" w:eastAsia="Segoe UI" w:hAnsi="Segoe UI" w:cs="Segoe UI"/>
+                <w:rFonts w:ascii="Segoe UI" w:hAnsi="Segoe UI" w:eastAsia="Segoe UI" w:cs="Segoe UI"/>
                 <w:i w:val="0"/>
                 <w:iCs w:val="0"/>
                 <w:caps w:val="0"/>
@@ -3705,7 +3731,7 @@
             </w:pPr>
             <w:r>
               <w:rPr>
-                <w:rFonts w:ascii="Segoe UI" w:eastAsia="Segoe UI" w:hAnsi="Segoe UI" w:cs="Segoe UI" w:hint="default"/>
+                <w:rFonts w:hint="default" w:ascii="Segoe UI" w:hAnsi="Segoe UI" w:eastAsia="Segoe UI" w:cs="Segoe UI"/>
                 <w:i w:val="0"/>
                 <w:iCs w:val="0"/>
                 <w:caps w:val="0"/>
@@ -3742,7 +3768,7 @@
               <w:spacing w:line="300" w:lineRule="atLeast"/>
               <w:jc w:val="left"/>
               <w:rPr>
-                <w:rFonts w:ascii="Segoe UI" w:eastAsia="Segoe UI" w:hAnsi="Segoe UI" w:cs="Segoe UI" w:hint="default"/>
+                <w:rFonts w:hint="default" w:ascii="Segoe UI" w:hAnsi="Segoe UI" w:eastAsia="Segoe UI" w:cs="Segoe UI"/>
                 <w:i w:val="0"/>
                 <w:iCs w:val="0"/>
                 <w:caps w:val="0"/>
@@ -3754,7 +3780,7 @@
             </w:pPr>
             <w:r>
               <w:rPr>
-                <w:rFonts w:ascii="Segoe UI" w:eastAsia="Segoe UI" w:hAnsi="Segoe UI" w:cs="Segoe UI" w:hint="default"/>
+                <w:rFonts w:hint="default" w:ascii="Segoe UI" w:hAnsi="Segoe UI" w:eastAsia="Segoe UI" w:cs="Segoe UI"/>
                 <w:i w:val="0"/>
                 <w:iCs w:val="0"/>
                 <w:caps w:val="0"/>
@@ -3791,7 +3817,7 @@
               <w:spacing w:line="300" w:lineRule="atLeast"/>
               <w:jc w:val="left"/>
               <w:rPr>
-                <w:rFonts w:ascii="Segoe UI" w:eastAsia="Segoe UI" w:hAnsi="Segoe UI" w:cs="Segoe UI" w:hint="default"/>
+                <w:rFonts w:hint="default" w:ascii="Segoe UI" w:hAnsi="Segoe UI" w:eastAsia="Segoe UI" w:cs="Segoe UI"/>
                 <w:i w:val="0"/>
                 <w:iCs w:val="0"/>
                 <w:caps w:val="0"/>
@@ -3803,7 +3829,7 @@
             </w:pPr>
             <w:r>
               <w:rPr>
-                <w:rFonts w:ascii="Segoe UI" w:eastAsia="Segoe UI" w:hAnsi="Segoe UI" w:cs="Segoe UI" w:hint="default"/>
+                <w:rFonts w:hint="default" w:ascii="Segoe UI" w:hAnsi="Segoe UI" w:eastAsia="Segoe UI" w:cs="Segoe UI"/>
                 <w:i w:val="0"/>
                 <w:iCs w:val="0"/>
                 <w:caps w:val="0"/>
@@ -3822,8 +3848,14 @@
       </w:tr>
       <w:tr>
         <w:tblPrEx>
-          <w:tblW w:w="9024" w:type="dxa"/>
-          <w:tblInd w:w="0" w:type="dxa"/>
+          <w:tblBorders>
+            <w:top w:val="single" w:color="auto" w:sz="4" w:space="0"/>
+            <w:left w:val="single" w:color="auto" w:sz="4" w:space="0"/>
+            <w:bottom w:val="single" w:color="auto" w:sz="4" w:space="0"/>
+            <w:right w:val="single" w:color="auto" w:sz="4" w:space="0"/>
+            <w:insideH w:val="single" w:color="auto" w:sz="4" w:space="0"/>
+            <w:insideV w:val="single" w:color="auto" w:sz="4" w:space="0"/>
+          </w:tblBorders>
           <w:shd w:val="clear" w:color="auto" w:fill="auto"/>
           <w:tblCellMar>
             <w:top w:w="15" w:type="dxa"/>
@@ -3853,7 +3885,7 @@
               <w:spacing w:line="300" w:lineRule="atLeast"/>
               <w:jc w:val="left"/>
               <w:rPr>
-                <w:rFonts w:ascii="Segoe UI" w:eastAsia="Segoe UI" w:hAnsi="Segoe UI" w:cs="Segoe UI" w:hint="default"/>
+                <w:rFonts w:hint="default" w:ascii="Segoe UI" w:hAnsi="Segoe UI" w:eastAsia="Segoe UI" w:cs="Segoe UI"/>
                 <w:i w:val="0"/>
                 <w:iCs w:val="0"/>
                 <w:caps w:val="0"/>
@@ -3865,8 +3897,8 @@
             </w:pPr>
             <w:r>
               <w:rPr>
-                <w:rStyle w:val="Strong"/>
-                <w:rFonts w:ascii="Segoe UI" w:eastAsia="Segoe UI" w:hAnsi="Segoe UI" w:cs="Segoe UI" w:hint="default"/>
+                <w:rStyle w:val="23"/>
+                <w:rFonts w:hint="default" w:ascii="Segoe UI" w:hAnsi="Segoe UI" w:eastAsia="Segoe UI" w:cs="Segoe UI"/>
                 <w:b/>
                 <w:bCs/>
                 <w:i w:val="0"/>
@@ -3905,7 +3937,7 @@
               <w:spacing w:line="300" w:lineRule="atLeast"/>
               <w:jc w:val="left"/>
               <w:rPr>
-                <w:rFonts w:ascii="Segoe UI" w:eastAsia="Segoe UI" w:hAnsi="Segoe UI" w:cs="Segoe UI" w:hint="default"/>
+                <w:rFonts w:hint="default" w:ascii="Segoe UI" w:hAnsi="Segoe UI" w:eastAsia="Segoe UI" w:cs="Segoe UI"/>
                 <w:i w:val="0"/>
                 <w:iCs w:val="0"/>
                 <w:caps w:val="0"/>
@@ -3917,7 +3949,7 @@
             </w:pPr>
             <w:r>
               <w:rPr>
-                <w:rFonts w:ascii="Segoe UI" w:eastAsia="Segoe UI" w:hAnsi="Segoe UI" w:cs="Segoe UI" w:hint="default"/>
+                <w:rFonts w:hint="default" w:ascii="Segoe UI" w:hAnsi="Segoe UI" w:eastAsia="Segoe UI" w:cs="Segoe UI"/>
                 <w:i w:val="0"/>
                 <w:iCs w:val="0"/>
                 <w:caps w:val="0"/>
@@ -3933,23 +3965,23 @@
             </w:r>
             <w:r>
               <w:rPr>
-                <w:rFonts w:ascii="Segoe UI" w:eastAsia="Segoe UI" w:hAnsi="Segoe UI" w:cs="Segoe UI" w:hint="default"/>
-                <w:i w:val="0"/>
-                <w:iCs w:val="0"/>
-                <w:caps w:val="0"/>
-                <w:snapToGrid w:val="0"/>
-                <w:color w:val="000000"/>
-                <w:spacing w:val="0"/>
-                <w:kern w:val="0"/>
-                <w:sz w:val="18"/>
-                <w:szCs w:val="18"/>
-                <w:lang w:val="en-US" w:eastAsia="zh-CN"/>
-              </w:rPr>
-              <w:br/>
-            </w:r>
-            <w:r>
-              <w:rPr>
-                <w:rFonts w:ascii="Segoe UI" w:eastAsia="Segoe UI" w:hAnsi="Segoe UI" w:cs="Segoe UI" w:hint="default"/>
+                <w:rFonts w:hint="default" w:ascii="Segoe UI" w:hAnsi="Segoe UI" w:eastAsia="Segoe UI" w:cs="Segoe UI"/>
+                <w:i w:val="0"/>
+                <w:iCs w:val="0"/>
+                <w:caps w:val="0"/>
+                <w:snapToGrid w:val="0"/>
+                <w:color w:val="000000"/>
+                <w:spacing w:val="0"/>
+                <w:kern w:val="0"/>
+                <w:sz w:val="18"/>
+                <w:szCs w:val="18"/>
+                <w:lang w:val="en-US" w:eastAsia="zh-CN"/>
+              </w:rPr>
+              <w:br w:type="textWrapping"/>
+            </w:r>
+            <w:r>
+              <w:rPr>
+                <w:rFonts w:hint="default" w:ascii="Segoe UI" w:hAnsi="Segoe UI" w:eastAsia="Segoe UI" w:cs="Segoe UI"/>
                 <w:i w:val="0"/>
                 <w:iCs w:val="0"/>
                 <w:caps w:val="0"/>
@@ -3986,7 +4018,7 @@
               <w:spacing w:line="300" w:lineRule="atLeast"/>
               <w:jc w:val="left"/>
               <w:rPr>
-                <w:rFonts w:ascii="Segoe UI" w:eastAsia="Segoe UI" w:hAnsi="Segoe UI" w:cs="Segoe UI" w:hint="default"/>
+                <w:rFonts w:hint="default" w:ascii="Segoe UI" w:hAnsi="Segoe UI" w:eastAsia="Segoe UI" w:cs="Segoe UI"/>
                 <w:i w:val="0"/>
                 <w:iCs w:val="0"/>
                 <w:caps w:val="0"/>
@@ -3998,8 +4030,8 @@
             </w:pPr>
             <w:r>
               <w:rPr>
-                <w:rStyle w:val="Strong"/>
-                <w:rFonts w:ascii="Segoe UI" w:eastAsia="Segoe UI" w:hAnsi="Segoe UI" w:cs="Segoe UI" w:hint="default"/>
+                <w:rStyle w:val="23"/>
+                <w:rFonts w:hint="default" w:ascii="Segoe UI" w:hAnsi="Segoe UI" w:eastAsia="Segoe UI" w:cs="Segoe UI"/>
                 <w:b/>
                 <w:bCs/>
                 <w:i w:val="0"/>
@@ -4017,7 +4049,7 @@
             </w:r>
             <w:r>
               <w:rPr>
-                <w:rFonts w:ascii="Segoe UI" w:eastAsia="Segoe UI" w:hAnsi="Segoe UI" w:cs="Segoe UI" w:hint="default"/>
+                <w:rFonts w:hint="default" w:ascii="Segoe UI" w:hAnsi="Segoe UI" w:eastAsia="Segoe UI" w:cs="Segoe UI"/>
                 <w:i w:val="0"/>
                 <w:iCs w:val="0"/>
                 <w:caps w:val="0"/>
@@ -4033,24 +4065,24 @@
             </w:r>
             <w:r>
               <w:rPr>
-                <w:rFonts w:ascii="Segoe UI" w:eastAsia="Segoe UI" w:hAnsi="Segoe UI" w:cs="Segoe UI" w:hint="default"/>
-                <w:i w:val="0"/>
-                <w:iCs w:val="0"/>
-                <w:caps w:val="0"/>
-                <w:snapToGrid w:val="0"/>
-                <w:color w:val="000000"/>
-                <w:spacing w:val="0"/>
-                <w:kern w:val="0"/>
-                <w:sz w:val="18"/>
-                <w:szCs w:val="18"/>
-                <w:lang w:val="en-US" w:eastAsia="zh-CN"/>
-              </w:rPr>
-              <w:br/>
-            </w:r>
-            <w:r>
-              <w:rPr>
-                <w:rStyle w:val="Strong"/>
-                <w:rFonts w:ascii="Segoe UI" w:eastAsia="Segoe UI" w:hAnsi="Segoe UI" w:cs="Segoe UI" w:hint="default"/>
+                <w:rFonts w:hint="default" w:ascii="Segoe UI" w:hAnsi="Segoe UI" w:eastAsia="Segoe UI" w:cs="Segoe UI"/>
+                <w:i w:val="0"/>
+                <w:iCs w:val="0"/>
+                <w:caps w:val="0"/>
+                <w:snapToGrid w:val="0"/>
+                <w:color w:val="000000"/>
+                <w:spacing w:val="0"/>
+                <w:kern w:val="0"/>
+                <w:sz w:val="18"/>
+                <w:szCs w:val="18"/>
+                <w:lang w:val="en-US" w:eastAsia="zh-CN"/>
+              </w:rPr>
+              <w:br w:type="textWrapping"/>
+            </w:r>
+            <w:r>
+              <w:rPr>
+                <w:rStyle w:val="23"/>
+                <w:rFonts w:hint="default" w:ascii="Segoe UI" w:hAnsi="Segoe UI" w:eastAsia="Segoe UI" w:cs="Segoe UI"/>
                 <w:b/>
                 <w:bCs/>
                 <w:i w:val="0"/>
@@ -4068,7 +4100,7 @@
             </w:r>
             <w:r>
               <w:rPr>
-                <w:rFonts w:ascii="Segoe UI" w:eastAsia="Segoe UI" w:hAnsi="Segoe UI" w:cs="Segoe UI" w:hint="default"/>
+                <w:rFonts w:hint="default" w:ascii="Segoe UI" w:hAnsi="Segoe UI" w:eastAsia="Segoe UI" w:cs="Segoe UI"/>
                 <w:i w:val="0"/>
                 <w:iCs w:val="0"/>
                 <w:caps w:val="0"/>
@@ -4084,24 +4116,24 @@
             </w:r>
             <w:r>
               <w:rPr>
-                <w:rFonts w:ascii="Segoe UI" w:eastAsia="Segoe UI" w:hAnsi="Segoe UI" w:cs="Segoe UI" w:hint="default"/>
-                <w:i w:val="0"/>
-                <w:iCs w:val="0"/>
-                <w:caps w:val="0"/>
-                <w:snapToGrid w:val="0"/>
-                <w:color w:val="000000"/>
-                <w:spacing w:val="0"/>
-                <w:kern w:val="0"/>
-                <w:sz w:val="18"/>
-                <w:szCs w:val="18"/>
-                <w:lang w:val="en-US" w:eastAsia="zh-CN"/>
-              </w:rPr>
-              <w:br/>
-            </w:r>
-            <w:r>
-              <w:rPr>
-                <w:rStyle w:val="Strong"/>
-                <w:rFonts w:ascii="Segoe UI" w:eastAsia="Segoe UI" w:hAnsi="Segoe UI" w:cs="Segoe UI" w:hint="default"/>
+                <w:rFonts w:hint="default" w:ascii="Segoe UI" w:hAnsi="Segoe UI" w:eastAsia="Segoe UI" w:cs="Segoe UI"/>
+                <w:i w:val="0"/>
+                <w:iCs w:val="0"/>
+                <w:caps w:val="0"/>
+                <w:snapToGrid w:val="0"/>
+                <w:color w:val="000000"/>
+                <w:spacing w:val="0"/>
+                <w:kern w:val="0"/>
+                <w:sz w:val="18"/>
+                <w:szCs w:val="18"/>
+                <w:lang w:val="en-US" w:eastAsia="zh-CN"/>
+              </w:rPr>
+              <w:br w:type="textWrapping"/>
+            </w:r>
+            <w:r>
+              <w:rPr>
+                <w:rStyle w:val="23"/>
+                <w:rFonts w:hint="default" w:ascii="Segoe UI" w:hAnsi="Segoe UI" w:eastAsia="Segoe UI" w:cs="Segoe UI"/>
                 <w:b/>
                 <w:bCs/>
                 <w:i w:val="0"/>
@@ -4119,7 +4151,7 @@
             </w:r>
             <w:r>
               <w:rPr>
-                <w:rFonts w:ascii="Segoe UI" w:eastAsia="Segoe UI" w:hAnsi="Segoe UI" w:cs="Segoe UI" w:hint="default"/>
+                <w:rFonts w:hint="default" w:ascii="Segoe UI" w:hAnsi="Segoe UI" w:eastAsia="Segoe UI" w:cs="Segoe UI"/>
                 <w:i w:val="0"/>
                 <w:iCs w:val="0"/>
                 <w:caps w:val="0"/>
@@ -4138,8 +4170,14 @@
       </w:tr>
       <w:tr>
         <w:tblPrEx>
-          <w:tblW w:w="9024" w:type="dxa"/>
-          <w:tblInd w:w="0" w:type="dxa"/>
+          <w:tblBorders>
+            <w:top w:val="single" w:color="auto" w:sz="4" w:space="0"/>
+            <w:left w:val="single" w:color="auto" w:sz="4" w:space="0"/>
+            <w:bottom w:val="single" w:color="auto" w:sz="4" w:space="0"/>
+            <w:right w:val="single" w:color="auto" w:sz="4" w:space="0"/>
+            <w:insideH w:val="single" w:color="auto" w:sz="4" w:space="0"/>
+            <w:insideV w:val="single" w:color="auto" w:sz="4" w:space="0"/>
+          </w:tblBorders>
           <w:shd w:val="clear" w:color="auto" w:fill="auto"/>
           <w:tblCellMar>
             <w:top w:w="15" w:type="dxa"/>
@@ -4169,7 +4207,7 @@
               <w:spacing w:line="300" w:lineRule="atLeast"/>
               <w:jc w:val="left"/>
               <w:rPr>
-                <w:rFonts w:ascii="Segoe UI" w:eastAsia="Segoe UI" w:hAnsi="Segoe UI" w:cs="Segoe UI" w:hint="default"/>
+                <w:rFonts w:hint="default" w:ascii="Segoe UI" w:hAnsi="Segoe UI" w:eastAsia="Segoe UI" w:cs="Segoe UI"/>
                 <w:i w:val="0"/>
                 <w:iCs w:val="0"/>
                 <w:caps w:val="0"/>
@@ -4181,8 +4219,8 @@
             </w:pPr>
             <w:r>
               <w:rPr>
-                <w:rStyle w:val="Strong"/>
-                <w:rFonts w:ascii="Segoe UI" w:eastAsia="Segoe UI" w:hAnsi="Segoe UI" w:cs="Segoe UI" w:hint="default"/>
+                <w:rStyle w:val="23"/>
+                <w:rFonts w:hint="default" w:ascii="Segoe UI" w:hAnsi="Segoe UI" w:eastAsia="Segoe UI" w:cs="Segoe UI"/>
                 <w:b/>
                 <w:bCs/>
                 <w:i w:val="0"/>
@@ -4221,7 +4259,7 @@
               <w:spacing w:line="300" w:lineRule="atLeast"/>
               <w:jc w:val="left"/>
               <w:rPr>
-                <w:rFonts w:ascii="Segoe UI" w:eastAsia="Segoe UI" w:hAnsi="Segoe UI" w:cs="Segoe UI" w:hint="default"/>
+                <w:rFonts w:hint="default" w:ascii="Segoe UI" w:hAnsi="Segoe UI" w:eastAsia="Segoe UI" w:cs="Segoe UI"/>
                 <w:i w:val="0"/>
                 <w:iCs w:val="0"/>
                 <w:caps w:val="0"/>
@@ -4233,7 +4271,7 @@
             </w:pPr>
             <w:r>
               <w:rPr>
-                <w:rFonts w:ascii="Segoe UI" w:eastAsia="Segoe UI" w:hAnsi="Segoe UI" w:cs="Segoe UI" w:hint="default"/>
+                <w:rFonts w:hint="default" w:ascii="Segoe UI" w:hAnsi="Segoe UI" w:eastAsia="Segoe UI" w:cs="Segoe UI"/>
                 <w:i w:val="0"/>
                 <w:iCs w:val="0"/>
                 <w:caps w:val="0"/>
@@ -4249,23 +4287,23 @@
             </w:r>
             <w:r>
               <w:rPr>
-                <w:rFonts w:ascii="Segoe UI" w:eastAsia="Segoe UI" w:hAnsi="Segoe UI" w:cs="Segoe UI" w:hint="default"/>
-                <w:i w:val="0"/>
-                <w:iCs w:val="0"/>
-                <w:caps w:val="0"/>
-                <w:snapToGrid w:val="0"/>
-                <w:color w:val="000000"/>
-                <w:spacing w:val="0"/>
-                <w:kern w:val="0"/>
-                <w:sz w:val="18"/>
-                <w:szCs w:val="18"/>
-                <w:lang w:val="en-US" w:eastAsia="zh-CN"/>
-              </w:rPr>
-              <w:br/>
-            </w:r>
-            <w:r>
-              <w:rPr>
-                <w:rFonts w:ascii="Segoe UI" w:eastAsia="Segoe UI" w:hAnsi="Segoe UI" w:cs="Segoe UI" w:hint="default"/>
+                <w:rFonts w:hint="default" w:ascii="Segoe UI" w:hAnsi="Segoe UI" w:eastAsia="Segoe UI" w:cs="Segoe UI"/>
+                <w:i w:val="0"/>
+                <w:iCs w:val="0"/>
+                <w:caps w:val="0"/>
+                <w:snapToGrid w:val="0"/>
+                <w:color w:val="000000"/>
+                <w:spacing w:val="0"/>
+                <w:kern w:val="0"/>
+                <w:sz w:val="18"/>
+                <w:szCs w:val="18"/>
+                <w:lang w:val="en-US" w:eastAsia="zh-CN"/>
+              </w:rPr>
+              <w:br w:type="textWrapping"/>
+            </w:r>
+            <w:r>
+              <w:rPr>
+                <w:rFonts w:hint="default" w:ascii="Segoe UI" w:hAnsi="Segoe UI" w:eastAsia="Segoe UI" w:cs="Segoe UI"/>
                 <w:i w:val="0"/>
                 <w:iCs w:val="0"/>
                 <w:caps w:val="0"/>
@@ -4281,8 +4319,8 @@
             </w:r>
             <w:r>
               <w:rPr>
-                <w:rStyle w:val="Strong"/>
-                <w:rFonts w:ascii="Segoe UI" w:eastAsia="Segoe UI" w:hAnsi="Segoe UI" w:cs="Segoe UI" w:hint="default"/>
+                <w:rStyle w:val="23"/>
+                <w:rFonts w:hint="default" w:ascii="Segoe UI" w:hAnsi="Segoe UI" w:eastAsia="Segoe UI" w:cs="Segoe UI"/>
                 <w:b/>
                 <w:bCs/>
                 <w:i w:val="0"/>
@@ -4300,7 +4338,7 @@
             </w:r>
             <w:r>
               <w:rPr>
-                <w:rFonts w:ascii="Segoe UI" w:eastAsia="Segoe UI" w:hAnsi="Segoe UI" w:cs="Segoe UI" w:hint="default"/>
+                <w:rFonts w:hint="default" w:ascii="Segoe UI" w:hAnsi="Segoe UI" w:eastAsia="Segoe UI" w:cs="Segoe UI"/>
                 <w:i w:val="0"/>
                 <w:iCs w:val="0"/>
                 <w:caps w:val="0"/>
@@ -4316,23 +4354,23 @@
             </w:r>
             <w:r>
               <w:rPr>
-                <w:rFonts w:ascii="Segoe UI" w:eastAsia="Segoe UI" w:hAnsi="Segoe UI" w:cs="Segoe UI" w:hint="default"/>
-                <w:i w:val="0"/>
-                <w:iCs w:val="0"/>
-                <w:caps w:val="0"/>
-                <w:snapToGrid w:val="0"/>
-                <w:color w:val="000000"/>
-                <w:spacing w:val="0"/>
-                <w:kern w:val="0"/>
-                <w:sz w:val="18"/>
-                <w:szCs w:val="18"/>
-                <w:lang w:val="en-US" w:eastAsia="zh-CN"/>
-              </w:rPr>
-              <w:br/>
-            </w:r>
-            <w:r>
-              <w:rPr>
-                <w:rFonts w:ascii="Segoe UI" w:eastAsia="Segoe UI" w:hAnsi="Segoe UI" w:cs="Segoe UI" w:hint="default"/>
+                <w:rFonts w:hint="default" w:ascii="Segoe UI" w:hAnsi="Segoe UI" w:eastAsia="Segoe UI" w:cs="Segoe UI"/>
+                <w:i w:val="0"/>
+                <w:iCs w:val="0"/>
+                <w:caps w:val="0"/>
+                <w:snapToGrid w:val="0"/>
+                <w:color w:val="000000"/>
+                <w:spacing w:val="0"/>
+                <w:kern w:val="0"/>
+                <w:sz w:val="18"/>
+                <w:szCs w:val="18"/>
+                <w:lang w:val="en-US" w:eastAsia="zh-CN"/>
+              </w:rPr>
+              <w:br w:type="textWrapping"/>
+            </w:r>
+            <w:r>
+              <w:rPr>
+                <w:rFonts w:hint="default" w:ascii="Segoe UI" w:hAnsi="Segoe UI" w:eastAsia="Segoe UI" w:cs="Segoe UI"/>
                 <w:i w:val="0"/>
                 <w:iCs w:val="0"/>
                 <w:caps w:val="0"/>
@@ -4348,8 +4386,8 @@
             </w:r>
             <w:r>
               <w:rPr>
-                <w:rStyle w:val="Strong"/>
-                <w:rFonts w:ascii="Segoe UI" w:eastAsia="Segoe UI" w:hAnsi="Segoe UI" w:cs="Segoe UI" w:hint="default"/>
+                <w:rStyle w:val="23"/>
+                <w:rFonts w:hint="default" w:ascii="Segoe UI" w:hAnsi="Segoe UI" w:eastAsia="Segoe UI" w:cs="Segoe UI"/>
                 <w:b/>
                 <w:bCs/>
                 <w:i w:val="0"/>
@@ -4367,7 +4405,7 @@
             </w:r>
             <w:r>
               <w:rPr>
-                <w:rFonts w:ascii="Segoe UI" w:eastAsia="Segoe UI" w:hAnsi="Segoe UI" w:cs="Segoe UI" w:hint="default"/>
+                <w:rFonts w:hint="default" w:ascii="Segoe UI" w:hAnsi="Segoe UI" w:eastAsia="Segoe UI" w:cs="Segoe UI"/>
                 <w:i w:val="0"/>
                 <w:iCs w:val="0"/>
                 <w:caps w:val="0"/>
@@ -4383,23 +4421,23 @@
             </w:r>
             <w:r>
               <w:rPr>
-                <w:rFonts w:ascii="Segoe UI" w:eastAsia="Segoe UI" w:hAnsi="Segoe UI" w:cs="Segoe UI" w:hint="default"/>
-                <w:i w:val="0"/>
-                <w:iCs w:val="0"/>
-                <w:caps w:val="0"/>
-                <w:snapToGrid w:val="0"/>
-                <w:color w:val="000000"/>
-                <w:spacing w:val="0"/>
-                <w:kern w:val="0"/>
-                <w:sz w:val="18"/>
-                <w:szCs w:val="18"/>
-                <w:lang w:val="en-US" w:eastAsia="zh-CN"/>
-              </w:rPr>
-              <w:br/>
-            </w:r>
-            <w:r>
-              <w:rPr>
-                <w:rFonts w:ascii="Segoe UI" w:eastAsia="Segoe UI" w:hAnsi="Segoe UI" w:cs="Segoe UI" w:hint="default"/>
+                <w:rFonts w:hint="default" w:ascii="Segoe UI" w:hAnsi="Segoe UI" w:eastAsia="Segoe UI" w:cs="Segoe UI"/>
+                <w:i w:val="0"/>
+                <w:iCs w:val="0"/>
+                <w:caps w:val="0"/>
+                <w:snapToGrid w:val="0"/>
+                <w:color w:val="000000"/>
+                <w:spacing w:val="0"/>
+                <w:kern w:val="0"/>
+                <w:sz w:val="18"/>
+                <w:szCs w:val="18"/>
+                <w:lang w:val="en-US" w:eastAsia="zh-CN"/>
+              </w:rPr>
+              <w:br w:type="textWrapping"/>
+            </w:r>
+            <w:r>
+              <w:rPr>
+                <w:rFonts w:hint="default" w:ascii="Segoe UI" w:hAnsi="Segoe UI" w:eastAsia="Segoe UI" w:cs="Segoe UI"/>
                 <w:i w:val="0"/>
                 <w:iCs w:val="0"/>
                 <w:caps w:val="0"/>
@@ -4415,23 +4453,23 @@
             </w:r>
             <w:r>
               <w:rPr>
-                <w:rFonts w:ascii="Segoe UI" w:eastAsia="Segoe UI" w:hAnsi="Segoe UI" w:cs="Segoe UI" w:hint="default"/>
-                <w:i w:val="0"/>
-                <w:iCs w:val="0"/>
-                <w:caps w:val="0"/>
-                <w:snapToGrid w:val="0"/>
-                <w:color w:val="000000"/>
-                <w:spacing w:val="0"/>
-                <w:kern w:val="0"/>
-                <w:sz w:val="18"/>
-                <w:szCs w:val="18"/>
-                <w:lang w:val="en-US" w:eastAsia="zh-CN"/>
-              </w:rPr>
-              <w:br/>
-            </w:r>
-            <w:r>
-              <w:rPr>
-                <w:rFonts w:ascii="Segoe UI" w:eastAsia="Segoe UI" w:hAnsi="Segoe UI" w:cs="Segoe UI" w:hint="default"/>
+                <w:rFonts w:hint="default" w:ascii="Segoe UI" w:hAnsi="Segoe UI" w:eastAsia="Segoe UI" w:cs="Segoe UI"/>
+                <w:i w:val="0"/>
+                <w:iCs w:val="0"/>
+                <w:caps w:val="0"/>
+                <w:snapToGrid w:val="0"/>
+                <w:color w:val="000000"/>
+                <w:spacing w:val="0"/>
+                <w:kern w:val="0"/>
+                <w:sz w:val="18"/>
+                <w:szCs w:val="18"/>
+                <w:lang w:val="en-US" w:eastAsia="zh-CN"/>
+              </w:rPr>
+              <w:br w:type="textWrapping"/>
+            </w:r>
+            <w:r>
+              <w:rPr>
+                <w:rFonts w:hint="default" w:ascii="Segoe UI" w:hAnsi="Segoe UI" w:eastAsia="Segoe UI" w:cs="Segoe UI"/>
                 <w:i w:val="0"/>
                 <w:iCs w:val="0"/>
                 <w:caps w:val="0"/>
@@ -4468,7 +4506,7 @@
               <w:spacing w:line="300" w:lineRule="atLeast"/>
               <w:jc w:val="left"/>
               <w:rPr>
-                <w:rFonts w:ascii="Segoe UI" w:eastAsia="Segoe UI" w:hAnsi="Segoe UI" w:cs="Segoe UI" w:hint="default"/>
+                <w:rFonts w:hint="default" w:ascii="Segoe UI" w:hAnsi="Segoe UI" w:eastAsia="Segoe UI" w:cs="Segoe UI"/>
                 <w:i w:val="0"/>
                 <w:iCs w:val="0"/>
                 <w:caps w:val="0"/>
@@ -4480,8 +4518,8 @@
             </w:pPr>
             <w:r>
               <w:rPr>
-                <w:rStyle w:val="Strong"/>
-                <w:rFonts w:ascii="Segoe UI" w:eastAsia="Segoe UI" w:hAnsi="Segoe UI" w:cs="Segoe UI" w:hint="default"/>
+                <w:rStyle w:val="23"/>
+                <w:rFonts w:hint="default" w:ascii="Segoe UI" w:hAnsi="Segoe UI" w:eastAsia="Segoe UI" w:cs="Segoe UI"/>
                 <w:b/>
                 <w:bCs/>
                 <w:i w:val="0"/>
@@ -4499,7 +4537,7 @@
             </w:r>
             <w:r>
               <w:rPr>
-                <w:rFonts w:ascii="Segoe UI" w:eastAsia="Segoe UI" w:hAnsi="Segoe UI" w:cs="Segoe UI" w:hint="default"/>
+                <w:rFonts w:hint="default" w:ascii="Segoe UI" w:hAnsi="Segoe UI" w:eastAsia="Segoe UI" w:cs="Segoe UI"/>
                 <w:i w:val="0"/>
                 <w:iCs w:val="0"/>
                 <w:caps w:val="0"/>
@@ -4515,24 +4553,24 @@
             </w:r>
             <w:r>
               <w:rPr>
-                <w:rFonts w:ascii="Segoe UI" w:eastAsia="Segoe UI" w:hAnsi="Segoe UI" w:cs="Segoe UI" w:hint="default"/>
-                <w:i w:val="0"/>
-                <w:iCs w:val="0"/>
-                <w:caps w:val="0"/>
-                <w:snapToGrid w:val="0"/>
-                <w:color w:val="000000"/>
-                <w:spacing w:val="0"/>
-                <w:kern w:val="0"/>
-                <w:sz w:val="18"/>
-                <w:szCs w:val="18"/>
-                <w:lang w:val="en-US" w:eastAsia="zh-CN"/>
-              </w:rPr>
-              <w:br/>
-            </w:r>
-            <w:r>
-              <w:rPr>
-                <w:rStyle w:val="Strong"/>
-                <w:rFonts w:ascii="Segoe UI" w:eastAsia="Segoe UI" w:hAnsi="Segoe UI" w:cs="Segoe UI" w:hint="default"/>
+                <w:rFonts w:hint="default" w:ascii="Segoe UI" w:hAnsi="Segoe UI" w:eastAsia="Segoe UI" w:cs="Segoe UI"/>
+                <w:i w:val="0"/>
+                <w:iCs w:val="0"/>
+                <w:caps w:val="0"/>
+                <w:snapToGrid w:val="0"/>
+                <w:color w:val="000000"/>
+                <w:spacing w:val="0"/>
+                <w:kern w:val="0"/>
+                <w:sz w:val="18"/>
+                <w:szCs w:val="18"/>
+                <w:lang w:val="en-US" w:eastAsia="zh-CN"/>
+              </w:rPr>
+              <w:br w:type="textWrapping"/>
+            </w:r>
+            <w:r>
+              <w:rPr>
+                <w:rStyle w:val="23"/>
+                <w:rFonts w:hint="default" w:ascii="Segoe UI" w:hAnsi="Segoe UI" w:eastAsia="Segoe UI" w:cs="Segoe UI"/>
                 <w:b/>
                 <w:bCs/>
                 <w:i w:val="0"/>
@@ -4553,8 +4591,14 @@
       </w:tr>
       <w:tr>
         <w:tblPrEx>
-          <w:tblW w:w="9024" w:type="dxa"/>
-          <w:tblInd w:w="0" w:type="dxa"/>
+          <w:tblBorders>
+            <w:top w:val="single" w:color="auto" w:sz="4" w:space="0"/>
+            <w:left w:val="single" w:color="auto" w:sz="4" w:space="0"/>
+            <w:bottom w:val="single" w:color="auto" w:sz="4" w:space="0"/>
+            <w:right w:val="single" w:color="auto" w:sz="4" w:space="0"/>
+            <w:insideH w:val="single" w:color="auto" w:sz="4" w:space="0"/>
+            <w:insideV w:val="single" w:color="auto" w:sz="4" w:space="0"/>
+          </w:tblBorders>
           <w:shd w:val="clear" w:color="auto" w:fill="auto"/>
           <w:tblCellMar>
             <w:top w:w="15" w:type="dxa"/>
@@ -4584,7 +4628,7 @@
               <w:spacing w:line="300" w:lineRule="atLeast"/>
               <w:jc w:val="left"/>
               <w:rPr>
-                <w:rFonts w:ascii="Segoe UI" w:eastAsia="Segoe UI" w:hAnsi="Segoe UI" w:cs="Segoe UI" w:hint="default"/>
+                <w:rFonts w:hint="default" w:ascii="Segoe UI" w:hAnsi="Segoe UI" w:eastAsia="Segoe UI" w:cs="Segoe UI"/>
                 <w:i w:val="0"/>
                 <w:iCs w:val="0"/>
                 <w:caps w:val="0"/>
@@ -4596,8 +4640,8 @@
             </w:pPr>
             <w:r>
               <w:rPr>
-                <w:rStyle w:val="Strong"/>
-                <w:rFonts w:ascii="Segoe UI" w:eastAsia="Segoe UI" w:hAnsi="Segoe UI" w:cs="Segoe UI" w:hint="default"/>
+                <w:rStyle w:val="23"/>
+                <w:rFonts w:hint="default" w:ascii="Segoe UI" w:hAnsi="Segoe UI" w:eastAsia="Segoe UI" w:cs="Segoe UI"/>
                 <w:b/>
                 <w:bCs/>
                 <w:i w:val="0"/>
@@ -4636,7 +4680,7 @@
               <w:spacing w:line="300" w:lineRule="atLeast"/>
               <w:jc w:val="left"/>
               <w:rPr>
-                <w:rFonts w:ascii="Segoe UI" w:eastAsia="Segoe UI" w:hAnsi="Segoe UI" w:cs="Segoe UI" w:hint="default"/>
+                <w:rFonts w:hint="default" w:ascii="Segoe UI" w:hAnsi="Segoe UI" w:eastAsia="Segoe UI" w:cs="Segoe UI"/>
                 <w:i w:val="0"/>
                 <w:iCs w:val="0"/>
                 <w:caps w:val="0"/>
@@ -4648,7 +4692,7 @@
             </w:pPr>
             <w:r>
               <w:rPr>
-                <w:rFonts w:ascii="Segoe UI" w:eastAsia="Segoe UI" w:hAnsi="Segoe UI" w:cs="Segoe UI" w:hint="default"/>
+                <w:rFonts w:hint="default" w:ascii="Segoe UI" w:hAnsi="Segoe UI" w:eastAsia="Segoe UI" w:cs="Segoe UI"/>
                 <w:i w:val="0"/>
                 <w:iCs w:val="0"/>
                 <w:caps w:val="0"/>
@@ -4664,8 +4708,8 @@
             </w:r>
             <w:r>
               <w:rPr>
-                <w:rStyle w:val="Strong"/>
-                <w:rFonts w:ascii="Segoe UI" w:eastAsia="Segoe UI" w:hAnsi="Segoe UI" w:cs="Segoe UI" w:hint="default"/>
+                <w:rStyle w:val="23"/>
+                <w:rFonts w:hint="default" w:ascii="Segoe UI" w:hAnsi="Segoe UI" w:eastAsia="Segoe UI" w:cs="Segoe UI"/>
                 <w:b/>
                 <w:bCs/>
                 <w:i w:val="0"/>
@@ -4683,7 +4727,7 @@
             </w:r>
             <w:r>
               <w:rPr>
-                <w:rFonts w:ascii="Segoe UI" w:eastAsia="Segoe UI" w:hAnsi="Segoe UI" w:cs="Segoe UI" w:hint="default"/>
+                <w:rFonts w:hint="default" w:ascii="Segoe UI" w:hAnsi="Segoe UI" w:eastAsia="Segoe UI" w:cs="Segoe UI"/>
                 <w:i w:val="0"/>
                 <w:iCs w:val="0"/>
                 <w:caps w:val="0"/>
@@ -4699,23 +4743,23 @@
             </w:r>
             <w:r>
               <w:rPr>
-                <w:rFonts w:ascii="Segoe UI" w:eastAsia="Segoe UI" w:hAnsi="Segoe UI" w:cs="Segoe UI" w:hint="default"/>
-                <w:i w:val="0"/>
-                <w:iCs w:val="0"/>
-                <w:caps w:val="0"/>
-                <w:snapToGrid w:val="0"/>
-                <w:color w:val="000000"/>
-                <w:spacing w:val="0"/>
-                <w:kern w:val="0"/>
-                <w:sz w:val="18"/>
-                <w:szCs w:val="18"/>
-                <w:lang w:val="en-US" w:eastAsia="zh-CN"/>
-              </w:rPr>
-              <w:br/>
-            </w:r>
-            <w:r>
-              <w:rPr>
-                <w:rFonts w:ascii="Segoe UI" w:eastAsia="Segoe UI" w:hAnsi="Segoe UI" w:cs="Segoe UI" w:hint="default"/>
+                <w:rFonts w:hint="default" w:ascii="Segoe UI" w:hAnsi="Segoe UI" w:eastAsia="Segoe UI" w:cs="Segoe UI"/>
+                <w:i w:val="0"/>
+                <w:iCs w:val="0"/>
+                <w:caps w:val="0"/>
+                <w:snapToGrid w:val="0"/>
+                <w:color w:val="000000"/>
+                <w:spacing w:val="0"/>
+                <w:kern w:val="0"/>
+                <w:sz w:val="18"/>
+                <w:szCs w:val="18"/>
+                <w:lang w:val="en-US" w:eastAsia="zh-CN"/>
+              </w:rPr>
+              <w:br w:type="textWrapping"/>
+            </w:r>
+            <w:r>
+              <w:rPr>
+                <w:rFonts w:hint="default" w:ascii="Segoe UI" w:hAnsi="Segoe UI" w:eastAsia="Segoe UI" w:cs="Segoe UI"/>
                 <w:i w:val="0"/>
                 <w:iCs w:val="0"/>
                 <w:caps w:val="0"/>
@@ -4731,23 +4775,23 @@
             </w:r>
             <w:r>
               <w:rPr>
-                <w:rFonts w:ascii="Segoe UI" w:eastAsia="Segoe UI" w:hAnsi="Segoe UI" w:cs="Segoe UI" w:hint="default"/>
-                <w:i w:val="0"/>
-                <w:iCs w:val="0"/>
-                <w:caps w:val="0"/>
-                <w:snapToGrid w:val="0"/>
-                <w:color w:val="000000"/>
-                <w:spacing w:val="0"/>
-                <w:kern w:val="0"/>
-                <w:sz w:val="18"/>
-                <w:szCs w:val="18"/>
-                <w:lang w:val="en-US" w:eastAsia="zh-CN"/>
-              </w:rPr>
-              <w:br/>
-            </w:r>
-            <w:r>
-              <w:rPr>
-                <w:rFonts w:ascii="Segoe UI" w:eastAsia="Segoe UI" w:hAnsi="Segoe UI" w:cs="Segoe UI" w:hint="default"/>
+                <w:rFonts w:hint="default" w:ascii="Segoe UI" w:hAnsi="Segoe UI" w:eastAsia="Segoe UI" w:cs="Segoe UI"/>
+                <w:i w:val="0"/>
+                <w:iCs w:val="0"/>
+                <w:caps w:val="0"/>
+                <w:snapToGrid w:val="0"/>
+                <w:color w:val="000000"/>
+                <w:spacing w:val="0"/>
+                <w:kern w:val="0"/>
+                <w:sz w:val="18"/>
+                <w:szCs w:val="18"/>
+                <w:lang w:val="en-US" w:eastAsia="zh-CN"/>
+              </w:rPr>
+              <w:br w:type="textWrapping"/>
+            </w:r>
+            <w:r>
+              <w:rPr>
+                <w:rFonts w:hint="default" w:ascii="Segoe UI" w:hAnsi="Segoe UI" w:eastAsia="Segoe UI" w:cs="Segoe UI"/>
                 <w:i w:val="0"/>
                 <w:iCs w:val="0"/>
                 <w:caps w:val="0"/>
@@ -4763,8 +4807,8 @@
             </w:r>
             <w:r>
               <w:rPr>
-                <w:rStyle w:val="Strong"/>
-                <w:rFonts w:ascii="Segoe UI" w:eastAsia="Segoe UI" w:hAnsi="Segoe UI" w:cs="Segoe UI" w:hint="default"/>
+                <w:rStyle w:val="23"/>
+                <w:rFonts w:hint="default" w:ascii="Segoe UI" w:hAnsi="Segoe UI" w:eastAsia="Segoe UI" w:cs="Segoe UI"/>
                 <w:b/>
                 <w:bCs/>
                 <w:i w:val="0"/>
@@ -4782,7 +4826,7 @@
             </w:r>
             <w:r>
               <w:rPr>
-                <w:rFonts w:ascii="Segoe UI" w:eastAsia="Segoe UI" w:hAnsi="Segoe UI" w:cs="Segoe UI" w:hint="default"/>
+                <w:rFonts w:hint="default" w:ascii="Segoe UI" w:hAnsi="Segoe UI" w:eastAsia="Segoe UI" w:cs="Segoe UI"/>
                 <w:i w:val="0"/>
                 <w:iCs w:val="0"/>
                 <w:caps w:val="0"/>
@@ -4798,23 +4842,23 @@
             </w:r>
             <w:r>
               <w:rPr>
-                <w:rFonts w:ascii="Segoe UI" w:eastAsia="Segoe UI" w:hAnsi="Segoe UI" w:cs="Segoe UI" w:hint="default"/>
-                <w:i w:val="0"/>
-                <w:iCs w:val="0"/>
-                <w:caps w:val="0"/>
-                <w:snapToGrid w:val="0"/>
-                <w:color w:val="000000"/>
-                <w:spacing w:val="0"/>
-                <w:kern w:val="0"/>
-                <w:sz w:val="18"/>
-                <w:szCs w:val="18"/>
-                <w:lang w:val="en-US" w:eastAsia="zh-CN"/>
-              </w:rPr>
-              <w:br/>
-            </w:r>
-            <w:r>
-              <w:rPr>
-                <w:rFonts w:ascii="Segoe UI" w:eastAsia="Segoe UI" w:hAnsi="Segoe UI" w:cs="Segoe UI" w:hint="default"/>
+                <w:rFonts w:hint="default" w:ascii="Segoe UI" w:hAnsi="Segoe UI" w:eastAsia="Segoe UI" w:cs="Segoe UI"/>
+                <w:i w:val="0"/>
+                <w:iCs w:val="0"/>
+                <w:caps w:val="0"/>
+                <w:snapToGrid w:val="0"/>
+                <w:color w:val="000000"/>
+                <w:spacing w:val="0"/>
+                <w:kern w:val="0"/>
+                <w:sz w:val="18"/>
+                <w:szCs w:val="18"/>
+                <w:lang w:val="en-US" w:eastAsia="zh-CN"/>
+              </w:rPr>
+              <w:br w:type="textWrapping"/>
+            </w:r>
+            <w:r>
+              <w:rPr>
+                <w:rFonts w:hint="default" w:ascii="Segoe UI" w:hAnsi="Segoe UI" w:eastAsia="Segoe UI" w:cs="Segoe UI"/>
                 <w:i w:val="0"/>
                 <w:iCs w:val="0"/>
                 <w:caps w:val="0"/>
@@ -4851,7 +4895,7 @@
               <w:spacing w:line="300" w:lineRule="atLeast"/>
               <w:jc w:val="left"/>
               <w:rPr>
-                <w:rFonts w:ascii="Segoe UI" w:eastAsia="Segoe UI" w:hAnsi="Segoe UI" w:cs="Segoe UI" w:hint="default"/>
+                <w:rFonts w:hint="default" w:ascii="Segoe UI" w:hAnsi="Segoe UI" w:eastAsia="Segoe UI" w:cs="Segoe UI"/>
                 <w:i w:val="0"/>
                 <w:iCs w:val="0"/>
                 <w:caps w:val="0"/>
@@ -4863,8 +4907,8 @@
             </w:pPr>
             <w:r>
               <w:rPr>
-                <w:rStyle w:val="Strong"/>
-                <w:rFonts w:ascii="Segoe UI" w:eastAsia="Segoe UI" w:hAnsi="Segoe UI" w:cs="Segoe UI" w:hint="default"/>
+                <w:rStyle w:val="23"/>
+                <w:rFonts w:hint="default" w:ascii="Segoe UI" w:hAnsi="Segoe UI" w:eastAsia="Segoe UI" w:cs="Segoe UI"/>
                 <w:b/>
                 <w:bCs/>
                 <w:i w:val="0"/>
@@ -4882,7 +4926,7 @@
             </w:r>
             <w:r>
               <w:rPr>
-                <w:rFonts w:ascii="Segoe UI" w:eastAsia="Segoe UI" w:hAnsi="Segoe UI" w:cs="Segoe UI" w:hint="default"/>
+                <w:rFonts w:hint="default" w:ascii="Segoe UI" w:hAnsi="Segoe UI" w:eastAsia="Segoe UI" w:cs="Segoe UI"/>
                 <w:i w:val="0"/>
                 <w:iCs w:val="0"/>
                 <w:caps w:val="0"/>
@@ -4898,24 +4942,24 @@
             </w:r>
             <w:r>
               <w:rPr>
-                <w:rFonts w:ascii="Segoe UI" w:eastAsia="Segoe UI" w:hAnsi="Segoe UI" w:cs="Segoe UI" w:hint="default"/>
-                <w:i w:val="0"/>
-                <w:iCs w:val="0"/>
-                <w:caps w:val="0"/>
-                <w:snapToGrid w:val="0"/>
-                <w:color w:val="000000"/>
-                <w:spacing w:val="0"/>
-                <w:kern w:val="0"/>
-                <w:sz w:val="18"/>
-                <w:szCs w:val="18"/>
-                <w:lang w:val="en-US" w:eastAsia="zh-CN"/>
-              </w:rPr>
-              <w:br/>
-            </w:r>
-            <w:r>
-              <w:rPr>
-                <w:rStyle w:val="Strong"/>
-                <w:rFonts w:ascii="Segoe UI" w:eastAsia="Segoe UI" w:hAnsi="Segoe UI" w:cs="Segoe UI" w:hint="default"/>
+                <w:rFonts w:hint="default" w:ascii="Segoe UI" w:hAnsi="Segoe UI" w:eastAsia="Segoe UI" w:cs="Segoe UI"/>
+                <w:i w:val="0"/>
+                <w:iCs w:val="0"/>
+                <w:caps w:val="0"/>
+                <w:snapToGrid w:val="0"/>
+                <w:color w:val="000000"/>
+                <w:spacing w:val="0"/>
+                <w:kern w:val="0"/>
+                <w:sz w:val="18"/>
+                <w:szCs w:val="18"/>
+                <w:lang w:val="en-US" w:eastAsia="zh-CN"/>
+              </w:rPr>
+              <w:br w:type="textWrapping"/>
+            </w:r>
+            <w:r>
+              <w:rPr>
+                <w:rStyle w:val="23"/>
+                <w:rFonts w:hint="default" w:ascii="Segoe UI" w:hAnsi="Segoe UI" w:eastAsia="Segoe UI" w:cs="Segoe UI"/>
                 <w:b/>
                 <w:bCs/>
                 <w:i w:val="0"/>
@@ -4933,7 +4977,7 @@
             </w:r>
             <w:r>
               <w:rPr>
-                <w:rFonts w:ascii="Segoe UI" w:eastAsia="Segoe UI" w:hAnsi="Segoe UI" w:cs="Segoe UI" w:hint="default"/>
+                <w:rFonts w:hint="default" w:ascii="Segoe UI" w:hAnsi="Segoe UI" w:eastAsia="Segoe UI" w:cs="Segoe UI"/>
                 <w:i w:val="0"/>
                 <w:iCs w:val="0"/>
                 <w:caps w:val="0"/>
@@ -4952,8 +4996,14 @@
       </w:tr>
       <w:tr>
         <w:tblPrEx>
-          <w:tblW w:w="9024" w:type="dxa"/>
-          <w:tblInd w:w="0" w:type="dxa"/>
+          <w:tblBorders>
+            <w:top w:val="single" w:color="auto" w:sz="4" w:space="0"/>
+            <w:left w:val="single" w:color="auto" w:sz="4" w:space="0"/>
+            <w:bottom w:val="single" w:color="auto" w:sz="4" w:space="0"/>
+            <w:right w:val="single" w:color="auto" w:sz="4" w:space="0"/>
+            <w:insideH w:val="single" w:color="auto" w:sz="4" w:space="0"/>
+            <w:insideV w:val="single" w:color="auto" w:sz="4" w:space="0"/>
+          </w:tblBorders>
           <w:shd w:val="clear" w:color="auto" w:fill="auto"/>
           <w:tblCellMar>
             <w:top w:w="15" w:type="dxa"/>
@@ -4983,7 +5033,7 @@
               <w:spacing w:line="300" w:lineRule="atLeast"/>
               <w:jc w:val="left"/>
               <w:rPr>
-                <w:rFonts w:ascii="Segoe UI" w:eastAsia="Segoe UI" w:hAnsi="Segoe UI" w:cs="Segoe UI" w:hint="default"/>
+                <w:rFonts w:hint="default" w:ascii="Segoe UI" w:hAnsi="Segoe UI" w:eastAsia="Segoe UI" w:cs="Segoe UI"/>
                 <w:i w:val="0"/>
                 <w:iCs w:val="0"/>
                 <w:caps w:val="0"/>
@@ -4995,8 +5045,8 @@
             </w:pPr>
             <w:r>
               <w:rPr>
-                <w:rStyle w:val="Strong"/>
-                <w:rFonts w:ascii="Segoe UI" w:eastAsia="Segoe UI" w:hAnsi="Segoe UI" w:cs="Segoe UI" w:hint="default"/>
+                <w:rStyle w:val="23"/>
+                <w:rFonts w:hint="default" w:ascii="Segoe UI" w:hAnsi="Segoe UI" w:eastAsia="Segoe UI" w:cs="Segoe UI"/>
                 <w:b/>
                 <w:bCs/>
                 <w:i w:val="0"/>
@@ -5035,7 +5085,7 @@
               <w:spacing w:line="300" w:lineRule="atLeast"/>
               <w:jc w:val="left"/>
               <w:rPr>
-                <w:rFonts w:ascii="Segoe UI" w:eastAsia="Segoe UI" w:hAnsi="Segoe UI" w:cs="Segoe UI" w:hint="default"/>
+                <w:rFonts w:hint="default" w:ascii="Segoe UI" w:hAnsi="Segoe UI" w:eastAsia="Segoe UI" w:cs="Segoe UI"/>
                 <w:i w:val="0"/>
                 <w:iCs w:val="0"/>
                 <w:caps w:val="0"/>
@@ -5047,7 +5097,7 @@
             </w:pPr>
             <w:r>
               <w:rPr>
-                <w:rFonts w:ascii="Segoe UI" w:eastAsia="Segoe UI" w:hAnsi="Segoe UI" w:cs="Segoe UI" w:hint="default"/>
+                <w:rFonts w:hint="default" w:ascii="Segoe UI" w:hAnsi="Segoe UI" w:eastAsia="Segoe UI" w:cs="Segoe UI"/>
                 <w:i w:val="0"/>
                 <w:iCs w:val="0"/>
                 <w:caps w:val="0"/>
@@ -5063,8 +5113,8 @@
             </w:r>
             <w:r>
               <w:rPr>
-                <w:rStyle w:val="Strong"/>
-                <w:rFonts w:ascii="Segoe UI" w:eastAsia="Segoe UI" w:hAnsi="Segoe UI" w:cs="Segoe UI" w:hint="default"/>
+                <w:rStyle w:val="23"/>
+                <w:rFonts w:hint="default" w:ascii="Segoe UI" w:hAnsi="Segoe UI" w:eastAsia="Segoe UI" w:cs="Segoe UI"/>
                 <w:b/>
                 <w:bCs/>
                 <w:i w:val="0"/>
@@ -5082,7 +5132,7 @@
             </w:r>
             <w:r>
               <w:rPr>
-                <w:rFonts w:ascii="Segoe UI" w:eastAsia="Segoe UI" w:hAnsi="Segoe UI" w:cs="Segoe UI" w:hint="default"/>
+                <w:rFonts w:hint="default" w:ascii="Segoe UI" w:hAnsi="Segoe UI" w:eastAsia="Segoe UI" w:cs="Segoe UI"/>
                 <w:i w:val="0"/>
                 <w:iCs w:val="0"/>
                 <w:caps w:val="0"/>
@@ -5098,23 +5148,23 @@
             </w:r>
             <w:r>
               <w:rPr>
-                <w:rFonts w:ascii="Segoe UI" w:eastAsia="Segoe UI" w:hAnsi="Segoe UI" w:cs="Segoe UI" w:hint="default"/>
-                <w:i w:val="0"/>
-                <w:iCs w:val="0"/>
-                <w:caps w:val="0"/>
-                <w:snapToGrid w:val="0"/>
-                <w:color w:val="000000"/>
-                <w:spacing w:val="0"/>
-                <w:kern w:val="0"/>
-                <w:sz w:val="18"/>
-                <w:szCs w:val="18"/>
-                <w:lang w:val="en-US" w:eastAsia="zh-CN"/>
-              </w:rPr>
-              <w:br/>
-            </w:r>
-            <w:r>
-              <w:rPr>
-                <w:rFonts w:ascii="Segoe UI" w:eastAsia="Segoe UI" w:hAnsi="Segoe UI" w:cs="Segoe UI" w:hint="default"/>
+                <w:rFonts w:hint="default" w:ascii="Segoe UI" w:hAnsi="Segoe UI" w:eastAsia="Segoe UI" w:cs="Segoe UI"/>
+                <w:i w:val="0"/>
+                <w:iCs w:val="0"/>
+                <w:caps w:val="0"/>
+                <w:snapToGrid w:val="0"/>
+                <w:color w:val="000000"/>
+                <w:spacing w:val="0"/>
+                <w:kern w:val="0"/>
+                <w:sz w:val="18"/>
+                <w:szCs w:val="18"/>
+                <w:lang w:val="en-US" w:eastAsia="zh-CN"/>
+              </w:rPr>
+              <w:br w:type="textWrapping"/>
+            </w:r>
+            <w:r>
+              <w:rPr>
+                <w:rFonts w:hint="default" w:ascii="Segoe UI" w:hAnsi="Segoe UI" w:eastAsia="Segoe UI" w:cs="Segoe UI"/>
                 <w:i w:val="0"/>
                 <w:iCs w:val="0"/>
                 <w:caps w:val="0"/>
@@ -5130,8 +5180,8 @@
             </w:r>
             <w:r>
               <w:rPr>
-                <w:rStyle w:val="Strong"/>
-                <w:rFonts w:ascii="Segoe UI" w:eastAsia="Segoe UI" w:hAnsi="Segoe UI" w:cs="Segoe UI" w:hint="default"/>
+                <w:rStyle w:val="23"/>
+                <w:rFonts w:hint="default" w:ascii="Segoe UI" w:hAnsi="Segoe UI" w:eastAsia="Segoe UI" w:cs="Segoe UI"/>
                 <w:b/>
                 <w:bCs/>
                 <w:i w:val="0"/>
@@ -5149,7 +5199,7 @@
             </w:r>
             <w:r>
               <w:rPr>
-                <w:rFonts w:ascii="Segoe UI" w:eastAsia="Segoe UI" w:hAnsi="Segoe UI" w:cs="Segoe UI" w:hint="default"/>
+                <w:rFonts w:hint="default" w:ascii="Segoe UI" w:hAnsi="Segoe UI" w:eastAsia="Segoe UI" w:cs="Segoe UI"/>
                 <w:i w:val="0"/>
                 <w:iCs w:val="0"/>
                 <w:caps w:val="0"/>
@@ -5165,23 +5215,23 @@
             </w:r>
             <w:r>
               <w:rPr>
-                <w:rFonts w:ascii="Segoe UI" w:eastAsia="Segoe UI" w:hAnsi="Segoe UI" w:cs="Segoe UI" w:hint="default"/>
-                <w:i w:val="0"/>
-                <w:iCs w:val="0"/>
-                <w:caps w:val="0"/>
-                <w:snapToGrid w:val="0"/>
-                <w:color w:val="000000"/>
-                <w:spacing w:val="0"/>
-                <w:kern w:val="0"/>
-                <w:sz w:val="18"/>
-                <w:szCs w:val="18"/>
-                <w:lang w:val="en-US" w:eastAsia="zh-CN"/>
-              </w:rPr>
-              <w:br/>
-            </w:r>
-            <w:r>
-              <w:rPr>
-                <w:rFonts w:ascii="Segoe UI" w:eastAsia="Segoe UI" w:hAnsi="Segoe UI" w:cs="Segoe UI" w:hint="default"/>
+                <w:rFonts w:hint="default" w:ascii="Segoe UI" w:hAnsi="Segoe UI" w:eastAsia="Segoe UI" w:cs="Segoe UI"/>
+                <w:i w:val="0"/>
+                <w:iCs w:val="0"/>
+                <w:caps w:val="0"/>
+                <w:snapToGrid w:val="0"/>
+                <w:color w:val="000000"/>
+                <w:spacing w:val="0"/>
+                <w:kern w:val="0"/>
+                <w:sz w:val="18"/>
+                <w:szCs w:val="18"/>
+                <w:lang w:val="en-US" w:eastAsia="zh-CN"/>
+              </w:rPr>
+              <w:br w:type="textWrapping"/>
+            </w:r>
+            <w:r>
+              <w:rPr>
+                <w:rFonts w:hint="default" w:ascii="Segoe UI" w:hAnsi="Segoe UI" w:eastAsia="Segoe UI" w:cs="Segoe UI"/>
                 <w:i w:val="0"/>
                 <w:iCs w:val="0"/>
                 <w:caps w:val="0"/>
@@ -5218,7 +5268,7 @@
               <w:spacing w:line="300" w:lineRule="atLeast"/>
               <w:jc w:val="left"/>
               <w:rPr>
-                <w:rFonts w:ascii="Segoe UI" w:eastAsia="Segoe UI" w:hAnsi="Segoe UI" w:cs="Segoe UI" w:hint="default"/>
+                <w:rFonts w:hint="default" w:ascii="Segoe UI" w:hAnsi="Segoe UI" w:eastAsia="Segoe UI" w:cs="Segoe UI"/>
                 <w:i w:val="0"/>
                 <w:iCs w:val="0"/>
                 <w:caps w:val="0"/>
@@ -5230,8 +5280,8 @@
             </w:pPr>
             <w:r>
               <w:rPr>
-                <w:rStyle w:val="Strong"/>
-                <w:rFonts w:ascii="Segoe UI" w:eastAsia="Segoe UI" w:hAnsi="Segoe UI" w:cs="Segoe UI" w:hint="default"/>
+                <w:rStyle w:val="23"/>
+                <w:rFonts w:hint="default" w:ascii="Segoe UI" w:hAnsi="Segoe UI" w:eastAsia="Segoe UI" w:cs="Segoe UI"/>
                 <w:b/>
                 <w:bCs/>
                 <w:i w:val="0"/>
@@ -5249,23 +5299,23 @@
             </w:r>
             <w:r>
               <w:rPr>
-                <w:rFonts w:ascii="Segoe UI" w:eastAsia="Segoe UI" w:hAnsi="Segoe UI" w:cs="Segoe UI" w:hint="default"/>
-                <w:i w:val="0"/>
-                <w:iCs w:val="0"/>
-                <w:caps w:val="0"/>
-                <w:snapToGrid w:val="0"/>
-                <w:color w:val="000000"/>
-                <w:spacing w:val="0"/>
-                <w:kern w:val="0"/>
-                <w:sz w:val="18"/>
-                <w:szCs w:val="18"/>
-                <w:lang w:val="en-US" w:eastAsia="zh-CN"/>
-              </w:rPr>
-              <w:br/>
-            </w:r>
-            <w:r>
-              <w:rPr>
-                <w:rFonts w:ascii="Segoe UI" w:eastAsia="Segoe UI" w:hAnsi="Segoe UI" w:cs="Segoe UI" w:hint="default"/>
+                <w:rFonts w:hint="default" w:ascii="Segoe UI" w:hAnsi="Segoe UI" w:eastAsia="Segoe UI" w:cs="Segoe UI"/>
+                <w:i w:val="0"/>
+                <w:iCs w:val="0"/>
+                <w:caps w:val="0"/>
+                <w:snapToGrid w:val="0"/>
+                <w:color w:val="000000"/>
+                <w:spacing w:val="0"/>
+                <w:kern w:val="0"/>
+                <w:sz w:val="18"/>
+                <w:szCs w:val="18"/>
+                <w:lang w:val="en-US" w:eastAsia="zh-CN"/>
+              </w:rPr>
+              <w:br w:type="textWrapping"/>
+            </w:r>
+            <w:r>
+              <w:rPr>
+                <w:rFonts w:hint="default" w:ascii="Segoe UI" w:hAnsi="Segoe UI" w:eastAsia="Segoe UI" w:cs="Segoe UI"/>
                 <w:i w:val="0"/>
                 <w:iCs w:val="0"/>
                 <w:caps w:val="0"/>
@@ -5281,23 +5331,23 @@
             </w:r>
             <w:r>
               <w:rPr>
-                <w:rFonts w:ascii="Segoe UI" w:eastAsia="Segoe UI" w:hAnsi="Segoe UI" w:cs="Segoe UI" w:hint="default"/>
-                <w:i w:val="0"/>
-                <w:iCs w:val="0"/>
-                <w:caps w:val="0"/>
-                <w:snapToGrid w:val="0"/>
-                <w:color w:val="000000"/>
-                <w:spacing w:val="0"/>
-                <w:kern w:val="0"/>
-                <w:sz w:val="18"/>
-                <w:szCs w:val="18"/>
-                <w:lang w:val="en-US" w:eastAsia="zh-CN"/>
-              </w:rPr>
-              <w:br/>
-            </w:r>
-            <w:r>
-              <w:rPr>
-                <w:rFonts w:ascii="Segoe UI" w:eastAsia="Segoe UI" w:hAnsi="Segoe UI" w:cs="Segoe UI" w:hint="default"/>
+                <w:rFonts w:hint="default" w:ascii="Segoe UI" w:hAnsi="Segoe UI" w:eastAsia="Segoe UI" w:cs="Segoe UI"/>
+                <w:i w:val="0"/>
+                <w:iCs w:val="0"/>
+                <w:caps w:val="0"/>
+                <w:snapToGrid w:val="0"/>
+                <w:color w:val="000000"/>
+                <w:spacing w:val="0"/>
+                <w:kern w:val="0"/>
+                <w:sz w:val="18"/>
+                <w:szCs w:val="18"/>
+                <w:lang w:val="en-US" w:eastAsia="zh-CN"/>
+              </w:rPr>
+              <w:br w:type="textWrapping"/>
+            </w:r>
+            <w:r>
+              <w:rPr>
+                <w:rFonts w:hint="default" w:ascii="Segoe UI" w:hAnsi="Segoe UI" w:eastAsia="Segoe UI" w:cs="Segoe UI"/>
                 <w:i w:val="0"/>
                 <w:iCs w:val="0"/>
                 <w:caps w:val="0"/>
@@ -5313,23 +5363,23 @@
             </w:r>
             <w:r>
               <w:rPr>
-                <w:rFonts w:ascii="Segoe UI" w:eastAsia="Segoe UI" w:hAnsi="Segoe UI" w:cs="Segoe UI" w:hint="default"/>
-                <w:i w:val="0"/>
-                <w:iCs w:val="0"/>
-                <w:caps w:val="0"/>
-                <w:snapToGrid w:val="0"/>
-                <w:color w:val="000000"/>
-                <w:spacing w:val="0"/>
-                <w:kern w:val="0"/>
-                <w:sz w:val="18"/>
-                <w:szCs w:val="18"/>
-                <w:lang w:val="en-US" w:eastAsia="zh-CN"/>
-              </w:rPr>
-              <w:br/>
-            </w:r>
-            <w:r>
-              <w:rPr>
-                <w:rFonts w:ascii="Segoe UI" w:eastAsia="Segoe UI" w:hAnsi="Segoe UI" w:cs="Segoe UI" w:hint="default"/>
+                <w:rFonts w:hint="default" w:ascii="Segoe UI" w:hAnsi="Segoe UI" w:eastAsia="Segoe UI" w:cs="Segoe UI"/>
+                <w:i w:val="0"/>
+                <w:iCs w:val="0"/>
+                <w:caps w:val="0"/>
+                <w:snapToGrid w:val="0"/>
+                <w:color w:val="000000"/>
+                <w:spacing w:val="0"/>
+                <w:kern w:val="0"/>
+                <w:sz w:val="18"/>
+                <w:szCs w:val="18"/>
+                <w:lang w:val="en-US" w:eastAsia="zh-CN"/>
+              </w:rPr>
+              <w:br w:type="textWrapping"/>
+            </w:r>
+            <w:r>
+              <w:rPr>
+                <w:rFonts w:hint="default" w:ascii="Segoe UI" w:hAnsi="Segoe UI" w:eastAsia="Segoe UI" w:cs="Segoe UI"/>
                 <w:i w:val="0"/>
                 <w:iCs w:val="0"/>
                 <w:caps w:val="0"/>
@@ -5345,24 +5395,24 @@
             </w:r>
             <w:r>
               <w:rPr>
-                <w:rFonts w:ascii="Segoe UI" w:eastAsia="Segoe UI" w:hAnsi="Segoe UI" w:cs="Segoe UI" w:hint="default"/>
-                <w:i w:val="0"/>
-                <w:iCs w:val="0"/>
-                <w:caps w:val="0"/>
-                <w:snapToGrid w:val="0"/>
-                <w:color w:val="000000"/>
-                <w:spacing w:val="0"/>
-                <w:kern w:val="0"/>
-                <w:sz w:val="18"/>
-                <w:szCs w:val="18"/>
-                <w:lang w:val="en-US" w:eastAsia="zh-CN"/>
-              </w:rPr>
-              <w:br/>
-            </w:r>
-            <w:r>
-              <w:rPr>
-                <w:rStyle w:val="Strong"/>
-                <w:rFonts w:ascii="Segoe UI" w:eastAsia="Segoe UI" w:hAnsi="Segoe UI" w:cs="Segoe UI" w:hint="default"/>
+                <w:rFonts w:hint="default" w:ascii="Segoe UI" w:hAnsi="Segoe UI" w:eastAsia="Segoe UI" w:cs="Segoe UI"/>
+                <w:i w:val="0"/>
+                <w:iCs w:val="0"/>
+                <w:caps w:val="0"/>
+                <w:snapToGrid w:val="0"/>
+                <w:color w:val="000000"/>
+                <w:spacing w:val="0"/>
+                <w:kern w:val="0"/>
+                <w:sz w:val="18"/>
+                <w:szCs w:val="18"/>
+                <w:lang w:val="en-US" w:eastAsia="zh-CN"/>
+              </w:rPr>
+              <w:br w:type="textWrapping"/>
+            </w:r>
+            <w:r>
+              <w:rPr>
+                <w:rStyle w:val="23"/>
+                <w:rFonts w:hint="default" w:ascii="Segoe UI" w:hAnsi="Segoe UI" w:eastAsia="Segoe UI" w:cs="Segoe UI"/>
                 <w:b/>
                 <w:bCs/>
                 <w:i w:val="0"/>
@@ -5380,23 +5430,23 @@
             </w:r>
             <w:r>
               <w:rPr>
-                <w:rFonts w:ascii="Segoe UI" w:eastAsia="Segoe UI" w:hAnsi="Segoe UI" w:cs="Segoe UI" w:hint="default"/>
-                <w:i w:val="0"/>
-                <w:iCs w:val="0"/>
-                <w:caps w:val="0"/>
-                <w:snapToGrid w:val="0"/>
-                <w:color w:val="000000"/>
-                <w:spacing w:val="0"/>
-                <w:kern w:val="0"/>
-                <w:sz w:val="18"/>
-                <w:szCs w:val="18"/>
-                <w:lang w:val="en-US" w:eastAsia="zh-CN"/>
-              </w:rPr>
-              <w:br/>
-            </w:r>
-            <w:r>
-              <w:rPr>
-                <w:rFonts w:ascii="Segoe UI" w:eastAsia="Segoe UI" w:hAnsi="Segoe UI" w:cs="Segoe UI" w:hint="default"/>
+                <w:rFonts w:hint="default" w:ascii="Segoe UI" w:hAnsi="Segoe UI" w:eastAsia="Segoe UI" w:cs="Segoe UI"/>
+                <w:i w:val="0"/>
+                <w:iCs w:val="0"/>
+                <w:caps w:val="0"/>
+                <w:snapToGrid w:val="0"/>
+                <w:color w:val="000000"/>
+                <w:spacing w:val="0"/>
+                <w:kern w:val="0"/>
+                <w:sz w:val="18"/>
+                <w:szCs w:val="18"/>
+                <w:lang w:val="en-US" w:eastAsia="zh-CN"/>
+              </w:rPr>
+              <w:br w:type="textWrapping"/>
+            </w:r>
+            <w:r>
+              <w:rPr>
+                <w:rFonts w:hint="default" w:ascii="Segoe UI" w:hAnsi="Segoe UI" w:eastAsia="Segoe UI" w:cs="Segoe UI"/>
                 <w:i w:val="0"/>
                 <w:iCs w:val="0"/>
                 <w:caps w:val="0"/>
@@ -5412,23 +5462,23 @@
             </w:r>
             <w:r>
               <w:rPr>
-                <w:rFonts w:ascii="Segoe UI" w:eastAsia="Segoe UI" w:hAnsi="Segoe UI" w:cs="Segoe UI" w:hint="default"/>
-                <w:i w:val="0"/>
-                <w:iCs w:val="0"/>
-                <w:caps w:val="0"/>
-                <w:snapToGrid w:val="0"/>
-                <w:color w:val="000000"/>
-                <w:spacing w:val="0"/>
-                <w:kern w:val="0"/>
-                <w:sz w:val="18"/>
-                <w:szCs w:val="18"/>
-                <w:lang w:val="en-US" w:eastAsia="zh-CN"/>
-              </w:rPr>
-              <w:br/>
-            </w:r>
-            <w:r>
-              <w:rPr>
-                <w:rFonts w:ascii="Segoe UI" w:eastAsia="Segoe UI" w:hAnsi="Segoe UI" w:cs="Segoe UI" w:hint="default"/>
+                <w:rFonts w:hint="default" w:ascii="Segoe UI" w:hAnsi="Segoe UI" w:eastAsia="Segoe UI" w:cs="Segoe UI"/>
+                <w:i w:val="0"/>
+                <w:iCs w:val="0"/>
+                <w:caps w:val="0"/>
+                <w:snapToGrid w:val="0"/>
+                <w:color w:val="000000"/>
+                <w:spacing w:val="0"/>
+                <w:kern w:val="0"/>
+                <w:sz w:val="18"/>
+                <w:szCs w:val="18"/>
+                <w:lang w:val="en-US" w:eastAsia="zh-CN"/>
+              </w:rPr>
+              <w:br w:type="textWrapping"/>
+            </w:r>
+            <w:r>
+              <w:rPr>
+                <w:rFonts w:hint="default" w:ascii="Segoe UI" w:hAnsi="Segoe UI" w:eastAsia="Segoe UI" w:cs="Segoe UI"/>
                 <w:i w:val="0"/>
                 <w:iCs w:val="0"/>
                 <w:caps w:val="0"/>
@@ -5447,8 +5497,316 @@
       </w:tr>
       <w:tr>
         <w:tblPrEx>
-          <w:tblW w:w="9024" w:type="dxa"/>
-          <w:tblInd w:w="0" w:type="dxa"/>
+          <w:tblBorders>
+            <w:top w:val="single" w:color="auto" w:sz="4" w:space="0"/>
+            <w:left w:val="single" w:color="auto" w:sz="4" w:space="0"/>
+            <w:bottom w:val="single" w:color="auto" w:sz="4" w:space="0"/>
+            <w:right w:val="single" w:color="auto" w:sz="4" w:space="0"/>
+            <w:insideH w:val="single" w:color="auto" w:sz="4" w:space="0"/>
+            <w:insideV w:val="single" w:color="auto" w:sz="4" w:space="0"/>
+          </w:tblBorders>
+          <w:tblCellMar>
+            <w:top w:w="15" w:type="dxa"/>
+            <w:left w:w="15" w:type="dxa"/>
+            <w:bottom w:w="15" w:type="dxa"/>
+            <w:right w:w="15" w:type="dxa"/>
+          </w:tblCellMar>
+        </w:tblPrEx>
+        <w:tc>
+          <w:tcPr>
+            <w:tcW w:w="0" w:type="auto"/>
+            <w:shd w:val="clear" w:color="auto" w:fill="auto"/>
+            <w:tcMar>
+              <w:top w:w="120" w:type="dxa"/>
+              <w:left w:w="0" w:type="dxa"/>
+              <w:bottom w:w="120" w:type="dxa"/>
+              <w:right w:w="192" w:type="dxa"/>
+            </w:tcMar>
+            <w:vAlign w:val="center"/>
+          </w:tcPr>
+          <w:p>
+            <w:pPr>
+              <w:keepNext w:val="0"/>
+              <w:keepLines w:val="0"/>
+              <w:widowControl/>
+              <w:suppressLineNumbers w:val="0"/>
+              <w:spacing w:line="300" w:lineRule="atLeast"/>
+              <w:jc w:val="left"/>
+              <w:rPr>
+                <w:rFonts w:hint="default" w:ascii="Segoe UI" w:hAnsi="Segoe UI" w:eastAsia="Segoe UI" w:cs="Segoe UI"/>
+                <w:i w:val="0"/>
+                <w:iCs w:val="0"/>
+                <w:caps w:val="0"/>
+                <w:color w:val="0F1115"/>
+                <w:spacing w:val="0"/>
+                <w:sz w:val="18"/>
+                <w:szCs w:val="18"/>
+              </w:rPr>
+            </w:pPr>
+            <w:r>
+              <w:rPr>
+                <w:rStyle w:val="23"/>
+                <w:rFonts w:hint="default" w:ascii="Segoe UI" w:hAnsi="Segoe UI" w:eastAsia="Segoe UI" w:cs="Segoe UI"/>
+                <w:b/>
+                <w:bCs/>
+                <w:i w:val="0"/>
+                <w:iCs w:val="0"/>
+                <w:caps w:val="0"/>
+                <w:snapToGrid w:val="0"/>
+                <w:color w:val="000000"/>
+                <w:spacing w:val="0"/>
+                <w:kern w:val="0"/>
+                <w:sz w:val="18"/>
+                <w:szCs w:val="18"/>
+                <w:lang w:val="en-US" w:eastAsia="zh-CN"/>
+              </w:rPr>
+              <w:t>质量管理部</w:t>
+            </w:r>
+          </w:p>
+        </w:tc>
+        <w:tc>
+          <w:tcPr>
+            <w:tcW w:w="0" w:type="auto"/>
+            <w:shd w:val="clear" w:color="auto" w:fill="auto"/>
+            <w:tcMar>
+              <w:top w:w="120" w:type="dxa"/>
+              <w:left w:w="192" w:type="dxa"/>
+              <w:bottom w:w="120" w:type="dxa"/>
+              <w:right w:w="192" w:type="dxa"/>
+            </w:tcMar>
+            <w:vAlign w:val="center"/>
+          </w:tcPr>
+          <w:p>
+            <w:pPr>
+              <w:keepNext w:val="0"/>
+              <w:keepLines w:val="0"/>
+              <w:widowControl/>
+              <w:suppressLineNumbers w:val="0"/>
+              <w:spacing w:line="300" w:lineRule="atLeast"/>
+              <w:jc w:val="left"/>
+              <w:rPr>
+                <w:rFonts w:hint="default" w:ascii="Segoe UI" w:hAnsi="Segoe UI" w:eastAsia="Segoe UI" w:cs="Segoe UI"/>
+                <w:i w:val="0"/>
+                <w:iCs w:val="0"/>
+                <w:caps w:val="0"/>
+                <w:color w:val="0F1115"/>
+                <w:spacing w:val="0"/>
+                <w:sz w:val="18"/>
+                <w:szCs w:val="18"/>
+              </w:rPr>
+            </w:pPr>
+            <w:r>
+              <w:rPr>
+                <w:rFonts w:hint="default" w:ascii="Segoe UI" w:hAnsi="Segoe UI" w:eastAsia="Segoe UI" w:cs="Segoe UI"/>
+                <w:i w:val="0"/>
+                <w:iCs w:val="0"/>
+                <w:caps w:val="0"/>
+                <w:snapToGrid w:val="0"/>
+                <w:color w:val="000000"/>
+                <w:spacing w:val="0"/>
+                <w:kern w:val="0"/>
+                <w:sz w:val="18"/>
+                <w:szCs w:val="18"/>
+                <w:lang w:val="en-US" w:eastAsia="zh-CN"/>
+              </w:rPr>
+              <w:t>1. 独立监督变更管理流程的合规性。</w:t>
+            </w:r>
+            <w:r>
+              <w:rPr>
+                <w:rFonts w:hint="default" w:ascii="Segoe UI" w:hAnsi="Segoe UI" w:eastAsia="Segoe UI" w:cs="Segoe UI"/>
+                <w:i w:val="0"/>
+                <w:iCs w:val="0"/>
+                <w:caps w:val="0"/>
+                <w:snapToGrid w:val="0"/>
+                <w:color w:val="000000"/>
+                <w:spacing w:val="0"/>
+                <w:kern w:val="0"/>
+                <w:sz w:val="18"/>
+                <w:szCs w:val="18"/>
+                <w:lang w:val="en-US" w:eastAsia="zh-CN"/>
+              </w:rPr>
+              <w:br w:type="textWrapping"/>
+            </w:r>
+            <w:r>
+              <w:rPr>
+                <w:rFonts w:hint="default" w:ascii="Segoe UI" w:hAnsi="Segoe UI" w:eastAsia="Segoe UI" w:cs="Segoe UI"/>
+                <w:i w:val="0"/>
+                <w:iCs w:val="0"/>
+                <w:caps w:val="0"/>
+                <w:snapToGrid w:val="0"/>
+                <w:color w:val="000000"/>
+                <w:spacing w:val="0"/>
+                <w:kern w:val="0"/>
+                <w:sz w:val="18"/>
+                <w:szCs w:val="18"/>
+                <w:lang w:val="en-US" w:eastAsia="zh-CN"/>
+              </w:rPr>
+              <w:t>2. 定期审计变更记录，确保与配置管理（CMDB）信息一致。</w:t>
+            </w:r>
+            <w:r>
+              <w:rPr>
+                <w:rFonts w:hint="default" w:ascii="Segoe UI" w:hAnsi="Segoe UI" w:eastAsia="Segoe UI" w:cs="Segoe UI"/>
+                <w:i w:val="0"/>
+                <w:iCs w:val="0"/>
+                <w:caps w:val="0"/>
+                <w:snapToGrid w:val="0"/>
+                <w:color w:val="000000"/>
+                <w:spacing w:val="0"/>
+                <w:kern w:val="0"/>
+                <w:sz w:val="18"/>
+                <w:szCs w:val="18"/>
+                <w:lang w:val="en-US" w:eastAsia="zh-CN"/>
+              </w:rPr>
+              <w:br w:type="textWrapping"/>
+            </w:r>
+            <w:r>
+              <w:rPr>
+                <w:rFonts w:hint="default" w:ascii="Segoe UI" w:hAnsi="Segoe UI" w:eastAsia="Segoe UI" w:cs="Segoe UI"/>
+                <w:i w:val="0"/>
+                <w:iCs w:val="0"/>
+                <w:caps w:val="0"/>
+                <w:snapToGrid w:val="0"/>
+                <w:color w:val="000000"/>
+                <w:spacing w:val="0"/>
+                <w:kern w:val="0"/>
+                <w:sz w:val="18"/>
+                <w:szCs w:val="18"/>
+                <w:lang w:val="en-US" w:eastAsia="zh-CN"/>
+              </w:rPr>
+              <w:t>3. 参与CAB会议，从质量保证体系角度提出风险意见。</w:t>
+            </w:r>
+            <w:r>
+              <w:rPr>
+                <w:rFonts w:hint="default" w:ascii="Segoe UI" w:hAnsi="Segoe UI" w:eastAsia="Segoe UI" w:cs="Segoe UI"/>
+                <w:i w:val="0"/>
+                <w:iCs w:val="0"/>
+                <w:caps w:val="0"/>
+                <w:snapToGrid w:val="0"/>
+                <w:color w:val="000000"/>
+                <w:spacing w:val="0"/>
+                <w:kern w:val="0"/>
+                <w:sz w:val="18"/>
+                <w:szCs w:val="18"/>
+                <w:lang w:val="en-US" w:eastAsia="zh-CN"/>
+              </w:rPr>
+              <w:br w:type="textWrapping"/>
+            </w:r>
+            <w:r>
+              <w:rPr>
+                <w:rFonts w:hint="default" w:ascii="Segoe UI" w:hAnsi="Segoe UI" w:eastAsia="Segoe UI" w:cs="Segoe UI"/>
+                <w:i w:val="0"/>
+                <w:iCs w:val="0"/>
+                <w:caps w:val="0"/>
+                <w:snapToGrid w:val="0"/>
+                <w:color w:val="000000"/>
+                <w:spacing w:val="0"/>
+                <w:kern w:val="0"/>
+                <w:sz w:val="18"/>
+                <w:szCs w:val="18"/>
+                <w:lang w:val="en-US" w:eastAsia="zh-CN"/>
+              </w:rPr>
+              <w:t>4. 将变更成功率、回退率等指标纳入质量报告。</w:t>
+            </w:r>
+          </w:p>
+        </w:tc>
+        <w:tc>
+          <w:tcPr>
+            <w:tcW w:w="0" w:type="auto"/>
+            <w:shd w:val="clear" w:color="auto" w:fill="auto"/>
+            <w:tcMar>
+              <w:top w:w="120" w:type="dxa"/>
+              <w:left w:w="192" w:type="dxa"/>
+              <w:bottom w:w="120" w:type="dxa"/>
+              <w:right w:w="0" w:type="dxa"/>
+            </w:tcMar>
+            <w:vAlign w:val="center"/>
+          </w:tcPr>
+          <w:p>
+            <w:pPr>
+              <w:keepNext w:val="0"/>
+              <w:keepLines w:val="0"/>
+              <w:widowControl/>
+              <w:suppressLineNumbers w:val="0"/>
+              <w:spacing w:line="300" w:lineRule="atLeast"/>
+              <w:jc w:val="left"/>
+              <w:rPr>
+                <w:rFonts w:hint="default" w:ascii="Segoe UI" w:hAnsi="Segoe UI" w:eastAsia="Segoe UI" w:cs="Segoe UI"/>
+                <w:i w:val="0"/>
+                <w:iCs w:val="0"/>
+                <w:caps w:val="0"/>
+                <w:color w:val="0F1115"/>
+                <w:spacing w:val="0"/>
+                <w:sz w:val="18"/>
+                <w:szCs w:val="18"/>
+              </w:rPr>
+            </w:pPr>
+            <w:r>
+              <w:rPr>
+                <w:rStyle w:val="23"/>
+                <w:rFonts w:hint="default" w:ascii="Segoe UI" w:hAnsi="Segoe UI" w:eastAsia="Segoe UI" w:cs="Segoe UI"/>
+                <w:b/>
+                <w:bCs/>
+                <w:i w:val="0"/>
+                <w:iCs w:val="0"/>
+                <w:caps w:val="0"/>
+                <w:snapToGrid w:val="0"/>
+                <w:color w:val="000000"/>
+                <w:spacing w:val="0"/>
+                <w:kern w:val="0"/>
+                <w:sz w:val="18"/>
+                <w:szCs w:val="18"/>
+                <w:lang w:val="en-US" w:eastAsia="zh-CN"/>
+              </w:rPr>
+              <w:t>质量管理部经理</w:t>
+            </w:r>
+            <w:r>
+              <w:rPr>
+                <w:rFonts w:hint="default" w:ascii="Segoe UI" w:hAnsi="Segoe UI" w:eastAsia="Segoe UI" w:cs="Segoe UI"/>
+                <w:i w:val="0"/>
+                <w:iCs w:val="0"/>
+                <w:caps w:val="0"/>
+                <w:snapToGrid w:val="0"/>
+                <w:color w:val="000000"/>
+                <w:spacing w:val="0"/>
+                <w:kern w:val="0"/>
+                <w:sz w:val="18"/>
+                <w:szCs w:val="18"/>
+                <w:lang w:val="en-US" w:eastAsia="zh-CN"/>
+              </w:rPr>
+              <w:t>及</w:t>
+            </w:r>
+            <w:r>
+              <w:rPr>
+                <w:rStyle w:val="23"/>
+                <w:rFonts w:hint="default" w:ascii="Segoe UI" w:hAnsi="Segoe UI" w:eastAsia="Segoe UI" w:cs="Segoe UI"/>
+                <w:b/>
+                <w:bCs/>
+                <w:i w:val="0"/>
+                <w:iCs w:val="0"/>
+                <w:caps w:val="0"/>
+                <w:snapToGrid w:val="0"/>
+                <w:color w:val="000000"/>
+                <w:spacing w:val="0"/>
+                <w:kern w:val="0"/>
+                <w:sz w:val="18"/>
+                <w:szCs w:val="18"/>
+                <w:lang w:val="en-US" w:eastAsia="zh-CN"/>
+              </w:rPr>
+              <w:t>质量管理专员</w:t>
+            </w:r>
+          </w:p>
+        </w:tc>
+      </w:tr>
+      <w:tr>
+        <w:tblPrEx>
+          <w:tblBorders>
+            <w:top w:val="single" w:color="auto" w:sz="4" w:space="0"/>
+            <w:left w:val="single" w:color="auto" w:sz="4" w:space="0"/>
+            <w:bottom w:val="single" w:color="auto" w:sz="4" w:space="0"/>
+            <w:right w:val="single" w:color="auto" w:sz="4" w:space="0"/>
+            <w:insideH w:val="single" w:color="auto" w:sz="4" w:space="0"/>
+            <w:insideV w:val="single" w:color="auto" w:sz="4" w:space="0"/>
+          </w:tblBorders>
           <w:shd w:val="clear" w:color="auto" w:fill="auto"/>
           <w:tblCellMar>
             <w:top w:w="15" w:type="dxa"/>
@@ -5478,7 +5836,7 @@
               <w:spacing w:line="300" w:lineRule="atLeast"/>
               <w:jc w:val="left"/>
               <w:rPr>
-                <w:rFonts w:ascii="Segoe UI" w:eastAsia="Segoe UI" w:hAnsi="Segoe UI" w:cs="Segoe UI" w:hint="default"/>
+                <w:rFonts w:hint="default" w:ascii="Segoe UI" w:hAnsi="Segoe UI" w:eastAsia="Segoe UI" w:cs="Segoe UI"/>
                 <w:i w:val="0"/>
                 <w:iCs w:val="0"/>
                 <w:caps w:val="0"/>
@@ -5490,8 +5848,8 @@
             </w:pPr>
             <w:r>
               <w:rPr>
-                <w:rStyle w:val="Strong"/>
-                <w:rFonts w:ascii="Segoe UI" w:eastAsia="Segoe UI" w:hAnsi="Segoe UI" w:cs="Segoe UI" w:hint="default"/>
+                <w:rStyle w:val="23"/>
+                <w:rFonts w:hint="default" w:ascii="Segoe UI" w:hAnsi="Segoe UI" w:eastAsia="Segoe UI" w:cs="Segoe UI"/>
                 <w:b/>
                 <w:bCs/>
                 <w:i w:val="0"/>
@@ -5505,7 +5863,7 @@
                 <w:szCs w:val="18"/>
                 <w:lang w:val="en-US" w:eastAsia="zh-CN"/>
               </w:rPr>
-              <w:t>质量管理部</w:t>
+              <w:t>（辅助角色）服务知识专员</w:t>
             </w:r>
           </w:p>
         </w:tc>
@@ -5530,7 +5888,7 @@
               <w:spacing w:line="300" w:lineRule="atLeast"/>
               <w:jc w:val="left"/>
               <w:rPr>
-                <w:rFonts w:ascii="Segoe UI" w:eastAsia="Segoe UI" w:hAnsi="Segoe UI" w:cs="Segoe UI" w:hint="default"/>
+                <w:rFonts w:hint="default" w:ascii="Segoe UI" w:hAnsi="Segoe UI" w:eastAsia="Segoe UI" w:cs="Segoe UI"/>
                 <w:i w:val="0"/>
                 <w:iCs w:val="0"/>
                 <w:caps w:val="0"/>
@@ -5542,115 +5900,51 @@
             </w:pPr>
             <w:r>
               <w:rPr>
-                <w:rFonts w:ascii="Segoe UI" w:eastAsia="Segoe UI" w:hAnsi="Segoe UI" w:cs="Segoe UI" w:hint="default"/>
-                <w:i w:val="0"/>
-                <w:iCs w:val="0"/>
-                <w:caps w:val="0"/>
-                <w:snapToGrid w:val="0"/>
-                <w:color w:val="000000"/>
-                <w:spacing w:val="0"/>
-                <w:kern w:val="0"/>
-                <w:sz w:val="18"/>
-                <w:szCs w:val="18"/>
-                <w:lang w:val="en-US" w:eastAsia="zh-CN"/>
-              </w:rPr>
-              <w:t>1. 独立监督变更管理流程的合规性。</w:t>
-            </w:r>
-            <w:r>
-              <w:rPr>
-                <w:rFonts w:ascii="Segoe UI" w:eastAsia="Segoe UI" w:hAnsi="Segoe UI" w:cs="Segoe UI" w:hint="default"/>
-                <w:i w:val="0"/>
-                <w:iCs w:val="0"/>
-                <w:caps w:val="0"/>
-                <w:snapToGrid w:val="0"/>
-                <w:color w:val="000000"/>
-                <w:spacing w:val="0"/>
-                <w:kern w:val="0"/>
-                <w:sz w:val="18"/>
-                <w:szCs w:val="18"/>
-                <w:lang w:val="en-US" w:eastAsia="zh-CN"/>
-              </w:rPr>
-              <w:br/>
-            </w:r>
-            <w:r>
-              <w:rPr>
-                <w:rFonts w:ascii="Segoe UI" w:eastAsia="Segoe UI" w:hAnsi="Segoe UI" w:cs="Segoe UI" w:hint="default"/>
-                <w:i w:val="0"/>
-                <w:iCs w:val="0"/>
-                <w:caps w:val="0"/>
-                <w:snapToGrid w:val="0"/>
-                <w:color w:val="000000"/>
-                <w:spacing w:val="0"/>
-                <w:kern w:val="0"/>
-                <w:sz w:val="18"/>
-                <w:szCs w:val="18"/>
-                <w:lang w:val="en-US" w:eastAsia="zh-CN"/>
-              </w:rPr>
-              <w:t>2. 定期审计变更记录，确保与配置管理（CMDB）信息一致。</w:t>
-            </w:r>
-            <w:r>
-              <w:rPr>
-                <w:rFonts w:ascii="Segoe UI" w:eastAsia="Segoe UI" w:hAnsi="Segoe UI" w:cs="Segoe UI" w:hint="default"/>
-                <w:i w:val="0"/>
-                <w:iCs w:val="0"/>
-                <w:caps w:val="0"/>
-                <w:snapToGrid w:val="0"/>
-                <w:color w:val="000000"/>
-                <w:spacing w:val="0"/>
-                <w:kern w:val="0"/>
-                <w:sz w:val="18"/>
-                <w:szCs w:val="18"/>
-                <w:lang w:val="en-US" w:eastAsia="zh-CN"/>
-              </w:rPr>
-              <w:br/>
-            </w:r>
-            <w:r>
-              <w:rPr>
-                <w:rFonts w:ascii="Segoe UI" w:eastAsia="Segoe UI" w:hAnsi="Segoe UI" w:cs="Segoe UI" w:hint="default"/>
-                <w:i w:val="0"/>
-                <w:iCs w:val="0"/>
-                <w:caps w:val="0"/>
-                <w:snapToGrid w:val="0"/>
-                <w:color w:val="000000"/>
-                <w:spacing w:val="0"/>
-                <w:kern w:val="0"/>
-                <w:sz w:val="18"/>
-                <w:szCs w:val="18"/>
-                <w:lang w:val="en-US" w:eastAsia="zh-CN"/>
-              </w:rPr>
-              <w:t>3. 参与CAB会议，从质量保证体系角度提出风险意见。</w:t>
-            </w:r>
-            <w:r>
-              <w:rPr>
-                <w:rFonts w:ascii="Segoe UI" w:eastAsia="Segoe UI" w:hAnsi="Segoe UI" w:cs="Segoe UI" w:hint="default"/>
-                <w:i w:val="0"/>
-                <w:iCs w:val="0"/>
-                <w:caps w:val="0"/>
-                <w:snapToGrid w:val="0"/>
-                <w:color w:val="000000"/>
-                <w:spacing w:val="0"/>
-                <w:kern w:val="0"/>
-                <w:sz w:val="18"/>
-                <w:szCs w:val="18"/>
-                <w:lang w:val="en-US" w:eastAsia="zh-CN"/>
-              </w:rPr>
-              <w:br/>
-            </w:r>
-            <w:r>
-              <w:rPr>
-                <w:rFonts w:ascii="Segoe UI" w:eastAsia="Segoe UI" w:hAnsi="Segoe UI" w:cs="Segoe UI" w:hint="default"/>
-                <w:i w:val="0"/>
-                <w:iCs w:val="0"/>
-                <w:caps w:val="0"/>
-                <w:snapToGrid w:val="0"/>
-                <w:color w:val="000000"/>
-                <w:spacing w:val="0"/>
-                <w:kern w:val="0"/>
-                <w:sz w:val="18"/>
-                <w:szCs w:val="18"/>
-                <w:lang w:val="en-US" w:eastAsia="zh-CN"/>
-              </w:rPr>
-              <w:t>4. 将变更成功率、回退率等指标纳入质量报告。</w:t>
+                <w:rFonts w:hint="default" w:ascii="Segoe UI" w:hAnsi="Segoe UI" w:eastAsia="Segoe UI" w:cs="Segoe UI"/>
+                <w:i w:val="0"/>
+                <w:iCs w:val="0"/>
+                <w:caps w:val="0"/>
+                <w:snapToGrid w:val="0"/>
+                <w:color w:val="000000"/>
+                <w:spacing w:val="0"/>
+                <w:kern w:val="0"/>
+                <w:sz w:val="18"/>
+                <w:szCs w:val="18"/>
+                <w:lang w:val="en-US" w:eastAsia="zh-CN"/>
+              </w:rPr>
+              <w:t>1. 负责将已关闭的变更记录、技术方案及复盘总结，整理并归档至公司知识库。</w:t>
+            </w:r>
+            <w:r>
+              <w:rPr>
+                <w:rFonts w:hint="default" w:ascii="Segoe UI" w:hAnsi="Segoe UI" w:eastAsia="Segoe UI" w:cs="Segoe UI"/>
+                <w:i w:val="0"/>
+                <w:iCs w:val="0"/>
+                <w:caps w:val="0"/>
+                <w:snapToGrid w:val="0"/>
+                <w:color w:val="000000"/>
+                <w:spacing w:val="0"/>
+                <w:kern w:val="0"/>
+                <w:sz w:val="18"/>
+                <w:szCs w:val="18"/>
+                <w:lang w:val="en-US" w:eastAsia="zh-CN"/>
+              </w:rPr>
+              <w:br w:type="textWrapping"/>
+            </w:r>
+            <w:r>
+              <w:rPr>
+                <w:rFonts w:hint="default" w:ascii="Segoe UI" w:hAnsi="Segoe UI" w:eastAsia="Segoe UI" w:cs="Segoe UI"/>
+                <w:i w:val="0"/>
+                <w:iCs w:val="0"/>
+                <w:caps w:val="0"/>
+                <w:snapToGrid w:val="0"/>
+                <w:color w:val="000000"/>
+                <w:spacing w:val="0"/>
+                <w:kern w:val="0"/>
+                <w:sz w:val="18"/>
+                <w:szCs w:val="18"/>
+                <w:lang w:val="en-US" w:eastAsia="zh-CN"/>
+              </w:rPr>
+              <w:t>2. 确保变更相关知识的可检索和复用。</w:t>
             </w:r>
           </w:p>
         </w:tc>
@@ -5675,7 +5969,7 @@
               <w:spacing w:line="300" w:lineRule="atLeast"/>
               <w:jc w:val="left"/>
               <w:rPr>
-                <w:rFonts w:ascii="Segoe UI" w:eastAsia="Segoe UI" w:hAnsi="Segoe UI" w:cs="Segoe UI" w:hint="default"/>
+                <w:rFonts w:hint="default" w:ascii="Segoe UI" w:hAnsi="Segoe UI" w:eastAsia="Segoe UI" w:cs="Segoe UI"/>
                 <w:i w:val="0"/>
                 <w:iCs w:val="0"/>
                 <w:caps w:val="0"/>
@@ -5687,8 +5981,8 @@
             </w:pPr>
             <w:r>
               <w:rPr>
-                <w:rStyle w:val="Strong"/>
-                <w:rFonts w:ascii="Segoe UI" w:eastAsia="Segoe UI" w:hAnsi="Segoe UI" w:cs="Segoe UI" w:hint="default"/>
+                <w:rStyle w:val="23"/>
+                <w:rFonts w:hint="default" w:ascii="Segoe UI" w:hAnsi="Segoe UI" w:eastAsia="Segoe UI" w:cs="Segoe UI"/>
                 <w:b/>
                 <w:bCs/>
                 <w:i w:val="0"/>
@@ -5702,50 +5996,21 @@
                 <w:szCs w:val="18"/>
                 <w:lang w:val="en-US" w:eastAsia="zh-CN"/>
               </w:rPr>
-              <w:t>质量管理部经理</w:t>
-            </w:r>
-            <w:r>
-              <w:rPr>
-                <w:rFonts w:ascii="Segoe UI" w:eastAsia="Segoe UI" w:hAnsi="Segoe UI" w:cs="Segoe UI" w:hint="default"/>
-                <w:i w:val="0"/>
-                <w:iCs w:val="0"/>
-                <w:caps w:val="0"/>
-                <w:snapToGrid w:val="0"/>
-                <w:color w:val="000000"/>
-                <w:spacing w:val="0"/>
-                <w:kern w:val="0"/>
-                <w:sz w:val="18"/>
-                <w:szCs w:val="18"/>
-                <w:lang w:val="en-US" w:eastAsia="zh-CN"/>
-              </w:rPr>
-              <w:t>及</w:t>
-            </w:r>
-            <w:r>
-              <w:rPr>
-                <w:rStyle w:val="Strong"/>
-                <w:rFonts w:ascii="Segoe UI" w:eastAsia="Segoe UI" w:hAnsi="Segoe UI" w:cs="Segoe UI" w:hint="default"/>
-                <w:b/>
-                <w:bCs/>
-                <w:i w:val="0"/>
-                <w:iCs w:val="0"/>
-                <w:caps w:val="0"/>
-                <w:snapToGrid w:val="0"/>
-                <w:color w:val="000000"/>
-                <w:spacing w:val="0"/>
-                <w:kern w:val="0"/>
-                <w:sz w:val="18"/>
-                <w:szCs w:val="18"/>
-                <w:lang w:val="en-US" w:eastAsia="zh-CN"/>
-              </w:rPr>
-              <w:t>质量管理专员</w:t>
+              <w:t>数智运营部-服务知识专员</w:t>
             </w:r>
           </w:p>
         </w:tc>
       </w:tr>
       <w:tr>
         <w:tblPrEx>
-          <w:tblW w:w="9024" w:type="dxa"/>
-          <w:tblInd w:w="0" w:type="dxa"/>
+          <w:tblBorders>
+            <w:top w:val="single" w:color="auto" w:sz="4" w:space="0"/>
+            <w:left w:val="single" w:color="auto" w:sz="4" w:space="0"/>
+            <w:bottom w:val="single" w:color="auto" w:sz="4" w:space="0"/>
+            <w:right w:val="single" w:color="auto" w:sz="4" w:space="0"/>
+            <w:insideH w:val="single" w:color="auto" w:sz="4" w:space="0"/>
+            <w:insideV w:val="single" w:color="auto" w:sz="4" w:space="0"/>
+          </w:tblBorders>
           <w:shd w:val="clear" w:color="auto" w:fill="auto"/>
           <w:tblCellMar>
             <w:top w:w="15" w:type="dxa"/>
@@ -5775,7 +6040,7 @@
               <w:spacing w:line="300" w:lineRule="atLeast"/>
               <w:jc w:val="left"/>
               <w:rPr>
-                <w:rFonts w:ascii="Segoe UI" w:eastAsia="Segoe UI" w:hAnsi="Segoe UI" w:cs="Segoe UI" w:hint="default"/>
+                <w:rFonts w:hint="default" w:ascii="Segoe UI" w:hAnsi="Segoe UI" w:eastAsia="Segoe UI" w:cs="Segoe UI"/>
                 <w:i w:val="0"/>
                 <w:iCs w:val="0"/>
                 <w:caps w:val="0"/>
@@ -5787,8 +6052,8 @@
             </w:pPr>
             <w:r>
               <w:rPr>
-                <w:rStyle w:val="Strong"/>
-                <w:rFonts w:ascii="Segoe UI" w:eastAsia="Segoe UI" w:hAnsi="Segoe UI" w:cs="Segoe UI" w:hint="default"/>
+                <w:rStyle w:val="23"/>
+                <w:rFonts w:hint="default" w:ascii="Segoe UI" w:hAnsi="Segoe UI" w:eastAsia="Segoe UI" w:cs="Segoe UI"/>
                 <w:b/>
                 <w:bCs/>
                 <w:i w:val="0"/>
@@ -5802,7 +6067,7 @@
                 <w:szCs w:val="18"/>
                 <w:lang w:val="en-US" w:eastAsia="zh-CN"/>
               </w:rPr>
-              <w:t>（辅助角色）服务知识专员</w:t>
+              <w:t>（辅助角色）配置管理员</w:t>
             </w:r>
           </w:p>
         </w:tc>
@@ -5827,7 +6092,7 @@
               <w:spacing w:line="300" w:lineRule="atLeast"/>
               <w:jc w:val="left"/>
               <w:rPr>
-                <w:rFonts w:ascii="Segoe UI" w:eastAsia="Segoe UI" w:hAnsi="Segoe UI" w:cs="Segoe UI" w:hint="default"/>
+                <w:rFonts w:hint="default" w:ascii="Segoe UI" w:hAnsi="Segoe UI" w:eastAsia="Segoe UI" w:cs="Segoe UI"/>
                 <w:i w:val="0"/>
                 <w:iCs w:val="0"/>
                 <w:caps w:val="0"/>
@@ -5839,51 +6104,86 @@
             </w:pPr>
             <w:r>
               <w:rPr>
-                <w:rFonts w:ascii="Segoe UI" w:eastAsia="Segoe UI" w:hAnsi="Segoe UI" w:cs="Segoe UI" w:hint="default"/>
-                <w:i w:val="0"/>
-                <w:iCs w:val="0"/>
-                <w:caps w:val="0"/>
-                <w:snapToGrid w:val="0"/>
-                <w:color w:val="000000"/>
-                <w:spacing w:val="0"/>
-                <w:kern w:val="0"/>
-                <w:sz w:val="18"/>
-                <w:szCs w:val="18"/>
-                <w:lang w:val="en-US" w:eastAsia="zh-CN"/>
-              </w:rPr>
-              <w:t>1. 负责将已关闭的变更记录、技术方案及复盘总结，整理并归档至公司知识库。</w:t>
-            </w:r>
-            <w:r>
-              <w:rPr>
-                <w:rFonts w:ascii="Segoe UI" w:eastAsia="Segoe UI" w:hAnsi="Segoe UI" w:cs="Segoe UI" w:hint="default"/>
-                <w:i w:val="0"/>
-                <w:iCs w:val="0"/>
-                <w:caps w:val="0"/>
-                <w:snapToGrid w:val="0"/>
-                <w:color w:val="000000"/>
-                <w:spacing w:val="0"/>
-                <w:kern w:val="0"/>
-                <w:sz w:val="18"/>
-                <w:szCs w:val="18"/>
-                <w:lang w:val="en-US" w:eastAsia="zh-CN"/>
-              </w:rPr>
-              <w:br/>
-            </w:r>
-            <w:r>
-              <w:rPr>
-                <w:rFonts w:ascii="Segoe UI" w:eastAsia="Segoe UI" w:hAnsi="Segoe UI" w:cs="Segoe UI" w:hint="default"/>
-                <w:i w:val="0"/>
-                <w:iCs w:val="0"/>
-                <w:caps w:val="0"/>
-                <w:snapToGrid w:val="0"/>
-                <w:color w:val="000000"/>
-                <w:spacing w:val="0"/>
-                <w:kern w:val="0"/>
-                <w:sz w:val="18"/>
-                <w:szCs w:val="18"/>
-                <w:lang w:val="en-US" w:eastAsia="zh-CN"/>
-              </w:rPr>
-              <w:t>2. 确保变更相关知识的可检索和复用。</w:t>
+                <w:rFonts w:hint="default" w:ascii="Segoe UI" w:hAnsi="Segoe UI" w:eastAsia="Segoe UI" w:cs="Segoe UI"/>
+                <w:i w:val="0"/>
+                <w:iCs w:val="0"/>
+                <w:caps w:val="0"/>
+                <w:snapToGrid w:val="0"/>
+                <w:color w:val="000000"/>
+                <w:spacing w:val="0"/>
+                <w:kern w:val="0"/>
+                <w:sz w:val="18"/>
+                <w:szCs w:val="18"/>
+                <w:lang w:val="en-US" w:eastAsia="zh-CN"/>
+              </w:rPr>
+              <w:t>1. 在变更实施后，根据最终结果，更新</w:t>
+            </w:r>
+            <w:r>
+              <w:rPr>
+                <w:rStyle w:val="23"/>
+                <w:rFonts w:hint="default" w:ascii="Segoe UI" w:hAnsi="Segoe UI" w:eastAsia="Segoe UI" w:cs="Segoe UI"/>
+                <w:b/>
+                <w:bCs/>
+                <w:i w:val="0"/>
+                <w:iCs w:val="0"/>
+                <w:caps w:val="0"/>
+                <w:snapToGrid w:val="0"/>
+                <w:color w:val="000000"/>
+                <w:spacing w:val="0"/>
+                <w:kern w:val="0"/>
+                <w:sz w:val="18"/>
+                <w:szCs w:val="18"/>
+                <w:lang w:val="en-US" w:eastAsia="zh-CN"/>
+              </w:rPr>
+              <w:t>配置管理数据库（CMDB）</w:t>
+            </w:r>
+            <w:r>
+              <w:rPr>
+                <w:rFonts w:hint="default" w:ascii="Segoe UI" w:hAnsi="Segoe UI" w:eastAsia="Segoe UI" w:cs="Segoe UI"/>
+                <w:i w:val="0"/>
+                <w:iCs w:val="0"/>
+                <w:caps w:val="0"/>
+                <w:snapToGrid w:val="0"/>
+                <w:color w:val="000000"/>
+                <w:spacing w:val="0"/>
+                <w:kern w:val="0"/>
+                <w:sz w:val="18"/>
+                <w:szCs w:val="18"/>
+                <w:lang w:val="en-US" w:eastAsia="zh-CN"/>
+              </w:rPr>
+              <w:t>中相关配置项的信息。</w:t>
+            </w:r>
+            <w:r>
+              <w:rPr>
+                <w:rFonts w:hint="default" w:ascii="Segoe UI" w:hAnsi="Segoe UI" w:eastAsia="Segoe UI" w:cs="Segoe UI"/>
+                <w:i w:val="0"/>
+                <w:iCs w:val="0"/>
+                <w:caps w:val="0"/>
+                <w:snapToGrid w:val="0"/>
+                <w:color w:val="000000"/>
+                <w:spacing w:val="0"/>
+                <w:kern w:val="0"/>
+                <w:sz w:val="18"/>
+                <w:szCs w:val="18"/>
+                <w:lang w:val="en-US" w:eastAsia="zh-CN"/>
+              </w:rPr>
+              <w:br w:type="textWrapping"/>
+            </w:r>
+            <w:r>
+              <w:rPr>
+                <w:rFonts w:hint="default" w:ascii="Segoe UI" w:hAnsi="Segoe UI" w:eastAsia="Segoe UI" w:cs="Segoe UI"/>
+                <w:i w:val="0"/>
+                <w:iCs w:val="0"/>
+                <w:caps w:val="0"/>
+                <w:snapToGrid w:val="0"/>
+                <w:color w:val="000000"/>
+                <w:spacing w:val="0"/>
+                <w:kern w:val="0"/>
+                <w:sz w:val="18"/>
+                <w:szCs w:val="18"/>
+                <w:lang w:val="en-US" w:eastAsia="zh-CN"/>
+              </w:rPr>
+              <w:t>2. 确保配置信息的准确性。</w:t>
             </w:r>
           </w:p>
         </w:tc>
@@ -5908,7 +6208,7 @@
               <w:spacing w:line="300" w:lineRule="atLeast"/>
               <w:jc w:val="left"/>
               <w:rPr>
-                <w:rFonts w:ascii="Segoe UI" w:eastAsia="Segoe UI" w:hAnsi="Segoe UI" w:cs="Segoe UI" w:hint="default"/>
+                <w:rFonts w:hint="default" w:ascii="Segoe UI" w:hAnsi="Segoe UI" w:eastAsia="Segoe UI" w:cs="Segoe UI"/>
                 <w:i w:val="0"/>
                 <w:iCs w:val="0"/>
                 <w:caps w:val="0"/>
@@ -5920,241 +6220,8 @@
             </w:pPr>
             <w:r>
               <w:rPr>
-                <w:rStyle w:val="Strong"/>
-                <w:rFonts w:ascii="Segoe UI" w:eastAsia="Segoe UI" w:hAnsi="Segoe UI" w:cs="Segoe UI" w:hint="default"/>
-                <w:b/>
-                <w:bCs/>
-                <w:i w:val="0"/>
-                <w:iCs w:val="0"/>
-                <w:caps w:val="0"/>
-                <w:snapToGrid w:val="0"/>
-                <w:color w:val="000000"/>
-                <w:spacing w:val="0"/>
-                <w:kern w:val="0"/>
-                <w:sz w:val="18"/>
-                <w:szCs w:val="18"/>
-                <w:lang w:val="en-US" w:eastAsia="zh-CN"/>
-              </w:rPr>
-              <w:t>数智运营部-服务知识专员</w:t>
-            </w:r>
-          </w:p>
-        </w:tc>
-      </w:tr>
-      <w:tr>
-        <w:tblPrEx>
-          <w:tblW w:w="9024" w:type="dxa"/>
-          <w:tblInd w:w="0" w:type="dxa"/>
-          <w:shd w:val="clear" w:color="auto" w:fill="auto"/>
-          <w:tblCellMar>
-            <w:top w:w="15" w:type="dxa"/>
-            <w:left w:w="15" w:type="dxa"/>
-            <w:bottom w:w="15" w:type="dxa"/>
-            <w:right w:w="15" w:type="dxa"/>
-          </w:tblCellMar>
-        </w:tblPrEx>
-        <w:tc>
-          <w:tcPr>
-            <w:tcW w:w="0" w:type="auto"/>
-            <w:shd w:val="clear" w:color="auto" w:fill="auto"/>
-            <w:tcMar>
-              <w:top w:w="120" w:type="dxa"/>
-              <w:left w:w="0" w:type="dxa"/>
-              <w:bottom w:w="120" w:type="dxa"/>
-              <w:right w:w="192" w:type="dxa"/>
-            </w:tcMar>
-            <w:vAlign w:val="center"/>
-          </w:tcPr>
-          <w:p>
-            <w:pPr>
-              <w:keepNext w:val="0"/>
-              <w:keepLines w:val="0"/>
-              <w:widowControl/>
-              <w:suppressLineNumbers w:val="0"/>
-              <w:spacing w:line="300" w:lineRule="atLeast"/>
-              <w:jc w:val="left"/>
-              <w:rPr>
-                <w:rFonts w:ascii="Segoe UI" w:eastAsia="Segoe UI" w:hAnsi="Segoe UI" w:cs="Segoe UI" w:hint="default"/>
-                <w:i w:val="0"/>
-                <w:iCs w:val="0"/>
-                <w:caps w:val="0"/>
-                <w:color w:val="0F1115"/>
-                <w:spacing w:val="0"/>
-                <w:sz w:val="18"/>
-                <w:szCs w:val="18"/>
-              </w:rPr>
-            </w:pPr>
-            <w:r>
-              <w:rPr>
-                <w:rStyle w:val="Strong"/>
-                <w:rFonts w:ascii="Segoe UI" w:eastAsia="Segoe UI" w:hAnsi="Segoe UI" w:cs="Segoe UI" w:hint="default"/>
-                <w:b/>
-                <w:bCs/>
-                <w:i w:val="0"/>
-                <w:iCs w:val="0"/>
-                <w:caps w:val="0"/>
-                <w:snapToGrid w:val="0"/>
-                <w:color w:val="000000"/>
-                <w:spacing w:val="0"/>
-                <w:kern w:val="0"/>
-                <w:sz w:val="18"/>
-                <w:szCs w:val="18"/>
-                <w:lang w:val="en-US" w:eastAsia="zh-CN"/>
-              </w:rPr>
-              <w:t>（辅助角色）配置管理员</w:t>
-            </w:r>
-          </w:p>
-        </w:tc>
-        <w:tc>
-          <w:tcPr>
-            <w:tcW w:w="0" w:type="auto"/>
-            <w:shd w:val="clear" w:color="auto" w:fill="auto"/>
-            <w:tcMar>
-              <w:top w:w="120" w:type="dxa"/>
-              <w:left w:w="192" w:type="dxa"/>
-              <w:bottom w:w="120" w:type="dxa"/>
-              <w:right w:w="192" w:type="dxa"/>
-            </w:tcMar>
-            <w:vAlign w:val="center"/>
-          </w:tcPr>
-          <w:p>
-            <w:pPr>
-              <w:keepNext w:val="0"/>
-              <w:keepLines w:val="0"/>
-              <w:widowControl/>
-              <w:suppressLineNumbers w:val="0"/>
-              <w:spacing w:line="300" w:lineRule="atLeast"/>
-              <w:jc w:val="left"/>
-              <w:rPr>
-                <w:rFonts w:ascii="Segoe UI" w:eastAsia="Segoe UI" w:hAnsi="Segoe UI" w:cs="Segoe UI" w:hint="default"/>
-                <w:i w:val="0"/>
-                <w:iCs w:val="0"/>
-                <w:caps w:val="0"/>
-                <w:color w:val="0F1115"/>
-                <w:spacing w:val="0"/>
-                <w:sz w:val="18"/>
-                <w:szCs w:val="18"/>
-              </w:rPr>
-            </w:pPr>
-            <w:r>
-              <w:rPr>
-                <w:rFonts w:ascii="Segoe UI" w:eastAsia="Segoe UI" w:hAnsi="Segoe UI" w:cs="Segoe UI" w:hint="default"/>
-                <w:i w:val="0"/>
-                <w:iCs w:val="0"/>
-                <w:caps w:val="0"/>
-                <w:snapToGrid w:val="0"/>
-                <w:color w:val="000000"/>
-                <w:spacing w:val="0"/>
-                <w:kern w:val="0"/>
-                <w:sz w:val="18"/>
-                <w:szCs w:val="18"/>
-                <w:lang w:val="en-US" w:eastAsia="zh-CN"/>
-              </w:rPr>
-              <w:t>1. 在变更实施后，根据最终结果，更新</w:t>
-            </w:r>
-            <w:r>
-              <w:rPr>
-                <w:rStyle w:val="Strong"/>
-                <w:rFonts w:ascii="Segoe UI" w:eastAsia="Segoe UI" w:hAnsi="Segoe UI" w:cs="Segoe UI" w:hint="default"/>
-                <w:b/>
-                <w:bCs/>
-                <w:i w:val="0"/>
-                <w:iCs w:val="0"/>
-                <w:caps w:val="0"/>
-                <w:snapToGrid w:val="0"/>
-                <w:color w:val="000000"/>
-                <w:spacing w:val="0"/>
-                <w:kern w:val="0"/>
-                <w:sz w:val="18"/>
-                <w:szCs w:val="18"/>
-                <w:lang w:val="en-US" w:eastAsia="zh-CN"/>
-              </w:rPr>
-              <w:t>配置管理数据库（CMDB）</w:t>
-            </w:r>
-            <w:r>
-              <w:rPr>
-                <w:rFonts w:ascii="Segoe UI" w:eastAsia="Segoe UI" w:hAnsi="Segoe UI" w:cs="Segoe UI" w:hint="default"/>
-                <w:i w:val="0"/>
-                <w:iCs w:val="0"/>
-                <w:caps w:val="0"/>
-                <w:snapToGrid w:val="0"/>
-                <w:color w:val="000000"/>
-                <w:spacing w:val="0"/>
-                <w:kern w:val="0"/>
-                <w:sz w:val="18"/>
-                <w:szCs w:val="18"/>
-                <w:lang w:val="en-US" w:eastAsia="zh-CN"/>
-              </w:rPr>
-              <w:t>中相关配置项的信息。</w:t>
-            </w:r>
-            <w:r>
-              <w:rPr>
-                <w:rFonts w:ascii="Segoe UI" w:eastAsia="Segoe UI" w:hAnsi="Segoe UI" w:cs="Segoe UI" w:hint="default"/>
-                <w:i w:val="0"/>
-                <w:iCs w:val="0"/>
-                <w:caps w:val="0"/>
-                <w:snapToGrid w:val="0"/>
-                <w:color w:val="000000"/>
-                <w:spacing w:val="0"/>
-                <w:kern w:val="0"/>
-                <w:sz w:val="18"/>
-                <w:szCs w:val="18"/>
-                <w:lang w:val="en-US" w:eastAsia="zh-CN"/>
-              </w:rPr>
-              <w:br/>
-            </w:r>
-            <w:r>
-              <w:rPr>
-                <w:rFonts w:ascii="Segoe UI" w:eastAsia="Segoe UI" w:hAnsi="Segoe UI" w:cs="Segoe UI" w:hint="default"/>
-                <w:i w:val="0"/>
-                <w:iCs w:val="0"/>
-                <w:caps w:val="0"/>
-                <w:snapToGrid w:val="0"/>
-                <w:color w:val="000000"/>
-                <w:spacing w:val="0"/>
-                <w:kern w:val="0"/>
-                <w:sz w:val="18"/>
-                <w:szCs w:val="18"/>
-                <w:lang w:val="en-US" w:eastAsia="zh-CN"/>
-              </w:rPr>
-              <w:t>2. 确保配置信息的准确性。</w:t>
-            </w:r>
-          </w:p>
-        </w:tc>
-        <w:tc>
-          <w:tcPr>
-            <w:tcW w:w="0" w:type="auto"/>
-            <w:shd w:val="clear" w:color="auto" w:fill="auto"/>
-            <w:tcMar>
-              <w:top w:w="120" w:type="dxa"/>
-              <w:left w:w="192" w:type="dxa"/>
-              <w:bottom w:w="120" w:type="dxa"/>
-              <w:right w:w="0" w:type="dxa"/>
-            </w:tcMar>
-            <w:vAlign w:val="center"/>
-          </w:tcPr>
-          <w:p>
-            <w:pPr>
-              <w:keepNext w:val="0"/>
-              <w:keepLines w:val="0"/>
-              <w:widowControl/>
-              <w:suppressLineNumbers w:val="0"/>
-              <w:spacing w:line="300" w:lineRule="atLeast"/>
-              <w:jc w:val="left"/>
-              <w:rPr>
-                <w:rFonts w:ascii="Segoe UI" w:eastAsia="Segoe UI" w:hAnsi="Segoe UI" w:cs="Segoe UI" w:hint="default"/>
-                <w:i w:val="0"/>
-                <w:iCs w:val="0"/>
-                <w:caps w:val="0"/>
-                <w:color w:val="0F1115"/>
-                <w:spacing w:val="0"/>
-                <w:sz w:val="18"/>
-                <w:szCs w:val="18"/>
-              </w:rPr>
-            </w:pPr>
-            <w:r>
-              <w:rPr>
-                <w:rStyle w:val="Strong"/>
-                <w:rFonts w:ascii="Segoe UI" w:eastAsia="Segoe UI" w:hAnsi="Segoe UI" w:cs="Segoe UI" w:hint="default"/>
+                <w:rStyle w:val="23"/>
+                <w:rFonts w:hint="default" w:ascii="Segoe UI" w:hAnsi="Segoe UI" w:eastAsia="Segoe UI" w:cs="Segoe UI"/>
                 <w:b/>
                 <w:bCs/>
                 <w:i w:val="0"/>
@@ -6176,7 +6243,7 @@
     </w:tbl>
     <w:p>
       <w:pPr>
-        <w:pStyle w:val="1"/>
+        <w:pStyle w:val="28"/>
         <w:bidi w:val="0"/>
         <w:rPr>
           <w:rFonts w:hint="eastAsia"/>
@@ -6190,38 +6257,105 @@
         </w:rPr>
         <w:t xml:space="preserve"> </w:t>
       </w:r>
-      <w:bookmarkStart w:id="8" w:name="_Toc30045"/>
+      <w:bookmarkStart w:id="7" w:name="_Toc16452"/>
       <w:r>
         <w:rPr>
           <w:rFonts w:hint="eastAsia"/>
           <w:lang w:val="en-US" w:eastAsia="zh-CN"/>
         </w:rPr>
         <w:t>变更分类与分级</w:t>
+      </w:r>
+      <w:bookmarkEnd w:id="7"/>
+    </w:p>
+    <w:p>
+      <w:pPr>
+        <w:pStyle w:val="30"/>
+        <w:bidi w:val="0"/>
+        <w:rPr>
+          <w:rFonts w:hint="eastAsia"/>
+          <w:lang w:val="en-US" w:eastAsia="zh-CN"/>
+        </w:rPr>
+      </w:pPr>
+      <w:bookmarkStart w:id="8" w:name="_Toc17131"/>
+      <w:r>
+        <w:rPr>
+          <w:rFonts w:hint="eastAsia"/>
+          <w:lang w:val="en-US" w:eastAsia="zh-CN"/>
+        </w:rPr>
+        <w:t>变更分类</w:t>
       </w:r>
       <w:bookmarkEnd w:id="8"/>
     </w:p>
     <w:p>
       <w:pPr>
-        <w:pStyle w:val="2"/>
+        <w:pStyle w:val="29"/>
+        <w:rPr>
+          <w:rFonts w:hint="eastAsia"/>
+          <w:lang w:val="en-US" w:eastAsia="zh-CN"/>
+        </w:rPr>
+      </w:pPr>
+      <w:r>
+        <w:rPr>
+          <w:rFonts w:hint="eastAsia"/>
+          <w:lang w:val="en-US" w:eastAsia="zh-CN"/>
+        </w:rPr>
+        <w:t>标准变更：低风险、预授权的例行变更。流程简化，由变更经理快速审批。（例：用户权限批量维护、已知补丁安装）</w:t>
+      </w:r>
+    </w:p>
+    <w:p>
+      <w:pPr>
+        <w:pStyle w:val="29"/>
+        <w:rPr>
+          <w:rFonts w:hint="eastAsia"/>
+          <w:lang w:val="en-US" w:eastAsia="zh-CN"/>
+        </w:rPr>
+      </w:pPr>
+      <w:r>
+        <w:rPr>
+          <w:rFonts w:hint="eastAsia"/>
+          <w:lang w:val="en-US" w:eastAsia="zh-CN"/>
+        </w:rPr>
+        <w:t>紧急变更：为处理重大故障（P0/P1事件）或安全漏洞，必须立即实施的变更。遵循“事后补票”原则，但必须记录、评估并事后评审。</w:t>
+      </w:r>
+    </w:p>
+    <w:p>
+      <w:pPr>
+        <w:pStyle w:val="29"/>
+        <w:rPr>
+          <w:rFonts w:hint="eastAsia"/>
+          <w:lang w:val="en-US" w:eastAsia="zh-CN"/>
+        </w:rPr>
+      </w:pPr>
+      <w:r>
+        <w:rPr>
+          <w:rFonts w:hint="eastAsia"/>
+          <w:lang w:val="en-US" w:eastAsia="zh-CN"/>
+        </w:rPr>
+        <w:t>重大变更：高风险、影响范围广或涉及核心架构修改的变更。必须提交CAB会议评审，并经高级管理层批准。（例：核心数据库版本升级、微服务架构重构）</w:t>
+      </w:r>
+    </w:p>
+    <w:p>
+      <w:pPr>
+        <w:pStyle w:val="30"/>
         <w:bidi w:val="0"/>
         <w:rPr>
           <w:rFonts w:hint="eastAsia"/>
           <w:lang w:val="en-US" w:eastAsia="zh-CN"/>
         </w:rPr>
       </w:pPr>
-      <w:bookmarkStart w:id="9" w:name="_Toc29295"/>
+      <w:bookmarkStart w:id="9" w:name="_Toc12272"/>
       <w:r>
         <w:rPr>
           <w:rFonts w:hint="eastAsia"/>
           <w:lang w:val="en-US" w:eastAsia="zh-CN"/>
         </w:rPr>
-        <w:t>变更分类</w:t>
+        <w:t>变更优先级</w:t>
       </w:r>
       <w:bookmarkEnd w:id="9"/>
     </w:p>
     <w:p>
       <w:pPr>
-        <w:pStyle w:val="a1"/>
+        <w:pStyle w:val="29"/>
         <w:rPr>
           <w:rFonts w:hint="eastAsia"/>
           <w:lang w:val="en-US" w:eastAsia="zh-CN"/>
@@ -6232,12 +6366,12 @@
           <w:rFonts w:hint="eastAsia"/>
           <w:lang w:val="en-US" w:eastAsia="zh-CN"/>
         </w:rPr>
-        <w:t>标准变更： 低风险、预授权的例行变更。流程简化，由变更经理快速审批。（例：用户权限批量维护、已知补丁安装）</w:t>
+        <w:t>优先级由影响度和紧急度矩阵决定，指导审批和实施排期：</w:t>
       </w:r>
     </w:p>
     <w:p>
       <w:pPr>
-        <w:pStyle w:val="a1"/>
+        <w:pStyle w:val="29"/>
         <w:rPr>
           <w:rFonts w:hint="eastAsia"/>
           <w:lang w:val="en-US" w:eastAsia="zh-CN"/>
@@ -6248,12 +6382,12 @@
           <w:rFonts w:hint="eastAsia"/>
           <w:lang w:val="en-US" w:eastAsia="zh-CN"/>
         </w:rPr>
-        <w:t>紧急变更： 为处理重大故障（P0/P1事件）或安全漏洞，必须立即实施的变更。遵循“事后补票”原则，但必须记录、评估并事后评审。</w:t>
+        <w:t>P1-紧急：需立即处理，如解决导致系统宕机的缺陷。</w:t>
       </w:r>
     </w:p>
     <w:p>
       <w:pPr>
-        <w:pStyle w:val="a1"/>
+        <w:pStyle w:val="29"/>
         <w:rPr>
           <w:rFonts w:hint="eastAsia"/>
           <w:lang w:val="en-US" w:eastAsia="zh-CN"/>
@@ -6264,133 +6398,101 @@
           <w:rFonts w:hint="eastAsia"/>
           <w:lang w:val="en-US" w:eastAsia="zh-CN"/>
         </w:rPr>
-        <w:t>重大变更： 高风险、影响范围广或涉及核心架构修改的变更。必须提交CAB会议评审，并经高级管理层批准。（例：核心数据库版本升级、微服务架构重构）</w:t>
+        <w:t>P2-高：需在预定维护窗口内尽快处理。</w:t>
       </w:r>
     </w:p>
     <w:p>
       <w:pPr>
-        <w:pStyle w:val="2"/>
+        <w:pStyle w:val="29"/>
+        <w:rPr>
+          <w:rFonts w:hint="eastAsia"/>
+          <w:lang w:val="en-US" w:eastAsia="zh-CN"/>
+        </w:rPr>
+      </w:pPr>
+      <w:r>
+        <w:rPr>
+          <w:rFonts w:hint="eastAsia"/>
+          <w:lang w:val="en-US" w:eastAsia="zh-CN"/>
+        </w:rPr>
+        <w:t>P3-普通：按计划排期处理。</w:t>
+      </w:r>
+    </w:p>
+    <w:p>
+      <w:pPr>
+        <w:pStyle w:val="28"/>
         <w:bidi w:val="0"/>
         <w:rPr>
           <w:rFonts w:hint="eastAsia"/>
           <w:lang w:val="en-US" w:eastAsia="zh-CN"/>
         </w:rPr>
       </w:pPr>
-      <w:bookmarkStart w:id="10" w:name="_Toc7861"/>
+      <w:bookmarkStart w:id="10" w:name="_Toc8421"/>
       <w:r>
         <w:rPr>
           <w:rFonts w:hint="eastAsia"/>
           <w:lang w:val="en-US" w:eastAsia="zh-CN"/>
         </w:rPr>
-        <w:t>变更优先级</w:t>
+        <w:t>变更管理流程核心环节</w:t>
       </w:r>
       <w:bookmarkEnd w:id="10"/>
     </w:p>
     <w:p>
       <w:pPr>
-        <w:pStyle w:val="a1"/>
+        <w:pStyle w:val="30"/>
+        <w:bidi w:val="0"/>
         <w:rPr>
           <w:rFonts w:hint="eastAsia"/>
           <w:lang w:val="en-US" w:eastAsia="zh-CN"/>
         </w:rPr>
       </w:pPr>
+      <w:bookmarkStart w:id="11" w:name="_Toc8486"/>
       <w:r>
         <w:rPr>
           <w:rFonts w:hint="eastAsia"/>
           <w:lang w:val="en-US" w:eastAsia="zh-CN"/>
         </w:rPr>
-        <w:t>优先级由 影响度 和 紧急度 矩阵决定，指导审批和实施排期：</w:t>
-      </w:r>
-    </w:p>
-    <w:p>
-      <w:pPr>
-        <w:pStyle w:val="a1"/>
-        <w:rPr>
-          <w:rFonts w:hint="eastAsia"/>
-          <w:lang w:val="en-US" w:eastAsia="zh-CN"/>
-        </w:rPr>
-      </w:pPr>
-      <w:r>
-        <w:rPr>
-          <w:rFonts w:hint="eastAsia"/>
-          <w:lang w:val="en-US" w:eastAsia="zh-CN"/>
-        </w:rPr>
-        <w:t>P1-紧急： 需立即处理，如解决导致系统宕机的缺陷。</w:t>
-      </w:r>
-    </w:p>
-    <w:p>
-      <w:pPr>
-        <w:pStyle w:val="a1"/>
-        <w:rPr>
-          <w:rFonts w:hint="eastAsia"/>
-          <w:lang w:val="en-US" w:eastAsia="zh-CN"/>
-        </w:rPr>
-      </w:pPr>
-      <w:r>
-        <w:rPr>
-          <w:rFonts w:hint="eastAsia"/>
-          <w:lang w:val="en-US" w:eastAsia="zh-CN"/>
-        </w:rPr>
-        <w:t>P2-高： 需在预定维护窗口内尽快处理。</w:t>
-      </w:r>
-    </w:p>
-    <w:p>
-      <w:pPr>
-        <w:pStyle w:val="a1"/>
-        <w:rPr>
-          <w:rFonts w:hint="eastAsia"/>
-          <w:lang w:val="en-US" w:eastAsia="zh-CN"/>
-        </w:rPr>
-      </w:pPr>
-      <w:r>
-        <w:rPr>
-          <w:rFonts w:hint="eastAsia"/>
-          <w:lang w:val="en-US" w:eastAsia="zh-CN"/>
-        </w:rPr>
-        <w:t>P3-普通： 按计划排期处理。</w:t>
-      </w:r>
-    </w:p>
-    <w:p>
-      <w:pPr>
-        <w:pStyle w:val="1"/>
-        <w:bidi w:val="0"/>
-        <w:rPr>
-          <w:rFonts w:hint="eastAsia"/>
-          <w:lang w:val="en-US" w:eastAsia="zh-CN"/>
-        </w:rPr>
-      </w:pPr>
-      <w:bookmarkStart w:id="11" w:name="_Toc8034"/>
-      <w:r>
-        <w:rPr>
-          <w:rFonts w:hint="eastAsia"/>
-          <w:lang w:val="en-US" w:eastAsia="zh-CN"/>
-        </w:rPr>
-        <w:t>变更管理流程核心环节</w:t>
+        <w:t>变更申请与记录</w:t>
       </w:r>
       <w:bookmarkEnd w:id="11"/>
     </w:p>
     <w:p>
       <w:pPr>
-        <w:pStyle w:val="2"/>
+        <w:pStyle w:val="29"/>
+        <w:rPr>
+          <w:rFonts w:hint="eastAsia"/>
+          <w:lang w:val="en-US" w:eastAsia="zh-CN"/>
+        </w:rPr>
+      </w:pPr>
+      <w:r>
+        <w:rPr>
+          <w:rFonts w:hint="eastAsia"/>
+          <w:lang w:val="en-US" w:eastAsia="zh-CN"/>
+        </w:rPr>
+        <w:t>所有变更必须通过运维管理平台提交《变更请求单》（RFC），包含变更目的、范围、详细方案、回退计划、测试方案、预计实施时间与时长。</w:t>
+      </w:r>
+    </w:p>
+    <w:p>
+      <w:pPr>
+        <w:pStyle w:val="30"/>
         <w:bidi w:val="0"/>
         <w:rPr>
           <w:rFonts w:hint="eastAsia"/>
           <w:lang w:val="en-US" w:eastAsia="zh-CN"/>
         </w:rPr>
       </w:pPr>
-      <w:bookmarkStart w:id="12" w:name="_Toc32016"/>
+      <w:bookmarkStart w:id="12" w:name="_Toc30064"/>
       <w:r>
         <w:rPr>
           <w:rFonts w:hint="eastAsia"/>
           <w:lang w:val="en-US" w:eastAsia="zh-CN"/>
         </w:rPr>
-        <w:t>变更申请与记录</w:t>
+        <w:t>变更评估与审批</w:t>
       </w:r>
       <w:bookmarkEnd w:id="12"/>
     </w:p>
     <w:p>
       <w:pPr>
-        <w:pStyle w:val="a1"/>
+        <w:pStyle w:val="29"/>
         <w:rPr>
           <w:rFonts w:hint="eastAsia"/>
           <w:lang w:val="en-US" w:eastAsia="zh-CN"/>
@@ -6401,31 +6503,63 @@
           <w:rFonts w:hint="eastAsia"/>
           <w:lang w:val="en-US" w:eastAsia="zh-CN"/>
         </w:rPr>
-        <w:t>所有变更必须通过运维管理平台提交《变更请求单》（RFC），包含变更目的、范围、详细方案、回退计划、测试方案、预计实施时间与时长。</w:t>
+        <w:t>标准变更：变更经理依据预定义标准直接审批。</w:t>
       </w:r>
     </w:p>
     <w:p>
       <w:pPr>
-        <w:pStyle w:val="2"/>
+        <w:pStyle w:val="29"/>
+        <w:rPr>
+          <w:rFonts w:hint="eastAsia"/>
+          <w:lang w:val="en-US" w:eastAsia="zh-CN"/>
+        </w:rPr>
+      </w:pPr>
+      <w:r>
+        <w:rPr>
+          <w:rFonts w:hint="eastAsia"/>
+          <w:lang w:val="en-US" w:eastAsia="zh-CN"/>
+        </w:rPr>
+        <w:t>重大变更：召开CAB会议，评估技术风险、业务影响、资源需求。重点评审回退计划的可行性。</w:t>
+      </w:r>
+    </w:p>
+    <w:p>
+      <w:pPr>
+        <w:pStyle w:val="29"/>
+        <w:rPr>
+          <w:rFonts w:hint="eastAsia"/>
+          <w:lang w:val="en-US" w:eastAsia="zh-CN"/>
+        </w:rPr>
+      </w:pPr>
+      <w:r>
+        <w:rPr>
+          <w:rFonts w:hint="eastAsia"/>
+          <w:lang w:val="en-US" w:eastAsia="zh-CN"/>
+        </w:rPr>
+        <w:t>紧急变更：可先口头授权实施，但负责人必须在规定时间内（如事后2小时内）补全RFC记录。</w:t>
+      </w:r>
+    </w:p>
+    <w:p>
+      <w:pPr>
+        <w:pStyle w:val="30"/>
         <w:bidi w:val="0"/>
         <w:rPr>
           <w:rFonts w:hint="eastAsia"/>
           <w:lang w:val="en-US" w:eastAsia="zh-CN"/>
         </w:rPr>
       </w:pPr>
-      <w:bookmarkStart w:id="13" w:name="_Toc13397"/>
+      <w:bookmarkStart w:id="13" w:name="_Toc19994"/>
       <w:r>
         <w:rPr>
           <w:rFonts w:hint="eastAsia"/>
           <w:lang w:val="en-US" w:eastAsia="zh-CN"/>
         </w:rPr>
-        <w:t>变更评估与审批</w:t>
+        <w:t>变更规划与协调</w:t>
       </w:r>
       <w:bookmarkEnd w:id="13"/>
     </w:p>
     <w:p>
       <w:pPr>
-        <w:pStyle w:val="a1"/>
+        <w:pStyle w:val="29"/>
         <w:rPr>
           <w:rFonts w:hint="eastAsia"/>
           <w:lang w:val="en-US" w:eastAsia="zh-CN"/>
@@ -6436,63 +6570,36 @@
           <w:rFonts w:hint="eastAsia"/>
           <w:lang w:val="en-US" w:eastAsia="zh-CN"/>
         </w:rPr>
-        <w:t>标准变更： 变更经理依据预定义标准直接审批。</w:t>
+        <w:t>制定详细的实施计划，包括具体步骤、责任人、时间点、沟通计划。必须明确回退触发条件和执行人。</w:t>
       </w:r>
     </w:p>
     <w:p>
       <w:pPr>
-        <w:pStyle w:val="a1"/>
+        <w:pStyle w:val="30"/>
+        <w:bidi w:val="0"/>
         <w:rPr>
           <w:rFonts w:hint="eastAsia"/>
           <w:lang w:val="en-US" w:eastAsia="zh-CN"/>
         </w:rPr>
       </w:pPr>
+      <w:bookmarkStart w:id="14" w:name="_Toc1397"/>
       <w:r>
         <w:rPr>
           <w:rFonts w:hint="eastAsia"/>
           <w:lang w:val="en-US" w:eastAsia="zh-CN"/>
         </w:rPr>
-        <w:t>重大变更： 召开CAB会议，评估技术风险、业务影响、资源需求。重点评审回退计划的可行性。</w:t>
-      </w:r>
-    </w:p>
-    <w:p>
-      <w:pPr>
-        <w:pStyle w:val="a1"/>
-        <w:rPr>
-          <w:rFonts w:hint="eastAsia"/>
-          <w:lang w:val="en-US" w:eastAsia="zh-CN"/>
-        </w:rPr>
-      </w:pPr>
-      <w:r>
-        <w:rPr>
-          <w:rFonts w:hint="eastAsia"/>
-          <w:lang w:val="en-US" w:eastAsia="zh-CN"/>
-        </w:rPr>
-        <w:t>紧急变更： 可先口头授权实施，但负责人必须在规定时间内（如事后2小时内）补全RFC记录。</w:t>
-      </w:r>
-    </w:p>
-    <w:p>
-      <w:pPr>
-        <w:pStyle w:val="2"/>
-        <w:bidi w:val="0"/>
-        <w:rPr>
-          <w:rFonts w:hint="eastAsia"/>
-          <w:lang w:val="en-US" w:eastAsia="zh-CN"/>
-        </w:rPr>
-      </w:pPr>
-      <w:bookmarkStart w:id="14" w:name="_Toc3909"/>
-      <w:r>
-        <w:rPr>
-          <w:rFonts w:hint="eastAsia"/>
-          <w:lang w:val="en-US" w:eastAsia="zh-CN"/>
-        </w:rPr>
-        <w:t>变更规划与协调</w:t>
+        <w:t>变更实施、验证与回退</w:t>
       </w:r>
       <w:bookmarkEnd w:id="14"/>
     </w:p>
     <w:p>
       <w:pPr>
-        <w:pStyle w:val="a1"/>
+        <w:pStyle w:val="29"/>
+        <w:numPr>
+          <w:ilvl w:val="0"/>
+          <w:numId w:val="2"/>
+        </w:numPr>
+        <w:ind w:left="425" w:leftChars="0" w:hanging="425" w:firstLineChars="0"/>
         <w:rPr>
           <w:rFonts w:hint="eastAsia"/>
           <w:lang w:val="en-US" w:eastAsia="zh-CN"/>
@@ -6503,36 +6610,163 @@
           <w:rFonts w:hint="eastAsia"/>
           <w:lang w:val="en-US" w:eastAsia="zh-CN"/>
         </w:rPr>
-        <w:t>制定详细的实施计划，包括具体步骤、责任人、时间点、沟通计划。必须明确回退触发条件和执行人。</w:t>
+        <w:t>预检查：实施前备份所有相关配置、数据。</w:t>
       </w:r>
     </w:p>
     <w:p>
       <w:pPr>
-        <w:pStyle w:val="2"/>
+        <w:pStyle w:val="29"/>
+        <w:numPr>
+          <w:ilvl w:val="0"/>
+          <w:numId w:val="2"/>
+        </w:numPr>
+        <w:ind w:left="425" w:leftChars="0" w:hanging="425" w:firstLineChars="0"/>
+        <w:rPr>
+          <w:rFonts w:hint="eastAsia"/>
+          <w:lang w:val="en-US" w:eastAsia="zh-CN"/>
+        </w:rPr>
+      </w:pPr>
+      <w:r>
+        <w:rPr>
+          <w:rFonts w:hint="eastAsia"/>
+          <w:lang w:val="en-US" w:eastAsia="zh-CN"/>
+        </w:rPr>
+        <w:t>分步实施：严格按照方案执行，每一步进行验证。</w:t>
+      </w:r>
+    </w:p>
+    <w:p>
+      <w:pPr>
+        <w:pStyle w:val="29"/>
+        <w:numPr>
+          <w:ilvl w:val="0"/>
+          <w:numId w:val="2"/>
+        </w:numPr>
+        <w:ind w:left="425" w:leftChars="0" w:hanging="425" w:firstLineChars="0"/>
+        <w:rPr>
+          <w:rFonts w:hint="eastAsia"/>
+          <w:lang w:val="en-US" w:eastAsia="zh-CN"/>
+        </w:rPr>
+      </w:pPr>
+      <w:r>
+        <w:rPr>
+          <w:rFonts w:hint="eastAsia"/>
+          <w:lang w:val="en-US" w:eastAsia="zh-CN"/>
+        </w:rPr>
+        <w:t>监控与验证：实施后，对系统功能、性能、业务指标进行监控验证。</w:t>
+      </w:r>
+    </w:p>
+    <w:p>
+      <w:pPr>
+        <w:pStyle w:val="29"/>
+        <w:numPr>
+          <w:ilvl w:val="0"/>
+          <w:numId w:val="2"/>
+        </w:numPr>
+        <w:ind w:left="425" w:leftChars="0" w:hanging="425" w:firstLineChars="0"/>
+        <w:rPr>
+          <w:rFonts w:hint="eastAsia"/>
+          <w:lang w:val="en-US" w:eastAsia="zh-CN"/>
+        </w:rPr>
+      </w:pPr>
+      <w:r>
+        <w:rPr>
+          <w:rFonts w:hint="eastAsia"/>
+          <w:lang w:val="en-US" w:eastAsia="zh-CN"/>
+        </w:rPr>
+        <w:t>回退机制：</w:t>
+      </w:r>
+    </w:p>
+    <w:p>
+      <w:pPr>
+        <w:pStyle w:val="29"/>
+        <w:rPr>
+          <w:rFonts w:hint="eastAsia"/>
+          <w:lang w:val="en-US" w:eastAsia="zh-CN"/>
+        </w:rPr>
+      </w:pPr>
+      <w:r>
+        <w:rPr>
+          <w:rFonts w:hint="eastAsia"/>
+          <w:lang w:val="en-US" w:eastAsia="zh-CN"/>
+        </w:rPr>
+        <w:t>触发条件：明确何种情况触发回退（如：核心功能失效、性能指标严重下降、XX分钟内无法修复）。</w:t>
+      </w:r>
+    </w:p>
+    <w:p>
+      <w:pPr>
+        <w:pStyle w:val="29"/>
+        <w:rPr>
+          <w:rFonts w:hint="eastAsia"/>
+          <w:lang w:val="en-US" w:eastAsia="zh-CN"/>
+        </w:rPr>
+      </w:pPr>
+      <w:r>
+        <w:rPr>
+          <w:rFonts w:hint="eastAsia"/>
+          <w:lang w:val="en-US" w:eastAsia="zh-CN"/>
+        </w:rPr>
+        <w:t>回退执行：执行人按预定的回退步骤迅速操作，恢复至变更前状态。</w:t>
+      </w:r>
+    </w:p>
+    <w:p>
+      <w:pPr>
+        <w:pStyle w:val="29"/>
+        <w:rPr>
+          <w:rFonts w:hint="eastAsia"/>
+          <w:lang w:val="en-US" w:eastAsia="zh-CN"/>
+        </w:rPr>
+      </w:pPr>
+      <w:r>
+        <w:rPr>
+          <w:rFonts w:hint="eastAsia"/>
+          <w:lang w:val="en-US" w:eastAsia="zh-CN"/>
+        </w:rPr>
+        <w:t>回退验证：验证服务是否完全恢复，业务影响是否终止。</w:t>
+      </w:r>
+    </w:p>
+    <w:p>
+      <w:pPr>
+        <w:pStyle w:val="29"/>
+        <w:numPr>
+          <w:ilvl w:val="0"/>
+          <w:numId w:val="2"/>
+        </w:numPr>
+        <w:ind w:left="425" w:leftChars="0" w:hanging="425" w:firstLineChars="0"/>
+        <w:rPr>
+          <w:rFonts w:hint="eastAsia"/>
+          <w:lang w:val="en-US" w:eastAsia="zh-CN"/>
+        </w:rPr>
+      </w:pPr>
+      <w:r>
+        <w:rPr>
+          <w:rFonts w:hint="eastAsia"/>
+          <w:lang w:val="en-US" w:eastAsia="zh-CN"/>
+        </w:rPr>
+        <w:t>实施报告：无论成功与否，均需记录实施过程、结果、遇到的意外及回退情况。</w:t>
+      </w:r>
+    </w:p>
+    <w:p>
+      <w:pPr>
+        <w:pStyle w:val="30"/>
         <w:bidi w:val="0"/>
         <w:rPr>
           <w:rFonts w:hint="eastAsia"/>
           <w:lang w:val="en-US" w:eastAsia="zh-CN"/>
         </w:rPr>
       </w:pPr>
-      <w:bookmarkStart w:id="15" w:name="_Toc26412"/>
+      <w:bookmarkStart w:id="15" w:name="_Toc5515"/>
       <w:r>
         <w:rPr>
           <w:rFonts w:hint="eastAsia"/>
           <w:lang w:val="en-US" w:eastAsia="zh-CN"/>
         </w:rPr>
-        <w:t>变更实施、验证与回退</w:t>
+        <w:t>变更回顾与关闭</w:t>
       </w:r>
       <w:bookmarkEnd w:id="15"/>
     </w:p>
     <w:p>
       <w:pPr>
-        <w:pStyle w:val="a1"/>
-        <w:numPr>
-          <w:ilvl w:val="0"/>
-          <w:numId w:val="2"/>
-        </w:numPr>
-        <w:ind w:left="425" w:hanging="425" w:leftChars="0" w:firstLineChars="0"/>
+        <w:pStyle w:val="29"/>
         <w:rPr>
           <w:rFonts w:hint="eastAsia"/>
           <w:lang w:val="en-US" w:eastAsia="zh-CN"/>
@@ -6543,17 +6777,12 @@
           <w:rFonts w:hint="eastAsia"/>
           <w:lang w:val="en-US" w:eastAsia="zh-CN"/>
         </w:rPr>
-        <w:t>预检查：实施前备份所有相关配置、数据。</w:t>
+        <w:t>成功变更：由变更经理关闭RFC，更新相关配置信息（CMDB），将经验沉淀至服务知识。</w:t>
       </w:r>
     </w:p>
     <w:p>
       <w:pPr>
-        <w:pStyle w:val="a1"/>
-        <w:numPr>
-          <w:ilvl w:val="0"/>
-          <w:numId w:val="2"/>
-        </w:numPr>
-        <w:ind w:left="425" w:hanging="425" w:leftChars="0" w:firstLineChars="0"/>
+        <w:pStyle w:val="29"/>
         <w:rPr>
           <w:rFonts w:hint="eastAsia"/>
           <w:lang w:val="en-US" w:eastAsia="zh-CN"/>
@@ -6564,193 +6793,31 @@
           <w:rFonts w:hint="eastAsia"/>
           <w:lang w:val="en-US" w:eastAsia="zh-CN"/>
         </w:rPr>
-        <w:t>分步实施：严格按照方案执行，每一步进行验证。</w:t>
+        <w:t>失败/回退变更：必须召开事后复盘会议，分析失败原因，评估回退流程有效性，形成改进措施。这是持续改进的关键输入。</w:t>
       </w:r>
     </w:p>
     <w:p>
       <w:pPr>
-        <w:pStyle w:val="a1"/>
-        <w:numPr>
-          <w:ilvl w:val="0"/>
-          <w:numId w:val="2"/>
-        </w:numPr>
-        <w:ind w:left="425" w:hanging="425" w:leftChars="0" w:firstLineChars="0"/>
+        <w:pStyle w:val="28"/>
+        <w:bidi w:val="0"/>
         <w:rPr>
           <w:rFonts w:hint="eastAsia"/>
           <w:lang w:val="en-US" w:eastAsia="zh-CN"/>
         </w:rPr>
       </w:pPr>
+      <w:bookmarkStart w:id="16" w:name="_Toc5193"/>
       <w:r>
         <w:rPr>
           <w:rFonts w:hint="eastAsia"/>
           <w:lang w:val="en-US" w:eastAsia="zh-CN"/>
         </w:rPr>
-        <w:t>监控与验证：实施后，对系统功能、性能、业务指标进行监控验证。</w:t>
-      </w:r>
-    </w:p>
-    <w:p>
-      <w:pPr>
-        <w:pStyle w:val="a1"/>
-        <w:numPr>
-          <w:ilvl w:val="0"/>
-          <w:numId w:val="2"/>
-        </w:numPr>
-        <w:ind w:left="425" w:hanging="425" w:leftChars="0" w:firstLineChars="0"/>
-        <w:rPr>
-          <w:rFonts w:hint="eastAsia"/>
-          <w:lang w:val="en-US" w:eastAsia="zh-CN"/>
-        </w:rPr>
-      </w:pPr>
-      <w:r>
-        <w:rPr>
-          <w:rFonts w:hint="eastAsia"/>
-          <w:lang w:val="en-US" w:eastAsia="zh-CN"/>
-        </w:rPr>
-        <w:t>回退机制：</w:t>
-      </w:r>
-    </w:p>
-    <w:p>
-      <w:pPr>
-        <w:pStyle w:val="a1"/>
-        <w:rPr>
-          <w:rFonts w:hint="eastAsia"/>
-          <w:lang w:val="en-US" w:eastAsia="zh-CN"/>
-        </w:rPr>
-      </w:pPr>
-      <w:r>
-        <w:rPr>
-          <w:rFonts w:hint="eastAsia"/>
-          <w:lang w:val="en-US" w:eastAsia="zh-CN"/>
-        </w:rPr>
-        <w:t>触发条件：明确何种情况触发回退（如：核心功能失效、性能指标严重下降、XX分钟内无法修复）。</w:t>
-      </w:r>
-    </w:p>
-    <w:p>
-      <w:pPr>
-        <w:pStyle w:val="a1"/>
-        <w:rPr>
-          <w:rFonts w:hint="eastAsia"/>
-          <w:lang w:val="en-US" w:eastAsia="zh-CN"/>
-        </w:rPr>
-      </w:pPr>
-      <w:r>
-        <w:rPr>
-          <w:rFonts w:hint="eastAsia"/>
-          <w:lang w:val="en-US" w:eastAsia="zh-CN"/>
-        </w:rPr>
-        <w:t>回退执行：执行人按预定的回退步骤迅速操作，恢复至变更前状态。</w:t>
-      </w:r>
-    </w:p>
-    <w:p>
-      <w:pPr>
-        <w:pStyle w:val="a1"/>
-        <w:rPr>
-          <w:rFonts w:hint="eastAsia"/>
-          <w:lang w:val="en-US" w:eastAsia="zh-CN"/>
-        </w:rPr>
-      </w:pPr>
-      <w:r>
-        <w:rPr>
-          <w:rFonts w:hint="eastAsia"/>
-          <w:lang w:val="en-US" w:eastAsia="zh-CN"/>
-        </w:rPr>
-        <w:t>回退验证：验证服务是否完全恢复，业务影响是否终止。</w:t>
-      </w:r>
-    </w:p>
-    <w:p>
-      <w:pPr>
-        <w:pStyle w:val="a1"/>
-        <w:numPr>
-          <w:ilvl w:val="0"/>
-          <w:numId w:val="2"/>
-        </w:numPr>
-        <w:ind w:left="425" w:hanging="425" w:leftChars="0" w:firstLineChars="0"/>
-        <w:rPr>
-          <w:rFonts w:hint="eastAsia"/>
-          <w:lang w:val="en-US" w:eastAsia="zh-CN"/>
-        </w:rPr>
-      </w:pPr>
-      <w:r>
-        <w:rPr>
-          <w:rFonts w:hint="eastAsia"/>
-          <w:lang w:val="en-US" w:eastAsia="zh-CN"/>
-        </w:rPr>
-        <w:t>实施报告：无论成功与否，均需记录实施过程、结果、遇到的意外及回退情况。</w:t>
-      </w:r>
-    </w:p>
-    <w:p>
-      <w:pPr>
-        <w:pStyle w:val="2"/>
-        <w:bidi w:val="0"/>
-        <w:rPr>
-          <w:rFonts w:hint="eastAsia"/>
-          <w:lang w:val="en-US" w:eastAsia="zh-CN"/>
-        </w:rPr>
-      </w:pPr>
-      <w:bookmarkStart w:id="16" w:name="_Toc9349"/>
-      <w:r>
-        <w:rPr>
-          <w:rFonts w:hint="eastAsia"/>
-          <w:lang w:val="en-US" w:eastAsia="zh-CN"/>
-        </w:rPr>
-        <w:t>变更回顾与关闭</w:t>
+        <w:t>与其他流程的接口</w:t>
       </w:r>
       <w:bookmarkEnd w:id="16"/>
     </w:p>
     <w:p>
       <w:pPr>
-        <w:pStyle w:val="a1"/>
-        <w:rPr>
-          <w:rFonts w:hint="eastAsia"/>
-          <w:lang w:val="en-US" w:eastAsia="zh-CN"/>
-        </w:rPr>
-      </w:pPr>
-      <w:r>
-        <w:rPr>
-          <w:rFonts w:hint="eastAsia"/>
-          <w:lang w:val="en-US" w:eastAsia="zh-CN"/>
-        </w:rPr>
-        <w:t>成功变更：由变更经理关闭RFC，更新相关配置信息（CMDB），将经验沉淀至服务知识。</w:t>
-      </w:r>
-    </w:p>
-    <w:p>
-      <w:pPr>
-        <w:pStyle w:val="a1"/>
-        <w:rPr>
-          <w:rFonts w:hint="eastAsia"/>
-          <w:lang w:val="en-US" w:eastAsia="zh-CN"/>
-        </w:rPr>
-      </w:pPr>
-      <w:r>
-        <w:rPr>
-          <w:rFonts w:hint="eastAsia"/>
-          <w:lang w:val="en-US" w:eastAsia="zh-CN"/>
-        </w:rPr>
-        <w:t>失败/回退变更：必须召开事后复盘会议，分析失败原因，评估回退流程有效性，形成改进措施。这是持续改进的关键输入。</w:t>
-      </w:r>
-    </w:p>
-    <w:p>
-      <w:pPr>
-        <w:pStyle w:val="1"/>
-        <w:bidi w:val="0"/>
-        <w:rPr>
-          <w:rFonts w:hint="eastAsia"/>
-          <w:lang w:val="en-US" w:eastAsia="zh-CN"/>
-        </w:rPr>
-      </w:pPr>
-      <w:bookmarkStart w:id="17" w:name="_Toc24511"/>
-      <w:r>
-        <w:rPr>
-          <w:rFonts w:hint="eastAsia"/>
-          <w:lang w:val="en-US" w:eastAsia="zh-CN"/>
-        </w:rPr>
-        <w:t>与其他流程的接口</w:t>
-      </w:r>
-      <w:bookmarkEnd w:id="17"/>
-    </w:p>
-    <w:p>
-      <w:pPr>
-        <w:pStyle w:val="a1"/>
+        <w:pStyle w:val="29"/>
         <w:rPr>
           <w:rFonts w:hint="eastAsia"/>
           <w:lang w:val="en-US" w:eastAsia="zh-CN"/>
@@ -6766,7 +6833,7 @@
     </w:p>
     <w:p>
       <w:pPr>
-        <w:pStyle w:val="a1"/>
+        <w:pStyle w:val="29"/>
         <w:rPr>
           <w:rFonts w:hint="eastAsia"/>
           <w:lang w:val="en-US" w:eastAsia="zh-CN"/>
@@ -6782,7 +6849,7 @@
     </w:p>
     <w:p>
       <w:pPr>
-        <w:pStyle w:val="a1"/>
+        <w:pStyle w:val="29"/>
         <w:rPr>
           <w:rFonts w:hint="eastAsia"/>
           <w:lang w:val="en-US" w:eastAsia="zh-CN"/>
@@ -6798,7 +6865,7 @@
     </w:p>
     <w:p>
       <w:pPr>
-        <w:pStyle w:val="a1"/>
+        <w:pStyle w:val="29"/>
         <w:rPr>
           <w:rFonts w:hint="eastAsia"/>
           <w:lang w:val="en-US" w:eastAsia="zh-CN"/>
@@ -6814,7 +6881,7 @@
     </w:p>
     <w:p>
       <w:pPr>
-        <w:pStyle w:val="1"/>
+        <w:pStyle w:val="28"/>
         <w:keepNext w:val="0"/>
         <w:keepLines w:val="0"/>
         <w:pageBreakBefore w:val="0"/>
@@ -6834,7 +6901,7 @@
           <w:lang w:val="en-US" w:eastAsia="zh-CN"/>
         </w:rPr>
       </w:pPr>
-      <w:bookmarkStart w:id="18" w:name="_Toc19693"/>
+      <w:bookmarkStart w:id="17" w:name="_Toc22208"/>
       <w:r>
         <w:rPr>
           <w:rFonts w:hint="eastAsia"/>
@@ -6842,22 +6909,23 @@
         </w:rPr>
         <w:t>考核指标</w:t>
       </w:r>
-      <w:bookmarkEnd w:id="18"/>
+      <w:bookmarkEnd w:id="17"/>
     </w:p>
     <w:tbl>
       <w:tblPr>
-        <w:tblStyle w:val="TableNormal"/>
+        <w:tblStyle w:val="20"/>
         <w:tblW w:w="7675" w:type="dxa"/>
         <w:tblInd w:w="96" w:type="dxa"/>
         <w:tblBorders>
-          <w:top w:val="nil"/>
-          <w:left w:val="nil"/>
-          <w:bottom w:val="nil"/>
-          <w:right w:val="nil"/>
-          <w:insideH w:val="nil"/>
-          <w:insideV w:val="nil"/>
+          <w:top w:val="none" w:color="auto" w:sz="0" w:space="0"/>
+          <w:left w:val="none" w:color="auto" w:sz="0" w:space="0"/>
+          <w:bottom w:val="none" w:color="auto" w:sz="0" w:space="0"/>
+          <w:right w:val="none" w:color="auto" w:sz="0" w:space="0"/>
+          <w:insideH w:val="none" w:color="auto" w:sz="0" w:space="0"/>
+          <w:insideV w:val="none" w:color="auto" w:sz="0" w:space="0"/>
         </w:tblBorders>
         <w:shd w:val="clear" w:color="auto" w:fill="auto"/>
+        <w:tblLayout w:type="autofit"/>
         <w:tblCellMar>
           <w:top w:w="0" w:type="dxa"/>
           <w:left w:w="108" w:type="dxa"/>
@@ -6873,15 +6941,13 @@
       </w:tblGrid>
       <w:tr>
         <w:tblPrEx>
-          <w:tblW w:w="7675" w:type="dxa"/>
-          <w:tblInd w:w="96" w:type="dxa"/>
           <w:tblBorders>
-            <w:top w:val="nil"/>
-            <w:left w:val="nil"/>
-            <w:bottom w:val="nil"/>
-            <w:right w:val="nil"/>
-            <w:insideH w:val="nil"/>
-            <w:insideV w:val="nil"/>
+            <w:top w:val="none" w:color="auto" w:sz="0" w:space="0"/>
+            <w:left w:val="none" w:color="auto" w:sz="0" w:space="0"/>
+            <w:bottom w:val="none" w:color="auto" w:sz="0" w:space="0"/>
+            <w:right w:val="none" w:color="auto" w:sz="0" w:space="0"/>
+            <w:insideH w:val="none" w:color="auto" w:sz="0" w:space="0"/>
+            <w:insideV w:val="none" w:color="auto" w:sz="0" w:space="0"/>
           </w:tblBorders>
           <w:shd w:val="clear" w:color="auto" w:fill="auto"/>
           <w:tblCellMar>
@@ -6892,16 +6958,16 @@
           </w:tblCellMar>
         </w:tblPrEx>
         <w:trPr>
-          <w:trHeight w:val="493"/>
+          <w:trHeight w:val="493" w:hRule="atLeast"/>
         </w:trPr>
         <w:tc>
           <w:tcPr>
             <w:tcW w:w="1411" w:type="dxa"/>
             <w:tcBorders>
-              <w:top w:val="single" w:sz="4" w:space="0" w:color="000000"/>
-              <w:left w:val="single" w:sz="4" w:space="0" w:color="000000"/>
-              <w:bottom w:val="single" w:sz="4" w:space="0" w:color="000000"/>
-              <w:right w:val="single" w:sz="4" w:space="0" w:color="000000"/>
+              <w:top w:val="single" w:color="000000" w:sz="4" w:space="0"/>
+              <w:left w:val="single" w:color="000000" w:sz="4" w:space="0"/>
+              <w:bottom w:val="single" w:color="000000" w:sz="4" w:space="0"/>
+              <w:right w:val="single" w:color="000000" w:sz="4" w:space="0"/>
             </w:tcBorders>
             <w:shd w:val="clear" w:color="auto" w:fill="C0C0C0"/>
             <w:vAlign w:val="center"/>
@@ -6915,7 +6981,7 @@
               <w:jc w:val="center"/>
               <w:textAlignment w:val="center"/>
               <w:rPr>
-                <w:rFonts w:ascii="楷体_GB2312" w:eastAsia="楷体_GB2312" w:hAnsi="宋体" w:cs="楷体_GB2312" w:hint="default"/>
+                <w:rFonts w:hint="default" w:ascii="楷体_GB2312" w:hAnsi="宋体" w:eastAsia="楷体_GB2312" w:cs="楷体_GB2312"/>
                 <w:b/>
                 <w:bCs/>
                 <w:i w:val="0"/>
@@ -6928,7 +6994,7 @@
             </w:pPr>
             <w:r>
               <w:rPr>
-                <w:rFonts w:ascii="楷体_GB2312" w:eastAsia="楷体_GB2312" w:hAnsi="宋体" w:cs="楷体_GB2312" w:hint="default"/>
+                <w:rFonts w:hint="default" w:ascii="楷体_GB2312" w:hAnsi="宋体" w:eastAsia="楷体_GB2312" w:cs="楷体_GB2312"/>
                 <w:b/>
                 <w:bCs/>
                 <w:i w:val="0"/>
@@ -6949,10 +7015,10 @@
           <w:tcPr>
             <w:tcW w:w="1428" w:type="dxa"/>
             <w:tcBorders>
-              <w:top w:val="single" w:sz="4" w:space="0" w:color="000000"/>
-              <w:left w:val="single" w:sz="4" w:space="0" w:color="000000"/>
-              <w:bottom w:val="single" w:sz="4" w:space="0" w:color="000000"/>
-              <w:right w:val="single" w:sz="4" w:space="0" w:color="000000"/>
+              <w:top w:val="single" w:color="000000" w:sz="4" w:space="0"/>
+              <w:left w:val="single" w:color="000000" w:sz="4" w:space="0"/>
+              <w:bottom w:val="single" w:color="000000" w:sz="4" w:space="0"/>
+              <w:right w:val="single" w:color="000000" w:sz="4" w:space="0"/>
             </w:tcBorders>
             <w:shd w:val="clear" w:color="auto" w:fill="C0C0C0"/>
             <w:vAlign w:val="center"/>
@@ -6966,7 +7032,7 @@
               <w:jc w:val="center"/>
               <w:textAlignment w:val="center"/>
               <w:rPr>
-                <w:rFonts w:ascii="楷体_GB2312" w:eastAsia="楷体_GB2312" w:hAnsi="宋体" w:cs="楷体_GB2312" w:hint="default"/>
+                <w:rFonts w:hint="default" w:ascii="楷体_GB2312" w:hAnsi="宋体" w:eastAsia="楷体_GB2312" w:cs="楷体_GB2312"/>
                 <w:b/>
                 <w:bCs/>
                 <w:i w:val="0"/>
@@ -6979,7 +7045,7 @@
             </w:pPr>
             <w:r>
               <w:rPr>
-                <w:rFonts w:ascii="楷体_GB2312" w:eastAsia="楷体_GB2312" w:hAnsi="宋体" w:cs="楷体_GB2312" w:hint="default"/>
+                <w:rFonts w:hint="default" w:ascii="楷体_GB2312" w:hAnsi="宋体" w:eastAsia="楷体_GB2312" w:cs="楷体_GB2312"/>
                 <w:b/>
                 <w:bCs/>
                 <w:i w:val="0"/>
@@ -7000,10 +7066,10 @@
           <w:tcPr>
             <w:tcW w:w="3780" w:type="dxa"/>
             <w:tcBorders>
-              <w:top w:val="single" w:sz="4" w:space="0" w:color="000000"/>
-              <w:left w:val="single" w:sz="4" w:space="0" w:color="000000"/>
-              <w:bottom w:val="single" w:sz="4" w:space="0" w:color="000000"/>
-              <w:right w:val="single" w:sz="4" w:space="0" w:color="000000"/>
+              <w:top w:val="single" w:color="000000" w:sz="4" w:space="0"/>
+              <w:left w:val="single" w:color="000000" w:sz="4" w:space="0"/>
+              <w:bottom w:val="single" w:color="000000" w:sz="4" w:space="0"/>
+              <w:right w:val="single" w:color="000000" w:sz="4" w:space="0"/>
             </w:tcBorders>
             <w:shd w:val="clear" w:color="auto" w:fill="C0C0C0"/>
             <w:vAlign w:val="center"/>
@@ -7017,7 +7083,7 @@
               <w:jc w:val="center"/>
               <w:textAlignment w:val="center"/>
               <w:rPr>
-                <w:rFonts w:ascii="楷体_GB2312" w:eastAsia="楷体_GB2312" w:hAnsi="宋体" w:cs="楷体_GB2312" w:hint="default"/>
+                <w:rFonts w:hint="default" w:ascii="楷体_GB2312" w:hAnsi="宋体" w:eastAsia="楷体_GB2312" w:cs="楷体_GB2312"/>
                 <w:b/>
                 <w:bCs/>
                 <w:i w:val="0"/>
@@ -7030,7 +7096,7 @@
             </w:pPr>
             <w:r>
               <w:rPr>
-                <w:rFonts w:ascii="楷体_GB2312" w:eastAsia="楷体_GB2312" w:hAnsi="宋体" w:cs="楷体_GB2312" w:hint="default"/>
+                <w:rFonts w:hint="default" w:ascii="楷体_GB2312" w:hAnsi="宋体" w:eastAsia="楷体_GB2312" w:cs="楷体_GB2312"/>
                 <w:b/>
                 <w:bCs/>
                 <w:i w:val="0"/>
@@ -7051,10 +7117,10 @@
           <w:tcPr>
             <w:tcW w:w="1056" w:type="dxa"/>
             <w:tcBorders>
-              <w:top w:val="single" w:sz="4" w:space="0" w:color="000000"/>
-              <w:left w:val="single" w:sz="4" w:space="0" w:color="000000"/>
-              <w:bottom w:val="single" w:sz="4" w:space="0" w:color="000000"/>
-              <w:right w:val="single" w:sz="4" w:space="0" w:color="000000"/>
+              <w:top w:val="single" w:color="000000" w:sz="4" w:space="0"/>
+              <w:left w:val="single" w:color="000000" w:sz="4" w:space="0"/>
+              <w:bottom w:val="single" w:color="000000" w:sz="4" w:space="0"/>
+              <w:right w:val="single" w:color="000000" w:sz="4" w:space="0"/>
             </w:tcBorders>
             <w:shd w:val="clear" w:color="auto" w:fill="C0C0C0"/>
             <w:vAlign w:val="center"/>
@@ -7068,7 +7134,7 @@
               <w:jc w:val="center"/>
               <w:textAlignment w:val="center"/>
               <w:rPr>
-                <w:rFonts w:ascii="楷体_GB2312" w:eastAsia="楷体_GB2312" w:hAnsi="宋体" w:cs="楷体_GB2312" w:hint="default"/>
+                <w:rFonts w:hint="default" w:ascii="楷体_GB2312" w:hAnsi="宋体" w:eastAsia="楷体_GB2312" w:cs="楷体_GB2312"/>
                 <w:b/>
                 <w:bCs/>
                 <w:i w:val="0"/>
@@ -7081,7 +7147,7 @@
             </w:pPr>
             <w:r>
               <w:rPr>
-                <w:rFonts w:ascii="楷体_GB2312" w:eastAsia="楷体_GB2312" w:hAnsi="宋体" w:cs="楷体_GB2312" w:hint="default"/>
+                <w:rFonts w:hint="default" w:ascii="楷体_GB2312" w:hAnsi="宋体" w:eastAsia="楷体_GB2312" w:cs="楷体_GB2312"/>
                 <w:b/>
                 <w:bCs/>
                 <w:i w:val="0"/>
@@ -7101,8 +7167,14 @@
       </w:tr>
       <w:tr>
         <w:tblPrEx>
-          <w:tblW w:w="7675" w:type="dxa"/>
-          <w:tblInd w:w="96" w:type="dxa"/>
+          <w:tblBorders>
+            <w:top w:val="none" w:color="auto" w:sz="0" w:space="0"/>
+            <w:left w:val="none" w:color="auto" w:sz="0" w:space="0"/>
+            <w:bottom w:val="none" w:color="auto" w:sz="0" w:space="0"/>
+            <w:right w:val="none" w:color="auto" w:sz="0" w:space="0"/>
+            <w:insideH w:val="none" w:color="auto" w:sz="0" w:space="0"/>
+            <w:insideV w:val="none" w:color="auto" w:sz="0" w:space="0"/>
+          </w:tblBorders>
           <w:shd w:val="clear" w:color="auto" w:fill="auto"/>
           <w:tblCellMar>
             <w:top w:w="0" w:type="dxa"/>
@@ -7112,16 +7184,16 @@
           </w:tblCellMar>
         </w:tblPrEx>
         <w:trPr>
-          <w:trHeight w:val="493"/>
+          <w:trHeight w:val="493" w:hRule="atLeast"/>
         </w:trPr>
         <w:tc>
           <w:tcPr>
             <w:tcW w:w="1411" w:type="dxa"/>
             <w:tcBorders>
-              <w:top w:val="single" w:sz="4" w:space="0" w:color="000000"/>
-              <w:left w:val="single" w:sz="4" w:space="0" w:color="000000"/>
-              <w:bottom w:val="single" w:sz="4" w:space="0" w:color="000000"/>
-              <w:right w:val="single" w:sz="4" w:space="0" w:color="000000"/>
+              <w:top w:val="single" w:color="000000" w:sz="4" w:space="0"/>
+              <w:left w:val="single" w:color="000000" w:sz="4" w:space="0"/>
+              <w:bottom w:val="single" w:color="000000" w:sz="4" w:space="0"/>
+              <w:right w:val="single" w:color="000000" w:sz="4" w:space="0"/>
             </w:tcBorders>
             <w:shd w:val="clear" w:color="auto" w:fill="auto"/>
             <w:vAlign w:val="center"/>
@@ -7135,7 +7207,7 @@
               <w:jc w:val="left"/>
               <w:textAlignment w:val="center"/>
               <w:rPr>
-                <w:rFonts w:ascii="楷体_GB2312" w:eastAsia="楷体_GB2312" w:hAnsi="宋体" w:cs="楷体_GB2312" w:hint="default"/>
+                <w:rFonts w:hint="default" w:ascii="楷体_GB2312" w:hAnsi="宋体" w:eastAsia="楷体_GB2312" w:cs="楷体_GB2312"/>
                 <w:b/>
                 <w:bCs/>
                 <w:i w:val="0"/>
@@ -7151,7 +7223,7 @@
             </w:pPr>
             <w:r>
               <w:rPr>
-                <w:rFonts w:ascii="宋体" w:eastAsia="宋体" w:hAnsi="宋体" w:cs="宋体" w:hint="eastAsia"/>
+                <w:rFonts w:hint="eastAsia" w:ascii="宋体" w:hAnsi="宋体" w:eastAsia="宋体" w:cs="宋体"/>
                 <w:i w:val="0"/>
                 <w:iCs w:val="0"/>
                 <w:snapToGrid w:val="0"/>
@@ -7170,10 +7242,10 @@
           <w:tcPr>
             <w:tcW w:w="1428" w:type="dxa"/>
             <w:tcBorders>
-              <w:top w:val="single" w:sz="4" w:space="0" w:color="000000"/>
-              <w:left w:val="single" w:sz="4" w:space="0" w:color="000000"/>
-              <w:bottom w:val="single" w:sz="4" w:space="0" w:color="000000"/>
-              <w:right w:val="single" w:sz="4" w:space="0" w:color="000000"/>
+              <w:top w:val="single" w:color="000000" w:sz="4" w:space="0"/>
+              <w:left w:val="single" w:color="000000" w:sz="4" w:space="0"/>
+              <w:bottom w:val="single" w:color="000000" w:sz="4" w:space="0"/>
+              <w:right w:val="single" w:color="000000" w:sz="4" w:space="0"/>
             </w:tcBorders>
             <w:shd w:val="clear" w:color="auto" w:fill="auto"/>
             <w:vAlign w:val="center"/>
@@ -7187,7 +7259,7 @@
               <w:jc w:val="left"/>
               <w:textAlignment w:val="center"/>
               <w:rPr>
-                <w:rFonts w:ascii="楷体_GB2312" w:eastAsia="楷体_GB2312" w:hAnsi="宋体" w:cs="楷体_GB2312" w:hint="default"/>
+                <w:rFonts w:hint="default" w:ascii="楷体_GB2312" w:hAnsi="宋体" w:eastAsia="楷体_GB2312" w:cs="楷体_GB2312"/>
                 <w:b/>
                 <w:bCs/>
                 <w:i w:val="0"/>
@@ -7203,7 +7275,7 @@
             </w:pPr>
             <w:r>
               <w:rPr>
-                <w:rFonts w:ascii="宋体" w:eastAsia="宋体" w:hAnsi="宋体" w:cs="宋体" w:hint="eastAsia"/>
+                <w:rFonts w:hint="eastAsia" w:ascii="宋体" w:hAnsi="宋体" w:eastAsia="宋体" w:cs="宋体"/>
                 <w:i w:val="0"/>
                 <w:iCs w:val="0"/>
                 <w:snapToGrid w:val="0"/>
@@ -7222,10 +7294,10 @@
           <w:tcPr>
             <w:tcW w:w="3780" w:type="dxa"/>
             <w:tcBorders>
-              <w:top w:val="single" w:sz="4" w:space="0" w:color="000000"/>
-              <w:left w:val="single" w:sz="4" w:space="0" w:color="000000"/>
-              <w:bottom w:val="single" w:sz="4" w:space="0" w:color="000000"/>
-              <w:right w:val="single" w:sz="4" w:space="0" w:color="000000"/>
+              <w:top w:val="single" w:color="000000" w:sz="4" w:space="0"/>
+              <w:left w:val="single" w:color="000000" w:sz="4" w:space="0"/>
+              <w:bottom w:val="single" w:color="000000" w:sz="4" w:space="0"/>
+              <w:right w:val="single" w:color="000000" w:sz="4" w:space="0"/>
             </w:tcBorders>
             <w:shd w:val="clear" w:color="auto" w:fill="auto"/>
             <w:vAlign w:val="center"/>
@@ -7239,7 +7311,7 @@
               <w:jc w:val="left"/>
               <w:textAlignment w:val="center"/>
               <w:rPr>
-                <w:rFonts w:ascii="楷体_GB2312" w:eastAsia="楷体_GB2312" w:hAnsi="宋体" w:cs="楷体_GB2312" w:hint="default"/>
+                <w:rFonts w:hint="default" w:ascii="楷体_GB2312" w:hAnsi="宋体" w:eastAsia="楷体_GB2312" w:cs="楷体_GB2312"/>
                 <w:b/>
                 <w:bCs/>
                 <w:i w:val="0"/>
@@ -7255,7 +7327,7 @@
             </w:pPr>
             <w:r>
               <w:rPr>
-                <w:rFonts w:ascii="宋体" w:eastAsia="宋体" w:hAnsi="宋体" w:cs="宋体" w:hint="eastAsia"/>
+                <w:rFonts w:hint="eastAsia" w:ascii="宋体" w:hAnsi="宋体" w:eastAsia="宋体" w:cs="宋体"/>
                 <w:i w:val="0"/>
                 <w:iCs w:val="0"/>
                 <w:snapToGrid w:val="0"/>
@@ -7274,10 +7346,10 @@
           <w:tcPr>
             <w:tcW w:w="1056" w:type="dxa"/>
             <w:tcBorders>
-              <w:top w:val="single" w:sz="4" w:space="0" w:color="000000"/>
-              <w:left w:val="single" w:sz="4" w:space="0" w:color="000000"/>
-              <w:bottom w:val="single" w:sz="4" w:space="0" w:color="000000"/>
-              <w:right w:val="single" w:sz="4" w:space="0" w:color="000000"/>
+              <w:top w:val="single" w:color="000000" w:sz="4" w:space="0"/>
+              <w:left w:val="single" w:color="000000" w:sz="4" w:space="0"/>
+              <w:bottom w:val="single" w:color="000000" w:sz="4" w:space="0"/>
+              <w:right w:val="single" w:color="000000" w:sz="4" w:space="0"/>
             </w:tcBorders>
             <w:shd w:val="clear" w:color="auto" w:fill="auto"/>
             <w:vAlign w:val="center"/>
@@ -7291,7 +7363,7 @@
               <w:jc w:val="left"/>
               <w:textAlignment w:val="center"/>
               <w:rPr>
-                <w:rFonts w:ascii="楷体_GB2312" w:eastAsia="楷体_GB2312" w:hAnsi="宋体" w:cs="楷体_GB2312" w:hint="default"/>
+                <w:rFonts w:hint="default" w:ascii="楷体_GB2312" w:hAnsi="宋体" w:eastAsia="楷体_GB2312" w:cs="楷体_GB2312"/>
                 <w:b/>
                 <w:bCs/>
                 <w:i w:val="0"/>
@@ -7307,7 +7379,7 @@
             </w:pPr>
             <w:r>
               <w:rPr>
-                <w:rFonts w:ascii="宋体" w:eastAsia="宋体" w:hAnsi="宋体" w:cs="宋体" w:hint="eastAsia"/>
+                <w:rFonts w:hint="eastAsia" w:ascii="宋体" w:hAnsi="宋体" w:eastAsia="宋体" w:cs="宋体"/>
                 <w:i w:val="0"/>
                 <w:iCs w:val="0"/>
                 <w:snapToGrid w:val="0"/>
@@ -7326,14 +7398,14 @@
     </w:tbl>
     <w:p>
       <w:pPr>
-        <w:pStyle w:val="1"/>
+        <w:pStyle w:val="28"/>
         <w:bidi w:val="0"/>
         <w:rPr>
           <w:rFonts w:hint="eastAsia"/>
           <w:lang w:val="en-US" w:eastAsia="zh-CN"/>
         </w:rPr>
       </w:pPr>
-      <w:bookmarkStart w:id="19" w:name="_Toc32445"/>
+      <w:bookmarkStart w:id="18" w:name="_Toc12341"/>
       <w:r>
         <w:rPr>
           <w:rFonts w:hint="eastAsia"/>
@@ -7341,11 +7413,11 @@
         </w:rPr>
         <w:t>附则</w:t>
       </w:r>
-      <w:bookmarkEnd w:id="19"/>
+      <w:bookmarkEnd w:id="18"/>
     </w:p>
     <w:p>
       <w:pPr>
-        <w:pStyle w:val="a1"/>
+        <w:pStyle w:val="29"/>
         <w:rPr>
           <w:rFonts w:hint="eastAsia"/>
           <w:lang w:val="en-US" w:eastAsia="zh-CN"/>
@@ -7361,7 +7433,7 @@
     </w:p>
     <w:p>
       <w:pPr>
-        <w:pStyle w:val="a1"/>
+        <w:pStyle w:val="29"/>
         <w:rPr>
           <w:rFonts w:hint="eastAsia"/>
           <w:lang w:val="en-US" w:eastAsia="zh-CN"/>
@@ -7369,23 +7441,73 @@
       </w:pPr>
     </w:p>
     <w:sectPr>
-      <w:headerReference w:type="default" r:id="rId7"/>
+      <w:headerReference r:id="rId5" w:type="default"/>
       <w:pgSz w:w="11906" w:h="16838"/>
       <w:pgMar w:top="1417" w:right="1800" w:bottom="1440" w:left="1800" w:header="1140" w:footer="992" w:gutter="0"/>
-      <w:cols w:num="1" w:space="425"/>
+      <w:cols w:space="425" w:num="1"/>
       <w:docGrid w:type="lines" w:linePitch="312" w:charSpace="0"/>
     </w:sectPr>
   </w:body>
 </w:document>
 </file>
 
+<file path=word/endnotes.xml><?xml version="1.0" encoding="utf-8"?>
+<w:endnotes xmlns:wpc="http://schemas.microsoft.com/office/word/2010/wordprocessingCanvas" xmlns:mc="http://schemas.openxmlformats.org/markup-compatibility/2006" xmlns:o="urn:schemas-microsoft-com:office:office" xmlns:r="http://schemas.openxmlformats.org/officeDocument/2006/relationships" xmlns:m="http://schemas.openxmlformats.org/officeDocument/2006/math" xmlns:v="urn:schemas-microsoft-com:vml" xmlns:wp14="http://schemas.microsoft.com/office/word/2010/wordprocessingDrawing" xmlns:wp="http://schemas.openxmlformats.org/drawingml/2006/wordprocessingDrawing" xmlns:w="http://schemas.openxmlformats.org/wordprocessingml/2006/main" xmlns:w14="http://schemas.microsoft.com/office/word/2010/wordml" xmlns:w15="http://schemas.microsoft.com/office/word/2012/wordml" xmlns:w10="urn:schemas-microsoft-com:office:word" xmlns:wpg="http://schemas.microsoft.com/office/word/2010/wordprocessingGroup" xmlns:wpi="http://schemas.microsoft.com/office/word/2010/wordprocessingInk" xmlns:wne="http://schemas.microsoft.com/office/word/2006/wordml" xmlns:wps="http://schemas.microsoft.com/office/word/2010/wordprocessingShape" xmlns:wpsCustomData="http://www.wps.cn/officeDocument/2013/wpsCustomData" mc:Ignorable="w14 w15 wp14">
+  <w:endnote w:type="separator" w:id="0">
+    <w:p>
+      <w:pPr>
+        <w:spacing w:line="240" w:lineRule="auto"/>
+      </w:pPr>
+      <w:r>
+        <w:separator/>
+      </w:r>
+    </w:p>
+  </w:endnote>
+  <w:endnote w:type="continuationSeparator" w:id="1">
+    <w:p>
+      <w:pPr>
+        <w:spacing w:line="240" w:lineRule="auto"/>
+      </w:pPr>
+      <w:r>
+        <w:continuationSeparator/>
+      </w:r>
+    </w:p>
+  </w:endnote>
+</w:endnotes>
+</file>
+
+<file path=word/footnotes.xml><?xml version="1.0" encoding="utf-8"?>
+<w:footnotes xmlns:wpc="http://schemas.microsoft.com/office/word/2010/wordprocessingCanvas" xmlns:mc="http://schemas.openxmlformats.org/markup-compatibility/2006" xmlns:o="urn:schemas-microsoft-com:office:office" xmlns:r="http://schemas.openxmlformats.org/officeDocument/2006/relationships" xmlns:m="http://schemas.openxmlformats.org/officeDocument/2006/math" xmlns:v="urn:schemas-microsoft-com:vml" xmlns:wp14="http://schemas.microsoft.com/office/word/2010/wordprocessingDrawing" xmlns:wp="http://schemas.openxmlformats.org/drawingml/2006/wordprocessingDrawing" xmlns:w="http://schemas.openxmlformats.org/wordprocessingml/2006/main" xmlns:w14="http://schemas.microsoft.com/office/word/2010/wordml" xmlns:w15="http://schemas.microsoft.com/office/word/2012/wordml" xmlns:w10="urn:schemas-microsoft-com:office:word" xmlns:wpg="http://schemas.microsoft.com/office/word/2010/wordprocessingGroup" xmlns:wpi="http://schemas.microsoft.com/office/word/2010/wordprocessingInk" xmlns:wne="http://schemas.microsoft.com/office/word/2006/wordml" xmlns:wps="http://schemas.microsoft.com/office/word/2010/wordprocessingShape" xmlns:wpsCustomData="http://www.wps.cn/officeDocument/2013/wpsCustomData" mc:Ignorable="w14 w15 wp14">
+  <w:footnote w:type="separator" w:id="0">
+    <w:p>
+      <w:pPr>
+        <w:spacing w:line="360" w:lineRule="auto"/>
+      </w:pPr>
+      <w:r>
+        <w:separator/>
+      </w:r>
+    </w:p>
+  </w:footnote>
+  <w:footnote w:type="continuationSeparator" w:id="1">
+    <w:p>
+      <w:pPr>
+        <w:spacing w:line="360" w:lineRule="auto"/>
+      </w:pPr>
+      <w:r>
+        <w:continuationSeparator/>
+      </w:r>
+    </w:p>
+  </w:footnote>
+</w:footnotes>
+</file>
+
 <file path=word/header1.xml><?xml version="1.0" encoding="utf-8"?>
-<w:hdr xmlns:wpc="http://schemas.microsoft.com/office/word/2010/wordprocessingCanvas" xmlns:mc="http://schemas.openxmlformats.org/markup-compatibility/2006" xmlns:o="urn:schemas-microsoft-com:office:office" xmlns:r="http://schemas.openxmlformats.org/officeDocument/2006/relationships" xmlns:m="http://schemas.openxmlformats.org/officeDocument/2006/math" xmlns:v="urn:schemas-microsoft-com:vml" xmlns:wp14="http://schemas.microsoft.com/office/word/2010/wordprocessingDrawing" xmlns:wp="http://schemas.openxmlformats.org/drawingml/2006/wordprocessingDrawing" xmlns:w10="urn:schemas-microsoft-com:office:word" xmlns:w="http://schemas.openxmlformats.org/wordprocessingml/2006/main" xmlns:w14="http://schemas.microsoft.com/office/word/2010/wordml" xmlns:w15="http://schemas.microsoft.com/office/word/2012/wordml" xmlns:wne="http://schemas.microsoft.com/office/word/2006/wordml" xmlns:wpg="http://schemas.microsoft.com/office/word/2010/wordprocessingGroup" xmlns:wpi="http://schemas.microsoft.com/office/word/2010/wordprocessingInk" xmlns:wps="http://schemas.microsoft.com/office/word/2010/wordprocessingShape" mc:Ignorable="w14 w15 wp14">
+<w:hdr xmlns:wpc="http://schemas.microsoft.com/office/word/2010/wordprocessingCanvas" xmlns:mc="http://schemas.openxmlformats.org/markup-compatibility/2006" xmlns:o="urn:schemas-microsoft-com:office:office" xmlns:r="http://schemas.openxmlformats.org/officeDocument/2006/relationships" xmlns:m="http://schemas.openxmlformats.org/officeDocument/2006/math" xmlns:v="urn:schemas-microsoft-com:vml" xmlns:wp14="http://schemas.microsoft.com/office/word/2010/wordprocessingDrawing" xmlns:wp="http://schemas.openxmlformats.org/drawingml/2006/wordprocessingDrawing" xmlns:w10="urn:schemas-microsoft-com:office:word" xmlns:w="http://schemas.openxmlformats.org/wordprocessingml/2006/main" xmlns:w14="http://schemas.microsoft.com/office/word/2010/wordml" xmlns:w15="http://schemas.microsoft.com/office/word/2012/wordml" xmlns:wpg="http://schemas.microsoft.com/office/word/2010/wordprocessingGroup" xmlns:wpi="http://schemas.microsoft.com/office/word/2010/wordprocessingInk" xmlns:wne="http://schemas.microsoft.com/office/word/2006/wordml" xmlns:wps="http://schemas.microsoft.com/office/word/2010/wordprocessingShape" xmlns:wpsCustomData="http://www.wps.cn/officeDocument/2013/wpsCustomData" mc:Ignorable="w14 w15 wp14">
   <w:p>
     <w:pPr>
-      <w:pStyle w:val="Header"/>
+      <w:pStyle w:val="15"/>
       <w:pBdr>
-        <w:bottom w:val="single" w:sz="4" w:space="1" w:color="auto"/>
+        <w:bottom w:val="single" w:color="auto" w:sz="4" w:space="1"/>
       </w:pBdr>
       <w:tabs>
         <w:tab w:val="left" w:pos="335"/>
@@ -7393,27 +7515,27 @@
       </w:tabs>
       <w:jc w:val="right"/>
       <w:rPr>
-        <w:rFonts w:eastAsiaTheme="minorEastAsia" w:hint="eastAsia"/>
+        <w:rFonts w:hint="eastAsia" w:eastAsiaTheme="minorEastAsia"/>
         <w:lang w:eastAsia="zh-CN"/>
       </w:rPr>
     </w:pPr>
     <w:r>
       <w:rPr>
-        <w:rFonts w:eastAsiaTheme="minorEastAsia" w:hint="eastAsia"/>
+        <w:rFonts w:hint="eastAsia" w:eastAsiaTheme="minorEastAsia"/>
         <w:lang w:val="en-US" w:eastAsia="zh-CN"/>
       </w:rPr>
       <w:tab/>
     </w:r>
     <w:r>
       <w:rPr>
-        <w:rFonts w:eastAsiaTheme="minorEastAsia" w:hint="eastAsia"/>
+        <w:rFonts w:hint="eastAsia" w:eastAsiaTheme="minorEastAsia"/>
         <w:lang w:val="en-US" w:eastAsia="zh-CN"/>
       </w:rPr>
       <w:tab/>
     </w:r>
     <w:r>
       <w:rPr>
-        <w:rFonts w:eastAsiaTheme="minorEastAsia" w:hint="eastAsia"/>
+        <w:rFonts w:hint="eastAsia" w:eastAsiaTheme="minorEastAsia"/>
         <w:lang w:val="en-US" w:eastAsia="zh-CN"/>
       </w:rPr>
       <w:t>江西通信产业服务有限公司</w:t>
@@ -7423,15 +7545,15 @@
 </file>
 
 <file path=word/numbering.xml><?xml version="1.0" encoding="utf-8"?>
-<w:numbering xmlns:wpc="http://schemas.microsoft.com/office/word/2010/wordprocessingCanvas" xmlns:mc="http://schemas.openxmlformats.org/markup-compatibility/2006" xmlns:o="urn:schemas-microsoft-com:office:office" xmlns:r="http://schemas.openxmlformats.org/officeDocument/2006/relationships" xmlns:m="http://schemas.openxmlformats.org/officeDocument/2006/math" xmlns:v="urn:schemas-microsoft-com:vml" xmlns:wp14="http://schemas.microsoft.com/office/word/2010/wordprocessingDrawing" xmlns:wp="http://schemas.openxmlformats.org/drawingml/2006/wordprocessingDrawing" xmlns:w10="urn:schemas-microsoft-com:office:word" xmlns:w="http://schemas.openxmlformats.org/wordprocessingml/2006/main" xmlns:w14="http://schemas.microsoft.com/office/word/2010/wordml" xmlns:w15="http://schemas.microsoft.com/office/word/2012/wordml" xmlns:wne="http://schemas.microsoft.com/office/word/2006/wordml" xmlns:wpg="http://schemas.microsoft.com/office/word/2010/wordprocessingGroup" xmlns:wpi="http://schemas.microsoft.com/office/word/2010/wordprocessingInk" xmlns:wps="http://schemas.microsoft.com/office/word/2010/wordprocessingShape" mc:Ignorable="w14 w15 wp14">
+<w:numbering xmlns:wpc="http://schemas.microsoft.com/office/word/2010/wordprocessingCanvas" xmlns:mc="http://schemas.openxmlformats.org/markup-compatibility/2006" xmlns:o="urn:schemas-microsoft-com:office:office" xmlns:r="http://schemas.openxmlformats.org/officeDocument/2006/relationships" xmlns:m="http://schemas.openxmlformats.org/officeDocument/2006/math" xmlns:v="urn:schemas-microsoft-com:vml" xmlns:wp14="http://schemas.microsoft.com/office/word/2010/wordprocessingDrawing" xmlns:wp="http://schemas.openxmlformats.org/drawingml/2006/wordprocessingDrawing" xmlns:w10="urn:schemas-microsoft-com:office:word" xmlns:w="http://schemas.openxmlformats.org/wordprocessingml/2006/main" xmlns:w14="http://schemas.microsoft.com/office/word/2010/wordml" xmlns:wpg="http://schemas.microsoft.com/office/word/2010/wordprocessingGroup" xmlns:wpi="http://schemas.microsoft.com/office/word/2010/wordprocessingInk" xmlns:wne="http://schemas.microsoft.com/office/word/2006/wordml" xmlns:wps="http://schemas.microsoft.com/office/word/2010/wordprocessingShape" xmlns:wpsCustomData="http://www.wps.cn/officeDocument/2013/wpsCustomData" mc:Ignorable="w14 wp14">
   <w:abstractNum w:abstractNumId="0">
     <w:nsid w:val="8E964DCE"/>
     <w:multiLevelType w:val="multilevel"/>
     <w:tmpl w:val="8E964DCE"/>
-    <w:lvl w:ilvl="0">
+    <w:lvl w:ilvl="0" w:tentative="0">
       <w:start w:val="1"/>
       <w:numFmt w:val="decimal"/>
-      <w:pStyle w:val="Heading1"/>
+      <w:pStyle w:val="2"/>
       <w:lvlText w:val="%1."/>
       <w:lvlJc w:val="left"/>
       <w:pPr>
@@ -7441,10 +7563,10 @@
         <w:rFonts w:hint="default"/>
       </w:rPr>
     </w:lvl>
-    <w:lvl w:ilvl="1">
+    <w:lvl w:ilvl="1" w:tentative="0">
       <w:start w:val="1"/>
       <w:numFmt w:val="decimal"/>
-      <w:pStyle w:val="Heading2"/>
+      <w:pStyle w:val="3"/>
       <w:lvlText w:val="%1.%2."/>
       <w:lvlJc w:val="left"/>
       <w:pPr>
@@ -7454,10 +7576,10 @@
         <w:rFonts w:hint="default"/>
       </w:rPr>
     </w:lvl>
-    <w:lvl w:ilvl="2">
+    <w:lvl w:ilvl="2" w:tentative="0">
       <w:start w:val="1"/>
       <w:numFmt w:val="decimal"/>
-      <w:pStyle w:val="Heading3"/>
+      <w:pStyle w:val="4"/>
       <w:lvlText w:val="%1.%2.%3."/>
       <w:lvlJc w:val="left"/>
       <w:pPr>
@@ -7467,10 +7589,10 @@
         <w:rFonts w:hint="default"/>
       </w:rPr>
     </w:lvl>
-    <w:lvl w:ilvl="3">
+    <w:lvl w:ilvl="3" w:tentative="0">
       <w:start w:val="1"/>
       <w:numFmt w:val="decimal"/>
-      <w:pStyle w:val="Heading4"/>
+      <w:pStyle w:val="5"/>
       <w:lvlText w:val="%1.%2.%3.%4."/>
       <w:lvlJc w:val="left"/>
       <w:pPr>
@@ -7480,10 +7602,10 @@
         <w:rFonts w:hint="default"/>
       </w:rPr>
     </w:lvl>
-    <w:lvl w:ilvl="4">
+    <w:lvl w:ilvl="4" w:tentative="0">
       <w:start w:val="1"/>
       <w:numFmt w:val="decimal"/>
-      <w:pStyle w:val="Heading5"/>
+      <w:pStyle w:val="6"/>
       <w:lvlText w:val="%1.%2.%3.%4.%5."/>
       <w:lvlJc w:val="left"/>
       <w:pPr>
@@ -7493,10 +7615,10 @@
         <w:rFonts w:hint="default"/>
       </w:rPr>
     </w:lvl>
-    <w:lvl w:ilvl="5">
+    <w:lvl w:ilvl="5" w:tentative="0">
       <w:start w:val="1"/>
       <w:numFmt w:val="decimal"/>
-      <w:pStyle w:val="Heading6"/>
+      <w:pStyle w:val="7"/>
       <w:lvlText w:val="%1.%2.%3.%4.%5.%6."/>
       <w:lvlJc w:val="left"/>
       <w:pPr>
@@ -7506,10 +7628,10 @@
         <w:rFonts w:hint="default"/>
       </w:rPr>
     </w:lvl>
-    <w:lvl w:ilvl="6">
+    <w:lvl w:ilvl="6" w:tentative="0">
       <w:start w:val="1"/>
       <w:numFmt w:val="decimal"/>
-      <w:pStyle w:val="Heading7"/>
+      <w:pStyle w:val="8"/>
       <w:lvlText w:val="%1.%2.%3.%4.%5.%6.%7."/>
       <w:lvlJc w:val="left"/>
       <w:pPr>
@@ -7519,10 +7641,10 @@
         <w:rFonts w:hint="default"/>
       </w:rPr>
     </w:lvl>
-    <w:lvl w:ilvl="7">
+    <w:lvl w:ilvl="7" w:tentative="0">
       <w:start w:val="1"/>
       <w:numFmt w:val="decimal"/>
-      <w:pStyle w:val="Heading8"/>
+      <w:pStyle w:val="9"/>
       <w:lvlText w:val="%1.%2.%3.%4.%5.%6.%7.%8."/>
       <w:lvlJc w:val="left"/>
       <w:pPr>
@@ -7532,10 +7654,10 @@
         <w:rFonts w:hint="default"/>
       </w:rPr>
     </w:lvl>
-    <w:lvl w:ilvl="8">
+    <w:lvl w:ilvl="8" w:tentative="0">
       <w:start w:val="1"/>
       <w:numFmt w:val="decimal"/>
-      <w:pStyle w:val="Heading9"/>
+      <w:pStyle w:val="10"/>
       <w:lvlText w:val="%1.%2.%3.%4.%5.%6.%7.%8.%9."/>
       <w:lvlJc w:val="left"/>
       <w:pPr>
@@ -7550,7 +7672,7 @@
     <w:nsid w:val="CACEB4D1"/>
     <w:multiLevelType w:val="singleLevel"/>
     <w:tmpl w:val="CACEB4D1"/>
-    <w:lvl w:ilvl="0">
+    <w:lvl w:ilvl="0" w:tentative="0">
       <w:start w:val="1"/>
       <w:numFmt w:val="decimal"/>
       <w:lvlText w:val="%1."/>
@@ -7573,267 +7695,269 @@
 </file>
 
 <file path=word/styles.xml><?xml version="1.0" encoding="utf-8"?>
-<w:styles xmlns:mc="http://schemas.openxmlformats.org/markup-compatibility/2006" xmlns:r="http://schemas.openxmlformats.org/officeDocument/2006/relationships" xmlns:w="http://schemas.openxmlformats.org/wordprocessingml/2006/main" xmlns:w14="http://schemas.microsoft.com/office/word/2010/wordml" xmlns:w15="http://schemas.microsoft.com/office/word/2012/wordml" mc:Ignorable="w14 w15">
+<w:styles xmlns:mc="http://schemas.openxmlformats.org/markup-compatibility/2006" xmlns:o="urn:schemas-microsoft-com:office:office" xmlns:r="http://schemas.openxmlformats.org/officeDocument/2006/relationships" xmlns:m="http://schemas.openxmlformats.org/officeDocument/2006/math" xmlns:v="urn:schemas-microsoft-com:vml" xmlns:w="http://schemas.openxmlformats.org/wordprocessingml/2006/main" xmlns:w14="http://schemas.microsoft.com/office/word/2010/wordml" xmlns:w10="urn:schemas-microsoft-com:office:word" xmlns:sl="http://schemas.openxmlformats.org/schemaLibrary/2006/main" xmlns:wpsCustomData="http://www.wps.cn/officeDocument/2013/wpsCustomData" mc:Ignorable="w14">
   <w:docDefaults>
     <w:rPrDefault>
       <w:rPr>
-        <w:rFonts w:ascii="Times New Roman" w:eastAsia="宋体" w:hAnsi="Times New Roman" w:cs="Times New Roman"/>
+        <w:rFonts w:ascii="Times New Roman" w:hAnsi="Times New Roman" w:eastAsia="宋体" w:cs="Times New Roman"/>
       </w:rPr>
     </w:rPrDefault>
     <w:pPrDefault/>
   </w:docDefaults>
-  <w:latentStyles w:defLockedState="0" w:defUIPriority="99" w:defSemiHidden="1" w:defUnhideWhenUsed="1" w:defQFormat="0" w:count="260">
-    <w:lsdException w:name="Normal" w:semiHidden="0" w:uiPriority="0" w:unhideWhenUsed="0" w:qFormat="1"/>
-    <w:lsdException w:name="heading 1" w:semiHidden="0" w:uiPriority="0" w:unhideWhenUsed="0" w:qFormat="1"/>
-    <w:lsdException w:name="heading 2" w:semiHidden="0" w:uiPriority="0" w:qFormat="1"/>
-    <w:lsdException w:name="heading 3" w:uiPriority="0" w:qFormat="1"/>
-    <w:lsdException w:name="heading 4" w:semiHidden="0" w:uiPriority="0" w:qFormat="1"/>
-    <w:lsdException w:name="heading 5" w:uiPriority="0" w:qFormat="1"/>
-    <w:lsdException w:name="heading 6" w:uiPriority="0" w:qFormat="1"/>
-    <w:lsdException w:name="heading 7" w:uiPriority="0" w:qFormat="1"/>
-    <w:lsdException w:name="heading 8" w:uiPriority="0" w:qFormat="1"/>
-    <w:lsdException w:name="heading 9" w:uiPriority="0" w:qFormat="1"/>
-    <w:lsdException w:name="index 1" w:semiHidden="0" w:uiPriority="0" w:unhideWhenUsed="0"/>
-    <w:lsdException w:name="index 2" w:semiHidden="0" w:uiPriority="0" w:unhideWhenUsed="0"/>
-    <w:lsdException w:name="index 3" w:semiHidden="0" w:uiPriority="0" w:unhideWhenUsed="0"/>
-    <w:lsdException w:name="index 4" w:semiHidden="0" w:uiPriority="0" w:unhideWhenUsed="0"/>
-    <w:lsdException w:name="index 5" w:semiHidden="0" w:uiPriority="0" w:unhideWhenUsed="0"/>
-    <w:lsdException w:name="index 6" w:semiHidden="0" w:uiPriority="0" w:unhideWhenUsed="0"/>
-    <w:lsdException w:name="index 7" w:semiHidden="0" w:uiPriority="0" w:unhideWhenUsed="0"/>
-    <w:lsdException w:name="index 8" w:semiHidden="0" w:uiPriority="0" w:unhideWhenUsed="0"/>
-    <w:lsdException w:name="index 9" w:semiHidden="0" w:uiPriority="0" w:unhideWhenUsed="0"/>
-    <w:lsdException w:name="toc 1" w:semiHidden="0" w:uiPriority="0" w:unhideWhenUsed="0" w:qFormat="1"/>
-    <w:lsdException w:name="toc 2" w:semiHidden="0" w:uiPriority="0" w:unhideWhenUsed="0" w:qFormat="1"/>
-    <w:lsdException w:name="toc 3" w:semiHidden="0" w:uiPriority="0" w:unhideWhenUsed="0" w:qFormat="1"/>
-    <w:lsdException w:name="toc 4" w:semiHidden="0" w:uiPriority="0" w:unhideWhenUsed="0"/>
-    <w:lsdException w:name="toc 5" w:semiHidden="0" w:uiPriority="0" w:unhideWhenUsed="0"/>
-    <w:lsdException w:name="toc 6" w:semiHidden="0" w:uiPriority="0" w:unhideWhenUsed="0"/>
-    <w:lsdException w:name="toc 7" w:semiHidden="0" w:uiPriority="0" w:unhideWhenUsed="0"/>
-    <w:lsdException w:name="toc 8" w:semiHidden="0" w:uiPriority="0" w:unhideWhenUsed="0"/>
-    <w:lsdException w:name="toc 9" w:semiHidden="0" w:uiPriority="0" w:unhideWhenUsed="0"/>
-    <w:lsdException w:name="Normal Indent" w:semiHidden="0" w:uiPriority="0" w:unhideWhenUsed="0"/>
-    <w:lsdException w:name="footnote text" w:semiHidden="0" w:uiPriority="0" w:unhideWhenUsed="0"/>
-    <w:lsdException w:name="annotation text" w:semiHidden="0" w:uiPriority="0" w:unhideWhenUsed="0" w:qFormat="1"/>
-    <w:lsdException w:name="header" w:semiHidden="0" w:uiPriority="0" w:unhideWhenUsed="0" w:qFormat="1"/>
-    <w:lsdException w:name="footer" w:semiHidden="0" w:uiPriority="0" w:unhideWhenUsed="0" w:qFormat="1"/>
-    <w:lsdException w:name="index heading" w:semiHidden="0" w:uiPriority="0" w:unhideWhenUsed="0"/>
-    <w:lsdException w:name="caption" w:uiPriority="0" w:qFormat="1"/>
-    <w:lsdException w:name="table of figures" w:semiHidden="0" w:uiPriority="0" w:unhideWhenUsed="0"/>
-    <w:lsdException w:name="envelope address" w:semiHidden="0" w:uiPriority="0" w:unhideWhenUsed="0"/>
-    <w:lsdException w:name="envelope return" w:semiHidden="0" w:uiPriority="0" w:unhideWhenUsed="0"/>
-    <w:lsdException w:name="footnote reference" w:semiHidden="0" w:uiPriority="0" w:unhideWhenUsed="0"/>
-    <w:lsdException w:name="annotation reference" w:semiHidden="0" w:uiPriority="0" w:unhideWhenUsed="0"/>
-    <w:lsdException w:name="line number" w:semiHidden="0" w:uiPriority="0" w:unhideWhenUsed="0"/>
-    <w:lsdException w:name="page number" w:semiHidden="0" w:uiPriority="0" w:unhideWhenUsed="0"/>
-    <w:lsdException w:name="endnote reference" w:semiHidden="0" w:uiPriority="0" w:unhideWhenUsed="0"/>
-    <w:lsdException w:name="endnote text" w:semiHidden="0" w:uiPriority="0" w:unhideWhenUsed="0"/>
-    <w:lsdException w:name="table of authorities" w:semiHidden="0" w:uiPriority="0" w:unhideWhenUsed="0"/>
-    <w:lsdException w:name="macro" w:semiHidden="0" w:uiPriority="0" w:unhideWhenUsed="0"/>
-    <w:lsdException w:name="toa heading" w:semiHidden="0" w:uiPriority="0" w:unhideWhenUsed="0"/>
-    <w:lsdException w:name="List" w:semiHidden="0" w:uiPriority="0" w:unhideWhenUsed="0"/>
-    <w:lsdException w:name="List Bullet" w:semiHidden="0" w:uiPriority="0" w:unhideWhenUsed="0"/>
-    <w:lsdException w:name="List Number" w:semiHidden="0" w:uiPriority="0" w:unhideWhenUsed="0"/>
-    <w:lsdException w:name="List 2" w:semiHidden="0" w:uiPriority="0" w:unhideWhenUsed="0"/>
-    <w:lsdException w:name="List 3" w:semiHidden="0" w:uiPriority="0" w:unhideWhenUsed="0"/>
-    <w:lsdException w:name="List 4" w:semiHidden="0" w:uiPriority="0" w:unhideWhenUsed="0"/>
-    <w:lsdException w:name="List 5" w:semiHidden="0" w:uiPriority="0" w:unhideWhenUsed="0"/>
-    <w:lsdException w:name="List Bullet 2" w:semiHidden="0" w:uiPriority="0" w:unhideWhenUsed="0"/>
-    <w:lsdException w:name="List Bullet 3" w:semiHidden="0" w:uiPriority="0" w:unhideWhenUsed="0"/>
-    <w:lsdException w:name="List Bullet 4" w:semiHidden="0" w:uiPriority="0" w:unhideWhenUsed="0"/>
-    <w:lsdException w:name="List Bullet 5" w:semiHidden="0" w:uiPriority="0" w:unhideWhenUsed="0"/>
-    <w:lsdException w:name="List Number 2" w:semiHidden="0" w:uiPriority="0" w:unhideWhenUsed="0"/>
-    <w:lsdException w:name="List Number 3" w:semiHidden="0" w:uiPriority="0" w:unhideWhenUsed="0"/>
-    <w:lsdException w:name="List Number 4" w:semiHidden="0" w:uiPriority="0" w:unhideWhenUsed="0"/>
-    <w:lsdException w:name="List Number 5" w:semiHidden="0" w:uiPriority="0" w:unhideWhenUsed="0"/>
-    <w:lsdException w:name="Title" w:semiHidden="0" w:uiPriority="0" w:unhideWhenUsed="0" w:qFormat="1"/>
-    <w:lsdException w:name="Closing" w:semiHidden="0" w:uiPriority="0" w:unhideWhenUsed="0"/>
-    <w:lsdException w:name="Signature" w:semiHidden="0" w:uiPriority="0" w:unhideWhenUsed="0"/>
-    <w:lsdException w:name="Default Paragraph Font" w:uiPriority="0" w:unhideWhenUsed="0" w:qFormat="1"/>
-    <w:lsdException w:name="Body Text" w:uiPriority="0" w:unhideWhenUsed="0" w:qFormat="1"/>
-    <w:lsdException w:name="Body Text Indent" w:semiHidden="0" w:uiPriority="0" w:unhideWhenUsed="0"/>
-    <w:lsdException w:name="List Continue" w:semiHidden="0" w:uiPriority="0" w:unhideWhenUsed="0"/>
-    <w:lsdException w:name="List Continue 2" w:semiHidden="0" w:uiPriority="0" w:unhideWhenUsed="0"/>
-    <w:lsdException w:name="List Continue 3" w:semiHidden="0" w:uiPriority="0" w:unhideWhenUsed="0"/>
-    <w:lsdException w:name="List Continue 4" w:semiHidden="0" w:uiPriority="0" w:unhideWhenUsed="0"/>
-    <w:lsdException w:name="List Continue 5" w:semiHidden="0" w:uiPriority="0" w:unhideWhenUsed="0"/>
-    <w:lsdException w:name="Message Header" w:semiHidden="0" w:uiPriority="0" w:unhideWhenUsed="0"/>
-    <w:lsdException w:name="Subtitle" w:semiHidden="0" w:uiPriority="0" w:unhideWhenUsed="0" w:qFormat="1"/>
-    <w:lsdException w:name="Salutation" w:semiHidden="0" w:uiPriority="0" w:unhideWhenUsed="0"/>
-    <w:lsdException w:name="Date" w:semiHidden="0" w:uiPriority="0" w:unhideWhenUsed="0"/>
-    <w:lsdException w:name="Body Text First Indent" w:semiHidden="0" w:uiPriority="0" w:unhideWhenUsed="0"/>
-    <w:lsdException w:name="Body Text First Indent 2" w:semiHidden="0" w:uiPriority="0" w:unhideWhenUsed="0"/>
-    <w:lsdException w:name="Body Text 2" w:semiHidden="0" w:uiPriority="0" w:unhideWhenUsed="0"/>
-    <w:lsdException w:name="Body Text 3" w:semiHidden="0" w:uiPriority="0" w:unhideWhenUsed="0"/>
-    <w:lsdException w:name="Body Text Indent 2" w:semiHidden="0" w:uiPriority="0" w:unhideWhenUsed="0"/>
-    <w:lsdException w:name="Body Text Indent 3" w:semiHidden="0" w:uiPriority="0" w:unhideWhenUsed="0"/>
-    <w:lsdException w:name="Block Text" w:semiHidden="0" w:uiPriority="0" w:unhideWhenUsed="0"/>
-    <w:lsdException w:name="Hyperlink" w:semiHidden="0" w:uiPriority="0" w:unhideWhenUsed="0"/>
-    <w:lsdException w:name="FollowedHyperlink" w:semiHidden="0" w:uiPriority="0" w:unhideWhenUsed="0"/>
-    <w:lsdException w:name="Strong" w:semiHidden="0" w:uiPriority="0" w:unhideWhenUsed="0" w:qFormat="1"/>
-    <w:lsdException w:name="Emphasis" w:semiHidden="0" w:uiPriority="0" w:unhideWhenUsed="0" w:qFormat="1"/>
-    <w:lsdException w:name="Document Map" w:semiHidden="0" w:uiPriority="0" w:unhideWhenUsed="0"/>
-    <w:lsdException w:name="Plain Text" w:semiHidden="0" w:uiPriority="0" w:unhideWhenUsed="0"/>
-    <w:lsdException w:name="E-mail Signature" w:semiHidden="0" w:uiPriority="0" w:unhideWhenUsed="0"/>
-    <w:lsdException w:name="Normal (Web)" w:semiHidden="0" w:uiPriority="0" w:unhideWhenUsed="0" w:qFormat="1"/>
-    <w:lsdException w:name="HTML Acronym" w:semiHidden="0" w:uiPriority="0" w:unhideWhenUsed="0"/>
-    <w:lsdException w:name="HTML Address" w:semiHidden="0" w:uiPriority="0" w:unhideWhenUsed="0"/>
-    <w:lsdException w:name="HTML Cite" w:semiHidden="0" w:uiPriority="0" w:unhideWhenUsed="0"/>
-    <w:lsdException w:name="HTML Code" w:semiHidden="0" w:uiPriority="0" w:unhideWhenUsed="0"/>
-    <w:lsdException w:name="HTML Definition" w:semiHidden="0" w:uiPriority="0" w:unhideWhenUsed="0"/>
-    <w:lsdException w:name="HTML Keyboard" w:semiHidden="0" w:uiPriority="0" w:unhideWhenUsed="0"/>
-    <w:lsdException w:name="HTML Preformatted" w:semiHidden="0" w:uiPriority="0" w:unhideWhenUsed="0"/>
-    <w:lsdException w:name="HTML Sample" w:semiHidden="0" w:uiPriority="0" w:unhideWhenUsed="0"/>
-    <w:lsdException w:name="HTML Typewriter" w:semiHidden="0" w:uiPriority="0" w:unhideWhenUsed="0"/>
-    <w:lsdException w:name="HTML Variable" w:semiHidden="0" w:uiPriority="0" w:unhideWhenUsed="0"/>
-    <w:lsdException w:name="Normal Table" w:uiPriority="0" w:unhideWhenUsed="0" w:qFormat="1"/>
-    <w:lsdException w:name="annotation subject" w:semiHidden="0" w:uiPriority="0" w:unhideWhenUsed="0"/>
-    <w:lsdException w:name="Table Simple 1" w:semiHidden="0" w:uiPriority="0" w:unhideWhenUsed="0"/>
-    <w:lsdException w:name="Table Simple 2" w:semiHidden="0" w:uiPriority="0" w:unhideWhenUsed="0"/>
-    <w:lsdException w:name="Table Simple 3" w:semiHidden="0" w:uiPriority="0" w:unhideWhenUsed="0"/>
-    <w:lsdException w:name="Table Classic 1" w:semiHidden="0" w:uiPriority="0" w:unhideWhenUsed="0"/>
-    <w:lsdException w:name="Table Classic 2" w:semiHidden="0" w:uiPriority="0" w:unhideWhenUsed="0"/>
-    <w:lsdException w:name="Table Classic 3" w:semiHidden="0" w:uiPriority="0" w:unhideWhenUsed="0"/>
-    <w:lsdException w:name="Table Classic 4" w:semiHidden="0" w:uiPriority="0" w:unhideWhenUsed="0"/>
-    <w:lsdException w:name="Table Colorful 1" w:semiHidden="0" w:uiPriority="0" w:unhideWhenUsed="0"/>
-    <w:lsdException w:name="Table Colorful 2" w:semiHidden="0" w:uiPriority="0" w:unhideWhenUsed="0"/>
-    <w:lsdException w:name="Table Colorful 3" w:semiHidden="0" w:uiPriority="0" w:unhideWhenUsed="0"/>
-    <w:lsdException w:name="Table Columns 1" w:semiHidden="0" w:uiPriority="0" w:unhideWhenUsed="0"/>
-    <w:lsdException w:name="Table Columns 2" w:semiHidden="0" w:uiPriority="0" w:unhideWhenUsed="0"/>
-    <w:lsdException w:name="Table Columns 3" w:semiHidden="0" w:uiPriority="0" w:unhideWhenUsed="0"/>
-    <w:lsdException w:name="Table Columns 4" w:semiHidden="0" w:uiPriority="0" w:unhideWhenUsed="0"/>
-    <w:lsdException w:name="Table Columns 5" w:semiHidden="0" w:uiPriority="0" w:unhideWhenUsed="0"/>
-    <w:lsdException w:name="Table Grid 1" w:semiHidden="0" w:uiPriority="0" w:unhideWhenUsed="0"/>
-    <w:lsdException w:name="Table Grid 2" w:semiHidden="0" w:uiPriority="0" w:unhideWhenUsed="0"/>
-    <w:lsdException w:name="Table Grid 3" w:semiHidden="0" w:uiPriority="0" w:unhideWhenUsed="0"/>
-    <w:lsdException w:name="Table Grid 4" w:semiHidden="0" w:uiPriority="0" w:unhideWhenUsed="0"/>
-    <w:lsdException w:name="Table Grid 5" w:semiHidden="0" w:uiPriority="0" w:unhideWhenUsed="0"/>
-    <w:lsdException w:name="Table Grid 6" w:semiHidden="0" w:uiPriority="0" w:unhideWhenUsed="0"/>
-    <w:lsdException w:name="Table Grid 7" w:semiHidden="0" w:uiPriority="0" w:unhideWhenUsed="0"/>
-    <w:lsdException w:name="Table Grid 8" w:semiHidden="0" w:uiPriority="0" w:unhideWhenUsed="0"/>
-    <w:lsdException w:name="Table List 1" w:semiHidden="0" w:uiPriority="0" w:unhideWhenUsed="0"/>
-    <w:lsdException w:name="Table List 2" w:semiHidden="0" w:uiPriority="0" w:unhideWhenUsed="0"/>
-    <w:lsdException w:name="Table List 3" w:semiHidden="0" w:uiPriority="0" w:unhideWhenUsed="0"/>
-    <w:lsdException w:name="Table List 4" w:semiHidden="0" w:uiPriority="0" w:unhideWhenUsed="0"/>
-    <w:lsdException w:name="Table List 5" w:semiHidden="0" w:uiPriority="0" w:unhideWhenUsed="0"/>
-    <w:lsdException w:name="Table List 6" w:semiHidden="0" w:uiPriority="0" w:unhideWhenUsed="0"/>
-    <w:lsdException w:name="Table List 7" w:semiHidden="0" w:uiPriority="0" w:unhideWhenUsed="0"/>
-    <w:lsdException w:name="Table List 8" w:semiHidden="0" w:uiPriority="0" w:unhideWhenUsed="0"/>
-    <w:lsdException w:name="Table 3D effects 1" w:semiHidden="0" w:uiPriority="0" w:unhideWhenUsed="0"/>
-    <w:lsdException w:name="Table 3D effects 2" w:semiHidden="0" w:uiPriority="0" w:unhideWhenUsed="0"/>
-    <w:lsdException w:name="Table 3D effects 3" w:semiHidden="0" w:uiPriority="0" w:unhideWhenUsed="0"/>
-    <w:lsdException w:name="Table Contemporary" w:semiHidden="0" w:uiPriority="0" w:unhideWhenUsed="0"/>
-    <w:lsdException w:name="Table Elegant" w:semiHidden="0" w:uiPriority="0" w:unhideWhenUsed="0"/>
-    <w:lsdException w:name="Table Professional" w:semiHidden="0" w:uiPriority="0" w:unhideWhenUsed="0"/>
-    <w:lsdException w:name="Table Subtle 1" w:semiHidden="0" w:uiPriority="0" w:unhideWhenUsed="0"/>
-    <w:lsdException w:name="Table Subtle 2" w:semiHidden="0" w:uiPriority="0" w:unhideWhenUsed="0"/>
-    <w:lsdException w:name="Table Web 1" w:semiHidden="0" w:uiPriority="0" w:unhideWhenUsed="0"/>
-    <w:lsdException w:name="Table Web 2" w:semiHidden="0" w:uiPriority="0" w:unhideWhenUsed="0"/>
-    <w:lsdException w:name="Table Web 3" w:semiHidden="0" w:uiPriority="0" w:unhideWhenUsed="0"/>
-    <w:lsdException w:name="Balloon Text" w:semiHidden="0" w:uiPriority="0" w:unhideWhenUsed="0"/>
-    <w:lsdException w:name="Table Grid" w:semiHidden="0" w:uiPriority="0" w:unhideWhenUsed="0" w:qFormat="1"/>
-    <w:lsdException w:name="Table Theme" w:semiHidden="0" w:uiPriority="0" w:unhideWhenUsed="0"/>
-    <w:lsdException w:name="Light Shading" w:semiHidden="0" w:uiPriority="60" w:unhideWhenUsed="0"/>
-    <w:lsdException w:name="Light List" w:semiHidden="0" w:uiPriority="61" w:unhideWhenUsed="0"/>
-    <w:lsdException w:name="Light Grid" w:semiHidden="0" w:uiPriority="62" w:unhideWhenUsed="0"/>
-    <w:lsdException w:name="Medium Shading 1" w:semiHidden="0" w:uiPriority="63" w:unhideWhenUsed="0"/>
-    <w:lsdException w:name="Medium Shading 2" w:semiHidden="0" w:uiPriority="64" w:unhideWhenUsed="0"/>
-    <w:lsdException w:name="Medium List 1" w:semiHidden="0" w:uiPriority="65" w:unhideWhenUsed="0"/>
-    <w:lsdException w:name="Medium List 2" w:semiHidden="0" w:uiPriority="66" w:unhideWhenUsed="0"/>
-    <w:lsdException w:name="Medium Grid 1" w:semiHidden="0" w:uiPriority="67" w:unhideWhenUsed="0"/>
-    <w:lsdException w:name="Medium Grid 2" w:semiHidden="0" w:uiPriority="68" w:unhideWhenUsed="0"/>
-    <w:lsdException w:name="Medium Grid 3" w:semiHidden="0" w:uiPriority="69" w:unhideWhenUsed="0"/>
-    <w:lsdException w:name="Dark List" w:semiHidden="0" w:uiPriority="70" w:unhideWhenUsed="0"/>
-    <w:lsdException w:name="Colorful Shading" w:semiHidden="0" w:uiPriority="71" w:unhideWhenUsed="0"/>
-    <w:lsdException w:name="Colorful List" w:semiHidden="0" w:uiPriority="72" w:unhideWhenUsed="0"/>
-    <w:lsdException w:name="Colorful Grid" w:semiHidden="0" w:uiPriority="73" w:unhideWhenUsed="0"/>
-    <w:lsdException w:name="Light Shading Accent 1" w:semiHidden="0" w:uiPriority="60" w:unhideWhenUsed="0"/>
-    <w:lsdException w:name="Light List Accent 1" w:semiHidden="0" w:uiPriority="61" w:unhideWhenUsed="0"/>
-    <w:lsdException w:name="Light Grid Accent 1" w:semiHidden="0" w:uiPriority="62" w:unhideWhenUsed="0"/>
-    <w:lsdException w:name="Medium Shading 1 Accent 1" w:semiHidden="0" w:uiPriority="63" w:unhideWhenUsed="0"/>
-    <w:lsdException w:name="Medium Shading 2 Accent 1" w:semiHidden="0" w:uiPriority="64" w:unhideWhenUsed="0"/>
-    <w:lsdException w:name="Medium List 1 Accent 1" w:semiHidden="0" w:uiPriority="65" w:unhideWhenUsed="0"/>
-    <w:lsdException w:name="Medium List 2 Accent 1" w:semiHidden="0" w:uiPriority="66" w:unhideWhenUsed="0"/>
-    <w:lsdException w:name="Medium Grid 1 Accent 1" w:semiHidden="0" w:uiPriority="67" w:unhideWhenUsed="0"/>
-    <w:lsdException w:name="Medium Grid 2 Accent 1" w:semiHidden="0" w:uiPriority="68" w:unhideWhenUsed="0"/>
-    <w:lsdException w:name="Medium Grid 3 Accent 1" w:semiHidden="0" w:uiPriority="69" w:unhideWhenUsed="0"/>
-    <w:lsdException w:name="Dark List Accent 1" w:semiHidden="0" w:uiPriority="70" w:unhideWhenUsed="0"/>
-    <w:lsdException w:name="Colorful Shading Accent 1" w:semiHidden="0" w:uiPriority="71" w:unhideWhenUsed="0"/>
-    <w:lsdException w:name="Colorful List Accent 1" w:semiHidden="0" w:uiPriority="72" w:unhideWhenUsed="0"/>
-    <w:lsdException w:name="Colorful Grid Accent 1" w:semiHidden="0" w:uiPriority="73" w:unhideWhenUsed="0"/>
-    <w:lsdException w:name="Light Shading Accent 2" w:semiHidden="0" w:uiPriority="60" w:unhideWhenUsed="0"/>
-    <w:lsdException w:name="Light List Accent 2" w:semiHidden="0" w:uiPriority="61" w:unhideWhenUsed="0"/>
-    <w:lsdException w:name="Light Grid Accent 2" w:semiHidden="0" w:uiPriority="62" w:unhideWhenUsed="0"/>
-    <w:lsdException w:name="Medium Shading 1 Accent 2" w:semiHidden="0" w:uiPriority="63" w:unhideWhenUsed="0"/>
-    <w:lsdException w:name="Medium Shading 2 Accent 2" w:semiHidden="0" w:uiPriority="64" w:unhideWhenUsed="0"/>
-    <w:lsdException w:name="Medium List 1 Accent 2" w:semiHidden="0" w:uiPriority="65" w:unhideWhenUsed="0"/>
-    <w:lsdException w:name="Medium List 2 Accent 2" w:semiHidden="0" w:uiPriority="66" w:unhideWhenUsed="0"/>
-    <w:lsdException w:name="Medium Grid 1 Accent 2" w:semiHidden="0" w:uiPriority="67" w:unhideWhenUsed="0"/>
-    <w:lsdException w:name="Medium Grid 2 Accent 2" w:semiHidden="0" w:uiPriority="68" w:unhideWhenUsed="0"/>
-    <w:lsdException w:name="Medium Grid 3 Accent 2" w:semiHidden="0" w:uiPriority="69" w:unhideWhenUsed="0"/>
-    <w:lsdException w:name="Dark List Accent 2" w:semiHidden="0" w:uiPriority="70" w:unhideWhenUsed="0"/>
-    <w:lsdException w:name="Colorful Shading Accent 2" w:semiHidden="0" w:uiPriority="71" w:unhideWhenUsed="0"/>
-    <w:lsdException w:name="Colorful List Accent 2" w:semiHidden="0" w:uiPriority="72" w:unhideWhenUsed="0"/>
-    <w:lsdException w:name="Colorful Grid Accent 2" w:semiHidden="0" w:uiPriority="73" w:unhideWhenUsed="0"/>
-    <w:lsdException w:name="Light Shading Accent 3" w:semiHidden="0" w:uiPriority="60" w:unhideWhenUsed="0"/>
-    <w:lsdException w:name="Light List Accent 3" w:semiHidden="0" w:uiPriority="61" w:unhideWhenUsed="0"/>
-    <w:lsdException w:name="Light Grid Accent 3" w:semiHidden="0" w:uiPriority="62" w:unhideWhenUsed="0"/>
-    <w:lsdException w:name="Medium Shading 1 Accent 3" w:semiHidden="0" w:uiPriority="63" w:unhideWhenUsed="0"/>
-    <w:lsdException w:name="Medium Shading 2 Accent 3" w:semiHidden="0" w:uiPriority="64" w:unhideWhenUsed="0"/>
-    <w:lsdException w:name="Medium List 1 Accent 3" w:semiHidden="0" w:uiPriority="65" w:unhideWhenUsed="0"/>
-    <w:lsdException w:name="Medium List 2 Accent 3" w:semiHidden="0" w:uiPriority="66" w:unhideWhenUsed="0"/>
-    <w:lsdException w:name="Medium Grid 1 Accent 3" w:semiHidden="0" w:uiPriority="67" w:unhideWhenUsed="0"/>
-    <w:lsdException w:name="Medium Grid 2 Accent 3" w:semiHidden="0" w:uiPriority="68" w:unhideWhenUsed="0"/>
-    <w:lsdException w:name="Medium Grid 3 Accent 3" w:semiHidden="0" w:uiPriority="69" w:unhideWhenUsed="0"/>
-    <w:lsdException w:name="Dark List Accent 3" w:semiHidden="0" w:uiPriority="70" w:unhideWhenUsed="0"/>
-    <w:lsdException w:name="Colorful Shading Accent 3" w:semiHidden="0" w:uiPriority="71" w:unhideWhenUsed="0"/>
-    <w:lsdException w:name="Colorful List Accent 3" w:semiHidden="0" w:uiPriority="72" w:unhideWhenUsed="0"/>
-    <w:lsdException w:name="Colorful Grid Accent 3" w:semiHidden="0" w:uiPriority="73" w:unhideWhenUsed="0"/>
-    <w:lsdException w:name="Light Shading Accent 4" w:semiHidden="0" w:uiPriority="60" w:unhideWhenUsed="0"/>
-    <w:lsdException w:name="Light List Accent 4" w:semiHidden="0" w:uiPriority="61" w:unhideWhenUsed="0"/>
-    <w:lsdException w:name="Light Grid Accent 4" w:semiHidden="0" w:uiPriority="62" w:unhideWhenUsed="0"/>
-    <w:lsdException w:name="Medium Shading 1 Accent 4" w:semiHidden="0" w:uiPriority="63" w:unhideWhenUsed="0"/>
-    <w:lsdException w:name="Medium Shading 2 Accent 4" w:semiHidden="0" w:uiPriority="64" w:unhideWhenUsed="0"/>
-    <w:lsdException w:name="Medium List 1 Accent 4" w:semiHidden="0" w:uiPriority="65" w:unhideWhenUsed="0"/>
-    <w:lsdException w:name="Medium List 2 Accent 4" w:semiHidden="0" w:uiPriority="66" w:unhideWhenUsed="0"/>
-    <w:lsdException w:name="Medium Grid 1 Accent 4" w:semiHidden="0" w:uiPriority="67" w:unhideWhenUsed="0"/>
-    <w:lsdException w:name="Medium Grid 2 Accent 4" w:semiHidden="0" w:uiPriority="68" w:unhideWhenUsed="0"/>
-    <w:lsdException w:name="Medium Grid 3 Accent 4" w:semiHidden="0" w:uiPriority="69" w:unhideWhenUsed="0"/>
-    <w:lsdException w:name="Dark List Accent 4" w:semiHidden="0" w:uiPriority="70" w:unhideWhenUsed="0"/>
-    <w:lsdException w:name="Colorful Shading Accent 4" w:semiHidden="0" w:uiPriority="71" w:unhideWhenUsed="0"/>
-    <w:lsdException w:name="Colorful List Accent 4" w:semiHidden="0" w:uiPriority="72" w:unhideWhenUsed="0"/>
-    <w:lsdException w:name="Colorful Grid Accent 4" w:semiHidden="0" w:uiPriority="73" w:unhideWhenUsed="0"/>
-    <w:lsdException w:name="Light Shading Accent 5" w:semiHidden="0" w:uiPriority="60" w:unhideWhenUsed="0"/>
-    <w:lsdException w:name="Light List Accent 5" w:semiHidden="0" w:uiPriority="61" w:unhideWhenUsed="0"/>
-    <w:lsdException w:name="Light Grid Accent 5" w:semiHidden="0" w:uiPriority="62" w:unhideWhenUsed="0"/>
-    <w:lsdException w:name="Medium Shading 1 Accent 5" w:semiHidden="0" w:uiPriority="63" w:unhideWhenUsed="0"/>
-    <w:lsdException w:name="Medium Shading 2 Accent 5" w:semiHidden="0" w:uiPriority="64" w:unhideWhenUsed="0"/>
-    <w:lsdException w:name="Medium List 1 Accent 5" w:semiHidden="0" w:uiPriority="65" w:unhideWhenUsed="0"/>
-    <w:lsdException w:name="Medium List 2 Accent 5" w:semiHidden="0" w:uiPriority="66" w:unhideWhenUsed="0"/>
-    <w:lsdException w:name="Medium Grid 1 Accent 5" w:semiHidden="0" w:uiPriority="67" w:unhideWhenUsed="0"/>
-    <w:lsdException w:name="Medium Grid 2 Accent 5" w:semiHidden="0" w:uiPriority="68" w:unhideWhenUsed="0"/>
-    <w:lsdException w:name="Medium Grid 3 Accent 5" w:semiHidden="0" w:uiPriority="69" w:unhideWhenUsed="0"/>
-    <w:lsdException w:name="Dark List Accent 5" w:semiHidden="0" w:uiPriority="70" w:unhideWhenUsed="0"/>
-    <w:lsdException w:name="Colorful Shading Accent 5" w:semiHidden="0" w:uiPriority="71" w:unhideWhenUsed="0"/>
-    <w:lsdException w:name="Colorful List Accent 5" w:semiHidden="0" w:uiPriority="72" w:unhideWhenUsed="0"/>
-    <w:lsdException w:name="Colorful Grid Accent 5" w:semiHidden="0" w:uiPriority="73" w:unhideWhenUsed="0"/>
-    <w:lsdException w:name="Light Shading Accent 6" w:semiHidden="0" w:uiPriority="60" w:unhideWhenUsed="0"/>
-    <w:lsdException w:name="Light List Accent 6" w:semiHidden="0" w:uiPriority="61" w:unhideWhenUsed="0"/>
-    <w:lsdException w:name="Light Grid Accent 6" w:semiHidden="0" w:uiPriority="62" w:unhideWhenUsed="0"/>
-    <w:lsdException w:name="Medium Shading 1 Accent 6" w:semiHidden="0" w:uiPriority="63" w:unhideWhenUsed="0"/>
-    <w:lsdException w:name="Medium Shading 2 Accent 6" w:semiHidden="0" w:uiPriority="64" w:unhideWhenUsed="0"/>
-    <w:lsdException w:name="Medium List 1 Accent 6" w:semiHidden="0" w:uiPriority="65" w:unhideWhenUsed="0"/>
-    <w:lsdException w:name="Medium List 2 Accent 6" w:semiHidden="0" w:uiPriority="66" w:unhideWhenUsed="0"/>
-    <w:lsdException w:name="Medium Grid 1 Accent 6" w:semiHidden="0" w:uiPriority="67" w:unhideWhenUsed="0"/>
-    <w:lsdException w:name="Medium Grid 2 Accent 6" w:semiHidden="0" w:uiPriority="68" w:unhideWhenUsed="0"/>
-    <w:lsdException w:name="Medium Grid 3 Accent 6" w:semiHidden="0" w:uiPriority="69" w:unhideWhenUsed="0"/>
-    <w:lsdException w:name="Dark List Accent 6" w:semiHidden="0" w:uiPriority="70" w:unhideWhenUsed="0"/>
-    <w:lsdException w:name="Colorful Shading Accent 6" w:semiHidden="0" w:uiPriority="71" w:unhideWhenUsed="0"/>
-    <w:lsdException w:name="Colorful List Accent 6" w:semiHidden="0" w:uiPriority="72" w:unhideWhenUsed="0"/>
-    <w:lsdException w:name="Colorful Grid Accent 6" w:semiHidden="0" w:uiPriority="73" w:unhideWhenUsed="0"/>
+  <w:latentStyles w:count="260" w:defQFormat="0" w:defUnhideWhenUsed="1" w:defSemiHidden="1" w:defUIPriority="99" w:defLockedState="0">
+    <w:lsdException w:qFormat="1" w:unhideWhenUsed="0" w:uiPriority="0" w:semiHidden="0" w:name="Normal"/>
+    <w:lsdException w:qFormat="1" w:unhideWhenUsed="0" w:uiPriority="0" w:semiHidden="0" w:name="heading 1"/>
+    <w:lsdException w:qFormat="1" w:uiPriority="0" w:semiHidden="0" w:name="heading 2"/>
+    <w:lsdException w:qFormat="1" w:uiPriority="0" w:name="heading 3"/>
+    <w:lsdException w:qFormat="1" w:uiPriority="0" w:semiHidden="0" w:name="heading 4"/>
+    <w:lsdException w:qFormat="1" w:uiPriority="0" w:name="heading 5"/>
+    <w:lsdException w:qFormat="1" w:uiPriority="0" w:name="heading 6"/>
+    <w:lsdException w:qFormat="1" w:uiPriority="0" w:name="heading 7"/>
+    <w:lsdException w:qFormat="1" w:uiPriority="0" w:name="heading 8"/>
+    <w:lsdException w:qFormat="1" w:uiPriority="0" w:name="heading 9"/>
+    <w:lsdException w:unhideWhenUsed="0" w:uiPriority="0" w:semiHidden="0" w:name="index 1"/>
+    <w:lsdException w:unhideWhenUsed="0" w:uiPriority="0" w:semiHidden="0" w:name="index 2"/>
+    <w:lsdException w:unhideWhenUsed="0" w:uiPriority="0" w:semiHidden="0" w:name="index 3"/>
+    <w:lsdException w:unhideWhenUsed="0" w:uiPriority="0" w:semiHidden="0" w:name="index 4"/>
+    <w:lsdException w:unhideWhenUsed="0" w:uiPriority="0" w:semiHidden="0" w:name="index 5"/>
+    <w:lsdException w:unhideWhenUsed="0" w:uiPriority="0" w:semiHidden="0" w:name="index 6"/>
+    <w:lsdException w:unhideWhenUsed="0" w:uiPriority="0" w:semiHidden="0" w:name="index 7"/>
+    <w:lsdException w:unhideWhenUsed="0" w:uiPriority="0" w:semiHidden="0" w:name="index 8"/>
+    <w:lsdException w:unhideWhenUsed="0" w:uiPriority="0" w:semiHidden="0" w:name="index 9"/>
+    <w:lsdException w:qFormat="1" w:unhideWhenUsed="0" w:uiPriority="0" w:semiHidden="0" w:name="toc 1"/>
+    <w:lsdException w:qFormat="1" w:unhideWhenUsed="0" w:uiPriority="0" w:semiHidden="0" w:name="toc 2"/>
+    <w:lsdException w:qFormat="1" w:unhideWhenUsed="0" w:uiPriority="0" w:semiHidden="0" w:name="toc 3"/>
+    <w:lsdException w:unhideWhenUsed="0" w:uiPriority="0" w:semiHidden="0" w:name="toc 4"/>
+    <w:lsdException w:unhideWhenUsed="0" w:uiPriority="0" w:semiHidden="0" w:name="toc 5"/>
+    <w:lsdException w:unhideWhenUsed="0" w:uiPriority="0" w:semiHidden="0" w:name="toc 6"/>
+    <w:lsdException w:unhideWhenUsed="0" w:uiPriority="0" w:semiHidden="0" w:name="toc 7"/>
+    <w:lsdException w:unhideWhenUsed="0" w:uiPriority="0" w:semiHidden="0" w:name="toc 8"/>
+    <w:lsdException w:unhideWhenUsed="0" w:uiPriority="0" w:semiHidden="0" w:name="toc 9"/>
+    <w:lsdException w:unhideWhenUsed="0" w:uiPriority="0" w:semiHidden="0" w:name="Normal Indent"/>
+    <w:lsdException w:unhideWhenUsed="0" w:uiPriority="0" w:semiHidden="0" w:name="footnote text"/>
+    <w:lsdException w:qFormat="1" w:unhideWhenUsed="0" w:uiPriority="0" w:semiHidden="0" w:name="annotation text"/>
+    <w:lsdException w:qFormat="1" w:unhideWhenUsed="0" w:uiPriority="0" w:semiHidden="0" w:name="header"/>
+    <w:lsdException w:qFormat="1" w:unhideWhenUsed="0" w:uiPriority="0" w:semiHidden="0" w:name="footer"/>
+    <w:lsdException w:unhideWhenUsed="0" w:uiPriority="0" w:semiHidden="0" w:name="index heading"/>
+    <w:lsdException w:qFormat="1" w:uiPriority="0" w:name="caption"/>
+    <w:lsdException w:unhideWhenUsed="0" w:uiPriority="0" w:semiHidden="0" w:name="table of figures"/>
+    <w:lsdException w:unhideWhenUsed="0" w:uiPriority="0" w:semiHidden="0" w:name="envelope address"/>
+    <w:lsdException w:unhideWhenUsed="0" w:uiPriority="0" w:semiHidden="0" w:name="envelope return"/>
+    <w:lsdException w:unhideWhenUsed="0" w:uiPriority="0" w:semiHidden="0" w:name="footnote reference"/>
+    <w:lsdException w:unhideWhenUsed="0" w:uiPriority="0" w:semiHidden="0" w:name="annotation reference"/>
+    <w:lsdException w:unhideWhenUsed="0" w:uiPriority="0" w:semiHidden="0" w:name="line number"/>
+    <w:lsdException w:unhideWhenUsed="0" w:uiPriority="0" w:semiHidden="0" w:name="page number"/>
+    <w:lsdException w:unhideWhenUsed="0" w:uiPriority="0" w:semiHidden="0" w:name="endnote reference"/>
+    <w:lsdException w:unhideWhenUsed="0" w:uiPriority="0" w:semiHidden="0" w:name="endnote text"/>
+    <w:lsdException w:unhideWhenUsed="0" w:uiPriority="0" w:semiHidden="0" w:name="table of authorities"/>
+    <w:lsdException w:unhideWhenUsed="0" w:uiPriority="0" w:semiHidden="0" w:name="macro"/>
+    <w:lsdException w:unhideWhenUsed="0" w:uiPriority="0" w:semiHidden="0" w:name="toa heading"/>
+    <w:lsdException w:unhideWhenUsed="0" w:uiPriority="0" w:semiHidden="0" w:name="List"/>
+    <w:lsdException w:unhideWhenUsed="0" w:uiPriority="0" w:semiHidden="0" w:name="List Bullet"/>
+    <w:lsdException w:unhideWhenUsed="0" w:uiPriority="0" w:semiHidden="0" w:name="List Number"/>
+    <w:lsdException w:unhideWhenUsed="0" w:uiPriority="0" w:semiHidden="0" w:name="List 2"/>
+    <w:lsdException w:unhideWhenUsed="0" w:uiPriority="0" w:semiHidden="0" w:name="List 3"/>
+    <w:lsdException w:unhideWhenUsed="0" w:uiPriority="0" w:semiHidden="0" w:name="List 4"/>
+    <w:lsdException w:unhideWhenUsed="0" w:uiPriority="0" w:semiHidden="0" w:name="List 5"/>
+    <w:lsdException w:unhideWhenUsed="0" w:uiPriority="0" w:semiHidden="0" w:name="List Bullet 2"/>
+    <w:lsdException w:unhideWhenUsed="0" w:uiPriority="0" w:semiHidden="0" w:name="List Bullet 3"/>
+    <w:lsdException w:unhideWhenUsed="0" w:uiPriority="0" w:semiHidden="0" w:name="List Bullet 4"/>
+    <w:lsdException w:unhideWhenUsed="0" w:uiPriority="0" w:semiHidden="0" w:name="List Bullet 5"/>
+    <w:lsdException w:unhideWhenUsed="0" w:uiPriority="0" w:semiHidden="0" w:name="List Number 2"/>
+    <w:lsdException w:unhideWhenUsed="0" w:uiPriority="0" w:semiHidden="0" w:name="List Number 3"/>
+    <w:lsdException w:unhideWhenUsed="0" w:uiPriority="0" w:semiHidden="0" w:name="List Number 4"/>
+    <w:lsdException w:unhideWhenUsed="0" w:uiPriority="0" w:semiHidden="0" w:name="List Number 5"/>
+    <w:lsdException w:qFormat="1" w:unhideWhenUsed="0" w:uiPriority="0" w:semiHidden="0" w:name="Title"/>
+    <w:lsdException w:unhideWhenUsed="0" w:uiPriority="0" w:semiHidden="0" w:name="Closing"/>
+    <w:lsdException w:unhideWhenUsed="0" w:uiPriority="0" w:semiHidden="0" w:name="Signature"/>
+    <w:lsdException w:qFormat="1" w:unhideWhenUsed="0" w:uiPriority="0" w:name="Default Paragraph Font"/>
+    <w:lsdException w:qFormat="1" w:unhideWhenUsed="0" w:uiPriority="0" w:name="Body Text"/>
+    <w:lsdException w:unhideWhenUsed="0" w:uiPriority="0" w:semiHidden="0" w:name="Body Text Indent"/>
+    <w:lsdException w:unhideWhenUsed="0" w:uiPriority="0" w:semiHidden="0" w:name="List Continue"/>
+    <w:lsdException w:unhideWhenUsed="0" w:uiPriority="0" w:semiHidden="0" w:name="List Continue 2"/>
+    <w:lsdException w:unhideWhenUsed="0" w:uiPriority="0" w:semiHidden="0" w:name="List Continue 3"/>
+    <w:lsdException w:unhideWhenUsed="0" w:uiPriority="0" w:semiHidden="0" w:name="List Continue 4"/>
+    <w:lsdException w:unhideWhenUsed="0" w:uiPriority="0" w:semiHidden="0" w:name="List Continue 5"/>
+    <w:lsdException w:unhideWhenUsed="0" w:uiPriority="0" w:semiHidden="0" w:name="Message Header"/>
+    <w:lsdException w:qFormat="1" w:unhideWhenUsed="0" w:uiPriority="0" w:semiHidden="0" w:name="Subtitle"/>
+    <w:lsdException w:unhideWhenUsed="0" w:uiPriority="0" w:semiHidden="0" w:name="Salutation"/>
+    <w:lsdException w:unhideWhenUsed="0" w:uiPriority="0" w:semiHidden="0" w:name="Date"/>
+    <w:lsdException w:unhideWhenUsed="0" w:uiPriority="0" w:semiHidden="0" w:name="Body Text First Indent"/>
+    <w:lsdException w:unhideWhenUsed="0" w:uiPriority="0" w:semiHidden="0" w:name="Body Text First Indent 2"/>
+    <w:lsdException w:uiPriority="99" w:name="Note Heading"/>
+    <w:lsdException w:unhideWhenUsed="0" w:uiPriority="0" w:semiHidden="0" w:name="Body Text 2"/>
+    <w:lsdException w:unhideWhenUsed="0" w:uiPriority="0" w:semiHidden="0" w:name="Body Text 3"/>
+    <w:lsdException w:unhideWhenUsed="0" w:uiPriority="0" w:semiHidden="0" w:name="Body Text Indent 2"/>
+    <w:lsdException w:unhideWhenUsed="0" w:uiPriority="0" w:semiHidden="0" w:name="Body Text Indent 3"/>
+    <w:lsdException w:unhideWhenUsed="0" w:uiPriority="0" w:semiHidden="0" w:name="Block Text"/>
+    <w:lsdException w:unhideWhenUsed="0" w:uiPriority="0" w:semiHidden="0" w:name="Hyperlink"/>
+    <w:lsdException w:unhideWhenUsed="0" w:uiPriority="0" w:semiHidden="0" w:name="FollowedHyperlink"/>
+    <w:lsdException w:qFormat="1" w:unhideWhenUsed="0" w:uiPriority="0" w:semiHidden="0" w:name="Strong"/>
+    <w:lsdException w:qFormat="1" w:unhideWhenUsed="0" w:uiPriority="0" w:semiHidden="0" w:name="Emphasis"/>
+    <w:lsdException w:unhideWhenUsed="0" w:uiPriority="0" w:semiHidden="0" w:name="Document Map"/>
+    <w:lsdException w:unhideWhenUsed="0" w:uiPriority="0" w:semiHidden="0" w:name="Plain Text"/>
+    <w:lsdException w:unhideWhenUsed="0" w:uiPriority="0" w:semiHidden="0" w:name="E-mail Signature"/>
+    <w:lsdException w:qFormat="1" w:unhideWhenUsed="0" w:uiPriority="0" w:semiHidden="0" w:name="Normal (Web)"/>
+    <w:lsdException w:unhideWhenUsed="0" w:uiPriority="0" w:semiHidden="0" w:name="HTML Acronym"/>
+    <w:lsdException w:unhideWhenUsed="0" w:uiPriority="0" w:semiHidden="0" w:name="HTML Address"/>
+    <w:lsdException w:unhideWhenUsed="0" w:uiPriority="0" w:semiHidden="0" w:name="HTML Cite"/>
+    <w:lsdException w:unhideWhenUsed="0" w:uiPriority="0" w:semiHidden="0" w:name="HTML Code"/>
+    <w:lsdException w:unhideWhenUsed="0" w:uiPriority="0" w:semiHidden="0" w:name="HTML Definition"/>
+    <w:lsdException w:unhideWhenUsed="0" w:uiPriority="0" w:semiHidden="0" w:name="HTML Keyboard"/>
+    <w:lsdException w:unhideWhenUsed="0" w:uiPriority="0" w:semiHidden="0" w:name="HTML Preformatted"/>
+    <w:lsdException w:unhideWhenUsed="0" w:uiPriority="0" w:semiHidden="0" w:name="HTML Sample"/>
+    <w:lsdException w:unhideWhenUsed="0" w:uiPriority="0" w:semiHidden="0" w:name="HTML Typewriter"/>
+    <w:lsdException w:unhideWhenUsed="0" w:uiPriority="0" w:semiHidden="0" w:name="HTML Variable"/>
+    <w:lsdException w:qFormat="1" w:unhideWhenUsed="0" w:uiPriority="0" w:name="Normal Table"/>
+    <w:lsdException w:unhideWhenUsed="0" w:uiPriority="0" w:semiHidden="0" w:name="annotation subject"/>
+    <w:lsdException w:unhideWhenUsed="0" w:uiPriority="0" w:semiHidden="0" w:name="Table Simple 1"/>
+    <w:lsdException w:unhideWhenUsed="0" w:uiPriority="0" w:semiHidden="0" w:name="Table Simple 2"/>
+    <w:lsdException w:unhideWhenUsed="0" w:uiPriority="0" w:semiHidden="0" w:name="Table Simple 3"/>
+    <w:lsdException w:unhideWhenUsed="0" w:uiPriority="0" w:semiHidden="0" w:name="Table Classic 1"/>
+    <w:lsdException w:unhideWhenUsed="0" w:uiPriority="0" w:semiHidden="0" w:name="Table Classic 2"/>
+    <w:lsdException w:unhideWhenUsed="0" w:uiPriority="0" w:semiHidden="0" w:name="Table Classic 3"/>
+    <w:lsdException w:unhideWhenUsed="0" w:uiPriority="0" w:semiHidden="0" w:name="Table Classic 4"/>
+    <w:lsdException w:unhideWhenUsed="0" w:uiPriority="0" w:semiHidden="0" w:name="Table Colorful 1"/>
+    <w:lsdException w:unhideWhenUsed="0" w:uiPriority="0" w:semiHidden="0" w:name="Table Colorful 2"/>
+    <w:lsdException w:unhideWhenUsed="0" w:uiPriority="0" w:semiHidden="0" w:name="Table Colorful 3"/>
+    <w:lsdException w:unhideWhenUsed="0" w:uiPriority="0" w:semiHidden="0" w:name="Table Columns 1"/>
+    <w:lsdException w:unhideWhenUsed="0" w:uiPriority="0" w:semiHidden="0" w:name="Table Columns 2"/>
+    <w:lsdException w:unhideWhenUsed="0" w:uiPriority="0" w:semiHidden="0" w:name="Table Columns 3"/>
+    <w:lsdException w:unhideWhenUsed="0" w:uiPriority="0" w:semiHidden="0" w:name="Table Columns 4"/>
+    <w:lsdException w:unhideWhenUsed="0" w:uiPriority="0" w:semiHidden="0" w:name="Table Columns 5"/>
+    <w:lsdException w:unhideWhenUsed="0" w:uiPriority="0" w:semiHidden="0" w:name="Table Grid 1"/>
+    <w:lsdException w:unhideWhenUsed="0" w:uiPriority="0" w:semiHidden="0" w:name="Table Grid 2"/>
+    <w:lsdException w:unhideWhenUsed="0" w:uiPriority="0" w:semiHidden="0" w:name="Table Grid 3"/>
+    <w:lsdException w:unhideWhenUsed="0" w:uiPriority="0" w:semiHidden="0" w:name="Table Grid 4"/>
+    <w:lsdException w:unhideWhenUsed="0" w:uiPriority="0" w:semiHidden="0" w:name="Table Grid 5"/>
+    <w:lsdException w:unhideWhenUsed="0" w:uiPriority="0" w:semiHidden="0" w:name="Table Grid 6"/>
+    <w:lsdException w:unhideWhenUsed="0" w:uiPriority="0" w:semiHidden="0" w:name="Table Grid 7"/>
+    <w:lsdException w:unhideWhenUsed="0" w:uiPriority="0" w:semiHidden="0" w:name="Table Grid 8"/>
+    <w:lsdException w:unhideWhenUsed="0" w:uiPriority="0" w:semiHidden="0" w:name="Table List 1"/>
+    <w:lsdException w:unhideWhenUsed="0" w:uiPriority="0" w:semiHidden="0" w:name="Table List 2"/>
+    <w:lsdException w:unhideWhenUsed="0" w:uiPriority="0" w:semiHidden="0" w:name="Table List 3"/>
+    <w:lsdException w:unhideWhenUsed="0" w:uiPriority="0" w:semiHidden="0" w:name="Table List 4"/>
+    <w:lsdException w:unhideWhenUsed="0" w:uiPriority="0" w:semiHidden="0" w:name="Table List 5"/>
+    <w:lsdException w:unhideWhenUsed="0" w:uiPriority="0" w:semiHidden="0" w:name="Table List 6"/>
+    <w:lsdException w:unhideWhenUsed="0" w:uiPriority="0" w:semiHidden="0" w:name="Table List 7"/>
+    <w:lsdException w:unhideWhenUsed="0" w:uiPriority="0" w:semiHidden="0" w:name="Table List 8"/>
+    <w:lsdException w:unhideWhenUsed="0" w:uiPriority="0" w:semiHidden="0" w:name="Table 3D effects 1"/>
+    <w:lsdException w:unhideWhenUsed="0" w:uiPriority="0" w:semiHidden="0" w:name="Table 3D effects 2"/>
+    <w:lsdException w:unhideWhenUsed="0" w:uiPriority="0" w:semiHidden="0" w:name="Table 3D effects 3"/>
+    <w:lsdException w:unhideWhenUsed="0" w:uiPriority="0" w:semiHidden="0" w:name="Table Contemporary"/>
+    <w:lsdException w:unhideWhenUsed="0" w:uiPriority="0" w:semiHidden="0" w:name="Table Elegant"/>
+    <w:lsdException w:unhideWhenUsed="0" w:uiPriority="0" w:semiHidden="0" w:name="Table Professional"/>
+    <w:lsdException w:unhideWhenUsed="0" w:uiPriority="0" w:semiHidden="0" w:name="Table Subtle 1"/>
+    <w:lsdException w:unhideWhenUsed="0" w:uiPriority="0" w:semiHidden="0" w:name="Table Subtle 2"/>
+    <w:lsdException w:unhideWhenUsed="0" w:uiPriority="0" w:semiHidden="0" w:name="Table Web 1"/>
+    <w:lsdException w:unhideWhenUsed="0" w:uiPriority="0" w:semiHidden="0" w:name="Table Web 2"/>
+    <w:lsdException w:unhideWhenUsed="0" w:uiPriority="0" w:semiHidden="0" w:name="Table Web 3"/>
+    <w:lsdException w:unhideWhenUsed="0" w:uiPriority="0" w:semiHidden="0" w:name="Balloon Text"/>
+    <w:lsdException w:qFormat="1" w:unhideWhenUsed="0" w:uiPriority="0" w:semiHidden="0" w:name="Table Grid"/>
+    <w:lsdException w:unhideWhenUsed="0" w:uiPriority="0" w:semiHidden="0" w:name="Table Theme"/>
+    <w:lsdException w:unhideWhenUsed="0" w:uiPriority="60" w:semiHidden="0" w:name="Light Shading"/>
+    <w:lsdException w:unhideWhenUsed="0" w:uiPriority="61" w:semiHidden="0" w:name="Light List"/>
+    <w:lsdException w:unhideWhenUsed="0" w:uiPriority="62" w:semiHidden="0" w:name="Light Grid"/>
+    <w:lsdException w:unhideWhenUsed="0" w:uiPriority="63" w:semiHidden="0" w:name="Medium Shading 1"/>
+    <w:lsdException w:unhideWhenUsed="0" w:uiPriority="64" w:semiHidden="0" w:name="Medium Shading 2"/>
+    <w:lsdException w:unhideWhenUsed="0" w:uiPriority="65" w:semiHidden="0" w:name="Medium List 1"/>
+    <w:lsdException w:unhideWhenUsed="0" w:uiPriority="66" w:semiHidden="0" w:name="Medium List 2"/>
+    <w:lsdException w:unhideWhenUsed="0" w:uiPriority="67" w:semiHidden="0" w:name="Medium Grid 1"/>
+    <w:lsdException w:unhideWhenUsed="0" w:uiPriority="68" w:semiHidden="0" w:name="Medium Grid 2"/>
+    <w:lsdException w:unhideWhenUsed="0" w:uiPriority="69" w:semiHidden="0" w:name="Medium Grid 3"/>
+    <w:lsdException w:unhideWhenUsed="0" w:uiPriority="70" w:semiHidden="0" w:name="Dark List"/>
+    <w:lsdException w:unhideWhenUsed="0" w:uiPriority="71" w:semiHidden="0" w:name="Colorful Shading"/>
+    <w:lsdException w:unhideWhenUsed="0" w:uiPriority="72" w:semiHidden="0" w:name="Colorful List"/>
+    <w:lsdException w:unhideWhenUsed="0" w:uiPriority="73" w:semiHidden="0" w:name="Colorful Grid"/>
+    <w:lsdException w:unhideWhenUsed="0" w:uiPriority="60" w:semiHidden="0" w:name="Light Shading Accent 1"/>
+    <w:lsdException w:unhideWhenUsed="0" w:uiPriority="61" w:semiHidden="0" w:name="Light List Accent 1"/>
+    <w:lsdException w:unhideWhenUsed="0" w:uiPriority="62" w:semiHidden="0" w:name="Light Grid Accent 1"/>
+    <w:lsdException w:unhideWhenUsed="0" w:uiPriority="63" w:semiHidden="0" w:name="Medium Shading 1 Accent 1"/>
+    <w:lsdException w:unhideWhenUsed="0" w:uiPriority="64" w:semiHidden="0" w:name="Medium Shading 2 Accent 1"/>
+    <w:lsdException w:unhideWhenUsed="0" w:uiPriority="65" w:semiHidden="0" w:name="Medium List 1 Accent 1"/>
+    <w:lsdException w:unhideWhenUsed="0" w:uiPriority="66" w:semiHidden="0" w:name="Medium List 2 Accent 1"/>
+    <w:lsdException w:unhideWhenUsed="0" w:uiPriority="67" w:semiHidden="0" w:name="Medium Grid 1 Accent 1"/>
+    <w:lsdException w:unhideWhenUsed="0" w:uiPriority="68" w:semiHidden="0" w:name="Medium Grid 2 Accent 1"/>
+    <w:lsdException w:unhideWhenUsed="0" w:uiPriority="69" w:semiHidden="0" w:name="Medium Grid 3 Accent 1"/>
+    <w:lsdException w:unhideWhenUsed="0" w:uiPriority="70" w:semiHidden="0" w:name="Dark List Accent 1"/>
+    <w:lsdException w:unhideWhenUsed="0" w:uiPriority="71" w:semiHidden="0" w:name="Colorful Shading Accent 1"/>
+    <w:lsdException w:unhideWhenUsed="0" w:uiPriority="72" w:semiHidden="0" w:name="Colorful List Accent 1"/>
+    <w:lsdException w:unhideWhenUsed="0" w:uiPriority="73" w:semiHidden="0" w:name="Colorful Grid Accent 1"/>
+    <w:lsdException w:unhideWhenUsed="0" w:uiPriority="60" w:semiHidden="0" w:name="Light Shading Accent 2"/>
+    <w:lsdException w:unhideWhenUsed="0" w:uiPriority="61" w:semiHidden="0" w:name="Light List Accent 2"/>
+    <w:lsdException w:unhideWhenUsed="0" w:uiPriority="62" w:semiHidden="0" w:name="Light Grid Accent 2"/>
+    <w:lsdException w:unhideWhenUsed="0" w:uiPriority="63" w:semiHidden="0" w:name="Medium Shading 1 Accent 2"/>
+    <w:lsdException w:unhideWhenUsed="0" w:uiPriority="64" w:semiHidden="0" w:name="Medium Shading 2 Accent 2"/>
+    <w:lsdException w:unhideWhenUsed="0" w:uiPriority="65" w:semiHidden="0" w:name="Medium List 1 Accent 2"/>
+    <w:lsdException w:unhideWhenUsed="0" w:uiPriority="66" w:semiHidden="0" w:name="Medium List 2 Accent 2"/>
+    <w:lsdException w:unhideWhenUsed="0" w:uiPriority="67" w:semiHidden="0" w:name="Medium Grid 1 Accent 2"/>
+    <w:lsdException w:unhideWhenUsed="0" w:uiPriority="68" w:semiHidden="0" w:name="Medium Grid 2 Accent 2"/>
+    <w:lsdException w:unhideWhenUsed="0" w:uiPriority="69" w:semiHidden="0" w:name="Medium Grid 3 Accent 2"/>
+    <w:lsdException w:unhideWhenUsed="0" w:uiPriority="70" w:semiHidden="0" w:name="Dark List Accent 2"/>
+    <w:lsdException w:unhideWhenUsed="0" w:uiPriority="71" w:semiHidden="0" w:name="Colorful Shading Accent 2"/>
+    <w:lsdException w:unhideWhenUsed="0" w:uiPriority="72" w:semiHidden="0" w:name="Colorful List Accent 2"/>
+    <w:lsdException w:unhideWhenUsed="0" w:uiPriority="73" w:semiHidden="0" w:name="Colorful Grid Accent 2"/>
+    <w:lsdException w:unhideWhenUsed="0" w:uiPriority="60" w:semiHidden="0" w:name="Light Shading Accent 3"/>
+    <w:lsdException w:unhideWhenUsed="0" w:uiPriority="61" w:semiHidden="0" w:name="Light List Accent 3"/>
+    <w:lsdException w:unhideWhenUsed="0" w:uiPriority="62" w:semiHidden="0" w:name="Light Grid Accent 3"/>
+    <w:lsdException w:unhideWhenUsed="0" w:uiPriority="63" w:semiHidden="0" w:name="Medium Shading 1 Accent 3"/>
+    <w:lsdException w:unhideWhenUsed="0" w:uiPriority="64" w:semiHidden="0" w:name="Medium Shading 2 Accent 3"/>
+    <w:lsdException w:unhideWhenUsed="0" w:uiPriority="65" w:semiHidden="0" w:name="Medium List 1 Accent 3"/>
+    <w:lsdException w:unhideWhenUsed="0" w:uiPriority="66" w:semiHidden="0" w:name="Medium List 2 Accent 3"/>
+    <w:lsdException w:unhideWhenUsed="0" w:uiPriority="67" w:semiHidden="0" w:name="Medium Grid 1 Accent 3"/>
+    <w:lsdException w:unhideWhenUsed="0" w:uiPriority="68" w:semiHidden="0" w:name="Medium Grid 2 Accent 3"/>
+    <w:lsdException w:unhideWhenUsed="0" w:uiPriority="69" w:semiHidden="0" w:name="Medium Grid 3 Accent 3"/>
+    <w:lsdException w:unhideWhenUsed="0" w:uiPriority="70" w:semiHidden="0" w:name="Dark List Accent 3"/>
+    <w:lsdException w:unhideWhenUsed="0" w:uiPriority="71" w:semiHidden="0" w:name="Colorful Shading Accent 3"/>
+    <w:lsdException w:unhideWhenUsed="0" w:uiPriority="72" w:semiHidden="0" w:name="Colorful List Accent 3"/>
+    <w:lsdException w:unhideWhenUsed="0" w:uiPriority="73" w:semiHidden="0" w:name="Colorful Grid Accent 3"/>
+    <w:lsdException w:unhideWhenUsed="0" w:uiPriority="60" w:semiHidden="0" w:name="Light Shading Accent 4"/>
+    <w:lsdException w:unhideWhenUsed="0" w:uiPriority="61" w:semiHidden="0" w:name="Light List Accent 4"/>
+    <w:lsdException w:unhideWhenUsed="0" w:uiPriority="62" w:semiHidden="0" w:name="Light Grid Accent 4"/>
+    <w:lsdException w:unhideWhenUsed="0" w:uiPriority="63" w:semiHidden="0" w:name="Medium Shading 1 Accent 4"/>
+    <w:lsdException w:unhideWhenUsed="0" w:uiPriority="64" w:semiHidden="0" w:name="Medium Shading 2 Accent 4"/>
+    <w:lsdException w:unhideWhenUsed="0" w:uiPriority="65" w:semiHidden="0" w:name="Medium List 1 Accent 4"/>
+    <w:lsdException w:unhideWhenUsed="0" w:uiPriority="66" w:semiHidden="0" w:name="Medium List 2 Accent 4"/>
+    <w:lsdException w:unhideWhenUsed="0" w:uiPriority="67" w:semiHidden="0" w:name="Medium Grid 1 Accent 4"/>
+    <w:lsdException w:unhideWhenUsed="0" w:uiPriority="68" w:semiHidden="0" w:name="Medium Grid 2 Accent 4"/>
+    <w:lsdException w:unhideWhenUsed="0" w:uiPriority="69" w:semiHidden="0" w:name="Medium Grid 3 Accent 4"/>
+    <w:lsdException w:unhideWhenUsed="0" w:uiPriority="70" w:semiHidden="0" w:name="Dark List Accent 4"/>
+    <w:lsdException w:unhideWhenUsed="0" w:uiPriority="71" w:semiHidden="0" w:name="Colorful Shading Accent 4"/>
+    <w:lsdException w:unhideWhenUsed="0" w:uiPriority="72" w:semiHidden="0" w:name="Colorful List Accent 4"/>
+    <w:lsdException w:unhideWhenUsed="0" w:uiPriority="73" w:semiHidden="0" w:name="Colorful Grid Accent 4"/>
+    <w:lsdException w:unhideWhenUsed="0" w:uiPriority="60" w:semiHidden="0" w:name="Light Shading Accent 5"/>
+    <w:lsdException w:unhideWhenUsed="0" w:uiPriority="61" w:semiHidden="0" w:name="Light List Accent 5"/>
+    <w:lsdException w:unhideWhenUsed="0" w:uiPriority="62" w:semiHidden="0" w:name="Light Grid Accent 5"/>
+    <w:lsdException w:unhideWhenUsed="0" w:uiPriority="63" w:semiHidden="0" w:name="Medium Shading 1 Accent 5"/>
+    <w:lsdException w:unhideWhenUsed="0" w:uiPriority="64" w:semiHidden="0" w:name="Medium Shading 2 Accent 5"/>
+    <w:lsdException w:unhideWhenUsed="0" w:uiPriority="65" w:semiHidden="0" w:name="Medium List 1 Accent 5"/>
+    <w:lsdException w:unhideWhenUsed="0" w:uiPriority="66" w:semiHidden="0" w:name="Medium List 2 Accent 5"/>
+    <w:lsdException w:unhideWhenUsed="0" w:uiPriority="67" w:semiHidden="0" w:name="Medium Grid 1 Accent 5"/>
+    <w:lsdException w:unhideWhenUsed="0" w:uiPriority="68" w:semiHidden="0" w:name="Medium Grid 2 Accent 5"/>
+    <w:lsdException w:unhideWhenUsed="0" w:uiPriority="69" w:semiHidden="0" w:name="Medium Grid 3 Accent 5"/>
+    <w:lsdException w:unhideWhenUsed="0" w:uiPriority="70" w:semiHidden="0" w:name="Dark List Accent 5"/>
+    <w:lsdException w:unhideWhenUsed="0" w:uiPriority="71" w:semiHidden="0" w:name="Colorful Shading Accent 5"/>
+    <w:lsdException w:unhideWhenUsed="0" w:uiPriority="72" w:semiHidden="0" w:name="Colorful List Accent 5"/>
+    <w:lsdException w:unhideWhenUsed="0" w:uiPriority="73" w:semiHidden="0" w:name="Colorful Grid Accent 5"/>
+    <w:lsdException w:unhideWhenUsed="0" w:uiPriority="60" w:semiHidden="0" w:name="Light Shading Accent 6"/>
+    <w:lsdException w:unhideWhenUsed="0" w:uiPriority="61" w:semiHidden="0" w:name="Light List Accent 6"/>
+    <w:lsdException w:unhideWhenUsed="0" w:uiPriority="62" w:semiHidden="0" w:name="Light Grid Accent 6"/>
+    <w:lsdException w:unhideWhenUsed="0" w:uiPriority="63" w:semiHidden="0" w:name="Medium Shading 1 Accent 6"/>
+    <w:lsdException w:unhideWhenUsed="0" w:uiPriority="64" w:semiHidden="0" w:name="Medium Shading 2 Accent 6"/>
+    <w:lsdException w:unhideWhenUsed="0" w:uiPriority="65" w:semiHidden="0" w:name="Medium List 1 Accent 6"/>
+    <w:lsdException w:unhideWhenUsed="0" w:uiPriority="66" w:semiHidden="0" w:name="Medium List 2 Accent 6"/>
+    <w:lsdException w:unhideWhenUsed="0" w:uiPriority="67" w:semiHidden="0" w:name="Medium Grid 1 Accent 6"/>
+    <w:lsdException w:unhideWhenUsed="0" w:uiPriority="68" w:semiHidden="0" w:name="Medium Grid 2 Accent 6"/>
+    <w:lsdException w:unhideWhenUsed="0" w:uiPriority="69" w:semiHidden="0" w:name="Medium Grid 3 Accent 6"/>
+    <w:lsdException w:unhideWhenUsed="0" w:uiPriority="70" w:semiHidden="0" w:name="Dark List Accent 6"/>
+    <w:lsdException w:unhideWhenUsed="0" w:uiPriority="71" w:semiHidden="0" w:name="Colorful Shading Accent 6"/>
+    <w:lsdException w:unhideWhenUsed="0" w:uiPriority="72" w:semiHidden="0" w:name="Colorful List Accent 6"/>
+    <w:lsdException w:unhideWhenUsed="0" w:uiPriority="73" w:semiHidden="0" w:name="Colorful Grid Accent 6"/>
   </w:latentStyles>
-  <w:style w:type="paragraph" w:default="1" w:styleId="Normal">
+  <w:style w:type="paragraph" w:default="1" w:styleId="1">
     <w:name w:val="Normal"/>
     <w:qFormat/>
+    <w:uiPriority w:val="0"/>
     <w:pPr>
       <w:kinsoku w:val="0"/>
       <w:autoSpaceDE w:val="0"/>
@@ -7845,7 +7969,7 @@
       <w:textAlignment w:val="baseline"/>
     </w:pPr>
     <w:rPr>
-      <w:rFonts w:ascii="Arial" w:eastAsia="宋体" w:hAnsi="Arial" w:cs="Arial"/>
+      <w:rFonts w:ascii="Arial" w:hAnsi="Arial" w:eastAsia="宋体" w:cs="Arial"/>
       <w:snapToGrid w:val="0"/>
       <w:color w:val="000000"/>
       <w:kern w:val="0"/>
@@ -7854,11 +7978,12 @@
       <w:lang w:val="en-US" w:eastAsia="en-US" w:bidi="ar-SA"/>
     </w:rPr>
   </w:style>
-  <w:style w:type="paragraph" w:styleId="Heading1">
+  <w:style w:type="paragraph" w:styleId="2">
     <w:name w:val="heading 1"/>
-    <w:basedOn w:val="Normal"/>
-    <w:next w:val="Normal"/>
+    <w:basedOn w:val="1"/>
+    <w:next w:val="1"/>
     <w:qFormat/>
+    <w:uiPriority w:val="0"/>
     <w:pPr>
       <w:keepNext/>
       <w:keepLines/>
@@ -7876,12 +8001,13 @@
       <w:sz w:val="44"/>
     </w:rPr>
   </w:style>
-  <w:style w:type="paragraph" w:styleId="Heading2">
+  <w:style w:type="paragraph" w:styleId="3">
     <w:name w:val="heading 2"/>
-    <w:basedOn w:val="Normal"/>
-    <w:next w:val="Normal"/>
+    <w:basedOn w:val="1"/>
+    <w:next w:val="1"/>
     <w:unhideWhenUsed/>
     <w:qFormat/>
+    <w:uiPriority w:val="0"/>
     <w:pPr>
       <w:keepNext/>
       <w:keepLines/>
@@ -7894,18 +8020,19 @@
       <w:outlineLvl w:val="1"/>
     </w:pPr>
     <w:rPr>
-      <w:rFonts w:ascii="Arial" w:eastAsia="黑体" w:hAnsi="Arial"/>
+      <w:rFonts w:ascii="Arial" w:hAnsi="Arial" w:eastAsia="黑体"/>
       <w:b/>
       <w:sz w:val="32"/>
     </w:rPr>
   </w:style>
-  <w:style w:type="paragraph" w:styleId="Heading3">
+  <w:style w:type="paragraph" w:styleId="4">
     <w:name w:val="heading 3"/>
-    <w:basedOn w:val="Normal"/>
-    <w:next w:val="Normal"/>
+    <w:basedOn w:val="1"/>
+    <w:next w:val="1"/>
     <w:semiHidden/>
     <w:unhideWhenUsed/>
     <w:qFormat/>
+    <w:uiPriority w:val="0"/>
     <w:pPr>
       <w:keepNext/>
       <w:keepLines/>
@@ -7922,12 +8049,13 @@
       <w:sz w:val="32"/>
     </w:rPr>
   </w:style>
-  <w:style w:type="paragraph" w:styleId="Heading4">
+  <w:style w:type="paragraph" w:styleId="5">
     <w:name w:val="heading 4"/>
-    <w:basedOn w:val="Normal"/>
-    <w:next w:val="Normal"/>
+    <w:basedOn w:val="1"/>
+    <w:next w:val="1"/>
     <w:unhideWhenUsed/>
     <w:qFormat/>
+    <w:uiPriority w:val="0"/>
     <w:pPr>
       <w:keepNext/>
       <w:keepLines/>
@@ -7940,18 +8068,19 @@
       <w:outlineLvl w:val="3"/>
     </w:pPr>
     <w:rPr>
-      <w:rFonts w:ascii="Arial" w:eastAsia="黑体" w:hAnsi="Arial"/>
+      <w:rFonts w:ascii="Arial" w:hAnsi="Arial" w:eastAsia="黑体"/>
       <w:b/>
       <w:sz w:val="28"/>
     </w:rPr>
   </w:style>
-  <w:style w:type="paragraph" w:styleId="Heading5">
+  <w:style w:type="paragraph" w:styleId="6">
     <w:name w:val="heading 5"/>
-    <w:basedOn w:val="Normal"/>
-    <w:next w:val="Normal"/>
+    <w:basedOn w:val="1"/>
+    <w:next w:val="1"/>
     <w:semiHidden/>
     <w:unhideWhenUsed/>
     <w:qFormat/>
+    <w:uiPriority w:val="0"/>
     <w:pPr>
       <w:keepNext/>
       <w:keepLines/>
@@ -7968,13 +8097,14 @@
       <w:sz w:val="28"/>
     </w:rPr>
   </w:style>
-  <w:style w:type="paragraph" w:styleId="Heading6">
+  <w:style w:type="paragraph" w:styleId="7">
     <w:name w:val="heading 6"/>
-    <w:basedOn w:val="Normal"/>
-    <w:next w:val="Normal"/>
+    <w:basedOn w:val="1"/>
+    <w:next w:val="1"/>
     <w:semiHidden/>
     <w:unhideWhenUsed/>
     <w:qFormat/>
+    <w:uiPriority w:val="0"/>
     <w:pPr>
       <w:keepNext/>
       <w:keepLines/>
@@ -7987,18 +8117,19 @@
       <w:outlineLvl w:val="5"/>
     </w:pPr>
     <w:rPr>
-      <w:rFonts w:ascii="Arial" w:eastAsia="黑体" w:hAnsi="Arial"/>
+      <w:rFonts w:ascii="Arial" w:hAnsi="Arial" w:eastAsia="黑体"/>
       <w:b/>
       <w:sz w:val="24"/>
     </w:rPr>
   </w:style>
-  <w:style w:type="paragraph" w:styleId="Heading7">
+  <w:style w:type="paragraph" w:styleId="8">
     <w:name w:val="heading 7"/>
-    <w:basedOn w:val="Normal"/>
-    <w:next w:val="Normal"/>
+    <w:basedOn w:val="1"/>
+    <w:next w:val="1"/>
     <w:semiHidden/>
     <w:unhideWhenUsed/>
     <w:qFormat/>
+    <w:uiPriority w:val="0"/>
     <w:pPr>
       <w:keepNext/>
       <w:keepLines/>
@@ -8015,13 +8146,14 @@
       <w:sz w:val="24"/>
     </w:rPr>
   </w:style>
-  <w:style w:type="paragraph" w:styleId="Heading8">
+  <w:style w:type="paragraph" w:styleId="9">
     <w:name w:val="heading 8"/>
-    <w:basedOn w:val="Normal"/>
-    <w:next w:val="Normal"/>
+    <w:basedOn w:val="1"/>
+    <w:next w:val="1"/>
     <w:semiHidden/>
     <w:unhideWhenUsed/>
     <w:qFormat/>
+    <w:uiPriority w:val="0"/>
     <w:pPr>
       <w:keepNext/>
       <w:keepLines/>
@@ -8034,17 +8166,18 @@
       <w:outlineLvl w:val="7"/>
     </w:pPr>
     <w:rPr>
-      <w:rFonts w:ascii="Arial" w:eastAsia="黑体" w:hAnsi="Arial"/>
+      <w:rFonts w:ascii="Arial" w:hAnsi="Arial" w:eastAsia="黑体"/>
       <w:sz w:val="24"/>
     </w:rPr>
   </w:style>
-  <w:style w:type="paragraph" w:styleId="Heading9">
+  <w:style w:type="paragraph" w:styleId="10">
     <w:name w:val="heading 9"/>
-    <w:basedOn w:val="Normal"/>
-    <w:next w:val="Normal"/>
+    <w:basedOn w:val="1"/>
+    <w:next w:val="1"/>
     <w:semiHidden/>
     <w:unhideWhenUsed/>
     <w:qFormat/>
+    <w:uiPriority w:val="0"/>
     <w:pPr>
       <w:keepNext/>
       <w:keepLines/>
@@ -8057,19 +8190,21 @@
       <w:outlineLvl w:val="8"/>
     </w:pPr>
     <w:rPr>
-      <w:rFonts w:ascii="Arial" w:eastAsia="黑体" w:hAnsi="Arial"/>
+      <w:rFonts w:ascii="Arial" w:hAnsi="Arial" w:eastAsia="黑体"/>
       <w:sz w:val="21"/>
     </w:rPr>
   </w:style>
-  <w:style w:type="character" w:default="1" w:styleId="DefaultParagraphFont">
+  <w:style w:type="character" w:default="1" w:styleId="22">
     <w:name w:val="Default Paragraph Font"/>
     <w:semiHidden/>
     <w:qFormat/>
+    <w:uiPriority w:val="0"/>
   </w:style>
-  <w:style w:type="table" w:default="1" w:styleId="TableNormal">
+  <w:style w:type="table" w:default="1" w:styleId="20">
     <w:name w:val="Normal Table"/>
     <w:semiHidden/>
     <w:qFormat/>
+    <w:uiPriority w:val="0"/>
     <w:tblPr>
       <w:tblCellMar>
         <w:top w:w="0" w:type="dxa"/>
@@ -8079,39 +8214,43 @@
       </w:tblCellMar>
     </w:tblPr>
   </w:style>
-  <w:style w:type="paragraph" w:styleId="CommentText">
+  <w:style w:type="paragraph" w:styleId="11">
     <w:name w:val="annotation text"/>
-    <w:basedOn w:val="Normal"/>
+    <w:basedOn w:val="1"/>
     <w:qFormat/>
+    <w:uiPriority w:val="0"/>
     <w:pPr>
       <w:jc w:val="left"/>
     </w:pPr>
   </w:style>
-  <w:style w:type="paragraph" w:styleId="BodyText">
+  <w:style w:type="paragraph" w:styleId="12">
     <w:name w:val="Body Text"/>
-    <w:basedOn w:val="Normal"/>
+    <w:basedOn w:val="1"/>
     <w:semiHidden/>
     <w:qFormat/>
+    <w:uiPriority w:val="0"/>
     <w:rPr>
-      <w:rFonts w:ascii="Arial" w:eastAsia="Arial" w:hAnsi="Arial" w:cs="Arial"/>
+      <w:rFonts w:ascii="Arial" w:hAnsi="Arial" w:eastAsia="Arial" w:cs="Arial"/>
       <w:sz w:val="21"/>
       <w:szCs w:val="21"/>
       <w:lang w:val="en-US" w:eastAsia="en-US" w:bidi="ar-SA"/>
     </w:rPr>
   </w:style>
-  <w:style w:type="paragraph" w:styleId="TOC3">
+  <w:style w:type="paragraph" w:styleId="13">
     <w:name w:val="toc 3"/>
-    <w:basedOn w:val="Normal"/>
-    <w:next w:val="Normal"/>
+    <w:basedOn w:val="1"/>
+    <w:next w:val="1"/>
     <w:qFormat/>
+    <w:uiPriority w:val="0"/>
     <w:pPr>
       <w:ind w:left="840" w:leftChars="400"/>
     </w:pPr>
   </w:style>
-  <w:style w:type="paragraph" w:styleId="Footer">
+  <w:style w:type="paragraph" w:styleId="14">
     <w:name w:val="footer"/>
-    <w:basedOn w:val="Normal"/>
+    <w:basedOn w:val="1"/>
     <w:qFormat/>
+    <w:uiPriority w:val="0"/>
     <w:pPr>
       <w:tabs>
         <w:tab w:val="center" w:pos="4153"/>
@@ -8124,16 +8263,17 @@
       <w:sz w:val="18"/>
     </w:rPr>
   </w:style>
-  <w:style w:type="paragraph" w:styleId="Header">
+  <w:style w:type="paragraph" w:styleId="15">
     <w:name w:val="header"/>
-    <w:basedOn w:val="Normal"/>
+    <w:basedOn w:val="1"/>
     <w:qFormat/>
+    <w:uiPriority w:val="0"/>
     <w:pPr>
       <w:pBdr>
-        <w:top w:val="nil"/>
-        <w:left w:val="nil"/>
-        <w:bottom w:val="nil"/>
-        <w:right w:val="nil"/>
+        <w:top w:val="none" w:color="auto" w:sz="0" w:space="0"/>
+        <w:left w:val="none" w:color="auto" w:sz="0" w:space="0"/>
+        <w:bottom w:val="none" w:color="auto" w:sz="0" w:space="0"/>
+        <w:right w:val="none" w:color="auto" w:sz="0" w:space="0"/>
       </w:pBdr>
       <w:tabs>
         <w:tab w:val="center" w:pos="4153"/>
@@ -8148,37 +8288,41 @@
       <w:sz w:val="18"/>
     </w:rPr>
   </w:style>
-  <w:style w:type="paragraph" w:styleId="TOC1">
+  <w:style w:type="paragraph" w:styleId="16">
     <w:name w:val="toc 1"/>
-    <w:basedOn w:val="Normal"/>
-    <w:next w:val="Normal"/>
+    <w:basedOn w:val="1"/>
+    <w:next w:val="1"/>
     <w:qFormat/>
+    <w:uiPriority w:val="0"/>
     <w:rPr>
-      <w:rFonts w:ascii="Arial" w:eastAsia="Microsoft JhengHei" w:hAnsi="Arial"/>
+      <w:rFonts w:ascii="Arial" w:hAnsi="Arial" w:eastAsia="Microsoft JhengHei"/>
       <w:sz w:val="24"/>
     </w:rPr>
   </w:style>
-  <w:style w:type="paragraph" w:styleId="TOC2">
+  <w:style w:type="paragraph" w:styleId="17">
     <w:name w:val="toc 2"/>
-    <w:basedOn w:val="Normal"/>
-    <w:next w:val="Normal"/>
+    <w:basedOn w:val="1"/>
+    <w:next w:val="1"/>
     <w:qFormat/>
+    <w:uiPriority w:val="0"/>
     <w:pPr>
       <w:ind w:left="420" w:leftChars="200"/>
     </w:pPr>
   </w:style>
-  <w:style w:type="paragraph" w:styleId="NormalWeb">
+  <w:style w:type="paragraph" w:styleId="18">
     <w:name w:val="Normal (Web)"/>
-    <w:basedOn w:val="Normal"/>
+    <w:basedOn w:val="1"/>
     <w:qFormat/>
+    <w:uiPriority w:val="0"/>
     <w:rPr>
       <w:sz w:val="24"/>
     </w:rPr>
   </w:style>
-  <w:style w:type="paragraph" w:styleId="Title">
+  <w:style w:type="paragraph" w:styleId="19">
     <w:name w:val="Title"/>
-    <w:basedOn w:val="Normal"/>
+    <w:basedOn w:val="1"/>
     <w:qFormat/>
+    <w:uiPriority w:val="0"/>
     <w:pPr>
       <w:spacing w:before="240" w:beforeLines="0" w:beforeAutospacing="0" w:after="60" w:afterLines="0" w:afterAutospacing="0"/>
       <w:jc w:val="center"/>
@@ -8190,68 +8334,73 @@
       <w:sz w:val="32"/>
     </w:rPr>
   </w:style>
-  <w:style w:type="table" w:styleId="TableGrid">
+  <w:style w:type="table" w:styleId="21">
     <w:name w:val="Table Grid"/>
-    <w:basedOn w:val="TableNormal"/>
+    <w:basedOn w:val="20"/>
     <w:qFormat/>
+    <w:uiPriority w:val="0"/>
     <w:pPr>
       <w:widowControl w:val="0"/>
       <w:jc w:val="both"/>
     </w:pPr>
     <w:tblPr>
       <w:tblBorders>
-        <w:top w:val="single" w:sz="4" w:space="0" w:color="auto"/>
-        <w:left w:val="single" w:sz="4" w:space="0" w:color="auto"/>
-        <w:bottom w:val="single" w:sz="4" w:space="0" w:color="auto"/>
-        <w:right w:val="single" w:sz="4" w:space="0" w:color="auto"/>
-        <w:insideH w:val="single" w:sz="4" w:space="0" w:color="auto"/>
-        <w:insideV w:val="single" w:sz="4" w:space="0" w:color="auto"/>
+        <w:top w:val="single" w:color="auto" w:sz="4" w:space="0"/>
+        <w:left w:val="single" w:color="auto" w:sz="4" w:space="0"/>
+        <w:bottom w:val="single" w:color="auto" w:sz="4" w:space="0"/>
+        <w:right w:val="single" w:color="auto" w:sz="4" w:space="0"/>
+        <w:insideH w:val="single" w:color="auto" w:sz="4" w:space="0"/>
+        <w:insideV w:val="single" w:color="auto" w:sz="4" w:space="0"/>
       </w:tblBorders>
     </w:tblPr>
   </w:style>
-  <w:style w:type="character" w:styleId="Strong">
+  <w:style w:type="character" w:styleId="23">
     <w:name w:val="Strong"/>
-    <w:basedOn w:val="DefaultParagraphFont"/>
+    <w:basedOn w:val="22"/>
     <w:qFormat/>
+    <w:uiPriority w:val="0"/>
     <w:rPr>
       <w:b/>
     </w:rPr>
   </w:style>
-  <w:style w:type="paragraph" w:customStyle="1" w:styleId="a">
+  <w:style w:type="paragraph" w:customStyle="1" w:styleId="24">
     <w:name w:val="柴_公司名"/>
-    <w:basedOn w:val="Title"/>
+    <w:basedOn w:val="19"/>
     <w:qFormat/>
+    <w:uiPriority w:val="0"/>
     <w:pPr>
       <w:spacing w:after="600" w:afterLines="600"/>
     </w:pPr>
     <w:rPr>
-      <w:rFonts w:ascii="宋体" w:eastAsia="宋体" w:hAnsi="宋体" w:cs="宋体" w:hint="eastAsia"/>
+      <w:rFonts w:hint="eastAsia" w:ascii="宋体" w:hAnsi="宋体" w:eastAsia="宋体" w:cs="宋体"/>
       <w:bCs/>
       <w:spacing w:val="-6"/>
       <w:sz w:val="52"/>
       <w:szCs w:val="52"/>
     </w:rPr>
   </w:style>
-  <w:style w:type="paragraph" w:customStyle="1" w:styleId="a0">
+  <w:style w:type="paragraph" w:customStyle="1" w:styleId="25">
     <w:name w:val="柴_文档名"/>
-    <w:basedOn w:val="Title"/>
+    <w:basedOn w:val="19"/>
     <w:qFormat/>
+    <w:uiPriority w:val="0"/>
     <w:pPr>
       <w:spacing w:after="900" w:afterLines="900"/>
     </w:pPr>
     <w:rPr>
-      <w:rFonts w:ascii="黑体" w:eastAsia="黑体" w:hAnsi="黑体" w:cs="黑体"/>
+      <w:rFonts w:ascii="黑体" w:hAnsi="黑体" w:eastAsia="黑体" w:cs="黑体"/>
       <w:bCs/>
       <w:spacing w:val="-7"/>
       <w:sz w:val="52"/>
       <w:szCs w:val="52"/>
     </w:rPr>
   </w:style>
-  <w:style w:type="table" w:customStyle="1" w:styleId="TableNormal0">
+  <w:style w:type="table" w:customStyle="1" w:styleId="26">
     <w:name w:val="Table Normal_0"/>
     <w:semiHidden/>
     <w:unhideWhenUsed/>
     <w:qFormat/>
+    <w:uiPriority w:val="0"/>
     <w:tblPr>
       <w:tblCellMar>
         <w:top w:w="0" w:type="dxa"/>
@@ -8261,81 +8410,87 @@
       </w:tblCellMar>
     </w:tblPr>
   </w:style>
-  <w:style w:type="paragraph" w:customStyle="1" w:styleId="TableText">
+  <w:style w:type="paragraph" w:customStyle="1" w:styleId="27">
     <w:name w:val="Table Text"/>
-    <w:basedOn w:val="Normal"/>
+    <w:basedOn w:val="1"/>
     <w:semiHidden/>
     <w:qFormat/>
+    <w:uiPriority w:val="0"/>
     <w:rPr>
-      <w:rFonts w:ascii="宋体" w:eastAsia="宋体" w:hAnsi="宋体" w:cs="宋体"/>
+      <w:rFonts w:ascii="宋体" w:hAnsi="宋体" w:eastAsia="宋体" w:cs="宋体"/>
       <w:sz w:val="21"/>
       <w:szCs w:val="21"/>
       <w:lang w:val="en-US" w:eastAsia="en-US" w:bidi="ar-SA"/>
     </w:rPr>
   </w:style>
-  <w:style w:type="paragraph" w:customStyle="1" w:styleId="1">
+  <w:style w:type="paragraph" w:customStyle="1" w:styleId="28">
     <w:name w:val="柴_标题1"/>
-    <w:basedOn w:val="Heading1"/>
-    <w:next w:val="a1"/>
-    <w:link w:val="1Char"/>
+    <w:basedOn w:val="2"/>
+    <w:next w:val="29"/>
+    <w:link w:val="38"/>
     <w:qFormat/>
+    <w:uiPriority w:val="0"/>
     <w:pPr>
       <w:spacing w:before="100" w:after="90" w:line="360" w:lineRule="auto"/>
     </w:pPr>
     <w:rPr>
-      <w:rFonts w:ascii="Arial" w:eastAsia="宋体" w:hAnsi="Arial"/>
+      <w:rFonts w:ascii="Arial" w:hAnsi="Arial" w:eastAsia="宋体"/>
       <w:sz w:val="32"/>
     </w:rPr>
   </w:style>
-  <w:style w:type="paragraph" w:customStyle="1" w:styleId="a1">
+  <w:style w:type="paragraph" w:customStyle="1" w:styleId="29">
     <w:name w:val="柴_正文"/>
-    <w:basedOn w:val="BodyText"/>
-    <w:link w:val="Char"/>
+    <w:basedOn w:val="12"/>
+    <w:link w:val="42"/>
     <w:qFormat/>
+    <w:uiPriority w:val="0"/>
     <w:pPr>
       <w:spacing w:line="360" w:lineRule="auto"/>
       <w:ind w:firstLine="470" w:firstLineChars="200"/>
     </w:pPr>
     <w:rPr>
-      <w:rFonts w:ascii="Arial" w:eastAsia="宋体" w:hAnsi="Arial"/>
+      <w:rFonts w:ascii="Arial" w:hAnsi="Arial" w:eastAsia="宋体"/>
       <w:sz w:val="24"/>
       <w:lang w:eastAsia="zh-CN"/>
     </w:rPr>
   </w:style>
-  <w:style w:type="paragraph" w:customStyle="1" w:styleId="2">
+  <w:style w:type="paragraph" w:customStyle="1" w:styleId="30">
     <w:name w:val="柴_标题2"/>
-    <w:basedOn w:val="Heading2"/>
-    <w:next w:val="a1"/>
+    <w:basedOn w:val="3"/>
+    <w:next w:val="29"/>
     <w:qFormat/>
+    <w:uiPriority w:val="0"/>
     <w:pPr>
       <w:spacing w:line="360" w:lineRule="auto"/>
     </w:pPr>
     <w:rPr>
-      <w:rFonts w:ascii="Arial" w:eastAsia="宋体" w:hAnsi="Arial"/>
+      <w:rFonts w:ascii="Arial" w:hAnsi="Arial" w:eastAsia="宋体"/>
       <w:sz w:val="28"/>
     </w:rPr>
   </w:style>
-  <w:style w:type="paragraph" w:customStyle="1" w:styleId="3">
+  <w:style w:type="paragraph" w:customStyle="1" w:styleId="31">
     <w:name w:val="柴_标题3"/>
-    <w:basedOn w:val="Heading3"/>
-    <w:next w:val="a1"/>
+    <w:basedOn w:val="4"/>
+    <w:next w:val="29"/>
     <w:qFormat/>
+    <w:uiPriority w:val="0"/>
     <w:pPr>
       <w:spacing w:line="360" w:lineRule="auto"/>
       <w:ind w:left="0" w:firstLine="472" w:firstLineChars="200"/>
     </w:pPr>
     <w:rPr>
-      <w:rFonts w:ascii="宋体" w:eastAsia="宋体" w:hAnsi="宋体" w:cs="宋体"/>
+      <w:rFonts w:ascii="宋体" w:hAnsi="宋体" w:eastAsia="宋体" w:cs="宋体"/>
       <w:spacing w:val="-2"/>
       <w:sz w:val="24"/>
       <w:szCs w:val="24"/>
     </w:rPr>
   </w:style>
-  <w:style w:type="paragraph" w:customStyle="1" w:styleId="a2">
+  <w:style w:type="paragraph" w:customStyle="1" w:styleId="32">
     <w:name w:val="柴_目录"/>
-    <w:basedOn w:val="Normal"/>
-    <w:next w:val="BodyText"/>
+    <w:basedOn w:val="1"/>
+    <w:next w:val="12"/>
     <w:qFormat/>
+    <w:uiPriority w:val="0"/>
     <w:pPr>
       <w:tabs>
         <w:tab w:val="right" w:leader="dot" w:pos="8442"/>
@@ -8343,59 +8498,64 @@
       <w:ind w:left="0" w:leftChars="0"/>
     </w:pPr>
     <w:rPr>
-      <w:rFonts w:ascii="Arial" w:eastAsia="Microsoft JhengHei" w:hAnsi="Arial"/>
+      <w:rFonts w:ascii="Arial" w:hAnsi="Arial" w:eastAsia="Microsoft JhengHei"/>
       <w:sz w:val="24"/>
     </w:rPr>
   </w:style>
-  <w:style w:type="paragraph" w:customStyle="1" w:styleId="WPSOffice1">
+  <w:style w:type="paragraph" w:customStyle="1" w:styleId="33">
     <w:name w:val="WPSOffice手动目录 1"/>
     <w:qFormat/>
+    <w:uiPriority w:val="0"/>
     <w:pPr>
       <w:ind w:leftChars="0"/>
     </w:pPr>
     <w:rPr>
-      <w:rFonts w:ascii="Times New Roman" w:eastAsia="宋体" w:hAnsi="Times New Roman" w:cs="Times New Roman"/>
+      <w:rFonts w:ascii="Times New Roman" w:hAnsi="Times New Roman" w:eastAsia="宋体" w:cs="Times New Roman"/>
       <w:sz w:val="20"/>
       <w:szCs w:val="20"/>
     </w:rPr>
   </w:style>
-  <w:style w:type="paragraph" w:customStyle="1" w:styleId="WPSOffice2">
+  <w:style w:type="paragraph" w:customStyle="1" w:styleId="34">
     <w:name w:val="WPSOffice手动目录 2"/>
     <w:qFormat/>
+    <w:uiPriority w:val="0"/>
     <w:pPr>
       <w:ind w:leftChars="200"/>
     </w:pPr>
     <w:rPr>
-      <w:rFonts w:ascii="Times New Roman" w:eastAsia="宋体" w:hAnsi="Times New Roman" w:cs="Times New Roman"/>
+      <w:rFonts w:ascii="Times New Roman" w:hAnsi="Times New Roman" w:eastAsia="宋体" w:cs="Times New Roman"/>
       <w:sz w:val="20"/>
       <w:szCs w:val="20"/>
     </w:rPr>
   </w:style>
-  <w:style w:type="paragraph" w:customStyle="1" w:styleId="WPSOffice3">
+  <w:style w:type="paragraph" w:customStyle="1" w:styleId="35">
     <w:name w:val="WPSOffice手动目录 3"/>
     <w:qFormat/>
+    <w:uiPriority w:val="0"/>
     <w:pPr>
       <w:ind w:leftChars="400"/>
     </w:pPr>
     <w:rPr>
-      <w:rFonts w:ascii="Times New Roman" w:eastAsia="宋体" w:hAnsi="Times New Roman" w:cs="Times New Roman"/>
+      <w:rFonts w:ascii="Times New Roman" w:hAnsi="Times New Roman" w:eastAsia="宋体" w:cs="Times New Roman"/>
       <w:sz w:val="20"/>
       <w:szCs w:val="20"/>
     </w:rPr>
   </w:style>
-  <w:style w:type="paragraph" w:customStyle="1" w:styleId="Compact">
+  <w:style w:type="paragraph" w:customStyle="1" w:styleId="36">
     <w:name w:val="Compact"/>
-    <w:basedOn w:val="BodyText"/>
+    <w:basedOn w:val="12"/>
     <w:qFormat/>
+    <w:uiPriority w:val="0"/>
     <w:pPr>
       <w:spacing w:before="36" w:after="36"/>
     </w:pPr>
   </w:style>
-  <w:style w:type="table" w:customStyle="1" w:styleId="Table">
+  <w:style w:type="table" w:customStyle="1" w:styleId="37">
     <w:name w:val="Table"/>
     <w:semiHidden/>
     <w:unhideWhenUsed/>
     <w:qFormat/>
+    <w:uiPriority w:val="0"/>
     <w:tblPr>
       <w:tblCellMar>
         <w:top w:w="0" w:type="dxa"/>
@@ -8407,26 +8567,28 @@
     <w:tblStylePr w:type="firstRow">
       <w:tcPr>
         <w:tcBorders>
-          <w:bottom w:val="single" w:sz="0" w:space="0" w:color="auto"/>
+          <w:bottom w:val="single" w:color="auto" w:sz="0" w:space="0"/>
         </w:tcBorders>
         <w:vAlign w:val="bottom"/>
       </w:tcPr>
     </w:tblStylePr>
   </w:style>
-  <w:style w:type="character" w:customStyle="1" w:styleId="1Char">
+  <w:style w:type="character" w:customStyle="1" w:styleId="38">
     <w:name w:val="柴_标题1 Char"/>
-    <w:link w:val="1"/>
+    <w:link w:val="28"/>
     <w:qFormat/>
+    <w:uiPriority w:val="0"/>
     <w:rPr>
-      <w:rFonts w:ascii="Arial" w:eastAsia="宋体" w:hAnsi="Arial"/>
+      <w:rFonts w:ascii="Arial" w:hAnsi="Arial" w:eastAsia="宋体"/>
       <w:sz w:val="32"/>
     </w:rPr>
   </w:style>
-  <w:style w:type="table" w:customStyle="1" w:styleId="TableNormal1">
+  <w:style w:type="table" w:customStyle="1" w:styleId="39">
     <w:name w:val="Table Normal_1"/>
     <w:semiHidden/>
     <w:unhideWhenUsed/>
     <w:qFormat/>
+    <w:uiPriority w:val="0"/>
     <w:tblPr>
       <w:tblCellMar>
         <w:top w:w="0" w:type="dxa"/>
@@ -8436,10 +8598,11 @@
       </w:tblCellMar>
     </w:tblPr>
   </w:style>
-  <w:style w:type="paragraph" w:customStyle="1" w:styleId="a3">
+  <w:style w:type="paragraph" w:customStyle="1" w:styleId="40">
     <w:name w:val="柴_正文_无缩进"/>
-    <w:basedOn w:val="Normal"/>
+    <w:basedOn w:val="1"/>
     <w:qFormat/>
+    <w:uiPriority w:val="0"/>
     <w:pPr>
       <w:ind w:firstLine="0" w:firstLineChars="0"/>
     </w:pPr>
@@ -8449,29 +8612,31 @@
       <w:lang w:eastAsia="zh-CN"/>
     </w:rPr>
   </w:style>
-  <w:style w:type="paragraph" w:customStyle="1" w:styleId="4">
+  <w:style w:type="paragraph" w:customStyle="1" w:styleId="41">
     <w:name w:val="柴_标题4"/>
-    <w:basedOn w:val="Heading4"/>
-    <w:next w:val="Normal"/>
+    <w:basedOn w:val="5"/>
+    <w:next w:val="1"/>
     <w:qFormat/>
+    <w:uiPriority w:val="0"/>
     <w:pPr>
       <w:widowControl w:val="0"/>
       <w:spacing w:before="160" w:line="360" w:lineRule="auto"/>
-      <w:ind w:left="981" w:hanging="862" w:leftChars="300"/>
+      <w:ind w:left="981" w:leftChars="300" w:hanging="862"/>
     </w:pPr>
     <w:rPr>
-      <w:rFonts w:ascii="Calibri" w:eastAsia="宋体" w:hAnsi="Calibri" w:cs="宋体" w:hint="eastAsia"/>
+      <w:rFonts w:hint="eastAsia" w:ascii="Calibri" w:hAnsi="Calibri" w:eastAsia="宋体" w:cs="宋体"/>
       <w:sz w:val="24"/>
       <w:szCs w:val="24"/>
       <w:lang w:eastAsia="zh-CN" w:bidi="zh-CN"/>
     </w:rPr>
   </w:style>
-  <w:style w:type="character" w:customStyle="1" w:styleId="Char">
+  <w:style w:type="character" w:customStyle="1" w:styleId="42">
     <w:name w:val="柴_正文 Char"/>
-    <w:link w:val="a1"/>
+    <w:link w:val="29"/>
     <w:qFormat/>
+    <w:uiPriority w:val="0"/>
     <w:rPr>
-      <w:rFonts w:ascii="Arial" w:eastAsia="宋体" w:hAnsi="Arial"/>
+      <w:rFonts w:ascii="Arial" w:hAnsi="Arial" w:eastAsia="宋体"/>
       <w:sz w:val="24"/>
       <w:lang w:eastAsia="zh-CN"/>
     </w:rPr>
